--- a/instructor/facilitator-guide.docx
+++ b/instructor/facilitator-guide.docx
@@ -10,7 +10,7 @@
           <w:sz w:val="21"/>
           <w:szCs w:val="24"/>
         </w:rPr>
-        <w:id w:val="354165200"/>
+        <w:id w:val="1023437216"/>
         <w:docPartObj>
           <w:docPartGallery w:val="Table of Contents"/>
           <w:docPartUnique/>
@@ -51,7 +51,7 @@
           <w:r>
             <w:fldChar w:fldCharType="separate"/>
           </w:r>
-          <w:hyperlink w:anchor="_Toc241869770" w:history="1">
+          <w:hyperlink w:anchor="_Toc241956426" w:history="1">
             <w:r>
               <w:rPr>
                 <w:rStyle w:val="Hyperlink"/>
@@ -78,7 +78,7 @@
                 <w:noProof/>
                 <w:webHidden/>
               </w:rPr>
-              <w:instrText xml:space="preserve"> PAGEREF _Toc241869770 \h </w:instrText>
+              <w:instrText xml:space="preserve"> PAGEREF _Toc241956426 \h </w:instrText>
             </w:r>
             <w:r>
               <w:rPr>
@@ -125,7 +125,7 @@
               <w14:ligatures w14:val="standardContextual"/>
             </w:rPr>
           </w:pPr>
-          <w:hyperlink w:anchor="_Toc241869771" w:history="1">
+          <w:hyperlink w:anchor="_Toc241956427" w:history="1">
             <w:r>
               <w:rPr>
                 <w:rStyle w:val="Hyperlink"/>
@@ -152,7 +152,7 @@
                 <w:noProof/>
                 <w:webHidden/>
               </w:rPr>
-              <w:instrText xml:space="preserve"> PAGEREF _Toc241869771 \h </w:instrText>
+              <w:instrText xml:space="preserve"> PAGEREF _Toc241956427 \h </w:instrText>
             </w:r>
             <w:r>
               <w:rPr>
@@ -199,7 +199,7 @@
               <w14:ligatures w14:val="standardContextual"/>
             </w:rPr>
           </w:pPr>
-          <w:hyperlink w:anchor="_Toc241869772" w:history="1">
+          <w:hyperlink w:anchor="_Toc241956428" w:history="1">
             <w:r>
               <w:rPr>
                 <w:rStyle w:val="Hyperlink"/>
@@ -226,7 +226,7 @@
                 <w:noProof/>
                 <w:webHidden/>
               </w:rPr>
-              <w:instrText xml:space="preserve"> PAGEREF _Toc241869772 \h </w:instrText>
+              <w:instrText xml:space="preserve"> PAGEREF _Toc241956428 \h </w:instrText>
             </w:r>
             <w:r>
               <w:rPr>
@@ -273,7 +273,7 @@
               <w14:ligatures w14:val="standardContextual"/>
             </w:rPr>
           </w:pPr>
-          <w:hyperlink w:anchor="_Toc241869773" w:history="1">
+          <w:hyperlink w:anchor="_Toc241956429" w:history="1">
             <w:r>
               <w:rPr>
                 <w:rStyle w:val="Hyperlink"/>
@@ -300,7 +300,7 @@
                 <w:noProof/>
                 <w:webHidden/>
               </w:rPr>
-              <w:instrText xml:space="preserve"> PAGEREF _Toc241869773 \h </w:instrText>
+              <w:instrText xml:space="preserve"> PAGEREF _Toc241956429 \h </w:instrText>
             </w:r>
             <w:r>
               <w:rPr>
@@ -347,7 +347,7 @@
               <w14:ligatures w14:val="standardContextual"/>
             </w:rPr>
           </w:pPr>
-          <w:hyperlink w:anchor="_Toc241869774" w:history="1">
+          <w:hyperlink w:anchor="_Toc241956430" w:history="1">
             <w:r>
               <w:rPr>
                 <w:rStyle w:val="Hyperlink"/>
@@ -374,7 +374,7 @@
                 <w:noProof/>
                 <w:webHidden/>
               </w:rPr>
-              <w:instrText xml:space="preserve"> PAGEREF _Toc241869774 \h </w:instrText>
+              <w:instrText xml:space="preserve"> PAGEREF _Toc241956430 \h </w:instrText>
             </w:r>
             <w:r>
               <w:rPr>
@@ -421,7 +421,7 @@
               <w14:ligatures w14:val="standardContextual"/>
             </w:rPr>
           </w:pPr>
-          <w:hyperlink w:anchor="_Toc241869775" w:history="1">
+          <w:hyperlink w:anchor="_Toc241956431" w:history="1">
             <w:r>
               <w:rPr>
                 <w:rStyle w:val="Hyperlink"/>
@@ -448,7 +448,7 @@
                 <w:noProof/>
                 <w:webHidden/>
               </w:rPr>
-              <w:instrText xml:space="preserve"> PAGEREF _Toc241869775 \h </w:instrText>
+              <w:instrText xml:space="preserve"> PAGEREF _Toc241956431 \h </w:instrText>
             </w:r>
             <w:r>
               <w:rPr>
@@ -495,7 +495,7 @@
               <w14:ligatures w14:val="standardContextual"/>
             </w:rPr>
           </w:pPr>
-          <w:hyperlink w:anchor="_Toc241869776" w:history="1">
+          <w:hyperlink w:anchor="_Toc241956432" w:history="1">
             <w:r>
               <w:rPr>
                 <w:rStyle w:val="Hyperlink"/>
@@ -522,7 +522,7 @@
                 <w:noProof/>
                 <w:webHidden/>
               </w:rPr>
-              <w:instrText xml:space="preserve"> PAGEREF _Toc241869776 \h </w:instrText>
+              <w:instrText xml:space="preserve"> PAGEREF _Toc241956432 \h </w:instrText>
             </w:r>
             <w:r>
               <w:rPr>
@@ -569,7 +569,7 @@
               <w14:ligatures w14:val="standardContextual"/>
             </w:rPr>
           </w:pPr>
-          <w:hyperlink w:anchor="_Toc241869777" w:history="1">
+          <w:hyperlink w:anchor="_Toc241956433" w:history="1">
             <w:r>
               <w:rPr>
                 <w:rStyle w:val="Hyperlink"/>
@@ -596,7 +596,7 @@
                 <w:noProof/>
                 <w:webHidden/>
               </w:rPr>
-              <w:instrText xml:space="preserve"> PAGEREF _Toc241869777 \h </w:instrText>
+              <w:instrText xml:space="preserve"> PAGEREF _Toc241956433 \h </w:instrText>
             </w:r>
             <w:r>
               <w:rPr>
@@ -643,7 +643,7 @@
               <w14:ligatures w14:val="standardContextual"/>
             </w:rPr>
           </w:pPr>
-          <w:hyperlink w:anchor="_Toc241869778" w:history="1">
+          <w:hyperlink w:anchor="_Toc241956434" w:history="1">
             <w:r>
               <w:rPr>
                 <w:rStyle w:val="Hyperlink"/>
@@ -670,7 +670,7 @@
                 <w:noProof/>
                 <w:webHidden/>
               </w:rPr>
-              <w:instrText xml:space="preserve"> PAGEREF _Toc241869778 \h </w:instrText>
+              <w:instrText xml:space="preserve"> PAGEREF _Toc241956434 \h </w:instrText>
             </w:r>
             <w:r>
               <w:rPr>
@@ -713,7 +713,7 @@
         <w:pStyle w:val="Heading1"/>
       </w:pPr>
       <w:bookmarkStart w:id="0" w:name="facilitator-guide"/>
-      <w:bookmarkStart w:id="1" w:name="_Toc241869770"/>
+      <w:bookmarkStart w:id="1" w:name="_Toc241956426"/>
       <w:r>
         <w:t>Facilitator Guide</w:t>
       </w:r>
@@ -724,7 +724,7 @@
         <w:pStyle w:val="Heading2"/>
       </w:pPr>
       <w:bookmarkStart w:id="2" w:name="Xcf6672c4a7c8d9b4cd1f77047f410e79b506e1f"/>
-      <w:bookmarkStart w:id="3" w:name="_Toc241869771"/>
+      <w:bookmarkStart w:id="3" w:name="_Toc241956427"/>
       <w:r>
         <w:t>Getting Things Done with Copilot Cowork for HR Tasks (4 hours, ~25 attendees)</w:t>
       </w:r>
@@ -742,20 +742,10 @@
           <w:b/>
           <w:bCs/>
         </w:rPr>
-        <w:t>~25 attendees share one common tenant</w:t>
-      </w:r>
-      <w:r>
-        <w:t xml:space="preserve">, each signed in with </w:t>
-      </w:r>
-      <w:r>
-        <w:rPr>
-          <w:b/>
-          <w:bCs/>
-        </w:rPr>
-        <w:t>their own user account</w:t>
-      </w:r>
-      <w:r>
-        <w:t xml:space="preserve">. You, the </w:t>
+        <w:t>~25 attendees sign in with their own work accounts</w:t>
+      </w:r>
+      <w:r>
+        <w:t xml:space="preserve"> (Exercise 1 reads their own mail and calendar; everything else uses the Zava files). You, the </w:t>
       </w:r>
       <w:r>
         <w:rPr>
@@ -765,6 +755,17 @@
         <w:t>facilitator, demo from your own separate tenant</w:t>
       </w:r>
       <w:r>
+        <w:t xml:space="preserve">, with your demo account seeded from </w:t>
+      </w:r>
+      <w:hyperlink r:id="rId7">
+        <w:r>
+          <w:rPr>
+            <w:rStyle w:val="Hyperlink"/>
+          </w:rPr>
+          <w:t>seed-content.docx</w:t>
+        </w:r>
+      </w:hyperlink>
+      <w:r>
         <w:t>.</w:t>
       </w:r>
     </w:p>
@@ -783,10 +784,7 @@
         <w:t>scenario card</w:t>
       </w:r>
       <w:r>
-        <w:t xml:space="preserve"> (Function · Goal · Output · Why </w:t>
-      </w:r>
-      <w:r>
-        <w:t>Cowork? · Prompt · Workflow · Data sources). Walk the card top-left to bottom-right before attendees start.</w:t>
+        <w:t xml:space="preserve"> (Function · Goal · Output · Why Cowork? · Prompt · Workflow · Data sources). Walk the card top-left to bottom-right before attendees start.</w:t>
       </w:r>
     </w:p>
     <w:p>
@@ -794,7 +792,7 @@
         <w:pStyle w:val="Heading2"/>
       </w:pPr>
       <w:bookmarkStart w:id="4" w:name="before-you-start"/>
-      <w:bookmarkStart w:id="5" w:name="_Toc241869772"/>
+      <w:bookmarkStart w:id="5" w:name="_Toc241956428"/>
       <w:bookmarkEnd w:id="2"/>
       <w:r>
         <w:t>Before you start</w:t>
@@ -843,30 +841,23 @@
           <w:b/>
           <w:bCs/>
         </w:rPr>
-        <w:t>Provision ahead (host/admin):</w:t>
-      </w:r>
-      <w:r>
-        <w:t xml:space="preserve"> ~25 </w:t>
-      </w:r>
-      <w:r>
-        <w:rPr>
-          <w:b/>
-          <w:bCs/>
-        </w:rPr>
-        <w:t>licensed user accounts</w:t>
-      </w:r>
-      <w:r>
-        <w:t xml:space="preserve"> in the </w:t>
-      </w:r>
-      <w:r>
-        <w:rPr>
-          <w:b/>
-          <w:bCs/>
-        </w:rPr>
-        <w:t>shared attendee tenant</w:t>
-      </w:r>
-      <w:r>
-        <w:t xml:space="preserve"> with a Microsoft 365 Copilot license, in a security group covered by a </w:t>
+        <w:t>Access ahead (host/admin):</w:t>
+      </w:r>
+      <w:r>
+        <w:t xml:space="preserve"> attendees use </w:t>
+      </w:r>
+      <w:r>
+        <w:rPr>
+          <w:b/>
+          <w:bCs/>
+        </w:rPr>
+        <w:t>their own work accounts</w:t>
+      </w:r>
+      <w:r>
+        <w:t xml:space="preserve">, so there's nothing to </w:t>
+      </w:r>
+      <w:r>
+        <w:t xml:space="preserve">provision or hand out. Check each has a Microsoft 365 Copilot license and is in a security group covered by a </w:t>
       </w:r>
       <w:r>
         <w:rPr>
@@ -886,22 +877,19 @@
         <w:t>Cowork Browsing</w:t>
       </w:r>
       <w:r>
-        <w:t xml:space="preserve"> </w:t>
-      </w:r>
-      <w:r>
-        <w:t xml:space="preserve">(for Ex 3); distribute credentials. Make sure </w:t>
-      </w:r>
-      <w:r>
-        <w:rPr>
-          <w:b/>
-          <w:bCs/>
-        </w:rPr>
-        <w:t>your own (facilitator) tenant</w:t>
+        <w:t xml:space="preserve"> (for Ex 3); keep 1–2 licensed spares. Make sure </w:t>
+      </w:r>
+      <w:r>
+        <w:rPr>
+          <w:b/>
+          <w:bCs/>
+        </w:rPr>
+        <w:t>your own (demo) tenant</w:t>
       </w:r>
       <w:r>
         <w:t xml:space="preserve"> is Copilot/Cowork-ready too. See </w:t>
       </w:r>
-      <w:hyperlink r:id="rId7">
+      <w:hyperlink r:id="rId8">
         <w:r>
           <w:rPr>
             <w:rStyle w:val="Hyperlink"/>
@@ -926,62 +914,44 @@
           <w:b/>
           <w:bCs/>
         </w:rPr>
-        <w:t>Stage the sample data:</w:t>
-      </w:r>
-      <w:r>
-        <w:t xml:space="preserve"> put </w:t>
-      </w:r>
-      <w:r>
-        <w:rPr>
-          <w:b/>
-          <w:bCs/>
-        </w:rPr>
-        <w:t>zava-sample-knowledge.zip</w:t>
-      </w:r>
-      <w:r>
-        <w:t xml:space="preserve"> (the six Word and Excel sample files, in an </w:t>
-      </w:r>
-      <w:r>
-        <w:rPr>
-          <w:rStyle w:val="VerbatimChar"/>
-        </w:rPr>
-        <w:t>ai_hr_cowork_workshop</w:t>
-      </w:r>
-      <w:r>
-        <w:t xml:space="preserve"> folder) in a </w:t>
-      </w:r>
-      <w:r>
-        <w:rPr>
-          <w:b/>
-          <w:bCs/>
-        </w:rPr>
-        <w:t>shared location in the attendee tenant</w:t>
-      </w:r>
-      <w:r>
-        <w:t xml:space="preserve"> (Teams/SharePoint) that every account can reach, so attendees can copy them into their own OneDrive. </w:t>
-      </w:r>
-      <w:r>
-        <w:t xml:space="preserve">Downloading the kit files from GitHub? If a link opens the file on GitHub, select the </w:t>
-      </w:r>
-      <w:r>
-        <w:rPr>
-          <w:b/>
-          <w:bCs/>
-        </w:rPr>
-        <w:t>Download</w:t>
-      </w:r>
-      <w:r>
-        <w:t xml:space="preserve"> icon (</w:t>
-      </w:r>
-      <w:r>
-        <w:rPr>
-          <w:b/>
-          <w:bCs/>
-        </w:rPr>
-        <w:t>Download raw file</w:t>
-      </w:r>
-      <w:r>
-        <w:t>) at the top right of the file (see the picture below).</w:t>
+        <w:t>Seed your demo account (1–2 days ahead):</w:t>
+      </w:r>
+      <w:r>
+        <w:t xml:space="preserve"> load the Exercise 1 emails, meetings, and Teams chat into </w:t>
+      </w:r>
+      <w:r>
+        <w:rPr>
+          <w:b/>
+          <w:bCs/>
+        </w:rPr>
+        <w:t>your</w:t>
+      </w:r>
+      <w:r>
+        <w:t xml:space="preserve"> </w:t>
+      </w:r>
+      <w:r>
+        <w:t xml:space="preserve">demo account only, with VS Code, GitHub Copilot (Agent mode), and the </w:t>
+      </w:r>
+      <w:r>
+        <w:rPr>
+          <w:b/>
+          <w:bCs/>
+        </w:rPr>
+        <w:t>Work IQ MCP server</w:t>
+      </w:r>
+      <w:r>
+        <w:t xml:space="preserve"> (</w:t>
+      </w:r>
+      <w:hyperlink r:id="rId9">
+        <w:r>
+          <w:rPr>
+            <w:rStyle w:val="Hyperlink"/>
+          </w:rPr>
+          <w:t>seed-content.docx</w:t>
+        </w:r>
+      </w:hyperlink>
+      <w:r>
+        <w:t>). Attendees need no seed: they run Exercise 1 on their own data.</w:t>
       </w:r>
     </w:p>
     <w:p>
@@ -997,12 +967,87 @@
           <w:b/>
           <w:bCs/>
         </w:rPr>
+        <w:t>Stage the sample data:</w:t>
+      </w:r>
+      <w:r>
+        <w:t xml:space="preserve"> put </w:t>
+      </w:r>
+      <w:r>
+        <w:rPr>
+          <w:b/>
+          <w:bCs/>
+        </w:rPr>
+        <w:t>zava-sample-knowledge.zip</w:t>
+      </w:r>
+      <w:r>
+        <w:t xml:space="preserve"> (the six Word and Excel sample files, in an </w:t>
+      </w:r>
+      <w:r>
+        <w:rPr>
+          <w:rStyle w:val="VerbatimChar"/>
+        </w:rPr>
+        <w:t>ai_hr_cowork_workshop</w:t>
+      </w:r>
+      <w:r>
+        <w:t xml:space="preserve"> folder) in a </w:t>
+      </w:r>
+      <w:r>
+        <w:rPr>
+          <w:b/>
+          <w:bCs/>
+        </w:rPr>
+        <w:t>shared location in the attendees' tenant</w:t>
+      </w:r>
+      <w:r>
+        <w:t xml:space="preserve"> (Teams/SharePoint) that every attendee can reach, so attendees can copy them into their own </w:t>
+      </w:r>
+      <w:r>
+        <w:lastRenderedPageBreak/>
+        <w:t xml:space="preserve">OneDrive. </w:t>
+      </w:r>
+      <w:r>
+        <w:t xml:space="preserve">Downloading the kit files from GitHub? If a link opens the file on GitHub, select the </w:t>
+      </w:r>
+      <w:r>
+        <w:rPr>
+          <w:b/>
+          <w:bCs/>
+        </w:rPr>
+        <w:t>Download</w:t>
+      </w:r>
+      <w:r>
+        <w:t xml:space="preserve"> icon (</w:t>
+      </w:r>
+      <w:r>
+        <w:rPr>
+          <w:b/>
+          <w:bCs/>
+        </w:rPr>
+        <w:t>Download raw file</w:t>
+      </w:r>
+      <w:r>
+        <w:t>) at the top right of the file (see the picture below).</w:t>
+      </w:r>
+    </w:p>
+    <w:p>
+      <w:pPr>
+        <w:pStyle w:val="Compact"/>
+        <w:numPr>
+          <w:ilvl w:val="0"/>
+          <w:numId w:val="2"/>
+        </w:numPr>
+      </w:pPr>
+      <w:r>
+        <w:rPr>
+          <w:b/>
+          <w:bCs/>
+        </w:rPr>
         <w:t>Dry run:</w:t>
       </w:r>
       <w:r>
-        <w:t xml:space="preserve"> a full run of all 8 exercises on a test attendee account one week out, checked against the </w:t>
-      </w:r>
-      <w:hyperlink r:id="rId8">
+        <w:t xml:space="preserve"> a full run of all 8 exercises with a licensed account in the attendees' tenant one week out, checked against the </w:t>
+      </w:r>
+      <w:hyperlink r:id="rId10">
         <w:r>
           <w:rPr>
             <w:rStyle w:val="Hyperlink"/>
@@ -1023,7 +1068,7 @@
       <w:r>
         <w:t xml:space="preserve"> are in the </w:t>
       </w:r>
-      <w:hyperlink r:id="rId9">
+      <w:hyperlink r:id="rId11">
         <w:r>
           <w:rPr>
             <w:rStyle w:val="Hyperlink"/>
@@ -1048,24 +1093,20 @@
           <w:b/>
           <w:bCs/>
         </w:rPr>
-        <w:lastRenderedPageBreak/>
         <w:t>Set expectations up front:</w:t>
       </w:r>
       <w:r>
-        <w:t xml:space="preserve"> </w:t>
-      </w:r>
-      <w:r>
-        <w:t xml:space="preserve">"You attendees share one tenant, so your screens match each other. I'm demoing from a </w:t>
-      </w:r>
-      <w:r>
-        <w:rPr>
-          <w:b/>
-          <w:bCs/>
-        </w:rPr>
-        <w:t>separate tenant</w:t>
-      </w:r>
-      <w:r>
-        <w:t xml:space="preserve">, so mine may look a little different. Your drafts, OneDrive, and skills are your own. Everything Cowork produces is a </w:t>
+        <w:t xml:space="preserve"> "You're in your own work accounts, so your screens match each other. I'm demoing from a </w:t>
+      </w:r>
+      <w:r>
+        <w:rPr>
+          <w:b/>
+          <w:bCs/>
+        </w:rPr>
+        <w:t>separate demo tenant</w:t>
+      </w:r>
+      <w:r>
+        <w:t xml:space="preserve">, so mine may look a little different. Exercise 1 reads your own mail and calendar, and the results stay private to you; everything else uses the fictional Zava files. Everything Cowork produces is a </w:t>
       </w:r>
       <w:r>
         <w:rPr>
@@ -1087,22 +1128,22 @@
           <w:noProof/>
         </w:rPr>
         <w:drawing>
-          <wp:inline distT="0" distB="0" distL="0" distR="0" wp14:anchorId="7594F71B" wp14:editId="6ED8CBBB">
+          <wp:inline distT="0" distB="0" distL="0" distR="0" wp14:anchorId="4ECD2CF8" wp14:editId="30430807">
             <wp:extent cx="4400120" cy="1306285"/>
             <wp:effectExtent l="0" t="0" r="0" b="0"/>
-            <wp:docPr id="13" name="Picture" descr="Tip: on a GitHub file page, select the Download icon (Download raw file) at the top right of the file"/>
+            <wp:docPr id="14" name="Picture" descr="Tip: on a GitHub file page, select the Download icon (Download raw file) at the top right of the file"/>
             <wp:cNvGraphicFramePr/>
             <a:graphic xmlns:a="http://schemas.openxmlformats.org/drawingml/2006/main">
               <a:graphicData uri="http://schemas.openxmlformats.org/drawingml/2006/picture">
                 <pic:pic xmlns:pic="http://schemas.openxmlformats.org/drawingml/2006/picture">
                   <pic:nvPicPr>
-                    <pic:cNvPr id="14" name="Picture" descr="../reference/media/download-hint.png"/>
+                    <pic:cNvPr id="15" name="Picture" descr="../reference/media/download-hint.png"/>
                     <pic:cNvPicPr>
                       <a:picLocks noChangeAspect="1" noChangeArrowheads="1"/>
                     </pic:cNvPicPr>
                   </pic:nvPicPr>
                   <pic:blipFill>
-                    <a:blip r:embed="rId10"/>
+                    <a:blip r:embed="rId12"/>
                     <a:stretch>
                       <a:fillRect/>
                     </a:stretch>
@@ -1144,20 +1185,30 @@
           <w:b/>
           <w:bCs/>
         </w:rPr>
-        <w:t>Tenant reminder:</w:t>
-      </w:r>
-      <w:r>
-        <w:t xml:space="preserve"> The attendees share one tenant, so org search/grounding is consistent across the room — but so is any other demo content, and </w:t>
-      </w:r>
-      <w:r>
-        <w:rPr>
-          <w:b/>
-          <w:bCs/>
-        </w:rPr>
-        <w:t>your facilitator tenant is separate</w:t>
-      </w:r>
-      <w:r>
-        <w:t xml:space="preserve">. Keep exercises grounded on the </w:t>
+        <w:t>Tenant and data reminder:</w:t>
+      </w:r>
+      <w:r>
+        <w:t xml:space="preserve"> Attendees are in their </w:t>
+      </w:r>
+      <w:r>
+        <w:rPr>
+          <w:b/>
+          <w:bCs/>
+        </w:rPr>
+        <w:t>production tenant</w:t>
+      </w:r>
+      <w:r>
+        <w:t xml:space="preserve">, so org search returns real content that differs by person, and </w:t>
+      </w:r>
+      <w:r>
+        <w:rPr>
+          <w:b/>
+          <w:bCs/>
+        </w:rPr>
+        <w:t>your demo tenant is separate</w:t>
+      </w:r>
+      <w:r>
+        <w:t xml:space="preserve">. Except for Exercise 1, keep exercises grounded on the </w:t>
       </w:r>
       <w:r>
         <w:rPr>
@@ -1167,7 +1218,17 @@
         <w:t>provided sample files</w:t>
       </w:r>
       <w:r>
-        <w:t xml:space="preserve">, and have attendees keep custom skills </w:t>
+        <w:t xml:space="preserve">. </w:t>
+      </w:r>
+      <w:r>
+        <w:rPr>
+          <w:b/>
+          <w:bCs/>
+        </w:rPr>
+        <w:t>Never ask attendees to project or share their Exercise 1 results.</w:t>
+      </w:r>
+      <w:r>
+        <w:t xml:space="preserve"> Have attendees keep custom skills </w:t>
       </w:r>
       <w:r>
         <w:rPr>
@@ -1234,7 +1295,10 @@
         <w:t>View → Normal</w:t>
       </w:r>
       <w:r>
-        <w:t xml:space="preserve"> and use the section headers in the thumbnail pane to jump straight to any exercise.</w:t>
+        <w:t xml:space="preserve"> </w:t>
+      </w:r>
+      <w:r>
+        <w:t>and use the section headers in the thumbnail pane to jump straight to any exercise.</w:t>
       </w:r>
     </w:p>
     <w:p>
@@ -1242,7 +1306,7 @@
         <w:pStyle w:val="Heading2"/>
       </w:pPr>
       <w:bookmarkStart w:id="6" w:name="run-sheet-240-minutes"/>
-      <w:bookmarkStart w:id="7" w:name="_Toc241869773"/>
+      <w:bookmarkStart w:id="7" w:name="_Toc241956429"/>
       <w:bookmarkEnd w:id="4"/>
       <w:r>
         <w:t>Run sheet (240 minutes)</w:t>
@@ -1817,6 +1881,7 @@
               <w:rPr>
                 <w:sz w:val="19"/>
               </w:rPr>
+              <w:lastRenderedPageBreak/>
               <w:t>1:35–2:00</w:t>
             </w:r>
           </w:p>
@@ -1961,14 +2026,7 @@
               <w:rPr>
                 <w:sz w:val="19"/>
               </w:rPr>
-              <w:t>2:30–</w:t>
-            </w:r>
-            <w:r>
-              <w:rPr>
-                <w:sz w:val="19"/>
-              </w:rPr>
-              <w:lastRenderedPageBreak/>
-              <w:t>2:45</w:t>
+              <w:t>2:30–2:45</w:t>
             </w:r>
           </w:p>
         </w:tc>
@@ -1987,52 +2045,113 @@
                 <w:bCs/>
                 <w:sz w:val="19"/>
               </w:rPr>
-              <w:lastRenderedPageBreak/>
-              <w:t xml:space="preserve">Ex 5 — Recruiting </w:t>
-            </w:r>
+              <w:t>Ex 5 — Recruiting + reporting</w:t>
+            </w:r>
+          </w:p>
+        </w:tc>
+        <w:tc>
+          <w:tcPr>
+            <w:tcW w:w="0" w:type="auto"/>
+          </w:tcPr>
+          <w:p>
+            <w:pPr>
+              <w:pStyle w:val="Compact"/>
+              <w:spacing w:before="20" w:after="20"/>
+            </w:pPr>
+            <w:r>
+              <w:rPr>
+                <w:sz w:val="19"/>
+              </w:rPr>
+              <w:t>Demo the inclusive job posting + ticket summary</w:t>
+            </w:r>
+          </w:p>
+        </w:tc>
+        <w:tc>
+          <w:tcPr>
+            <w:tcW w:w="0" w:type="auto"/>
+          </w:tcPr>
+          <w:p>
+            <w:pPr>
+              <w:pStyle w:val="Compact"/>
+              <w:spacing w:before="20" w:after="20"/>
+            </w:pPr>
+            <w:r>
+              <w:rPr>
+                <w:sz w:val="19"/>
+              </w:rPr>
+              <w:t>Do Task 5a &amp; 5b</w:t>
+            </w:r>
+          </w:p>
+        </w:tc>
+      </w:tr>
+      <w:tr>
+        <w:tc>
+          <w:tcPr>
+            <w:tcW w:w="0" w:type="auto"/>
+          </w:tcPr>
+          <w:p>
+            <w:pPr>
+              <w:pStyle w:val="Compact"/>
+              <w:spacing w:before="20" w:after="20"/>
+            </w:pPr>
+            <w:r>
+              <w:rPr>
+                <w:sz w:val="19"/>
+              </w:rPr>
+              <w:t>2:45–2:55</w:t>
+            </w:r>
+          </w:p>
+        </w:tc>
+        <w:tc>
+          <w:tcPr>
+            <w:tcW w:w="0" w:type="auto"/>
+          </w:tcPr>
+          <w:p>
+            <w:pPr>
+              <w:pStyle w:val="Compact"/>
+              <w:spacing w:before="20" w:after="20"/>
+            </w:pPr>
             <w:r>
               <w:rPr>
                 <w:b/>
                 <w:bCs/>
                 <w:sz w:val="19"/>
               </w:rPr>
-              <w:lastRenderedPageBreak/>
-              <w:t>+ reporting</w:t>
-            </w:r>
-          </w:p>
-        </w:tc>
-        <w:tc>
-          <w:tcPr>
-            <w:tcW w:w="0" w:type="auto"/>
-          </w:tcPr>
-          <w:p>
-            <w:pPr>
-              <w:pStyle w:val="Compact"/>
-              <w:spacing w:before="20" w:after="20"/>
-            </w:pPr>
-            <w:r>
-              <w:rPr>
-                <w:sz w:val="19"/>
-              </w:rPr>
-              <w:lastRenderedPageBreak/>
-              <w:t>Demo the inclusive job posting + ticket summary</w:t>
-            </w:r>
-          </w:p>
-        </w:tc>
-        <w:tc>
-          <w:tcPr>
-            <w:tcW w:w="0" w:type="auto"/>
-          </w:tcPr>
-          <w:p>
-            <w:pPr>
-              <w:pStyle w:val="Compact"/>
-              <w:spacing w:before="20" w:after="20"/>
-            </w:pPr>
-            <w:r>
-              <w:rPr>
-                <w:sz w:val="19"/>
-              </w:rPr>
-              <w:t>Do Task 5a &amp; 5b</w:t>
+              <w:t>Break</w:t>
+            </w:r>
+          </w:p>
+        </w:tc>
+        <w:tc>
+          <w:tcPr>
+            <w:tcW w:w="0" w:type="auto"/>
+          </w:tcPr>
+          <w:p>
+            <w:pPr>
+              <w:pStyle w:val="Compact"/>
+              <w:spacing w:before="20" w:after="20"/>
+            </w:pPr>
+            <w:r>
+              <w:rPr>
+                <w:sz w:val="19"/>
+              </w:rPr>
+              <w:t>Reset; sweep for blockers</w:t>
+            </w:r>
+          </w:p>
+        </w:tc>
+        <w:tc>
+          <w:tcPr>
+            <w:tcW w:w="0" w:type="auto"/>
+          </w:tcPr>
+          <w:p>
+            <w:pPr>
+              <w:pStyle w:val="Compact"/>
+              <w:spacing w:before="20" w:after="20"/>
+            </w:pPr>
+            <w:r>
+              <w:rPr>
+                <w:sz w:val="19"/>
+              </w:rPr>
+              <w:t>Stretch, coffee</w:t>
             </w:r>
           </w:p>
         </w:tc>
@@ -2051,7 +2170,7 @@
               <w:rPr>
                 <w:sz w:val="19"/>
               </w:rPr>
-              <w:t>2:45–2:55</w:t>
+              <w:t>2:55–3:15</w:t>
             </w:r>
           </w:p>
         </w:tc>
@@ -2070,41 +2189,41 @@
                 <w:bCs/>
                 <w:sz w:val="19"/>
               </w:rPr>
-              <w:t>Break</w:t>
-            </w:r>
-          </w:p>
-        </w:tc>
-        <w:tc>
-          <w:tcPr>
-            <w:tcW w:w="0" w:type="auto"/>
-          </w:tcPr>
-          <w:p>
-            <w:pPr>
-              <w:pStyle w:val="Compact"/>
-              <w:spacing w:before="20" w:after="20"/>
-            </w:pPr>
-            <w:r>
-              <w:rPr>
-                <w:sz w:val="19"/>
-              </w:rPr>
-              <w:t>Reset; sweep for blockers</w:t>
-            </w:r>
-          </w:p>
-        </w:tc>
-        <w:tc>
-          <w:tcPr>
-            <w:tcW w:w="0" w:type="auto"/>
-          </w:tcPr>
-          <w:p>
-            <w:pPr>
-              <w:pStyle w:val="Compact"/>
-              <w:spacing w:before="20" w:after="20"/>
-            </w:pPr>
-            <w:r>
-              <w:rPr>
-                <w:sz w:val="19"/>
-              </w:rPr>
-              <w:t>Stretch, coffee</w:t>
+              <w:t>Ex 6 — Onboarding pack</w:t>
+            </w:r>
+          </w:p>
+        </w:tc>
+        <w:tc>
+          <w:tcPr>
+            <w:tcW w:w="0" w:type="auto"/>
+          </w:tcPr>
+          <w:p>
+            <w:pPr>
+              <w:pStyle w:val="Compact"/>
+              <w:spacing w:before="20" w:after="20"/>
+            </w:pPr>
+            <w:r>
+              <w:rPr>
+                <w:sz w:val="19"/>
+              </w:rPr>
+              <w:t>Demo deck + scheduling + announcement; call out new skill chips</w:t>
+            </w:r>
+          </w:p>
+        </w:tc>
+        <w:tc>
+          <w:tcPr>
+            <w:tcW w:w="0" w:type="auto"/>
+          </w:tcPr>
+          <w:p>
+            <w:pPr>
+              <w:pStyle w:val="Compact"/>
+              <w:spacing w:before="20" w:after="20"/>
+            </w:pPr>
+            <w:r>
+              <w:rPr>
+                <w:sz w:val="19"/>
+              </w:rPr>
+              <w:t>Do Task 6a, 6b, 6c</w:t>
             </w:r>
           </w:p>
         </w:tc>
@@ -2123,7 +2242,7 @@
               <w:rPr>
                 <w:sz w:val="19"/>
               </w:rPr>
-              <w:t>2:55–3:15</w:t>
+              <w:t>3:15–3:30</w:t>
             </w:r>
           </w:p>
         </w:tc>
@@ -2142,41 +2261,41 @@
                 <w:bCs/>
                 <w:sz w:val="19"/>
               </w:rPr>
-              <w:t>Ex 6 — Onboarding pack</w:t>
-            </w:r>
-          </w:p>
-        </w:tc>
-        <w:tc>
-          <w:tcPr>
-            <w:tcW w:w="0" w:type="auto"/>
-          </w:tcPr>
-          <w:p>
-            <w:pPr>
-              <w:pStyle w:val="Compact"/>
-              <w:spacing w:before="20" w:after="20"/>
-            </w:pPr>
-            <w:r>
-              <w:rPr>
-                <w:sz w:val="19"/>
-              </w:rPr>
-              <w:t>Demo deck + scheduling + announcement; call out new skill chips</w:t>
-            </w:r>
-          </w:p>
-        </w:tc>
-        <w:tc>
-          <w:tcPr>
-            <w:tcW w:w="0" w:type="auto"/>
-          </w:tcPr>
-          <w:p>
-            <w:pPr>
-              <w:pStyle w:val="Compact"/>
-              <w:spacing w:before="20" w:after="20"/>
-            </w:pPr>
-            <w:r>
-              <w:rPr>
-                <w:sz w:val="19"/>
-              </w:rPr>
-              <w:t>Do Task 6a, 6b, 6c</w:t>
+              <w:t>Ex 7 — Automate &amp; share</w:t>
+            </w:r>
+          </w:p>
+        </w:tc>
+        <w:tc>
+          <w:tcPr>
+            <w:tcW w:w="0" w:type="auto"/>
+          </w:tcPr>
+          <w:p>
+            <w:pPr>
+              <w:pStyle w:val="Compact"/>
+              <w:spacing w:before="20" w:after="20"/>
+            </w:pPr>
+            <w:r>
+              <w:rPr>
+                <w:sz w:val="19"/>
+              </w:rPr>
+              <w:t>Create an Automation; demo Daily Briefing + share/re-share</w:t>
+            </w:r>
+          </w:p>
+        </w:tc>
+        <w:tc>
+          <w:tcPr>
+            <w:tcW w:w="0" w:type="auto"/>
+          </w:tcPr>
+          <w:p>
+            <w:pPr>
+              <w:pStyle w:val="Compact"/>
+              <w:spacing w:before="20" w:after="20"/>
+            </w:pPr>
+            <w:r>
+              <w:rPr>
+                <w:sz w:val="19"/>
+              </w:rPr>
+              <w:t>Do Task 7a, 7b, 7c</w:t>
             </w:r>
           </w:p>
         </w:tc>
@@ -2195,7 +2314,7 @@
               <w:rPr>
                 <w:sz w:val="19"/>
               </w:rPr>
-              <w:t>3:15–3:30</w:t>
+              <w:t>3:30–3:35</w:t>
             </w:r>
           </w:p>
         </w:tc>
@@ -2214,41 +2333,47 @@
                 <w:bCs/>
                 <w:sz w:val="19"/>
               </w:rPr>
-              <w:t>Ex 7 — Automate &amp; share</w:t>
-            </w:r>
-          </w:p>
-        </w:tc>
-        <w:tc>
-          <w:tcPr>
-            <w:tcW w:w="0" w:type="auto"/>
-          </w:tcPr>
-          <w:p>
-            <w:pPr>
-              <w:pStyle w:val="Compact"/>
-              <w:spacing w:before="20" w:after="20"/>
-            </w:pPr>
-            <w:r>
-              <w:rPr>
-                <w:sz w:val="19"/>
-              </w:rPr>
-              <w:t>Create an Automation; demo Daily Briefing + share/re-share</w:t>
-            </w:r>
-          </w:p>
-        </w:tc>
-        <w:tc>
-          <w:tcPr>
-            <w:tcW w:w="0" w:type="auto"/>
-          </w:tcPr>
-          <w:p>
-            <w:pPr>
-              <w:pStyle w:val="Compact"/>
-              <w:spacing w:before="20" w:after="20"/>
-            </w:pPr>
-            <w:r>
-              <w:rPr>
-                <w:sz w:val="19"/>
-              </w:rPr>
-              <w:t>Do Task 7a, 7b, 7c</w:t>
+              <w:t>Spotlight — HR plugins</w:t>
+            </w:r>
+            <w:r>
+              <w:rPr>
+                <w:sz w:val="19"/>
+              </w:rPr>
+              <w:t xml:space="preserve"> (talk only)</w:t>
+            </w:r>
+          </w:p>
+        </w:tc>
+        <w:tc>
+          <w:tcPr>
+            <w:tcW w:w="0" w:type="auto"/>
+          </w:tcPr>
+          <w:p>
+            <w:pPr>
+              <w:pStyle w:val="Compact"/>
+              <w:spacing w:before="20" w:after="20"/>
+            </w:pPr>
+            <w:r>
+              <w:rPr>
+                <w:sz w:val="19"/>
+              </w:rPr>
+              <w:t>Show Customize → Plugins (slide screenshot, or live in your tenant); HR examples and benefits</w:t>
+            </w:r>
+          </w:p>
+        </w:tc>
+        <w:tc>
+          <w:tcPr>
+            <w:tcW w:w="0" w:type="auto"/>
+          </w:tcPr>
+          <w:p>
+            <w:pPr>
+              <w:pStyle w:val="Compact"/>
+              <w:spacing w:before="20" w:after="20"/>
+            </w:pPr>
+            <w:r>
+              <w:rPr>
+                <w:sz w:val="19"/>
+              </w:rPr>
+              <w:t>Listen; no hands-on</w:t>
             </w:r>
           </w:p>
         </w:tc>
@@ -2267,7 +2392,7 @@
               <w:rPr>
                 <w:sz w:val="19"/>
               </w:rPr>
-              <w:t>3:30–3:35</w:t>
+              <w:t>3:35–3:55</w:t>
             </w:r>
           </w:p>
         </w:tc>
@@ -2286,47 +2411,41 @@
                 <w:bCs/>
                 <w:sz w:val="19"/>
               </w:rPr>
-              <w:t>Spotlight — HR plugins</w:t>
-            </w:r>
-            <w:r>
-              <w:rPr>
-                <w:sz w:val="19"/>
-              </w:rPr>
-              <w:t xml:space="preserve"> (talk only)</w:t>
-            </w:r>
-          </w:p>
-        </w:tc>
-        <w:tc>
-          <w:tcPr>
-            <w:tcW w:w="0" w:type="auto"/>
-          </w:tcPr>
-          <w:p>
-            <w:pPr>
-              <w:pStyle w:val="Compact"/>
-              <w:spacing w:before="20" w:after="20"/>
-            </w:pPr>
-            <w:r>
-              <w:rPr>
-                <w:sz w:val="19"/>
-              </w:rPr>
-              <w:t>Show Customize → Plugins (slide screenshot, or live in your tenant); HR examples and benefits</w:t>
-            </w:r>
-          </w:p>
-        </w:tc>
-        <w:tc>
-          <w:tcPr>
-            <w:tcW w:w="0" w:type="auto"/>
-          </w:tcPr>
-          <w:p>
-            <w:pPr>
-              <w:pStyle w:val="Compact"/>
-              <w:spacing w:before="20" w:after="20"/>
-            </w:pPr>
-            <w:r>
-              <w:rPr>
-                <w:sz w:val="19"/>
-              </w:rPr>
-              <w:t>Listen; no hands-on</w:t>
+              <w:t>Ex 8 — Agent Builder (non-Cowork)</w:t>
+            </w:r>
+          </w:p>
+        </w:tc>
+        <w:tc>
+          <w:tcPr>
+            <w:tcW w:w="0" w:type="auto"/>
+          </w:tcPr>
+          <w:p>
+            <w:pPr>
+              <w:pStyle w:val="Compact"/>
+              <w:spacing w:before="20" w:after="20"/>
+            </w:pPr>
+            <w:r>
+              <w:rPr>
+                <w:sz w:val="19"/>
+              </w:rPr>
+              <w:t>Build the HR Policy Agent live; test on "Try it"</w:t>
+            </w:r>
+          </w:p>
+        </w:tc>
+        <w:tc>
+          <w:tcPr>
+            <w:tcW w:w="0" w:type="auto"/>
+          </w:tcPr>
+          <w:p>
+            <w:pPr>
+              <w:pStyle w:val="Compact"/>
+              <w:spacing w:before="20" w:after="20"/>
+            </w:pPr>
+            <w:r>
+              <w:rPr>
+                <w:sz w:val="19"/>
+              </w:rPr>
+              <w:t>Build, add knowledge, test in/out of scope</w:t>
             </w:r>
           </w:p>
         </w:tc>
@@ -2345,7 +2464,7 @@
               <w:rPr>
                 <w:sz w:val="19"/>
               </w:rPr>
-              <w:t>3:35–3:55</w:t>
+              <w:t>3:55–4:00</w:t>
             </w:r>
           </w:p>
         </w:tc>
@@ -2364,78 +2483,6 @@
                 <w:bCs/>
                 <w:sz w:val="19"/>
               </w:rPr>
-              <w:t>Ex 8 — Agent Builder (non-Cowork)</w:t>
-            </w:r>
-          </w:p>
-        </w:tc>
-        <w:tc>
-          <w:tcPr>
-            <w:tcW w:w="0" w:type="auto"/>
-          </w:tcPr>
-          <w:p>
-            <w:pPr>
-              <w:pStyle w:val="Compact"/>
-              <w:spacing w:before="20" w:after="20"/>
-            </w:pPr>
-            <w:r>
-              <w:rPr>
-                <w:sz w:val="19"/>
-              </w:rPr>
-              <w:t>Build the HR Policy Agent live; test on "Try it"</w:t>
-            </w:r>
-          </w:p>
-        </w:tc>
-        <w:tc>
-          <w:tcPr>
-            <w:tcW w:w="0" w:type="auto"/>
-          </w:tcPr>
-          <w:p>
-            <w:pPr>
-              <w:pStyle w:val="Compact"/>
-              <w:spacing w:before="20" w:after="20"/>
-            </w:pPr>
-            <w:r>
-              <w:rPr>
-                <w:sz w:val="19"/>
-              </w:rPr>
-              <w:t>Build, add knowledge, test in/out of scope</w:t>
-            </w:r>
-          </w:p>
-        </w:tc>
-      </w:tr>
-      <w:tr>
-        <w:tc>
-          <w:tcPr>
-            <w:tcW w:w="0" w:type="auto"/>
-          </w:tcPr>
-          <w:p>
-            <w:pPr>
-              <w:pStyle w:val="Compact"/>
-              <w:spacing w:before="20" w:after="20"/>
-            </w:pPr>
-            <w:r>
-              <w:rPr>
-                <w:sz w:val="19"/>
-              </w:rPr>
-              <w:t>3:55–4:00</w:t>
-            </w:r>
-          </w:p>
-        </w:tc>
-        <w:tc>
-          <w:tcPr>
-            <w:tcW w:w="0" w:type="auto"/>
-          </w:tcPr>
-          <w:p>
-            <w:pPr>
-              <w:pStyle w:val="Compact"/>
-              <w:spacing w:before="20" w:after="20"/>
-            </w:pPr>
-            <w:r>
-              <w:rPr>
-                <w:b/>
-                <w:bCs/>
-                <w:sz w:val="19"/>
-              </w:rPr>
               <w:t>Wrap-up</w:t>
             </w:r>
           </w:p>
@@ -2481,7 +2528,7 @@
         <w:pStyle w:val="Heading2"/>
       </w:pPr>
       <w:bookmarkStart w:id="8" w:name="segment-talking-points"/>
-      <w:bookmarkStart w:id="9" w:name="_Toc241869774"/>
+      <w:bookmarkStart w:id="9" w:name="_Toc241956430"/>
       <w:bookmarkEnd w:id="6"/>
       <w:r>
         <w:t>Segment talking points</w:t>
@@ -2516,7 +2563,10 @@
         <w:t>six learning objectives</w:t>
       </w:r>
       <w:r>
-        <w:t xml:space="preserve"> (README / workbook / deck slide 3): choose the right tool, delegate safely, ground in real content, package repeatable work, build a no-code agent, apply HR guardrails. Come back to them at wrap-up.</w:t>
+        <w:t xml:space="preserve"> </w:t>
+      </w:r>
+      <w:r>
+        <w:t>(README / workbook / deck slide 3): choose the right tool, delegate safely, ground in real content, package repeatable work, build a no-code agent, apply HR guardrails. Come back to them at wrap-up.</w:t>
       </w:r>
     </w:p>
     <w:p>
@@ -2624,12 +2674,9 @@
         <w:t>Cowork = AI coworker</w:t>
       </w:r>
       <w:r>
-        <w:t xml:space="preserve"> </w:t>
-      </w:r>
-      <w:r>
-        <w:t xml:space="preserve">(you describe an outcome, it does the multi-step work and hands back a deliverable). See </w:t>
-      </w:r>
-      <w:hyperlink r:id="rId11">
+        <w:t xml:space="preserve"> (you describe an outcome, it does the multi-step work and hands back a deliverable). See </w:t>
+      </w:r>
+      <w:hyperlink r:id="rId13">
         <w:r>
           <w:rPr>
             <w:rStyle w:val="Hyperlink"/>
@@ -2719,6 +2766,7 @@
       <w:bookmarkStart w:id="12" w:name="cowork-ui-walkthrough--setup-020040"/>
       <w:bookmarkEnd w:id="11"/>
       <w:r>
+        <w:lastRenderedPageBreak/>
         <w:t>Cowork UI walkthrough + setup (0:20–0:40)</w:t>
       </w:r>
     </w:p>
@@ -2771,9 +2819,12 @@
         <w:t>Customize</w:t>
       </w:r>
       <w:r>
-        <w:t xml:space="preserve"> (custom instructions, skills, plugins). See </w:t>
-      </w:r>
-      <w:hyperlink r:id="rId12">
+        <w:t xml:space="preserve"> </w:t>
+      </w:r>
+      <w:r>
+        <w:t xml:space="preserve">(custom instructions, skills, plugins). See </w:t>
+      </w:r>
+      <w:hyperlink r:id="rId14">
         <w:r>
           <w:rPr>
             <w:rStyle w:val="Hyperlink"/>
@@ -2816,7 +2867,6 @@
         </w:numPr>
       </w:pPr>
       <w:r>
-        <w:lastRenderedPageBreak/>
         <w:t xml:space="preserve">Then have everyone </w:t>
       </w:r>
       <w:r>
@@ -2837,7 +2887,7 @@
         <w:t>Edge profile</w:t>
       </w:r>
       <w:r>
-        <w:t xml:space="preserve"> is the workshop account (needed for the Ex 3 browser task), run the </w:t>
+        <w:t xml:space="preserve"> is their work account (needed for the Ex 3 browser task), run the </w:t>
       </w:r>
       <w:r>
         <w:rPr>
@@ -2946,7 +2996,10 @@
         <w:t>More options → Always allow</w:t>
       </w:r>
       <w:r>
-        <w:t xml:space="preserve">. Say plainly: "One at a time. No Approve All." Show where to revoke: side panel → </w:t>
+        <w:t xml:space="preserve">. Say plainly: "One at a time. No Approve All." Show where to </w:t>
+      </w:r>
+      <w:r>
+        <w:t xml:space="preserve">revoke: side panel → </w:t>
       </w:r>
       <w:r>
         <w:rPr>
@@ -3063,7 +3116,7 @@
         <w:t>[Priority Folder]</w:t>
       </w:r>
       <w:r>
-        <w:t xml:space="preserve"> → their OneDrive folder with the Zava files; </w:t>
+        <w:t xml:space="preserve"> → a OneDrive folder of their own priority documents (or the Zava folder); </w:t>
       </w:r>
       <w:r>
         <w:rPr>
@@ -3157,7 +3210,10 @@
         <w:t>Output folder</w:t>
       </w:r>
       <w:r>
-        <w:t xml:space="preserve"> (what Cowork </w:t>
+        <w:t xml:space="preserve"> </w:t>
+      </w:r>
+      <w:r>
+        <w:t xml:space="preserve">(what Cowork </w:t>
       </w:r>
       <w:r>
         <w:rPr>
@@ -3189,10 +3245,7 @@
         <w:t>Preview</w:t>
       </w:r>
       <w:r>
-        <w:t xml:space="preserve"> </w:t>
-      </w:r>
-      <w:r>
-        <w:t xml:space="preserve">on the HTML dashboard: it opens in a split view; show the </w:t>
+        <w:t xml:space="preserve"> on the HTML dashboard: it opens in a split view; show the </w:t>
       </w:r>
       <w:r>
         <w:rPr>
@@ -3282,12 +3335,25 @@
           <w:b/>
           <w:bCs/>
         </w:rPr>
-        <w:t>Data will be light</w:t>
-      </w:r>
-      <w:r>
-        <w:t xml:space="preserve"> in fresh accounts. The seeded meetings (with a deliberate Thursday conflict) and Teams chat in </w:t>
-      </w:r>
-      <w:hyperlink r:id="rId13">
+        <w:t>Attendees use their own mail, calendar, and Teams</w:t>
+      </w:r>
+      <w:r>
+        <w:t xml:space="preserve">, so results vary: a busy week gives a rich </w:t>
+      </w:r>
+      <w:r>
+        <w:t xml:space="preserve">dashboard, a quiet one a light dashboard. Demo first from </w:t>
+      </w:r>
+      <w:r>
+        <w:rPr>
+          <w:b/>
+          <w:bCs/>
+        </w:rPr>
+        <w:t>your seeded demo account</w:t>
+      </w:r>
+      <w:r>
+        <w:t xml:space="preserve"> (</w:t>
+      </w:r>
+      <w:hyperlink r:id="rId15">
         <w:r>
           <w:rPr>
             <w:rStyle w:val="Hyperlink"/>
@@ -3296,7 +3362,7 @@
         </w:r>
       </w:hyperlink>
       <w:r>
-        <w:t xml:space="preserve"> give it real signals. Keep the room focused on the </w:t>
+        <w:t xml:space="preserve">; the Thursday conflict and T-2008 should surface), then keep the room focused on the </w:t>
       </w:r>
       <w:r>
         <w:rPr>
@@ -3306,7 +3372,17 @@
         <w:t>pattern</w:t>
       </w:r>
       <w:r>
-        <w:t>, and demo a richer result from your own tenant.</w:t>
+        <w:t xml:space="preserve">. Debrief on structure, not content: </w:t>
+      </w:r>
+      <w:r>
+        <w:rPr>
+          <w:b/>
+          <w:bCs/>
+        </w:rPr>
+        <w:t>no screen sharing</w:t>
+      </w:r>
+      <w:r>
+        <w:t xml:space="preserve"> of attendee dashboards.</w:t>
       </w:r>
     </w:p>
     <w:p>
@@ -3411,6 +3487,7 @@
         </w:numPr>
       </w:pPr>
       <w:r>
+        <w:lastRenderedPageBreak/>
         <w:t xml:space="preserve">Have attendees </w:t>
       </w:r>
       <w:r>
@@ -3450,7 +3527,10 @@
         <w:t>"Turn this into an interviewer scorecard in Word AND Excel with the scoring scales filled in."</w:t>
       </w:r>
       <w:r>
-        <w:t xml:space="preserve"> One follow-up turns research into ready-to-use deliverables in </w:t>
+        <w:t xml:space="preserve"> </w:t>
+      </w:r>
+      <w:r>
+        <w:t xml:space="preserve">One follow-up turns research into ready-to-use deliverables in </w:t>
       </w:r>
       <w:r>
         <w:rPr>
@@ -3535,11 +3615,13 @@
           <w:b/>
           <w:bCs/>
         </w:rPr>
-        <w:lastRenderedPageBreak/>
         <w:t>Timing:</w:t>
       </w:r>
       <w:r>
-        <w:t xml:space="preserve"> Deep Research takes a few minutes. Use the wait to ask "When is web research better than our own content, and when is it riskier?" If the room is behind at </w:t>
+        <w:t xml:space="preserve"> Deep Research takes a few minutes. Use the wait to ask "When is web research better </w:t>
+      </w:r>
+      <w:r>
+        <w:t xml:space="preserve">than our own content, and when is it riskier?" If the room is behind at </w:t>
       </w:r>
       <w:r>
         <w:rPr>
@@ -3581,10 +3663,7 @@
         <w:t>Ask a proctor to check browser readiness</w:t>
       </w:r>
       <w:r>
-        <w:t xml:space="preserve"> </w:t>
-      </w:r>
-      <w:r>
-        <w:t xml:space="preserve">for Ex 3: Edge, workshop-account profile, and the Edge </w:t>
+        <w:t xml:space="preserve"> for Ex 3: Edge, workshop-account profile, and the Edge </w:t>
       </w:r>
       <w:r>
         <w:rPr>
@@ -3636,7 +3715,10 @@
         <w:t>operates websites</w:t>
       </w:r>
       <w:r>
-        <w:t xml:space="preserve"> step by step, like a person or a test tool such as Playwright would: types in a site's search box, clicks links and menus, moves to a second site, and reports each page.</w:t>
+        <w:t xml:space="preserve"> </w:t>
+      </w:r>
+      <w:r>
+        <w:t>step by step, like a person or a test tool such as Playwright would: types in a site's search box, clicks links and menus, moves to a second site, and reports each page.</w:t>
       </w:r>
     </w:p>
     <w:p>
@@ -3665,10 +3747,7 @@
         <w:t>no "browser" skill</w:t>
       </w:r>
       <w:r>
-        <w:t xml:space="preserve"> </w:t>
-      </w:r>
-      <w:r>
-        <w:t xml:space="preserve">to pick and no skill chip. Ask for something that needs a website and Cowork opens a </w:t>
+        <w:t xml:space="preserve"> to pick and no skill chip. Ask for something that needs a website and Cowork opens a </w:t>
       </w:r>
       <w:r>
         <w:rPr>
@@ -3678,7 +3757,10 @@
         <w:t>hidden tab in the attendee's own Edge</w:t>
       </w:r>
       <w:r>
-        <w:t>, with their sign-ins and the organization's policies. No new access; sign-in, MFA, and CAPTCHA are handed back to the person; consequential actions need approval; everything is audited.</w:t>
+        <w:t xml:space="preserve">, with their sign-ins and the organization's policies. No new access; sign-in, MFA, and CAPTCHA are handed back to the </w:t>
+      </w:r>
+      <w:r>
+        <w:t>person; consequential actions need approval; everything is audited.</w:t>
       </w:r>
     </w:p>
     <w:p>
@@ -3747,10 +3829,7 @@
         <w:t>Switch to tab</w:t>
       </w:r>
       <w:r>
-        <w:t xml:space="preserve"> so the room sees Edge typing in the DOL </w:t>
-      </w:r>
-      <w:r>
-        <w:t>search box and clicking through. Then switch back to the chat.</w:t>
+        <w:t xml:space="preserve"> so the room sees Edge typing in the DOL search box and clicking through. Then switch back to the chat.</w:t>
       </w:r>
     </w:p>
     <w:p>
@@ -3870,12 +3949,9 @@
         <w:t>Requirements</w:t>
       </w:r>
       <w:r>
-        <w:t xml:space="preserve"> </w:t>
-      </w:r>
-      <w:r>
-        <w:t xml:space="preserve">(host; see the </w:t>
-      </w:r>
-      <w:hyperlink r:id="rId14">
+        <w:t xml:space="preserve"> (host; see the </w:t>
+      </w:r>
+      <w:hyperlink r:id="rId16">
         <w:r>
           <w:rPr>
             <w:rStyle w:val="Hyperlink"/>
@@ -3886,7 +3962,7 @@
       <w:r>
         <w:t xml:space="preserve"> and </w:t>
       </w:r>
-      <w:hyperlink r:id="rId15">
+      <w:hyperlink r:id="rId17">
         <w:r>
           <w:rPr>
             <w:rStyle w:val="Hyperlink"/>
@@ -3905,14 +3981,14 @@
         <w:t>in Edge on the web</w:t>
       </w:r>
       <w:r>
-        <w:t xml:space="preserve">, an Edge profile signed in with the </w:t>
-      </w:r>
-      <w:r>
-        <w:rPr>
-          <w:b/>
-          <w:bCs/>
-        </w:rPr>
-        <w:t>workshop account</w:t>
+        <w:t xml:space="preserve">, an Edge profile signed in with their </w:t>
+      </w:r>
+      <w:r>
+        <w:rPr>
+          <w:b/>
+          <w:bCs/>
+        </w:rPr>
+        <w:t>work account</w:t>
       </w:r>
       <w:r>
         <w:t xml:space="preserve"> (not InPrivate), and the Edge </w:t>
@@ -3954,10 +4030,7 @@
         <w:t>FLSA Overtime Security Advisor</w:t>
       </w:r>
       <w:r>
-        <w:t xml:space="preserve">, with </w:t>
-      </w:r>
-      <w:r>
-        <w:t>Cowork saying each answer before it clicks. It shows multi-step form navigation without submitting anything personal.</w:t>
+        <w:t>, with Cowork saying each answer before it clicks. It shows multi-step form navigation without submitting anything personal.</w:t>
       </w:r>
     </w:p>
     <w:p>
@@ -4011,7 +4084,10 @@
         <w:t>auto-evaluation</w:t>
       </w:r>
       <w:r>
-        <w:t xml:space="preserve"> aloud; explain the four scoring dimensions and the bands.</w:t>
+        <w:t xml:space="preserve"> </w:t>
+      </w:r>
+      <w:r>
+        <w:t>aloud; explain the four scoring dimensions and the bands.</w:t>
       </w:r>
     </w:p>
     <w:p>
@@ -4091,13 +4167,11 @@
           <w:b/>
           <w:bCs/>
         </w:rPr>
+        <w:lastRenderedPageBreak/>
         <w:t>Shared-tenant tip:</w:t>
       </w:r>
       <w:r>
-        <w:t xml:space="preserve"> </w:t>
-      </w:r>
-      <w:r>
-        <w:t xml:space="preserve">tell everyone to keep their skill </w:t>
+        <w:t xml:space="preserve"> tell everyone to keep their skill </w:t>
       </w:r>
       <w:r>
         <w:rPr>
@@ -4178,10 +4252,7 @@
         <w:t>wording-review table</w:t>
       </w:r>
       <w:r>
-        <w:t xml:space="preserve">: typical flags are the degree </w:t>
-      </w:r>
-      <w:r>
-        <w:t>requirement and "1–3 years" read as must-haves. Ask the room whether they agree with every flag; HR keeps the final judgment.</w:t>
+        <w:t>: typical flags are the degree requirement and "1–3 years" read as must-haves. Ask the room whether they agree with every flag; HR keeps the final judgment.</w:t>
       </w:r>
     </w:p>
     <w:p>
@@ -4193,7 +4264,6 @@
         </w:numPr>
       </w:pPr>
       <w:r>
-        <w:lastRenderedPageBreak/>
         <w:t xml:space="preserve">Ticket summary: the sample data has </w:t>
       </w:r>
       <w:r>
@@ -4224,9 +4294,12 @@
         <w:t>T-2008</w:t>
       </w:r>
       <w:r>
-        <w:t xml:space="preserve"> (overtime missing from a paycheck). T-2003 and T-2013 are also High but already closed — a good check on whether Cowork read the Status column. Full expected results: </w:t>
-      </w:r>
-      <w:hyperlink r:id="rId16">
+        <w:t xml:space="preserve"> </w:t>
+      </w:r>
+      <w:r>
+        <w:t xml:space="preserve">(overtime missing from a paycheck). T-2003 and T-2013 are also High but already closed — a good check on whether Cowork read the Status column. Full expected results: </w:t>
+      </w:r>
+      <w:hyperlink r:id="rId18">
         <w:r>
           <w:rPr>
             <w:rStyle w:val="Hyperlink"/>
@@ -4318,7 +4391,10 @@
         <w:t>Sofia Alvarez</w:t>
       </w:r>
       <w:r>
-        <w:t xml:space="preserve"> (fictional, no account) accepted the HR Coordinator role from Ex 2 and Ex 5 and starts </w:t>
+        <w:t xml:space="preserve"> </w:t>
+      </w:r>
+      <w:r>
+        <w:t xml:space="preserve">(fictional; attendees invite only themselves) accepted the HR Coordinator role from Ex 2 and Ex 5 and starts </w:t>
       </w:r>
       <w:r>
         <w:rPr>
@@ -4382,7 +4458,10 @@
         <w:t>themselves only</w:t>
       </w:r>
       <w:r>
-        <w:t xml:space="preserve"> — no real people — and everything stays a reviewed draft.</w:t>
+        <w:t xml:space="preserve"> — no </w:t>
+      </w:r>
+      <w:r>
+        <w:t>real people — and everything stays a reviewed draft.</w:t>
       </w:r>
     </w:p>
     <w:p>
@@ -4484,7 +4563,10 @@
         <w:t>Manage schedules</w:t>
       </w:r>
       <w:r>
-        <w:t xml:space="preserve"> tabs so they know where to edit/pause.</w:t>
+        <w:t xml:space="preserve"> </w:t>
+      </w:r>
+      <w:r>
+        <w:t>tabs so they know where to edit/pause.</w:t>
       </w:r>
     </w:p>
     <w:p>
@@ -4567,10 +4649,7 @@
         <w:t>No hands-on.</w:t>
       </w:r>
       <w:r>
-        <w:t xml:space="preserve"> </w:t>
-      </w:r>
-      <w:r>
-        <w:t xml:space="preserve">Attendees are already on </w:t>
+        <w:t xml:space="preserve"> Attendees are already on </w:t>
       </w:r>
       <w:r>
         <w:rPr>
@@ -4622,7 +4701,10 @@
         <w:t>Customize → Plugins</w:t>
       </w:r>
       <w:r>
-        <w:t xml:space="preserve"> on the slide (screenshot from Microsoft Learn) or live in </w:t>
+        <w:t xml:space="preserve"> </w:t>
+      </w:r>
+      <w:r>
+        <w:t xml:space="preserve">on the slide (screenshot from Microsoft Learn) or live in </w:t>
       </w:r>
       <w:r>
         <w:rPr>
@@ -4686,7 +4768,7 @@
       <w:r>
         <w:t>Name HR plugins from Microsoft's published list (</w:t>
       </w:r>
-      <w:hyperlink r:id="rId17">
+      <w:hyperlink r:id="rId19">
         <w:r>
           <w:rPr>
             <w:rStyle w:val="Hyperlink"/>
@@ -4725,7 +4807,10 @@
         <w:t>Dice.com</w:t>
       </w:r>
       <w:r>
-        <w:t xml:space="preserve"> (job listings), </w:t>
+        <w:t xml:space="preserve"> </w:t>
+      </w:r>
+      <w:r>
+        <w:t xml:space="preserve">(job listings), </w:t>
       </w:r>
       <w:r>
         <w:rPr>
@@ -4781,13 +4866,11 @@
           <w:b/>
           <w:bCs/>
         </w:rPr>
+        <w:lastRenderedPageBreak/>
         <w:t>Expect the SAP SuccessFactors question.</w:t>
       </w:r>
       <w:r>
-        <w:t xml:space="preserve"> </w:t>
-      </w:r>
-      <w:r>
-        <w:t xml:space="preserve">There's no SuccessFactors plugin in the Cowork catalog yet (checked Oct 1, 2026). Point to the </w:t>
+        <w:t xml:space="preserve"> There's no SuccessFactors plugin in the Cowork catalog yet (checked Oct 1, 2026). Point to the </w:t>
       </w:r>
       <w:r>
         <w:rPr>
@@ -4807,7 +4890,10 @@
         <w:t>custom plugin</w:t>
       </w:r>
       <w:r>
-        <w:t xml:space="preserve"> with an MCP connector built by IT. Re-check the catalog link before each delivery; it keeps growing.</w:t>
+        <w:t xml:space="preserve"> with an MCP connector </w:t>
+      </w:r>
+      <w:r>
+        <w:t>built by IT. Re-check the catalog link before each delivery; it keeps growing.</w:t>
       </w:r>
     </w:p>
     <w:p>
@@ -4831,7 +4917,7 @@
       <w:r>
         <w:t xml:space="preserve"> from </w:t>
       </w:r>
-      <w:hyperlink r:id="rId18">
+      <w:hyperlink r:id="rId20">
         <w:r>
           <w:rPr>
             <w:rStyle w:val="Hyperlink"/>
@@ -4840,10 +4926,7 @@
         </w:r>
       </w:hyperlink>
       <w:r>
-        <w:t xml:space="preserve">: with a </w:t>
-      </w:r>
-      <w:r>
-        <w:t>payroll plugin, Cowork joins the ticket spreadsheet with live payroll data, then waits for approval.</w:t>
+        <w:t>: with a payroll plugin, Cowork joins the ticket spreadsheet with live payroll data, then waits for approval.</w:t>
       </w:r>
     </w:p>
     <w:p>
@@ -4875,7 +4958,10 @@
         <w:t>no extra access</w:t>
       </w:r>
       <w:r>
-        <w:t xml:space="preserve"> (each connector uses the person's own sign-in).</w:t>
+        <w:t xml:space="preserve"> (each </w:t>
+      </w:r>
+      <w:r>
+        <w:t>connector uses the person's own sign-in).</w:t>
       </w:r>
     </w:p>
     <w:p>
@@ -4887,7 +4973,6 @@
         </w:numPr>
       </w:pPr>
       <w:r>
-        <w:lastRenderedPageBreak/>
         <w:t xml:space="preserve">Remind the room: </w:t>
       </w:r>
       <w:r>
@@ -4920,10 +5005,7 @@
         <w:t>into</w:t>
       </w:r>
       <w:r>
-        <w:t xml:space="preserve"> </w:t>
-      </w:r>
-      <w:r>
-        <w:t xml:space="preserve">Cowork. Next, Agent Builder lets you build a helper </w:t>
+        <w:t xml:space="preserve"> Cowork. Next, Agent Builder lets you build a helper </w:t>
       </w:r>
       <w:r>
         <w:rPr>
@@ -4987,7 +5069,7 @@
       <w:r>
         <w:t xml:space="preserve"> live. See </w:t>
       </w:r>
-      <w:hyperlink r:id="rId19">
+      <w:hyperlink r:id="rId21">
         <w:r>
           <w:rPr>
             <w:rStyle w:val="Hyperlink"/>
@@ -5112,7 +5194,10 @@
         <w:t>actions</w:t>
       </w:r>
       <w:r>
-        <w:t xml:space="preserve"> you'd move to Copilot Studio (out of scope). Good moment to show the breadth of the Copilot platform beyond Cowork.</w:t>
+        <w:t xml:space="preserve"> </w:t>
+      </w:r>
+      <w:r>
+        <w:t>you'd move to Copilot Studio (out of scope). Good moment to show the breadth of the Copilot platform beyond Cowork.</w:t>
       </w:r>
     </w:p>
     <w:p>
@@ -5156,10 +5241,7 @@
         <w:t>three tools</w:t>
       </w:r>
       <w:r>
-        <w:t xml:space="preserve">: Copilot Chat (quick answers), Cowork (get work done), Agent Builder </w:t>
-      </w:r>
-      <w:r>
-        <w:t>(stand up a reusable helper).</w:t>
+        <w:t>: Copilot Chat (quick answers), Cowork (get work done), Agent Builder (stand up a reusable helper).</w:t>
       </w:r>
     </w:p>
     <w:p>
@@ -5195,7 +5277,7 @@
       <w:r>
         <w:t xml:space="preserve">Recap the five golden rules from </w:t>
       </w:r>
-      <w:hyperlink r:id="rId20">
+      <w:hyperlink r:id="rId22">
         <w:r>
           <w:rPr>
             <w:rStyle w:val="Hyperlink"/>
@@ -5218,7 +5300,7 @@
       <w:r>
         <w:t xml:space="preserve">Point to the </w:t>
       </w:r>
-      <w:hyperlink r:id="rId21">
+      <w:hyperlink r:id="rId23">
         <w:r>
           <w:rPr>
             <w:rStyle w:val="Hyperlink"/>
@@ -5251,7 +5333,7 @@
       <w:r>
         <w:t xml:space="preserve"> as a show of hands (deck slide: pick 2–3 of the 4 questions; questions and answers in </w:t>
       </w:r>
-      <w:hyperlink r:id="rId22">
+      <w:hyperlink r:id="rId24">
         <w:r>
           <w:rPr>
             <w:rStyle w:val="Hyperlink"/>
@@ -5293,7 +5375,7 @@
       <w:r>
         <w:t xml:space="preserve"> send </w:t>
       </w:r>
-      <w:hyperlink r:id="rId23">
+      <w:hyperlink r:id="rId25">
         <w:r>
           <w:rPr>
             <w:rStyle w:val="Hyperlink"/>
@@ -5310,7 +5392,7 @@
         <w:pStyle w:val="Heading2"/>
       </w:pPr>
       <w:bookmarkStart w:id="25" w:name="troubleshooting-triage-hand-to-proctors"/>
-      <w:bookmarkStart w:id="26" w:name="_Toc241869775"/>
+      <w:bookmarkStart w:id="26" w:name="_Toc241956431"/>
       <w:bookmarkEnd w:id="8"/>
       <w:bookmarkEnd w:id="24"/>
       <w:r>
@@ -5339,9 +5421,9 @@
         <w:tblLook w:val="0020" w:firstRow="1" w:lastRow="0" w:firstColumn="0" w:lastColumn="0" w:noHBand="0" w:noVBand="0"/>
       </w:tblPr>
       <w:tblGrid>
-        <w:gridCol w:w="1801"/>
-        <w:gridCol w:w="3651"/>
-        <w:gridCol w:w="4520"/>
+        <w:gridCol w:w="1815"/>
+        <w:gridCol w:w="3489"/>
+        <w:gridCol w:w="4668"/>
       </w:tblGrid>
       <w:tr>
         <w:trPr>
@@ -5484,7 +5566,7 @@
               </w:rPr>
               <w:t xml:space="preserve"> meanwhile (see the </w:t>
             </w:r>
-            <w:hyperlink r:id="rId24">
+            <w:hyperlink r:id="rId26">
               <w:r>
                 <w:rPr>
                   <w:rStyle w:val="Hyperlink"/>
@@ -5515,6 +5597,7 @@
               <w:rPr>
                 <w:sz w:val="19"/>
               </w:rPr>
+              <w:lastRenderedPageBreak/>
               <w:t>Prompt returns nothing / error</w:t>
             </w:r>
           </w:p>
@@ -5568,41 +5651,41 @@
               <w:rPr>
                 <w:sz w:val="19"/>
               </w:rPr>
-              <w:t>Can't sign in / bad credentials</w:t>
-            </w:r>
-          </w:p>
-        </w:tc>
-        <w:tc>
-          <w:tcPr>
-            <w:tcW w:w="0" w:type="auto"/>
-          </w:tcPr>
-          <w:p>
-            <w:pPr>
-              <w:pStyle w:val="Compact"/>
-              <w:spacing w:before="20" w:after="20"/>
-            </w:pPr>
-            <w:r>
-              <w:rPr>
-                <w:sz w:val="19"/>
-              </w:rPr>
-              <w:t>Account distribution mix-up</w:t>
-            </w:r>
-          </w:p>
-        </w:tc>
-        <w:tc>
-          <w:tcPr>
-            <w:tcW w:w="0" w:type="auto"/>
-          </w:tcPr>
-          <w:p>
-            <w:pPr>
-              <w:pStyle w:val="Compact"/>
-              <w:spacing w:before="20" w:after="20"/>
-            </w:pPr>
-            <w:r>
-              <w:rPr>
-                <w:sz w:val="19"/>
-              </w:rPr>
-              <w:t>Proctor issues a spare account</w:t>
+              <w:t>Can't sign in</w:t>
+            </w:r>
+          </w:p>
+        </w:tc>
+        <w:tc>
+          <w:tcPr>
+            <w:tcW w:w="0" w:type="auto"/>
+          </w:tcPr>
+          <w:p>
+            <w:pPr>
+              <w:pStyle w:val="Compact"/>
+              <w:spacing w:before="20" w:after="20"/>
+            </w:pPr>
+            <w:r>
+              <w:rPr>
+                <w:sz w:val="19"/>
+              </w:rPr>
+              <w:t>MFA prompt, wrong account in the browser, or a personal account</w:t>
+            </w:r>
+          </w:p>
+        </w:tc>
+        <w:tc>
+          <w:tcPr>
+            <w:tcW w:w="0" w:type="auto"/>
+          </w:tcPr>
+          <w:p>
+            <w:pPr>
+              <w:pStyle w:val="Compact"/>
+              <w:spacing w:before="20" w:after="20"/>
+            </w:pPr>
+            <w:r>
+              <w:rPr>
+                <w:sz w:val="19"/>
+              </w:rPr>
+              <w:t>Sign in with the work account in an Edge work profile; else the host lends a spare account</w:t>
             </w:r>
           </w:p>
         </w:tc>
@@ -5727,7 +5810,6 @@
               <w:rPr>
                 <w:sz w:val="19"/>
               </w:rPr>
-              <w:lastRenderedPageBreak/>
               <w:t>Sees others' skills in the list</w:t>
             </w:r>
           </w:p>
@@ -5976,24 +6058,24 @@
               <w:rPr>
                 <w:sz w:val="19"/>
               </w:rPr>
-              <w:t>Fresh account with little calendar/Teams history</w:t>
-            </w:r>
-          </w:p>
-        </w:tc>
-        <w:tc>
-          <w:tcPr>
-            <w:tcW w:w="0" w:type="auto"/>
-          </w:tcPr>
-          <w:p>
-            <w:pPr>
-              <w:pStyle w:val="Compact"/>
-              <w:spacing w:before="20" w:after="20"/>
-            </w:pPr>
-            <w:r>
-              <w:rPr>
-                <w:sz w:val="19"/>
-              </w:rPr>
-              <w:t>Expected — focus on the pattern; show your richer demo; seed events/emails next time</w:t>
+              <w:t>Quiet week, or a spare account with no history</w:t>
+            </w:r>
+          </w:p>
+        </w:tc>
+        <w:tc>
+          <w:tcPr>
+            <w:tcW w:w="0" w:type="auto"/>
+          </w:tcPr>
+          <w:p>
+            <w:pPr>
+              <w:pStyle w:val="Compact"/>
+              <w:spacing w:before="20" w:after="20"/>
+            </w:pPr>
+            <w:r>
+              <w:rPr>
+                <w:sz w:val="19"/>
+              </w:rPr>
+              <w:t>Expected: focus on the pattern and show your seeded demo; don't ask attendees to share real dashboards</w:t>
             </w:r>
           </w:p>
         </w:tc>
@@ -6236,24 +6318,24 @@
               <w:rPr>
                 <w:sz w:val="19"/>
               </w:rPr>
-              <w:t>Not in Edge, Edge profile isn't the workshop account, InPrivate window, or Edge older than 152</w:t>
-            </w:r>
-          </w:p>
-        </w:tc>
-        <w:tc>
-          <w:tcPr>
-            <w:tcW w:w="0" w:type="auto"/>
-          </w:tcPr>
-          <w:p>
-            <w:pPr>
-              <w:pStyle w:val="Compact"/>
-              <w:spacing w:before="20" w:after="20"/>
-            </w:pPr>
-            <w:r>
-              <w:rPr>
-                <w:sz w:val="19"/>
-              </w:rPr>
-              <w:t>Open Cowork in Edge in a profile signed in with the workshop account; update Edge; else watch the facilitator demo</w:t>
+              <w:t>Not in Edge, Edge profile isn't the work account, InPrivate window, or Edge older than 152</w:t>
+            </w:r>
+          </w:p>
+        </w:tc>
+        <w:tc>
+          <w:tcPr>
+            <w:tcW w:w="0" w:type="auto"/>
+          </w:tcPr>
+          <w:p>
+            <w:pPr>
+              <w:pStyle w:val="Compact"/>
+              <w:spacing w:before="20" w:after="20"/>
+            </w:pPr>
+            <w:r>
+              <w:rPr>
+                <w:sz w:val="19"/>
+              </w:rPr>
+              <w:t>Open Cowork in Edge in a profile signed in with the work account; update Edge; else watch the facilitator demo</w:t>
             </w:r>
           </w:p>
         </w:tc>
@@ -6303,13 +6385,7 @@
               <w:rPr>
                 <w:sz w:val="19"/>
               </w:rPr>
-              <w:t xml:space="preserve"> </w:t>
-            </w:r>
-            <w:r>
-              <w:rPr>
-                <w:sz w:val="19"/>
-              </w:rPr>
-              <w:t>setting is off, or the consent notice wasn't accepted</w:t>
+              <w:t xml:space="preserve"> setting is off, or the consent notice wasn't accepted</w:t>
             </w:r>
           </w:p>
         </w:tc>
@@ -6421,7 +6497,21 @@
               <w:rPr>
                 <w:sz w:val="19"/>
               </w:rPr>
-              <w:t xml:space="preserve"> to sync; stretch prompts for fast finishers</w:t>
+              <w:t xml:space="preserve"> to sync; </w:t>
+            </w:r>
+            <w:hyperlink r:id="rId27">
+              <w:r>
+                <w:rPr>
+                  <w:rStyle w:val="Hyperlink"/>
+                </w:rPr>
+                <w:t>stretch prompts</w:t>
+              </w:r>
+            </w:hyperlink>
+            <w:r>
+              <w:rPr>
+                <w:sz w:val="19"/>
+              </w:rPr>
+              <w:t xml:space="preserve"> for fast finishers</w:t>
             </w:r>
           </w:p>
         </w:tc>
@@ -6484,7 +6574,7 @@
               </w:rPr>
               <w:t xml:space="preserve">Stop after 10 minutes; switch to </w:t>
             </w:r>
-            <w:hyperlink r:id="rId25">
+            <w:hyperlink r:id="rId28">
               <w:r>
                 <w:rPr>
                   <w:rStyle w:val="Hyperlink"/>
@@ -6501,7 +6591,7 @@
         <w:pStyle w:val="Heading2"/>
       </w:pPr>
       <w:bookmarkStart w:id="27" w:name="time-checks-and-what-to-cut"/>
-      <w:bookmarkStart w:id="28" w:name="_Toc241869776"/>
+      <w:bookmarkStart w:id="28" w:name="_Toc241956432"/>
       <w:bookmarkEnd w:id="25"/>
       <w:r>
         <w:t>Time checks and what to cut</w:t>
@@ -6630,6 +6720,7 @@
                 <w:bCs/>
                 <w:sz w:val="19"/>
               </w:rPr>
+              <w:lastRenderedPageBreak/>
               <w:t>0:40</w:t>
             </w:r>
           </w:p>
@@ -7009,7 +7100,6 @@
           <w:b/>
           <w:bCs/>
         </w:rPr>
-        <w:lastRenderedPageBreak/>
         <w:t>Fast room?</w:t>
       </w:r>
       <w:r>
@@ -7023,9 +7113,20 @@
         <w:t>Stretch</w:t>
       </w:r>
       <w:r>
-        <w:t xml:space="preserve"> prompts, or have early finishers try a prompt from the </w:t>
-      </w:r>
-      <w:hyperlink r:id="rId26">
+        <w:t xml:space="preserve"> prompts (at the end of each exercise in the </w:t>
+      </w:r>
+      <w:hyperlink r:id="rId29">
+        <w:r>
+          <w:rPr>
+            <w:rStyle w:val="Hyperlink"/>
+          </w:rPr>
+          <w:t>participant workbook</w:t>
+        </w:r>
+      </w:hyperlink>
+      <w:r>
+        <w:t xml:space="preserve">), or have early finishers try a prompt from the </w:t>
+      </w:r>
+      <w:hyperlink r:id="rId30">
         <w:r>
           <w:rPr>
             <w:rStyle w:val="Hyperlink"/>
@@ -7042,7 +7143,7 @@
         <w:pStyle w:val="Heading2"/>
       </w:pPr>
       <w:bookmarkStart w:id="29" w:name="pacing-tips-for-25-people"/>
-      <w:bookmarkStart w:id="30" w:name="_Toc241869777"/>
+      <w:bookmarkStart w:id="30" w:name="_Toc241956433"/>
       <w:bookmarkEnd w:id="27"/>
       <w:r>
         <w:t>Pacing tips for ~25 people</w:t>
@@ -7075,7 +7176,10 @@
         <w:t xml:space="preserve"> Checkpoints</w:t>
       </w:r>
       <w:r>
-        <w:t xml:space="preserve"> in the workbook as sync points — "raise a hand when you hit the checkpoint."</w:t>
+        <w:t xml:space="preserve"> </w:t>
+      </w:r>
+      <w:r>
+        <w:t>in the workbook as sync points — "raise a hand when you hit the checkpoint."</w:t>
       </w:r>
     </w:p>
     <w:p>
@@ -7097,7 +7201,18 @@
         <w:t>stretch prompts</w:t>
       </w:r>
       <w:r>
-        <w:t xml:space="preserve"> ready so fast finishers stay engaged while others catch up.</w:t>
+        <w:t xml:space="preserve"> ready (end of each exercise in the </w:t>
+      </w:r>
+      <w:hyperlink r:id="rId31">
+        <w:r>
+          <w:rPr>
+            <w:rStyle w:val="Hyperlink"/>
+          </w:rPr>
+          <w:t>participant workbook</w:t>
+        </w:r>
+      </w:hyperlink>
+      <w:r>
+        <w:t>) so fast finishers stay engaged while others catch up.</w:t>
       </w:r>
     </w:p>
     <w:p>
@@ -7141,7 +7256,10 @@
         <w:t>facilitator demo</w:t>
       </w:r>
       <w:r>
-        <w:t xml:space="preserve"> (attendees watch, then build after) — protect Ex 4 and the Ex 8 concept.</w:t>
+        <w:t xml:space="preserve"> </w:t>
+      </w:r>
+      <w:r>
+        <w:t>(attendees watch, then build after) — protect Ex 4 and the Ex 8 concept.</w:t>
       </w:r>
     </w:p>
     <w:p>
@@ -7149,7 +7267,7 @@
         <w:pStyle w:val="Heading2"/>
       </w:pPr>
       <w:bookmarkStart w:id="31" w:name="success-criteria"/>
-      <w:bookmarkStart w:id="32" w:name="_Toc241869778"/>
+      <w:bookmarkStart w:id="32" w:name="_Toc241956434"/>
       <w:bookmarkEnd w:id="29"/>
       <w:r>
         <w:t>Success criteria</w:t>
@@ -7281,10 +7399,7 @@
         <w:t>navigate two websites</w:t>
       </w:r>
       <w:r>
-        <w:t xml:space="preserve"> </w:t>
-      </w:r>
-      <w:r>
-        <w:t>in Edge and turn the result into a Word brief (Ex 3)</w:t>
+        <w:t xml:space="preserve"> in Edge and turn the result into a Word brief (Ex 3)</w:t>
       </w:r>
     </w:p>
     <w:p>
@@ -7360,7 +7475,7 @@
       <w:bookmarkEnd w:id="31"/>
     </w:p>
     <w:sectPr>
-      <w:footerReference w:type="default" r:id="rId27"/>
+      <w:footerReference w:type="default" r:id="rId32"/>
       <w:footnotePr>
         <w:numRestart w:val="eachSect"/>
       </w:footnotePr>
@@ -7480,7 +7595,7 @@
   <w:abstractNum w:abstractNumId="0" w15:restartNumberingAfterBreak="0">
     <w:nsid w:val="0000A990"/>
     <w:multiLevelType w:val="multilevel"/>
-    <w:tmpl w:val="F118BA40"/>
+    <w:tmpl w:val="85464F4E"/>
     <w:lvl w:ilvl="0">
       <w:numFmt w:val="bullet"/>
       <w:lvlText w:val=" "/>
@@ -7557,7 +7672,7 @@
   <w:abstractNum w:abstractNumId="1" w15:restartNumberingAfterBreak="0">
     <w:nsid w:val="0000A991"/>
     <w:multiLevelType w:val="multilevel"/>
-    <w:tmpl w:val="E446FDCA"/>
+    <w:tmpl w:val="92CC0B3C"/>
     <w:lvl w:ilvl="0">
       <w:numFmt w:val="bullet"/>
       <w:lvlText w:val=""/>
@@ -7661,7 +7776,7 @@
   <w:abstractNum w:abstractNumId="2" w15:restartNumberingAfterBreak="0">
     <w:nsid w:val="0000A992"/>
     <w:multiLevelType w:val="multilevel"/>
-    <w:tmpl w:val="FFA27B5C"/>
+    <w:tmpl w:val="C7E67DC2"/>
     <w:lvl w:ilvl="0">
       <w:numFmt w:val="bullet"/>
       <w:lvlText w:val="☐"/>
@@ -7738,7 +7853,7 @@
   <w:abstractNum w:abstractNumId="3" w15:restartNumberingAfterBreak="0">
     <w:nsid w:val="00A99411"/>
     <w:multiLevelType w:val="multilevel"/>
-    <w:tmpl w:val="06C29DAA"/>
+    <w:tmpl w:val="FBC69652"/>
     <w:lvl w:ilvl="0">
       <w:start w:val="1"/>
       <w:numFmt w:val="decimal"/>
@@ -7821,25 +7936,25 @@
       </w:pPr>
     </w:lvl>
   </w:abstractNum>
-  <w:num w:numId="1" w16cid:durableId="651376962">
+  <w:num w:numId="1" w16cid:durableId="1118334307">
     <w:abstractNumId w:val="0"/>
   </w:num>
-  <w:num w:numId="2" w16cid:durableId="1366446535">
+  <w:num w:numId="2" w16cid:durableId="966006669">
     <w:abstractNumId w:val="1"/>
   </w:num>
-  <w:num w:numId="3" w16cid:durableId="40710045">
+  <w:num w:numId="3" w16cid:durableId="1810591249">
     <w:abstractNumId w:val="1"/>
   </w:num>
-  <w:num w:numId="4" w16cid:durableId="1671135130">
+  <w:num w:numId="4" w16cid:durableId="1319731017">
     <w:abstractNumId w:val="1"/>
   </w:num>
-  <w:num w:numId="5" w16cid:durableId="1464691559">
+  <w:num w:numId="5" w16cid:durableId="488064312">
     <w:abstractNumId w:val="1"/>
   </w:num>
-  <w:num w:numId="6" w16cid:durableId="195391411">
+  <w:num w:numId="6" w16cid:durableId="148718574">
     <w:abstractNumId w:val="1"/>
   </w:num>
-  <w:num w:numId="7" w16cid:durableId="828982401">
+  <w:num w:numId="7" w16cid:durableId="972901467">
     <w:abstractNumId w:val="3"/>
     <w:lvlOverride w:ilvl="0">
       <w:startOverride w:val="1"/>
@@ -7869,70 +7984,70 @@
       <w:startOverride w:val="1"/>
     </w:lvlOverride>
   </w:num>
-  <w:num w:numId="8" w16cid:durableId="1527522586">
+  <w:num w:numId="8" w16cid:durableId="481771368">
     <w:abstractNumId w:val="1"/>
   </w:num>
-  <w:num w:numId="9" w16cid:durableId="1260026005">
+  <w:num w:numId="9" w16cid:durableId="268705173">
     <w:abstractNumId w:val="1"/>
   </w:num>
-  <w:num w:numId="10" w16cid:durableId="1350369711">
+  <w:num w:numId="10" w16cid:durableId="1805661121">
     <w:abstractNumId w:val="1"/>
   </w:num>
-  <w:num w:numId="11" w16cid:durableId="1482968551">
+  <w:num w:numId="11" w16cid:durableId="24335993">
     <w:abstractNumId w:val="1"/>
   </w:num>
-  <w:num w:numId="12" w16cid:durableId="1447238476">
+  <w:num w:numId="12" w16cid:durableId="1325164815">
     <w:abstractNumId w:val="1"/>
   </w:num>
-  <w:num w:numId="13" w16cid:durableId="848560825">
+  <w:num w:numId="13" w16cid:durableId="1974942821">
     <w:abstractNumId w:val="1"/>
   </w:num>
-  <w:num w:numId="14" w16cid:durableId="3360393">
+  <w:num w:numId="14" w16cid:durableId="395013943">
     <w:abstractNumId w:val="1"/>
   </w:num>
-  <w:num w:numId="15" w16cid:durableId="601764427">
+  <w:num w:numId="15" w16cid:durableId="478226056">
     <w:abstractNumId w:val="1"/>
   </w:num>
-  <w:num w:numId="16" w16cid:durableId="50153030">
+  <w:num w:numId="16" w16cid:durableId="1175148695">
     <w:abstractNumId w:val="1"/>
   </w:num>
-  <w:num w:numId="17" w16cid:durableId="1422415337">
+  <w:num w:numId="17" w16cid:durableId="1215459932">
     <w:abstractNumId w:val="1"/>
   </w:num>
-  <w:num w:numId="18" w16cid:durableId="1862472427">
+  <w:num w:numId="18" w16cid:durableId="69236165">
     <w:abstractNumId w:val="1"/>
   </w:num>
-  <w:num w:numId="19" w16cid:durableId="545456738">
+  <w:num w:numId="19" w16cid:durableId="756754168">
     <w:abstractNumId w:val="1"/>
   </w:num>
-  <w:num w:numId="20" w16cid:durableId="2029678683">
+  <w:num w:numId="20" w16cid:durableId="1103501996">
     <w:abstractNumId w:val="2"/>
   </w:num>
-  <w:num w:numId="21" w16cid:durableId="1606690591">
+  <w:num w:numId="21" w16cid:durableId="796677994">
     <w:abstractNumId w:val="2"/>
   </w:num>
-  <w:num w:numId="22" w16cid:durableId="1486894366">
+  <w:num w:numId="22" w16cid:durableId="674578656">
     <w:abstractNumId w:val="2"/>
   </w:num>
-  <w:num w:numId="23" w16cid:durableId="1785416032">
+  <w:num w:numId="23" w16cid:durableId="310911859">
     <w:abstractNumId w:val="2"/>
   </w:num>
-  <w:num w:numId="24" w16cid:durableId="965281650">
+  <w:num w:numId="24" w16cid:durableId="1679773273">
     <w:abstractNumId w:val="2"/>
   </w:num>
-  <w:num w:numId="25" w16cid:durableId="465394941">
+  <w:num w:numId="25" w16cid:durableId="193007851">
     <w:abstractNumId w:val="2"/>
   </w:num>
-  <w:num w:numId="26" w16cid:durableId="1738699469">
+  <w:num w:numId="26" w16cid:durableId="995494341">
     <w:abstractNumId w:val="2"/>
   </w:num>
-  <w:num w:numId="27" w16cid:durableId="1480268087">
+  <w:num w:numId="27" w16cid:durableId="1482387976">
     <w:abstractNumId w:val="2"/>
   </w:num>
-  <w:num w:numId="28" w16cid:durableId="941841234">
+  <w:num w:numId="28" w16cid:durableId="548227682">
     <w:abstractNumId w:val="2"/>
   </w:num>
-  <w:num w:numId="29" w16cid:durableId="907426119">
+  <w:num w:numId="29" w16cid:durableId="1827628961">
     <w:abstractNumId w:val="2"/>
   </w:num>
 </w:numbering>
@@ -8875,6 +8990,34 @@
       <w:sz w:val="4"/>
     </w:rPr>
   </w:style>
+  <w:style w:type="character" w:customStyle="1" w:styleId="PromptGoal">
+    <w:name w:val="Prompt Goal"/>
+    <w:rPr>
+      <w:color w:val="1F4E99"/>
+      <w:shd w:val="clear" w:color="auto" w:fill="DCEBFF"/>
+    </w:rPr>
+  </w:style>
+  <w:style w:type="character" w:customStyle="1" w:styleId="PromptSource">
+    <w:name w:val="Prompt Source"/>
+    <w:rPr>
+      <w:color w:val="1E6B32"/>
+      <w:shd w:val="clear" w:color="auto" w:fill="DFF5E1"/>
+    </w:rPr>
+  </w:style>
+  <w:style w:type="character" w:customStyle="1" w:styleId="PromptExpectations">
+    <w:name w:val="Prompt Expectations"/>
+    <w:rPr>
+      <w:color w:val="8A4B00"/>
+      <w:shd w:val="clear" w:color="auto" w:fill="FFE9CC"/>
+    </w:rPr>
+  </w:style>
+  <w:style w:type="character" w:customStyle="1" w:styleId="PromptConstraints">
+    <w:name w:val="Prompt Constraints"/>
+    <w:rPr>
+      <w:color w:val="5B2C91"/>
+      <w:shd w:val="clear" w:color="auto" w:fill="EDE3FA"/>
+    </w:rPr>
+  </w:style>
   <w:style w:type="paragraph" w:customStyle="1" w:styleId="SourceCode">
     <w:name w:val="Source Code"/>
     <w:basedOn w:val="Normal"/>
@@ -9183,7 +9326,7 @@
     <w:next w:val="Normal"/>
     <w:autoRedefine/>
     <w:uiPriority w:val="39"/>
-    <w:rsid w:val="00305B78"/>
+    <w:rsid w:val="00C4780C"/>
     <w:pPr>
       <w:spacing w:after="100"/>
     </w:pPr>
@@ -9194,7 +9337,7 @@
     <w:next w:val="Normal"/>
     <w:autoRedefine/>
     <w:uiPriority w:val="39"/>
-    <w:rsid w:val="00305B78"/>
+    <w:rsid w:val="00C4780C"/>
     <w:pPr>
       <w:spacing w:after="100"/>
       <w:ind w:left="210"/>
@@ -9204,7 +9347,7 @@
     <w:name w:val="header"/>
     <w:basedOn w:val="Normal"/>
     <w:link w:val="HeaderChar"/>
-    <w:rsid w:val="00305B78"/>
+    <w:rsid w:val="00C4780C"/>
     <w:pPr>
       <w:tabs>
         <w:tab w:val="center" w:pos="4513"/>
@@ -9217,7 +9360,7 @@
     <w:name w:val="Header Char"/>
     <w:basedOn w:val="DefaultParagraphFont"/>
     <w:link w:val="Header"/>
-    <w:rsid w:val="00305B78"/>
+    <w:rsid w:val="00C4780C"/>
     <w:rPr>
       <w:rFonts w:ascii="Segoe UI" w:eastAsia="Segoe UI" w:hAnsi="Segoe UI" w:cs="Segoe UI"/>
       <w:color w:val="242424"/>
@@ -9228,7 +9371,7 @@
     <w:name w:val="footer"/>
     <w:basedOn w:val="Normal"/>
     <w:link w:val="FooterChar"/>
-    <w:rsid w:val="00305B78"/>
+    <w:rsid w:val="00C4780C"/>
     <w:pPr>
       <w:tabs>
         <w:tab w:val="center" w:pos="4513"/>
@@ -9241,7 +9384,7 @@
     <w:name w:val="Footer Char"/>
     <w:basedOn w:val="DefaultParagraphFont"/>
     <w:link w:val="Footer"/>
-    <w:rsid w:val="00305B78"/>
+    <w:rsid w:val="00C4780C"/>
     <w:rPr>
       <w:rFonts w:ascii="Segoe UI" w:eastAsia="Segoe UI" w:hAnsi="Segoe UI" w:cs="Segoe UI"/>
       <w:color w:val="242424"/>

--- a/instructor/facilitator-guide.docx
+++ b/instructor/facilitator-guide.docx
@@ -10,7 +10,7 @@
           <w:sz w:val="21"/>
           <w:szCs w:val="24"/>
         </w:rPr>
-        <w:id w:val="1023437216"/>
+        <w:id w:val="-380169760"/>
         <w:docPartObj>
           <w:docPartGallery w:val="Table of Contents"/>
           <w:docPartUnique/>
@@ -51,7 +51,7 @@
           <w:r>
             <w:fldChar w:fldCharType="separate"/>
           </w:r>
-          <w:hyperlink w:anchor="_Toc241956426" w:history="1">
+          <w:hyperlink w:anchor="_Toc241993825" w:history="1">
             <w:r>
               <w:rPr>
                 <w:rStyle w:val="Hyperlink"/>
@@ -78,7 +78,7 @@
                 <w:noProof/>
                 <w:webHidden/>
               </w:rPr>
-              <w:instrText xml:space="preserve"> PAGEREF _Toc241956426 \h </w:instrText>
+              <w:instrText xml:space="preserve"> PAGEREF _Toc241993825 \h </w:instrText>
             </w:r>
             <w:r>
               <w:rPr>
@@ -125,7 +125,7 @@
               <w14:ligatures w14:val="standardContextual"/>
             </w:rPr>
           </w:pPr>
-          <w:hyperlink w:anchor="_Toc241956427" w:history="1">
+          <w:hyperlink w:anchor="_Toc241993826" w:history="1">
             <w:r>
               <w:rPr>
                 <w:rStyle w:val="Hyperlink"/>
@@ -152,7 +152,7 @@
                 <w:noProof/>
                 <w:webHidden/>
               </w:rPr>
-              <w:instrText xml:space="preserve"> PAGEREF _Toc241956427 \h </w:instrText>
+              <w:instrText xml:space="preserve"> PAGEREF _Toc241993826 \h </w:instrText>
             </w:r>
             <w:r>
               <w:rPr>
@@ -199,7 +199,7 @@
               <w14:ligatures w14:val="standardContextual"/>
             </w:rPr>
           </w:pPr>
-          <w:hyperlink w:anchor="_Toc241956428" w:history="1">
+          <w:hyperlink w:anchor="_Toc241993827" w:history="1">
             <w:r>
               <w:rPr>
                 <w:rStyle w:val="Hyperlink"/>
@@ -226,7 +226,7 @@
                 <w:noProof/>
                 <w:webHidden/>
               </w:rPr>
-              <w:instrText xml:space="preserve"> PAGEREF _Toc241956428 \h </w:instrText>
+              <w:instrText xml:space="preserve"> PAGEREF _Toc241993827 \h </w:instrText>
             </w:r>
             <w:r>
               <w:rPr>
@@ -273,7 +273,7 @@
               <w14:ligatures w14:val="standardContextual"/>
             </w:rPr>
           </w:pPr>
-          <w:hyperlink w:anchor="_Toc241956429" w:history="1">
+          <w:hyperlink w:anchor="_Toc241993828" w:history="1">
             <w:r>
               <w:rPr>
                 <w:rStyle w:val="Hyperlink"/>
@@ -300,7 +300,7 @@
                 <w:noProof/>
                 <w:webHidden/>
               </w:rPr>
-              <w:instrText xml:space="preserve"> PAGEREF _Toc241956429 \h </w:instrText>
+              <w:instrText xml:space="preserve"> PAGEREF _Toc241993828 \h </w:instrText>
             </w:r>
             <w:r>
               <w:rPr>
@@ -347,7 +347,7 @@
               <w14:ligatures w14:val="standardContextual"/>
             </w:rPr>
           </w:pPr>
-          <w:hyperlink w:anchor="_Toc241956430" w:history="1">
+          <w:hyperlink w:anchor="_Toc241993829" w:history="1">
             <w:r>
               <w:rPr>
                 <w:rStyle w:val="Hyperlink"/>
@@ -374,7 +374,7 @@
                 <w:noProof/>
                 <w:webHidden/>
               </w:rPr>
-              <w:instrText xml:space="preserve"> PAGEREF _Toc241956430 \h </w:instrText>
+              <w:instrText xml:space="preserve"> PAGEREF _Toc241993829 \h </w:instrText>
             </w:r>
             <w:r>
               <w:rPr>
@@ -421,7 +421,7 @@
               <w14:ligatures w14:val="standardContextual"/>
             </w:rPr>
           </w:pPr>
-          <w:hyperlink w:anchor="_Toc241956431" w:history="1">
+          <w:hyperlink w:anchor="_Toc241993830" w:history="1">
             <w:r>
               <w:rPr>
                 <w:rStyle w:val="Hyperlink"/>
@@ -448,7 +448,7 @@
                 <w:noProof/>
                 <w:webHidden/>
               </w:rPr>
-              <w:instrText xml:space="preserve"> PAGEREF _Toc241956431 \h </w:instrText>
+              <w:instrText xml:space="preserve"> PAGEREF _Toc241993830 \h </w:instrText>
             </w:r>
             <w:r>
               <w:rPr>
@@ -468,7 +468,7 @@
                 <w:noProof/>
                 <w:webHidden/>
               </w:rPr>
-              <w:t>7</w:t>
+              <w:t>8</w:t>
             </w:r>
             <w:r>
               <w:rPr>
@@ -495,7 +495,7 @@
               <w14:ligatures w14:val="standardContextual"/>
             </w:rPr>
           </w:pPr>
-          <w:hyperlink w:anchor="_Toc241956432" w:history="1">
+          <w:hyperlink w:anchor="_Toc241993831" w:history="1">
             <w:r>
               <w:rPr>
                 <w:rStyle w:val="Hyperlink"/>
@@ -522,7 +522,7 @@
                 <w:noProof/>
                 <w:webHidden/>
               </w:rPr>
-              <w:instrText xml:space="preserve"> PAGEREF _Toc241956432 \h </w:instrText>
+              <w:instrText xml:space="preserve"> PAGEREF _Toc241993831 \h </w:instrText>
             </w:r>
             <w:r>
               <w:rPr>
@@ -542,7 +542,7 @@
                 <w:noProof/>
                 <w:webHidden/>
               </w:rPr>
-              <w:t>8</w:t>
+              <w:t>9</w:t>
             </w:r>
             <w:r>
               <w:rPr>
@@ -569,7 +569,7 @@
               <w14:ligatures w14:val="standardContextual"/>
             </w:rPr>
           </w:pPr>
-          <w:hyperlink w:anchor="_Toc241956433" w:history="1">
+          <w:hyperlink w:anchor="_Toc241993832" w:history="1">
             <w:r>
               <w:rPr>
                 <w:rStyle w:val="Hyperlink"/>
@@ -596,7 +596,7 @@
                 <w:noProof/>
                 <w:webHidden/>
               </w:rPr>
-              <w:instrText xml:space="preserve"> PAGEREF _Toc241956433 \h </w:instrText>
+              <w:instrText xml:space="preserve"> PAGEREF _Toc241993832 \h </w:instrText>
             </w:r>
             <w:r>
               <w:rPr>
@@ -643,7 +643,7 @@
               <w14:ligatures w14:val="standardContextual"/>
             </w:rPr>
           </w:pPr>
-          <w:hyperlink w:anchor="_Toc241956434" w:history="1">
+          <w:hyperlink w:anchor="_Toc241993833" w:history="1">
             <w:r>
               <w:rPr>
                 <w:rStyle w:val="Hyperlink"/>
@@ -670,7 +670,7 @@
                 <w:noProof/>
                 <w:webHidden/>
               </w:rPr>
-              <w:instrText xml:space="preserve"> PAGEREF _Toc241956434 \h </w:instrText>
+              <w:instrText xml:space="preserve"> PAGEREF _Toc241993833 \h </w:instrText>
             </w:r>
             <w:r>
               <w:rPr>
@@ -713,7 +713,7 @@
         <w:pStyle w:val="Heading1"/>
       </w:pPr>
       <w:bookmarkStart w:id="0" w:name="facilitator-guide"/>
-      <w:bookmarkStart w:id="1" w:name="_Toc241956426"/>
+      <w:bookmarkStart w:id="1" w:name="_Toc241993825"/>
       <w:r>
         <w:t>Facilitator Guide</w:t>
       </w:r>
@@ -724,7 +724,7 @@
         <w:pStyle w:val="Heading2"/>
       </w:pPr>
       <w:bookmarkStart w:id="2" w:name="Xcf6672c4a7c8d9b4cd1f77047f410e79b506e1f"/>
-      <w:bookmarkStart w:id="3" w:name="_Toc241956427"/>
+      <w:bookmarkStart w:id="3" w:name="_Toc241993826"/>
       <w:r>
         <w:t>Getting Things Done with Copilot Cowork for HR Tasks (4 hours, ~25 attendees)</w:t>
       </w:r>
@@ -792,7 +792,7 @@
         <w:pStyle w:val="Heading2"/>
       </w:pPr>
       <w:bookmarkStart w:id="4" w:name="before-you-start"/>
-      <w:bookmarkStart w:id="5" w:name="_Toc241956428"/>
+      <w:bookmarkStart w:id="5" w:name="_Toc241993827"/>
       <w:bookmarkEnd w:id="2"/>
       <w:r>
         <w:t>Before you start</w:t>
@@ -1128,7 +1128,7 @@
           <w:noProof/>
         </w:rPr>
         <w:drawing>
-          <wp:inline distT="0" distB="0" distL="0" distR="0" wp14:anchorId="4ECD2CF8" wp14:editId="30430807">
+          <wp:inline distT="0" distB="0" distL="0" distR="0" wp14:anchorId="3022C962" wp14:editId="41948F31">
             <wp:extent cx="4400120" cy="1306285"/>
             <wp:effectExtent l="0" t="0" r="0" b="0"/>
             <wp:docPr id="14" name="Picture" descr="Tip: on a GitHub file page, select the Download icon (Download raw file) at the top right of the file"/>
@@ -1303,10 +1303,146 @@
     </w:p>
     <w:p>
       <w:pPr>
+        <w:pStyle w:val="CalloutMarker"/>
+        <w:spacing w:line="80" w:lineRule="exact"/>
+      </w:pPr>
+    </w:p>
+    <w:p>
+      <w:pPr>
+        <w:pStyle w:val="BodyText"/>
+        <w:pBdr>
+          <w:left w:val="single" w:sz="18" w:space="8" w:color="3B1041"/>
+        </w:pBdr>
+        <w:shd w:val="clear" w:color="auto" w:fill="FBF6FD"/>
+        <w:spacing w:before="30" w:after="30"/>
+        <w:ind w:left="288" w:right="144"/>
+      </w:pPr>
+      <w:r>
+        <w:rPr>
+          <w:b/>
+          <w:bCs/>
+        </w:rPr>
+        <w:t>Demo videos:</w:t>
+      </w:r>
+      <w:r>
+        <w:t xml:space="preserve"> each exercise has a </w:t>
+      </w:r>
+      <w:r>
+        <w:rPr>
+          <w:b/>
+          <w:bCs/>
+        </w:rPr>
+        <w:t>Demo</w:t>
+      </w:r>
+      <w:r>
+        <w:t xml:space="preserve"> slide right after its scenario card, and so do the </w:t>
+      </w:r>
+      <w:r>
+        <w:rPr>
+          <w:b/>
+          <w:bCs/>
+        </w:rPr>
+        <w:t>Copilot and Cowork UI walkthrough</w:t>
+      </w:r>
+      <w:r>
+        <w:t xml:space="preserve"> and </w:t>
+      </w:r>
+      <w:r>
+        <w:rPr>
+          <w:b/>
+          <w:bCs/>
+        </w:rPr>
+        <w:t>Prompting best practices</w:t>
+      </w:r>
+      <w:r>
+        <w:t xml:space="preserve"> slides (10 in all). Each has an empty video frame. Cowork tasks can take several minutes, so </w:t>
+      </w:r>
+      <w:r>
+        <w:rPr>
+          <w:b/>
+          <w:bCs/>
+        </w:rPr>
+        <w:t>record each demo ahead of time</w:t>
+      </w:r>
+      <w:r>
+        <w:t xml:space="preserve"> from your demo account (Exercise 1 from the seeded account, never real mail) and play the recording instead of waiting live. To add one, select the </w:t>
+      </w:r>
+      <w:r>
+        <w:rPr>
+          <w:b/>
+          <w:bCs/>
+        </w:rPr>
+        <w:t>media icon</w:t>
+      </w:r>
+      <w:r>
+        <w:t xml:space="preserve"> in the frame (or </w:t>
+      </w:r>
+      <w:r>
+        <w:rPr>
+          <w:b/>
+          <w:bCs/>
+        </w:rPr>
+        <w:t>Insert → Video → This Device</w:t>
+      </w:r>
+      <w:r>
+        <w:t xml:space="preserve">), pick your recording, and on </w:t>
+      </w:r>
+      <w:r>
+        <w:rPr>
+          <w:b/>
+          <w:bCs/>
+        </w:rPr>
+        <w:t>Playback</w:t>
+      </w:r>
+      <w:r>
+        <w:t xml:space="preserve"> set </w:t>
+      </w:r>
+      <w:r>
+        <w:rPr>
+          <w:b/>
+          <w:bCs/>
+        </w:rPr>
+        <w:t>Start: When Clicked On</w:t>
+      </w:r>
+      <w:r>
+        <w:t xml:space="preserve">. Trim long waits with </w:t>
+      </w:r>
+      <w:r>
+        <w:rPr>
+          <w:b/>
+          <w:bCs/>
+        </w:rPr>
+        <w:t>Playback → Trim Video</w:t>
+      </w:r>
+      <w:r>
+        <w:t xml:space="preserve">. With no video inserted, the slide still shows a clean frame, so you can run that demo live instead. Insert videos in </w:t>
+      </w:r>
+      <w:r>
+        <w:rPr>
+          <w:b/>
+          <w:bCs/>
+        </w:rPr>
+        <w:t>your own copy</w:t>
+      </w:r>
+      <w:r>
+        <w:t xml:space="preserve"> of the deck: the kit's </w:t>
+      </w:r>
+      <w:r>
+        <w:rPr>
+          <w:rStyle w:val="VerbatimChar"/>
+        </w:rPr>
+        <w:t>instructor-deck.pptx</w:t>
+      </w:r>
+      <w:r>
+        <w:t xml:space="preserve"> is regenerated by the build.</w:t>
+      </w:r>
+    </w:p>
+    <w:p>
+      <w:pPr>
         <w:pStyle w:val="Heading2"/>
       </w:pPr>
       <w:bookmarkStart w:id="6" w:name="run-sheet-240-minutes"/>
-      <w:bookmarkStart w:id="7" w:name="_Toc241956429"/>
+      <w:bookmarkStart w:id="7" w:name="_Toc241993828"/>
       <w:bookmarkEnd w:id="4"/>
       <w:r>
         <w:t>Run sheet (240 minutes)</w:t>
@@ -1651,6 +1787,7 @@
               <w:rPr>
                 <w:sz w:val="19"/>
               </w:rPr>
+              <w:lastRenderedPageBreak/>
               <w:t>0:40–1:05</w:t>
             </w:r>
           </w:p>
@@ -1881,7 +2018,6 @@
               <w:rPr>
                 <w:sz w:val="19"/>
               </w:rPr>
-              <w:lastRenderedPageBreak/>
               <w:t>1:35–2:00</w:t>
             </w:r>
           </w:p>
@@ -2528,7 +2664,7 @@
         <w:pStyle w:val="Heading2"/>
       </w:pPr>
       <w:bookmarkStart w:id="8" w:name="segment-talking-points"/>
-      <w:bookmarkStart w:id="9" w:name="_Toc241956430"/>
+      <w:bookmarkStart w:id="9" w:name="_Toc241993829"/>
       <w:bookmarkEnd w:id="6"/>
       <w:r>
         <w:t>Segment talking points</w:t>
@@ -2563,10 +2699,7 @@
         <w:t>six learning objectives</w:t>
       </w:r>
       <w:r>
-        <w:t xml:space="preserve"> </w:t>
-      </w:r>
-      <w:r>
-        <w:t>(README / workbook / deck slide 3): choose the right tool, delegate safely, ground in real content, package repeatable work, build a no-code agent, apply HR guardrails. Come back to them at wrap-up.</w:t>
+        <w:t xml:space="preserve"> (README / workbook / deck slide 3): choose the right tool, delegate safely, ground in real content, package repeatable work, build a no-code agent, apply HR guardrails. Come back to them at wrap-up.</w:t>
       </w:r>
     </w:p>
     <w:p>
@@ -2642,6 +2775,7 @@
       <w:bookmarkStart w:id="11" w:name="copilot-vs-cowork-010020"/>
       <w:bookmarkEnd w:id="10"/>
       <w:r>
+        <w:lastRenderedPageBreak/>
         <w:t>Copilot vs. Cowork (0:10–0:20)</w:t>
       </w:r>
     </w:p>
@@ -2674,7 +2808,10 @@
         <w:t>Cowork = AI coworker</w:t>
       </w:r>
       <w:r>
-        <w:t xml:space="preserve"> (you describe an outcome, it does the multi-step work and hands back a deliverable). See </w:t>
+        <w:t xml:space="preserve"> </w:t>
+      </w:r>
+      <w:r>
+        <w:t xml:space="preserve">(you describe an outcome, it does the multi-step work and hands back a deliverable). See </w:t>
       </w:r>
       <w:hyperlink r:id="rId13">
         <w:r>
@@ -2766,7 +2903,6 @@
       <w:bookmarkStart w:id="12" w:name="cowork-ui-walkthrough--setup-020040"/>
       <w:bookmarkEnd w:id="11"/>
       <w:r>
-        <w:lastRenderedPageBreak/>
         <w:t>Cowork UI walkthrough + setup (0:20–0:40)</w:t>
       </w:r>
     </w:p>
@@ -2819,10 +2955,7 @@
         <w:t>Customize</w:t>
       </w:r>
       <w:r>
-        <w:t xml:space="preserve"> </w:t>
-      </w:r>
-      <w:r>
-        <w:t xml:space="preserve">(custom instructions, skills, plugins). See </w:t>
+        <w:t xml:space="preserve"> (custom instructions, skills, plugins). See </w:t>
       </w:r>
       <w:hyperlink r:id="rId14">
         <w:r>
@@ -2996,10 +3129,7 @@
         <w:t>More options → Always allow</w:t>
       </w:r>
       <w:r>
-        <w:t xml:space="preserve">. Say plainly: "One at a time. No Approve All." Show where to </w:t>
-      </w:r>
-      <w:r>
-        <w:t xml:space="preserve">revoke: side panel → </w:t>
+        <w:t xml:space="preserve">. Say plainly: "One at a time. No Approve All." Show where to revoke: side panel → </w:t>
       </w:r>
       <w:r>
         <w:rPr>
@@ -3210,10 +3340,7 @@
         <w:t>Output folder</w:t>
       </w:r>
       <w:r>
-        <w:t xml:space="preserve"> </w:t>
-      </w:r>
-      <w:r>
-        <w:t xml:space="preserve">(what Cowork </w:t>
+        <w:t xml:space="preserve"> (what Cowork </w:t>
       </w:r>
       <w:r>
         <w:rPr>
@@ -3245,7 +3372,10 @@
         <w:t>Preview</w:t>
       </w:r>
       <w:r>
-        <w:t xml:space="preserve"> on the HTML dashboard: it opens in a split view; show the </w:t>
+        <w:t xml:space="preserve"> </w:t>
+      </w:r>
+      <w:r>
+        <w:t xml:space="preserve">on the HTML dashboard: it opens in a split view; show the </w:t>
       </w:r>
       <w:r>
         <w:rPr>
@@ -3338,10 +3468,7 @@
         <w:t>Attendees use their own mail, calendar, and Teams</w:t>
       </w:r>
       <w:r>
-        <w:t xml:space="preserve">, so results vary: a busy week gives a rich </w:t>
-      </w:r>
-      <w:r>
-        <w:t xml:space="preserve">dashboard, a quiet one a light dashboard. Demo first from </w:t>
+        <w:t xml:space="preserve">, so results vary: a busy week gives a rich dashboard, a quiet one a light dashboard. Demo first from </w:t>
       </w:r>
       <w:r>
         <w:rPr>
@@ -3358,7 +3485,14 @@
           <w:rPr>
             <w:rStyle w:val="Hyperlink"/>
           </w:rPr>
-          <w:t>seed-content.docx</w:t>
+          <w:t>seed-</w:t>
+        </w:r>
+        <w:r>
+          <w:rPr>
+            <w:rStyle w:val="Hyperlink"/>
+          </w:rPr>
+          <w:lastRenderedPageBreak/>
+          <w:t>content.docx</w:t>
         </w:r>
       </w:hyperlink>
       <w:r>
@@ -3443,7 +3577,10 @@
         <w:t>pause or delete the weekday schedule</w:t>
       </w:r>
       <w:r>
-        <w:t xml:space="preserve"> after class (Automations → Manage schedules) so it doesn't keep consuming usage.</w:t>
+        <w:t xml:space="preserve"> </w:t>
+      </w:r>
+      <w:r>
+        <w:t>after class (Automations → Manage schedules) so it doesn't keep consuming usage.</w:t>
       </w:r>
     </w:p>
     <w:p>
@@ -3487,7 +3624,6 @@
         </w:numPr>
       </w:pPr>
       <w:r>
-        <w:lastRenderedPageBreak/>
         <w:t xml:space="preserve">Have attendees </w:t>
       </w:r>
       <w:r>
@@ -3527,10 +3663,7 @@
         <w:t>"Turn this into an interviewer scorecard in Word AND Excel with the scoring scales filled in."</w:t>
       </w:r>
       <w:r>
-        <w:t xml:space="preserve"> </w:t>
-      </w:r>
-      <w:r>
-        <w:t xml:space="preserve">One follow-up turns research into ready-to-use deliverables in </w:t>
+        <w:t xml:space="preserve"> One follow-up turns research into ready-to-use deliverables in </w:t>
       </w:r>
       <w:r>
         <w:rPr>
@@ -3618,10 +3751,7 @@
         <w:t>Timing:</w:t>
       </w:r>
       <w:r>
-        <w:t xml:space="preserve"> Deep Research takes a few minutes. Use the wait to ask "When is web research better </w:t>
-      </w:r>
-      <w:r>
-        <w:t xml:space="preserve">than our own content, and when is it riskier?" If the room is behind at </w:t>
+        <w:t xml:space="preserve"> Deep Research takes a few minutes. Use the wait to ask "When is web research better than our own content, and when is it riskier?" If the room is behind at </w:t>
       </w:r>
       <w:r>
         <w:rPr>
@@ -3631,7 +3761,10 @@
         <w:t>1:20</w:t>
       </w:r>
       <w:r>
-        <w:t>, demo the scorecard follow-up on your screen.</w:t>
+        <w:t xml:space="preserve">, demo the </w:t>
+      </w:r>
+      <w:r>
+        <w:t>scorecard follow-up on your screen.</w:t>
       </w:r>
     </w:p>
     <w:p>
@@ -3715,10 +3848,10 @@
         <w:t>operates websites</w:t>
       </w:r>
       <w:r>
-        <w:t xml:space="preserve"> </w:t>
-      </w:r>
-      <w:r>
-        <w:t>step by step, like a person or a test tool such as Playwright would: types in a site's search box, clicks links and menus, moves to a second site, and reports each page.</w:t>
+        <w:t xml:space="preserve"> step by step, like a person or a test tool such as Playwright would: types </w:t>
+      </w:r>
+      <w:r>
+        <w:t>in a site's search box, clicks links and menus, moves to a second site, and reports each page.</w:t>
       </w:r>
     </w:p>
     <w:p>
@@ -3757,10 +3890,7 @@
         <w:t>hidden tab in the attendee's own Edge</w:t>
       </w:r>
       <w:r>
-        <w:t xml:space="preserve">, with their sign-ins and the organization's policies. No new access; sign-in, MFA, and CAPTCHA are handed back to the </w:t>
-      </w:r>
-      <w:r>
-        <w:t>person; consequential actions need approval; everything is audited.</w:t>
+        <w:t>, with their sign-ins and the organization's policies. No new access; sign-in, MFA, and CAPTCHA are handed back to the person; consequential actions need approval; everything is audited.</w:t>
       </w:r>
     </w:p>
     <w:p>
@@ -3799,7 +3929,10 @@
         <w:t>I understand</w:t>
       </w:r>
       <w:r>
-        <w:t xml:space="preserve">), the </w:t>
+        <w:t>), the</w:t>
+      </w:r>
+      <w:r>
+        <w:t xml:space="preserve"> </w:t>
       </w:r>
       <w:r>
         <w:rPr>
@@ -3901,7 +4034,10 @@
         <w:t>T-2008</w:t>
       </w:r>
       <w:r>
-        <w:t xml:space="preserve"> is time-sensitive. Remind the room: a policy check, not legal advice.</w:t>
+        <w:t xml:space="preserve"> </w:t>
+      </w:r>
+      <w:r>
+        <w:t>is time-sensitive. Remind the room: a policy check, not legal advice.</w:t>
       </w:r>
     </w:p>
     <w:p>
@@ -3991,7 +4127,10 @@
         <w:t>work account</w:t>
       </w:r>
       <w:r>
-        <w:t xml:space="preserve"> (not InPrivate), and the Edge </w:t>
+        <w:t xml:space="preserve"> </w:t>
+      </w:r>
+      <w:r>
+        <w:t xml:space="preserve">(not InPrivate), and the Edge </w:t>
       </w:r>
       <w:r>
         <w:rPr>
@@ -4017,6 +4156,7 @@
           <w:b/>
           <w:bCs/>
         </w:rPr>
+        <w:lastRenderedPageBreak/>
         <w:t>Stretch for fast finishers:</w:t>
       </w:r>
       <w:r>
@@ -4084,10 +4224,7 @@
         <w:t>auto-evaluation</w:t>
       </w:r>
       <w:r>
-        <w:t xml:space="preserve"> </w:t>
-      </w:r>
-      <w:r>
-        <w:t>aloud; explain the four scoring dimensions and the bands.</w:t>
+        <w:t xml:space="preserve"> aloud; explain the four scoring dimensions and the bands.</w:t>
       </w:r>
     </w:p>
     <w:p>
@@ -4109,7 +4246,10 @@
         <w:t>triggering</w:t>
       </w:r>
       <w:r>
-        <w:t xml:space="preserve"> question and an </w:t>
+        <w:t xml:space="preserve"> </w:t>
+      </w:r>
+      <w:r>
+        <w:t xml:space="preserve">question and an </w:t>
       </w:r>
       <w:r>
         <w:rPr>
@@ -4167,7 +4307,6 @@
           <w:b/>
           <w:bCs/>
         </w:rPr>
-        <w:lastRenderedPageBreak/>
         <w:t>Shared-tenant tip:</w:t>
       </w:r>
       <w:r>
@@ -4242,7 +4381,10 @@
         <w:t>Job posting (5a):</w:t>
       </w:r>
       <w:r>
-        <w:t xml:space="preserve"> the follow-on to Ex 2. Ex 2 prepared the interview; 5a writes the posting that attracts candidates. Discuss the </w:t>
+        <w:t xml:space="preserve"> </w:t>
+      </w:r>
+      <w:r>
+        <w:t xml:space="preserve">the follow-on to Ex 2. Ex 2 prepared the interview; 5a writes the posting that attracts candidates. Discuss the </w:t>
       </w:r>
       <w:r>
         <w:rPr>
@@ -4294,10 +4436,10 @@
         <w:t>T-2008</w:t>
       </w:r>
       <w:r>
-        <w:t xml:space="preserve"> </w:t>
-      </w:r>
-      <w:r>
-        <w:t xml:space="preserve">(overtime missing from a paycheck). T-2003 and T-2013 are also High but already closed — a good check on whether Cowork read the Status column. Full expected results: </w:t>
+        <w:t xml:space="preserve"> (overtime missing from a paycheck). T-2003 and T-2013 are also High but </w:t>
+      </w:r>
+      <w:r>
+        <w:t xml:space="preserve">already closed — a good check on whether Cowork read the Status column. Full expected results: </w:t>
       </w:r>
       <w:hyperlink r:id="rId18">
         <w:r>
@@ -4630,6 +4772,7 @@
       <w:bookmarkStart w:id="22" w:name="X1c5a894c52e9d9df4cfada1d8bb3cb15b729ed1"/>
       <w:bookmarkEnd w:id="21"/>
       <w:r>
+        <w:lastRenderedPageBreak/>
         <w:t>Spotlight — Extend Cowork with HR plugins (3:30–3:35, talk only)</w:t>
       </w:r>
     </w:p>
@@ -4866,7 +5009,6 @@
           <w:b/>
           <w:bCs/>
         </w:rPr>
-        <w:lastRenderedPageBreak/>
         <w:t>Expect the SAP SuccessFactors question.</w:t>
       </w:r>
       <w:r>
@@ -5354,6 +5496,7 @@
         </w:numPr>
       </w:pPr>
       <w:r>
+        <w:lastRenderedPageBreak/>
         <w:t>Have them name one task they'll try in real work next week.</w:t>
       </w:r>
     </w:p>
@@ -5392,7 +5535,7 @@
         <w:pStyle w:val="Heading2"/>
       </w:pPr>
       <w:bookmarkStart w:id="25" w:name="troubleshooting-triage-hand-to-proctors"/>
-      <w:bookmarkStart w:id="26" w:name="_Toc241956431"/>
+      <w:bookmarkStart w:id="26" w:name="_Toc241993830"/>
       <w:bookmarkEnd w:id="8"/>
       <w:bookmarkEnd w:id="24"/>
       <w:r>
@@ -5597,7 +5740,6 @@
               <w:rPr>
                 <w:sz w:val="19"/>
               </w:rPr>
-              <w:lastRenderedPageBreak/>
               <w:t>Prompt returns nothing / error</w:t>
             </w:r>
           </w:p>
@@ -6532,6 +6674,7 @@
                 <w:bCs/>
                 <w:sz w:val="19"/>
               </w:rPr>
+              <w:lastRenderedPageBreak/>
               <w:t>Whole room</w:t>
             </w:r>
             <w:r>
@@ -6591,7 +6734,7 @@
         <w:pStyle w:val="Heading2"/>
       </w:pPr>
       <w:bookmarkStart w:id="27" w:name="time-checks-and-what-to-cut"/>
-      <w:bookmarkStart w:id="28" w:name="_Toc241956432"/>
+      <w:bookmarkStart w:id="28" w:name="_Toc241993831"/>
       <w:bookmarkEnd w:id="25"/>
       <w:r>
         <w:t>Time checks and what to cut</w:t>
@@ -6720,7 +6863,6 @@
                 <w:bCs/>
                 <w:sz w:val="19"/>
               </w:rPr>
-              <w:lastRenderedPageBreak/>
               <w:t>0:40</w:t>
             </w:r>
           </w:p>
@@ -7143,7 +7285,7 @@
         <w:pStyle w:val="Heading2"/>
       </w:pPr>
       <w:bookmarkStart w:id="29" w:name="pacing-tips-for-25-people"/>
-      <w:bookmarkStart w:id="30" w:name="_Toc241956433"/>
+      <w:bookmarkStart w:id="30" w:name="_Toc241993832"/>
       <w:bookmarkEnd w:id="27"/>
       <w:r>
         <w:t>Pacing tips for ~25 people</w:t>
@@ -7267,7 +7409,7 @@
         <w:pStyle w:val="Heading2"/>
       </w:pPr>
       <w:bookmarkStart w:id="31" w:name="success-criteria"/>
-      <w:bookmarkStart w:id="32" w:name="_Toc241956434"/>
+      <w:bookmarkStart w:id="32" w:name="_Toc241993833"/>
       <w:bookmarkEnd w:id="29"/>
       <w:r>
         <w:t>Success criteria</w:t>
@@ -7447,6 +7589,7 @@
         </w:numPr>
       </w:pPr>
       <w:r>
+        <w:lastRenderedPageBreak/>
         <w:t>Created a recurring Automation and walked the skill-sharing flow (Ex 7)</w:t>
       </w:r>
     </w:p>
@@ -7595,7 +7738,7 @@
   <w:abstractNum w:abstractNumId="0" w15:restartNumberingAfterBreak="0">
     <w:nsid w:val="0000A990"/>
     <w:multiLevelType w:val="multilevel"/>
-    <w:tmpl w:val="85464F4E"/>
+    <w:tmpl w:val="ED60437A"/>
     <w:lvl w:ilvl="0">
       <w:numFmt w:val="bullet"/>
       <w:lvlText w:val=" "/>
@@ -7672,7 +7815,7 @@
   <w:abstractNum w:abstractNumId="1" w15:restartNumberingAfterBreak="0">
     <w:nsid w:val="0000A991"/>
     <w:multiLevelType w:val="multilevel"/>
-    <w:tmpl w:val="92CC0B3C"/>
+    <w:tmpl w:val="5FD844B0"/>
     <w:lvl w:ilvl="0">
       <w:numFmt w:val="bullet"/>
       <w:lvlText w:val=""/>
@@ -7776,7 +7919,7 @@
   <w:abstractNum w:abstractNumId="2" w15:restartNumberingAfterBreak="0">
     <w:nsid w:val="0000A992"/>
     <w:multiLevelType w:val="multilevel"/>
-    <w:tmpl w:val="C7E67DC2"/>
+    <w:tmpl w:val="FECECF50"/>
     <w:lvl w:ilvl="0">
       <w:numFmt w:val="bullet"/>
       <w:lvlText w:val="☐"/>
@@ -7853,7 +7996,7 @@
   <w:abstractNum w:abstractNumId="3" w15:restartNumberingAfterBreak="0">
     <w:nsid w:val="00A99411"/>
     <w:multiLevelType w:val="multilevel"/>
-    <w:tmpl w:val="FBC69652"/>
+    <w:tmpl w:val="0D8C3466"/>
     <w:lvl w:ilvl="0">
       <w:start w:val="1"/>
       <w:numFmt w:val="decimal"/>
@@ -7936,25 +8079,25 @@
       </w:pPr>
     </w:lvl>
   </w:abstractNum>
-  <w:num w:numId="1" w16cid:durableId="1118334307">
+  <w:num w:numId="1" w16cid:durableId="1327199656">
     <w:abstractNumId w:val="0"/>
   </w:num>
-  <w:num w:numId="2" w16cid:durableId="966006669">
+  <w:num w:numId="2" w16cid:durableId="1213006290">
     <w:abstractNumId w:val="1"/>
   </w:num>
-  <w:num w:numId="3" w16cid:durableId="1810591249">
+  <w:num w:numId="3" w16cid:durableId="768546393">
     <w:abstractNumId w:val="1"/>
   </w:num>
-  <w:num w:numId="4" w16cid:durableId="1319731017">
+  <w:num w:numId="4" w16cid:durableId="241063336">
     <w:abstractNumId w:val="1"/>
   </w:num>
-  <w:num w:numId="5" w16cid:durableId="488064312">
+  <w:num w:numId="5" w16cid:durableId="1934049811">
     <w:abstractNumId w:val="1"/>
   </w:num>
-  <w:num w:numId="6" w16cid:durableId="148718574">
+  <w:num w:numId="6" w16cid:durableId="1781416609">
     <w:abstractNumId w:val="1"/>
   </w:num>
-  <w:num w:numId="7" w16cid:durableId="972901467">
+  <w:num w:numId="7" w16cid:durableId="1249390766">
     <w:abstractNumId w:val="3"/>
     <w:lvlOverride w:ilvl="0">
       <w:startOverride w:val="1"/>
@@ -7984,70 +8127,70 @@
       <w:startOverride w:val="1"/>
     </w:lvlOverride>
   </w:num>
-  <w:num w:numId="8" w16cid:durableId="481771368">
+  <w:num w:numId="8" w16cid:durableId="34083336">
     <w:abstractNumId w:val="1"/>
   </w:num>
-  <w:num w:numId="9" w16cid:durableId="268705173">
+  <w:num w:numId="9" w16cid:durableId="1653948197">
     <w:abstractNumId w:val="1"/>
   </w:num>
-  <w:num w:numId="10" w16cid:durableId="1805661121">
+  <w:num w:numId="10" w16cid:durableId="301540559">
     <w:abstractNumId w:val="1"/>
   </w:num>
-  <w:num w:numId="11" w16cid:durableId="24335993">
+  <w:num w:numId="11" w16cid:durableId="1004744852">
     <w:abstractNumId w:val="1"/>
   </w:num>
-  <w:num w:numId="12" w16cid:durableId="1325164815">
+  <w:num w:numId="12" w16cid:durableId="677661603">
     <w:abstractNumId w:val="1"/>
   </w:num>
-  <w:num w:numId="13" w16cid:durableId="1974942821">
+  <w:num w:numId="13" w16cid:durableId="977758059">
     <w:abstractNumId w:val="1"/>
   </w:num>
-  <w:num w:numId="14" w16cid:durableId="395013943">
+  <w:num w:numId="14" w16cid:durableId="2089115231">
     <w:abstractNumId w:val="1"/>
   </w:num>
-  <w:num w:numId="15" w16cid:durableId="478226056">
+  <w:num w:numId="15" w16cid:durableId="207843290">
     <w:abstractNumId w:val="1"/>
   </w:num>
-  <w:num w:numId="16" w16cid:durableId="1175148695">
+  <w:num w:numId="16" w16cid:durableId="1756586459">
     <w:abstractNumId w:val="1"/>
   </w:num>
-  <w:num w:numId="17" w16cid:durableId="1215459932">
+  <w:num w:numId="17" w16cid:durableId="522793033">
     <w:abstractNumId w:val="1"/>
   </w:num>
-  <w:num w:numId="18" w16cid:durableId="69236165">
+  <w:num w:numId="18" w16cid:durableId="920868966">
     <w:abstractNumId w:val="1"/>
   </w:num>
-  <w:num w:numId="19" w16cid:durableId="756754168">
+  <w:num w:numId="19" w16cid:durableId="121193130">
     <w:abstractNumId w:val="1"/>
   </w:num>
-  <w:num w:numId="20" w16cid:durableId="1103501996">
+  <w:num w:numId="20" w16cid:durableId="1242830216">
     <w:abstractNumId w:val="2"/>
   </w:num>
-  <w:num w:numId="21" w16cid:durableId="796677994">
+  <w:num w:numId="21" w16cid:durableId="794493116">
     <w:abstractNumId w:val="2"/>
   </w:num>
-  <w:num w:numId="22" w16cid:durableId="674578656">
+  <w:num w:numId="22" w16cid:durableId="2075077433">
     <w:abstractNumId w:val="2"/>
   </w:num>
-  <w:num w:numId="23" w16cid:durableId="310911859">
+  <w:num w:numId="23" w16cid:durableId="76947004">
     <w:abstractNumId w:val="2"/>
   </w:num>
-  <w:num w:numId="24" w16cid:durableId="1679773273">
+  <w:num w:numId="24" w16cid:durableId="1324432775">
     <w:abstractNumId w:val="2"/>
   </w:num>
-  <w:num w:numId="25" w16cid:durableId="193007851">
+  <w:num w:numId="25" w16cid:durableId="1225486170">
     <w:abstractNumId w:val="2"/>
   </w:num>
-  <w:num w:numId="26" w16cid:durableId="995494341">
+  <w:num w:numId="26" w16cid:durableId="64572875">
     <w:abstractNumId w:val="2"/>
   </w:num>
-  <w:num w:numId="27" w16cid:durableId="1482387976">
+  <w:num w:numId="27" w16cid:durableId="1311714006">
     <w:abstractNumId w:val="2"/>
   </w:num>
-  <w:num w:numId="28" w16cid:durableId="548227682">
+  <w:num w:numId="28" w16cid:durableId="330522480">
     <w:abstractNumId w:val="2"/>
   </w:num>
-  <w:num w:numId="29" w16cid:durableId="1827628961">
+  <w:num w:numId="29" w16cid:durableId="1610550128">
     <w:abstractNumId w:val="2"/>
   </w:num>
 </w:numbering>
@@ -9326,7 +9469,7 @@
     <w:next w:val="Normal"/>
     <w:autoRedefine/>
     <w:uiPriority w:val="39"/>
-    <w:rsid w:val="00C4780C"/>
+    <w:rsid w:val="005634F4"/>
     <w:pPr>
       <w:spacing w:after="100"/>
     </w:pPr>
@@ -9337,7 +9480,7 @@
     <w:next w:val="Normal"/>
     <w:autoRedefine/>
     <w:uiPriority w:val="39"/>
-    <w:rsid w:val="00C4780C"/>
+    <w:rsid w:val="005634F4"/>
     <w:pPr>
       <w:spacing w:after="100"/>
       <w:ind w:left="210"/>
@@ -9347,7 +9490,7 @@
     <w:name w:val="header"/>
     <w:basedOn w:val="Normal"/>
     <w:link w:val="HeaderChar"/>
-    <w:rsid w:val="00C4780C"/>
+    <w:rsid w:val="005634F4"/>
     <w:pPr>
       <w:tabs>
         <w:tab w:val="center" w:pos="4513"/>
@@ -9360,7 +9503,7 @@
     <w:name w:val="Header Char"/>
     <w:basedOn w:val="DefaultParagraphFont"/>
     <w:link w:val="Header"/>
-    <w:rsid w:val="00C4780C"/>
+    <w:rsid w:val="005634F4"/>
     <w:rPr>
       <w:rFonts w:ascii="Segoe UI" w:eastAsia="Segoe UI" w:hAnsi="Segoe UI" w:cs="Segoe UI"/>
       <w:color w:val="242424"/>
@@ -9371,7 +9514,7 @@
     <w:name w:val="footer"/>
     <w:basedOn w:val="Normal"/>
     <w:link w:val="FooterChar"/>
-    <w:rsid w:val="00C4780C"/>
+    <w:rsid w:val="005634F4"/>
     <w:pPr>
       <w:tabs>
         <w:tab w:val="center" w:pos="4513"/>
@@ -9384,7 +9527,7 @@
     <w:name w:val="Footer Char"/>
     <w:basedOn w:val="DefaultParagraphFont"/>
     <w:link w:val="Footer"/>
-    <w:rsid w:val="00C4780C"/>
+    <w:rsid w:val="005634F4"/>
     <w:rPr>
       <w:rFonts w:ascii="Segoe UI" w:eastAsia="Segoe UI" w:hAnsi="Segoe UI" w:cs="Segoe UI"/>
       <w:color w:val="242424"/>

--- a/instructor/facilitator-guide.docx
+++ b/instructor/facilitator-guide.docx
@@ -10,7 +10,7 @@
           <w:sz w:val="21"/>
           <w:szCs w:val="24"/>
         </w:rPr>
-        <w:id w:val="-380169760"/>
+        <w:id w:val="-1916924163"/>
         <w:docPartObj>
           <w:docPartGallery w:val="Table of Contents"/>
           <w:docPartUnique/>
@@ -51,7 +51,7 @@
           <w:r>
             <w:fldChar w:fldCharType="separate"/>
           </w:r>
-          <w:hyperlink w:anchor="_Toc241993825" w:history="1">
+          <w:hyperlink w:anchor="_Toc241995304" w:history="1">
             <w:r>
               <w:rPr>
                 <w:rStyle w:val="Hyperlink"/>
@@ -78,7 +78,7 @@
                 <w:noProof/>
                 <w:webHidden/>
               </w:rPr>
-              <w:instrText xml:space="preserve"> PAGEREF _Toc241993825 \h </w:instrText>
+              <w:instrText xml:space="preserve"> PAGEREF _Toc241995304 \h </w:instrText>
             </w:r>
             <w:r>
               <w:rPr>
@@ -125,7 +125,7 @@
               <w14:ligatures w14:val="standardContextual"/>
             </w:rPr>
           </w:pPr>
-          <w:hyperlink w:anchor="_Toc241993826" w:history="1">
+          <w:hyperlink w:anchor="_Toc241995305" w:history="1">
             <w:r>
               <w:rPr>
                 <w:rStyle w:val="Hyperlink"/>
@@ -152,7 +152,7 @@
                 <w:noProof/>
                 <w:webHidden/>
               </w:rPr>
-              <w:instrText xml:space="preserve"> PAGEREF _Toc241993826 \h </w:instrText>
+              <w:instrText xml:space="preserve"> PAGEREF _Toc241995305 \h </w:instrText>
             </w:r>
             <w:r>
               <w:rPr>
@@ -199,7 +199,7 @@
               <w14:ligatures w14:val="standardContextual"/>
             </w:rPr>
           </w:pPr>
-          <w:hyperlink w:anchor="_Toc241993827" w:history="1">
+          <w:hyperlink w:anchor="_Toc241995306" w:history="1">
             <w:r>
               <w:rPr>
                 <w:rStyle w:val="Hyperlink"/>
@@ -226,7 +226,7 @@
                 <w:noProof/>
                 <w:webHidden/>
               </w:rPr>
-              <w:instrText xml:space="preserve"> PAGEREF _Toc241993827 \h </w:instrText>
+              <w:instrText xml:space="preserve"> PAGEREF _Toc241995306 \h </w:instrText>
             </w:r>
             <w:r>
               <w:rPr>
@@ -273,7 +273,7 @@
               <w14:ligatures w14:val="standardContextual"/>
             </w:rPr>
           </w:pPr>
-          <w:hyperlink w:anchor="_Toc241993828" w:history="1">
+          <w:hyperlink w:anchor="_Toc241995307" w:history="1">
             <w:r>
               <w:rPr>
                 <w:rStyle w:val="Hyperlink"/>
@@ -300,7 +300,7 @@
                 <w:noProof/>
                 <w:webHidden/>
               </w:rPr>
-              <w:instrText xml:space="preserve"> PAGEREF _Toc241993828 \h </w:instrText>
+              <w:instrText xml:space="preserve"> PAGEREF _Toc241995307 \h </w:instrText>
             </w:r>
             <w:r>
               <w:rPr>
@@ -347,7 +347,7 @@
               <w14:ligatures w14:val="standardContextual"/>
             </w:rPr>
           </w:pPr>
-          <w:hyperlink w:anchor="_Toc241993829" w:history="1">
+          <w:hyperlink w:anchor="_Toc241995308" w:history="1">
             <w:r>
               <w:rPr>
                 <w:rStyle w:val="Hyperlink"/>
@@ -374,7 +374,7 @@
                 <w:noProof/>
                 <w:webHidden/>
               </w:rPr>
-              <w:instrText xml:space="preserve"> PAGEREF _Toc241993829 \h </w:instrText>
+              <w:instrText xml:space="preserve"> PAGEREF _Toc241995308 \h </w:instrText>
             </w:r>
             <w:r>
               <w:rPr>
@@ -421,7 +421,7 @@
               <w14:ligatures w14:val="standardContextual"/>
             </w:rPr>
           </w:pPr>
-          <w:hyperlink w:anchor="_Toc241993830" w:history="1">
+          <w:hyperlink w:anchor="_Toc241995309" w:history="1">
             <w:r>
               <w:rPr>
                 <w:rStyle w:val="Hyperlink"/>
@@ -448,7 +448,7 @@
                 <w:noProof/>
                 <w:webHidden/>
               </w:rPr>
-              <w:instrText xml:space="preserve"> PAGEREF _Toc241993830 \h </w:instrText>
+              <w:instrText xml:space="preserve"> PAGEREF _Toc241995309 \h </w:instrText>
             </w:r>
             <w:r>
               <w:rPr>
@@ -495,7 +495,7 @@
               <w14:ligatures w14:val="standardContextual"/>
             </w:rPr>
           </w:pPr>
-          <w:hyperlink w:anchor="_Toc241993831" w:history="1">
+          <w:hyperlink w:anchor="_Toc241995310" w:history="1">
             <w:r>
               <w:rPr>
                 <w:rStyle w:val="Hyperlink"/>
@@ -522,7 +522,7 @@
                 <w:noProof/>
                 <w:webHidden/>
               </w:rPr>
-              <w:instrText xml:space="preserve"> PAGEREF _Toc241993831 \h </w:instrText>
+              <w:instrText xml:space="preserve"> PAGEREF _Toc241995310 \h </w:instrText>
             </w:r>
             <w:r>
               <w:rPr>
@@ -569,7 +569,7 @@
               <w14:ligatures w14:val="standardContextual"/>
             </w:rPr>
           </w:pPr>
-          <w:hyperlink w:anchor="_Toc241993832" w:history="1">
+          <w:hyperlink w:anchor="_Toc241995311" w:history="1">
             <w:r>
               <w:rPr>
                 <w:rStyle w:val="Hyperlink"/>
@@ -596,7 +596,7 @@
                 <w:noProof/>
                 <w:webHidden/>
               </w:rPr>
-              <w:instrText xml:space="preserve"> PAGEREF _Toc241993832 \h </w:instrText>
+              <w:instrText xml:space="preserve"> PAGEREF _Toc241995311 \h </w:instrText>
             </w:r>
             <w:r>
               <w:rPr>
@@ -643,7 +643,7 @@
               <w14:ligatures w14:val="standardContextual"/>
             </w:rPr>
           </w:pPr>
-          <w:hyperlink w:anchor="_Toc241993833" w:history="1">
+          <w:hyperlink w:anchor="_Toc241995312" w:history="1">
             <w:r>
               <w:rPr>
                 <w:rStyle w:val="Hyperlink"/>
@@ -670,7 +670,7 @@
                 <w:noProof/>
                 <w:webHidden/>
               </w:rPr>
-              <w:instrText xml:space="preserve"> PAGEREF _Toc241993833 \h </w:instrText>
+              <w:instrText xml:space="preserve"> PAGEREF _Toc241995312 \h </w:instrText>
             </w:r>
             <w:r>
               <w:rPr>
@@ -713,7 +713,7 @@
         <w:pStyle w:val="Heading1"/>
       </w:pPr>
       <w:bookmarkStart w:id="0" w:name="facilitator-guide"/>
-      <w:bookmarkStart w:id="1" w:name="_Toc241993825"/>
+      <w:bookmarkStart w:id="1" w:name="_Toc241995304"/>
       <w:r>
         <w:t>Facilitator Guide</w:t>
       </w:r>
@@ -724,7 +724,7 @@
         <w:pStyle w:val="Heading2"/>
       </w:pPr>
       <w:bookmarkStart w:id="2" w:name="Xcf6672c4a7c8d9b4cd1f77047f410e79b506e1f"/>
-      <w:bookmarkStart w:id="3" w:name="_Toc241993826"/>
+      <w:bookmarkStart w:id="3" w:name="_Toc241995305"/>
       <w:r>
         <w:t>Getting Things Done with Copilot Cowork for HR Tasks (4 hours, ~25 attendees)</w:t>
       </w:r>
@@ -792,7 +792,7 @@
         <w:pStyle w:val="Heading2"/>
       </w:pPr>
       <w:bookmarkStart w:id="4" w:name="before-you-start"/>
-      <w:bookmarkStart w:id="5" w:name="_Toc241993827"/>
+      <w:bookmarkStart w:id="5" w:name="_Toc241995306"/>
       <w:bookmarkEnd w:id="2"/>
       <w:r>
         <w:t>Before you start</w:t>
@@ -1128,7 +1128,7 @@
           <w:noProof/>
         </w:rPr>
         <w:drawing>
-          <wp:inline distT="0" distB="0" distL="0" distR="0" wp14:anchorId="3022C962" wp14:editId="41948F31">
+          <wp:inline distT="0" distB="0" distL="0" distR="0" wp14:anchorId="6F13E49C" wp14:editId="6936279C">
             <wp:extent cx="4400120" cy="1306285"/>
             <wp:effectExtent l="0" t="0" r="0" b="0"/>
             <wp:docPr id="14" name="Picture" descr="Tip: on a GitHub file page, select the Download icon (Download raw file) at the top right of the file"/>
@@ -1322,6 +1322,43 @@
           <w:b/>
           <w:bCs/>
         </w:rPr>
+        <w:t>Prompts in the speaker notes:</w:t>
+      </w:r>
+      <w:r>
+        <w:t xml:space="preserve"> every </w:t>
+      </w:r>
+      <w:r>
+        <w:rPr>
+          <w:b/>
+          <w:bCs/>
+        </w:rPr>
+        <w:t>Hands-on</w:t>
+      </w:r>
+      <w:r>
+        <w:t xml:space="preserve"> slide's notes end with the exercise prompt as plain text, one block per task, so you can copy it straight into Cowork (or Agent Builder for Exercise 8) during your demo.</w:t>
+      </w:r>
+    </w:p>
+    <w:p>
+      <w:pPr>
+        <w:pStyle w:val="CalloutMarker"/>
+        <w:spacing w:line="80" w:lineRule="exact"/>
+      </w:pPr>
+    </w:p>
+    <w:p>
+      <w:pPr>
+        <w:pStyle w:val="BodyText"/>
+        <w:pBdr>
+          <w:left w:val="single" w:sz="18" w:space="8" w:color="3B1041"/>
+        </w:pBdr>
+        <w:shd w:val="clear" w:color="auto" w:fill="FBF6FD"/>
+        <w:spacing w:before="30" w:after="30"/>
+        <w:ind w:left="288" w:right="144"/>
+      </w:pPr>
+      <w:r>
+        <w:rPr>
+          <w:b/>
+          <w:bCs/>
+        </w:rPr>
         <w:t>Demo videos:</w:t>
       </w:r>
       <w:r>
@@ -1355,7 +1392,10 @@
         <w:t>Prompting best practices</w:t>
       </w:r>
       <w:r>
-        <w:t xml:space="preserve"> slides (10 in all). Each has an empty video frame. Cowork tasks can take several minutes, so </w:t>
+        <w:t xml:space="preserve"> slides (10 in all). Each has an </w:t>
+      </w:r>
+      <w:r>
+        <w:t xml:space="preserve">empty video frame. Cowork tasks can take several minutes, so </w:t>
       </w:r>
       <w:r>
         <w:rPr>
@@ -1415,7 +1455,10 @@
         <w:t>Playback → Trim Video</w:t>
       </w:r>
       <w:r>
-        <w:t xml:space="preserve">. With no video inserted, the slide still shows a clean frame, so you can run that demo live instead. Insert videos in </w:t>
+        <w:t xml:space="preserve">. With no video inserted, the slide still shows a clean frame, so </w:t>
+      </w:r>
+      <w:r>
+        <w:t xml:space="preserve">you can run that demo live instead. Insert videos in </w:t>
       </w:r>
       <w:r>
         <w:rPr>
@@ -1442,7 +1485,7 @@
         <w:pStyle w:val="Heading2"/>
       </w:pPr>
       <w:bookmarkStart w:id="6" w:name="run-sheet-240-minutes"/>
-      <w:bookmarkStart w:id="7" w:name="_Toc241993828"/>
+      <w:bookmarkStart w:id="7" w:name="_Toc241995307"/>
       <w:bookmarkEnd w:id="4"/>
       <w:r>
         <w:t>Run sheet (240 minutes)</w:t>
@@ -1715,6 +1758,7 @@
               <w:rPr>
                 <w:sz w:val="19"/>
               </w:rPr>
+              <w:lastRenderedPageBreak/>
               <w:t>0:20–0:40</w:t>
             </w:r>
           </w:p>
@@ -1787,7 +1831,6 @@
               <w:rPr>
                 <w:sz w:val="19"/>
               </w:rPr>
-              <w:lastRenderedPageBreak/>
               <w:t>0:40–1:05</w:t>
             </w:r>
           </w:p>
@@ -2664,7 +2707,7 @@
         <w:pStyle w:val="Heading2"/>
       </w:pPr>
       <w:bookmarkStart w:id="8" w:name="segment-talking-points"/>
-      <w:bookmarkStart w:id="9" w:name="_Toc241993829"/>
+      <w:bookmarkStart w:id="9" w:name="_Toc241995308"/>
       <w:bookmarkEnd w:id="6"/>
       <w:r>
         <w:t>Segment talking points</w:t>
@@ -2699,7 +2742,10 @@
         <w:t>six learning objectives</w:t>
       </w:r>
       <w:r>
-        <w:t xml:space="preserve"> (README / workbook / deck slide 3): choose the right tool, delegate safely, ground in real content, package repeatable work, build a no-code agent, apply HR guardrails. Come back to them at wrap-up.</w:t>
+        <w:t xml:space="preserve"> </w:t>
+      </w:r>
+      <w:r>
+        <w:t>(README / workbook / deck slide 3): choose the right tool, delegate safely, ground in real content, package repeatable work, build a no-code agent, apply HR guardrails. Come back to them at wrap-up.</w:t>
       </w:r>
     </w:p>
     <w:p>
@@ -2755,6 +2801,7 @@
         </w:numPr>
       </w:pPr>
       <w:r>
+        <w:lastRenderedPageBreak/>
         <w:t xml:space="preserve">Emphasize the </w:t>
       </w:r>
       <w:r>
@@ -2775,7 +2822,6 @@
       <w:bookmarkStart w:id="11" w:name="copilot-vs-cowork-010020"/>
       <w:bookmarkEnd w:id="10"/>
       <w:r>
-        <w:lastRenderedPageBreak/>
         <w:t>Copilot vs. Cowork (0:10–0:20)</w:t>
       </w:r>
     </w:p>
@@ -2808,10 +2854,7 @@
         <w:t>Cowork = AI coworker</w:t>
       </w:r>
       <w:r>
-        <w:t xml:space="preserve"> </w:t>
-      </w:r>
-      <w:r>
-        <w:t xml:space="preserve">(you describe an outcome, it does the multi-step work and hands back a deliverable). See </w:t>
+        <w:t xml:space="preserve"> (you describe an outcome, it does the multi-step work and hands back a deliverable). See </w:t>
       </w:r>
       <w:hyperlink r:id="rId13">
         <w:r>
@@ -2955,7 +2998,10 @@
         <w:t>Customize</w:t>
       </w:r>
       <w:r>
-        <w:t xml:space="preserve"> (custom instructions, skills, plugins). See </w:t>
+        <w:t xml:space="preserve"> </w:t>
+      </w:r>
+      <w:r>
+        <w:t xml:space="preserve">(custom instructions, skills, plugins). See </w:t>
       </w:r>
       <w:hyperlink r:id="rId14">
         <w:r>
@@ -3129,7 +3175,10 @@
         <w:t>More options → Always allow</w:t>
       </w:r>
       <w:r>
-        <w:t xml:space="preserve">. Say plainly: "One at a time. No Approve All." Show where to revoke: side panel → </w:t>
+        <w:t xml:space="preserve">. Say plainly: "One at a time. No Approve All." Show where to </w:t>
+      </w:r>
+      <w:r>
+        <w:t xml:space="preserve">revoke: side panel → </w:t>
       </w:r>
       <w:r>
         <w:rPr>
@@ -3340,7 +3389,10 @@
         <w:t>Output folder</w:t>
       </w:r>
       <w:r>
-        <w:t xml:space="preserve"> (what Cowork </w:t>
+        <w:t xml:space="preserve"> </w:t>
+      </w:r>
+      <w:r>
+        <w:t xml:space="preserve">(what Cowork </w:t>
       </w:r>
       <w:r>
         <w:rPr>
@@ -3372,10 +3424,7 @@
         <w:t>Preview</w:t>
       </w:r>
       <w:r>
-        <w:t xml:space="preserve"> </w:t>
-      </w:r>
-      <w:r>
-        <w:t xml:space="preserve">on the HTML dashboard: it opens in a split view; show the </w:t>
+        <w:t xml:space="preserve"> on the HTML dashboard: it opens in a split view; show the </w:t>
       </w:r>
       <w:r>
         <w:rPr>
@@ -3465,10 +3514,14 @@
           <w:b/>
           <w:bCs/>
         </w:rPr>
+        <w:lastRenderedPageBreak/>
         <w:t>Attendees use their own mail, calendar, and Teams</w:t>
       </w:r>
       <w:r>
-        <w:t xml:space="preserve">, so results vary: a busy week gives a rich dashboard, a quiet one a light dashboard. Demo first from </w:t>
+        <w:t xml:space="preserve">, so results vary: a busy week gives a rich </w:t>
+      </w:r>
+      <w:r>
+        <w:t xml:space="preserve">dashboard, a quiet one a light dashboard. Demo first from </w:t>
       </w:r>
       <w:r>
         <w:rPr>
@@ -3485,14 +3538,7 @@
           <w:rPr>
             <w:rStyle w:val="Hyperlink"/>
           </w:rPr>
-          <w:t>seed-</w:t>
-        </w:r>
-        <w:r>
-          <w:rPr>
-            <w:rStyle w:val="Hyperlink"/>
-          </w:rPr>
-          <w:lastRenderedPageBreak/>
-          <w:t>content.docx</w:t>
+          <w:t>seed-content.docx</w:t>
         </w:r>
       </w:hyperlink>
       <w:r>
@@ -3577,10 +3623,7 @@
         <w:t>pause or delete the weekday schedule</w:t>
       </w:r>
       <w:r>
-        <w:t xml:space="preserve"> </w:t>
-      </w:r>
-      <w:r>
-        <w:t>after class (Automations → Manage schedules) so it doesn't keep consuming usage.</w:t>
+        <w:t xml:space="preserve"> after class (Automations → Manage schedules) so it doesn't keep consuming usage.</w:t>
       </w:r>
     </w:p>
     <w:p>
@@ -3663,7 +3706,10 @@
         <w:t>"Turn this into an interviewer scorecard in Word AND Excel with the scoring scales filled in."</w:t>
       </w:r>
       <w:r>
-        <w:t xml:space="preserve"> One follow-up turns research into ready-to-use deliverables in </w:t>
+        <w:t xml:space="preserve"> </w:t>
+      </w:r>
+      <w:r>
+        <w:t xml:space="preserve">One follow-up turns research into ready-to-use deliverables in </w:t>
       </w:r>
       <w:r>
         <w:rPr>
@@ -3751,7 +3797,10 @@
         <w:t>Timing:</w:t>
       </w:r>
       <w:r>
-        <w:t xml:space="preserve"> Deep Research takes a few minutes. Use the wait to ask "When is web research better than our own content, and when is it riskier?" If the room is behind at </w:t>
+        <w:t xml:space="preserve"> Deep Research takes a few minutes. Use the wait to ask "When is web research better </w:t>
+      </w:r>
+      <w:r>
+        <w:t xml:space="preserve">than our own content, and when is it riskier?" If the room is behind at </w:t>
       </w:r>
       <w:r>
         <w:rPr>
@@ -3761,10 +3810,7 @@
         <w:t>1:20</w:t>
       </w:r>
       <w:r>
-        <w:t xml:space="preserve">, demo the </w:t>
-      </w:r>
-      <w:r>
-        <w:t>scorecard follow-up on your screen.</w:t>
+        <w:t>, demo the scorecard follow-up on your screen.</w:t>
       </w:r>
     </w:p>
     <w:p>
@@ -3848,10 +3894,10 @@
         <w:t>operates websites</w:t>
       </w:r>
       <w:r>
-        <w:t xml:space="preserve"> step by step, like a person or a test tool such as Playwright would: types </w:t>
-      </w:r>
-      <w:r>
-        <w:t>in a site's search box, clicks links and menus, moves to a second site, and reports each page.</w:t>
+        <w:t xml:space="preserve"> </w:t>
+      </w:r>
+      <w:r>
+        <w:t>step by step, like a person or a test tool such as Playwright would: types in a site's search box, clicks links and menus, moves to a second site, and reports each page.</w:t>
       </w:r>
     </w:p>
     <w:p>
@@ -3890,7 +3936,10 @@
         <w:t>hidden tab in the attendee's own Edge</w:t>
       </w:r>
       <w:r>
-        <w:t>, with their sign-ins and the organization's policies. No new access; sign-in, MFA, and CAPTCHA are handed back to the person; consequential actions need approval; everything is audited.</w:t>
+        <w:t xml:space="preserve">, with their sign-ins and the organization's policies. No new access; sign-in, MFA, and CAPTCHA are handed back to the </w:t>
+      </w:r>
+      <w:r>
+        <w:t>person; consequential actions need approval; everything is audited.</w:t>
       </w:r>
     </w:p>
     <w:p>
@@ -3929,10 +3978,7 @@
         <w:t>I understand</w:t>
       </w:r>
       <w:r>
-        <w:t>), the</w:t>
-      </w:r>
-      <w:r>
-        <w:t xml:space="preserve"> </w:t>
+        <w:t xml:space="preserve">), the </w:t>
       </w:r>
       <w:r>
         <w:rPr>
@@ -4034,10 +4080,7 @@
         <w:t>T-2008</w:t>
       </w:r>
       <w:r>
-        <w:t xml:space="preserve"> </w:t>
-      </w:r>
-      <w:r>
-        <w:t>is time-sensitive. Remind the room: a policy check, not legal advice.</w:t>
+        <w:t xml:space="preserve"> is time-sensitive. Remind the room: a policy check, not legal advice.</w:t>
       </w:r>
     </w:p>
     <w:p>
@@ -4117,7 +4160,11 @@
         <w:t>in Edge on the web</w:t>
       </w:r>
       <w:r>
-        <w:t xml:space="preserve">, an Edge profile signed in with their </w:t>
+        <w:t xml:space="preserve">, an </w:t>
+      </w:r>
+      <w:r>
+        <w:lastRenderedPageBreak/>
+        <w:t xml:space="preserve">Edge profile signed in with their </w:t>
       </w:r>
       <w:r>
         <w:rPr>
@@ -4127,10 +4174,7 @@
         <w:t>work account</w:t>
       </w:r>
       <w:r>
-        <w:t xml:space="preserve"> </w:t>
-      </w:r>
-      <w:r>
-        <w:t xml:space="preserve">(not InPrivate), and the Edge </w:t>
+        <w:t xml:space="preserve"> (not InPrivate), and the Edge </w:t>
       </w:r>
       <w:r>
         <w:rPr>
@@ -4156,7 +4200,6 @@
           <w:b/>
           <w:bCs/>
         </w:rPr>
-        <w:lastRenderedPageBreak/>
         <w:t>Stretch for fast finishers:</w:t>
       </w:r>
       <w:r>
@@ -4224,7 +4267,10 @@
         <w:t>auto-evaluation</w:t>
       </w:r>
       <w:r>
-        <w:t xml:space="preserve"> aloud; explain the four scoring dimensions and the bands.</w:t>
+        <w:t xml:space="preserve"> </w:t>
+      </w:r>
+      <w:r>
+        <w:t>aloud; explain the four scoring dimensions and the bands.</w:t>
       </w:r>
     </w:p>
     <w:p>
@@ -4246,10 +4292,7 @@
         <w:t>triggering</w:t>
       </w:r>
       <w:r>
-        <w:t xml:space="preserve"> </w:t>
-      </w:r>
-      <w:r>
-        <w:t xml:space="preserve">question and an </w:t>
+        <w:t xml:space="preserve"> question and an </w:t>
       </w:r>
       <w:r>
         <w:rPr>
@@ -4381,10 +4424,7 @@
         <w:t>Job posting (5a):</w:t>
       </w:r>
       <w:r>
-        <w:t xml:space="preserve"> </w:t>
-      </w:r>
-      <w:r>
-        <w:t xml:space="preserve">the follow-on to Ex 2. Ex 2 prepared the interview; 5a writes the posting that attracts candidates. Discuss the </w:t>
+        <w:t xml:space="preserve"> the follow-on to Ex 2. Ex 2 prepared the interview; 5a writes the posting that attracts candidates. Discuss the </w:t>
       </w:r>
       <w:r>
         <w:rPr>
@@ -4436,10 +4476,10 @@
         <w:t>T-2008</w:t>
       </w:r>
       <w:r>
-        <w:t xml:space="preserve"> (overtime missing from a paycheck). T-2003 and T-2013 are also High but </w:t>
-      </w:r>
-      <w:r>
-        <w:t xml:space="preserve">already closed — a good check on whether Cowork read the Status column. Full expected results: </w:t>
+        <w:t xml:space="preserve"> </w:t>
+      </w:r>
+      <w:r>
+        <w:t xml:space="preserve">(overtime missing from a paycheck). T-2003 and T-2013 are also High but already closed — a good check on whether Cowork read the Status column. Full expected results: </w:t>
       </w:r>
       <w:hyperlink r:id="rId18">
         <w:r>
@@ -4752,6 +4792,7 @@
         </w:numPr>
       </w:pPr>
       <w:r>
+        <w:lastRenderedPageBreak/>
         <w:t xml:space="preserve">Emphasize etiquette: keep skills </w:t>
       </w:r>
       <w:r>
@@ -4772,7 +4813,6 @@
       <w:bookmarkStart w:id="22" w:name="X1c5a894c52e9d9df4cfada1d8bb3cb15b729ed1"/>
       <w:bookmarkEnd w:id="21"/>
       <w:r>
-        <w:lastRenderedPageBreak/>
         <w:t>Spotlight — Extend Cowork with HR plugins (3:30–3:35, talk only)</w:t>
       </w:r>
     </w:p>
@@ -5463,6 +5503,7 @@
         </w:numPr>
       </w:pPr>
       <w:r>
+        <w:lastRenderedPageBreak/>
         <w:t xml:space="preserve">Run a </w:t>
       </w:r>
       <w:r>
@@ -5496,7 +5537,6 @@
         </w:numPr>
       </w:pPr>
       <w:r>
-        <w:lastRenderedPageBreak/>
         <w:t>Have them name one task they'll try in real work next week.</w:t>
       </w:r>
     </w:p>
@@ -5535,7 +5575,7 @@
         <w:pStyle w:val="Heading2"/>
       </w:pPr>
       <w:bookmarkStart w:id="25" w:name="troubleshooting-triage-hand-to-proctors"/>
-      <w:bookmarkStart w:id="26" w:name="_Toc241993830"/>
+      <w:bookmarkStart w:id="26" w:name="_Toc241995309"/>
       <w:bookmarkEnd w:id="8"/>
       <w:bookmarkEnd w:id="24"/>
       <w:r>
@@ -6591,6 +6631,7 @@
               <w:rPr>
                 <w:sz w:val="19"/>
               </w:rPr>
+              <w:lastRenderedPageBreak/>
               <w:t>Falling behind</w:t>
             </w:r>
           </w:p>
@@ -6674,7 +6715,6 @@
                 <w:bCs/>
                 <w:sz w:val="19"/>
               </w:rPr>
-              <w:lastRenderedPageBreak/>
               <w:t>Whole room</w:t>
             </w:r>
             <w:r>
@@ -6734,7 +6774,7 @@
         <w:pStyle w:val="Heading2"/>
       </w:pPr>
       <w:bookmarkStart w:id="27" w:name="time-checks-and-what-to-cut"/>
-      <w:bookmarkStart w:id="28" w:name="_Toc241993831"/>
+      <w:bookmarkStart w:id="28" w:name="_Toc241995310"/>
       <w:bookmarkEnd w:id="25"/>
       <w:r>
         <w:t>Time checks and what to cut</w:t>
@@ -7285,7 +7325,7 @@
         <w:pStyle w:val="Heading2"/>
       </w:pPr>
       <w:bookmarkStart w:id="29" w:name="pacing-tips-for-25-people"/>
-      <w:bookmarkStart w:id="30" w:name="_Toc241993832"/>
+      <w:bookmarkStart w:id="30" w:name="_Toc241995311"/>
       <w:bookmarkEnd w:id="27"/>
       <w:r>
         <w:t>Pacing tips for ~25 people</w:t>
@@ -7409,7 +7449,7 @@
         <w:pStyle w:val="Heading2"/>
       </w:pPr>
       <w:bookmarkStart w:id="31" w:name="success-criteria"/>
-      <w:bookmarkStart w:id="32" w:name="_Toc241993833"/>
+      <w:bookmarkStart w:id="32" w:name="_Toc241995312"/>
       <w:bookmarkEnd w:id="29"/>
       <w:r>
         <w:t>Success criteria</w:t>
@@ -7565,6 +7605,7 @@
         </w:numPr>
       </w:pPr>
       <w:r>
+        <w:lastRenderedPageBreak/>
         <w:t>Wrote an inclusive job posting and a ticket report (Ex 5)</w:t>
       </w:r>
     </w:p>
@@ -7589,7 +7630,6 @@
         </w:numPr>
       </w:pPr>
       <w:r>
-        <w:lastRenderedPageBreak/>
         <w:t>Created a recurring Automation and walked the skill-sharing flow (Ex 7)</w:t>
       </w:r>
     </w:p>
@@ -7738,7 +7778,7 @@
   <w:abstractNum w:abstractNumId="0" w15:restartNumberingAfterBreak="0">
     <w:nsid w:val="0000A990"/>
     <w:multiLevelType w:val="multilevel"/>
-    <w:tmpl w:val="ED60437A"/>
+    <w:tmpl w:val="05328CE0"/>
     <w:lvl w:ilvl="0">
       <w:numFmt w:val="bullet"/>
       <w:lvlText w:val=" "/>
@@ -7815,7 +7855,7 @@
   <w:abstractNum w:abstractNumId="1" w15:restartNumberingAfterBreak="0">
     <w:nsid w:val="0000A991"/>
     <w:multiLevelType w:val="multilevel"/>
-    <w:tmpl w:val="5FD844B0"/>
+    <w:tmpl w:val="ED044BA0"/>
     <w:lvl w:ilvl="0">
       <w:numFmt w:val="bullet"/>
       <w:lvlText w:val=""/>
@@ -7919,7 +7959,7 @@
   <w:abstractNum w:abstractNumId="2" w15:restartNumberingAfterBreak="0">
     <w:nsid w:val="0000A992"/>
     <w:multiLevelType w:val="multilevel"/>
-    <w:tmpl w:val="FECECF50"/>
+    <w:tmpl w:val="116A8212"/>
     <w:lvl w:ilvl="0">
       <w:numFmt w:val="bullet"/>
       <w:lvlText w:val="☐"/>
@@ -7996,7 +8036,7 @@
   <w:abstractNum w:abstractNumId="3" w15:restartNumberingAfterBreak="0">
     <w:nsid w:val="00A99411"/>
     <w:multiLevelType w:val="multilevel"/>
-    <w:tmpl w:val="0D8C3466"/>
+    <w:tmpl w:val="F6908950"/>
     <w:lvl w:ilvl="0">
       <w:start w:val="1"/>
       <w:numFmt w:val="decimal"/>
@@ -8079,25 +8119,25 @@
       </w:pPr>
     </w:lvl>
   </w:abstractNum>
-  <w:num w:numId="1" w16cid:durableId="1327199656">
+  <w:num w:numId="1" w16cid:durableId="232468274">
     <w:abstractNumId w:val="0"/>
   </w:num>
-  <w:num w:numId="2" w16cid:durableId="1213006290">
+  <w:num w:numId="2" w16cid:durableId="1028339685">
     <w:abstractNumId w:val="1"/>
   </w:num>
-  <w:num w:numId="3" w16cid:durableId="768546393">
+  <w:num w:numId="3" w16cid:durableId="1458184668">
     <w:abstractNumId w:val="1"/>
   </w:num>
-  <w:num w:numId="4" w16cid:durableId="241063336">
+  <w:num w:numId="4" w16cid:durableId="1538004964">
     <w:abstractNumId w:val="1"/>
   </w:num>
-  <w:num w:numId="5" w16cid:durableId="1934049811">
+  <w:num w:numId="5" w16cid:durableId="421493256">
     <w:abstractNumId w:val="1"/>
   </w:num>
-  <w:num w:numId="6" w16cid:durableId="1781416609">
+  <w:num w:numId="6" w16cid:durableId="925649414">
     <w:abstractNumId w:val="1"/>
   </w:num>
-  <w:num w:numId="7" w16cid:durableId="1249390766">
+  <w:num w:numId="7" w16cid:durableId="744061623">
     <w:abstractNumId w:val="3"/>
     <w:lvlOverride w:ilvl="0">
       <w:startOverride w:val="1"/>
@@ -8127,70 +8167,70 @@
       <w:startOverride w:val="1"/>
     </w:lvlOverride>
   </w:num>
-  <w:num w:numId="8" w16cid:durableId="34083336">
+  <w:num w:numId="8" w16cid:durableId="308248555">
     <w:abstractNumId w:val="1"/>
   </w:num>
-  <w:num w:numId="9" w16cid:durableId="1653948197">
+  <w:num w:numId="9" w16cid:durableId="442379049">
     <w:abstractNumId w:val="1"/>
   </w:num>
-  <w:num w:numId="10" w16cid:durableId="301540559">
+  <w:num w:numId="10" w16cid:durableId="2134865391">
     <w:abstractNumId w:val="1"/>
   </w:num>
-  <w:num w:numId="11" w16cid:durableId="1004744852">
+  <w:num w:numId="11" w16cid:durableId="1680037628">
     <w:abstractNumId w:val="1"/>
   </w:num>
-  <w:num w:numId="12" w16cid:durableId="677661603">
+  <w:num w:numId="12" w16cid:durableId="264117591">
     <w:abstractNumId w:val="1"/>
   </w:num>
-  <w:num w:numId="13" w16cid:durableId="977758059">
+  <w:num w:numId="13" w16cid:durableId="473525460">
     <w:abstractNumId w:val="1"/>
   </w:num>
-  <w:num w:numId="14" w16cid:durableId="2089115231">
+  <w:num w:numId="14" w16cid:durableId="1992521960">
     <w:abstractNumId w:val="1"/>
   </w:num>
-  <w:num w:numId="15" w16cid:durableId="207843290">
+  <w:num w:numId="15" w16cid:durableId="417823618">
     <w:abstractNumId w:val="1"/>
   </w:num>
-  <w:num w:numId="16" w16cid:durableId="1756586459">
+  <w:num w:numId="16" w16cid:durableId="1895771179">
     <w:abstractNumId w:val="1"/>
   </w:num>
-  <w:num w:numId="17" w16cid:durableId="522793033">
+  <w:num w:numId="17" w16cid:durableId="1725175734">
     <w:abstractNumId w:val="1"/>
   </w:num>
-  <w:num w:numId="18" w16cid:durableId="920868966">
+  <w:num w:numId="18" w16cid:durableId="1956593010">
     <w:abstractNumId w:val="1"/>
   </w:num>
-  <w:num w:numId="19" w16cid:durableId="121193130">
+  <w:num w:numId="19" w16cid:durableId="1818495396">
     <w:abstractNumId w:val="1"/>
   </w:num>
-  <w:num w:numId="20" w16cid:durableId="1242830216">
+  <w:num w:numId="20" w16cid:durableId="1159466492">
     <w:abstractNumId w:val="2"/>
   </w:num>
-  <w:num w:numId="21" w16cid:durableId="794493116">
+  <w:num w:numId="21" w16cid:durableId="2058503153">
     <w:abstractNumId w:val="2"/>
   </w:num>
-  <w:num w:numId="22" w16cid:durableId="2075077433">
+  <w:num w:numId="22" w16cid:durableId="1051535858">
     <w:abstractNumId w:val="2"/>
   </w:num>
-  <w:num w:numId="23" w16cid:durableId="76947004">
+  <w:num w:numId="23" w16cid:durableId="9114667">
     <w:abstractNumId w:val="2"/>
   </w:num>
-  <w:num w:numId="24" w16cid:durableId="1324432775">
+  <w:num w:numId="24" w16cid:durableId="233398521">
     <w:abstractNumId w:val="2"/>
   </w:num>
-  <w:num w:numId="25" w16cid:durableId="1225486170">
+  <w:num w:numId="25" w16cid:durableId="184171623">
     <w:abstractNumId w:val="2"/>
   </w:num>
-  <w:num w:numId="26" w16cid:durableId="64572875">
+  <w:num w:numId="26" w16cid:durableId="1205367812">
     <w:abstractNumId w:val="2"/>
   </w:num>
-  <w:num w:numId="27" w16cid:durableId="1311714006">
+  <w:num w:numId="27" w16cid:durableId="113332721">
     <w:abstractNumId w:val="2"/>
   </w:num>
-  <w:num w:numId="28" w16cid:durableId="330522480">
+  <w:num w:numId="28" w16cid:durableId="372730531">
     <w:abstractNumId w:val="2"/>
   </w:num>
-  <w:num w:numId="29" w16cid:durableId="1610550128">
+  <w:num w:numId="29" w16cid:durableId="658457447">
     <w:abstractNumId w:val="2"/>
   </w:num>
 </w:numbering>
@@ -9469,7 +9509,7 @@
     <w:next w:val="Normal"/>
     <w:autoRedefine/>
     <w:uiPriority w:val="39"/>
-    <w:rsid w:val="005634F4"/>
+    <w:rsid w:val="002A5BAE"/>
     <w:pPr>
       <w:spacing w:after="100"/>
     </w:pPr>
@@ -9480,7 +9520,7 @@
     <w:next w:val="Normal"/>
     <w:autoRedefine/>
     <w:uiPriority w:val="39"/>
-    <w:rsid w:val="005634F4"/>
+    <w:rsid w:val="002A5BAE"/>
     <w:pPr>
       <w:spacing w:after="100"/>
       <w:ind w:left="210"/>
@@ -9490,7 +9530,7 @@
     <w:name w:val="header"/>
     <w:basedOn w:val="Normal"/>
     <w:link w:val="HeaderChar"/>
-    <w:rsid w:val="005634F4"/>
+    <w:rsid w:val="002A5BAE"/>
     <w:pPr>
       <w:tabs>
         <w:tab w:val="center" w:pos="4513"/>
@@ -9503,7 +9543,7 @@
     <w:name w:val="Header Char"/>
     <w:basedOn w:val="DefaultParagraphFont"/>
     <w:link w:val="Header"/>
-    <w:rsid w:val="005634F4"/>
+    <w:rsid w:val="002A5BAE"/>
     <w:rPr>
       <w:rFonts w:ascii="Segoe UI" w:eastAsia="Segoe UI" w:hAnsi="Segoe UI" w:cs="Segoe UI"/>
       <w:color w:val="242424"/>
@@ -9514,7 +9554,7 @@
     <w:name w:val="footer"/>
     <w:basedOn w:val="Normal"/>
     <w:link w:val="FooterChar"/>
-    <w:rsid w:val="005634F4"/>
+    <w:rsid w:val="002A5BAE"/>
     <w:pPr>
       <w:tabs>
         <w:tab w:val="center" w:pos="4513"/>
@@ -9527,7 +9567,7 @@
     <w:name w:val="Footer Char"/>
     <w:basedOn w:val="DefaultParagraphFont"/>
     <w:link w:val="Footer"/>
-    <w:rsid w:val="005634F4"/>
+    <w:rsid w:val="002A5BAE"/>
     <w:rPr>
       <w:rFonts w:ascii="Segoe UI" w:eastAsia="Segoe UI" w:hAnsi="Segoe UI" w:cs="Segoe UI"/>
       <w:color w:val="242424"/>

--- a/instructor/facilitator-guide.docx
+++ b/instructor/facilitator-guide.docx
@@ -10,7 +10,7 @@
           <w:sz w:val="21"/>
           <w:szCs w:val="24"/>
         </w:rPr>
-        <w:id w:val="-1916924163"/>
+        <w:id w:val="1237130246"/>
         <w:docPartObj>
           <w:docPartGallery w:val="Table of Contents"/>
           <w:docPartUnique/>
@@ -51,7 +51,7 @@
           <w:r>
             <w:fldChar w:fldCharType="separate"/>
           </w:r>
-          <w:hyperlink w:anchor="_Toc241995304" w:history="1">
+          <w:hyperlink w:anchor="_Toc242253751" w:history="1">
             <w:r>
               <w:rPr>
                 <w:rStyle w:val="Hyperlink"/>
@@ -78,7 +78,7 @@
                 <w:noProof/>
                 <w:webHidden/>
               </w:rPr>
-              <w:instrText xml:space="preserve"> PAGEREF _Toc241995304 \h </w:instrText>
+              <w:instrText xml:space="preserve"> PAGEREF _Toc242253751 \h </w:instrText>
             </w:r>
             <w:r>
               <w:rPr>
@@ -125,13 +125,13 @@
               <w14:ligatures w14:val="standardContextual"/>
             </w:rPr>
           </w:pPr>
-          <w:hyperlink w:anchor="_Toc241995305" w:history="1">
+          <w:hyperlink w:anchor="_Toc242253752" w:history="1">
             <w:r>
               <w:rPr>
                 <w:rStyle w:val="Hyperlink"/>
                 <w:noProof/>
               </w:rPr>
-              <w:t>Getting Things Done with Copilot Cowork for HR Tasks (4 hours, ~25 attendees)</w:t>
+              <w:t>Getting Things Done with Copilot Cowork for HR Tasks (2½ hours, ~25 attendees)</w:t>
             </w:r>
             <w:r>
               <w:rPr>
@@ -152,7 +152,7 @@
                 <w:noProof/>
                 <w:webHidden/>
               </w:rPr>
-              <w:instrText xml:space="preserve"> PAGEREF _Toc241995305 \h </w:instrText>
+              <w:instrText xml:space="preserve"> PAGEREF _Toc242253752 \h </w:instrText>
             </w:r>
             <w:r>
               <w:rPr>
@@ -199,7 +199,7 @@
               <w14:ligatures w14:val="standardContextual"/>
             </w:rPr>
           </w:pPr>
-          <w:hyperlink w:anchor="_Toc241995306" w:history="1">
+          <w:hyperlink w:anchor="_Toc242253753" w:history="1">
             <w:r>
               <w:rPr>
                 <w:rStyle w:val="Hyperlink"/>
@@ -226,7 +226,7 @@
                 <w:noProof/>
                 <w:webHidden/>
               </w:rPr>
-              <w:instrText xml:space="preserve"> PAGEREF _Toc241995306 \h </w:instrText>
+              <w:instrText xml:space="preserve"> PAGEREF _Toc242253753 \h </w:instrText>
             </w:r>
             <w:r>
               <w:rPr>
@@ -273,13 +273,13 @@
               <w14:ligatures w14:val="standardContextual"/>
             </w:rPr>
           </w:pPr>
-          <w:hyperlink w:anchor="_Toc241995307" w:history="1">
+          <w:hyperlink w:anchor="_Toc242253754" w:history="1">
             <w:r>
               <w:rPr>
                 <w:rStyle w:val="Hyperlink"/>
                 <w:noProof/>
               </w:rPr>
-              <w:t>Run sheet (240 minutes)</w:t>
+              <w:t>Run sheet (150 minutes)</w:t>
             </w:r>
             <w:r>
               <w:rPr>
@@ -300,7 +300,7 @@
                 <w:noProof/>
                 <w:webHidden/>
               </w:rPr>
-              <w:instrText xml:space="preserve"> PAGEREF _Toc241995307 \h </w:instrText>
+              <w:instrText xml:space="preserve"> PAGEREF _Toc242253754 \h </w:instrText>
             </w:r>
             <w:r>
               <w:rPr>
@@ -347,7 +347,7 @@
               <w14:ligatures w14:val="standardContextual"/>
             </w:rPr>
           </w:pPr>
-          <w:hyperlink w:anchor="_Toc241995308" w:history="1">
+          <w:hyperlink w:anchor="_Toc242253755" w:history="1">
             <w:r>
               <w:rPr>
                 <w:rStyle w:val="Hyperlink"/>
@@ -374,7 +374,7 @@
                 <w:noProof/>
                 <w:webHidden/>
               </w:rPr>
-              <w:instrText xml:space="preserve"> PAGEREF _Toc241995308 \h </w:instrText>
+              <w:instrText xml:space="preserve"> PAGEREF _Toc242253755 \h </w:instrText>
             </w:r>
             <w:r>
               <w:rPr>
@@ -421,7 +421,7 @@
               <w14:ligatures w14:val="standardContextual"/>
             </w:rPr>
           </w:pPr>
-          <w:hyperlink w:anchor="_Toc241995309" w:history="1">
+          <w:hyperlink w:anchor="_Toc242253756" w:history="1">
             <w:r>
               <w:rPr>
                 <w:rStyle w:val="Hyperlink"/>
@@ -448,7 +448,7 @@
                 <w:noProof/>
                 <w:webHidden/>
               </w:rPr>
-              <w:instrText xml:space="preserve"> PAGEREF _Toc241995309 \h </w:instrText>
+              <w:instrText xml:space="preserve"> PAGEREF _Toc242253756 \h </w:instrText>
             </w:r>
             <w:r>
               <w:rPr>
@@ -468,7 +468,7 @@
                 <w:noProof/>
                 <w:webHidden/>
               </w:rPr>
-              <w:t>8</w:t>
+              <w:t>7</w:t>
             </w:r>
             <w:r>
               <w:rPr>
@@ -495,7 +495,7 @@
               <w14:ligatures w14:val="standardContextual"/>
             </w:rPr>
           </w:pPr>
-          <w:hyperlink w:anchor="_Toc241995310" w:history="1">
+          <w:hyperlink w:anchor="_Toc242253757" w:history="1">
             <w:r>
               <w:rPr>
                 <w:rStyle w:val="Hyperlink"/>
@@ -522,7 +522,7 @@
                 <w:noProof/>
                 <w:webHidden/>
               </w:rPr>
-              <w:instrText xml:space="preserve"> PAGEREF _Toc241995310 \h </w:instrText>
+              <w:instrText xml:space="preserve"> PAGEREF _Toc242253757 \h </w:instrText>
             </w:r>
             <w:r>
               <w:rPr>
@@ -542,7 +542,7 @@
                 <w:noProof/>
                 <w:webHidden/>
               </w:rPr>
-              <w:t>9</w:t>
+              <w:t>8</w:t>
             </w:r>
             <w:r>
               <w:rPr>
@@ -569,7 +569,7 @@
               <w14:ligatures w14:val="standardContextual"/>
             </w:rPr>
           </w:pPr>
-          <w:hyperlink w:anchor="_Toc241995311" w:history="1">
+          <w:hyperlink w:anchor="_Toc242253758" w:history="1">
             <w:r>
               <w:rPr>
                 <w:rStyle w:val="Hyperlink"/>
@@ -596,7 +596,7 @@
                 <w:noProof/>
                 <w:webHidden/>
               </w:rPr>
-              <w:instrText xml:space="preserve"> PAGEREF _Toc241995311 \h </w:instrText>
+              <w:instrText xml:space="preserve"> PAGEREF _Toc242253758 \h </w:instrText>
             </w:r>
             <w:r>
               <w:rPr>
@@ -643,7 +643,7 @@
               <w14:ligatures w14:val="standardContextual"/>
             </w:rPr>
           </w:pPr>
-          <w:hyperlink w:anchor="_Toc241995312" w:history="1">
+          <w:hyperlink w:anchor="_Toc242253759" w:history="1">
             <w:r>
               <w:rPr>
                 <w:rStyle w:val="Hyperlink"/>
@@ -670,7 +670,7 @@
                 <w:noProof/>
                 <w:webHidden/>
               </w:rPr>
-              <w:instrText xml:space="preserve"> PAGEREF _Toc241995312 \h </w:instrText>
+              <w:instrText xml:space="preserve"> PAGEREF _Toc242253759 \h </w:instrText>
             </w:r>
             <w:r>
               <w:rPr>
@@ -713,7 +713,7 @@
         <w:pStyle w:val="Heading1"/>
       </w:pPr>
       <w:bookmarkStart w:id="0" w:name="facilitator-guide"/>
-      <w:bookmarkStart w:id="1" w:name="_Toc241995304"/>
+      <w:bookmarkStart w:id="1" w:name="_Toc242253751"/>
       <w:r>
         <w:t>Facilitator Guide</w:t>
       </w:r>
@@ -723,10 +723,10 @@
       <w:pPr>
         <w:pStyle w:val="Heading2"/>
       </w:pPr>
-      <w:bookmarkStart w:id="2" w:name="Xcf6672c4a7c8d9b4cd1f77047f410e79b506e1f"/>
-      <w:bookmarkStart w:id="3" w:name="_Toc241995305"/>
-      <w:r>
-        <w:t>Getting Things Done with Copilot Cowork for HR Tasks (4 hours, ~25 attendees)</w:t>
+      <w:bookmarkStart w:id="2" w:name="Xfd11e3e8983b060338e1b93aafec708634cfb39"/>
+      <w:bookmarkStart w:id="3" w:name="_Toc242253752"/>
+      <w:r>
+        <w:t>Getting Things Done with Copilot Cowork for HR Tasks (2½ hours, ~25 attendees)</w:t>
       </w:r>
       <w:bookmarkEnd w:id="3"/>
     </w:p>
@@ -735,7 +735,7 @@
         <w:pStyle w:val="FirstParagraph"/>
       </w:pPr>
       <w:r>
-        <w:t xml:space="preserve">This guide gives you a minute-by-minute run sheet, talking points, and troubleshooting for a 4-hour, hands-on workshop. The </w:t>
+        <w:t xml:space="preserve">This guide gives you a minute-by-minute run sheet, talking points, and troubleshooting for a 2½-hour, hands-on workshop. The </w:t>
       </w:r>
       <w:r>
         <w:rPr>
@@ -792,7 +792,7 @@
         <w:pStyle w:val="Heading2"/>
       </w:pPr>
       <w:bookmarkStart w:id="4" w:name="before-you-start"/>
-      <w:bookmarkStart w:id="5" w:name="_Toc241995306"/>
+      <w:bookmarkStart w:id="5" w:name="_Toc242253753"/>
       <w:bookmarkEnd w:id="2"/>
       <w:r>
         <w:t>Before you start</w:t>
@@ -980,12 +980,21 @@
         <w:t>zava-sample-knowledge.zip</w:t>
       </w:r>
       <w:r>
-        <w:t xml:space="preserve"> (the six Word and Excel sample files, in an </w:t>
+        <w:t xml:space="preserve"> (from the kit's </w:t>
       </w:r>
       <w:r>
         <w:rPr>
           <w:rStyle w:val="VerbatimChar"/>
         </w:rPr>
+        <w:t>sample-knowledge/</w:t>
+      </w:r>
+      <w:r>
+        <w:t xml:space="preserve"> folder: the six Word and Excel sample files, in an </w:t>
+      </w:r>
+      <w:r>
+        <w:rPr>
+          <w:rStyle w:val="VerbatimChar"/>
+        </w:rPr>
         <w:t>ai_hr_cowork_workshop</w:t>
       </w:r>
       <w:r>
@@ -999,34 +1008,17 @@
         <w:t>shared location in the attendees' tenant</w:t>
       </w:r>
       <w:r>
-        <w:t xml:space="preserve"> (Teams/SharePoint) that every attendee can reach, so attendees can copy them into their own </w:t>
-      </w:r>
-      <w:r>
-        <w:lastRenderedPageBreak/>
-        <w:t xml:space="preserve">OneDrive. </w:t>
-      </w:r>
-      <w:r>
-        <w:t xml:space="preserve">Downloading the kit files from GitHub? If a link opens the file on GitHub, select the </w:t>
-      </w:r>
-      <w:r>
-        <w:rPr>
-          <w:b/>
-          <w:bCs/>
-        </w:rPr>
-        <w:t>Download</w:t>
-      </w:r>
-      <w:r>
-        <w:t xml:space="preserve"> icon (</w:t>
-      </w:r>
-      <w:r>
-        <w:rPr>
-          <w:b/>
-          <w:bCs/>
-        </w:rPr>
-        <w:t>Download raw file</w:t>
-      </w:r>
-      <w:r>
-        <w:t>) at the top right of the file (see the picture below).</w:t>
+        <w:t xml:space="preserve"> (Teams/SharePoint) that every attendee can reach. Share only this </w:t>
+      </w:r>
+      <w:r>
+        <w:rPr>
+          <w:b/>
+          <w:bCs/>
+        </w:rPr>
+        <w:t>one zip</w:t>
+      </w:r>
+      <w:r>
+        <w:t>, not the individual files, so there's a single thing to download.</w:t>
       </w:r>
     </w:p>
     <w:p>
@@ -1042,12 +1034,73 @@
           <w:b/>
           <w:bCs/>
         </w:rPr>
+        <w:lastRenderedPageBreak/>
+        <w:t>Pre-session setup:</w:t>
+      </w:r>
+      <w:r>
+        <w:t xml:space="preserve"> the session is 2½ hours, so the </w:t>
+      </w:r>
+      <w:hyperlink r:id="rId10">
+        <w:r>
+          <w:rPr>
+            <w:rStyle w:val="Hyperlink"/>
+          </w:rPr>
+          <w:t>participant email</w:t>
+        </w:r>
+      </w:hyperlink>
+      <w:r>
+        <w:t xml:space="preserve"> asks attendees to sign in, run the smoke test, and upload the sample folder to their OneDrive </w:t>
+      </w:r>
+      <w:r>
+        <w:rPr>
+          <w:b/>
+          <w:bCs/>
+        </w:rPr>
+        <w:t>before</w:t>
+      </w:r>
+      <w:r>
+        <w:t xml:space="preserve"> the day. The 10-minute setup segment is then only a check. Downloading the kit files from GitHub? If a link opens the file on GitHub, select the </w:t>
+      </w:r>
+      <w:r>
+        <w:rPr>
+          <w:b/>
+          <w:bCs/>
+        </w:rPr>
+        <w:t>Download</w:t>
+      </w:r>
+      <w:r>
+        <w:t xml:space="preserve"> icon (</w:t>
+      </w:r>
+      <w:r>
+        <w:rPr>
+          <w:b/>
+          <w:bCs/>
+        </w:rPr>
+        <w:t>Download raw file</w:t>
+      </w:r>
+      <w:r>
+        <w:t>) at the top right of the file (see the picture below).</w:t>
+      </w:r>
+    </w:p>
+    <w:p>
+      <w:pPr>
+        <w:pStyle w:val="Compact"/>
+        <w:numPr>
+          <w:ilvl w:val="0"/>
+          <w:numId w:val="2"/>
+        </w:numPr>
+      </w:pPr>
+      <w:r>
+        <w:rPr>
+          <w:b/>
+          <w:bCs/>
+        </w:rPr>
         <w:t>Dry run:</w:t>
       </w:r>
       <w:r>
         <w:t xml:space="preserve"> a full run of all 8 exercises with a licensed account in the attendees' tenant one week out, checked against the </w:t>
       </w:r>
-      <w:hyperlink r:id="rId10">
+      <w:hyperlink r:id="rId11">
         <w:r>
           <w:rPr>
             <w:rStyle w:val="Hyperlink"/>
@@ -1068,7 +1121,7 @@
       <w:r>
         <w:t xml:space="preserve"> are in the </w:t>
       </w:r>
-      <w:hyperlink r:id="rId11">
+      <w:hyperlink r:id="rId12">
         <w:r>
           <w:rPr>
             <w:rStyle w:val="Hyperlink"/>
@@ -1128,22 +1181,22 @@
           <w:noProof/>
         </w:rPr>
         <w:drawing>
-          <wp:inline distT="0" distB="0" distL="0" distR="0" wp14:anchorId="6F13E49C" wp14:editId="6936279C">
+          <wp:inline distT="0" distB="0" distL="0" distR="0" wp14:anchorId="3FDE6DBE" wp14:editId="5324D9A7">
             <wp:extent cx="4400120" cy="1306285"/>
             <wp:effectExtent l="0" t="0" r="0" b="0"/>
-            <wp:docPr id="14" name="Picture" descr="Tip: on a GitHub file page, select the Download icon (Download raw file) at the top right of the file"/>
+            <wp:docPr id="15" name="Picture" descr="Tip: on a GitHub file page, select the Download icon (Download raw file) at the top right of the file"/>
             <wp:cNvGraphicFramePr/>
             <a:graphic xmlns:a="http://schemas.openxmlformats.org/drawingml/2006/main">
               <a:graphicData uri="http://schemas.openxmlformats.org/drawingml/2006/picture">
                 <pic:pic xmlns:pic="http://schemas.openxmlformats.org/drawingml/2006/picture">
                   <pic:nvPicPr>
-                    <pic:cNvPr id="15" name="Picture" descr="../reference/media/download-hint.png"/>
+                    <pic:cNvPr id="16" name="Picture" descr="../reference/media/download-hint.png"/>
                     <pic:cNvPicPr>
                       <a:picLocks noChangeAspect="1" noChangeArrowheads="1"/>
                     </pic:cNvPicPr>
                   </pic:nvPicPr>
                   <pic:blipFill>
-                    <a:blip r:embed="rId12"/>
+                    <a:blip r:embed="rId13"/>
                     <a:stretch>
                       <a:fillRect/>
                     </a:stretch>
@@ -1225,7 +1278,14 @@
           <w:b/>
           <w:bCs/>
         </w:rPr>
-        <w:t>Never ask attendees to project or share their Exercise 1 results.</w:t>
+        <w:t xml:space="preserve">Never ask attendees to project or share </w:t>
+      </w:r>
+      <w:r>
+        <w:rPr>
+          <w:b/>
+          <w:bCs/>
+        </w:rPr>
+        <w:t>their Exercise 1 results.</w:t>
       </w:r>
       <w:r>
         <w:t xml:space="preserve"> Have attendees keep custom skills </w:t>
@@ -1295,10 +1355,7 @@
         <w:t>View → Normal</w:t>
       </w:r>
       <w:r>
-        <w:t xml:space="preserve"> </w:t>
-      </w:r>
-      <w:r>
-        <w:t>and use the section headers in the thumbnail pane to jump straight to any exercise.</w:t>
+        <w:t xml:space="preserve"> and use the section headers in the thumbnail pane to jump straight to any exercise.</w:t>
       </w:r>
     </w:p>
     <w:p>
@@ -1335,7 +1392,10 @@
         <w:t>Hands-on</w:t>
       </w:r>
       <w:r>
-        <w:t xml:space="preserve"> slide's notes end with the exercise prompt as plain text, one block per task, so you can copy it straight into Cowork (or Agent Builder for Exercise 8) during your demo.</w:t>
+        <w:t xml:space="preserve"> </w:t>
+      </w:r>
+      <w:r>
+        <w:t>slide's notes end with the exercise prompt as plain text, one block per task, so you can copy it straight into Cowork (or Agent Builder for Exercise 8) during your demo.</w:t>
       </w:r>
     </w:p>
     <w:p>
@@ -1392,10 +1452,7 @@
         <w:t>Prompting best practices</w:t>
       </w:r>
       <w:r>
-        <w:t xml:space="preserve"> slides (10 in all). Each has an </w:t>
-      </w:r>
-      <w:r>
-        <w:t xml:space="preserve">empty video frame. Cowork tasks can take several minutes, so </w:t>
+        <w:t xml:space="preserve"> slides (10 in all). Each has an empty video frame. Cowork tasks can take several minutes, so </w:t>
       </w:r>
       <w:r>
         <w:rPr>
@@ -1405,7 +1462,10 @@
         <w:t>record each demo ahead of time</w:t>
       </w:r>
       <w:r>
-        <w:t xml:space="preserve"> from your demo account (Exercise 1 from the seeded account, never real mail) and play the recording instead of waiting live. To add one, select the </w:t>
+        <w:t xml:space="preserve"> from </w:t>
+      </w:r>
+      <w:r>
+        <w:t xml:space="preserve">your demo account (Exercise 1 from the seeded account, never real mail) and play the recording instead of waiting live. To add one, select the </w:t>
       </w:r>
       <w:r>
         <w:rPr>
@@ -1455,10 +1515,7 @@
         <w:t>Playback → Trim Video</w:t>
       </w:r>
       <w:r>
-        <w:t xml:space="preserve">. With no video inserted, the slide still shows a clean frame, so </w:t>
-      </w:r>
-      <w:r>
-        <w:t xml:space="preserve">you can run that demo live instead. Insert videos in </w:t>
+        <w:t xml:space="preserve">. With no video inserted, the slide still shows a clean frame, so you can run that demo live instead. Insert videos in </w:t>
       </w:r>
       <w:r>
         <w:rPr>
@@ -1477,18 +1534,21 @@
         <w:t>instructor-deck.pptx</w:t>
       </w:r>
       <w:r>
-        <w:t xml:space="preserve"> is regenerated by the build.</w:t>
+        <w:t xml:space="preserve"> </w:t>
+      </w:r>
+      <w:r>
+        <w:t>is regenerated by the build.</w:t>
       </w:r>
     </w:p>
     <w:p>
       <w:pPr>
         <w:pStyle w:val="Heading2"/>
       </w:pPr>
-      <w:bookmarkStart w:id="6" w:name="run-sheet-240-minutes"/>
-      <w:bookmarkStart w:id="7" w:name="_Toc241995307"/>
+      <w:bookmarkStart w:id="6" w:name="run-sheet-150-minutes"/>
+      <w:bookmarkStart w:id="7" w:name="_Toc242253754"/>
       <w:bookmarkEnd w:id="4"/>
       <w:r>
-        <w:t>Run sheet (240 minutes)</w:t>
+        <w:t>Run sheet (150 minutes)</w:t>
       </w:r>
       <w:bookmarkEnd w:id="7"/>
     </w:p>
@@ -1614,7 +1674,14 @@
               <w:rPr>
                 <w:sz w:val="19"/>
               </w:rPr>
-              <w:t>0:00–0:10</w:t>
+              <w:t>0:00–</w:t>
+            </w:r>
+            <w:r>
+              <w:rPr>
+                <w:sz w:val="19"/>
+              </w:rPr>
+              <w:lastRenderedPageBreak/>
+              <w:t>0:05</w:t>
             </w:r>
           </w:p>
         </w:tc>
@@ -1633,40 +1700,59 @@
                 <w:bCs/>
                 <w:sz w:val="19"/>
               </w:rPr>
-              <w:t>Welcome &amp; context</w:t>
-            </w:r>
-          </w:p>
-        </w:tc>
-        <w:tc>
-          <w:tcPr>
-            <w:tcW w:w="0" w:type="auto"/>
-          </w:tcPr>
-          <w:p>
-            <w:pPr>
-              <w:pStyle w:val="Compact"/>
-              <w:spacing w:before="20" w:after="20"/>
-            </w:pPr>
-            <w:r>
-              <w:rPr>
-                <w:sz w:val="19"/>
-              </w:rPr>
-              <w:t>Explain what Cowork is, HR value, the approval/checkpoint model</w:t>
-            </w:r>
-          </w:p>
-        </w:tc>
-        <w:tc>
-          <w:tcPr>
-            <w:tcW w:w="0" w:type="auto"/>
-          </w:tcPr>
-          <w:p>
-            <w:pPr>
-              <w:pStyle w:val="Compact"/>
-              <w:spacing w:before="20" w:after="20"/>
-            </w:pPr>
-            <w:r>
-              <w:rPr>
-                <w:sz w:val="19"/>
-              </w:rPr>
+              <w:lastRenderedPageBreak/>
+              <w:t xml:space="preserve">Welcome &amp; </w:t>
+            </w:r>
+            <w:r>
+              <w:rPr>
+                <w:b/>
+                <w:bCs/>
+                <w:sz w:val="19"/>
+              </w:rPr>
+              <w:lastRenderedPageBreak/>
+              <w:t>context</w:t>
+            </w:r>
+          </w:p>
+        </w:tc>
+        <w:tc>
+          <w:tcPr>
+            <w:tcW w:w="0" w:type="auto"/>
+          </w:tcPr>
+          <w:p>
+            <w:pPr>
+              <w:pStyle w:val="Compact"/>
+              <w:spacing w:before="20" w:after="20"/>
+            </w:pPr>
+            <w:r>
+              <w:rPr>
+                <w:sz w:val="19"/>
+              </w:rPr>
+              <w:lastRenderedPageBreak/>
+              <w:t xml:space="preserve">Explain what Cowork is, HR value, the </w:t>
+            </w:r>
+            <w:r>
+              <w:rPr>
+                <w:sz w:val="19"/>
+              </w:rPr>
+              <w:lastRenderedPageBreak/>
+              <w:t>approval/checkpoint model</w:t>
+            </w:r>
+          </w:p>
+        </w:tc>
+        <w:tc>
+          <w:tcPr>
+            <w:tcW w:w="0" w:type="auto"/>
+          </w:tcPr>
+          <w:p>
+            <w:pPr>
+              <w:pStyle w:val="Compact"/>
+              <w:spacing w:before="20" w:after="20"/>
+            </w:pPr>
+            <w:r>
+              <w:rPr>
+                <w:sz w:val="19"/>
+              </w:rPr>
+              <w:lastRenderedPageBreak/>
               <w:t>Listen; open Cowork</w:t>
             </w:r>
           </w:p>
@@ -1686,7 +1772,7 @@
               <w:rPr>
                 <w:sz w:val="19"/>
               </w:rPr>
-              <w:t>0:10–0:20</w:t>
+              <w:t>0:05–0:10</w:t>
             </w:r>
           </w:p>
         </w:tc>
@@ -1758,8 +1844,7 @@
               <w:rPr>
                 <w:sz w:val="19"/>
               </w:rPr>
-              <w:lastRenderedPageBreak/>
-              <w:t>0:20–0:40</w:t>
+              <w:t>0:10–0:20</w:t>
             </w:r>
           </w:p>
         </w:tc>
@@ -1831,7 +1916,7 @@
               <w:rPr>
                 <w:sz w:val="19"/>
               </w:rPr>
-              <w:t>0:40–1:05</w:t>
+              <w:t>0:20–0:35</w:t>
             </w:r>
           </w:p>
         </w:tc>
@@ -1917,7 +2002,7 @@
               <w:rPr>
                 <w:sz w:val="19"/>
               </w:rPr>
-              <w:t>1:05–1:25</w:t>
+              <w:t>0:35–0:50</w:t>
             </w:r>
           </w:p>
         </w:tc>
@@ -1989,7 +2074,7 @@
               <w:rPr>
                 <w:sz w:val="19"/>
               </w:rPr>
-              <w:t>1:25–1:35</w:t>
+              <w:t>0:50–1:05</w:t>
             </w:r>
           </w:p>
         </w:tc>
@@ -2008,41 +2093,41 @@
                 <w:bCs/>
                 <w:sz w:val="19"/>
               </w:rPr>
-              <w:t>Break</w:t>
-            </w:r>
-          </w:p>
-        </w:tc>
-        <w:tc>
-          <w:tcPr>
-            <w:tcW w:w="0" w:type="auto"/>
-          </w:tcPr>
-          <w:p>
-            <w:pPr>
-              <w:pStyle w:val="Compact"/>
-              <w:spacing w:before="20" w:after="20"/>
-            </w:pPr>
-            <w:r>
-              <w:rPr>
-                <w:sz w:val="19"/>
-              </w:rPr>
-              <w:t>Reset; help anyone still blocked</w:t>
-            </w:r>
-          </w:p>
-        </w:tc>
-        <w:tc>
-          <w:tcPr>
-            <w:tcW w:w="0" w:type="auto"/>
-          </w:tcPr>
-          <w:p>
-            <w:pPr>
-              <w:pStyle w:val="Compact"/>
-              <w:spacing w:before="20" w:after="20"/>
-            </w:pPr>
-            <w:r>
-              <w:rPr>
-                <w:sz w:val="19"/>
-              </w:rPr>
-              <w:t>Stretch, coffee</w:t>
+              <w:t>Ex 3 — Navigate websites with the browser</w:t>
+            </w:r>
+          </w:p>
+        </w:tc>
+        <w:tc>
+          <w:tcPr>
+            <w:tcW w:w="0" w:type="auto"/>
+          </w:tcPr>
+          <w:p>
+            <w:pPr>
+              <w:pStyle w:val="Compact"/>
+              <w:spacing w:before="20" w:after="20"/>
+            </w:pPr>
+            <w:r>
+              <w:rPr>
+                <w:sz w:val="19"/>
+              </w:rPr>
+              <w:t>Demo the browser: consent, progress chips, Switch to tab as it searches dol.gov and lni.wa.gov</w:t>
+            </w:r>
+          </w:p>
+        </w:tc>
+        <w:tc>
+          <w:tcPr>
+            <w:tcW w:w="0" w:type="auto"/>
+          </w:tcPr>
+          <w:p>
+            <w:pPr>
+              <w:pStyle w:val="Compact"/>
+              <w:spacing w:before="20" w:after="20"/>
+            </w:pPr>
+            <w:r>
+              <w:rPr>
+                <w:sz w:val="19"/>
+              </w:rPr>
+              <w:t>Run the two-site navigation, check the links, build the Word brief for payroll</w:t>
             </w:r>
           </w:p>
         </w:tc>
@@ -2061,7 +2146,7 @@
               <w:rPr>
                 <w:sz w:val="19"/>
               </w:rPr>
-              <w:t>1:35–2:00</w:t>
+              <w:t>1:05–1:25</w:t>
             </w:r>
           </w:p>
         </w:tc>
@@ -2080,41 +2165,41 @@
                 <w:bCs/>
                 <w:sz w:val="19"/>
               </w:rPr>
-              <w:t>Ex 3 — Navigate websites with the browser</w:t>
-            </w:r>
-          </w:p>
-        </w:tc>
-        <w:tc>
-          <w:tcPr>
-            <w:tcW w:w="0" w:type="auto"/>
-          </w:tcPr>
-          <w:p>
-            <w:pPr>
-              <w:pStyle w:val="Compact"/>
-              <w:spacing w:before="20" w:after="20"/>
-            </w:pPr>
-            <w:r>
-              <w:rPr>
-                <w:sz w:val="19"/>
-              </w:rPr>
-              <w:t>Demo the browser: consent, progress chips, Switch to tab as it searches dol.gov and lni.wa.gov</w:t>
-            </w:r>
-          </w:p>
-        </w:tc>
-        <w:tc>
-          <w:tcPr>
-            <w:tcW w:w="0" w:type="auto"/>
-          </w:tcPr>
-          <w:p>
-            <w:pPr>
-              <w:pStyle w:val="Compact"/>
-              <w:spacing w:before="20" w:after="20"/>
-            </w:pPr>
-            <w:r>
-              <w:rPr>
-                <w:sz w:val="19"/>
-              </w:rPr>
-              <w:t>Run the two-site navigation, check the links, build the Word brief for payroll</w:t>
+              <w:t>Ex 4 — Build a custom skill</w:t>
+            </w:r>
+          </w:p>
+        </w:tc>
+        <w:tc>
+          <w:tcPr>
+            <w:tcW w:w="0" w:type="auto"/>
+          </w:tcPr>
+          <w:p>
+            <w:pPr>
+              <w:pStyle w:val="Compact"/>
+              <w:spacing w:before="20" w:after="20"/>
+            </w:pPr>
+            <w:r>
+              <w:rPr>
+                <w:sz w:val="19"/>
+              </w:rPr>
+              <w:t>Build "HR Policy Answer" live; read the evaluation aloud</w:t>
+            </w:r>
+          </w:p>
+        </w:tc>
+        <w:tc>
+          <w:tcPr>
+            <w:tcW w:w="0" w:type="auto"/>
+          </w:tcPr>
+          <w:p>
+            <w:pPr>
+              <w:pStyle w:val="Compact"/>
+              <w:spacing w:before="20" w:after="20"/>
+            </w:pPr>
+            <w:r>
+              <w:rPr>
+                <w:sz w:val="19"/>
+              </w:rPr>
+              <w:t>Build, read score, test in/out of scope</w:t>
             </w:r>
           </w:p>
         </w:tc>
@@ -2133,7 +2218,7 @@
               <w:rPr>
                 <w:sz w:val="19"/>
               </w:rPr>
-              <w:t>2:00–2:30</w:t>
+              <w:t>1:25–1:35</w:t>
             </w:r>
           </w:p>
         </w:tc>
@@ -2152,41 +2237,41 @@
                 <w:bCs/>
                 <w:sz w:val="19"/>
               </w:rPr>
-              <w:t>Ex 4 — Build a custom skill</w:t>
-            </w:r>
-          </w:p>
-        </w:tc>
-        <w:tc>
-          <w:tcPr>
-            <w:tcW w:w="0" w:type="auto"/>
-          </w:tcPr>
-          <w:p>
-            <w:pPr>
-              <w:pStyle w:val="Compact"/>
-              <w:spacing w:before="20" w:after="20"/>
-            </w:pPr>
-            <w:r>
-              <w:rPr>
-                <w:sz w:val="19"/>
-              </w:rPr>
-              <w:t>Build "HR Policy Answer" live; read the evaluation aloud</w:t>
-            </w:r>
-          </w:p>
-        </w:tc>
-        <w:tc>
-          <w:tcPr>
-            <w:tcW w:w="0" w:type="auto"/>
-          </w:tcPr>
-          <w:p>
-            <w:pPr>
-              <w:pStyle w:val="Compact"/>
-              <w:spacing w:before="20" w:after="20"/>
-            </w:pPr>
-            <w:r>
-              <w:rPr>
-                <w:sz w:val="19"/>
-              </w:rPr>
-              <w:t>Build, read score, test in/out of scope</w:t>
+              <w:t>Ex 5 — Recruiting + reporting</w:t>
+            </w:r>
+          </w:p>
+        </w:tc>
+        <w:tc>
+          <w:tcPr>
+            <w:tcW w:w="0" w:type="auto"/>
+          </w:tcPr>
+          <w:p>
+            <w:pPr>
+              <w:pStyle w:val="Compact"/>
+              <w:spacing w:before="20" w:after="20"/>
+            </w:pPr>
+            <w:r>
+              <w:rPr>
+                <w:sz w:val="19"/>
+              </w:rPr>
+              <w:t>Demo the inclusive job posting + ticket summary</w:t>
+            </w:r>
+          </w:p>
+        </w:tc>
+        <w:tc>
+          <w:tcPr>
+            <w:tcW w:w="0" w:type="auto"/>
+          </w:tcPr>
+          <w:p>
+            <w:pPr>
+              <w:pStyle w:val="Compact"/>
+              <w:spacing w:before="20" w:after="20"/>
+            </w:pPr>
+            <w:r>
+              <w:rPr>
+                <w:sz w:val="19"/>
+              </w:rPr>
+              <w:t>Do Task 5a &amp; 5b</w:t>
             </w:r>
           </w:p>
         </w:tc>
@@ -2205,7 +2290,7 @@
               <w:rPr>
                 <w:sz w:val="19"/>
               </w:rPr>
-              <w:t>2:30–2:45</w:t>
+              <w:t>1:35–1:50</w:t>
             </w:r>
           </w:p>
         </w:tc>
@@ -2224,41 +2309,47 @@
                 <w:bCs/>
                 <w:sz w:val="19"/>
               </w:rPr>
-              <w:t>Ex 5 — Recruiting + reporting</w:t>
-            </w:r>
-          </w:p>
-        </w:tc>
-        <w:tc>
-          <w:tcPr>
-            <w:tcW w:w="0" w:type="auto"/>
-          </w:tcPr>
-          <w:p>
-            <w:pPr>
-              <w:pStyle w:val="Compact"/>
-              <w:spacing w:before="20" w:after="20"/>
-            </w:pPr>
-            <w:r>
-              <w:rPr>
-                <w:sz w:val="19"/>
-              </w:rPr>
-              <w:t>Demo the inclusive job posting + ticket summary</w:t>
-            </w:r>
-          </w:p>
-        </w:tc>
-        <w:tc>
-          <w:tcPr>
-            <w:tcW w:w="0" w:type="auto"/>
-          </w:tcPr>
-          <w:p>
-            <w:pPr>
-              <w:pStyle w:val="Compact"/>
-              <w:spacing w:before="20" w:after="20"/>
-            </w:pPr>
-            <w:r>
-              <w:rPr>
-                <w:sz w:val="19"/>
-              </w:rPr>
-              <w:t>Do Task 5a &amp; 5b</w:t>
+              <w:t>Break</w:t>
+            </w:r>
+            <w:r>
+              <w:rPr>
+                <w:sz w:val="19"/>
+              </w:rPr>
+              <w:t xml:space="preserve"> (15 min)</w:t>
+            </w:r>
+          </w:p>
+        </w:tc>
+        <w:tc>
+          <w:tcPr>
+            <w:tcW w:w="0" w:type="auto"/>
+          </w:tcPr>
+          <w:p>
+            <w:pPr>
+              <w:pStyle w:val="Compact"/>
+              <w:spacing w:before="20" w:after="20"/>
+            </w:pPr>
+            <w:r>
+              <w:rPr>
+                <w:sz w:val="19"/>
+              </w:rPr>
+              <w:t>Reset; sweep for blockers; check Ex 4 skills saved</w:t>
+            </w:r>
+          </w:p>
+        </w:tc>
+        <w:tc>
+          <w:tcPr>
+            <w:tcW w:w="0" w:type="auto"/>
+          </w:tcPr>
+          <w:p>
+            <w:pPr>
+              <w:pStyle w:val="Compact"/>
+              <w:spacing w:before="20" w:after="20"/>
+            </w:pPr>
+            <w:r>
+              <w:rPr>
+                <w:sz w:val="19"/>
+              </w:rPr>
+              <w:t>Stretch, coffee</w:t>
             </w:r>
           </w:p>
         </w:tc>
@@ -2277,7 +2368,7 @@
               <w:rPr>
                 <w:sz w:val="19"/>
               </w:rPr>
-              <w:t>2:45–2:55</w:t>
+              <w:t>1:50–2:00</w:t>
             </w:r>
           </w:p>
         </w:tc>
@@ -2296,41 +2387,41 @@
                 <w:bCs/>
                 <w:sz w:val="19"/>
               </w:rPr>
-              <w:t>Break</w:t>
-            </w:r>
-          </w:p>
-        </w:tc>
-        <w:tc>
-          <w:tcPr>
-            <w:tcW w:w="0" w:type="auto"/>
-          </w:tcPr>
-          <w:p>
-            <w:pPr>
-              <w:pStyle w:val="Compact"/>
-              <w:spacing w:before="20" w:after="20"/>
-            </w:pPr>
-            <w:r>
-              <w:rPr>
-                <w:sz w:val="19"/>
-              </w:rPr>
-              <w:t>Reset; sweep for blockers</w:t>
-            </w:r>
-          </w:p>
-        </w:tc>
-        <w:tc>
-          <w:tcPr>
-            <w:tcW w:w="0" w:type="auto"/>
-          </w:tcPr>
-          <w:p>
-            <w:pPr>
-              <w:pStyle w:val="Compact"/>
-              <w:spacing w:before="20" w:after="20"/>
-            </w:pPr>
-            <w:r>
-              <w:rPr>
-                <w:sz w:val="19"/>
-              </w:rPr>
-              <w:t>Stretch, coffee</w:t>
+              <w:t>Ex 6 — Onboarding pack</w:t>
+            </w:r>
+          </w:p>
+        </w:tc>
+        <w:tc>
+          <w:tcPr>
+            <w:tcW w:w="0" w:type="auto"/>
+          </w:tcPr>
+          <w:p>
+            <w:pPr>
+              <w:pStyle w:val="Compact"/>
+              <w:spacing w:before="20" w:after="20"/>
+            </w:pPr>
+            <w:r>
+              <w:rPr>
+                <w:sz w:val="19"/>
+              </w:rPr>
+              <w:t>Demo deck + scheduling + announcement; call out new skill chips</w:t>
+            </w:r>
+          </w:p>
+        </w:tc>
+        <w:tc>
+          <w:tcPr>
+            <w:tcW w:w="0" w:type="auto"/>
+          </w:tcPr>
+          <w:p>
+            <w:pPr>
+              <w:pStyle w:val="Compact"/>
+              <w:spacing w:before="20" w:after="20"/>
+            </w:pPr>
+            <w:r>
+              <w:rPr>
+                <w:sz w:val="19"/>
+              </w:rPr>
+              <w:t>Do Task 6a, 6b, 6c</w:t>
             </w:r>
           </w:p>
         </w:tc>
@@ -2349,7 +2440,7 @@
               <w:rPr>
                 <w:sz w:val="19"/>
               </w:rPr>
-              <w:t>2:55–3:15</w:t>
+              <w:t>2:00–2:10</w:t>
             </w:r>
           </w:p>
         </w:tc>
@@ -2368,41 +2459,41 @@
                 <w:bCs/>
                 <w:sz w:val="19"/>
               </w:rPr>
-              <w:t>Ex 6 — Onboarding pack</w:t>
-            </w:r>
-          </w:p>
-        </w:tc>
-        <w:tc>
-          <w:tcPr>
-            <w:tcW w:w="0" w:type="auto"/>
-          </w:tcPr>
-          <w:p>
-            <w:pPr>
-              <w:pStyle w:val="Compact"/>
-              <w:spacing w:before="20" w:after="20"/>
-            </w:pPr>
-            <w:r>
-              <w:rPr>
-                <w:sz w:val="19"/>
-              </w:rPr>
-              <w:t>Demo deck + scheduling + announcement; call out new skill chips</w:t>
-            </w:r>
-          </w:p>
-        </w:tc>
-        <w:tc>
-          <w:tcPr>
-            <w:tcW w:w="0" w:type="auto"/>
-          </w:tcPr>
-          <w:p>
-            <w:pPr>
-              <w:pStyle w:val="Compact"/>
-              <w:spacing w:before="20" w:after="20"/>
-            </w:pPr>
-            <w:r>
-              <w:rPr>
-                <w:sz w:val="19"/>
-              </w:rPr>
-              <w:t>Do Task 6a, 6b, 6c</w:t>
+              <w:t>Ex 7 — Automate &amp; share</w:t>
+            </w:r>
+          </w:p>
+        </w:tc>
+        <w:tc>
+          <w:tcPr>
+            <w:tcW w:w="0" w:type="auto"/>
+          </w:tcPr>
+          <w:p>
+            <w:pPr>
+              <w:pStyle w:val="Compact"/>
+              <w:spacing w:before="20" w:after="20"/>
+            </w:pPr>
+            <w:r>
+              <w:rPr>
+                <w:sz w:val="19"/>
+              </w:rPr>
+              <w:t>Create an Automation; demo Daily Briefing + share/re-share</w:t>
+            </w:r>
+          </w:p>
+        </w:tc>
+        <w:tc>
+          <w:tcPr>
+            <w:tcW w:w="0" w:type="auto"/>
+          </w:tcPr>
+          <w:p>
+            <w:pPr>
+              <w:pStyle w:val="Compact"/>
+              <w:spacing w:before="20" w:after="20"/>
+            </w:pPr>
+            <w:r>
+              <w:rPr>
+                <w:sz w:val="19"/>
+              </w:rPr>
+              <w:t>Do Task 7a, 7b, 7c</w:t>
             </w:r>
           </w:p>
         </w:tc>
@@ -2421,7 +2512,7 @@
               <w:rPr>
                 <w:sz w:val="19"/>
               </w:rPr>
-              <w:t>3:15–3:30</w:t>
+              <w:t>2:10–2:25</w:t>
             </w:r>
           </w:p>
         </w:tc>
@@ -2440,41 +2531,41 @@
                 <w:bCs/>
                 <w:sz w:val="19"/>
               </w:rPr>
-              <w:t>Ex 7 — Automate &amp; share</w:t>
-            </w:r>
-          </w:p>
-        </w:tc>
-        <w:tc>
-          <w:tcPr>
-            <w:tcW w:w="0" w:type="auto"/>
-          </w:tcPr>
-          <w:p>
-            <w:pPr>
-              <w:pStyle w:val="Compact"/>
-              <w:spacing w:before="20" w:after="20"/>
-            </w:pPr>
-            <w:r>
-              <w:rPr>
-                <w:sz w:val="19"/>
-              </w:rPr>
-              <w:t>Create an Automation; demo Daily Briefing + share/re-share</w:t>
-            </w:r>
-          </w:p>
-        </w:tc>
-        <w:tc>
-          <w:tcPr>
-            <w:tcW w:w="0" w:type="auto"/>
-          </w:tcPr>
-          <w:p>
-            <w:pPr>
-              <w:pStyle w:val="Compact"/>
-              <w:spacing w:before="20" w:after="20"/>
-            </w:pPr>
-            <w:r>
-              <w:rPr>
-                <w:sz w:val="19"/>
-              </w:rPr>
-              <w:t>Do Task 7a, 7b, 7c</w:t>
+              <w:t>Ex 8 — Agent Builder (non-Cowork)</w:t>
+            </w:r>
+          </w:p>
+        </w:tc>
+        <w:tc>
+          <w:tcPr>
+            <w:tcW w:w="0" w:type="auto"/>
+          </w:tcPr>
+          <w:p>
+            <w:pPr>
+              <w:pStyle w:val="Compact"/>
+              <w:spacing w:before="20" w:after="20"/>
+            </w:pPr>
+            <w:r>
+              <w:rPr>
+                <w:sz w:val="19"/>
+              </w:rPr>
+              <w:t>Build the HR Policy Agent live; test on "Try it"</w:t>
+            </w:r>
+          </w:p>
+        </w:tc>
+        <w:tc>
+          <w:tcPr>
+            <w:tcW w:w="0" w:type="auto"/>
+          </w:tcPr>
+          <w:p>
+            <w:pPr>
+              <w:pStyle w:val="Compact"/>
+              <w:spacing w:before="20" w:after="20"/>
+            </w:pPr>
+            <w:r>
+              <w:rPr>
+                <w:sz w:val="19"/>
+              </w:rPr>
+              <w:t>Build, add knowledge, test in/out of scope</w:t>
             </w:r>
           </w:p>
         </w:tc>
@@ -2493,7 +2584,7 @@
               <w:rPr>
                 <w:sz w:val="19"/>
               </w:rPr>
-              <w:t>3:30–3:35</w:t>
+              <w:t>2:25–2:30</w:t>
             </w:r>
           </w:p>
         </w:tc>
@@ -2512,156 +2603,6 @@
                 <w:bCs/>
                 <w:sz w:val="19"/>
               </w:rPr>
-              <w:t>Spotlight — HR plugins</w:t>
-            </w:r>
-            <w:r>
-              <w:rPr>
-                <w:sz w:val="19"/>
-              </w:rPr>
-              <w:t xml:space="preserve"> (talk only)</w:t>
-            </w:r>
-          </w:p>
-        </w:tc>
-        <w:tc>
-          <w:tcPr>
-            <w:tcW w:w="0" w:type="auto"/>
-          </w:tcPr>
-          <w:p>
-            <w:pPr>
-              <w:pStyle w:val="Compact"/>
-              <w:spacing w:before="20" w:after="20"/>
-            </w:pPr>
-            <w:r>
-              <w:rPr>
-                <w:sz w:val="19"/>
-              </w:rPr>
-              <w:t>Show Customize → Plugins (slide screenshot, or live in your tenant); HR examples and benefits</w:t>
-            </w:r>
-          </w:p>
-        </w:tc>
-        <w:tc>
-          <w:tcPr>
-            <w:tcW w:w="0" w:type="auto"/>
-          </w:tcPr>
-          <w:p>
-            <w:pPr>
-              <w:pStyle w:val="Compact"/>
-              <w:spacing w:before="20" w:after="20"/>
-            </w:pPr>
-            <w:r>
-              <w:rPr>
-                <w:sz w:val="19"/>
-              </w:rPr>
-              <w:t>Listen; no hands-on</w:t>
-            </w:r>
-          </w:p>
-        </w:tc>
-      </w:tr>
-      <w:tr>
-        <w:tc>
-          <w:tcPr>
-            <w:tcW w:w="0" w:type="auto"/>
-          </w:tcPr>
-          <w:p>
-            <w:pPr>
-              <w:pStyle w:val="Compact"/>
-              <w:spacing w:before="20" w:after="20"/>
-            </w:pPr>
-            <w:r>
-              <w:rPr>
-                <w:sz w:val="19"/>
-              </w:rPr>
-              <w:t>3:35–3:55</w:t>
-            </w:r>
-          </w:p>
-        </w:tc>
-        <w:tc>
-          <w:tcPr>
-            <w:tcW w:w="0" w:type="auto"/>
-          </w:tcPr>
-          <w:p>
-            <w:pPr>
-              <w:pStyle w:val="Compact"/>
-              <w:spacing w:before="20" w:after="20"/>
-            </w:pPr>
-            <w:r>
-              <w:rPr>
-                <w:b/>
-                <w:bCs/>
-                <w:sz w:val="19"/>
-              </w:rPr>
-              <w:t>Ex 8 — Agent Builder (non-Cowork)</w:t>
-            </w:r>
-          </w:p>
-        </w:tc>
-        <w:tc>
-          <w:tcPr>
-            <w:tcW w:w="0" w:type="auto"/>
-          </w:tcPr>
-          <w:p>
-            <w:pPr>
-              <w:pStyle w:val="Compact"/>
-              <w:spacing w:before="20" w:after="20"/>
-            </w:pPr>
-            <w:r>
-              <w:rPr>
-                <w:sz w:val="19"/>
-              </w:rPr>
-              <w:t>Build the HR Policy Agent live; test on "Try it"</w:t>
-            </w:r>
-          </w:p>
-        </w:tc>
-        <w:tc>
-          <w:tcPr>
-            <w:tcW w:w="0" w:type="auto"/>
-          </w:tcPr>
-          <w:p>
-            <w:pPr>
-              <w:pStyle w:val="Compact"/>
-              <w:spacing w:before="20" w:after="20"/>
-            </w:pPr>
-            <w:r>
-              <w:rPr>
-                <w:sz w:val="19"/>
-              </w:rPr>
-              <w:t>Build, add knowledge, test in/out of scope</w:t>
-            </w:r>
-          </w:p>
-        </w:tc>
-      </w:tr>
-      <w:tr>
-        <w:tc>
-          <w:tcPr>
-            <w:tcW w:w="0" w:type="auto"/>
-          </w:tcPr>
-          <w:p>
-            <w:pPr>
-              <w:pStyle w:val="Compact"/>
-              <w:spacing w:before="20" w:after="20"/>
-            </w:pPr>
-            <w:r>
-              <w:rPr>
-                <w:sz w:val="19"/>
-              </w:rPr>
-              <w:t>3:55–4:00</w:t>
-            </w:r>
-          </w:p>
-        </w:tc>
-        <w:tc>
-          <w:tcPr>
-            <w:tcW w:w="0" w:type="auto"/>
-          </w:tcPr>
-          <w:p>
-            <w:pPr>
-              <w:pStyle w:val="Compact"/>
-              <w:spacing w:before="20" w:after="20"/>
-            </w:pPr>
-            <w:r>
-              <w:rPr>
-                <w:b/>
-                <w:bCs/>
-                <w:sz w:val="19"/>
-              </w:rPr>
               <w:t>Wrap-up</w:t>
             </w:r>
           </w:p>
@@ -2707,7 +2648,7 @@
         <w:pStyle w:val="Heading2"/>
       </w:pPr>
       <w:bookmarkStart w:id="8" w:name="segment-talking-points"/>
-      <w:bookmarkStart w:id="9" w:name="_Toc241995308"/>
+      <w:bookmarkStart w:id="9" w:name="_Toc242253755"/>
       <w:bookmarkEnd w:id="6"/>
       <w:r>
         <w:t>Segment talking points</w:t>
@@ -2718,9 +2659,9 @@
       <w:pPr>
         <w:pStyle w:val="Heading3"/>
       </w:pPr>
-      <w:bookmarkStart w:id="10" w:name="welcome--context-000010"/>
-      <w:r>
-        <w:t>Welcome &amp; context (0:00–0:10)</w:t>
+      <w:bookmarkStart w:id="10" w:name="welcome--context-000005"/>
+      <w:r>
+        <w:t>Welcome &amp; context (0:00–0:05)</w:t>
       </w:r>
     </w:p>
     <w:p>
@@ -2742,10 +2683,7 @@
         <w:t>six learning objectives</w:t>
       </w:r>
       <w:r>
-        <w:t xml:space="preserve"> </w:t>
-      </w:r>
-      <w:r>
-        <w:t>(README / workbook / deck slide 3): choose the right tool, delegate safely, ground in real content, package repeatable work, build a no-code agent, apply HR guardrails. Come back to them at wrap-up.</w:t>
+        <w:t xml:space="preserve"> (README / workbook / deck slide 3): choose the right tool, delegate safely, ground in real content, package repeatable work, build a no-code agent, apply HR guardrails. Come back to them at wrap-up.</w:t>
       </w:r>
     </w:p>
     <w:p>
@@ -2819,10 +2757,10 @@
       <w:pPr>
         <w:pStyle w:val="Heading3"/>
       </w:pPr>
-      <w:bookmarkStart w:id="11" w:name="copilot-vs-cowork-010020"/>
+      <w:bookmarkStart w:id="11" w:name="copilot-vs-cowork-005010"/>
       <w:bookmarkEnd w:id="10"/>
       <w:r>
-        <w:t>Copilot vs. Cowork (0:10–0:20)</w:t>
+        <w:t>Copilot vs. Cowork (0:05–0:10)</w:t>
       </w:r>
     </w:p>
     <w:p>
@@ -2856,7 +2794,7 @@
       <w:r>
         <w:t xml:space="preserve"> (you describe an outcome, it does the multi-step work and hands back a deliverable). See </w:t>
       </w:r>
-      <w:hyperlink r:id="rId13">
+      <w:hyperlink r:id="rId14">
         <w:r>
           <w:rPr>
             <w:rStyle w:val="Hyperlink"/>
@@ -2943,10 +2881,10 @@
       <w:pPr>
         <w:pStyle w:val="Heading3"/>
       </w:pPr>
-      <w:bookmarkStart w:id="12" w:name="cowork-ui-walkthrough--setup-020040"/>
+      <w:bookmarkStart w:id="12" w:name="cowork-ui-walkthrough--setup-010020"/>
       <w:bookmarkEnd w:id="11"/>
       <w:r>
-        <w:t>Cowork UI walkthrough + setup (0:20–0:40)</w:t>
+        <w:t>Cowork UI walkthrough + setup (0:10–0:20)</w:t>
       </w:r>
     </w:p>
     <w:p>
@@ -2998,12 +2936,9 @@
         <w:t>Customize</w:t>
       </w:r>
       <w:r>
-        <w:t xml:space="preserve"> </w:t>
-      </w:r>
-      <w:r>
-        <w:t xml:space="preserve">(custom instructions, skills, plugins). See </w:t>
-      </w:r>
-      <w:hyperlink r:id="rId14">
+        <w:t xml:space="preserve"> (custom instructions, skills, plugins). See </w:t>
+      </w:r>
+      <w:hyperlink r:id="rId15">
         <w:r>
           <w:rPr>
             <w:rStyle w:val="Hyperlink"/>
@@ -3046,17 +2981,27 @@
         </w:numPr>
       </w:pPr>
       <w:r>
-        <w:t xml:space="preserve">Then have everyone </w:t>
-      </w:r>
-      <w:r>
-        <w:rPr>
-          <w:b/>
-          <w:bCs/>
-        </w:rPr>
-        <w:t>sign in in Microsoft Edge</w:t>
-      </w:r>
-      <w:r>
-        <w:t xml:space="preserve">, check their </w:t>
+        <w:t xml:space="preserve">Then </w:t>
+      </w:r>
+      <w:r>
+        <w:rPr>
+          <w:b/>
+          <w:bCs/>
+        </w:rPr>
+        <w:t>check the pre-session setup</w:t>
+      </w:r>
+      <w:r>
+        <w:t xml:space="preserve">: everyone is </w:t>
+      </w:r>
+      <w:r>
+        <w:rPr>
+          <w:b/>
+          <w:bCs/>
+        </w:rPr>
+        <w:t>signed in in Microsoft Edge</w:t>
+      </w:r>
+      <w:r>
+        <w:t xml:space="preserve">, their </w:t>
       </w:r>
       <w:r>
         <w:rPr>
@@ -3066,7 +3011,17 @@
         <w:t>Edge profile</w:t>
       </w:r>
       <w:r>
-        <w:t xml:space="preserve"> is their work account (needed for the Ex 3 browser task), run the </w:t>
+        <w:t xml:space="preserve"> is their work account (needed for the Ex 3 browser task; a proctor also checks the Edge </w:t>
+      </w:r>
+      <w:r>
+        <w:rPr>
+          <w:b/>
+          <w:bCs/>
+        </w:rPr>
+        <w:t>Cowork</w:t>
+      </w:r>
+      <w:r>
+        <w:t xml:space="preserve"> setting), the </w:t>
       </w:r>
       <w:r>
         <w:rPr>
@@ -3076,17 +3031,17 @@
         <w:t>smoke test</w:t>
       </w:r>
       <w:r>
-        <w:t xml:space="preserve">, </w:t>
-      </w:r>
-      <w:r>
-        <w:rPr>
-          <w:b/>
-          <w:bCs/>
-        </w:rPr>
-        <w:t>copy the sample files</w:t>
-      </w:r>
-      <w:r>
-        <w:t xml:space="preserve"> into their own OneDrive, and set their </w:t>
+        <w:t xml:space="preserve"> worked, and the </w:t>
+      </w:r>
+      <w:r>
+        <w:rPr>
+          <w:b/>
+          <w:bCs/>
+        </w:rPr>
+        <w:t>sample folder</w:t>
+      </w:r>
+      <w:r>
+        <w:t xml:space="preserve"> is in their OneDrive. Anyone who hasn't does it now with a proctor. Everyone sets their </w:t>
       </w:r>
       <w:r>
         <w:rPr>
@@ -3113,10 +3068,10 @@
       <w:pPr>
         <w:pStyle w:val="Heading3"/>
       </w:pPr>
-      <w:bookmarkStart w:id="13" w:name="ex-1--executive-command-center-040105"/>
+      <w:bookmarkStart w:id="13" w:name="ex-1--executive-command-center-020035"/>
       <w:bookmarkEnd w:id="12"/>
       <w:r>
-        <w:t>Ex 1 — Executive Command Center (0:40–1:05)</w:t>
+        <w:t>Ex 1 — Executive Command Center (0:20–0:35)</w:t>
       </w:r>
     </w:p>
     <w:p>
@@ -3175,10 +3130,7 @@
         <w:t>More options → Always allow</w:t>
       </w:r>
       <w:r>
-        <w:t xml:space="preserve">. Say plainly: "One at a time. No Approve All." Show where to </w:t>
-      </w:r>
-      <w:r>
-        <w:t xml:space="preserve">revoke: side panel → </w:t>
+        <w:t xml:space="preserve">. Say plainly: "One at a time. No Approve All." Show where to revoke: side panel → </w:t>
       </w:r>
       <w:r>
         <w:rPr>
@@ -3389,10 +3341,7 @@
         <w:t>Output folder</w:t>
       </w:r>
       <w:r>
-        <w:t xml:space="preserve"> </w:t>
-      </w:r>
-      <w:r>
-        <w:t xml:space="preserve">(what Cowork </w:t>
+        <w:t xml:space="preserve"> (what Cowork </w:t>
       </w:r>
       <w:r>
         <w:rPr>
@@ -3424,7 +3373,10 @@
         <w:t>Preview</w:t>
       </w:r>
       <w:r>
-        <w:t xml:space="preserve"> on the HTML dashboard: it opens in a split view; show the </w:t>
+        <w:t xml:space="preserve"> </w:t>
+      </w:r>
+      <w:r>
+        <w:t xml:space="preserve">on the HTML dashboard: it opens in a split view; show the </w:t>
       </w:r>
       <w:r>
         <w:rPr>
@@ -3488,6 +3440,7 @@
         </w:numPr>
       </w:pPr>
       <w:r>
+        <w:lastRenderedPageBreak/>
         <w:t xml:space="preserve">Open </w:t>
       </w:r>
       <w:r>
@@ -3514,14 +3467,10 @@
           <w:b/>
           <w:bCs/>
         </w:rPr>
-        <w:lastRenderedPageBreak/>
         <w:t>Attendees use their own mail, calendar, and Teams</w:t>
       </w:r>
       <w:r>
-        <w:t xml:space="preserve">, so results vary: a busy week gives a rich </w:t>
-      </w:r>
-      <w:r>
-        <w:t xml:space="preserve">dashboard, a quiet one a light dashboard. Demo first from </w:t>
+        <w:t xml:space="preserve">, so results vary: a busy week gives a rich dashboard, a quiet one a light dashboard. Demo first from </w:t>
       </w:r>
       <w:r>
         <w:rPr>
@@ -3533,7 +3482,7 @@
       <w:r>
         <w:t xml:space="preserve"> (</w:t>
       </w:r>
-      <w:hyperlink r:id="rId15">
+      <w:hyperlink r:id="rId16">
         <w:r>
           <w:rPr>
             <w:rStyle w:val="Hyperlink"/>
@@ -3623,17 +3572,20 @@
         <w:t>pause or delete the weekday schedule</w:t>
       </w:r>
       <w:r>
-        <w:t xml:space="preserve"> after class (Automations → Manage schedules) so it doesn't keep consuming usage.</w:t>
+        <w:t xml:space="preserve"> </w:t>
+      </w:r>
+      <w:r>
+        <w:t>after class (Automations → Manage schedules) so it doesn't keep consuming usage.</w:t>
       </w:r>
     </w:p>
     <w:p>
       <w:pPr>
         <w:pStyle w:val="Heading3"/>
       </w:pPr>
-      <w:bookmarkStart w:id="14" w:name="ex-2--deep-research-105125"/>
+      <w:bookmarkStart w:id="14" w:name="ex-2--deep-research-035050"/>
       <w:bookmarkEnd w:id="13"/>
       <w:r>
-        <w:t>Ex 2 — Deep Research (1:05–1:25)</w:t>
+        <w:t>Ex 2 — Deep Research (0:35–0:50)</w:t>
       </w:r>
     </w:p>
     <w:p>
@@ -3706,10 +3658,7 @@
         <w:t>"Turn this into an interviewer scorecard in Word AND Excel with the scoring scales filled in."</w:t>
       </w:r>
       <w:r>
-        <w:t xml:space="preserve"> </w:t>
-      </w:r>
-      <w:r>
-        <w:t xml:space="preserve">One follow-up turns research into ready-to-use deliverables in </w:t>
+        <w:t xml:space="preserve"> One follow-up turns research into ready-to-use deliverables in </w:t>
       </w:r>
       <w:r>
         <w:rPr>
@@ -3797,30 +3746,30 @@
         <w:t>Timing:</w:t>
       </w:r>
       <w:r>
-        <w:t xml:space="preserve"> Deep Research takes a few minutes. Use the wait to ask "When is web research better </w:t>
-      </w:r>
-      <w:r>
-        <w:t xml:space="preserve">than our own content, and when is it riskier?" If the room is behind at </w:t>
-      </w:r>
-      <w:r>
-        <w:rPr>
-          <w:b/>
-          <w:bCs/>
-        </w:rPr>
-        <w:t>1:20</w:t>
-      </w:r>
-      <w:r>
-        <w:t>, demo the scorecard follow-up on your screen.</w:t>
+        <w:t xml:space="preserve"> Deep Research takes a few minutes. Use the wait to ask "When is web research better than our own content, and when is it riskier?" If the room is behind at </w:t>
+      </w:r>
+      <w:r>
+        <w:rPr>
+          <w:b/>
+          <w:bCs/>
+        </w:rPr>
+        <w:t>0:45</w:t>
+      </w:r>
+      <w:r>
+        <w:t xml:space="preserve">, demo the </w:t>
+      </w:r>
+      <w:r>
+        <w:t>scorecard follow-up on your screen.</w:t>
       </w:r>
     </w:p>
     <w:p>
       <w:pPr>
         <w:pStyle w:val="Heading3"/>
       </w:pPr>
-      <w:bookmarkStart w:id="15" w:name="break-125135"/>
+      <w:bookmarkStart w:id="15" w:name="Xe0b62c85d1b124cb1b65593c7c06c26c5866f11"/>
       <w:bookmarkEnd w:id="14"/>
       <w:r>
-        <w:t>Break (1:25–1:35)</w:t>
+        <w:t>Ex 3 — Navigate websites with Cowork's browser (0:50–1:05)</w:t>
       </w:r>
     </w:p>
     <w:p>
@@ -3832,37 +3781,27 @@
         </w:numPr>
       </w:pPr>
       <w:r>
-        <w:t xml:space="preserve">Help anyone still blocked catch up. </w:t>
-      </w:r>
-      <w:r>
-        <w:rPr>
-          <w:b/>
-          <w:bCs/>
-        </w:rPr>
-        <w:t>Ask a proctor to check browser readiness</w:t>
-      </w:r>
-      <w:r>
-        <w:t xml:space="preserve"> for Ex 3: Edge, workshop-account profile, and the Edge </w:t>
-      </w:r>
-      <w:r>
-        <w:rPr>
-          <w:b/>
-          <w:bCs/>
-        </w:rPr>
-        <w:t>Cowork</w:t>
-      </w:r>
-      <w:r>
-        <w:t xml:space="preserve"> setting. Restart on time.</w:t>
-      </w:r>
-    </w:p>
-    <w:p>
-      <w:pPr>
-        <w:pStyle w:val="Heading3"/>
-      </w:pPr>
-      <w:bookmarkStart w:id="16" w:name="Xd62b2e4646255771b574ef7c2be4763dc9cc1cf"/>
-      <w:bookmarkEnd w:id="15"/>
-      <w:r>
-        <w:t>Ex 3 — Navigate websites with Cowork's browser (1:35–2:00)</w:t>
+        <w:t xml:space="preserve">This is the </w:t>
+      </w:r>
+      <w:r>
+        <w:rPr>
+          <w:b/>
+          <w:bCs/>
+        </w:rPr>
+        <w:t>"use the browser to navigate the web and get things done"</w:t>
+      </w:r>
+      <w:r>
+        <w:t xml:space="preserve"> requirement. Cowork </w:t>
+      </w:r>
+      <w:r>
+        <w:rPr>
+          <w:b/>
+          <w:bCs/>
+        </w:rPr>
+        <w:t>operates websites</w:t>
+      </w:r>
+      <w:r>
+        <w:t xml:space="preserve"> step by step, like a person or a test tool such as Playwright would: types in a site's search box, clicks links and menus, moves to a second site, and reports each page.</w:t>
       </w:r>
     </w:p>
     <w:p>
@@ -3870,34 +3809,38 @@
         <w:pStyle w:val="Compact"/>
         <w:numPr>
           <w:ilvl w:val="0"/>
-          <w:numId w:val="10"/>
+          <w:numId w:val="9"/>
         </w:numPr>
       </w:pPr>
       <w:r>
-        <w:t xml:space="preserve">This is the </w:t>
-      </w:r>
-      <w:r>
-        <w:rPr>
-          <w:b/>
-          <w:bCs/>
-        </w:rPr>
-        <w:t>"use the browser to navigate the web and get things done"</w:t>
-      </w:r>
-      <w:r>
-        <w:t xml:space="preserve"> requirement. Cowork </w:t>
-      </w:r>
-      <w:r>
-        <w:rPr>
-          <w:b/>
-          <w:bCs/>
-        </w:rPr>
-        <w:t>operates websites</w:t>
-      </w:r>
-      <w:r>
-        <w:t xml:space="preserve"> </w:t>
-      </w:r>
-      <w:r>
-        <w:t>step by step, like a person or a test tool such as Playwright would: types in a site's search box, clicks links and menus, moves to a second site, and reports each page.</w:t>
+        <w:rPr>
+          <w:b/>
+          <w:bCs/>
+        </w:rPr>
+        <w:t>Say it early:</w:t>
+      </w:r>
+      <w:r>
+        <w:t xml:space="preserve"> there's </w:t>
+      </w:r>
+      <w:r>
+        <w:rPr>
+          <w:b/>
+          <w:bCs/>
+        </w:rPr>
+        <w:t>no "browser" skill</w:t>
+      </w:r>
+      <w:r>
+        <w:t xml:space="preserve"> to pick and no skill chip. Ask for something that needs a website and Cowork opens a </w:t>
+      </w:r>
+      <w:r>
+        <w:rPr>
+          <w:b/>
+          <w:bCs/>
+        </w:rPr>
+        <w:t>hidden tab in the attendee's own Edge</w:t>
+      </w:r>
+      <w:r>
+        <w:t>, with their sign-ins and the organization's policies. No new access; sign-in, MFA, and CAPTCHA are handed back to the person; consequential actions need approval; everything is audited.</w:t>
       </w:r>
     </w:p>
     <w:p>
@@ -3905,7 +3848,7 @@
         <w:pStyle w:val="Compact"/>
         <w:numPr>
           <w:ilvl w:val="0"/>
-          <w:numId w:val="10"/>
+          <w:numId w:val="9"/>
         </w:numPr>
       </w:pPr>
       <w:r>
@@ -3913,33 +3856,60 @@
           <w:b/>
           <w:bCs/>
         </w:rPr>
-        <w:t>Say it early:</w:t>
-      </w:r>
-      <w:r>
-        <w:t xml:space="preserve"> there's </w:t>
-      </w:r>
-      <w:r>
-        <w:rPr>
-          <w:b/>
-          <w:bCs/>
-        </w:rPr>
-        <w:t>no "browser" skill</w:t>
-      </w:r>
-      <w:r>
-        <w:t xml:space="preserve"> to pick and no skill chip. Ask for something that needs a website and Cowork opens a </w:t>
-      </w:r>
-      <w:r>
-        <w:rPr>
-          <w:b/>
-          <w:bCs/>
-        </w:rPr>
-        <w:t>hidden tab in the attendee's own Edge</w:t>
-      </w:r>
-      <w:r>
-        <w:t xml:space="preserve">, with their sign-ins and the organization's policies. No new access; sign-in, MFA, and CAPTCHA are handed back to the </w:t>
-      </w:r>
-      <w:r>
-        <w:t>person; consequential actions need approval; everything is audited.</w:t>
+        <w:t>Demo it first:</w:t>
+      </w:r>
+      <w:r>
+        <w:t xml:space="preserve"> show the one-time </w:t>
+      </w:r>
+      <w:r>
+        <w:rPr>
+          <w:b/>
+          <w:bCs/>
+        </w:rPr>
+        <w:t>consent notice</w:t>
+      </w:r>
+      <w:r>
+        <w:t xml:space="preserve"> (</w:t>
+      </w:r>
+      <w:r>
+        <w:rPr>
+          <w:b/>
+          <w:bCs/>
+        </w:rPr>
+        <w:t>I understand</w:t>
+      </w:r>
+      <w:r>
+        <w:t xml:space="preserve">), the </w:t>
+      </w:r>
+      <w:r>
+        <w:rPr>
+          <w:b/>
+          <w:bCs/>
+        </w:rPr>
+        <w:t>progress chips</w:t>
+      </w:r>
+      <w:r>
+        <w:t xml:space="preserve"> (</w:t>
+      </w:r>
+      <w:r>
+        <w:rPr>
+          <w:i/>
+          <w:iCs/>
+        </w:rPr>
+        <w:t>Opening dol.gov</w:t>
+      </w:r>
+      <w:r>
+        <w:t xml:space="preserve">, searching), and </w:t>
+      </w:r>
+      <w:r>
+        <w:rPr>
+          <w:b/>
+          <w:bCs/>
+        </w:rPr>
+        <w:t>Switch to tab</w:t>
+      </w:r>
+      <w:r>
+        <w:t xml:space="preserve"> so the room sees Edge typing in the DOL search box and clicking through. Then switch back to the chat.</w:t>
       </w:r>
     </w:p>
     <w:p>
@@ -3947,68 +3917,74 @@
         <w:pStyle w:val="Compact"/>
         <w:numPr>
           <w:ilvl w:val="0"/>
-          <w:numId w:val="10"/>
+          <w:numId w:val="9"/>
         </w:numPr>
       </w:pPr>
       <w:r>
-        <w:rPr>
-          <w:b/>
-          <w:bCs/>
-        </w:rPr>
-        <w:t>Demo it first:</w:t>
-      </w:r>
-      <w:r>
-        <w:t xml:space="preserve"> show the one-time </w:t>
-      </w:r>
-      <w:r>
-        <w:rPr>
-          <w:b/>
-          <w:bCs/>
-        </w:rPr>
-        <w:t>consent notice</w:t>
-      </w:r>
-      <w:r>
-        <w:t xml:space="preserve"> (</w:t>
-      </w:r>
-      <w:r>
-        <w:rPr>
-          <w:b/>
-          <w:bCs/>
-        </w:rPr>
-        <w:t>I understand</w:t>
-      </w:r>
-      <w:r>
-        <w:t xml:space="preserve">), the </w:t>
-      </w:r>
-      <w:r>
-        <w:rPr>
-          <w:b/>
-          <w:bCs/>
-        </w:rPr>
-        <w:t>progress chips</w:t>
-      </w:r>
-      <w:r>
-        <w:t xml:space="preserve"> (</w:t>
-      </w:r>
-      <w:r>
-        <w:rPr>
-          <w:i/>
-          <w:iCs/>
-        </w:rPr>
-        <w:t>Opening dol.gov</w:t>
-      </w:r>
-      <w:r>
-        <w:t xml:space="preserve">, searching), and </w:t>
-      </w:r>
-      <w:r>
-        <w:rPr>
-          <w:b/>
-          <w:bCs/>
-        </w:rPr>
-        <w:t>Switch to tab</w:t>
-      </w:r>
-      <w:r>
-        <w:t xml:space="preserve"> so the room sees Edge typing in the DOL search box and clicking through. Then switch back to the chat.</w:t>
+        <w:t xml:space="preserve">The prompt is </w:t>
+      </w:r>
+      <w:r>
+        <w:rPr>
+          <w:b/>
+          <w:bCs/>
+        </w:rPr>
+        <w:t>read-only</w:t>
+      </w:r>
+      <w:r>
+        <w:t xml:space="preserve"> </w:t>
+      </w:r>
+      <w:r>
+        <w:t xml:space="preserve">on two public government sites (dol.gov, lni.wa.gov), so it's safe for a room of 25. A good table: Zava's 1.5× over 40 hours </w:t>
+      </w:r>
+      <w:r>
+        <w:rPr>
+          <w:b/>
+          <w:bCs/>
+        </w:rPr>
+        <w:t>matches</w:t>
+      </w:r>
+      <w:r>
+        <w:t xml:space="preserve"> federal and Washington rules; DOL adds the </w:t>
+      </w:r>
+      <w:r>
+        <w:rPr>
+          <w:b/>
+          <w:bCs/>
+        </w:rPr>
+        <w:t>regular-payday</w:t>
+      </w:r>
+      <w:r>
+        <w:t xml:space="preserve"> rule, Washington adds </w:t>
+      </w:r>
+      <w:r>
+        <w:rPr>
+          <w:b/>
+          <w:bCs/>
+        </w:rPr>
+        <w:t>no waiver</w:t>
+      </w:r>
+      <w:r>
+        <w:t xml:space="preserve"> and </w:t>
+      </w:r>
+      <w:r>
+        <w:rPr>
+          <w:b/>
+          <w:bCs/>
+        </w:rPr>
+        <w:t>no daily overtime</w:t>
+      </w:r>
+      <w:r>
+        <w:t xml:space="preserve">. So </w:t>
+      </w:r>
+      <w:r>
+        <w:rPr>
+          <w:b/>
+          <w:bCs/>
+        </w:rPr>
+        <w:t>T-2008</w:t>
+      </w:r>
+      <w:r>
+        <w:t xml:space="preserve"> is time-sensitive. Remind the room: a policy check, not legal advice.</w:t>
       </w:r>
     </w:p>
     <w:p>
@@ -4016,71 +3992,28 @@
         <w:pStyle w:val="Compact"/>
         <w:numPr>
           <w:ilvl w:val="0"/>
-          <w:numId w:val="10"/>
+          <w:numId w:val="9"/>
         </w:numPr>
       </w:pPr>
       <w:r>
-        <w:t xml:space="preserve">The prompt is </w:t>
-      </w:r>
-      <w:r>
-        <w:rPr>
-          <w:b/>
-          <w:bCs/>
-        </w:rPr>
-        <w:t>read-only</w:t>
-      </w:r>
-      <w:r>
-        <w:t xml:space="preserve"> on two public government sites (dol.gov, lni.wa.gov), so it's safe for a room of 25. A good table: Zava's 1.5× over 40 hours </w:t>
-      </w:r>
-      <w:r>
-        <w:rPr>
-          <w:b/>
-          <w:bCs/>
-        </w:rPr>
-        <w:t>matches</w:t>
-      </w:r>
-      <w:r>
-        <w:t xml:space="preserve"> federal and Washington rules; DOL adds the </w:t>
-      </w:r>
-      <w:r>
-        <w:rPr>
-          <w:b/>
-          <w:bCs/>
-        </w:rPr>
-        <w:t>regular-payday</w:t>
-      </w:r>
-      <w:r>
-        <w:t xml:space="preserve"> rule, Washington adds </w:t>
-      </w:r>
-      <w:r>
-        <w:rPr>
-          <w:b/>
-          <w:bCs/>
-        </w:rPr>
-        <w:t>no waiver</w:t>
-      </w:r>
-      <w:r>
-        <w:t xml:space="preserve"> and </w:t>
-      </w:r>
-      <w:r>
-        <w:rPr>
-          <w:b/>
-          <w:bCs/>
-        </w:rPr>
-        <w:t>no daily overtime</w:t>
-      </w:r>
-      <w:r>
-        <w:t xml:space="preserve">. So </w:t>
-      </w:r>
-      <w:r>
-        <w:rPr>
-          <w:b/>
-          <w:bCs/>
-        </w:rPr>
-        <w:t>T-2008</w:t>
-      </w:r>
-      <w:r>
-        <w:t xml:space="preserve"> is time-sensitive. Remind the room: a policy check, not legal advice.</w:t>
+        <w:rPr>
+          <w:b/>
+          <w:bCs/>
+        </w:rPr>
+        <w:t>3b</w:t>
+      </w:r>
+      <w:r>
+        <w:t xml:space="preserve"> turns the table into a Word brief for payroll; they find it in the </w:t>
+      </w:r>
+      <w:r>
+        <w:rPr>
+          <w:b/>
+          <w:bCs/>
+        </w:rPr>
+        <w:t>Output folder</w:t>
+      </w:r>
+      <w:r>
+        <w:t>.</w:t>
       </w:r>
     </w:p>
     <w:p>
@@ -4088,7 +4021,7 @@
         <w:pStyle w:val="Compact"/>
         <w:numPr>
           <w:ilvl w:val="0"/>
-          <w:numId w:val="10"/>
+          <w:numId w:val="9"/>
         </w:numPr>
       </w:pPr>
       <w:r>
@@ -4096,41 +4029,12 @@
           <w:b/>
           <w:bCs/>
         </w:rPr>
-        <w:t>3b</w:t>
-      </w:r>
-      <w:r>
-        <w:t xml:space="preserve"> turns the table into a Word brief for payroll; they find it in the </w:t>
-      </w:r>
-      <w:r>
-        <w:rPr>
-          <w:b/>
-          <w:bCs/>
-        </w:rPr>
-        <w:t>Output folder</w:t>
-      </w:r>
-      <w:r>
-        <w:t>.</w:t>
-      </w:r>
-    </w:p>
-    <w:p>
-      <w:pPr>
-        <w:pStyle w:val="Compact"/>
-        <w:numPr>
-          <w:ilvl w:val="0"/>
-          <w:numId w:val="10"/>
-        </w:numPr>
-      </w:pPr>
-      <w:r>
-        <w:rPr>
-          <w:b/>
-          <w:bCs/>
-        </w:rPr>
         <w:t>Requirements</w:t>
       </w:r>
       <w:r>
         <w:t xml:space="preserve"> (host; see the </w:t>
       </w:r>
-      <w:hyperlink r:id="rId16">
+      <w:hyperlink r:id="rId17">
         <w:r>
           <w:rPr>
             <w:rStyle w:val="Hyperlink"/>
@@ -4141,7 +4045,7 @@
       <w:r>
         <w:t xml:space="preserve"> and </w:t>
       </w:r>
-      <w:hyperlink r:id="rId17">
+      <w:hyperlink r:id="rId18">
         <w:r>
           <w:rPr>
             <w:rStyle w:val="Hyperlink"/>
@@ -4160,31 +4064,70 @@
         <w:t>in Edge on the web</w:t>
       </w:r>
       <w:r>
-        <w:t xml:space="preserve">, an </w:t>
-      </w:r>
-      <w:r>
+        <w:t xml:space="preserve">, an Edge profile signed in with their </w:t>
+      </w:r>
+      <w:r>
+        <w:rPr>
+          <w:b/>
+          <w:bCs/>
+        </w:rPr>
+        <w:t>work account</w:t>
+      </w:r>
+      <w:r>
+        <w:t xml:space="preserve"> (not InPrivate), and the Edge </w:t>
+      </w:r>
+      <w:r>
+        <w:rPr>
+          <w:b/>
+          <w:bCs/>
+        </w:rPr>
+        <w:t>Cowork</w:t>
+      </w:r>
+      <w:r>
+        <w:t xml:space="preserve"> setting on. Anyone blocked follows your demo.</w:t>
+      </w:r>
+    </w:p>
+    <w:p>
+      <w:pPr>
+        <w:pStyle w:val="Compact"/>
+        <w:numPr>
+          <w:ilvl w:val="0"/>
+          <w:numId w:val="9"/>
+        </w:numPr>
+      </w:pPr>
+      <w:r>
+        <w:rPr>
+          <w:b/>
+          <w:bCs/>
+        </w:rPr>
         <w:lastRenderedPageBreak/>
-        <w:t xml:space="preserve">Edge profile signed in with their </w:t>
-      </w:r>
-      <w:r>
-        <w:rPr>
-          <w:b/>
-          <w:bCs/>
-        </w:rPr>
-        <w:t>work account</w:t>
-      </w:r>
-      <w:r>
-        <w:t xml:space="preserve"> (not InPrivate), and the Edge </w:t>
-      </w:r>
-      <w:r>
-        <w:rPr>
-          <w:b/>
-          <w:bCs/>
-        </w:rPr>
-        <w:t>Cowork</w:t>
-      </w:r>
-      <w:r>
-        <w:t xml:space="preserve"> setting on. Anyone blocked follows your demo.</w:t>
+        <w:t>Stretch for fast finishers:</w:t>
+      </w:r>
+      <w:r>
+        <w:t xml:space="preserve"> the DOL's interactive </w:t>
+      </w:r>
+      <w:r>
+        <w:rPr>
+          <w:b/>
+          <w:bCs/>
+        </w:rPr>
+        <w:t>FLSA Overtime Security Advisor</w:t>
+      </w:r>
+      <w:r>
+        <w:t xml:space="preserve">, with Cowork saying each answer before it clicks. It shows multi-step form navigation without </w:t>
+      </w:r>
+      <w:r>
+        <w:t>submitting anything personal.</w:t>
+      </w:r>
+    </w:p>
+    <w:p>
+      <w:pPr>
+        <w:pStyle w:val="Heading3"/>
+      </w:pPr>
+      <w:bookmarkStart w:id="16" w:name="X87cb0f58317244d6fc1eed29e24e35b03db8d7d"/>
+      <w:bookmarkEnd w:id="15"/>
+      <w:r>
+        <w:t>Ex 4 — Build a custom skill (1:05–1:25) — the centerpiece</w:t>
       </w:r>
     </w:p>
     <w:p>
@@ -4196,34 +4139,177 @@
         </w:numPr>
       </w:pPr>
       <w:r>
-        <w:rPr>
-          <w:b/>
-          <w:bCs/>
-        </w:rPr>
-        <w:t>Stretch for fast finishers:</w:t>
-      </w:r>
-      <w:r>
-        <w:t xml:space="preserve"> the DOL's interactive </w:t>
-      </w:r>
-      <w:r>
-        <w:rPr>
-          <w:b/>
-          <w:bCs/>
-        </w:rPr>
-        <w:t>FLSA Overtime Security Advisor</w:t>
-      </w:r>
-      <w:r>
-        <w:t>, with Cowork saying each answer before it clicks. It shows multi-step form navigation without submitting anything personal.</w:t>
+        <w:t xml:space="preserve">Build it live from </w:t>
+      </w:r>
+      <w:r>
+        <w:rPr>
+          <w:b/>
+          <w:bCs/>
+        </w:rPr>
+        <w:t>Customize → Skills → Add → Create new</w:t>
+      </w:r>
+      <w:r>
+        <w:t>.</w:t>
+      </w:r>
+    </w:p>
+    <w:p>
+      <w:pPr>
+        <w:pStyle w:val="Compact"/>
+        <w:numPr>
+          <w:ilvl w:val="0"/>
+          <w:numId w:val="10"/>
+        </w:numPr>
+      </w:pPr>
+      <w:r>
+        <w:t xml:space="preserve">Read the </w:t>
+      </w:r>
+      <w:r>
+        <w:rPr>
+          <w:b/>
+          <w:bCs/>
+        </w:rPr>
+        <w:t>auto-evaluation</w:t>
+      </w:r>
+      <w:r>
+        <w:t xml:space="preserve"> aloud; explain the four scoring dimensions and the bands.</w:t>
+      </w:r>
+    </w:p>
+    <w:p>
+      <w:pPr>
+        <w:pStyle w:val="Compact"/>
+        <w:numPr>
+          <w:ilvl w:val="0"/>
+          <w:numId w:val="10"/>
+        </w:numPr>
+      </w:pPr>
+      <w:r>
+        <w:t xml:space="preserve">Demo both a </w:t>
+      </w:r>
+      <w:r>
+        <w:rPr>
+          <w:b/>
+          <w:bCs/>
+        </w:rPr>
+        <w:t>triggering</w:t>
+      </w:r>
+      <w:r>
+        <w:t xml:space="preserve"> question and an </w:t>
+      </w:r>
+      <w:r>
+        <w:rPr>
+          <w:b/>
+          <w:bCs/>
+        </w:rPr>
+        <w:t>out-of-scope</w:t>
+      </w:r>
+      <w:r>
+        <w:t xml:space="preserve"> one (salary) to show scope boundaries.</w:t>
+      </w:r>
+    </w:p>
+    <w:p>
+      <w:pPr>
+        <w:pStyle w:val="Compact"/>
+        <w:numPr>
+          <w:ilvl w:val="0"/>
+          <w:numId w:val="10"/>
+        </w:numPr>
+      </w:pPr>
+      <w:r>
+        <w:t xml:space="preserve">If someone scores "Needs work," coach them: tighten the </w:t>
+      </w:r>
+      <w:r>
+        <w:rPr>
+          <w:b/>
+          <w:bCs/>
+        </w:rPr>
+        <w:t>trigger wording</w:t>
+      </w:r>
+      <w:r>
+        <w:t xml:space="preserve"> and </w:t>
+      </w:r>
+      <w:r>
+        <w:rPr>
+          <w:b/>
+          <w:bCs/>
+        </w:rPr>
+        <w:t>scope</w:t>
+      </w:r>
+      <w:r>
+        <w:t>.</w:t>
+      </w:r>
+    </w:p>
+    <w:p>
+      <w:pPr>
+        <w:pStyle w:val="Compact"/>
+        <w:numPr>
+          <w:ilvl w:val="0"/>
+          <w:numId w:val="10"/>
+        </w:numPr>
+      </w:pPr>
+      <w:r>
+        <w:rPr>
+          <w:b/>
+          <w:bCs/>
+        </w:rPr>
+        <w:t>Shared-tenant tip:</w:t>
+      </w:r>
+      <w:r>
+        <w:t xml:space="preserve"> tell everyone to keep their skill </w:t>
+      </w:r>
+      <w:r>
+        <w:rPr>
+          <w:b/>
+          <w:bCs/>
+        </w:rPr>
+        <w:t>"Only you"</w:t>
+      </w:r>
+      <w:r>
+        <w:t xml:space="preserve"> (or add initials) so you </w:t>
+      </w:r>
+      <w:r>
+        <w:t>don't end up with 25 identically named skills shared across the tenant.</w:t>
+      </w:r>
+    </w:p>
+    <w:p>
+      <w:pPr>
+        <w:pStyle w:val="Compact"/>
+        <w:numPr>
+          <w:ilvl w:val="0"/>
+          <w:numId w:val="10"/>
+        </w:numPr>
+      </w:pPr>
+      <w:r>
+        <w:t xml:space="preserve">Foreshadow Ex 8: this skill helps </w:t>
+      </w:r>
+      <w:r>
+        <w:rPr>
+          <w:b/>
+          <w:bCs/>
+        </w:rPr>
+        <w:t>you</w:t>
+      </w:r>
+      <w:r>
+        <w:t xml:space="preserve"> in Cowork; later we build an </w:t>
+      </w:r>
+      <w:r>
+        <w:rPr>
+          <w:b/>
+          <w:bCs/>
+        </w:rPr>
+        <w:t>agent</w:t>
+      </w:r>
+      <w:r>
+        <w:t xml:space="preserve"> others can use.</w:t>
       </w:r>
     </w:p>
     <w:p>
       <w:pPr>
         <w:pStyle w:val="Heading3"/>
       </w:pPr>
-      <w:bookmarkStart w:id="17" w:name="Xb6f9f1108405ce83c73fde194964930f60db31a"/>
+      <w:bookmarkStart w:id="17" w:name="ex-5--recruiting--reporting-125135"/>
       <w:bookmarkEnd w:id="16"/>
       <w:r>
-        <w:t>Ex 4 — Build a custom skill (2:00–2:30) — the centerpiece</w:t>
+        <w:t>Ex 5 — Recruiting + reporting (1:25–1:35)</w:t>
       </w:r>
     </w:p>
     <w:p>
@@ -4235,17 +4321,24 @@
         </w:numPr>
       </w:pPr>
       <w:r>
-        <w:t xml:space="preserve">Build it live from </w:t>
-      </w:r>
-      <w:r>
-        <w:rPr>
-          <w:b/>
-          <w:bCs/>
-        </w:rPr>
-        <w:t>Customize → Skills → Add → Create new</w:t>
-      </w:r>
-      <w:r>
-        <w:t>.</w:t>
+        <w:rPr>
+          <w:b/>
+          <w:bCs/>
+        </w:rPr>
+        <w:t>Job posting (5a):</w:t>
+      </w:r>
+      <w:r>
+        <w:t xml:space="preserve"> the follow-on to Ex 2. Ex 2 prepared the interview; 5a writes the posting that attracts candidates. Discuss the </w:t>
+      </w:r>
+      <w:r>
+        <w:rPr>
+          <w:b/>
+          <w:bCs/>
+        </w:rPr>
+        <w:t>wording-review table</w:t>
+      </w:r>
+      <w:r>
+        <w:t>: typical flags are the degree requirement and "1–3 years" read as must-haves. Ask the room whether they agree with every flag; HR keeps the final judgment.</w:t>
       </w:r>
     </w:p>
     <w:p>
@@ -4257,195 +4350,6 @@
         </w:numPr>
       </w:pPr>
       <w:r>
-        <w:t xml:space="preserve">Read the </w:t>
-      </w:r>
-      <w:r>
-        <w:rPr>
-          <w:b/>
-          <w:bCs/>
-        </w:rPr>
-        <w:t>auto-evaluation</w:t>
-      </w:r>
-      <w:r>
-        <w:t xml:space="preserve"> </w:t>
-      </w:r>
-      <w:r>
-        <w:t>aloud; explain the four scoring dimensions and the bands.</w:t>
-      </w:r>
-    </w:p>
-    <w:p>
-      <w:pPr>
-        <w:pStyle w:val="Compact"/>
-        <w:numPr>
-          <w:ilvl w:val="0"/>
-          <w:numId w:val="11"/>
-        </w:numPr>
-      </w:pPr>
-      <w:r>
-        <w:t xml:space="preserve">Demo both a </w:t>
-      </w:r>
-      <w:r>
-        <w:rPr>
-          <w:b/>
-          <w:bCs/>
-        </w:rPr>
-        <w:t>triggering</w:t>
-      </w:r>
-      <w:r>
-        <w:t xml:space="preserve"> question and an </w:t>
-      </w:r>
-      <w:r>
-        <w:rPr>
-          <w:b/>
-          <w:bCs/>
-        </w:rPr>
-        <w:t>out-of-scope</w:t>
-      </w:r>
-      <w:r>
-        <w:t xml:space="preserve"> one (salary) to show scope boundaries.</w:t>
-      </w:r>
-    </w:p>
-    <w:p>
-      <w:pPr>
-        <w:pStyle w:val="Compact"/>
-        <w:numPr>
-          <w:ilvl w:val="0"/>
-          <w:numId w:val="11"/>
-        </w:numPr>
-      </w:pPr>
-      <w:r>
-        <w:t xml:space="preserve">If someone scores "Needs work," coach them: tighten the </w:t>
-      </w:r>
-      <w:r>
-        <w:rPr>
-          <w:b/>
-          <w:bCs/>
-        </w:rPr>
-        <w:t>trigger wording</w:t>
-      </w:r>
-      <w:r>
-        <w:t xml:space="preserve"> and </w:t>
-      </w:r>
-      <w:r>
-        <w:rPr>
-          <w:b/>
-          <w:bCs/>
-        </w:rPr>
-        <w:t>scope</w:t>
-      </w:r>
-      <w:r>
-        <w:t>.</w:t>
-      </w:r>
-    </w:p>
-    <w:p>
-      <w:pPr>
-        <w:pStyle w:val="Compact"/>
-        <w:numPr>
-          <w:ilvl w:val="0"/>
-          <w:numId w:val="11"/>
-        </w:numPr>
-      </w:pPr>
-      <w:r>
-        <w:rPr>
-          <w:b/>
-          <w:bCs/>
-        </w:rPr>
-        <w:t>Shared-tenant tip:</w:t>
-      </w:r>
-      <w:r>
-        <w:t xml:space="preserve"> tell everyone to keep their skill </w:t>
-      </w:r>
-      <w:r>
-        <w:rPr>
-          <w:b/>
-          <w:bCs/>
-        </w:rPr>
-        <w:t>"Only you"</w:t>
-      </w:r>
-      <w:r>
-        <w:t xml:space="preserve"> (or add initials) so you don't end up with 25 identically named skills shared across the tenant.</w:t>
-      </w:r>
-    </w:p>
-    <w:p>
-      <w:pPr>
-        <w:pStyle w:val="Compact"/>
-        <w:numPr>
-          <w:ilvl w:val="0"/>
-          <w:numId w:val="11"/>
-        </w:numPr>
-      </w:pPr>
-      <w:r>
-        <w:t xml:space="preserve">Foreshadow Ex 8: this skill helps </w:t>
-      </w:r>
-      <w:r>
-        <w:rPr>
-          <w:b/>
-          <w:bCs/>
-        </w:rPr>
-        <w:t>you</w:t>
-      </w:r>
-      <w:r>
-        <w:t xml:space="preserve"> in Cowork; later we build an </w:t>
-      </w:r>
-      <w:r>
-        <w:rPr>
-          <w:b/>
-          <w:bCs/>
-        </w:rPr>
-        <w:t>agent</w:t>
-      </w:r>
-      <w:r>
-        <w:t xml:space="preserve"> others can use.</w:t>
-      </w:r>
-    </w:p>
-    <w:p>
-      <w:pPr>
-        <w:pStyle w:val="Heading3"/>
-      </w:pPr>
-      <w:bookmarkStart w:id="18" w:name="ex-5--recruiting--reporting-230245"/>
-      <w:bookmarkEnd w:id="17"/>
-      <w:r>
-        <w:t>Ex 5 — Recruiting + reporting (2:30–2:45)</w:t>
-      </w:r>
-    </w:p>
-    <w:p>
-      <w:pPr>
-        <w:pStyle w:val="Compact"/>
-        <w:numPr>
-          <w:ilvl w:val="0"/>
-          <w:numId w:val="12"/>
-        </w:numPr>
-      </w:pPr>
-      <w:r>
-        <w:rPr>
-          <w:b/>
-          <w:bCs/>
-        </w:rPr>
-        <w:t>Job posting (5a):</w:t>
-      </w:r>
-      <w:r>
-        <w:t xml:space="preserve"> the follow-on to Ex 2. Ex 2 prepared the interview; 5a writes the posting that attracts candidates. Discuss the </w:t>
-      </w:r>
-      <w:r>
-        <w:rPr>
-          <w:b/>
-          <w:bCs/>
-        </w:rPr>
-        <w:t>wording-review table</w:t>
-      </w:r>
-      <w:r>
-        <w:t>: typical flags are the degree requirement and "1–3 years" read as must-haves. Ask the room whether they agree with every flag; HR keeps the final judgment.</w:t>
-      </w:r>
-    </w:p>
-    <w:p>
-      <w:pPr>
-        <w:pStyle w:val="Compact"/>
-        <w:numPr>
-          <w:ilvl w:val="0"/>
-          <w:numId w:val="12"/>
-        </w:numPr>
-      </w:pPr>
-      <w:r>
         <w:t xml:space="preserve">Ticket summary: the sample data has </w:t>
       </w:r>
       <w:r>
@@ -4476,12 +4380,9 @@
         <w:t>T-2008</w:t>
       </w:r>
       <w:r>
-        <w:t xml:space="preserve"> </w:t>
-      </w:r>
-      <w:r>
-        <w:t xml:space="preserve">(overtime missing from a paycheck). T-2003 and T-2013 are also High but already closed — a good check on whether Cowork read the Status column. Full expected results: </w:t>
-      </w:r>
-      <w:hyperlink r:id="rId18">
+        <w:t xml:space="preserve"> (overtime missing from a paycheck). T-2003 and T-2013 are also High but already closed — a good check on whether Cowork read the Status column. Full expected results: </w:t>
+      </w:r>
+      <w:hyperlink r:id="rId19">
         <w:r>
           <w:rPr>
             <w:rStyle w:val="Hyperlink"/>
@@ -4498,31 +4399,53 @@
         <w:pStyle w:val="Compact"/>
         <w:numPr>
           <w:ilvl w:val="0"/>
+          <w:numId w:val="11"/>
+        </w:numPr>
+      </w:pPr>
+      <w:r>
+        <w:t xml:space="preserve">Keep this a one-off report; they'll turn it into a scheduled </w:t>
+      </w:r>
+      <w:r>
+        <w:rPr>
+          <w:b/>
+          <w:bCs/>
+        </w:rPr>
+        <w:t>Automation</w:t>
+      </w:r>
+      <w:r>
+        <w:t xml:space="preserve"> in Exercise 7.</w:t>
+      </w:r>
+    </w:p>
+    <w:p>
+      <w:pPr>
+        <w:pStyle w:val="Heading3"/>
+      </w:pPr>
+      <w:bookmarkStart w:id="18" w:name="break-135150-15-minutes"/>
+      <w:bookmarkEnd w:id="17"/>
+      <w:r>
+        <w:t>Break (1:35–1:50, 15 minutes)</w:t>
+      </w:r>
+    </w:p>
+    <w:p>
+      <w:pPr>
+        <w:pStyle w:val="Compact"/>
+        <w:numPr>
+          <w:ilvl w:val="0"/>
           <w:numId w:val="12"/>
         </w:numPr>
       </w:pPr>
       <w:r>
-        <w:t xml:space="preserve">Keep this a one-off report; they'll turn it into a scheduled </w:t>
-      </w:r>
-      <w:r>
-        <w:rPr>
-          <w:b/>
-          <w:bCs/>
-        </w:rPr>
-        <w:t>Automation</w:t>
-      </w:r>
-      <w:r>
-        <w:t xml:space="preserve"> in Exercise 7.</w:t>
+        <w:t>The only break. Help anyone still blocked catch up, and check that everyone's Exercise 4 skill saved — Ex 7 shares it. Restart on time.</w:t>
       </w:r>
     </w:p>
     <w:p>
       <w:pPr>
         <w:pStyle w:val="Heading3"/>
       </w:pPr>
-      <w:bookmarkStart w:id="19" w:name="break-245255"/>
+      <w:bookmarkStart w:id="19" w:name="ex-6--onboarding-pack-150200"/>
       <w:bookmarkEnd w:id="18"/>
       <w:r>
-        <w:t>Break (2:45–2:55)</w:t>
+        <w:t>Ex 6 — Onboarding pack (1:50–2:00)</w:t>
       </w:r>
     </w:p>
     <w:p>
@@ -4534,17 +4457,113 @@
         </w:numPr>
       </w:pPr>
       <w:r>
-        <w:t>Second reset. Check that everyone's Exercise 4 skill saved — Ex 7 shares it. Restart on time.</w:t>
+        <w:rPr>
+          <w:b/>
+          <w:bCs/>
+        </w:rPr>
+        <w:t>Story:</w:t>
+      </w:r>
+      <w:r>
+        <w:t xml:space="preserve"> </w:t>
+      </w:r>
+      <w:r>
+        <w:rPr>
+          <w:b/>
+          <w:bCs/>
+        </w:rPr>
+        <w:t>Sofia Alvarez</w:t>
+      </w:r>
+      <w:r>
+        <w:t xml:space="preserve"> (fictional; attendees invite only themselves) accepted the HR Coordinator role from Ex 2 and Ex 5 and starts </w:t>
+      </w:r>
+      <w:r>
+        <w:rPr>
+          <w:b/>
+          <w:bCs/>
+        </w:rPr>
+        <w:t>next Monday</w:t>
+      </w:r>
+      <w:r>
+        <w:t>. The kickoff prompt gives a concrete time (9:30 AM) so Cowork doesn't have to guess.</w:t>
+      </w:r>
+    </w:p>
+    <w:p>
+      <w:pPr>
+        <w:pStyle w:val="Compact"/>
+        <w:numPr>
+          <w:ilvl w:val="0"/>
+          <w:numId w:val="13"/>
+        </w:numPr>
+      </w:pPr>
+      <w:r>
+        <w:t xml:space="preserve">This exercise shows off </w:t>
+      </w:r>
+      <w:r>
+        <w:rPr>
+          <w:b/>
+          <w:bCs/>
+        </w:rPr>
+        <w:t>more built-in skills</w:t>
+      </w:r>
+      <w:r>
+        <w:t xml:space="preserve">: PowerPoint (deck), Scheduling/Calendar (kickoff), </w:t>
+      </w:r>
+      <w:r>
+        <w:t xml:space="preserve">and Communications (announcement). Call out each new </w:t>
+      </w:r>
+      <w:r>
+        <w:rPr>
+          <w:b/>
+          <w:bCs/>
+        </w:rPr>
+        <w:t>skill chip</w:t>
+      </w:r>
+      <w:r>
+        <w:t xml:space="preserve"> as it loads.</w:t>
+      </w:r>
+    </w:p>
+    <w:p>
+      <w:pPr>
+        <w:pStyle w:val="Compact"/>
+        <w:numPr>
+          <w:ilvl w:val="0"/>
+          <w:numId w:val="13"/>
+        </w:numPr>
+      </w:pPr>
+      <w:r>
+        <w:t xml:space="preserve">Reinforce shared-tenant safety: for the kickoff invite, attendees invite </w:t>
+      </w:r>
+      <w:r>
+        <w:rPr>
+          <w:b/>
+          <w:bCs/>
+        </w:rPr>
+        <w:t>themselves only</w:t>
+      </w:r>
+      <w:r>
+        <w:t xml:space="preserve"> — no real people — and everything stays a reviewed draft.</w:t>
+      </w:r>
+    </w:p>
+    <w:p>
+      <w:pPr>
+        <w:pStyle w:val="Compact"/>
+        <w:numPr>
+          <w:ilvl w:val="0"/>
+          <w:numId w:val="13"/>
+        </w:numPr>
+      </w:pPr>
+      <w:r>
+        <w:t>If you're short on time, have them do 6a + 6c and skip 6b, or make 6b a demo-only.</w:t>
       </w:r>
     </w:p>
     <w:p>
       <w:pPr>
         <w:pStyle w:val="Heading3"/>
       </w:pPr>
-      <w:bookmarkStart w:id="20" w:name="ex-6--onboarding-pack-255315"/>
+      <w:bookmarkStart w:id="20" w:name="ex-7--automate--share-200210"/>
       <w:bookmarkEnd w:id="19"/>
       <w:r>
-        <w:t>Ex 6 — Onboarding pack (2:55–3:15)</w:t>
+        <w:t>Ex 7 — Automate &amp; share (2:00–2:10)</w:t>
       </w:r>
     </w:p>
     <w:p>
@@ -4556,37 +4575,75 @@
         </w:numPr>
       </w:pPr>
       <w:r>
-        <w:rPr>
-          <w:b/>
-          <w:bCs/>
-        </w:rPr>
-        <w:t>Story:</w:t>
-      </w:r>
-      <w:r>
-        <w:t xml:space="preserve"> </w:t>
-      </w:r>
-      <w:r>
-        <w:rPr>
-          <w:b/>
-          <w:bCs/>
-        </w:rPr>
-        <w:t>Sofia Alvarez</w:t>
-      </w:r>
-      <w:r>
-        <w:t xml:space="preserve"> </w:t>
-      </w:r>
-      <w:r>
-        <w:t xml:space="preserve">(fictional; attendees invite only themselves) accepted the HR Coordinator role from Ex 2 and Ex 5 and starts </w:t>
-      </w:r>
-      <w:r>
-        <w:rPr>
-          <w:b/>
-          <w:bCs/>
-        </w:rPr>
-        <w:t>next Monday</w:t>
-      </w:r>
-      <w:r>
-        <w:t>. The kickoff prompt gives a concrete time (9:30 AM) so Cowork doesn't have to guess.</w:t>
+        <w:t xml:space="preserve">Create an </w:t>
+      </w:r>
+      <w:r>
+        <w:rPr>
+          <w:b/>
+          <w:bCs/>
+        </w:rPr>
+        <w:t>Automation</w:t>
+      </w:r>
+      <w:r>
+        <w:t xml:space="preserve"> live (weekly Monday ticket digest). The prompt names the </w:t>
+      </w:r>
+      <w:r>
+        <w:rPr>
+          <w:b/>
+          <w:bCs/>
+        </w:rPr>
+        <w:t>exact file and folder</w:t>
+      </w:r>
+      <w:r>
+        <w:t xml:space="preserve"> (</w:t>
+      </w:r>
+      <w:r>
+        <w:rPr>
+          <w:rStyle w:val="VerbatimChar"/>
+        </w:rPr>
+        <w:t>hr-tickets-sample.xlsx</w:t>
+      </w:r>
+      <w:r>
+        <w:t xml:space="preserve"> in </w:t>
+      </w:r>
+      <w:r>
+        <w:rPr>
+          <w:rStyle w:val="VerbatimChar"/>
+        </w:rPr>
+        <w:t>Documents/ai_hr_cowork_workshop</w:t>
+      </w:r>
+      <w:r>
+        <w:t xml:space="preserve">) because a scheduled run can't ask for clarification. Choose </w:t>
+      </w:r>
+      <w:r>
+        <w:rPr>
+          <w:b/>
+          <w:bCs/>
+        </w:rPr>
+        <w:t>Activate and run now</w:t>
+      </w:r>
+      <w:r>
+        <w:t xml:space="preserve"> so the room sees a real run, then show the </w:t>
+      </w:r>
+      <w:r>
+        <w:rPr>
+          <w:b/>
+          <w:bCs/>
+        </w:rPr>
+        <w:t>Runs</w:t>
+      </w:r>
+      <w:r>
+        <w:t xml:space="preserve"> vs </w:t>
+      </w:r>
+      <w:r>
+        <w:rPr>
+          <w:b/>
+          <w:bCs/>
+        </w:rPr>
+        <w:t>Manage schedules</w:t>
+      </w:r>
+      <w:r>
+        <w:t xml:space="preserve"> tabs so they know where to edit/pause.</w:t>
       </w:r>
     </w:p>
     <w:p>
@@ -4598,27 +4655,27 @@
         </w:numPr>
       </w:pPr>
       <w:r>
-        <w:t xml:space="preserve">This exercise shows off </w:t>
-      </w:r>
-      <w:r>
-        <w:rPr>
-          <w:b/>
-          <w:bCs/>
-        </w:rPr>
-        <w:t>more built-in skills</w:t>
-      </w:r>
-      <w:r>
-        <w:t xml:space="preserve">: PowerPoint (deck), Scheduling/Calendar (kickoff), and Communications (announcement). Call out each new </w:t>
-      </w:r>
-      <w:r>
-        <w:rPr>
-          <w:b/>
-          <w:bCs/>
-        </w:rPr>
-        <w:t>skill chip</w:t>
-      </w:r>
-      <w:r>
-        <w:t xml:space="preserve"> as it loads.</w:t>
+        <w:t xml:space="preserve">Demo a </w:t>
+      </w:r>
+      <w:r>
+        <w:rPr>
+          <w:b/>
+          <w:bCs/>
+        </w:rPr>
+        <w:t>Daily Briefing</w:t>
+      </w:r>
+      <w:r>
+        <w:t xml:space="preserve">, then walk the </w:t>
+      </w:r>
+      <w:r>
+        <w:rPr>
+          <w:b/>
+          <w:bCs/>
+        </w:rPr>
+        <w:t>Share / Re-share</w:t>
+      </w:r>
+      <w:r>
+        <w:t xml:space="preserve"> flow on the custom skill from Ex 4.</w:t>
       </w:r>
     </w:p>
     <w:p>
@@ -4630,476 +4687,52 @@
         </w:numPr>
       </w:pPr>
       <w:r>
-        <w:t xml:space="preserve">Reinforce shared-tenant safety: for the kickoff invite, attendees invite </w:t>
-      </w:r>
-      <w:r>
-        <w:rPr>
-          <w:b/>
-          <w:bCs/>
-        </w:rPr>
-        <w:t>themselves only</w:t>
-      </w:r>
-      <w:r>
-        <w:t xml:space="preserve"> — no </w:t>
-      </w:r>
-      <w:r>
-        <w:t>real people — and everything stays a reviewed draft.</w:t>
-      </w:r>
-    </w:p>
-    <w:p>
-      <w:pPr>
-        <w:pStyle w:val="Compact"/>
-        <w:numPr>
-          <w:ilvl w:val="0"/>
-          <w:numId w:val="14"/>
-        </w:numPr>
-      </w:pPr>
-      <w:r>
-        <w:t>If you're short on time, have them do 6a + 6c and skip 6b, or make 6b a demo-only.</w:t>
-      </w:r>
-    </w:p>
-    <w:p>
-      <w:pPr>
-        <w:pStyle w:val="Heading3"/>
-      </w:pPr>
-      <w:bookmarkStart w:id="21" w:name="ex-7--automate--share-315330"/>
-      <w:bookmarkEnd w:id="20"/>
-      <w:r>
-        <w:t>Ex 7 — Automate &amp; share (3:15–3:30)</w:t>
-      </w:r>
-    </w:p>
-    <w:p>
-      <w:pPr>
-        <w:pStyle w:val="Compact"/>
-        <w:numPr>
-          <w:ilvl w:val="0"/>
-          <w:numId w:val="15"/>
-        </w:numPr>
-      </w:pPr>
-      <w:r>
-        <w:t xml:space="preserve">Create an </w:t>
-      </w:r>
-      <w:r>
-        <w:rPr>
-          <w:b/>
-          <w:bCs/>
-        </w:rPr>
-        <w:t>Automation</w:t>
-      </w:r>
-      <w:r>
-        <w:t xml:space="preserve"> live (weekly Monday ticket digest). The prompt names the </w:t>
-      </w:r>
-      <w:r>
-        <w:rPr>
-          <w:b/>
-          <w:bCs/>
-        </w:rPr>
-        <w:t>exact file and folder</w:t>
-      </w:r>
-      <w:r>
-        <w:t xml:space="preserve"> (</w:t>
-      </w:r>
-      <w:r>
-        <w:rPr>
-          <w:rStyle w:val="VerbatimChar"/>
-        </w:rPr>
-        <w:t>hr-tickets-sample.xlsx</w:t>
-      </w:r>
-      <w:r>
-        <w:t xml:space="preserve"> in </w:t>
-      </w:r>
-      <w:r>
-        <w:rPr>
-          <w:rStyle w:val="VerbatimChar"/>
-        </w:rPr>
-        <w:t>Documents/ai_hr_cowork_workshop</w:t>
-      </w:r>
-      <w:r>
-        <w:t xml:space="preserve">) because a scheduled run can't ask for clarification. Choose </w:t>
-      </w:r>
-      <w:r>
-        <w:rPr>
-          <w:b/>
-          <w:bCs/>
-        </w:rPr>
-        <w:t>Activate and run now</w:t>
-      </w:r>
-      <w:r>
-        <w:t xml:space="preserve"> so the room sees a real run, then show the </w:t>
-      </w:r>
-      <w:r>
-        <w:rPr>
-          <w:b/>
-          <w:bCs/>
-        </w:rPr>
-        <w:t>Runs</w:t>
-      </w:r>
-      <w:r>
-        <w:t xml:space="preserve"> vs </w:t>
-      </w:r>
-      <w:r>
-        <w:rPr>
-          <w:b/>
-          <w:bCs/>
-        </w:rPr>
-        <w:t>Manage schedules</w:t>
-      </w:r>
-      <w:r>
-        <w:t xml:space="preserve"> </w:t>
-      </w:r>
-      <w:r>
-        <w:t>tabs so they know where to edit/pause.</w:t>
-      </w:r>
-    </w:p>
-    <w:p>
-      <w:pPr>
-        <w:pStyle w:val="Compact"/>
-        <w:numPr>
-          <w:ilvl w:val="0"/>
-          <w:numId w:val="15"/>
-        </w:numPr>
-      </w:pPr>
-      <w:r>
-        <w:t xml:space="preserve">Demo a </w:t>
-      </w:r>
-      <w:r>
-        <w:rPr>
-          <w:b/>
-          <w:bCs/>
-        </w:rPr>
-        <w:t>Daily Briefing</w:t>
-      </w:r>
-      <w:r>
-        <w:t xml:space="preserve">, then walk the </w:t>
-      </w:r>
-      <w:r>
-        <w:rPr>
-          <w:b/>
-          <w:bCs/>
-        </w:rPr>
-        <w:t>Share / Re-share</w:t>
-      </w:r>
-      <w:r>
-        <w:t xml:space="preserve"> flow on the custom skill from Ex 4.</w:t>
-      </w:r>
-    </w:p>
-    <w:p>
-      <w:pPr>
-        <w:pStyle w:val="Compact"/>
-        <w:numPr>
-          <w:ilvl w:val="0"/>
-          <w:numId w:val="15"/>
-        </w:numPr>
-      </w:pPr>
-      <w:r>
+        <w:t xml:space="preserve">Emphasize etiquette: keep skills </w:t>
+      </w:r>
+      <w:r>
+        <w:rPr>
+          <w:b/>
+          <w:bCs/>
+        </w:rPr>
+        <w:t>"Only you"</w:t>
+      </w:r>
+      <w:r>
+        <w:t xml:space="preserve"> or initialed; sharing stays within this tenant.</w:t>
+      </w:r>
+    </w:p>
+    <w:p>
+      <w:pPr>
+        <w:pStyle w:val="BodyText"/>
+        <w:pBdr>
+          <w:left w:val="single" w:sz="18" w:space="8" w:color="3B1041"/>
+        </w:pBdr>
+        <w:shd w:val="clear" w:color="auto" w:fill="FBF6FD"/>
+        <w:spacing w:before="30" w:after="30"/>
+        <w:ind w:left="288" w:right="144"/>
+      </w:pPr>
+      <w:r>
+        <w:rPr>
+          <w:b/>
+          <w:bCs/>
+        </w:rPr>
         <w:lastRenderedPageBreak/>
-        <w:t xml:space="preserve">Emphasize etiquette: keep skills </w:t>
-      </w:r>
-      <w:r>
-        <w:rPr>
-          <w:b/>
-          <w:bCs/>
-        </w:rPr>
-        <w:t>"Only you"</w:t>
-      </w:r>
-      <w:r>
-        <w:t xml:space="preserve"> or initialed; sharing stays within this tenant.</w:t>
-      </w:r>
-    </w:p>
-    <w:p>
-      <w:pPr>
-        <w:pStyle w:val="Heading3"/>
-      </w:pPr>
-      <w:bookmarkStart w:id="22" w:name="X1c5a894c52e9d9df4cfada1d8bb3cb15b729ed1"/>
-      <w:bookmarkEnd w:id="21"/>
-      <w:r>
-        <w:t>Spotlight — Extend Cowork with HR plugins (3:30–3:35, talk only)</w:t>
-      </w:r>
-    </w:p>
-    <w:p>
-      <w:pPr>
-        <w:pStyle w:val="Compact"/>
-        <w:numPr>
-          <w:ilvl w:val="0"/>
-          <w:numId w:val="16"/>
-        </w:numPr>
-      </w:pPr>
-      <w:r>
-        <w:rPr>
-          <w:b/>
-          <w:bCs/>
-        </w:rPr>
-        <w:t>No hands-on.</w:t>
-      </w:r>
-      <w:r>
-        <w:t xml:space="preserve"> Attendees are already on </w:t>
-      </w:r>
-      <w:r>
-        <w:rPr>
-          <w:b/>
-          <w:bCs/>
-        </w:rPr>
-        <w:t>Customize</w:t>
-      </w:r>
-      <w:r>
-        <w:t xml:space="preserve"> after sharing their skill in Ex 7, so bridge with: "Skills package </w:t>
-      </w:r>
-      <w:r>
-        <w:rPr>
-          <w:i/>
-          <w:iCs/>
-        </w:rPr>
-        <w:t>how</w:t>
-      </w:r>
-      <w:r>
-        <w:t xml:space="preserve"> you work; plugins connect Cowork to the </w:t>
-      </w:r>
-      <w:r>
-        <w:rPr>
-          <w:i/>
-          <w:iCs/>
-        </w:rPr>
-        <w:t>systems</w:t>
-      </w:r>
-      <w:r>
-        <w:t xml:space="preserve"> you work in."</w:t>
-      </w:r>
-    </w:p>
-    <w:p>
-      <w:pPr>
-        <w:pStyle w:val="Compact"/>
-        <w:numPr>
-          <w:ilvl w:val="0"/>
-          <w:numId w:val="16"/>
-        </w:numPr>
-      </w:pPr>
-      <w:r>
-        <w:t xml:space="preserve">Show </w:t>
-      </w:r>
-      <w:r>
-        <w:rPr>
-          <w:b/>
-          <w:bCs/>
-        </w:rPr>
-        <w:t>Customize → Plugins</w:t>
-      </w:r>
-      <w:r>
-        <w:t xml:space="preserve"> </w:t>
-      </w:r>
-      <w:r>
-        <w:t xml:space="preserve">on the slide (screenshot from Microsoft Learn) or live in </w:t>
-      </w:r>
-      <w:r>
-        <w:rPr>
-          <w:b/>
-          <w:bCs/>
-        </w:rPr>
-        <w:t>your own tenant</w:t>
-      </w:r>
-      <w:r>
-        <w:t xml:space="preserve"> if you have a plugin installed. Point out </w:t>
-      </w:r>
-      <w:r>
-        <w:rPr>
-          <w:b/>
-          <w:bCs/>
-        </w:rPr>
-        <w:t>Installed</w:t>
-      </w:r>
-      <w:r>
-        <w:t xml:space="preserve"> (on/off toggles), the </w:t>
-      </w:r>
-      <w:r>
-        <w:rPr>
-          <w:b/>
-          <w:bCs/>
-        </w:rPr>
-        <w:t>detail page</w:t>
-      </w:r>
-      <w:r>
-        <w:t xml:space="preserve"> (skills, connectors, what data it reaches), </w:t>
-      </w:r>
-      <w:r>
-        <w:rPr>
-          <w:b/>
-          <w:bCs/>
-        </w:rPr>
-        <w:t>Discover</w:t>
-      </w:r>
-      <w:r>
-        <w:t xml:space="preserve">, and </w:t>
-      </w:r>
-      <w:r>
-        <w:rPr>
-          <w:b/>
-          <w:bCs/>
-        </w:rPr>
-        <w:t>Upload plugin</w:t>
-      </w:r>
-      <w:r>
-        <w:t>.</w:t>
-      </w:r>
-    </w:p>
-    <w:p>
-      <w:pPr>
-        <w:pStyle w:val="Compact"/>
-        <w:numPr>
-          <w:ilvl w:val="0"/>
-          <w:numId w:val="16"/>
-        </w:numPr>
-      </w:pPr>
-      <w:r>
-        <w:t>Name HR plugins from Microsoft's published list (</w:t>
-      </w:r>
-      <w:hyperlink r:id="rId19">
+        <w:t>HR plugins:</w:t>
+      </w:r>
+      <w:r>
+        <w:t xml:space="preserve"> the plugins spotlight isn't in the 2½-hour session; attendees get it in the </w:t>
+      </w:r>
+      <w:hyperlink r:id="rId20">
         <w:r>
           <w:rPr>
             <w:rStyle w:val="Hyperlink"/>
           </w:rPr>
-          <w:t>Available plugins for Copilot Cowork</w:t>
+          <w:t>after-the-workshop pack</w:t>
         </w:r>
       </w:hyperlink>
       <w:r>
-        <w:t xml:space="preserve">): </w:t>
-      </w:r>
-      <w:r>
-        <w:rPr>
-          <w:b/>
-          <w:bCs/>
-        </w:rPr>
-        <w:t>Gusto</w:t>
-      </w:r>
-      <w:r>
-        <w:t xml:space="preserve"> (payroll, employee records, benefits enrollment), </w:t>
-      </w:r>
-      <w:r>
-        <w:rPr>
-          <w:b/>
-          <w:bCs/>
-        </w:rPr>
-        <w:t>ZipRecruiter</w:t>
-      </w:r>
-      <w:r>
         <w:t xml:space="preserve"> and </w:t>
       </w:r>
-      <w:r>
-        <w:rPr>
-          <w:b/>
-          <w:bCs/>
-        </w:rPr>
-        <w:t>Dice.com</w:t>
-      </w:r>
-      <w:r>
-        <w:t xml:space="preserve"> </w:t>
-      </w:r>
-      <w:r>
-        <w:t xml:space="preserve">(job listings), </w:t>
-      </w:r>
-      <w:r>
-        <w:rPr>
-          <w:b/>
-          <w:bCs/>
-        </w:rPr>
-        <w:t>Cronofy MCP</w:t>
-      </w:r>
-      <w:r>
-        <w:t xml:space="preserve"> (interview scheduling), </w:t>
-      </w:r>
-      <w:r>
-        <w:rPr>
-          <w:b/>
-          <w:bCs/>
-        </w:rPr>
-        <w:t>Articulate</w:t>
-      </w:r>
-      <w:r>
-        <w:t xml:space="preserve"> (training outlines). Explain that connectors can be </w:t>
-      </w:r>
-      <w:r>
-        <w:rPr>
-          <w:b/>
-          <w:bCs/>
-        </w:rPr>
-        <w:t>MCP servers</w:t>
-      </w:r>
-      <w:r>
-        <w:t xml:space="preserve">, so IT can also connect the organization's </w:t>
-      </w:r>
-      <w:r>
-        <w:rPr>
-          <w:b/>
-          <w:bCs/>
-        </w:rPr>
-        <w:t>own HR system</w:t>
-      </w:r>
-      <w:r>
-        <w:t xml:space="preserve"> as a custom plugin.</w:t>
-      </w:r>
-    </w:p>
-    <w:p>
-      <w:pPr>
-        <w:pStyle w:val="Compact"/>
-        <w:numPr>
-          <w:ilvl w:val="0"/>
-          <w:numId w:val="16"/>
-        </w:numPr>
-      </w:pPr>
-      <w:r>
-        <w:rPr>
-          <w:b/>
-          <w:bCs/>
-        </w:rPr>
-        <w:t>Expect the SAP SuccessFactors question.</w:t>
-      </w:r>
-      <w:r>
-        <w:t xml:space="preserve"> There's no SuccessFactors plugin in the Cowork catalog yet (checked Oct 1, 2026). Point to the </w:t>
-      </w:r>
-      <w:r>
-        <w:rPr>
-          <w:b/>
-          <w:bCs/>
-        </w:rPr>
-        <w:t>Employee Self-Service agent</w:t>
-      </w:r>
-      <w:r>
-        <w:t xml:space="preserve"> with its SAP SuccessFactors extension pack (a Copilot agent, not a Cowork plugin), or a </w:t>
-      </w:r>
-      <w:r>
-        <w:rPr>
-          <w:b/>
-          <w:bCs/>
-        </w:rPr>
-        <w:t>custom plugin</w:t>
-      </w:r>
-      <w:r>
-        <w:t xml:space="preserve"> with an MCP connector </w:t>
-      </w:r>
-      <w:r>
-        <w:t>built by IT. Re-check the catalog link before each delivery; it keeps growing.</w:t>
-      </w:r>
-    </w:p>
-    <w:p>
-      <w:pPr>
-        <w:pStyle w:val="Compact"/>
-        <w:numPr>
-          <w:ilvl w:val="0"/>
-          <w:numId w:val="16"/>
-        </w:numPr>
-      </w:pPr>
-      <w:r>
-        <w:t xml:space="preserve">Walk the </w:t>
-      </w:r>
-      <w:r>
-        <w:rPr>
-          <w:b/>
-          <w:bCs/>
-        </w:rPr>
-        <w:t>T-2008 payroll example</w:t>
-      </w:r>
-      <w:r>
-        <w:t xml:space="preserve"> from </w:t>
-      </w:r>
-      <w:hyperlink r:id="rId20">
+      <w:hyperlink r:id="rId21">
         <w:r>
           <w:rPr>
             <w:rStyle w:val="Hyperlink"/>
@@ -5108,7 +4741,17 @@
         </w:r>
       </w:hyperlink>
       <w:r>
-        <w:t>: with a payroll plugin, Cowork joins the ticket spreadsheet with live payroll data, then waits for approval.</w:t>
+        <w:t>. If someone asks about connecting an HR system (for example SAP SuccessFactors), point them there.</w:t>
+      </w:r>
+    </w:p>
+    <w:p>
+      <w:pPr>
+        <w:pStyle w:val="Heading3"/>
+      </w:pPr>
+      <w:bookmarkStart w:id="21" w:name="ex-8--agent-builder-non-cowork-210225"/>
+      <w:bookmarkEnd w:id="20"/>
+      <w:r>
+        <w:t>Ex 8 — Agent Builder, non-Cowork (2:10–2:25)</w:t>
       </w:r>
     </w:p>
     <w:p>
@@ -5116,109 +4759,10 @@
         <w:pStyle w:val="Compact"/>
         <w:numPr>
           <w:ilvl w:val="0"/>
-          <w:numId w:val="16"/>
+          <w:numId w:val="15"/>
         </w:numPr>
       </w:pPr>
       <w:r>
-        <w:t xml:space="preserve">Land the benefits: fewer copy-and-paste hand-offs between systems; consistent answers across the team; </w:t>
-      </w:r>
-      <w:r>
-        <w:rPr>
-          <w:b/>
-          <w:bCs/>
-        </w:rPr>
-        <w:t>governed by IT</w:t>
-      </w:r>
-      <w:r>
-        <w:t xml:space="preserve"> (approval, deployment, Purview audit logs); </w:t>
-      </w:r>
-      <w:r>
-        <w:rPr>
-          <w:b/>
-          <w:bCs/>
-        </w:rPr>
-        <w:t>no extra access</w:t>
-      </w:r>
-      <w:r>
-        <w:t xml:space="preserve"> (each </w:t>
-      </w:r>
-      <w:r>
-        <w:t>connector uses the person's own sign-in).</w:t>
-      </w:r>
-    </w:p>
-    <w:p>
-      <w:pPr>
-        <w:pStyle w:val="Compact"/>
-        <w:numPr>
-          <w:ilvl w:val="0"/>
-          <w:numId w:val="16"/>
-        </w:numPr>
-      </w:pPr>
-      <w:r>
-        <w:t xml:space="preserve">Remind the room: </w:t>
-      </w:r>
-      <w:r>
-        <w:rPr>
-          <w:b/>
-          <w:bCs/>
-        </w:rPr>
-        <w:t>don't add or upload plugins in the shared tenant</w:t>
-      </w:r>
-      <w:r>
-        <w:t>; most need admin approval.</w:t>
-      </w:r>
-    </w:p>
-    <w:p>
-      <w:pPr>
-        <w:pStyle w:val="Compact"/>
-        <w:numPr>
-          <w:ilvl w:val="0"/>
-          <w:numId w:val="16"/>
-        </w:numPr>
-      </w:pPr>
-      <w:r>
-        <w:t xml:space="preserve">Bridge to Ex 8: "Plugins bring other systems </w:t>
-      </w:r>
-      <w:r>
-        <w:rPr>
-          <w:i/>
-          <w:iCs/>
-        </w:rPr>
-        <w:t>into</w:t>
-      </w:r>
-      <w:r>
-        <w:t xml:space="preserve"> Cowork. Next, Agent Builder lets you build a helper </w:t>
-      </w:r>
-      <w:r>
-        <w:rPr>
-          <w:i/>
-          <w:iCs/>
-        </w:rPr>
-        <w:t>other people</w:t>
-      </w:r>
-      <w:r>
-        <w:t xml:space="preserve"> can use."</w:t>
-      </w:r>
-    </w:p>
-    <w:p>
-      <w:pPr>
-        <w:pStyle w:val="Heading3"/>
-      </w:pPr>
-      <w:bookmarkStart w:id="23" w:name="ex-8--agent-builder-non-cowork-335355"/>
-      <w:bookmarkEnd w:id="22"/>
-      <w:r>
-        <w:t>Ex 8 — Agent Builder, non-Cowork (3:35–3:55)</w:t>
-      </w:r>
-    </w:p>
-    <w:p>
-      <w:pPr>
-        <w:pStyle w:val="Compact"/>
-        <w:numPr>
-          <w:ilvl w:val="0"/>
-          <w:numId w:val="17"/>
-        </w:numPr>
-      </w:pPr>
-      <w:r>
         <w:t xml:space="preserve">Step </w:t>
       </w:r>
       <w:r>
@@ -5251,7 +4795,7 @@
       <w:r>
         <w:t xml:space="preserve"> live. See </w:t>
       </w:r>
-      <w:hyperlink r:id="rId21">
+      <w:hyperlink r:id="rId22">
         <w:r>
           <w:rPr>
             <w:rStyle w:val="Hyperlink"/>
@@ -5268,7 +4812,7 @@
         <w:pStyle w:val="Compact"/>
         <w:numPr>
           <w:ilvl w:val="0"/>
-          <w:numId w:val="17"/>
+          <w:numId w:val="15"/>
         </w:numPr>
       </w:pPr>
       <w:r>
@@ -5310,7 +4854,7 @@
         <w:pStyle w:val="Compact"/>
         <w:numPr>
           <w:ilvl w:val="0"/>
-          <w:numId w:val="17"/>
+          <w:numId w:val="15"/>
         </w:numPr>
       </w:pPr>
       <w:r>
@@ -5342,7 +4886,7 @@
         <w:pStyle w:val="Compact"/>
         <w:numPr>
           <w:ilvl w:val="0"/>
-          <w:numId w:val="17"/>
+          <w:numId w:val="15"/>
         </w:numPr>
       </w:pPr>
       <w:r>
@@ -5376,20 +4920,20 @@
         <w:t>actions</w:t>
       </w:r>
       <w:r>
-        <w:t xml:space="preserve"> </w:t>
-      </w:r>
-      <w:r>
-        <w:t>you'd move to Copilot Studio (out of scope). Good moment to show the breadth of the Copilot platform beyond Cowork.</w:t>
+        <w:t xml:space="preserve"> you'd move to Copilot Studio (out of scope). Good moment to show the breadth of </w:t>
+      </w:r>
+      <w:r>
+        <w:t>the Copilot platform beyond Cowork.</w:t>
       </w:r>
     </w:p>
     <w:p>
       <w:pPr>
         <w:pStyle w:val="Heading3"/>
       </w:pPr>
-      <w:bookmarkStart w:id="24" w:name="wrap-up-355400"/>
-      <w:bookmarkEnd w:id="23"/>
-      <w:r>
-        <w:t>Wrap-up (3:55–4:00)</w:t>
+      <w:bookmarkStart w:id="22" w:name="wrap-up-225230"/>
+      <w:bookmarkEnd w:id="21"/>
+      <w:r>
+        <w:t>Wrap-up (2:25–2:30)</w:t>
       </w:r>
     </w:p>
     <w:p>
@@ -5397,7 +4941,7 @@
         <w:pStyle w:val="Compact"/>
         <w:numPr>
           <w:ilvl w:val="0"/>
-          <w:numId w:val="18"/>
+          <w:numId w:val="16"/>
         </w:numPr>
       </w:pPr>
       <w:r>
@@ -5409,7 +4953,7 @@
         <w:pStyle w:val="Compact"/>
         <w:numPr>
           <w:ilvl w:val="0"/>
-          <w:numId w:val="18"/>
+          <w:numId w:val="16"/>
         </w:numPr>
       </w:pPr>
       <w:r>
@@ -5431,7 +4975,7 @@
         <w:pStyle w:val="Compact"/>
         <w:numPr>
           <w:ilvl w:val="0"/>
-          <w:numId w:val="18"/>
+          <w:numId w:val="16"/>
         </w:numPr>
       </w:pPr>
       <w:r>
@@ -5453,13 +4997,13 @@
         <w:pStyle w:val="Compact"/>
         <w:numPr>
           <w:ilvl w:val="0"/>
-          <w:numId w:val="18"/>
+          <w:numId w:val="16"/>
         </w:numPr>
       </w:pPr>
       <w:r>
         <w:t xml:space="preserve">Recap the five golden rules from </w:t>
       </w:r>
-      <w:hyperlink r:id="rId22">
+      <w:hyperlink r:id="rId23">
         <w:r>
           <w:rPr>
             <w:rStyle w:val="Hyperlink"/>
@@ -5476,13 +5020,13 @@
         <w:pStyle w:val="Compact"/>
         <w:numPr>
           <w:ilvl w:val="0"/>
-          <w:numId w:val="18"/>
+          <w:numId w:val="16"/>
         </w:numPr>
       </w:pPr>
       <w:r>
         <w:t xml:space="preserve">Point to the </w:t>
       </w:r>
-      <w:hyperlink r:id="rId23">
+      <w:hyperlink r:id="rId24">
         <w:r>
           <w:rPr>
             <w:rStyle w:val="Hyperlink"/>
@@ -5499,11 +5043,10 @@
         <w:pStyle w:val="Compact"/>
         <w:numPr>
           <w:ilvl w:val="0"/>
-          <w:numId w:val="18"/>
+          <w:numId w:val="16"/>
         </w:numPr>
       </w:pPr>
       <w:r>
-        <w:lastRenderedPageBreak/>
         <w:t xml:space="preserve">Run a </w:t>
       </w:r>
       <w:r>
@@ -5515,48 +5058,6 @@
       </w:r>
       <w:r>
         <w:t xml:space="preserve"> as a show of hands (deck slide: pick 2–3 of the 4 questions; questions and answers in </w:t>
-      </w:r>
-      <w:hyperlink r:id="rId24">
-        <w:r>
-          <w:rPr>
-            <w:rStyle w:val="Hyperlink"/>
-          </w:rPr>
-          <w:t>after-the-workshop.docx</w:t>
-        </w:r>
-      </w:hyperlink>
-      <w:r>
-        <w:t>), then revisit the learning objectives.</w:t>
-      </w:r>
-    </w:p>
-    <w:p>
-      <w:pPr>
-        <w:pStyle w:val="Compact"/>
-        <w:numPr>
-          <w:ilvl w:val="0"/>
-          <w:numId w:val="18"/>
-        </w:numPr>
-      </w:pPr>
-      <w:r>
-        <w:t>Have them name one task they'll try in real work next week.</w:t>
-      </w:r>
-    </w:p>
-    <w:p>
-      <w:pPr>
-        <w:pStyle w:val="Compact"/>
-        <w:numPr>
-          <w:ilvl w:val="0"/>
-          <w:numId w:val="18"/>
-        </w:numPr>
-      </w:pPr>
-      <w:r>
-        <w:rPr>
-          <w:b/>
-          <w:bCs/>
-        </w:rPr>
-        <w:t>Next day:</w:t>
-      </w:r>
-      <w:r>
-        <w:t xml:space="preserve"> send </w:t>
       </w:r>
       <w:hyperlink r:id="rId25">
         <w:r>
@@ -5567,21 +5068,66 @@
         </w:r>
       </w:hyperlink>
       <w:r>
-        <w:t xml:space="preserve"> (full knowledge check, feedback survey, and 30-day adoption plan).</w:t>
+        <w:t>), then revisit the learning objectives.</w:t>
+      </w:r>
+    </w:p>
+    <w:p>
+      <w:pPr>
+        <w:pStyle w:val="Compact"/>
+        <w:numPr>
+          <w:ilvl w:val="0"/>
+          <w:numId w:val="16"/>
+        </w:numPr>
+      </w:pPr>
+      <w:r>
+        <w:t>Have them name one task they'll try in real work next week.</w:t>
+      </w:r>
+    </w:p>
+    <w:p>
+      <w:pPr>
+        <w:pStyle w:val="Compact"/>
+        <w:numPr>
+          <w:ilvl w:val="0"/>
+          <w:numId w:val="16"/>
+        </w:numPr>
+      </w:pPr>
+      <w:r>
+        <w:rPr>
+          <w:b/>
+          <w:bCs/>
+        </w:rPr>
+        <w:t>Next day:</w:t>
+      </w:r>
+      <w:r>
+        <w:t xml:space="preserve"> send </w:t>
+      </w:r>
+      <w:hyperlink r:id="rId26">
+        <w:r>
+          <w:rPr>
+            <w:rStyle w:val="Hyperlink"/>
+          </w:rPr>
+          <w:t>after-the-workshop.docx</w:t>
+        </w:r>
+      </w:hyperlink>
+      <w:r>
+        <w:t xml:space="preserve"> (full knowledge check, feedback </w:t>
+      </w:r>
+      <w:r>
+        <w:t>survey, and 30-day adoption plan).</w:t>
       </w:r>
     </w:p>
     <w:p>
       <w:pPr>
         <w:pStyle w:val="Heading2"/>
       </w:pPr>
-      <w:bookmarkStart w:id="25" w:name="troubleshooting-triage-hand-to-proctors"/>
-      <w:bookmarkStart w:id="26" w:name="_Toc241995309"/>
+      <w:bookmarkStart w:id="23" w:name="troubleshooting-triage-hand-to-proctors"/>
+      <w:bookmarkStart w:id="24" w:name="_Toc242253756"/>
       <w:bookmarkEnd w:id="8"/>
+      <w:bookmarkEnd w:id="22"/>
+      <w:r>
+        <w:t>Troubleshooting triage (hand to proctors)</w:t>
+      </w:r>
       <w:bookmarkEnd w:id="24"/>
-      <w:r>
-        <w:t>Troubleshooting triage (hand to proctors)</w:t>
-      </w:r>
-      <w:bookmarkEnd w:id="26"/>
     </w:p>
     <w:tbl>
       <w:tblPr>
@@ -5749,7 +5295,7 @@
               </w:rPr>
               <w:t xml:space="preserve"> meanwhile (see the </w:t>
             </w:r>
-            <w:hyperlink r:id="rId26">
+            <w:hyperlink r:id="rId27">
               <w:r>
                 <w:rPr>
                   <w:rStyle w:val="Hyperlink"/>
@@ -6059,6 +5605,7 @@
               <w:rPr>
                 <w:sz w:val="19"/>
               </w:rPr>
+              <w:lastRenderedPageBreak/>
               <w:t>Cowork acted without asking</w:t>
             </w:r>
           </w:p>
@@ -6098,7 +5645,13 @@
               <w:rPr>
                 <w:sz w:val="19"/>
               </w:rPr>
-              <w:t xml:space="preserve"> was clicked earlier in the session</w:t>
+              <w:t xml:space="preserve"> </w:t>
+            </w:r>
+            <w:r>
+              <w:rPr>
+                <w:sz w:val="19"/>
+              </w:rPr>
+              <w:t>was clicked earlier in the session</w:t>
             </w:r>
           </w:p>
         </w:tc>
@@ -6631,7 +6184,6 @@
               <w:rPr>
                 <w:sz w:val="19"/>
               </w:rPr>
-              <w:lastRenderedPageBreak/>
               <w:t>Falling behind</w:t>
             </w:r>
           </w:p>
@@ -6682,7 +6234,7 @@
               </w:rPr>
               <w:t xml:space="preserve"> to sync; </w:t>
             </w:r>
-            <w:hyperlink r:id="rId27">
+            <w:hyperlink r:id="rId28">
               <w:r>
                 <w:rPr>
                   <w:rStyle w:val="Hyperlink"/>
@@ -6757,7 +6309,7 @@
               </w:rPr>
               <w:t xml:space="preserve">Stop after 10 minutes; switch to </w:t>
             </w:r>
-            <w:hyperlink r:id="rId28">
+            <w:hyperlink r:id="rId29">
               <w:r>
                 <w:rPr>
                   <w:rStyle w:val="Hyperlink"/>
@@ -6773,20 +6325,20 @@
       <w:pPr>
         <w:pStyle w:val="Heading2"/>
       </w:pPr>
-      <w:bookmarkStart w:id="27" w:name="time-checks-and-what-to-cut"/>
-      <w:bookmarkStart w:id="28" w:name="_Toc241995310"/>
-      <w:bookmarkEnd w:id="25"/>
+      <w:bookmarkStart w:id="25" w:name="time-checks-and-what-to-cut"/>
+      <w:bookmarkStart w:id="26" w:name="_Toc242253757"/>
+      <w:bookmarkEnd w:id="23"/>
       <w:r>
         <w:t>Time checks and what to cut</w:t>
       </w:r>
-      <w:bookmarkEnd w:id="28"/>
+      <w:bookmarkEnd w:id="26"/>
     </w:p>
     <w:p>
       <w:pPr>
         <w:pStyle w:val="FirstParagraph"/>
       </w:pPr>
       <w:r>
-        <w:t xml:space="preserve">Four hours with eight exercises has no slack, so check the clock at these points and cut </w:t>
+        <w:t xml:space="preserve">Two and a half hours with eight exercises has no slack, so check the clock at these points and cut </w:t>
       </w:r>
       <w:r>
         <w:rPr>
@@ -6796,7 +6348,20 @@
         <w:t>in this order</w:t>
       </w:r>
       <w:r>
-        <w:t xml:space="preserve"> if you're behind. Never cut Ex 4 or the core of Ex 8.</w:t>
+        <w:t xml:space="preserve"> if you're behind. Play the </w:t>
+      </w:r>
+      <w:r>
+        <w:rPr>
+          <w:b/>
+          <w:bCs/>
+        </w:rPr>
+        <w:t>demo video</w:t>
+      </w:r>
+      <w:r>
+        <w:t xml:space="preserve"> </w:t>
+      </w:r>
+      <w:r>
+        <w:t>for each exercise instead of waiting on a live run. Never cut Ex 4 or the core of Ex 8.</w:t>
       </w:r>
     </w:p>
     <w:tbl>
@@ -6821,8 +6386,8 @@
       </w:tblPr>
       <w:tblGrid>
         <w:gridCol w:w="667"/>
-        <w:gridCol w:w="2332"/>
-        <w:gridCol w:w="5949"/>
+        <w:gridCol w:w="1682"/>
+        <w:gridCol w:w="5755"/>
       </w:tblGrid>
       <w:tr>
         <w:trPr>
@@ -6882,7 +6447,7 @@
                 <w:b/>
                 <w:sz w:val="19"/>
               </w:rPr>
-              <w:t>If you're more than 10 minutes behind</w:t>
+              <w:t>If you're more than 5 minutes behind</w:t>
             </w:r>
           </w:p>
         </w:tc>
@@ -6903,7 +6468,7 @@
                 <w:bCs/>
                 <w:sz w:val="19"/>
               </w:rPr>
-              <w:t>0:40</w:t>
+              <w:t>0:20</w:t>
             </w:r>
           </w:p>
         </w:tc>
@@ -6937,7 +6502,7 @@
               <w:rPr>
                 <w:sz w:val="19"/>
               </w:rPr>
-              <w:t>Finish file copying during Ex 1; proctors help stragglers</w:t>
+              <w:t>Finish sign-in and file uploads during Ex 1; proctors help stragglers</w:t>
             </w:r>
           </w:p>
         </w:tc>
@@ -6958,7 +6523,7 @@
                 <w:bCs/>
                 <w:sz w:val="19"/>
               </w:rPr>
-              <w:t>1:05</w:t>
+              <w:t>0:35</w:t>
             </w:r>
           </w:p>
         </w:tc>
@@ -6992,7 +6557,7 @@
               <w:rPr>
                 <w:sz w:val="19"/>
               </w:rPr>
-              <w:t>Have the room skip the Ex 1 discussion; demo the Output folder only</w:t>
+              <w:t>Skip the Ex 1 discussion; demo the Output folder only</w:t>
             </w:r>
           </w:p>
         </w:tc>
@@ -7013,41 +6578,41 @@
                 <w:bCs/>
                 <w:sz w:val="19"/>
               </w:rPr>
-              <w:t>1:25</w:t>
-            </w:r>
-          </w:p>
-        </w:tc>
-        <w:tc>
-          <w:tcPr>
-            <w:tcW w:w="0" w:type="auto"/>
-          </w:tcPr>
-          <w:p>
-            <w:pPr>
-              <w:pStyle w:val="Compact"/>
-              <w:spacing w:before="20" w:after="20"/>
-            </w:pPr>
-            <w:r>
-              <w:rPr>
-                <w:sz w:val="19"/>
-              </w:rPr>
-              <w:t>Starting the first break</w:t>
-            </w:r>
-          </w:p>
-        </w:tc>
-        <w:tc>
-          <w:tcPr>
-            <w:tcW w:w="0" w:type="auto"/>
-          </w:tcPr>
-          <w:p>
-            <w:pPr>
-              <w:pStyle w:val="Compact"/>
-              <w:spacing w:before="20" w:after="20"/>
-            </w:pPr>
-            <w:r>
-              <w:rPr>
-                <w:sz w:val="19"/>
-              </w:rPr>
-              <w:t>Shorten the break to 5 minutes</w:t>
+              <w:t>0:50</w:t>
+            </w:r>
+          </w:p>
+        </w:tc>
+        <w:tc>
+          <w:tcPr>
+            <w:tcW w:w="0" w:type="auto"/>
+          </w:tcPr>
+          <w:p>
+            <w:pPr>
+              <w:pStyle w:val="Compact"/>
+              <w:spacing w:before="20" w:after="20"/>
+            </w:pPr>
+            <w:r>
+              <w:rPr>
+                <w:sz w:val="19"/>
+              </w:rPr>
+              <w:t>Starting Ex 3</w:t>
+            </w:r>
+          </w:p>
+        </w:tc>
+        <w:tc>
+          <w:tcPr>
+            <w:tcW w:w="0" w:type="auto"/>
+          </w:tcPr>
+          <w:p>
+            <w:pPr>
+              <w:pStyle w:val="Compact"/>
+              <w:spacing w:before="20" w:after="20"/>
+            </w:pPr>
+            <w:r>
+              <w:rPr>
+                <w:sz w:val="19"/>
+              </w:rPr>
+              <w:t>Demo the Ex 2 scorecard follow-up instead of running it</w:t>
             </w:r>
           </w:p>
         </w:tc>
@@ -7068,7 +6633,7 @@
                 <w:bCs/>
                 <w:sz w:val="19"/>
               </w:rPr>
-              <w:t>2:00</w:t>
+              <w:t>1:05</w:t>
             </w:r>
           </w:p>
         </w:tc>
@@ -7102,7 +6667,7 @@
               <w:rPr>
                 <w:sz w:val="19"/>
               </w:rPr>
-              <w:t>Skip Ex 3b (the Word brief); demo the Ex 2 scorecard if not done</w:t>
+              <w:t>Skip Ex 3b (the Word brief)</w:t>
             </w:r>
           </w:p>
         </w:tc>
@@ -7123,41 +6688,41 @@
                 <w:bCs/>
                 <w:sz w:val="19"/>
               </w:rPr>
-              <w:t>2:45</w:t>
-            </w:r>
-          </w:p>
-        </w:tc>
-        <w:tc>
-          <w:tcPr>
-            <w:tcW w:w="0" w:type="auto"/>
-          </w:tcPr>
-          <w:p>
-            <w:pPr>
-              <w:pStyle w:val="Compact"/>
-              <w:spacing w:before="20" w:after="20"/>
-            </w:pPr>
-            <w:r>
-              <w:rPr>
-                <w:sz w:val="19"/>
-              </w:rPr>
-              <w:t>Starting the second break</w:t>
-            </w:r>
-          </w:p>
-        </w:tc>
-        <w:tc>
-          <w:tcPr>
-            <w:tcW w:w="0" w:type="auto"/>
-          </w:tcPr>
-          <w:p>
-            <w:pPr>
-              <w:pStyle w:val="Compact"/>
-              <w:spacing w:before="20" w:after="20"/>
-            </w:pPr>
-            <w:r>
-              <w:rPr>
-                <w:sz w:val="19"/>
-              </w:rPr>
-              <w:t>Drop the Ex 5 stretch; shorten the break to 5 minutes</w:t>
+              <w:t>1:35</w:t>
+            </w:r>
+          </w:p>
+        </w:tc>
+        <w:tc>
+          <w:tcPr>
+            <w:tcW w:w="0" w:type="auto"/>
+          </w:tcPr>
+          <w:p>
+            <w:pPr>
+              <w:pStyle w:val="Compact"/>
+              <w:spacing w:before="20" w:after="20"/>
+            </w:pPr>
+            <w:r>
+              <w:rPr>
+                <w:sz w:val="19"/>
+              </w:rPr>
+              <w:t>Starting the break</w:t>
+            </w:r>
+          </w:p>
+        </w:tc>
+        <w:tc>
+          <w:tcPr>
+            <w:tcW w:w="0" w:type="auto"/>
+          </w:tcPr>
+          <w:p>
+            <w:pPr>
+              <w:pStyle w:val="Compact"/>
+              <w:spacing w:before="20" w:after="20"/>
+            </w:pPr>
+            <w:r>
+              <w:rPr>
+                <w:sz w:val="19"/>
+              </w:rPr>
+              <w:t>Ex 5: do 5b only; shorten the break to 10 minutes</w:t>
             </w:r>
           </w:p>
         </w:tc>
@@ -7178,7 +6743,7 @@
                 <w:bCs/>
                 <w:sz w:val="19"/>
               </w:rPr>
-              <w:t>3:15</w:t>
+              <w:t>2:00</w:t>
             </w:r>
           </w:p>
         </w:tc>
@@ -7233,7 +6798,7 @@
                 <w:bCs/>
                 <w:sz w:val="19"/>
               </w:rPr>
-              <w:t>3:35</w:t>
+              <w:t>2:10</w:t>
             </w:r>
           </w:p>
         </w:tc>
@@ -7282,6 +6847,7 @@
           <w:b/>
           <w:bCs/>
         </w:rPr>
+        <w:lastRenderedPageBreak/>
         <w:t>Fast room?</w:t>
       </w:r>
       <w:r>
@@ -7297,7 +6863,7 @@
       <w:r>
         <w:t xml:space="preserve"> prompts (at the end of each exercise in the </w:t>
       </w:r>
-      <w:hyperlink r:id="rId29">
+      <w:hyperlink r:id="rId30">
         <w:r>
           <w:rPr>
             <w:rStyle w:val="Hyperlink"/>
@@ -7308,7 +6874,7 @@
       <w:r>
         <w:t xml:space="preserve">), or have early finishers try a prompt from the </w:t>
       </w:r>
-      <w:hyperlink r:id="rId30">
+      <w:hyperlink r:id="rId31">
         <w:r>
           <w:rPr>
             <w:rStyle w:val="Hyperlink"/>
@@ -7324,20 +6890,20 @@
       <w:pPr>
         <w:pStyle w:val="Heading2"/>
       </w:pPr>
-      <w:bookmarkStart w:id="29" w:name="pacing-tips-for-25-people"/>
-      <w:bookmarkStart w:id="30" w:name="_Toc241995311"/>
-      <w:bookmarkEnd w:id="27"/>
+      <w:bookmarkStart w:id="27" w:name="pacing-tips-for-25-people"/>
+      <w:bookmarkStart w:id="28" w:name="_Toc242253758"/>
+      <w:bookmarkEnd w:id="25"/>
       <w:r>
         <w:t>Pacing tips for ~25 people</w:t>
       </w:r>
-      <w:bookmarkEnd w:id="30"/>
+      <w:bookmarkEnd w:id="28"/>
     </w:p>
     <w:p>
       <w:pPr>
         <w:pStyle w:val="Compact"/>
         <w:numPr>
           <w:ilvl w:val="0"/>
-          <w:numId w:val="19"/>
+          <w:numId w:val="17"/>
         </w:numPr>
       </w:pPr>
       <w:r>
@@ -7358,10 +6924,7 @@
         <w:t xml:space="preserve"> Checkpoints</w:t>
       </w:r>
       <w:r>
-        <w:t xml:space="preserve"> </w:t>
-      </w:r>
-      <w:r>
-        <w:t>in the workbook as sync points — "raise a hand when you hit the checkpoint."</w:t>
+        <w:t xml:space="preserve"> in the workbook as sync points — "raise a hand when you hit the checkpoint."</w:t>
       </w:r>
     </w:p>
     <w:p>
@@ -7369,7 +6932,7 @@
         <w:pStyle w:val="Compact"/>
         <w:numPr>
           <w:ilvl w:val="0"/>
-          <w:numId w:val="19"/>
+          <w:numId w:val="17"/>
         </w:numPr>
       </w:pPr>
       <w:r>
@@ -7385,7 +6948,7 @@
       <w:r>
         <w:t xml:space="preserve"> ready (end of each exercise in the </w:t>
       </w:r>
-      <w:hyperlink r:id="rId31">
+      <w:hyperlink r:id="rId32">
         <w:r>
           <w:rPr>
             <w:rStyle w:val="Hyperlink"/>
@@ -7402,7 +6965,7 @@
         <w:pStyle w:val="Compact"/>
         <w:numPr>
           <w:ilvl w:val="0"/>
-          <w:numId w:val="19"/>
+          <w:numId w:val="17"/>
         </w:numPr>
       </w:pPr>
       <w:r>
@@ -7417,6 +6980,73 @@
       </w:r>
       <w:r>
         <w:t xml:space="preserve"> it and keep moving; a proctor follows up.</w:t>
+      </w:r>
+    </w:p>
+    <w:p>
+      <w:pPr>
+        <w:pStyle w:val="Compact"/>
+        <w:numPr>
+          <w:ilvl w:val="0"/>
+          <w:numId w:val="17"/>
+        </w:numPr>
+      </w:pPr>
+      <w:r>
+        <w:t xml:space="preserve">Timings are guidance; if you're running long, shorten Ex 6 (do 6a + 6c, demo 6b) and/or run Ex 8 </w:t>
+      </w:r>
+      <w:r>
+        <w:t xml:space="preserve">as a </w:t>
+      </w:r>
+      <w:r>
+        <w:rPr>
+          <w:b/>
+          <w:bCs/>
+        </w:rPr>
+        <w:t>facilitator demo</w:t>
+      </w:r>
+      <w:r>
+        <w:t xml:space="preserve"> (attendees watch, then build after) — protect Ex 4 and the Ex 8 concept.</w:t>
+      </w:r>
+    </w:p>
+    <w:p>
+      <w:pPr>
+        <w:pStyle w:val="Heading2"/>
+      </w:pPr>
+      <w:bookmarkStart w:id="29" w:name="success-criteria"/>
+      <w:bookmarkStart w:id="30" w:name="_Toc242253759"/>
+      <w:bookmarkEnd w:id="27"/>
+      <w:r>
+        <w:t>Success criteria</w:t>
+      </w:r>
+      <w:bookmarkEnd w:id="30"/>
+    </w:p>
+    <w:p>
+      <w:pPr>
+        <w:pStyle w:val="FirstParagraph"/>
+      </w:pPr>
+      <w:r>
+        <w:t>By the end, each ready attendee has:</w:t>
+      </w:r>
+    </w:p>
+    <w:p>
+      <w:pPr>
+        <w:pStyle w:val="Compact"/>
+        <w:numPr>
+          <w:ilvl w:val="0"/>
+          <w:numId w:val="18"/>
+        </w:numPr>
+      </w:pPr>
+      <w:r>
+        <w:t xml:space="preserve">Understood when to use </w:t>
+      </w:r>
+      <w:r>
+        <w:rPr>
+          <w:b/>
+          <w:bCs/>
+        </w:rPr>
+        <w:t>Copilot Chat vs. Cowork</w:t>
+      </w:r>
+      <w:r>
+        <w:t xml:space="preserve"> (opening segment)</w:t>
       </w:r>
     </w:p>
     <w:p>
@@ -7428,40 +7058,17 @@
         </w:numPr>
       </w:pPr>
       <w:r>
-        <w:t xml:space="preserve">Timings are guidance; if you're running long, shorten Ex 6 (do 6a + 6c, demo 6b) and/or run Ex 8 as a </w:t>
-      </w:r>
-      <w:r>
-        <w:rPr>
-          <w:b/>
-          <w:bCs/>
-        </w:rPr>
-        <w:t>facilitator demo</w:t>
-      </w:r>
-      <w:r>
-        <w:t xml:space="preserve"> </w:t>
-      </w:r>
-      <w:r>
-        <w:t>(attendees watch, then build after) — protect Ex 4 and the Ex 8 concept.</w:t>
-      </w:r>
-    </w:p>
-    <w:p>
-      <w:pPr>
-        <w:pStyle w:val="Heading2"/>
-      </w:pPr>
-      <w:bookmarkStart w:id="31" w:name="success-criteria"/>
-      <w:bookmarkStart w:id="32" w:name="_Toc241995312"/>
-      <w:bookmarkEnd w:id="29"/>
-      <w:r>
-        <w:t>Success criteria</w:t>
-      </w:r>
-      <w:bookmarkEnd w:id="32"/>
-    </w:p>
-    <w:p>
-      <w:pPr>
-        <w:pStyle w:val="FirstParagraph"/>
-      </w:pPr>
-      <w:r>
-        <w:t>By the end, each ready attendee has:</w:t>
+        <w:t xml:space="preserve">Toured the Cowork UI — </w:t>
+      </w:r>
+      <w:r>
+        <w:rPr>
+          <w:b/>
+          <w:bCs/>
+        </w:rPr>
+        <w:t>New task, My tasks, Automations, Customize</w:t>
+      </w:r>
+      <w:r>
+        <w:t xml:space="preserve"> (walkthrough)</w:t>
       </w:r>
     </w:p>
     <w:p>
@@ -7473,17 +7080,27 @@
         </w:numPr>
       </w:pPr>
       <w:r>
-        <w:t xml:space="preserve">Understood when to use </w:t>
-      </w:r>
-      <w:r>
-        <w:rPr>
-          <w:b/>
-          <w:bCs/>
-        </w:rPr>
-        <w:t>Copilot Chat vs. Cowork</w:t>
-      </w:r>
-      <w:r>
-        <w:t xml:space="preserve"> (opening segment)</w:t>
+        <w:t xml:space="preserve">Built an </w:t>
+      </w:r>
+      <w:r>
+        <w:rPr>
+          <w:b/>
+          <w:bCs/>
+        </w:rPr>
+        <w:t>Executive Command Center</w:t>
+      </w:r>
+      <w:r>
+        <w:t xml:space="preserve"> HTML dashboard, found it in the </w:t>
+      </w:r>
+      <w:r>
+        <w:rPr>
+          <w:b/>
+          <w:bCs/>
+        </w:rPr>
+        <w:t>Output folder</w:t>
+      </w:r>
+      <w:r>
+        <w:t xml:space="preserve"> and OneDrive → Cowork, and saved it as a skill with a schedule, approving one action at a time (Ex 1)</w:t>
       </w:r>
     </w:p>
     <w:p>
@@ -7495,17 +7112,17 @@
         </w:numPr>
       </w:pPr>
       <w:r>
-        <w:t xml:space="preserve">Toured the Cowork UI — </w:t>
-      </w:r>
-      <w:r>
-        <w:rPr>
-          <w:b/>
-          <w:bCs/>
-        </w:rPr>
-        <w:t>New task, My tasks, Automations, Customize</w:t>
-      </w:r>
-      <w:r>
-        <w:t xml:space="preserve"> (walkthrough)</w:t>
+        <w:t xml:space="preserve">Produced a cited web-research briefing and an interviewer </w:t>
+      </w:r>
+      <w:r>
+        <w:rPr>
+          <w:b/>
+          <w:bCs/>
+        </w:rPr>
+        <w:t>scorecard in Word and Excel</w:t>
+      </w:r>
+      <w:r>
+        <w:t xml:space="preserve"> (Ex 2)</w:t>
       </w:r>
     </w:p>
     <w:p>
@@ -7517,27 +7134,17 @@
         </w:numPr>
       </w:pPr>
       <w:r>
-        <w:t xml:space="preserve">Built an </w:t>
-      </w:r>
-      <w:r>
-        <w:rPr>
-          <w:b/>
-          <w:bCs/>
-        </w:rPr>
-        <w:t>Executive Command Center</w:t>
-      </w:r>
-      <w:r>
-        <w:t xml:space="preserve"> HTML dashboard, found it in the </w:t>
-      </w:r>
-      <w:r>
-        <w:rPr>
-          <w:b/>
-          <w:bCs/>
-        </w:rPr>
-        <w:t>Output folder</w:t>
-      </w:r>
-      <w:r>
-        <w:t xml:space="preserve"> and OneDrive → Cowork, and saved it as a skill with a schedule, approving one action at a time (Ex 1)</w:t>
+        <w:t xml:space="preserve">Had Cowork </w:t>
+      </w:r>
+      <w:r>
+        <w:rPr>
+          <w:b/>
+          <w:bCs/>
+        </w:rPr>
+        <w:t>navigate two websites</w:t>
+      </w:r>
+      <w:r>
+        <w:t xml:space="preserve"> in Edge and turn the result into a Word brief (Ex 3)</w:t>
       </w:r>
     </w:p>
     <w:p>
@@ -7549,17 +7156,7 @@
         </w:numPr>
       </w:pPr>
       <w:r>
-        <w:t xml:space="preserve">Produced a cited web-research briefing and an interviewer </w:t>
-      </w:r>
-      <w:r>
-        <w:rPr>
-          <w:b/>
-          <w:bCs/>
-        </w:rPr>
-        <w:t>scorecard in Word and Excel</w:t>
-      </w:r>
-      <w:r>
-        <w:t xml:space="preserve"> (Ex 2)</w:t>
+        <w:t>Built and tested a custom skill scoring Good+ (Ex 4)</w:t>
       </w:r>
     </w:p>
     <w:p>
@@ -7571,17 +7168,7 @@
         </w:numPr>
       </w:pPr>
       <w:r>
-        <w:t xml:space="preserve">Had Cowork </w:t>
-      </w:r>
-      <w:r>
-        <w:rPr>
-          <w:b/>
-          <w:bCs/>
-        </w:rPr>
-        <w:t>navigate two websites</w:t>
-      </w:r>
-      <w:r>
-        <w:t xml:space="preserve"> in Edge and turn the result into a Word brief (Ex 3)</w:t>
+        <w:t>Wrote an inclusive job posting and a ticket report (Ex 5)</w:t>
       </w:r>
     </w:p>
     <w:p>
@@ -7593,7 +7180,7 @@
         </w:numPr>
       </w:pPr>
       <w:r>
-        <w:t>Built and tested a custom skill scoring Good+ (Ex 4)</w:t>
+        <w:t>Built an onboarding pack — deck, scheduled kickoff, and team announcement (Ex 6)</w:t>
       </w:r>
     </w:p>
     <w:p>
@@ -7605,8 +7192,7 @@
         </w:numPr>
       </w:pPr>
       <w:r>
-        <w:lastRenderedPageBreak/>
-        <w:t>Wrote an inclusive job posting and a ticket report (Ex 5)</w:t>
+        <w:t>Created a recurring Automation and walked the skill-sharing flow (Ex 7)</w:t>
       </w:r>
     </w:p>
     <w:p>
@@ -7618,30 +7204,6 @@
         </w:numPr>
       </w:pPr>
       <w:r>
-        <w:t>Built an onboarding pack — deck, scheduled kickoff, and team announcement (Ex 6)</w:t>
-      </w:r>
-    </w:p>
-    <w:p>
-      <w:pPr>
-        <w:pStyle w:val="Compact"/>
-        <w:numPr>
-          <w:ilvl w:val="0"/>
-          <w:numId w:val="28"/>
-        </w:numPr>
-      </w:pPr>
-      <w:r>
-        <w:t>Created a recurring Automation and walked the skill-sharing flow (Ex 7)</w:t>
-      </w:r>
-    </w:p>
-    <w:p>
-      <w:pPr>
-        <w:pStyle w:val="Compact"/>
-        <w:numPr>
-          <w:ilvl w:val="0"/>
-          <w:numId w:val="29"/>
-        </w:numPr>
-      </w:pPr>
-      <w:r>
         <w:t xml:space="preserve">Built and tested an </w:t>
       </w:r>
       <w:r>
@@ -7655,10 +7217,10 @@
         <w:t xml:space="preserve"> in Copilot Agent Builder (Ex 8)</w:t>
       </w:r>
       <w:bookmarkEnd w:id="0"/>
-      <w:bookmarkEnd w:id="31"/>
+      <w:bookmarkEnd w:id="29"/>
     </w:p>
     <w:sectPr>
-      <w:footerReference w:type="default" r:id="rId32"/>
+      <w:footerReference w:type="default" r:id="rId33"/>
       <w:footnotePr>
         <w:numRestart w:val="eachSect"/>
       </w:footnotePr>
@@ -7778,7 +7340,7 @@
   <w:abstractNum w:abstractNumId="0" w15:restartNumberingAfterBreak="0">
     <w:nsid w:val="0000A990"/>
     <w:multiLevelType w:val="multilevel"/>
-    <w:tmpl w:val="05328CE0"/>
+    <w:tmpl w:val="82E29206"/>
     <w:lvl w:ilvl="0">
       <w:numFmt w:val="bullet"/>
       <w:lvlText w:val=" "/>
@@ -7855,7 +7417,7 @@
   <w:abstractNum w:abstractNumId="1" w15:restartNumberingAfterBreak="0">
     <w:nsid w:val="0000A991"/>
     <w:multiLevelType w:val="multilevel"/>
-    <w:tmpl w:val="ED044BA0"/>
+    <w:tmpl w:val="FE745468"/>
     <w:lvl w:ilvl="0">
       <w:numFmt w:val="bullet"/>
       <w:lvlText w:val=""/>
@@ -7959,7 +7521,7 @@
   <w:abstractNum w:abstractNumId="2" w15:restartNumberingAfterBreak="0">
     <w:nsid w:val="0000A992"/>
     <w:multiLevelType w:val="multilevel"/>
-    <w:tmpl w:val="116A8212"/>
+    <w:tmpl w:val="0470A24E"/>
     <w:lvl w:ilvl="0">
       <w:numFmt w:val="bullet"/>
       <w:lvlText w:val="☐"/>
@@ -8036,7 +7598,7 @@
   <w:abstractNum w:abstractNumId="3" w15:restartNumberingAfterBreak="0">
     <w:nsid w:val="00A99411"/>
     <w:multiLevelType w:val="multilevel"/>
-    <w:tmpl w:val="F6908950"/>
+    <w:tmpl w:val="595E04B6"/>
     <w:lvl w:ilvl="0">
       <w:start w:val="1"/>
       <w:numFmt w:val="decimal"/>
@@ -8119,25 +7681,25 @@
       </w:pPr>
     </w:lvl>
   </w:abstractNum>
-  <w:num w:numId="1" w16cid:durableId="232468274">
+  <w:num w:numId="1" w16cid:durableId="859709771">
     <w:abstractNumId w:val="0"/>
   </w:num>
-  <w:num w:numId="2" w16cid:durableId="1028339685">
+  <w:num w:numId="2" w16cid:durableId="2023822421">
     <w:abstractNumId w:val="1"/>
   </w:num>
-  <w:num w:numId="3" w16cid:durableId="1458184668">
+  <w:num w:numId="3" w16cid:durableId="1194727464">
     <w:abstractNumId w:val="1"/>
   </w:num>
-  <w:num w:numId="4" w16cid:durableId="1538004964">
+  <w:num w:numId="4" w16cid:durableId="1439567737">
     <w:abstractNumId w:val="1"/>
   </w:num>
-  <w:num w:numId="5" w16cid:durableId="421493256">
+  <w:num w:numId="5" w16cid:durableId="1141848359">
     <w:abstractNumId w:val="1"/>
   </w:num>
-  <w:num w:numId="6" w16cid:durableId="925649414">
+  <w:num w:numId="6" w16cid:durableId="958339191">
     <w:abstractNumId w:val="1"/>
   </w:num>
-  <w:num w:numId="7" w16cid:durableId="744061623">
+  <w:num w:numId="7" w16cid:durableId="213319860">
     <w:abstractNumId w:val="3"/>
     <w:lvlOverride w:ilvl="0">
       <w:startOverride w:val="1"/>
@@ -8167,70 +7729,64 @@
       <w:startOverride w:val="1"/>
     </w:lvlOverride>
   </w:num>
-  <w:num w:numId="8" w16cid:durableId="308248555">
+  <w:num w:numId="8" w16cid:durableId="1806190697">
     <w:abstractNumId w:val="1"/>
   </w:num>
-  <w:num w:numId="9" w16cid:durableId="442379049">
+  <w:num w:numId="9" w16cid:durableId="820388637">
     <w:abstractNumId w:val="1"/>
   </w:num>
-  <w:num w:numId="10" w16cid:durableId="2134865391">
+  <w:num w:numId="10" w16cid:durableId="532039562">
     <w:abstractNumId w:val="1"/>
   </w:num>
-  <w:num w:numId="11" w16cid:durableId="1680037628">
+  <w:num w:numId="11" w16cid:durableId="687293737">
     <w:abstractNumId w:val="1"/>
   </w:num>
-  <w:num w:numId="12" w16cid:durableId="264117591">
+  <w:num w:numId="12" w16cid:durableId="596057269">
     <w:abstractNumId w:val="1"/>
   </w:num>
-  <w:num w:numId="13" w16cid:durableId="473525460">
+  <w:num w:numId="13" w16cid:durableId="887692951">
     <w:abstractNumId w:val="1"/>
   </w:num>
-  <w:num w:numId="14" w16cid:durableId="1992521960">
+  <w:num w:numId="14" w16cid:durableId="1993482887">
     <w:abstractNumId w:val="1"/>
   </w:num>
-  <w:num w:numId="15" w16cid:durableId="417823618">
+  <w:num w:numId="15" w16cid:durableId="784888412">
     <w:abstractNumId w:val="1"/>
   </w:num>
-  <w:num w:numId="16" w16cid:durableId="1895771179">
+  <w:num w:numId="16" w16cid:durableId="2040887743">
     <w:abstractNumId w:val="1"/>
   </w:num>
-  <w:num w:numId="17" w16cid:durableId="1725175734">
+  <w:num w:numId="17" w16cid:durableId="416632770">
     <w:abstractNumId w:val="1"/>
   </w:num>
-  <w:num w:numId="18" w16cid:durableId="1956593010">
-    <w:abstractNumId w:val="1"/>
-  </w:num>
-  <w:num w:numId="19" w16cid:durableId="1818495396">
-    <w:abstractNumId w:val="1"/>
-  </w:num>
-  <w:num w:numId="20" w16cid:durableId="1159466492">
+  <w:num w:numId="18" w16cid:durableId="322205905">
     <w:abstractNumId w:val="2"/>
   </w:num>
-  <w:num w:numId="21" w16cid:durableId="2058503153">
+  <w:num w:numId="19" w16cid:durableId="629868131">
     <w:abstractNumId w:val="2"/>
   </w:num>
-  <w:num w:numId="22" w16cid:durableId="1051535858">
+  <w:num w:numId="20" w16cid:durableId="1532458244">
     <w:abstractNumId w:val="2"/>
   </w:num>
-  <w:num w:numId="23" w16cid:durableId="9114667">
+  <w:num w:numId="21" w16cid:durableId="436294214">
     <w:abstractNumId w:val="2"/>
   </w:num>
-  <w:num w:numId="24" w16cid:durableId="233398521">
+  <w:num w:numId="22" w16cid:durableId="974021549">
     <w:abstractNumId w:val="2"/>
   </w:num>
-  <w:num w:numId="25" w16cid:durableId="184171623">
+  <w:num w:numId="23" w16cid:durableId="958799017">
     <w:abstractNumId w:val="2"/>
   </w:num>
-  <w:num w:numId="26" w16cid:durableId="1205367812">
+  <w:num w:numId="24" w16cid:durableId="686295486">
     <w:abstractNumId w:val="2"/>
   </w:num>
-  <w:num w:numId="27" w16cid:durableId="113332721">
+  <w:num w:numId="25" w16cid:durableId="1009990786">
     <w:abstractNumId w:val="2"/>
   </w:num>
-  <w:num w:numId="28" w16cid:durableId="372730531">
+  <w:num w:numId="26" w16cid:durableId="212616475">
     <w:abstractNumId w:val="2"/>
   </w:num>
-  <w:num w:numId="29" w16cid:durableId="658457447">
+  <w:num w:numId="27" w16cid:durableId="1948582776">
     <w:abstractNumId w:val="2"/>
   </w:num>
 </w:numbering>
@@ -9509,7 +9065,7 @@
     <w:next w:val="Normal"/>
     <w:autoRedefine/>
     <w:uiPriority w:val="39"/>
-    <w:rsid w:val="002A5BAE"/>
+    <w:rsid w:val="009B445F"/>
     <w:pPr>
       <w:spacing w:after="100"/>
     </w:pPr>
@@ -9520,7 +9076,7 @@
     <w:next w:val="Normal"/>
     <w:autoRedefine/>
     <w:uiPriority w:val="39"/>
-    <w:rsid w:val="002A5BAE"/>
+    <w:rsid w:val="009B445F"/>
     <w:pPr>
       <w:spacing w:after="100"/>
       <w:ind w:left="210"/>
@@ -9530,7 +9086,7 @@
     <w:name w:val="header"/>
     <w:basedOn w:val="Normal"/>
     <w:link w:val="HeaderChar"/>
-    <w:rsid w:val="002A5BAE"/>
+    <w:rsid w:val="009B445F"/>
     <w:pPr>
       <w:tabs>
         <w:tab w:val="center" w:pos="4513"/>
@@ -9543,7 +9099,7 @@
     <w:name w:val="Header Char"/>
     <w:basedOn w:val="DefaultParagraphFont"/>
     <w:link w:val="Header"/>
-    <w:rsid w:val="002A5BAE"/>
+    <w:rsid w:val="009B445F"/>
     <w:rPr>
       <w:rFonts w:ascii="Segoe UI" w:eastAsia="Segoe UI" w:hAnsi="Segoe UI" w:cs="Segoe UI"/>
       <w:color w:val="242424"/>
@@ -9554,7 +9110,7 @@
     <w:name w:val="footer"/>
     <w:basedOn w:val="Normal"/>
     <w:link w:val="FooterChar"/>
-    <w:rsid w:val="002A5BAE"/>
+    <w:rsid w:val="009B445F"/>
     <w:pPr>
       <w:tabs>
         <w:tab w:val="center" w:pos="4513"/>
@@ -9567,7 +9123,7 @@
     <w:name w:val="Footer Char"/>
     <w:basedOn w:val="DefaultParagraphFont"/>
     <w:link w:val="Footer"/>
-    <w:rsid w:val="002A5BAE"/>
+    <w:rsid w:val="009B445F"/>
     <w:rPr>
       <w:rFonts w:ascii="Segoe UI" w:eastAsia="Segoe UI" w:hAnsi="Segoe UI" w:cs="Segoe UI"/>
       <w:color w:val="242424"/>

--- a/instructor/facilitator-guide.docx
+++ b/instructor/facilitator-guide.docx
@@ -10,7 +10,7 @@
           <w:sz w:val="21"/>
           <w:szCs w:val="24"/>
         </w:rPr>
-        <w:id w:val="1237130246"/>
+        <w:id w:val="514501820"/>
         <w:docPartObj>
           <w:docPartGallery w:val="Table of Contents"/>
           <w:docPartUnique/>
@@ -51,7 +51,7 @@
           <w:r>
             <w:fldChar w:fldCharType="separate"/>
           </w:r>
-          <w:hyperlink w:anchor="_Toc242253751" w:history="1">
+          <w:hyperlink w:anchor="_Toc242260772" w:history="1">
             <w:r>
               <w:rPr>
                 <w:rStyle w:val="Hyperlink"/>
@@ -78,7 +78,7 @@
                 <w:noProof/>
                 <w:webHidden/>
               </w:rPr>
-              <w:instrText xml:space="preserve"> PAGEREF _Toc242253751 \h </w:instrText>
+              <w:instrText xml:space="preserve"> PAGEREF _Toc242260772 \h </w:instrText>
             </w:r>
             <w:r>
               <w:rPr>
@@ -125,7 +125,7 @@
               <w14:ligatures w14:val="standardContextual"/>
             </w:rPr>
           </w:pPr>
-          <w:hyperlink w:anchor="_Toc242253752" w:history="1">
+          <w:hyperlink w:anchor="_Toc242260773" w:history="1">
             <w:r>
               <w:rPr>
                 <w:rStyle w:val="Hyperlink"/>
@@ -152,7 +152,7 @@
                 <w:noProof/>
                 <w:webHidden/>
               </w:rPr>
-              <w:instrText xml:space="preserve"> PAGEREF _Toc242253752 \h </w:instrText>
+              <w:instrText xml:space="preserve"> PAGEREF _Toc242260773 \h </w:instrText>
             </w:r>
             <w:r>
               <w:rPr>
@@ -199,7 +199,7 @@
               <w14:ligatures w14:val="standardContextual"/>
             </w:rPr>
           </w:pPr>
-          <w:hyperlink w:anchor="_Toc242253753" w:history="1">
+          <w:hyperlink w:anchor="_Toc242260774" w:history="1">
             <w:r>
               <w:rPr>
                 <w:rStyle w:val="Hyperlink"/>
@@ -226,7 +226,7 @@
                 <w:noProof/>
                 <w:webHidden/>
               </w:rPr>
-              <w:instrText xml:space="preserve"> PAGEREF _Toc242253753 \h </w:instrText>
+              <w:instrText xml:space="preserve"> PAGEREF _Toc242260774 \h </w:instrText>
             </w:r>
             <w:r>
               <w:rPr>
@@ -273,7 +273,7 @@
               <w14:ligatures w14:val="standardContextual"/>
             </w:rPr>
           </w:pPr>
-          <w:hyperlink w:anchor="_Toc242253754" w:history="1">
+          <w:hyperlink w:anchor="_Toc242260775" w:history="1">
             <w:r>
               <w:rPr>
                 <w:rStyle w:val="Hyperlink"/>
@@ -300,7 +300,7 @@
                 <w:noProof/>
                 <w:webHidden/>
               </w:rPr>
-              <w:instrText xml:space="preserve"> PAGEREF _Toc242253754 \h </w:instrText>
+              <w:instrText xml:space="preserve"> PAGEREF _Toc242260775 \h </w:instrText>
             </w:r>
             <w:r>
               <w:rPr>
@@ -347,7 +347,7 @@
               <w14:ligatures w14:val="standardContextual"/>
             </w:rPr>
           </w:pPr>
-          <w:hyperlink w:anchor="_Toc242253755" w:history="1">
+          <w:hyperlink w:anchor="_Toc242260776" w:history="1">
             <w:r>
               <w:rPr>
                 <w:rStyle w:val="Hyperlink"/>
@@ -374,7 +374,7 @@
                 <w:noProof/>
                 <w:webHidden/>
               </w:rPr>
-              <w:instrText xml:space="preserve"> PAGEREF _Toc242253755 \h </w:instrText>
+              <w:instrText xml:space="preserve"> PAGEREF _Toc242260776 \h </w:instrText>
             </w:r>
             <w:r>
               <w:rPr>
@@ -421,7 +421,7 @@
               <w14:ligatures w14:val="standardContextual"/>
             </w:rPr>
           </w:pPr>
-          <w:hyperlink w:anchor="_Toc242253756" w:history="1">
+          <w:hyperlink w:anchor="_Toc242260777" w:history="1">
             <w:r>
               <w:rPr>
                 <w:rStyle w:val="Hyperlink"/>
@@ -448,7 +448,7 @@
                 <w:noProof/>
                 <w:webHidden/>
               </w:rPr>
-              <w:instrText xml:space="preserve"> PAGEREF _Toc242253756 \h </w:instrText>
+              <w:instrText xml:space="preserve"> PAGEREF _Toc242260777 \h </w:instrText>
             </w:r>
             <w:r>
               <w:rPr>
@@ -468,7 +468,7 @@
                 <w:noProof/>
                 <w:webHidden/>
               </w:rPr>
-              <w:t>7</w:t>
+              <w:t>8</w:t>
             </w:r>
             <w:r>
               <w:rPr>
@@ -495,7 +495,7 @@
               <w14:ligatures w14:val="standardContextual"/>
             </w:rPr>
           </w:pPr>
-          <w:hyperlink w:anchor="_Toc242253757" w:history="1">
+          <w:hyperlink w:anchor="_Toc242260778" w:history="1">
             <w:r>
               <w:rPr>
                 <w:rStyle w:val="Hyperlink"/>
@@ -522,7 +522,7 @@
                 <w:noProof/>
                 <w:webHidden/>
               </w:rPr>
-              <w:instrText xml:space="preserve"> PAGEREF _Toc242253757 \h </w:instrText>
+              <w:instrText xml:space="preserve"> PAGEREF _Toc242260778 \h </w:instrText>
             </w:r>
             <w:r>
               <w:rPr>
@@ -542,7 +542,7 @@
                 <w:noProof/>
                 <w:webHidden/>
               </w:rPr>
-              <w:t>8</w:t>
+              <w:t>9</w:t>
             </w:r>
             <w:r>
               <w:rPr>
@@ -569,7 +569,7 @@
               <w14:ligatures w14:val="standardContextual"/>
             </w:rPr>
           </w:pPr>
-          <w:hyperlink w:anchor="_Toc242253758" w:history="1">
+          <w:hyperlink w:anchor="_Toc242260779" w:history="1">
             <w:r>
               <w:rPr>
                 <w:rStyle w:val="Hyperlink"/>
@@ -596,7 +596,7 @@
                 <w:noProof/>
                 <w:webHidden/>
               </w:rPr>
-              <w:instrText xml:space="preserve"> PAGEREF _Toc242253758 \h </w:instrText>
+              <w:instrText xml:space="preserve"> PAGEREF _Toc242260779 \h </w:instrText>
             </w:r>
             <w:r>
               <w:rPr>
@@ -643,7 +643,7 @@
               <w14:ligatures w14:val="standardContextual"/>
             </w:rPr>
           </w:pPr>
-          <w:hyperlink w:anchor="_Toc242253759" w:history="1">
+          <w:hyperlink w:anchor="_Toc242260780" w:history="1">
             <w:r>
               <w:rPr>
                 <w:rStyle w:val="Hyperlink"/>
@@ -670,7 +670,7 @@
                 <w:noProof/>
                 <w:webHidden/>
               </w:rPr>
-              <w:instrText xml:space="preserve"> PAGEREF _Toc242253759 \h </w:instrText>
+              <w:instrText xml:space="preserve"> PAGEREF _Toc242260780 \h </w:instrText>
             </w:r>
             <w:r>
               <w:rPr>
@@ -690,7 +690,7 @@
                 <w:noProof/>
                 <w:webHidden/>
               </w:rPr>
-              <w:t>9</w:t>
+              <w:t>10</w:t>
             </w:r>
             <w:r>
               <w:rPr>
@@ -713,7 +713,7 @@
         <w:pStyle w:val="Heading1"/>
       </w:pPr>
       <w:bookmarkStart w:id="0" w:name="facilitator-guide"/>
-      <w:bookmarkStart w:id="1" w:name="_Toc242253751"/>
+      <w:bookmarkStart w:id="1" w:name="_Toc242260772"/>
       <w:r>
         <w:t>Facilitator Guide</w:t>
       </w:r>
@@ -724,7 +724,7 @@
         <w:pStyle w:val="Heading2"/>
       </w:pPr>
       <w:bookmarkStart w:id="2" w:name="Xfd11e3e8983b060338e1b93aafec708634cfb39"/>
-      <w:bookmarkStart w:id="3" w:name="_Toc242253752"/>
+      <w:bookmarkStart w:id="3" w:name="_Toc242260773"/>
       <w:r>
         <w:t>Getting Things Done with Copilot Cowork for HR Tasks (2½ hours, ~25 attendees)</w:t>
       </w:r>
@@ -792,7 +792,7 @@
         <w:pStyle w:val="Heading2"/>
       </w:pPr>
       <w:bookmarkStart w:id="4" w:name="before-you-start"/>
-      <w:bookmarkStart w:id="5" w:name="_Toc242253753"/>
+      <w:bookmarkStart w:id="5" w:name="_Toc242260774"/>
       <w:bookmarkEnd w:id="2"/>
       <w:r>
         <w:t>Before you start</w:t>
@@ -854,10 +854,7 @@
         <w:t>their own work accounts</w:t>
       </w:r>
       <w:r>
-        <w:t xml:space="preserve">, so there's nothing to </w:t>
-      </w:r>
-      <w:r>
-        <w:t xml:space="preserve">provision or hand out. Check each has a Microsoft 365 Copilot license and is in a security group covered by a </w:t>
+        <w:t xml:space="preserve">, so there's nothing to provision or hand out. Check each has a Microsoft 365 Copilot license and is in a security group covered by a </w:t>
       </w:r>
       <w:r>
         <w:rPr>
@@ -927,10 +924,7 @@
         <w:t>your</w:t>
       </w:r>
       <w:r>
-        <w:t xml:space="preserve"> </w:t>
-      </w:r>
-      <w:r>
-        <w:t xml:space="preserve">demo account only, with VS Code, GitHub Copilot (Agent mode), and the </w:t>
+        <w:t xml:space="preserve"> demo account only, with VS Code, GitHub Copilot (Agent mode), and the </w:t>
       </w:r>
       <w:r>
         <w:rPr>
@@ -1181,7 +1175,7 @@
           <w:noProof/>
         </w:rPr>
         <w:drawing>
-          <wp:inline distT="0" distB="0" distL="0" distR="0" wp14:anchorId="3FDE6DBE" wp14:editId="5324D9A7">
+          <wp:inline distT="0" distB="0" distL="0" distR="0" wp14:anchorId="6E998F1D" wp14:editId="14143DCE">
             <wp:extent cx="4400120" cy="1306285"/>
             <wp:effectExtent l="0" t="0" r="0" b="0"/>
             <wp:docPr id="15" name="Picture" descr="Tip: on a GitHub file page, select the Download icon (Download raw file) at the top right of the file"/>
@@ -1278,14 +1272,7 @@
           <w:b/>
           <w:bCs/>
         </w:rPr>
-        <w:t xml:space="preserve">Never ask attendees to project or share </w:t>
-      </w:r>
-      <w:r>
-        <w:rPr>
-          <w:b/>
-          <w:bCs/>
-        </w:rPr>
-        <w:t>their Exercise 1 results.</w:t>
+        <w:t>Never ask attendees to project or share their Exercise 1 results.</w:t>
       </w:r>
       <w:r>
         <w:t xml:space="preserve"> Have attendees keep custom skills </w:t>
@@ -1392,10 +1379,7 @@
         <w:t>Hands-on</w:t>
       </w:r>
       <w:r>
-        <w:t xml:space="preserve"> </w:t>
-      </w:r>
-      <w:r>
-        <w:t>slide's notes end with the exercise prompt as plain text, one block per task, so you can copy it straight into Cowork (or Agent Builder for Exercise 8) during your demo.</w:t>
+        <w:t xml:space="preserve"> slide's notes end with the exercise prompt as plain text, one block per task, so you can copy it straight into Cowork (or Agent Builder for Exercise 8) during your demo.</w:t>
       </w:r>
     </w:p>
     <w:p>
@@ -1462,10 +1446,7 @@
         <w:t>record each demo ahead of time</w:t>
       </w:r>
       <w:r>
-        <w:t xml:space="preserve"> from </w:t>
-      </w:r>
-      <w:r>
-        <w:t xml:space="preserve">your demo account (Exercise 1 from the seeded account, never real mail) and play the recording instead of waiting live. To add one, select the </w:t>
+        <w:t xml:space="preserve"> from your demo account (Exercise 1 from the seeded account, never real mail) and play the recording instead of waiting live. To add one, select the </w:t>
       </w:r>
       <w:r>
         <w:rPr>
@@ -1534,10 +1515,7 @@
         <w:t>instructor-deck.pptx</w:t>
       </w:r>
       <w:r>
-        <w:t xml:space="preserve"> </w:t>
-      </w:r>
-      <w:r>
-        <w:t>is regenerated by the build.</w:t>
+        <w:t xml:space="preserve"> is regenerated by the build.</w:t>
       </w:r>
     </w:p>
     <w:p>
@@ -1545,7 +1523,7 @@
         <w:pStyle w:val="Heading2"/>
       </w:pPr>
       <w:bookmarkStart w:id="6" w:name="run-sheet-150-minutes"/>
-      <w:bookmarkStart w:id="7" w:name="_Toc242253754"/>
+      <w:bookmarkStart w:id="7" w:name="_Toc242260775"/>
       <w:bookmarkEnd w:id="4"/>
       <w:r>
         <w:t>Run sheet (150 minutes)</w:t>
@@ -1573,10 +1551,10 @@
         <w:tblLook w:val="0020" w:firstRow="1" w:lastRow="0" w:firstColumn="0" w:lastColumn="0" w:noHBand="0" w:noVBand="0"/>
       </w:tblPr>
       <w:tblGrid>
-        <w:gridCol w:w="700"/>
-        <w:gridCol w:w="1918"/>
-        <w:gridCol w:w="4886"/>
-        <w:gridCol w:w="2468"/>
+        <w:gridCol w:w="694"/>
+        <w:gridCol w:w="1868"/>
+        <w:gridCol w:w="4637"/>
+        <w:gridCol w:w="2773"/>
       </w:tblGrid>
       <w:tr>
         <w:trPr>
@@ -2038,24 +2016,24 @@
               <w:rPr>
                 <w:sz w:val="19"/>
               </w:rPr>
-              <w:t>Demo the cited briefing; run the scorecard follow-up</w:t>
-            </w:r>
-          </w:p>
-        </w:tc>
-        <w:tc>
-          <w:tcPr>
-            <w:tcW w:w="0" w:type="auto"/>
-          </w:tcPr>
-          <w:p>
-            <w:pPr>
-              <w:pStyle w:val="Compact"/>
-              <w:spacing w:before="20" w:after="20"/>
-            </w:pPr>
-            <w:r>
-              <w:rPr>
-                <w:sz w:val="19"/>
-              </w:rPr>
-              <w:t>Run Deep Research, tailor questions, build the Word + Excel scorecard</w:t>
+              <w:t>Demo the cited briefing; demo the optional scorecard</w:t>
+            </w:r>
+          </w:p>
+        </w:tc>
+        <w:tc>
+          <w:tcPr>
+            <w:tcW w:w="0" w:type="auto"/>
+          </w:tcPr>
+          <w:p>
+            <w:pPr>
+              <w:pStyle w:val="Compact"/>
+              <w:spacing w:before="20" w:after="20"/>
+            </w:pPr>
+            <w:r>
+              <w:rPr>
+                <w:sz w:val="19"/>
+              </w:rPr>
+              <w:t>Run Deep Research, ground it in the job description for 5 questions; optional: Word + Excel scorecard</w:t>
             </w:r>
           </w:p>
         </w:tc>
@@ -2127,7 +2105,7 @@
               <w:rPr>
                 <w:sz w:val="19"/>
               </w:rPr>
-              <w:t>Run the two-site navigation, check the links, build the Word brief for payroll</w:t>
+              <w:t>Run the two-site navigation, check the links; optional: Word brief for payroll</w:t>
             </w:r>
           </w:p>
         </w:tc>
@@ -2421,7 +2399,7 @@
               <w:rPr>
                 <w:sz w:val="19"/>
               </w:rPr>
-              <w:t>Do Task 6a, 6b, 6c</w:t>
+              <w:t>Do Task 6a; optional: 6b, 6c</w:t>
             </w:r>
           </w:p>
         </w:tc>
@@ -2493,7 +2471,7 @@
               <w:rPr>
                 <w:sz w:val="19"/>
               </w:rPr>
-              <w:t>Do Task 7a, 7b, 7c</w:t>
+              <w:t>Do Task 7a, 7b; optional: 7c</w:t>
             </w:r>
           </w:p>
         </w:tc>
@@ -2648,7 +2626,7 @@
         <w:pStyle w:val="Heading2"/>
       </w:pPr>
       <w:bookmarkStart w:id="8" w:name="segment-talking-points"/>
-      <w:bookmarkStart w:id="9" w:name="_Toc242253755"/>
+      <w:bookmarkStart w:id="9" w:name="_Toc242260776"/>
       <w:bookmarkEnd w:id="6"/>
       <w:r>
         <w:t>Segment talking points</w:t>
@@ -3152,27 +3130,82 @@
         </w:numPr>
       </w:pPr>
       <w:r>
-        <w:t xml:space="preserve">This is the first </w:t>
-      </w:r>
-      <w:r>
-        <w:rPr>
-          <w:b/>
-          <w:bCs/>
-        </w:rPr>
-        <w:t>scenario card</w:t>
-      </w:r>
-      <w:r>
-        <w:t xml:space="preserve"> of the day, and every later exercise uses the same format. Walk it: </w:t>
-      </w:r>
-      <w:r>
-        <w:rPr>
-          <w:b/>
-          <w:bCs/>
-        </w:rPr>
-        <w:t>Goal → Output → Why Cowork? → Prompt → Workflow → Data sources</w:t>
-      </w:r>
-      <w:r>
-        <w:t>.</w:t>
+        <w:rPr>
+          <w:b/>
+          <w:bCs/>
+        </w:rPr>
+        <w:t>Set expectations before they paste the prompt</w:t>
+      </w:r>
+      <w:r>
+        <w:t xml:space="preserve"> (the dry run showed people weren't sure what would pop up):</w:t>
+      </w:r>
+    </w:p>
+    <w:p>
+      <w:pPr>
+        <w:pStyle w:val="Compact"/>
+        <w:numPr>
+          <w:ilvl w:val="1"/>
+          <w:numId w:val="7"/>
+        </w:numPr>
+      </w:pPr>
+      <w:r>
+        <w:rPr>
+          <w:b/>
+          <w:bCs/>
+        </w:rPr>
+        <w:t>Their own data, not Zava.</w:t>
+      </w:r>
+      <w:r>
+        <w:t xml:space="preserve"> Ex 1 is the only exercise on their real mail, calendar, Teams, and transcripts, so the dashboard shows </w:t>
+      </w:r>
+      <w:r>
+        <w:rPr>
+          <w:b/>
+          <w:bCs/>
+        </w:rPr>
+        <w:t>their</w:t>
+      </w:r>
+      <w:r>
+        <w:t xml:space="preserve"> meetings and tasks. That's expected.</w:t>
+      </w:r>
+    </w:p>
+    <w:p>
+      <w:pPr>
+        <w:pStyle w:val="Compact"/>
+        <w:numPr>
+          <w:ilvl w:val="1"/>
+          <w:numId w:val="7"/>
+        </w:numPr>
+      </w:pPr>
+      <w:r>
+        <w:rPr>
+          <w:b/>
+          <w:bCs/>
+        </w:rPr>
+        <w:t>What Cowork will ask:</w:t>
+      </w:r>
+      <w:r>
+        <w:t xml:space="preserve"> clarifying questions (answer in the chat), progress messages and skill chips (nothing to do), </w:t>
+      </w:r>
+      <w:r>
+        <w:rPr>
+          <w:b/>
+          <w:bCs/>
+        </w:rPr>
+        <w:t>two approval cards</w:t>
+      </w:r>
+      <w:r>
+        <w:t xml:space="preserve"> near the end (save the skill, create the schedule; one at a time), and </w:t>
+      </w:r>
+      <w:r>
+        <w:rPr>
+          <w:b/>
+          <w:bCs/>
+        </w:rPr>
+        <w:t>suggested next steps</w:t>
+      </w:r>
+      <w:r>
+        <w:t xml:space="preserve"> when it finishes (skip them for now). The workbook lists these in a "What Cowork will ask you" box.</w:t>
       </w:r>
     </w:p>
     <w:p>
@@ -3184,47 +3217,27 @@
         </w:numPr>
       </w:pPr>
       <w:r>
-        <w:t xml:space="preserve">It shows Cowork at full stretch in </w:t>
-      </w:r>
-      <w:r>
-        <w:rPr>
-          <w:b/>
-          <w:bCs/>
-        </w:rPr>
-        <w:t>one prompt</w:t>
-      </w:r>
-      <w:r>
-        <w:t xml:space="preserve">: Work IQ gathers calendar, mail, chats, transcripts, and files → analyzes signals → builds an </w:t>
-      </w:r>
-      <w:r>
-        <w:rPr>
-          <w:b/>
-          <w:bCs/>
-        </w:rPr>
-        <w:t>interactive HTML dashboard</w:t>
-      </w:r>
-      <w:r>
-        <w:t xml:space="preserve"> → </w:t>
-      </w:r>
-      <w:r>
-        <w:rPr>
-          <w:b/>
-          <w:bCs/>
-        </w:rPr>
-        <w:t>saves itself as a skill</w:t>
-      </w:r>
-      <w:r>
-        <w:t xml:space="preserve"> and </w:t>
-      </w:r>
-      <w:r>
-        <w:rPr>
-          <w:b/>
-          <w:bCs/>
-        </w:rPr>
-        <w:t>schedules itself</w:t>
-      </w:r>
-      <w:r>
-        <w:t>. Preview for Ex 4 (skills) and Ex 7 (Automations).</w:t>
+        <w:t xml:space="preserve">This is the first </w:t>
+      </w:r>
+      <w:r>
+        <w:rPr>
+          <w:b/>
+          <w:bCs/>
+        </w:rPr>
+        <w:t>scenario card</w:t>
+      </w:r>
+      <w:r>
+        <w:t xml:space="preserve"> of the day, and every later exercise uses the same format. Walk it: </w:t>
+      </w:r>
+      <w:r>
+        <w:rPr>
+          <w:b/>
+          <w:bCs/>
+        </w:rPr>
+        <w:t>Goal → Output → Why Cowork? → Prompt → Workflow → Data sources</w:t>
+      </w:r>
+      <w:r>
+        <w:t>.</w:t>
       </w:r>
     </w:p>
     <w:p>
@@ -3236,29 +3249,47 @@
         </w:numPr>
       </w:pPr>
       <w:r>
-        <w:t xml:space="preserve">Have attendees fill the placeholders: </w:t>
-      </w:r>
-      <w:r>
-        <w:rPr>
-          <w:rStyle w:val="VerbatimChar"/>
-          <w:b/>
-          <w:bCs/>
-        </w:rPr>
-        <w:t>[Priority Folder]</w:t>
-      </w:r>
-      <w:r>
-        <w:t xml:space="preserve"> → a OneDrive folder of their own priority documents (or the Zava folder); </w:t>
-      </w:r>
-      <w:r>
-        <w:rPr>
-          <w:rStyle w:val="VerbatimChar"/>
-          <w:b/>
-          <w:bCs/>
-        </w:rPr>
-        <w:t>[time]</w:t>
-      </w:r>
-      <w:r>
-        <w:t xml:space="preserve"> → e.g., 8:00 AM.</w:t>
+        <w:t xml:space="preserve">It shows Cowork at full stretch in </w:t>
+      </w:r>
+      <w:r>
+        <w:rPr>
+          <w:b/>
+          <w:bCs/>
+        </w:rPr>
+        <w:t>one prompt</w:t>
+      </w:r>
+      <w:r>
+        <w:t xml:space="preserve">: Work IQ gathers calendar, mail, chats, transcripts, and files → analyzes signals → builds an </w:t>
+      </w:r>
+      <w:r>
+        <w:rPr>
+          <w:b/>
+          <w:bCs/>
+        </w:rPr>
+        <w:t>interactive HTML dashboard</w:t>
+      </w:r>
+      <w:r>
+        <w:t xml:space="preserve"> → </w:t>
+      </w:r>
+      <w:r>
+        <w:rPr>
+          <w:b/>
+          <w:bCs/>
+        </w:rPr>
+        <w:t>saves itself as a skill</w:t>
+      </w:r>
+      <w:r>
+        <w:t xml:space="preserve"> and </w:t>
+      </w:r>
+      <w:r>
+        <w:rPr>
+          <w:b/>
+          <w:bCs/>
+        </w:rPr>
+        <w:t>schedules itself</w:t>
+      </w:r>
+      <w:r>
+        <w:t>. Preview for Ex 4 (skills) and Ex 7 (Automations).</w:t>
       </w:r>
     </w:p>
     <w:p>
@@ -3270,10 +3301,45 @@
         </w:numPr>
       </w:pPr>
       <w:r>
-        <w:rPr>
-          <w:b/>
-          <w:bCs/>
-        </w:rPr>
+        <w:t xml:space="preserve">Have attendees fill the placeholders: </w:t>
+      </w:r>
+      <w:r>
+        <w:rPr>
+          <w:rStyle w:val="VerbatimChar"/>
+          <w:b/>
+          <w:bCs/>
+        </w:rPr>
+        <w:t>[Priority Folder]</w:t>
+      </w:r>
+      <w:r>
+        <w:t xml:space="preserve"> → a OneDrive folder of their own priority documents (or the Zava folder); </w:t>
+      </w:r>
+      <w:r>
+        <w:rPr>
+          <w:rStyle w:val="VerbatimChar"/>
+          <w:b/>
+          <w:bCs/>
+        </w:rPr>
+        <w:t>[time]</w:t>
+      </w:r>
+      <w:r>
+        <w:t xml:space="preserve"> → e.g., 8:00 AM.</w:t>
+      </w:r>
+    </w:p>
+    <w:p>
+      <w:pPr>
+        <w:pStyle w:val="Compact"/>
+        <w:numPr>
+          <w:ilvl w:val="0"/>
+          <w:numId w:val="6"/>
+        </w:numPr>
+      </w:pPr>
+      <w:r>
+        <w:rPr>
+          <w:b/>
+          <w:bCs/>
+        </w:rPr>
+        <w:lastRenderedPageBreak/>
         <w:t>Slow down and show the Output folder (about 3 minutes, on screen).</w:t>
       </w:r>
       <w:r>
@@ -3285,7 +3351,7 @@
         <w:pStyle w:val="Compact"/>
         <w:numPr>
           <w:ilvl w:val="1"/>
-          <w:numId w:val="7"/>
+          <w:numId w:val="8"/>
         </w:numPr>
       </w:pPr>
       <w:r>
@@ -3307,7 +3373,7 @@
         <w:pStyle w:val="Compact"/>
         <w:numPr>
           <w:ilvl w:val="1"/>
-          <w:numId w:val="7"/>
+          <w:numId w:val="8"/>
         </w:numPr>
       </w:pPr>
       <w:r>
@@ -3359,7 +3425,7 @@
         <w:pStyle w:val="Compact"/>
         <w:numPr>
           <w:ilvl w:val="1"/>
-          <w:numId w:val="7"/>
+          <w:numId w:val="8"/>
         </w:numPr>
       </w:pPr>
       <w:r>
@@ -3373,10 +3439,7 @@
         <w:t>Preview</w:t>
       </w:r>
       <w:r>
-        <w:t xml:space="preserve"> </w:t>
-      </w:r>
-      <w:r>
-        <w:t xml:space="preserve">on the HTML dashboard: it opens in a split view; show the </w:t>
+        <w:t xml:space="preserve"> on the HTML dashboard: it opens in a split view; show the </w:t>
       </w:r>
       <w:r>
         <w:rPr>
@@ -3404,7 +3467,7 @@
         <w:pStyle w:val="Compact"/>
         <w:numPr>
           <w:ilvl w:val="1"/>
-          <w:numId w:val="7"/>
+          <w:numId w:val="8"/>
         </w:numPr>
       </w:pPr>
       <w:r>
@@ -3436,11 +3499,10 @@
         <w:pStyle w:val="Compact"/>
         <w:numPr>
           <w:ilvl w:val="1"/>
-          <w:numId w:val="7"/>
+          <w:numId w:val="8"/>
         </w:numPr>
       </w:pPr>
       <w:r>
-        <w:lastRenderedPageBreak/>
         <w:t xml:space="preserve">Open </w:t>
       </w:r>
       <w:r>
@@ -3572,10 +3634,7 @@
         <w:t>pause or delete the weekday schedule</w:t>
       </w:r>
       <w:r>
-        <w:t xml:space="preserve"> </w:t>
-      </w:r>
-      <w:r>
-        <w:t>after class (Automations → Manage schedules) so it doesn't keep consuming usage.</w:t>
+        <w:t xml:space="preserve"> after class (Automations → Manage schedules) so it doesn't keep consuming usage.</w:t>
       </w:r>
     </w:p>
     <w:p>
@@ -3586,190 +3645,6 @@
       <w:bookmarkEnd w:id="13"/>
       <w:r>
         <w:t>Ex 2 — Deep Research (0:35–0:50)</w:t>
-      </w:r>
-    </w:p>
-    <w:p>
-      <w:pPr>
-        <w:pStyle w:val="Compact"/>
-        <w:numPr>
-          <w:ilvl w:val="0"/>
-          <w:numId w:val="8"/>
-        </w:numPr>
-      </w:pPr>
-      <w:r>
-        <w:t xml:space="preserve">Deep Research reads and </w:t>
-      </w:r>
-      <w:r>
-        <w:rPr>
-          <w:b/>
-          <w:bCs/>
-        </w:rPr>
-        <w:t>cites</w:t>
-      </w:r>
-      <w:r>
-        <w:t xml:space="preserve"> many web sources; contrast it with a single lookup.</w:t>
-      </w:r>
-    </w:p>
-    <w:p>
-      <w:pPr>
-        <w:pStyle w:val="Compact"/>
-        <w:numPr>
-          <w:ilvl w:val="0"/>
-          <w:numId w:val="8"/>
-        </w:numPr>
-      </w:pPr>
-      <w:r>
-        <w:t xml:space="preserve">Have attendees </w:t>
-      </w:r>
-      <w:r>
-        <w:rPr>
-          <w:b/>
-          <w:bCs/>
-        </w:rPr>
-        <w:t>open two citations</w:t>
-      </w:r>
-      <w:r>
-        <w:t xml:space="preserve"> and check them: the habit matters more than the briefing.</w:t>
-      </w:r>
-    </w:p>
-    <w:p>
-      <w:pPr>
-        <w:pStyle w:val="Compact"/>
-        <w:numPr>
-          <w:ilvl w:val="0"/>
-          <w:numId w:val="8"/>
-        </w:numPr>
-      </w:pPr>
-      <w:r>
-        <w:rPr>
-          <w:b/>
-          <w:bCs/>
-        </w:rPr>
-        <w:t>Follow-up prompt, same task:</w:t>
-      </w:r>
-      <w:r>
-        <w:t xml:space="preserve"> </w:t>
-      </w:r>
-      <w:r>
-        <w:rPr>
-          <w:i/>
-          <w:iCs/>
-        </w:rPr>
-        <w:t>"Turn this into an interviewer scorecard in Word AND Excel with the scoring scales filled in."</w:t>
-      </w:r>
-      <w:r>
-        <w:t xml:space="preserve"> One follow-up turns research into ready-to-use deliverables in </w:t>
-      </w:r>
-      <w:r>
-        <w:rPr>
-          <w:b/>
-          <w:bCs/>
-        </w:rPr>
-        <w:t>two formats</w:t>
-      </w:r>
-      <w:r>
-        <w:t xml:space="preserve"> at once. Point out the </w:t>
-      </w:r>
-      <w:r>
-        <w:rPr>
-          <w:b/>
-          <w:bCs/>
-        </w:rPr>
-        <w:t>Word</w:t>
-      </w:r>
-      <w:r>
-        <w:t xml:space="preserve"> and </w:t>
-      </w:r>
-      <w:r>
-        <w:rPr>
-          <w:b/>
-          <w:bCs/>
-        </w:rPr>
-        <w:t>Excel</w:t>
-      </w:r>
-      <w:r>
-        <w:t xml:space="preserve"> skill chips, then have attendees open both files from the </w:t>
-      </w:r>
-      <w:r>
-        <w:rPr>
-          <w:b/>
-          <w:bCs/>
-        </w:rPr>
-        <w:t>Output folder</w:t>
-      </w:r>
-      <w:r>
-        <w:t xml:space="preserve"> they learned in Ex 1.</w:t>
-      </w:r>
-    </w:p>
-    <w:p>
-      <w:pPr>
-        <w:pStyle w:val="Compact"/>
-        <w:numPr>
-          <w:ilvl w:val="0"/>
-          <w:numId w:val="8"/>
-        </w:numPr>
-      </w:pPr>
-      <w:r>
-        <w:t xml:space="preserve">Check that the scales are actually </w:t>
-      </w:r>
-      <w:r>
-        <w:rPr>
-          <w:b/>
-          <w:bCs/>
-        </w:rPr>
-        <w:t>filled in</w:t>
-      </w:r>
-      <w:r>
-        <w:t xml:space="preserve"> (anchored descriptions for each score), not placeholders. If they're blank, have attendees reply: </w:t>
-      </w:r>
-      <w:r>
-        <w:rPr>
-          <w:i/>
-          <w:iCs/>
-        </w:rPr>
-        <w:t>"Fill in the 1, 3, and 5 anchors for every competency."</w:t>
-      </w:r>
-    </w:p>
-    <w:p>
-      <w:pPr>
-        <w:pStyle w:val="Compact"/>
-        <w:numPr>
-          <w:ilvl w:val="0"/>
-          <w:numId w:val="8"/>
-        </w:numPr>
-      </w:pPr>
-      <w:r>
-        <w:rPr>
-          <w:b/>
-          <w:bCs/>
-        </w:rPr>
-        <w:t>Timing:</w:t>
-      </w:r>
-      <w:r>
-        <w:t xml:space="preserve"> Deep Research takes a few minutes. Use the wait to ask "When is web research better than our own content, and when is it riskier?" If the room is behind at </w:t>
-      </w:r>
-      <w:r>
-        <w:rPr>
-          <w:b/>
-          <w:bCs/>
-        </w:rPr>
-        <w:t>0:45</w:t>
-      </w:r>
-      <w:r>
-        <w:t xml:space="preserve">, demo the </w:t>
-      </w:r>
-      <w:r>
-        <w:t>scorecard follow-up on your screen.</w:t>
-      </w:r>
-    </w:p>
-    <w:p>
-      <w:pPr>
-        <w:pStyle w:val="Heading3"/>
-      </w:pPr>
-      <w:bookmarkStart w:id="15" w:name="Xe0b62c85d1b124cb1b65593c7c06c26c5866f11"/>
-      <w:bookmarkEnd w:id="14"/>
-      <w:r>
-        <w:t>Ex 3 — Navigate websites with Cowork's browser (0:50–1:05)</w:t>
       </w:r>
     </w:p>
     <w:p>
@@ -3781,27 +3656,17 @@
         </w:numPr>
       </w:pPr>
       <w:r>
-        <w:t xml:space="preserve">This is the </w:t>
-      </w:r>
-      <w:r>
-        <w:rPr>
-          <w:b/>
-          <w:bCs/>
-        </w:rPr>
-        <w:t>"use the browser to navigate the web and get things done"</w:t>
-      </w:r>
-      <w:r>
-        <w:t xml:space="preserve"> requirement. Cowork </w:t>
-      </w:r>
-      <w:r>
-        <w:rPr>
-          <w:b/>
-          <w:bCs/>
-        </w:rPr>
-        <w:t>operates websites</w:t>
-      </w:r>
-      <w:r>
-        <w:t xml:space="preserve"> step by step, like a person or a test tool such as Playwright would: types in a site's search box, clicks links and menus, moves to a second site, and reports each page.</w:t>
+        <w:t xml:space="preserve">Deep Research reads and </w:t>
+      </w:r>
+      <w:r>
+        <w:rPr>
+          <w:b/>
+          <w:bCs/>
+        </w:rPr>
+        <w:t>cites</w:t>
+      </w:r>
+      <w:r>
+        <w:t xml:space="preserve"> many web sources; contrast it with a single lookup.</w:t>
       </w:r>
     </w:p>
     <w:p>
@@ -3813,34 +3678,17 @@
         </w:numPr>
       </w:pPr>
       <w:r>
-        <w:rPr>
-          <w:b/>
-          <w:bCs/>
-        </w:rPr>
-        <w:t>Say it early:</w:t>
-      </w:r>
-      <w:r>
-        <w:t xml:space="preserve"> there's </w:t>
-      </w:r>
-      <w:r>
-        <w:rPr>
-          <w:b/>
-          <w:bCs/>
-        </w:rPr>
-        <w:t>no "browser" skill</w:t>
-      </w:r>
-      <w:r>
-        <w:t xml:space="preserve"> to pick and no skill chip. Ask for something that needs a website and Cowork opens a </w:t>
-      </w:r>
-      <w:r>
-        <w:rPr>
-          <w:b/>
-          <w:bCs/>
-        </w:rPr>
-        <w:t>hidden tab in the attendee's own Edge</w:t>
-      </w:r>
-      <w:r>
-        <w:t>, with their sign-ins and the organization's policies. No new access; sign-in, MFA, and CAPTCHA are handed back to the person; consequential actions need approval; everything is audited.</w:t>
+        <w:t xml:space="preserve">Have attendees </w:t>
+      </w:r>
+      <w:r>
+        <w:rPr>
+          <w:b/>
+          <w:bCs/>
+        </w:rPr>
+        <w:t>open two citations</w:t>
+      </w:r>
+      <w:r>
+        <w:t xml:space="preserve"> and check them: the habit matters more than the briefing.</w:t>
       </w:r>
     </w:p>
     <w:p>
@@ -3856,60 +3704,29 @@
           <w:b/>
           <w:bCs/>
         </w:rPr>
-        <w:t>Demo it first:</w:t>
-      </w:r>
-      <w:r>
-        <w:t xml:space="preserve"> show the one-time </w:t>
-      </w:r>
-      <w:r>
-        <w:rPr>
-          <w:b/>
-          <w:bCs/>
-        </w:rPr>
-        <w:t>consent notice</w:t>
-      </w:r>
-      <w:r>
-        <w:t xml:space="preserve"> (</w:t>
-      </w:r>
-      <w:r>
-        <w:rPr>
-          <w:b/>
-          <w:bCs/>
-        </w:rPr>
-        <w:t>I understand</w:t>
-      </w:r>
-      <w:r>
-        <w:t xml:space="preserve">), the </w:t>
-      </w:r>
-      <w:r>
-        <w:rPr>
-          <w:b/>
-          <w:bCs/>
-        </w:rPr>
-        <w:t>progress chips</w:t>
-      </w:r>
-      <w:r>
-        <w:t xml:space="preserve"> (</w:t>
-      </w:r>
-      <w:r>
-        <w:rPr>
-          <w:i/>
-          <w:iCs/>
-        </w:rPr>
-        <w:t>Opening dol.gov</w:t>
-      </w:r>
-      <w:r>
-        <w:t xml:space="preserve">, searching), and </w:t>
-      </w:r>
-      <w:r>
-        <w:rPr>
-          <w:b/>
-          <w:bCs/>
-        </w:rPr>
-        <w:t>Switch to tab</w:t>
-      </w:r>
-      <w:r>
-        <w:t xml:space="preserve"> so the room sees Edge typing in the DOL search box and clicking through. Then switch back to the chat.</w:t>
+        <w:t>Required:</w:t>
+      </w:r>
+      <w:r>
+        <w:t xml:space="preserve"> the Deep Research briefing (2a) and grounding it in </w:t>
+      </w:r>
+      <w:r>
+        <w:rPr>
+          <w:rStyle w:val="VerbatimChar"/>
+        </w:rPr>
+        <w:t>job-description-sample.docx</w:t>
+      </w:r>
+      <w:r>
+        <w:t xml:space="preserve"> for 5 tailored questions (2b). The dry run took about 20 minutes with the scorecard included, so the scorecard is now </w:t>
+      </w:r>
+      <w:r>
+        <w:rPr>
+          <w:b/>
+          <w:bCs/>
+        </w:rPr>
+        <w:t>optional (Task 2c)</w:t>
+      </w:r>
+      <w:r>
+        <w:t xml:space="preserve"> for fast finishers.</w:t>
       </w:r>
     </w:p>
     <w:p>
@@ -3921,47 +3738,41 @@
         </w:numPr>
       </w:pPr>
       <w:r>
-        <w:t xml:space="preserve">The prompt is </w:t>
-      </w:r>
-      <w:r>
-        <w:rPr>
-          <w:b/>
-          <w:bCs/>
-        </w:rPr>
-        <w:t>read-only</w:t>
+        <w:rPr>
+          <w:b/>
+          <w:bCs/>
+        </w:rPr>
+        <w:t>Optional follow-up, same task (2c):</w:t>
       </w:r>
       <w:r>
         <w:t xml:space="preserve"> </w:t>
       </w:r>
       <w:r>
-        <w:t xml:space="preserve">on two public government sites (dol.gov, lni.wa.gov), so it's safe for a room of 25. A good table: Zava's 1.5× over 40 hours </w:t>
-      </w:r>
-      <w:r>
-        <w:rPr>
-          <w:b/>
-          <w:bCs/>
-        </w:rPr>
-        <w:t>matches</w:t>
-      </w:r>
-      <w:r>
-        <w:t xml:space="preserve"> federal and Washington rules; DOL adds the </w:t>
-      </w:r>
-      <w:r>
-        <w:rPr>
-          <w:b/>
-          <w:bCs/>
-        </w:rPr>
-        <w:t>regular-payday</w:t>
-      </w:r>
-      <w:r>
-        <w:t xml:space="preserve"> rule, Washington adds </w:t>
-      </w:r>
-      <w:r>
-        <w:rPr>
-          <w:b/>
-          <w:bCs/>
-        </w:rPr>
-        <w:t>no waiver</w:t>
+        <w:rPr>
+          <w:i/>
+          <w:iCs/>
+        </w:rPr>
+        <w:t>"Turn this into an interviewer scorecard in Word AND Excel with the scoring scales filled in."</w:t>
+      </w:r>
+      <w:r>
+        <w:t xml:space="preserve"> One follow-up turns research into ready-to-use deliverables in </w:t>
+      </w:r>
+      <w:r>
+        <w:rPr>
+          <w:b/>
+          <w:bCs/>
+        </w:rPr>
+        <w:t>two formats</w:t>
+      </w:r>
+      <w:r>
+        <w:t xml:space="preserve"> at once. Point out the </w:t>
+      </w:r>
+      <w:r>
+        <w:rPr>
+          <w:b/>
+          <w:bCs/>
+        </w:rPr>
+        <w:t>Word</w:t>
       </w:r>
       <w:r>
         <w:t xml:space="preserve"> and </w:t>
@@ -3971,20 +3782,20 @@
           <w:b/>
           <w:bCs/>
         </w:rPr>
-        <w:t>no daily overtime</w:t>
-      </w:r>
-      <w:r>
-        <w:t xml:space="preserve">. So </w:t>
-      </w:r>
-      <w:r>
-        <w:rPr>
-          <w:b/>
-          <w:bCs/>
-        </w:rPr>
-        <w:t>T-2008</w:t>
-      </w:r>
-      <w:r>
-        <w:t xml:space="preserve"> is time-sensitive. Remind the room: a policy check, not legal advice.</w:t>
+        <w:t>Excel</w:t>
+      </w:r>
+      <w:r>
+        <w:t xml:space="preserve"> skill chips, then have attendees open both files from the </w:t>
+      </w:r>
+      <w:r>
+        <w:rPr>
+          <w:b/>
+          <w:bCs/>
+        </w:rPr>
+        <w:t>Output folder</w:t>
+      </w:r>
+      <w:r>
+        <w:t xml:space="preserve"> they learned in Ex 1.</w:t>
       </w:r>
     </w:p>
     <w:p>
@@ -3996,24 +3807,24 @@
         </w:numPr>
       </w:pPr>
       <w:r>
-        <w:rPr>
-          <w:b/>
-          <w:bCs/>
-        </w:rPr>
-        <w:t>3b</w:t>
-      </w:r>
-      <w:r>
-        <w:t xml:space="preserve"> turns the table into a Word brief for payroll; they find it in the </w:t>
-      </w:r>
-      <w:r>
-        <w:rPr>
-          <w:b/>
-          <w:bCs/>
-        </w:rPr>
-        <w:t>Output folder</w:t>
-      </w:r>
-      <w:r>
-        <w:t>.</w:t>
+        <w:t xml:space="preserve">Check that the scales are actually </w:t>
+      </w:r>
+      <w:r>
+        <w:rPr>
+          <w:b/>
+          <w:bCs/>
+        </w:rPr>
+        <w:t>filled in</w:t>
+      </w:r>
+      <w:r>
+        <w:t xml:space="preserve"> (anchored descriptions for each score), not placeholders. If they're blank, have attendees reply: </w:t>
+      </w:r>
+      <w:r>
+        <w:rPr>
+          <w:i/>
+          <w:iCs/>
+        </w:rPr>
+        <w:t>"Fill in the 1, 3, and 5 anchors for every competency."</w:t>
       </w:r>
     </w:p>
     <w:p>
@@ -4022,6 +3833,287 @@
         <w:numPr>
           <w:ilvl w:val="0"/>
           <w:numId w:val="9"/>
+        </w:numPr>
+      </w:pPr>
+      <w:r>
+        <w:rPr>
+          <w:b/>
+          <w:bCs/>
+        </w:rPr>
+        <w:t>Timing:</w:t>
+      </w:r>
+      <w:r>
+        <w:t xml:space="preserve"> Deep Research takes a few minutes. Use the wait to ask "When is web research better than our own content, and when is it riskier?" At </w:t>
+      </w:r>
+      <w:r>
+        <w:rPr>
+          <w:b/>
+          <w:bCs/>
+        </w:rPr>
+        <w:t>0:45</w:t>
+      </w:r>
+      <w:r>
+        <w:t>, demo the optional scorecard on your screen so everyone sees the Word + Excel output.</w:t>
+      </w:r>
+    </w:p>
+    <w:p>
+      <w:pPr>
+        <w:pStyle w:val="Heading3"/>
+      </w:pPr>
+      <w:bookmarkStart w:id="15" w:name="Xe0b62c85d1b124cb1b65593c7c06c26c5866f11"/>
+      <w:bookmarkEnd w:id="14"/>
+      <w:r>
+        <w:t>Ex 3 — Navigate websites with Cowork's browser (0:50–1:05)</w:t>
+      </w:r>
+    </w:p>
+    <w:p>
+      <w:pPr>
+        <w:pStyle w:val="Compact"/>
+        <w:numPr>
+          <w:ilvl w:val="0"/>
+          <w:numId w:val="10"/>
+        </w:numPr>
+      </w:pPr>
+      <w:r>
+        <w:t xml:space="preserve">This is the </w:t>
+      </w:r>
+      <w:r>
+        <w:rPr>
+          <w:b/>
+          <w:bCs/>
+        </w:rPr>
+        <w:t>"use the browser to navigate the web and get things done"</w:t>
+      </w:r>
+      <w:r>
+        <w:t xml:space="preserve"> requirement. Cowork </w:t>
+      </w:r>
+      <w:r>
+        <w:rPr>
+          <w:b/>
+          <w:bCs/>
+        </w:rPr>
+        <w:t>operates websites</w:t>
+      </w:r>
+      <w:r>
+        <w:t xml:space="preserve"> step by step, like a person or a test tool such as Playwright would: types in a site's search box, clicks links and menus, moves to a second site, and reports each page.</w:t>
+      </w:r>
+    </w:p>
+    <w:p>
+      <w:pPr>
+        <w:pStyle w:val="Compact"/>
+        <w:numPr>
+          <w:ilvl w:val="0"/>
+          <w:numId w:val="10"/>
+        </w:numPr>
+      </w:pPr>
+      <w:r>
+        <w:rPr>
+          <w:b/>
+          <w:bCs/>
+        </w:rPr>
+        <w:t>Say it early:</w:t>
+      </w:r>
+      <w:r>
+        <w:t xml:space="preserve"> there's </w:t>
+      </w:r>
+      <w:r>
+        <w:rPr>
+          <w:b/>
+          <w:bCs/>
+        </w:rPr>
+        <w:t>no "browser" skill</w:t>
+      </w:r>
+      <w:r>
+        <w:t xml:space="preserve"> to pick and no skill chip. Ask for something that needs a website and Cowork opens a </w:t>
+      </w:r>
+      <w:r>
+        <w:rPr>
+          <w:b/>
+          <w:bCs/>
+        </w:rPr>
+        <w:t>hidden tab in the attendee's own Edge</w:t>
+      </w:r>
+      <w:r>
+        <w:t>, with their sign-ins and the organization's policies. No new access; sign-in, MFA, and CAPTCHA are handed back to the person; consequential actions need approval; everything is audited.</w:t>
+      </w:r>
+    </w:p>
+    <w:p>
+      <w:pPr>
+        <w:pStyle w:val="Compact"/>
+        <w:numPr>
+          <w:ilvl w:val="0"/>
+          <w:numId w:val="10"/>
+        </w:numPr>
+      </w:pPr>
+      <w:r>
+        <w:rPr>
+          <w:b/>
+          <w:bCs/>
+        </w:rPr>
+        <w:lastRenderedPageBreak/>
+        <w:t>Demo it first:</w:t>
+      </w:r>
+      <w:r>
+        <w:t xml:space="preserve"> show the one-time </w:t>
+      </w:r>
+      <w:r>
+        <w:rPr>
+          <w:b/>
+          <w:bCs/>
+        </w:rPr>
+        <w:t>consent notice</w:t>
+      </w:r>
+      <w:r>
+        <w:t xml:space="preserve"> (</w:t>
+      </w:r>
+      <w:r>
+        <w:rPr>
+          <w:b/>
+          <w:bCs/>
+        </w:rPr>
+        <w:t>I understand</w:t>
+      </w:r>
+      <w:r>
+        <w:t xml:space="preserve">), the </w:t>
+      </w:r>
+      <w:r>
+        <w:rPr>
+          <w:b/>
+          <w:bCs/>
+        </w:rPr>
+        <w:t>progress chips</w:t>
+      </w:r>
+      <w:r>
+        <w:t xml:space="preserve"> (</w:t>
+      </w:r>
+      <w:r>
+        <w:rPr>
+          <w:i/>
+          <w:iCs/>
+        </w:rPr>
+        <w:t>Opening dol.gov</w:t>
+      </w:r>
+      <w:r>
+        <w:t xml:space="preserve">, searching), and </w:t>
+      </w:r>
+      <w:r>
+        <w:rPr>
+          <w:b/>
+          <w:bCs/>
+        </w:rPr>
+        <w:t>Switch to tab</w:t>
+      </w:r>
+      <w:r>
+        <w:t xml:space="preserve"> so the room sees Edge typing in the DOL search box and clicking through. Then switch back to the chat.</w:t>
+      </w:r>
+    </w:p>
+    <w:p>
+      <w:pPr>
+        <w:pStyle w:val="Compact"/>
+        <w:numPr>
+          <w:ilvl w:val="0"/>
+          <w:numId w:val="10"/>
+        </w:numPr>
+      </w:pPr>
+      <w:r>
+        <w:t xml:space="preserve">The prompt is </w:t>
+      </w:r>
+      <w:r>
+        <w:rPr>
+          <w:b/>
+          <w:bCs/>
+        </w:rPr>
+        <w:t>read-only</w:t>
+      </w:r>
+      <w:r>
+        <w:t xml:space="preserve"> on two public government sites (dol.gov, lni.wa.gov), so it's safe for a room of 25. A good table: Zava's 1.5× over 40 hours </w:t>
+      </w:r>
+      <w:r>
+        <w:rPr>
+          <w:b/>
+          <w:bCs/>
+        </w:rPr>
+        <w:t>matches</w:t>
+      </w:r>
+      <w:r>
+        <w:t xml:space="preserve"> federal and Washington rules; DOL adds the </w:t>
+      </w:r>
+      <w:r>
+        <w:rPr>
+          <w:b/>
+          <w:bCs/>
+        </w:rPr>
+        <w:t>regular-payday</w:t>
+      </w:r>
+      <w:r>
+        <w:t xml:space="preserve"> rule, Washington adds </w:t>
+      </w:r>
+      <w:r>
+        <w:rPr>
+          <w:b/>
+          <w:bCs/>
+        </w:rPr>
+        <w:t>no waiver</w:t>
+      </w:r>
+      <w:r>
+        <w:t xml:space="preserve"> and </w:t>
+      </w:r>
+      <w:r>
+        <w:rPr>
+          <w:b/>
+          <w:bCs/>
+        </w:rPr>
+        <w:t>no daily overtime</w:t>
+      </w:r>
+      <w:r>
+        <w:t xml:space="preserve">. So </w:t>
+      </w:r>
+      <w:r>
+        <w:rPr>
+          <w:b/>
+          <w:bCs/>
+        </w:rPr>
+        <w:t>T-2008</w:t>
+      </w:r>
+      <w:r>
+        <w:t xml:space="preserve"> is time-sensitive. Remind the room: a policy check, not legal advice.</w:t>
+      </w:r>
+    </w:p>
+    <w:p>
+      <w:pPr>
+        <w:pStyle w:val="Compact"/>
+        <w:numPr>
+          <w:ilvl w:val="0"/>
+          <w:numId w:val="10"/>
+        </w:numPr>
+      </w:pPr>
+      <w:r>
+        <w:rPr>
+          <w:b/>
+          <w:bCs/>
+        </w:rPr>
+        <w:t>3b (optional)</w:t>
+      </w:r>
+      <w:r>
+        <w:t xml:space="preserve"> turns the table into a Word brief for payroll; fast finishers find it in the </w:t>
+      </w:r>
+      <w:r>
+        <w:rPr>
+          <w:b/>
+          <w:bCs/>
+        </w:rPr>
+        <w:t>Output folder</w:t>
+      </w:r>
+      <w:r>
+        <w:t>.</w:t>
+      </w:r>
+    </w:p>
+    <w:p>
+      <w:pPr>
+        <w:pStyle w:val="Compact"/>
+        <w:numPr>
+          <w:ilvl w:val="0"/>
+          <w:numId w:val="10"/>
         </w:numPr>
       </w:pPr>
       <w:r>
@@ -4092,7 +4184,7 @@
         <w:pStyle w:val="Compact"/>
         <w:numPr>
           <w:ilvl w:val="0"/>
-          <w:numId w:val="9"/>
+          <w:numId w:val="10"/>
         </w:numPr>
       </w:pPr>
       <w:r>
@@ -4100,24 +4192,50 @@
           <w:b/>
           <w:bCs/>
         </w:rPr>
-        <w:lastRenderedPageBreak/>
         <w:t>Stretch for fast finishers:</w:t>
       </w:r>
       <w:r>
-        <w:t xml:space="preserve"> the DOL's interactive </w:t>
-      </w:r>
-      <w:r>
-        <w:rPr>
-          <w:b/>
-          <w:bCs/>
-        </w:rPr>
-        <w:t>FLSA Overtime Security Advisor</w:t>
-      </w:r>
-      <w:r>
-        <w:t xml:space="preserve">, with Cowork saying each answer before it clicks. It shows multi-step form navigation without </w:t>
-      </w:r>
-      <w:r>
-        <w:t>submitting anything personal.</w:t>
+        <w:t xml:space="preserve"> </w:t>
+      </w:r>
+      <w:r>
+        <w:rPr>
+          <w:i/>
+          <w:iCs/>
+        </w:rPr>
+        <w:t>is the HR Coordinator exempt from overtime?</w:t>
+      </w:r>
+      <w:r>
+        <w:t xml:space="preserve"> Cowork finds DOL </w:t>
+      </w:r>
+      <w:r>
+        <w:rPr>
+          <w:b/>
+          <w:bCs/>
+        </w:rPr>
+        <w:t>Fact Sheet #17A</w:t>
+      </w:r>
+      <w:r>
+        <w:t xml:space="preserve"> through the dol.gov site search and reads the administrative-exemption duties test, then finds Washington's </w:t>
+      </w:r>
+      <w:r>
+        <w:rPr>
+          <w:b/>
+          <w:bCs/>
+        </w:rPr>
+        <w:t>minimum salary for exempt employees</w:t>
+      </w:r>
+      <w:r>
+        <w:t xml:space="preserve"> on lni.wa.gov. Read only, regular pages. Don't point people at interactive tools such as the DOL eLaws </w:t>
+      </w:r>
+      <w:r>
+        <w:rPr>
+          <w:b/>
+          <w:bCs/>
+        </w:rPr>
+        <w:t>Overtime Security Advisor</w:t>
+      </w:r>
+      <w:r>
+        <w:t>: in the dry run Cowork declined to open it.</w:t>
       </w:r>
     </w:p>
     <w:p>
@@ -4128,188 +4246,6 @@
       <w:bookmarkEnd w:id="15"/>
       <w:r>
         <w:t>Ex 4 — Build a custom skill (1:05–1:25) — the centerpiece</w:t>
-      </w:r>
-    </w:p>
-    <w:p>
-      <w:pPr>
-        <w:pStyle w:val="Compact"/>
-        <w:numPr>
-          <w:ilvl w:val="0"/>
-          <w:numId w:val="10"/>
-        </w:numPr>
-      </w:pPr>
-      <w:r>
-        <w:t xml:space="preserve">Build it live from </w:t>
-      </w:r>
-      <w:r>
-        <w:rPr>
-          <w:b/>
-          <w:bCs/>
-        </w:rPr>
-        <w:t>Customize → Skills → Add → Create new</w:t>
-      </w:r>
-      <w:r>
-        <w:t>.</w:t>
-      </w:r>
-    </w:p>
-    <w:p>
-      <w:pPr>
-        <w:pStyle w:val="Compact"/>
-        <w:numPr>
-          <w:ilvl w:val="0"/>
-          <w:numId w:val="10"/>
-        </w:numPr>
-      </w:pPr>
-      <w:r>
-        <w:t xml:space="preserve">Read the </w:t>
-      </w:r>
-      <w:r>
-        <w:rPr>
-          <w:b/>
-          <w:bCs/>
-        </w:rPr>
-        <w:t>auto-evaluation</w:t>
-      </w:r>
-      <w:r>
-        <w:t xml:space="preserve"> aloud; explain the four scoring dimensions and the bands.</w:t>
-      </w:r>
-    </w:p>
-    <w:p>
-      <w:pPr>
-        <w:pStyle w:val="Compact"/>
-        <w:numPr>
-          <w:ilvl w:val="0"/>
-          <w:numId w:val="10"/>
-        </w:numPr>
-      </w:pPr>
-      <w:r>
-        <w:t xml:space="preserve">Demo both a </w:t>
-      </w:r>
-      <w:r>
-        <w:rPr>
-          <w:b/>
-          <w:bCs/>
-        </w:rPr>
-        <w:t>triggering</w:t>
-      </w:r>
-      <w:r>
-        <w:t xml:space="preserve"> question and an </w:t>
-      </w:r>
-      <w:r>
-        <w:rPr>
-          <w:b/>
-          <w:bCs/>
-        </w:rPr>
-        <w:t>out-of-scope</w:t>
-      </w:r>
-      <w:r>
-        <w:t xml:space="preserve"> one (salary) to show scope boundaries.</w:t>
-      </w:r>
-    </w:p>
-    <w:p>
-      <w:pPr>
-        <w:pStyle w:val="Compact"/>
-        <w:numPr>
-          <w:ilvl w:val="0"/>
-          <w:numId w:val="10"/>
-        </w:numPr>
-      </w:pPr>
-      <w:r>
-        <w:t xml:space="preserve">If someone scores "Needs work," coach them: tighten the </w:t>
-      </w:r>
-      <w:r>
-        <w:rPr>
-          <w:b/>
-          <w:bCs/>
-        </w:rPr>
-        <w:t>trigger wording</w:t>
-      </w:r>
-      <w:r>
-        <w:t xml:space="preserve"> and </w:t>
-      </w:r>
-      <w:r>
-        <w:rPr>
-          <w:b/>
-          <w:bCs/>
-        </w:rPr>
-        <w:t>scope</w:t>
-      </w:r>
-      <w:r>
-        <w:t>.</w:t>
-      </w:r>
-    </w:p>
-    <w:p>
-      <w:pPr>
-        <w:pStyle w:val="Compact"/>
-        <w:numPr>
-          <w:ilvl w:val="0"/>
-          <w:numId w:val="10"/>
-        </w:numPr>
-      </w:pPr>
-      <w:r>
-        <w:rPr>
-          <w:b/>
-          <w:bCs/>
-        </w:rPr>
-        <w:t>Shared-tenant tip:</w:t>
-      </w:r>
-      <w:r>
-        <w:t xml:space="preserve"> tell everyone to keep their skill </w:t>
-      </w:r>
-      <w:r>
-        <w:rPr>
-          <w:b/>
-          <w:bCs/>
-        </w:rPr>
-        <w:t>"Only you"</w:t>
-      </w:r>
-      <w:r>
-        <w:t xml:space="preserve"> (or add initials) so you </w:t>
-      </w:r>
-      <w:r>
-        <w:t>don't end up with 25 identically named skills shared across the tenant.</w:t>
-      </w:r>
-    </w:p>
-    <w:p>
-      <w:pPr>
-        <w:pStyle w:val="Compact"/>
-        <w:numPr>
-          <w:ilvl w:val="0"/>
-          <w:numId w:val="10"/>
-        </w:numPr>
-      </w:pPr>
-      <w:r>
-        <w:t xml:space="preserve">Foreshadow Ex 8: this skill helps </w:t>
-      </w:r>
-      <w:r>
-        <w:rPr>
-          <w:b/>
-          <w:bCs/>
-        </w:rPr>
-        <w:t>you</w:t>
-      </w:r>
-      <w:r>
-        <w:t xml:space="preserve"> in Cowork; later we build an </w:t>
-      </w:r>
-      <w:r>
-        <w:rPr>
-          <w:b/>
-          <w:bCs/>
-        </w:rPr>
-        <w:t>agent</w:t>
-      </w:r>
-      <w:r>
-        <w:t xml:space="preserve"> others can use.</w:t>
-      </w:r>
-    </w:p>
-    <w:p>
-      <w:pPr>
-        <w:pStyle w:val="Heading3"/>
-      </w:pPr>
-      <w:bookmarkStart w:id="17" w:name="ex-5--recruiting--reporting-125135"/>
-      <w:bookmarkEnd w:id="16"/>
-      <w:r>
-        <w:t>Ex 5 — Recruiting + reporting (1:25–1:35)</w:t>
       </w:r>
     </w:p>
     <w:p>
@@ -4321,24 +4257,17 @@
         </w:numPr>
       </w:pPr>
       <w:r>
-        <w:rPr>
-          <w:b/>
-          <w:bCs/>
-        </w:rPr>
-        <w:t>Job posting (5a):</w:t>
-      </w:r>
-      <w:r>
-        <w:t xml:space="preserve"> the follow-on to Ex 2. Ex 2 prepared the interview; 5a writes the posting that attracts candidates. Discuss the </w:t>
-      </w:r>
-      <w:r>
-        <w:rPr>
-          <w:b/>
-          <w:bCs/>
-        </w:rPr>
-        <w:t>wording-review table</w:t>
-      </w:r>
-      <w:r>
-        <w:t>: typical flags are the degree requirement and "1–3 years" read as must-haves. Ask the room whether they agree with every flag; HR keeps the final judgment.</w:t>
+        <w:t xml:space="preserve">Build it live from </w:t>
+      </w:r>
+      <w:r>
+        <w:rPr>
+          <w:b/>
+          <w:bCs/>
+        </w:rPr>
+        <w:t>Customize → Skills → Add → Create new</w:t>
+      </w:r>
+      <w:r>
+        <w:t>.</w:t>
       </w:r>
     </w:p>
     <w:p>
@@ -4347,6 +4276,240 @@
         <w:numPr>
           <w:ilvl w:val="0"/>
           <w:numId w:val="11"/>
+        </w:numPr>
+      </w:pPr>
+      <w:r>
+        <w:t xml:space="preserve">Read the </w:t>
+      </w:r>
+      <w:r>
+        <w:rPr>
+          <w:b/>
+          <w:bCs/>
+        </w:rPr>
+        <w:t>auto-evaluation</w:t>
+      </w:r>
+      <w:r>
+        <w:t xml:space="preserve"> aloud; explain the four scoring dimensions and the bands.</w:t>
+      </w:r>
+    </w:p>
+    <w:p>
+      <w:pPr>
+        <w:pStyle w:val="Compact"/>
+        <w:numPr>
+          <w:ilvl w:val="0"/>
+          <w:numId w:val="11"/>
+        </w:numPr>
+      </w:pPr>
+      <w:r>
+        <w:t xml:space="preserve">Demo both a </w:t>
+      </w:r>
+      <w:r>
+        <w:rPr>
+          <w:b/>
+          <w:bCs/>
+        </w:rPr>
+        <w:t>triggering</w:t>
+      </w:r>
+      <w:r>
+        <w:t xml:space="preserve"> question and an </w:t>
+      </w:r>
+      <w:r>
+        <w:rPr>
+          <w:b/>
+          <w:bCs/>
+        </w:rPr>
+        <w:t>out-of-scope</w:t>
+      </w:r>
+      <w:r>
+        <w:t xml:space="preserve"> one (salary) to show scope boundaries.</w:t>
+      </w:r>
+    </w:p>
+    <w:p>
+      <w:pPr>
+        <w:pStyle w:val="Compact"/>
+        <w:numPr>
+          <w:ilvl w:val="0"/>
+          <w:numId w:val="11"/>
+        </w:numPr>
+      </w:pPr>
+      <w:r>
+        <w:rPr>
+          <w:b/>
+          <w:bCs/>
+        </w:rPr>
+        <w:t>Test in a new task, and name Zava:</w:t>
+      </w:r>
+      <w:r>
+        <w:t xml:space="preserve"> </w:t>
+      </w:r>
+      <w:r>
+        <w:rPr>
+          <w:i/>
+          <w:iCs/>
+        </w:rPr>
+        <w:t>"At Zava, when is open enrollment and how do I change my medical plan?"</w:t>
+      </w:r>
+      <w:r>
+        <w:t xml:space="preserve"> Attendees' own tenants hold their company's real benefits content, and in the dry run a generic "When is open enrollment?" pulled that instead of the Zava file. The instructions now say to use </w:t>
+      </w:r>
+      <w:r>
+        <w:rPr>
+          <w:b/>
+          <w:bCs/>
+        </w:rPr>
+        <w:t>only</w:t>
+      </w:r>
+      <w:r>
+        <w:t xml:space="preserve"> the two Zava files. A good answer: November, effective January 1, citing </w:t>
+      </w:r>
+      <w:r>
+        <w:rPr>
+          <w:rStyle w:val="VerbatimChar"/>
+        </w:rPr>
+        <w:t>benefits-summary.docx</w:t>
+      </w:r>
+      <w:r>
+        <w:t>.</w:t>
+      </w:r>
+    </w:p>
+    <w:p>
+      <w:pPr>
+        <w:pStyle w:val="Compact"/>
+        <w:numPr>
+          <w:ilvl w:val="0"/>
+          <w:numId w:val="11"/>
+        </w:numPr>
+      </w:pPr>
+      <w:r>
+        <w:t xml:space="preserve">If someone scores "Needs work," coach them: tighten the </w:t>
+      </w:r>
+      <w:r>
+        <w:rPr>
+          <w:b/>
+          <w:bCs/>
+        </w:rPr>
+        <w:t>trigger wording</w:t>
+      </w:r>
+      <w:r>
+        <w:t xml:space="preserve"> and </w:t>
+      </w:r>
+      <w:r>
+        <w:rPr>
+          <w:b/>
+          <w:bCs/>
+        </w:rPr>
+        <w:t>scope</w:t>
+      </w:r>
+      <w:r>
+        <w:t>.</w:t>
+      </w:r>
+    </w:p>
+    <w:p>
+      <w:pPr>
+        <w:pStyle w:val="Compact"/>
+        <w:numPr>
+          <w:ilvl w:val="0"/>
+          <w:numId w:val="11"/>
+        </w:numPr>
+      </w:pPr>
+      <w:r>
+        <w:rPr>
+          <w:b/>
+          <w:bCs/>
+        </w:rPr>
+        <w:t>Shared-tenant tip:</w:t>
+      </w:r>
+      <w:r>
+        <w:t xml:space="preserve"> tell everyone to keep their skill </w:t>
+      </w:r>
+      <w:r>
+        <w:rPr>
+          <w:b/>
+          <w:bCs/>
+        </w:rPr>
+        <w:t>"Only you"</w:t>
+      </w:r>
+      <w:r>
+        <w:t xml:space="preserve"> (or add initials) so you don't end up with 25 identically named skills shared across the tenant.</w:t>
+      </w:r>
+    </w:p>
+    <w:p>
+      <w:pPr>
+        <w:pStyle w:val="Compact"/>
+        <w:numPr>
+          <w:ilvl w:val="0"/>
+          <w:numId w:val="11"/>
+        </w:numPr>
+      </w:pPr>
+      <w:r>
+        <w:t xml:space="preserve">Foreshadow Ex 8: this skill helps </w:t>
+      </w:r>
+      <w:r>
+        <w:rPr>
+          <w:b/>
+          <w:bCs/>
+        </w:rPr>
+        <w:t>you</w:t>
+      </w:r>
+      <w:r>
+        <w:t xml:space="preserve"> in Cowork; later we build an </w:t>
+      </w:r>
+      <w:r>
+        <w:rPr>
+          <w:b/>
+          <w:bCs/>
+        </w:rPr>
+        <w:t>agent</w:t>
+      </w:r>
+      <w:r>
+        <w:t xml:space="preserve"> others can use.</w:t>
+      </w:r>
+    </w:p>
+    <w:p>
+      <w:pPr>
+        <w:pStyle w:val="Heading3"/>
+      </w:pPr>
+      <w:bookmarkStart w:id="17" w:name="ex-5--recruiting--reporting-125135"/>
+      <w:bookmarkEnd w:id="16"/>
+      <w:r>
+        <w:t>Ex 5 — Recruiting + reporting (1:25–1:35)</w:t>
+      </w:r>
+    </w:p>
+    <w:p>
+      <w:pPr>
+        <w:pStyle w:val="Compact"/>
+        <w:numPr>
+          <w:ilvl w:val="0"/>
+          <w:numId w:val="12"/>
+        </w:numPr>
+      </w:pPr>
+      <w:r>
+        <w:rPr>
+          <w:b/>
+          <w:bCs/>
+        </w:rPr>
+        <w:t>Job posting (5a):</w:t>
+      </w:r>
+      <w:r>
+        <w:t xml:space="preserve"> the follow-on to Ex 2. Ex 2 prepared the interview; 5a writes the posting that attracts candidates. Discuss the </w:t>
+      </w:r>
+      <w:r>
+        <w:rPr>
+          <w:b/>
+          <w:bCs/>
+        </w:rPr>
+        <w:t>wording-review table</w:t>
+      </w:r>
+      <w:r>
+        <w:t>: typical flags are the degree requirement and "1–3 years" read as must-haves. Ask the room whether they agree with every flag; HR keeps the final judgment.</w:t>
+      </w:r>
+    </w:p>
+    <w:p>
+      <w:pPr>
+        <w:pStyle w:val="Compact"/>
+        <w:numPr>
+          <w:ilvl w:val="0"/>
+          <w:numId w:val="12"/>
         </w:numPr>
       </w:pPr>
       <w:r>
@@ -4399,7 +4562,7 @@
         <w:pStyle w:val="Compact"/>
         <w:numPr>
           <w:ilvl w:val="0"/>
-          <w:numId w:val="11"/>
+          <w:numId w:val="12"/>
         </w:numPr>
       </w:pPr>
       <w:r>
@@ -4423,29 +4586,8 @@
       <w:bookmarkStart w:id="18" w:name="break-135150-15-minutes"/>
       <w:bookmarkEnd w:id="17"/>
       <w:r>
+        <w:lastRenderedPageBreak/>
         <w:t>Break (1:35–1:50, 15 minutes)</w:t>
-      </w:r>
-    </w:p>
-    <w:p>
-      <w:pPr>
-        <w:pStyle w:val="Compact"/>
-        <w:numPr>
-          <w:ilvl w:val="0"/>
-          <w:numId w:val="12"/>
-        </w:numPr>
-      </w:pPr>
-      <w:r>
-        <w:t>The only break. Help anyone still blocked catch up, and check that everyone's Exercise 4 skill saved — Ex 7 shares it. Restart on time.</w:t>
-      </w:r>
-    </w:p>
-    <w:p>
-      <w:pPr>
-        <w:pStyle w:val="Heading3"/>
-      </w:pPr>
-      <w:bookmarkStart w:id="19" w:name="ex-6--onboarding-pack-150200"/>
-      <w:bookmarkEnd w:id="18"/>
-      <w:r>
-        <w:t>Ex 6 — Onboarding pack (1:50–2:00)</w:t>
       </w:r>
     </w:p>
     <w:p>
@@ -4457,113 +4599,17 @@
         </w:numPr>
       </w:pPr>
       <w:r>
-        <w:rPr>
-          <w:b/>
-          <w:bCs/>
-        </w:rPr>
-        <w:t>Story:</w:t>
-      </w:r>
-      <w:r>
-        <w:t xml:space="preserve"> </w:t>
-      </w:r>
-      <w:r>
-        <w:rPr>
-          <w:b/>
-          <w:bCs/>
-        </w:rPr>
-        <w:t>Sofia Alvarez</w:t>
-      </w:r>
-      <w:r>
-        <w:t xml:space="preserve"> (fictional; attendees invite only themselves) accepted the HR Coordinator role from Ex 2 and Ex 5 and starts </w:t>
-      </w:r>
-      <w:r>
-        <w:rPr>
-          <w:b/>
-          <w:bCs/>
-        </w:rPr>
-        <w:t>next Monday</w:t>
-      </w:r>
-      <w:r>
-        <w:t>. The kickoff prompt gives a concrete time (9:30 AM) so Cowork doesn't have to guess.</w:t>
-      </w:r>
-    </w:p>
-    <w:p>
-      <w:pPr>
-        <w:pStyle w:val="Compact"/>
-        <w:numPr>
-          <w:ilvl w:val="0"/>
-          <w:numId w:val="13"/>
-        </w:numPr>
-      </w:pPr>
-      <w:r>
-        <w:t xml:space="preserve">This exercise shows off </w:t>
-      </w:r>
-      <w:r>
-        <w:rPr>
-          <w:b/>
-          <w:bCs/>
-        </w:rPr>
-        <w:t>more built-in skills</w:t>
-      </w:r>
-      <w:r>
-        <w:t xml:space="preserve">: PowerPoint (deck), Scheduling/Calendar (kickoff), </w:t>
-      </w:r>
-      <w:r>
-        <w:t xml:space="preserve">and Communications (announcement). Call out each new </w:t>
-      </w:r>
-      <w:r>
-        <w:rPr>
-          <w:b/>
-          <w:bCs/>
-        </w:rPr>
-        <w:t>skill chip</w:t>
-      </w:r>
-      <w:r>
-        <w:t xml:space="preserve"> as it loads.</w:t>
-      </w:r>
-    </w:p>
-    <w:p>
-      <w:pPr>
-        <w:pStyle w:val="Compact"/>
-        <w:numPr>
-          <w:ilvl w:val="0"/>
-          <w:numId w:val="13"/>
-        </w:numPr>
-      </w:pPr>
-      <w:r>
-        <w:t xml:space="preserve">Reinforce shared-tenant safety: for the kickoff invite, attendees invite </w:t>
-      </w:r>
-      <w:r>
-        <w:rPr>
-          <w:b/>
-          <w:bCs/>
-        </w:rPr>
-        <w:t>themselves only</w:t>
-      </w:r>
-      <w:r>
-        <w:t xml:space="preserve"> — no real people — and everything stays a reviewed draft.</w:t>
-      </w:r>
-    </w:p>
-    <w:p>
-      <w:pPr>
-        <w:pStyle w:val="Compact"/>
-        <w:numPr>
-          <w:ilvl w:val="0"/>
-          <w:numId w:val="13"/>
-        </w:numPr>
-      </w:pPr>
-      <w:r>
-        <w:t>If you're short on time, have them do 6a + 6c and skip 6b, or make 6b a demo-only.</w:t>
+        <w:t>The only break. Help anyone still blocked catch up, and check that everyone's Exercise 4 skill saved — Ex 7 shares it. Restart on time.</w:t>
       </w:r>
     </w:p>
     <w:p>
       <w:pPr>
         <w:pStyle w:val="Heading3"/>
       </w:pPr>
-      <w:bookmarkStart w:id="20" w:name="ex-7--automate--share-200210"/>
-      <w:bookmarkEnd w:id="19"/>
-      <w:r>
-        <w:t>Ex 7 — Automate &amp; share (2:00–2:10)</w:t>
+      <w:bookmarkStart w:id="19" w:name="ex-6--onboarding-pack-150200"/>
+      <w:bookmarkEnd w:id="18"/>
+      <w:r>
+        <w:t>Ex 6 — Onboarding pack (1:50–2:00)</w:t>
       </w:r>
     </w:p>
     <w:p>
@@ -4575,75 +4621,34 @@
         </w:numPr>
       </w:pPr>
       <w:r>
-        <w:t xml:space="preserve">Create an </w:t>
-      </w:r>
-      <w:r>
-        <w:rPr>
-          <w:b/>
-          <w:bCs/>
-        </w:rPr>
-        <w:t>Automation</w:t>
-      </w:r>
-      <w:r>
-        <w:t xml:space="preserve"> live (weekly Monday ticket digest). The prompt names the </w:t>
-      </w:r>
-      <w:r>
-        <w:rPr>
-          <w:b/>
-          <w:bCs/>
-        </w:rPr>
-        <w:t>exact file and folder</w:t>
-      </w:r>
-      <w:r>
-        <w:t xml:space="preserve"> (</w:t>
-      </w:r>
-      <w:r>
-        <w:rPr>
-          <w:rStyle w:val="VerbatimChar"/>
-        </w:rPr>
-        <w:t>hr-tickets-sample.xlsx</w:t>
-      </w:r>
-      <w:r>
-        <w:t xml:space="preserve"> in </w:t>
-      </w:r>
-      <w:r>
-        <w:rPr>
-          <w:rStyle w:val="VerbatimChar"/>
-        </w:rPr>
-        <w:t>Documents/ai_hr_cowork_workshop</w:t>
-      </w:r>
-      <w:r>
-        <w:t xml:space="preserve">) because a scheduled run can't ask for clarification. Choose </w:t>
-      </w:r>
-      <w:r>
-        <w:rPr>
-          <w:b/>
-          <w:bCs/>
-        </w:rPr>
-        <w:t>Activate and run now</w:t>
-      </w:r>
-      <w:r>
-        <w:t xml:space="preserve"> so the room sees a real run, then show the </w:t>
-      </w:r>
-      <w:r>
-        <w:rPr>
-          <w:b/>
-          <w:bCs/>
-        </w:rPr>
-        <w:t>Runs</w:t>
-      </w:r>
-      <w:r>
-        <w:t xml:space="preserve"> vs </w:t>
-      </w:r>
-      <w:r>
-        <w:rPr>
-          <w:b/>
-          <w:bCs/>
-        </w:rPr>
-        <w:t>Manage schedules</w:t>
-      </w:r>
-      <w:r>
-        <w:t xml:space="preserve"> tabs so they know where to edit/pause.</w:t>
+        <w:rPr>
+          <w:b/>
+          <w:bCs/>
+        </w:rPr>
+        <w:t>Story:</w:t>
+      </w:r>
+      <w:r>
+        <w:t xml:space="preserve"> </w:t>
+      </w:r>
+      <w:r>
+        <w:rPr>
+          <w:b/>
+          <w:bCs/>
+        </w:rPr>
+        <w:t>Sofia Alvarez</w:t>
+      </w:r>
+      <w:r>
+        <w:t xml:space="preserve"> (fictional; attendees invite only themselves) accepted the HR Coordinator role from Ex 2 and Ex 5 and starts </w:t>
+      </w:r>
+      <w:r>
+        <w:rPr>
+          <w:b/>
+          <w:bCs/>
+        </w:rPr>
+        <w:t>next Monday</w:t>
+      </w:r>
+      <w:r>
+        <w:t>. The kickoff prompt gives a concrete time (9:30 AM) so Cowork doesn't have to guess.</w:t>
       </w:r>
     </w:p>
     <w:p>
@@ -4655,27 +4660,27 @@
         </w:numPr>
       </w:pPr>
       <w:r>
-        <w:t xml:space="preserve">Demo a </w:t>
-      </w:r>
-      <w:r>
-        <w:rPr>
-          <w:b/>
-          <w:bCs/>
-        </w:rPr>
-        <w:t>Daily Briefing</w:t>
-      </w:r>
-      <w:r>
-        <w:t xml:space="preserve">, then walk the </w:t>
-      </w:r>
-      <w:r>
-        <w:rPr>
-          <w:b/>
-          <w:bCs/>
-        </w:rPr>
-        <w:t>Share / Re-share</w:t>
-      </w:r>
-      <w:r>
-        <w:t xml:space="preserve"> flow on the custom skill from Ex 4.</w:t>
+        <w:t xml:space="preserve">This exercise shows off </w:t>
+      </w:r>
+      <w:r>
+        <w:rPr>
+          <w:b/>
+          <w:bCs/>
+        </w:rPr>
+        <w:t>more built-in skills</w:t>
+      </w:r>
+      <w:r>
+        <w:t xml:space="preserve">: PowerPoint (deck), Scheduling/Calendar (kickoff), and Communications (announcement). Call out each new </w:t>
+      </w:r>
+      <w:r>
+        <w:rPr>
+          <w:b/>
+          <w:bCs/>
+        </w:rPr>
+        <w:t>skill chip</w:t>
+      </w:r>
+      <w:r>
+        <w:t xml:space="preserve"> as it loads.</w:t>
       </w:r>
     </w:p>
     <w:p>
@@ -4684,6 +4689,189 @@
         <w:numPr>
           <w:ilvl w:val="0"/>
           <w:numId w:val="14"/>
+        </w:numPr>
+      </w:pPr>
+      <w:r>
+        <w:t xml:space="preserve">Reinforce shared-tenant safety: for the kickoff invite, attendees invite </w:t>
+      </w:r>
+      <w:r>
+        <w:rPr>
+          <w:b/>
+          <w:bCs/>
+        </w:rPr>
+        <w:t>themselves only</w:t>
+      </w:r>
+      <w:r>
+        <w:t xml:space="preserve"> — no real people — and everything stays a reviewed draft.</w:t>
+      </w:r>
+    </w:p>
+    <w:p>
+      <w:pPr>
+        <w:pStyle w:val="Compact"/>
+        <w:numPr>
+          <w:ilvl w:val="0"/>
+          <w:numId w:val="14"/>
+        </w:numPr>
+      </w:pPr>
+      <w:r>
+        <w:rPr>
+          <w:b/>
+          <w:bCs/>
+        </w:rPr>
+        <w:t>6a (the deck) is the must-do.</w:t>
+      </w:r>
+      <w:r>
+        <w:t xml:space="preserve"> 6b and 6c are </w:t>
+      </w:r>
+      <w:r>
+        <w:rPr>
+          <w:b/>
+          <w:bCs/>
+        </w:rPr>
+        <w:t>optional</w:t>
+      </w:r>
+      <w:r>
+        <w:t xml:space="preserve"> for fast finishers; demo them while the room's decks build. In the dry run, 6a alone took about 11 minutes.</w:t>
+      </w:r>
+    </w:p>
+    <w:p>
+      <w:pPr>
+        <w:pStyle w:val="Heading3"/>
+      </w:pPr>
+      <w:bookmarkStart w:id="20" w:name="ex-7--automate--share-200210"/>
+      <w:bookmarkEnd w:id="19"/>
+      <w:r>
+        <w:t>Ex 7 — Automate &amp; share (2:00–2:10)</w:t>
+      </w:r>
+    </w:p>
+    <w:p>
+      <w:pPr>
+        <w:pStyle w:val="Compact"/>
+        <w:numPr>
+          <w:ilvl w:val="0"/>
+          <w:numId w:val="15"/>
+        </w:numPr>
+      </w:pPr>
+      <w:r>
+        <w:t xml:space="preserve">Create an </w:t>
+      </w:r>
+      <w:r>
+        <w:rPr>
+          <w:b/>
+          <w:bCs/>
+        </w:rPr>
+        <w:t>Automation</w:t>
+      </w:r>
+      <w:r>
+        <w:t xml:space="preserve"> live (weekly Monday ticket digest). The prompt names the </w:t>
+      </w:r>
+      <w:r>
+        <w:rPr>
+          <w:b/>
+          <w:bCs/>
+        </w:rPr>
+        <w:t>exact file and folder</w:t>
+      </w:r>
+      <w:r>
+        <w:t xml:space="preserve"> (</w:t>
+      </w:r>
+      <w:r>
+        <w:rPr>
+          <w:rStyle w:val="VerbatimChar"/>
+        </w:rPr>
+        <w:t>hr-tickets-sample.xlsx</w:t>
+      </w:r>
+      <w:r>
+        <w:t xml:space="preserve"> in </w:t>
+      </w:r>
+      <w:r>
+        <w:rPr>
+          <w:rStyle w:val="VerbatimChar"/>
+        </w:rPr>
+        <w:t>Documents/ai_hr_cowork_workshop</w:t>
+      </w:r>
+      <w:r>
+        <w:t xml:space="preserve">) because a scheduled run can't ask for clarification. Choose </w:t>
+      </w:r>
+      <w:r>
+        <w:rPr>
+          <w:b/>
+          <w:bCs/>
+        </w:rPr>
+        <w:t>Activate and run now</w:t>
+      </w:r>
+      <w:r>
+        <w:t xml:space="preserve"> so the room sees a real run, then show the </w:t>
+      </w:r>
+      <w:r>
+        <w:rPr>
+          <w:b/>
+          <w:bCs/>
+        </w:rPr>
+        <w:t>Runs</w:t>
+      </w:r>
+      <w:r>
+        <w:t xml:space="preserve"> vs </w:t>
+      </w:r>
+      <w:r>
+        <w:rPr>
+          <w:b/>
+          <w:bCs/>
+        </w:rPr>
+        <w:t>Manage schedules</w:t>
+      </w:r>
+      <w:r>
+        <w:t xml:space="preserve"> tabs so they know where to edit/pause.</w:t>
+      </w:r>
+    </w:p>
+    <w:p>
+      <w:pPr>
+        <w:pStyle w:val="Compact"/>
+        <w:numPr>
+          <w:ilvl w:val="0"/>
+          <w:numId w:val="15"/>
+        </w:numPr>
+      </w:pPr>
+      <w:r>
+        <w:t xml:space="preserve">Demo a </w:t>
+      </w:r>
+      <w:r>
+        <w:rPr>
+          <w:b/>
+          <w:bCs/>
+        </w:rPr>
+        <w:t>Daily Briefing</w:t>
+      </w:r>
+      <w:r>
+        <w:t xml:space="preserve">, then walk the </w:t>
+      </w:r>
+      <w:r>
+        <w:rPr>
+          <w:b/>
+          <w:bCs/>
+        </w:rPr>
+        <w:t>Share / Re-share</w:t>
+      </w:r>
+      <w:r>
+        <w:t xml:space="preserve"> flow on the custom skill from Ex 4. </w:t>
+      </w:r>
+      <w:r>
+        <w:rPr>
+          <w:b/>
+          <w:bCs/>
+        </w:rPr>
+        <w:t>7c (sharing) is optional</w:t>
+      </w:r>
+      <w:r>
+        <w:t xml:space="preserve"> for attendees; 7a is the must-do.</w:t>
+      </w:r>
+    </w:p>
+    <w:p>
+      <w:pPr>
+        <w:pStyle w:val="Compact"/>
+        <w:numPr>
+          <w:ilvl w:val="0"/>
+          <w:numId w:val="15"/>
         </w:numPr>
       </w:pPr>
       <w:r>
@@ -4715,7 +4903,6 @@
           <w:b/>
           <w:bCs/>
         </w:rPr>
-        <w:lastRenderedPageBreak/>
         <w:t>HR plugins:</w:t>
       </w:r>
       <w:r>
@@ -4759,7 +4946,7 @@
         <w:pStyle w:val="Compact"/>
         <w:numPr>
           <w:ilvl w:val="0"/>
-          <w:numId w:val="15"/>
+          <w:numId w:val="16"/>
         </w:numPr>
       </w:pPr>
       <w:r>
@@ -4812,7 +4999,7 @@
         <w:pStyle w:val="Compact"/>
         <w:numPr>
           <w:ilvl w:val="0"/>
-          <w:numId w:val="15"/>
+          <w:numId w:val="16"/>
         </w:numPr>
       </w:pPr>
       <w:r>
@@ -4847,93 +5034,6 @@
       </w:r>
       <w:r>
         <w:t xml:space="preserve"> can chat with in Copilot.</w:t>
-      </w:r>
-    </w:p>
-    <w:p>
-      <w:pPr>
-        <w:pStyle w:val="Compact"/>
-        <w:numPr>
-          <w:ilvl w:val="0"/>
-          <w:numId w:val="15"/>
-        </w:numPr>
-      </w:pPr>
-      <w:r>
-        <w:t xml:space="preserve">Walk the </w:t>
-      </w:r>
-      <w:r>
-        <w:rPr>
-          <w:b/>
-          <w:bCs/>
-        </w:rPr>
-        <w:t>Describe → Configure → Try it</w:t>
-      </w:r>
-      <w:r>
-        <w:t xml:space="preserve"> tabs; add the Zava HR docs as </w:t>
-      </w:r>
-      <w:r>
-        <w:rPr>
-          <w:b/>
-          <w:bCs/>
-        </w:rPr>
-        <w:t>knowledge</w:t>
-      </w:r>
-      <w:r>
-        <w:t>; test a policy question (sourced answer) and an out-of-scope one (declines).</w:t>
-      </w:r>
-    </w:p>
-    <w:p>
-      <w:pPr>
-        <w:pStyle w:val="Compact"/>
-        <w:numPr>
-          <w:ilvl w:val="0"/>
-          <w:numId w:val="15"/>
-        </w:numPr>
-      </w:pPr>
-      <w:r>
-        <w:t xml:space="preserve">Note it's </w:t>
-      </w:r>
-      <w:r>
-        <w:rPr>
-          <w:b/>
-          <w:bCs/>
-        </w:rPr>
-        <w:t>no-code</w:t>
-      </w:r>
-      <w:r>
-        <w:t xml:space="preserve"> but a </w:t>
-      </w:r>
-      <w:r>
-        <w:rPr>
-          <w:b/>
-          <w:bCs/>
-        </w:rPr>
-        <w:t>different tool</w:t>
-      </w:r>
-      <w:r>
-        <w:t xml:space="preserve"> — needs a Copilot license, desktop/web only, and for external </w:t>
-      </w:r>
-      <w:r>
-        <w:rPr>
-          <w:i/>
-          <w:iCs/>
-        </w:rPr>
-        <w:t>actions</w:t>
-      </w:r>
-      <w:r>
-        <w:t xml:space="preserve"> you'd move to Copilot Studio (out of scope). Good moment to show the breadth of </w:t>
-      </w:r>
-      <w:r>
-        <w:t>the Copilot platform beyond Cowork.</w:t>
-      </w:r>
-    </w:p>
-    <w:p>
-      <w:pPr>
-        <w:pStyle w:val="Heading3"/>
-      </w:pPr>
-      <w:bookmarkStart w:id="22" w:name="wrap-up-225230"/>
-      <w:bookmarkEnd w:id="21"/>
-      <w:r>
-        <w:t>Wrap-up (2:25–2:30)</w:t>
       </w:r>
     </w:p>
     <w:p>
@@ -4945,7 +5045,27 @@
         </w:numPr>
       </w:pPr>
       <w:r>
-        <w:t>Keep it tight: this segment is 5 minutes.</w:t>
+        <w:t xml:space="preserve">Walk the </w:t>
+      </w:r>
+      <w:r>
+        <w:rPr>
+          <w:b/>
+          <w:bCs/>
+        </w:rPr>
+        <w:t>Describe → Configure → Try it</w:t>
+      </w:r>
+      <w:r>
+        <w:t xml:space="preserve"> tabs; add the Zava HR docs as </w:t>
+      </w:r>
+      <w:r>
+        <w:rPr>
+          <w:b/>
+          <w:bCs/>
+        </w:rPr>
+        <w:t>knowledge</w:t>
+      </w:r>
+      <w:r>
+        <w:t>; test a policy question (sourced answer) and an out-of-scope one (declines).</w:t>
       </w:r>
     </w:p>
     <w:p>
@@ -4957,17 +5077,74 @@
         </w:numPr>
       </w:pPr>
       <w:r>
-        <w:t xml:space="preserve">Recap the </w:t>
-      </w:r>
-      <w:r>
-        <w:rPr>
-          <w:b/>
-          <w:bCs/>
-        </w:rPr>
-        <w:t>three tools</w:t>
-      </w:r>
-      <w:r>
-        <w:t>: Copilot Chat (quick answers), Cowork (get work done), Agent Builder (stand up a reusable helper).</w:t>
+        <w:rPr>
+          <w:b/>
+          <w:bCs/>
+        </w:rPr>
+        <w:t>Keep it on Zava's files.</w:t>
+      </w:r>
+      <w:r>
+        <w:t xml:space="preserve"> In the Configure tab's </w:t>
+      </w:r>
+      <w:r>
+        <w:rPr>
+          <w:b/>
+          <w:bCs/>
+        </w:rPr>
+        <w:t>Knowledge</w:t>
+      </w:r>
+      <w:r>
+        <w:t xml:space="preserve"> section, turn </w:t>
+      </w:r>
+      <w:r>
+        <w:rPr>
+          <w:b/>
+          <w:bCs/>
+        </w:rPr>
+        <w:t>Only use specified sources</w:t>
+      </w:r>
+      <w:r>
+        <w:t xml:space="preserve"> on and </w:t>
+      </w:r>
+      <w:r>
+        <w:rPr>
+          <w:b/>
+          <w:bCs/>
+        </w:rPr>
+        <w:t>Search all websites</w:t>
+      </w:r>
+      <w:r>
+        <w:t xml:space="preserve"> off, and test with </w:t>
+      </w:r>
+      <w:r>
+        <w:rPr>
+          <w:i/>
+          <w:iCs/>
+        </w:rPr>
+        <w:t>"At Zava, when is open enrollment…?"</w:t>
+      </w:r>
+      <w:r>
+        <w:t xml:space="preserve"> In the dry run, the agent answered with the tester's </w:t>
+      </w:r>
+      <w:r>
+        <w:rPr>
+          <w:b/>
+          <w:bCs/>
+        </w:rPr>
+        <w:t>own company's</w:t>
+      </w:r>
+      <w:r>
+        <w:t xml:space="preserve"> open-enrollment details. Agent Builder </w:t>
+      </w:r>
+      <w:r>
+        <w:rPr>
+          <w:i/>
+          <w:iCs/>
+        </w:rPr>
+        <w:t>prioritizes</w:t>
+      </w:r>
+      <w:r>
+        <w:t xml:space="preserve"> the specified sources but can't fully block general knowledge; for stricter control, organizations use Copilot Studio.</w:t>
       </w:r>
     </w:p>
     <w:p>
@@ -4979,17 +5156,47 @@
         </w:numPr>
       </w:pPr>
       <w:r>
-        <w:t xml:space="preserve">Remind everyone to </w:t>
-      </w:r>
-      <w:r>
-        <w:rPr>
-          <w:b/>
-          <w:bCs/>
-        </w:rPr>
-        <w:t>pause or delete the Exercise 1 and Exercise 7 schedules</w:t>
-      </w:r>
-      <w:r>
-        <w:t xml:space="preserve"> if they don't want them to keep running.</w:t>
+        <w:t xml:space="preserve">Note it's </w:t>
+      </w:r>
+      <w:r>
+        <w:rPr>
+          <w:b/>
+          <w:bCs/>
+        </w:rPr>
+        <w:t>no-code</w:t>
+      </w:r>
+      <w:r>
+        <w:t xml:space="preserve"> but a </w:t>
+      </w:r>
+      <w:r>
+        <w:rPr>
+          <w:b/>
+          <w:bCs/>
+        </w:rPr>
+        <w:t>different tool</w:t>
+      </w:r>
+      <w:r>
+        <w:t xml:space="preserve"> — needs a Copilot license, desktop/web only, and for external </w:t>
+      </w:r>
+      <w:r>
+        <w:rPr>
+          <w:i/>
+          <w:iCs/>
+        </w:rPr>
+        <w:t>actions</w:t>
+      </w:r>
+      <w:r>
+        <w:t xml:space="preserve"> you'd move to Copilot Studio (out of scope). Good moment to show the breadth of the Copilot platform beyond Cowork.</w:t>
+      </w:r>
+    </w:p>
+    <w:p>
+      <w:pPr>
+        <w:pStyle w:val="Heading3"/>
+      </w:pPr>
+      <w:bookmarkStart w:id="22" w:name="wrap-up-225230"/>
+      <w:bookmarkEnd w:id="21"/>
+      <w:r>
+        <w:t>Wrap-up (2:25–2:30)</w:t>
       </w:r>
     </w:p>
     <w:p>
@@ -4997,7 +5204,64 @@
         <w:pStyle w:val="Compact"/>
         <w:numPr>
           <w:ilvl w:val="0"/>
-          <w:numId w:val="16"/>
+          <w:numId w:val="17"/>
+        </w:numPr>
+      </w:pPr>
+      <w:r>
+        <w:t>Keep it tight: this segment is 5 minutes.</w:t>
+      </w:r>
+    </w:p>
+    <w:p>
+      <w:pPr>
+        <w:pStyle w:val="Compact"/>
+        <w:numPr>
+          <w:ilvl w:val="0"/>
+          <w:numId w:val="17"/>
+        </w:numPr>
+      </w:pPr>
+      <w:r>
+        <w:lastRenderedPageBreak/>
+        <w:t xml:space="preserve">Recap the </w:t>
+      </w:r>
+      <w:r>
+        <w:rPr>
+          <w:b/>
+          <w:bCs/>
+        </w:rPr>
+        <w:t>three tools</w:t>
+      </w:r>
+      <w:r>
+        <w:t>: Copilot Chat (quick answers), Cowork (get work done), Agent Builder (stand up a reusable helper).</w:t>
+      </w:r>
+    </w:p>
+    <w:p>
+      <w:pPr>
+        <w:pStyle w:val="Compact"/>
+        <w:numPr>
+          <w:ilvl w:val="0"/>
+          <w:numId w:val="17"/>
+        </w:numPr>
+      </w:pPr>
+      <w:r>
+        <w:t xml:space="preserve">Remind everyone to </w:t>
+      </w:r>
+      <w:r>
+        <w:rPr>
+          <w:b/>
+          <w:bCs/>
+        </w:rPr>
+        <w:t>pause or delete the Exercise 1 and Exercise 7 schedules</w:t>
+      </w:r>
+      <w:r>
+        <w:t xml:space="preserve"> if they don't want them to keep running.</w:t>
+      </w:r>
+    </w:p>
+    <w:p>
+      <w:pPr>
+        <w:pStyle w:val="Compact"/>
+        <w:numPr>
+          <w:ilvl w:val="0"/>
+          <w:numId w:val="17"/>
         </w:numPr>
       </w:pPr>
       <w:r>
@@ -5020,7 +5284,7 @@
         <w:pStyle w:val="Compact"/>
         <w:numPr>
           <w:ilvl w:val="0"/>
-          <w:numId w:val="16"/>
+          <w:numId w:val="17"/>
         </w:numPr>
       </w:pPr>
       <w:r>
@@ -5043,7 +5307,7 @@
         <w:pStyle w:val="Compact"/>
         <w:numPr>
           <w:ilvl w:val="0"/>
-          <w:numId w:val="16"/>
+          <w:numId w:val="17"/>
         </w:numPr>
       </w:pPr>
       <w:r>
@@ -5076,7 +5340,7 @@
         <w:pStyle w:val="Compact"/>
         <w:numPr>
           <w:ilvl w:val="0"/>
-          <w:numId w:val="16"/>
+          <w:numId w:val="17"/>
         </w:numPr>
       </w:pPr>
       <w:r>
@@ -5088,7 +5352,7 @@
         <w:pStyle w:val="Compact"/>
         <w:numPr>
           <w:ilvl w:val="0"/>
-          <w:numId w:val="16"/>
+          <w:numId w:val="17"/>
         </w:numPr>
       </w:pPr>
       <w:r>
@@ -5110,10 +5374,7 @@
         </w:r>
       </w:hyperlink>
       <w:r>
-        <w:t xml:space="preserve"> (full knowledge check, feedback </w:t>
-      </w:r>
-      <w:r>
-        <w:t>survey, and 30-day adoption plan).</w:t>
+        <w:t xml:space="preserve"> (full knowledge check, feedback survey, and 30-day adoption plan).</w:t>
       </w:r>
     </w:p>
     <w:p>
@@ -5121,7 +5382,7 @@
         <w:pStyle w:val="Heading2"/>
       </w:pPr>
       <w:bookmarkStart w:id="23" w:name="troubleshooting-triage-hand-to-proctors"/>
-      <w:bookmarkStart w:id="24" w:name="_Toc242253756"/>
+      <w:bookmarkStart w:id="24" w:name="_Toc242260777"/>
       <w:bookmarkEnd w:id="8"/>
       <w:bookmarkEnd w:id="22"/>
       <w:r>
@@ -5150,9 +5411,9 @@
         <w:tblLook w:val="0020" w:firstRow="1" w:lastRow="0" w:firstColumn="0" w:lastColumn="0" w:noHBand="0" w:noVBand="0"/>
       </w:tblPr>
       <w:tblGrid>
-        <w:gridCol w:w="1815"/>
-        <w:gridCol w:w="3489"/>
-        <w:gridCol w:w="4668"/>
+        <w:gridCol w:w="2181"/>
+        <w:gridCol w:w="3219"/>
+        <w:gridCol w:w="4572"/>
       </w:tblGrid>
       <w:tr>
         <w:trPr>
@@ -5605,7 +5866,6 @@
               <w:rPr>
                 <w:sz w:val="19"/>
               </w:rPr>
-              <w:lastRenderedPageBreak/>
               <w:t>Cowork acted without asking</w:t>
             </w:r>
           </w:p>
@@ -5645,13 +5905,7 @@
               <w:rPr>
                 <w:sz w:val="19"/>
               </w:rPr>
-              <w:t xml:space="preserve"> </w:t>
-            </w:r>
-            <w:r>
-              <w:rPr>
-                <w:sz w:val="19"/>
-              </w:rPr>
-              <w:t>was clicked earlier in the session</w:t>
+              <w:t xml:space="preserve"> was clicked earlier in the session</w:t>
             </w:r>
           </w:p>
         </w:tc>
@@ -6017,7 +6271,195 @@
               <w:rPr>
                 <w:sz w:val="19"/>
               </w:rPr>
-              <w:t>Expected: discuss while it runs; demo the scorecard if the room is behind</w:t>
+              <w:t>Expected: discuss while it runs; demo the optional scorecard instead of waiting for it</w:t>
+            </w:r>
+          </w:p>
+        </w:tc>
+      </w:tr>
+      <w:tr>
+        <w:tc>
+          <w:tcPr>
+            <w:tcW w:w="0" w:type="auto"/>
+          </w:tcPr>
+          <w:p>
+            <w:pPr>
+              <w:pStyle w:val="Compact"/>
+              <w:spacing w:before="20" w:after="20"/>
+            </w:pPr>
+            <w:r>
+              <w:rPr>
+                <w:sz w:val="19"/>
+              </w:rPr>
+              <w:t xml:space="preserve">Answer uses the attendee's </w:t>
+            </w:r>
+            <w:r>
+              <w:rPr>
+                <w:b/>
+                <w:bCs/>
+                <w:sz w:val="19"/>
+              </w:rPr>
+              <w:t>own company's</w:t>
+            </w:r>
+            <w:r>
+              <w:rPr>
+                <w:sz w:val="19"/>
+              </w:rPr>
+              <w:t xml:space="preserve"> policies, </w:t>
+            </w:r>
+            <w:r>
+              <w:rPr>
+                <w:sz w:val="19"/>
+              </w:rPr>
+              <w:lastRenderedPageBreak/>
+              <w:t>not Zava's (Ex 4, Ex 8)</w:t>
+            </w:r>
+          </w:p>
+        </w:tc>
+        <w:tc>
+          <w:tcPr>
+            <w:tcW w:w="0" w:type="auto"/>
+          </w:tcPr>
+          <w:p>
+            <w:pPr>
+              <w:pStyle w:val="Compact"/>
+              <w:spacing w:before="20" w:after="20"/>
+            </w:pPr>
+            <w:r>
+              <w:rPr>
+                <w:sz w:val="19"/>
+              </w:rPr>
+              <w:lastRenderedPageBreak/>
+              <w:t xml:space="preserve">Generic question ("When is open enrollment?") matched real HR content in their tenant, or Agent </w:t>
+            </w:r>
+            <w:r>
+              <w:rPr>
+                <w:sz w:val="19"/>
+              </w:rPr>
+              <w:lastRenderedPageBreak/>
+              <w:t>Builder searched beyond its files</w:t>
+            </w:r>
+          </w:p>
+        </w:tc>
+        <w:tc>
+          <w:tcPr>
+            <w:tcW w:w="0" w:type="auto"/>
+          </w:tcPr>
+          <w:p>
+            <w:pPr>
+              <w:pStyle w:val="Compact"/>
+              <w:spacing w:before="20" w:after="20"/>
+            </w:pPr>
+            <w:r>
+              <w:rPr>
+                <w:sz w:val="19"/>
+              </w:rPr>
+              <w:lastRenderedPageBreak/>
+              <w:t xml:space="preserve">Ask again in a new task starting with "At Zava, …"; Ex 4: the skill's instructions say </w:t>
+            </w:r>
+            <w:r>
+              <w:rPr>
+                <w:b/>
+                <w:bCs/>
+                <w:sz w:val="19"/>
+              </w:rPr>
+              <w:t>only</w:t>
+            </w:r>
+            <w:r>
+              <w:rPr>
+                <w:sz w:val="19"/>
+              </w:rPr>
+              <w:t xml:space="preserve"> the two Zava files; Ex 8: </w:t>
+            </w:r>
+            <w:r>
+              <w:rPr>
+                <w:b/>
+                <w:bCs/>
+                <w:sz w:val="19"/>
+              </w:rPr>
+              <w:t>Only use specified sources</w:t>
+            </w:r>
+            <w:r>
+              <w:rPr>
+                <w:sz w:val="19"/>
+              </w:rPr>
+              <w:t xml:space="preserve"> on, </w:t>
+            </w:r>
+            <w:r>
+              <w:rPr>
+                <w:b/>
+                <w:bCs/>
+                <w:sz w:val="19"/>
+              </w:rPr>
+              <w:t xml:space="preserve">Search all </w:t>
+            </w:r>
+            <w:r>
+              <w:rPr>
+                <w:b/>
+                <w:bCs/>
+                <w:sz w:val="19"/>
+              </w:rPr>
+              <w:lastRenderedPageBreak/>
+              <w:t>websites</w:t>
+            </w:r>
+            <w:r>
+              <w:rPr>
+                <w:sz w:val="19"/>
+              </w:rPr>
+              <w:t xml:space="preserve"> off, files no longer "Preparing"</w:t>
+            </w:r>
+          </w:p>
+        </w:tc>
+      </w:tr>
+      <w:tr>
+        <w:tc>
+          <w:tcPr>
+            <w:tcW w:w="0" w:type="auto"/>
+          </w:tcPr>
+          <w:p>
+            <w:pPr>
+              <w:pStyle w:val="Compact"/>
+              <w:spacing w:before="20" w:after="20"/>
+            </w:pPr>
+            <w:r>
+              <w:rPr>
+                <w:sz w:val="19"/>
+              </w:rPr>
+              <w:lastRenderedPageBreak/>
+              <w:t>Cowork won't open a site (Ex 3)</w:t>
+            </w:r>
+          </w:p>
+        </w:tc>
+        <w:tc>
+          <w:tcPr>
+            <w:tcW w:w="0" w:type="auto"/>
+          </w:tcPr>
+          <w:p>
+            <w:pPr>
+              <w:pStyle w:val="Compact"/>
+              <w:spacing w:before="20" w:after="20"/>
+            </w:pPr>
+            <w:r>
+              <w:rPr>
+                <w:sz w:val="19"/>
+              </w:rPr>
+              <w:t>Some interactive government tools (e.g., DOL eLaws advisors) are declined</w:t>
+            </w:r>
+          </w:p>
+        </w:tc>
+        <w:tc>
+          <w:tcPr>
+            <w:tcW w:w="0" w:type="auto"/>
+          </w:tcPr>
+          <w:p>
+            <w:pPr>
+              <w:pStyle w:val="Compact"/>
+              <w:spacing w:before="20" w:after="20"/>
+            </w:pPr>
+            <w:r>
+              <w:rPr>
+                <w:sz w:val="19"/>
+              </w:rPr>
+              <w:t>Skip that site; the core task and stretch use regular dol.gov and lni.wa.gov pages</w:t>
             </w:r>
           </w:p>
         </w:tc>
@@ -6326,7 +6768,7 @@
         <w:pStyle w:val="Heading2"/>
       </w:pPr>
       <w:bookmarkStart w:id="25" w:name="time-checks-and-what-to-cut"/>
-      <w:bookmarkStart w:id="26" w:name="_Toc242253757"/>
+      <w:bookmarkStart w:id="26" w:name="_Toc242260778"/>
       <w:bookmarkEnd w:id="23"/>
       <w:r>
         <w:t>Time checks and what to cut</w:t>
@@ -6358,10 +6800,7 @@
         <w:t>demo video</w:t>
       </w:r>
       <w:r>
-        <w:t xml:space="preserve"> </w:t>
-      </w:r>
-      <w:r>
-        <w:t>for each exercise instead of waiting on a live run. Never cut Ex 4 or the core of Ex 8.</w:t>
+        <w:t xml:space="preserve"> for each exercise instead of waiting on a live run. Never cut Ex 4 or the core of Ex 8. The optional sub-tasks (2c, 3b, 6b, 6c, 7c) are already outside the core timing, so the first cut is simply not waiting for them.</w:t>
       </w:r>
     </w:p>
     <w:tbl>
@@ -6387,7 +6826,7 @@
       <w:tblGrid>
         <w:gridCol w:w="667"/>
         <w:gridCol w:w="1682"/>
-        <w:gridCol w:w="5755"/>
+        <w:gridCol w:w="6953"/>
       </w:tblGrid>
       <w:tr>
         <w:trPr>
@@ -6612,7 +7051,7 @@
               <w:rPr>
                 <w:sz w:val="19"/>
               </w:rPr>
-              <w:t>Demo the Ex 2 scorecard follow-up instead of running it</w:t>
+              <w:t>Stop Ex 2 after the 5 questions; demo the optional scorecard</w:t>
             </w:r>
           </w:p>
         </w:tc>
@@ -6667,7 +7106,7 @@
               <w:rPr>
                 <w:sz w:val="19"/>
               </w:rPr>
-              <w:t>Skip Ex 3b (the Word brief)</w:t>
+              <w:t>Move on after the comparison table; demo the optional 3b brief</w:t>
             </w:r>
           </w:p>
         </w:tc>
@@ -6777,7 +7216,7 @@
               <w:rPr>
                 <w:sz w:val="19"/>
               </w:rPr>
-              <w:t>Ex 6: do 6a + 6c, demo 6b. Ex 7: do 7a only, demo 7b and 7c</w:t>
+              <w:t>Ex 6: move on after 6a (6b and 6c are optional). Ex 7: do 7a only, demo 7b and 7c</w:t>
             </w:r>
           </w:p>
         </w:tc>
@@ -6847,7 +7286,6 @@
           <w:b/>
           <w:bCs/>
         </w:rPr>
-        <w:lastRenderedPageBreak/>
         <w:t>Fast room?</w:t>
       </w:r>
       <w:r>
@@ -6891,7 +7329,7 @@
         <w:pStyle w:val="Heading2"/>
       </w:pPr>
       <w:bookmarkStart w:id="27" w:name="pacing-tips-for-25-people"/>
-      <w:bookmarkStart w:id="28" w:name="_Toc242253758"/>
+      <w:bookmarkStart w:id="28" w:name="_Toc242260779"/>
       <w:bookmarkEnd w:id="25"/>
       <w:r>
         <w:t>Pacing tips for ~25 people</w:t>
@@ -6903,7 +7341,7 @@
         <w:pStyle w:val="Compact"/>
         <w:numPr>
           <w:ilvl w:val="0"/>
-          <w:numId w:val="17"/>
+          <w:numId w:val="18"/>
         </w:numPr>
       </w:pPr>
       <w:r>
@@ -6914,14 +7352,7 @@
           <w:b/>
           <w:bCs/>
         </w:rPr>
-        <w:t>✅</w:t>
-      </w:r>
-      <w:r>
-        <w:rPr>
-          <w:b/>
-          <w:bCs/>
-        </w:rPr>
-        <w:t xml:space="preserve"> Checkpoints</w:t>
+        <w:t>✅ Checkpoints</w:t>
       </w:r>
       <w:r>
         <w:t xml:space="preserve"> in the workbook as sync points — "raise a hand when you hit the checkpoint."</w:t>
@@ -6932,7 +7363,7 @@
         <w:pStyle w:val="Compact"/>
         <w:numPr>
           <w:ilvl w:val="0"/>
-          <w:numId w:val="17"/>
+          <w:numId w:val="18"/>
         </w:numPr>
       </w:pPr>
       <w:r>
@@ -6965,7 +7396,7 @@
         <w:pStyle w:val="Compact"/>
         <w:numPr>
           <w:ilvl w:val="0"/>
-          <w:numId w:val="17"/>
+          <w:numId w:val="18"/>
         </w:numPr>
       </w:pPr>
       <w:r>
@@ -6980,51 +7411,6 @@
       </w:r>
       <w:r>
         <w:t xml:space="preserve"> it and keep moving; a proctor follows up.</w:t>
-      </w:r>
-    </w:p>
-    <w:p>
-      <w:pPr>
-        <w:pStyle w:val="Compact"/>
-        <w:numPr>
-          <w:ilvl w:val="0"/>
-          <w:numId w:val="17"/>
-        </w:numPr>
-      </w:pPr>
-      <w:r>
-        <w:t xml:space="preserve">Timings are guidance; if you're running long, shorten Ex 6 (do 6a + 6c, demo 6b) and/or run Ex 8 </w:t>
-      </w:r>
-      <w:r>
-        <w:t xml:space="preserve">as a </w:t>
-      </w:r>
-      <w:r>
-        <w:rPr>
-          <w:b/>
-          <w:bCs/>
-        </w:rPr>
-        <w:t>facilitator demo</w:t>
-      </w:r>
-      <w:r>
-        <w:t xml:space="preserve"> (attendees watch, then build after) — protect Ex 4 and the Ex 8 concept.</w:t>
-      </w:r>
-    </w:p>
-    <w:p>
-      <w:pPr>
-        <w:pStyle w:val="Heading2"/>
-      </w:pPr>
-      <w:bookmarkStart w:id="29" w:name="success-criteria"/>
-      <w:bookmarkStart w:id="30" w:name="_Toc242253759"/>
-      <w:bookmarkEnd w:id="27"/>
-      <w:r>
-        <w:t>Success criteria</w:t>
-      </w:r>
-      <w:bookmarkEnd w:id="30"/>
-    </w:p>
-    <w:p>
-      <w:pPr>
-        <w:pStyle w:val="FirstParagraph"/>
-      </w:pPr>
-      <w:r>
-        <w:t>By the end, each ready attendee has:</w:t>
       </w:r>
     </w:p>
     <w:p>
@@ -7036,17 +7422,38 @@
         </w:numPr>
       </w:pPr>
       <w:r>
-        <w:t xml:space="preserve">Understood when to use </w:t>
-      </w:r>
-      <w:r>
-        <w:rPr>
-          <w:b/>
-          <w:bCs/>
-        </w:rPr>
-        <w:t>Copilot Chat vs. Cowork</w:t>
-      </w:r>
-      <w:r>
-        <w:t xml:space="preserve"> (opening segment)</w:t>
+        <w:lastRenderedPageBreak/>
+        <w:t xml:space="preserve">Timings are guidance; if you're running long, keep everyone on the required tasks (the optional 2c, 3b, 6b, 6c, and 7c are for fast finishers) and/or run Ex 8 as a </w:t>
+      </w:r>
+      <w:r>
+        <w:rPr>
+          <w:b/>
+          <w:bCs/>
+        </w:rPr>
+        <w:t>facilitator demo</w:t>
+      </w:r>
+      <w:r>
+        <w:t xml:space="preserve"> (attendees watch, then build after) — protect Ex 4 and the Ex 8 concept.</w:t>
+      </w:r>
+    </w:p>
+    <w:p>
+      <w:pPr>
+        <w:pStyle w:val="Heading2"/>
+      </w:pPr>
+      <w:bookmarkStart w:id="29" w:name="success-criteria"/>
+      <w:bookmarkStart w:id="30" w:name="_Toc242260780"/>
+      <w:bookmarkEnd w:id="27"/>
+      <w:r>
+        <w:t>Success criteria</w:t>
+      </w:r>
+      <w:bookmarkEnd w:id="30"/>
+    </w:p>
+    <w:p>
+      <w:pPr>
+        <w:pStyle w:val="FirstParagraph"/>
+      </w:pPr>
+      <w:r>
+        <w:t>By the end, each ready attendee has:</w:t>
       </w:r>
     </w:p>
     <w:p>
@@ -7058,17 +7465,17 @@
         </w:numPr>
       </w:pPr>
       <w:r>
-        <w:t xml:space="preserve">Toured the Cowork UI — </w:t>
-      </w:r>
-      <w:r>
-        <w:rPr>
-          <w:b/>
-          <w:bCs/>
-        </w:rPr>
-        <w:t>New task, My tasks, Automations, Customize</w:t>
-      </w:r>
-      <w:r>
-        <w:t xml:space="preserve"> (walkthrough)</w:t>
+        <w:t xml:space="preserve">Understood when to use </w:t>
+      </w:r>
+      <w:r>
+        <w:rPr>
+          <w:b/>
+          <w:bCs/>
+        </w:rPr>
+        <w:t>Copilot Chat vs. Cowork</w:t>
+      </w:r>
+      <w:r>
+        <w:t xml:space="preserve"> (opening segment)</w:t>
       </w:r>
     </w:p>
     <w:p>
@@ -7080,27 +7487,17 @@
         </w:numPr>
       </w:pPr>
       <w:r>
-        <w:t xml:space="preserve">Built an </w:t>
-      </w:r>
-      <w:r>
-        <w:rPr>
-          <w:b/>
-          <w:bCs/>
-        </w:rPr>
-        <w:t>Executive Command Center</w:t>
-      </w:r>
-      <w:r>
-        <w:t xml:space="preserve"> HTML dashboard, found it in the </w:t>
-      </w:r>
-      <w:r>
-        <w:rPr>
-          <w:b/>
-          <w:bCs/>
-        </w:rPr>
-        <w:t>Output folder</w:t>
-      </w:r>
-      <w:r>
-        <w:t xml:space="preserve"> and OneDrive → Cowork, and saved it as a skill with a schedule, approving one action at a time (Ex 1)</w:t>
+        <w:t xml:space="preserve">Toured the Cowork UI — </w:t>
+      </w:r>
+      <w:r>
+        <w:rPr>
+          <w:b/>
+          <w:bCs/>
+        </w:rPr>
+        <w:t>New task, My tasks, Automations, Customize</w:t>
+      </w:r>
+      <w:r>
+        <w:t xml:space="preserve"> (walkthrough)</w:t>
       </w:r>
     </w:p>
     <w:p>
@@ -7112,17 +7509,27 @@
         </w:numPr>
       </w:pPr>
       <w:r>
-        <w:t xml:space="preserve">Produced a cited web-research briefing and an interviewer </w:t>
-      </w:r>
-      <w:r>
-        <w:rPr>
-          <w:b/>
-          <w:bCs/>
-        </w:rPr>
-        <w:t>scorecard in Word and Excel</w:t>
-      </w:r>
-      <w:r>
-        <w:t xml:space="preserve"> (Ex 2)</w:t>
+        <w:t xml:space="preserve">Built an </w:t>
+      </w:r>
+      <w:r>
+        <w:rPr>
+          <w:b/>
+          <w:bCs/>
+        </w:rPr>
+        <w:t>Executive Command Center</w:t>
+      </w:r>
+      <w:r>
+        <w:t xml:space="preserve"> HTML dashboard, found it in the </w:t>
+      </w:r>
+      <w:r>
+        <w:rPr>
+          <w:b/>
+          <w:bCs/>
+        </w:rPr>
+        <w:t>Output folder</w:t>
+      </w:r>
+      <w:r>
+        <w:t xml:space="preserve"> and OneDrive → Cowork, and saved it as a skill with a schedule, approving one action at a time (Ex 1)</w:t>
       </w:r>
     </w:p>
     <w:p>
@@ -7134,17 +7541,7 @@
         </w:numPr>
       </w:pPr>
       <w:r>
-        <w:t xml:space="preserve">Had Cowork </w:t>
-      </w:r>
-      <w:r>
-        <w:rPr>
-          <w:b/>
-          <w:bCs/>
-        </w:rPr>
-        <w:t>navigate two websites</w:t>
-      </w:r>
-      <w:r>
-        <w:t xml:space="preserve"> in Edge and turn the result into a Word brief (Ex 3)</w:t>
+        <w:t>Produced a cited web-research briefing and 5 interview questions grounded in the job description (Ex 2)</w:t>
       </w:r>
     </w:p>
     <w:p>
@@ -7156,7 +7553,17 @@
         </w:numPr>
       </w:pPr>
       <w:r>
-        <w:t>Built and tested a custom skill scoring Good+ (Ex 4)</w:t>
+        <w:t xml:space="preserve">Had Cowork </w:t>
+      </w:r>
+      <w:r>
+        <w:rPr>
+          <w:b/>
+          <w:bCs/>
+        </w:rPr>
+        <w:t>navigate two websites</w:t>
+      </w:r>
+      <w:r>
+        <w:t xml:space="preserve"> in Edge and build a linked comparison table (Ex 3)</w:t>
       </w:r>
     </w:p>
     <w:p>
@@ -7168,7 +7575,7 @@
         </w:numPr>
       </w:pPr>
       <w:r>
-        <w:t>Wrote an inclusive job posting and a ticket report (Ex 5)</w:t>
+        <w:t>Built and tested a custom skill scoring Good+ (Ex 4)</w:t>
       </w:r>
     </w:p>
     <w:p>
@@ -7180,7 +7587,7 @@
         </w:numPr>
       </w:pPr>
       <w:r>
-        <w:t>Built an onboarding pack — deck, scheduled kickoff, and team announcement (Ex 6)</w:t>
+        <w:t>Wrote an inclusive job posting and a ticket report (Ex 5)</w:t>
       </w:r>
     </w:p>
     <w:p>
@@ -7192,7 +7599,7 @@
         </w:numPr>
       </w:pPr>
       <w:r>
-        <w:t>Created a recurring Automation and walked the skill-sharing flow (Ex 7)</w:t>
+        <w:t>Built an onboarding orientation deck from the Zava files (Ex 6)</w:t>
       </w:r>
     </w:p>
     <w:p>
@@ -7201,6 +7608,18 @@
         <w:numPr>
           <w:ilvl w:val="0"/>
           <w:numId w:val="27"/>
+        </w:numPr>
+      </w:pPr>
+      <w:r>
+        <w:t>Created a recurring Automation and a Daily Briefing (Ex 7)</w:t>
+      </w:r>
+    </w:p>
+    <w:p>
+      <w:pPr>
+        <w:pStyle w:val="Compact"/>
+        <w:numPr>
+          <w:ilvl w:val="0"/>
+          <w:numId w:val="28"/>
         </w:numPr>
       </w:pPr>
       <w:r>
@@ -7340,7 +7759,7 @@
   <w:abstractNum w:abstractNumId="0" w15:restartNumberingAfterBreak="0">
     <w:nsid w:val="0000A990"/>
     <w:multiLevelType w:val="multilevel"/>
-    <w:tmpl w:val="82E29206"/>
+    <w:tmpl w:val="30465A74"/>
     <w:lvl w:ilvl="0">
       <w:numFmt w:val="bullet"/>
       <w:lvlText w:val=" "/>
@@ -7417,7 +7836,7 @@
   <w:abstractNum w:abstractNumId="1" w15:restartNumberingAfterBreak="0">
     <w:nsid w:val="0000A991"/>
     <w:multiLevelType w:val="multilevel"/>
-    <w:tmpl w:val="FE745468"/>
+    <w:tmpl w:val="028E63CE"/>
     <w:lvl w:ilvl="0">
       <w:numFmt w:val="bullet"/>
       <w:lvlText w:val=""/>
@@ -7521,7 +7940,7 @@
   <w:abstractNum w:abstractNumId="2" w15:restartNumberingAfterBreak="0">
     <w:nsid w:val="0000A992"/>
     <w:multiLevelType w:val="multilevel"/>
-    <w:tmpl w:val="0470A24E"/>
+    <w:tmpl w:val="A4D87E06"/>
     <w:lvl w:ilvl="0">
       <w:numFmt w:val="bullet"/>
       <w:lvlText w:val="☐"/>
@@ -7598,7 +8017,7 @@
   <w:abstractNum w:abstractNumId="3" w15:restartNumberingAfterBreak="0">
     <w:nsid w:val="00A99411"/>
     <w:multiLevelType w:val="multilevel"/>
-    <w:tmpl w:val="595E04B6"/>
+    <w:tmpl w:val="73FE33E4"/>
     <w:lvl w:ilvl="0">
       <w:start w:val="1"/>
       <w:numFmt w:val="decimal"/>
@@ -7681,25 +8100,28 @@
       </w:pPr>
     </w:lvl>
   </w:abstractNum>
-  <w:num w:numId="1" w16cid:durableId="859709771">
+  <w:num w:numId="1" w16cid:durableId="1666588144">
     <w:abstractNumId w:val="0"/>
   </w:num>
-  <w:num w:numId="2" w16cid:durableId="2023822421">
+  <w:num w:numId="2" w16cid:durableId="612631059">
     <w:abstractNumId w:val="1"/>
   </w:num>
-  <w:num w:numId="3" w16cid:durableId="1194727464">
+  <w:num w:numId="3" w16cid:durableId="735207522">
     <w:abstractNumId w:val="1"/>
   </w:num>
-  <w:num w:numId="4" w16cid:durableId="1439567737">
+  <w:num w:numId="4" w16cid:durableId="1740638237">
     <w:abstractNumId w:val="1"/>
   </w:num>
-  <w:num w:numId="5" w16cid:durableId="1141848359">
+  <w:num w:numId="5" w16cid:durableId="554968962">
     <w:abstractNumId w:val="1"/>
   </w:num>
-  <w:num w:numId="6" w16cid:durableId="958339191">
+  <w:num w:numId="6" w16cid:durableId="1562253970">
     <w:abstractNumId w:val="1"/>
   </w:num>
-  <w:num w:numId="7" w16cid:durableId="213319860">
+  <w:num w:numId="7" w16cid:durableId="210581481">
+    <w:abstractNumId w:val="1"/>
+  </w:num>
+  <w:num w:numId="8" w16cid:durableId="130562068">
     <w:abstractNumId w:val="3"/>
     <w:lvlOverride w:ilvl="0">
       <w:startOverride w:val="1"/>
@@ -7729,64 +8151,64 @@
       <w:startOverride w:val="1"/>
     </w:lvlOverride>
   </w:num>
-  <w:num w:numId="8" w16cid:durableId="1806190697">
+  <w:num w:numId="9" w16cid:durableId="431361545">
     <w:abstractNumId w:val="1"/>
   </w:num>
-  <w:num w:numId="9" w16cid:durableId="820388637">
+  <w:num w:numId="10" w16cid:durableId="295841410">
     <w:abstractNumId w:val="1"/>
   </w:num>
-  <w:num w:numId="10" w16cid:durableId="532039562">
+  <w:num w:numId="11" w16cid:durableId="1994598909">
     <w:abstractNumId w:val="1"/>
   </w:num>
-  <w:num w:numId="11" w16cid:durableId="687293737">
+  <w:num w:numId="12" w16cid:durableId="905071651">
     <w:abstractNumId w:val="1"/>
   </w:num>
-  <w:num w:numId="12" w16cid:durableId="596057269">
+  <w:num w:numId="13" w16cid:durableId="1920675167">
     <w:abstractNumId w:val="1"/>
   </w:num>
-  <w:num w:numId="13" w16cid:durableId="887692951">
+  <w:num w:numId="14" w16cid:durableId="1975599388">
     <w:abstractNumId w:val="1"/>
   </w:num>
-  <w:num w:numId="14" w16cid:durableId="1993482887">
+  <w:num w:numId="15" w16cid:durableId="1474055396">
     <w:abstractNumId w:val="1"/>
   </w:num>
-  <w:num w:numId="15" w16cid:durableId="784888412">
+  <w:num w:numId="16" w16cid:durableId="55007936">
     <w:abstractNumId w:val="1"/>
   </w:num>
-  <w:num w:numId="16" w16cid:durableId="2040887743">
+  <w:num w:numId="17" w16cid:durableId="1022710251">
     <w:abstractNumId w:val="1"/>
   </w:num>
-  <w:num w:numId="17" w16cid:durableId="416632770">
+  <w:num w:numId="18" w16cid:durableId="928387407">
     <w:abstractNumId w:val="1"/>
   </w:num>
-  <w:num w:numId="18" w16cid:durableId="322205905">
+  <w:num w:numId="19" w16cid:durableId="1410619640">
     <w:abstractNumId w:val="2"/>
   </w:num>
-  <w:num w:numId="19" w16cid:durableId="629868131">
+  <w:num w:numId="20" w16cid:durableId="1089304888">
     <w:abstractNumId w:val="2"/>
   </w:num>
-  <w:num w:numId="20" w16cid:durableId="1532458244">
+  <w:num w:numId="21" w16cid:durableId="1698657127">
     <w:abstractNumId w:val="2"/>
   </w:num>
-  <w:num w:numId="21" w16cid:durableId="436294214">
+  <w:num w:numId="22" w16cid:durableId="646469773">
     <w:abstractNumId w:val="2"/>
   </w:num>
-  <w:num w:numId="22" w16cid:durableId="974021549">
+  <w:num w:numId="23" w16cid:durableId="1415857194">
     <w:abstractNumId w:val="2"/>
   </w:num>
-  <w:num w:numId="23" w16cid:durableId="958799017">
+  <w:num w:numId="24" w16cid:durableId="1170605766">
     <w:abstractNumId w:val="2"/>
   </w:num>
-  <w:num w:numId="24" w16cid:durableId="686295486">
+  <w:num w:numId="25" w16cid:durableId="1098332019">
     <w:abstractNumId w:val="2"/>
   </w:num>
-  <w:num w:numId="25" w16cid:durableId="1009990786">
+  <w:num w:numId="26" w16cid:durableId="822701810">
     <w:abstractNumId w:val="2"/>
   </w:num>
-  <w:num w:numId="26" w16cid:durableId="212616475">
+  <w:num w:numId="27" w16cid:durableId="1697268223">
     <w:abstractNumId w:val="2"/>
   </w:num>
-  <w:num w:numId="27" w16cid:durableId="1948582776">
+  <w:num w:numId="28" w16cid:durableId="109597181">
     <w:abstractNumId w:val="2"/>
   </w:num>
 </w:numbering>
@@ -9065,7 +9487,7 @@
     <w:next w:val="Normal"/>
     <w:autoRedefine/>
     <w:uiPriority w:val="39"/>
-    <w:rsid w:val="009B445F"/>
+    <w:rsid w:val="004839D6"/>
     <w:pPr>
       <w:spacing w:after="100"/>
     </w:pPr>
@@ -9076,7 +9498,7 @@
     <w:next w:val="Normal"/>
     <w:autoRedefine/>
     <w:uiPriority w:val="39"/>
-    <w:rsid w:val="009B445F"/>
+    <w:rsid w:val="004839D6"/>
     <w:pPr>
       <w:spacing w:after="100"/>
       <w:ind w:left="210"/>
@@ -9086,7 +9508,7 @@
     <w:name w:val="header"/>
     <w:basedOn w:val="Normal"/>
     <w:link w:val="HeaderChar"/>
-    <w:rsid w:val="009B445F"/>
+    <w:rsid w:val="004839D6"/>
     <w:pPr>
       <w:tabs>
         <w:tab w:val="center" w:pos="4513"/>
@@ -9099,7 +9521,7 @@
     <w:name w:val="Header Char"/>
     <w:basedOn w:val="DefaultParagraphFont"/>
     <w:link w:val="Header"/>
-    <w:rsid w:val="009B445F"/>
+    <w:rsid w:val="004839D6"/>
     <w:rPr>
       <w:rFonts w:ascii="Segoe UI" w:eastAsia="Segoe UI" w:hAnsi="Segoe UI" w:cs="Segoe UI"/>
       <w:color w:val="242424"/>
@@ -9110,7 +9532,7 @@
     <w:name w:val="footer"/>
     <w:basedOn w:val="Normal"/>
     <w:link w:val="FooterChar"/>
-    <w:rsid w:val="009B445F"/>
+    <w:rsid w:val="004839D6"/>
     <w:pPr>
       <w:tabs>
         <w:tab w:val="center" w:pos="4513"/>
@@ -9123,7 +9545,7 @@
     <w:name w:val="Footer Char"/>
     <w:basedOn w:val="DefaultParagraphFont"/>
     <w:link w:val="Footer"/>
-    <w:rsid w:val="009B445F"/>
+    <w:rsid w:val="004839D6"/>
     <w:rPr>
       <w:rFonts w:ascii="Segoe UI" w:eastAsia="Segoe UI" w:hAnsi="Segoe UI" w:cs="Segoe UI"/>
       <w:color w:val="242424"/>

--- a/instructor/facilitator-guide.docx
+++ b/instructor/facilitator-guide.docx
@@ -10,7 +10,7 @@
           <w:sz w:val="21"/>
           <w:szCs w:val="24"/>
         </w:rPr>
-        <w:id w:val="514501820"/>
+        <w:id w:val="-497967141"/>
         <w:docPartObj>
           <w:docPartGallery w:val="Table of Contents"/>
           <w:docPartUnique/>
@@ -51,7 +51,7 @@
           <w:r>
             <w:fldChar w:fldCharType="separate"/>
           </w:r>
-          <w:hyperlink w:anchor="_Toc242260772" w:history="1">
+          <w:hyperlink w:anchor="_Toc242263505" w:history="1">
             <w:r>
               <w:rPr>
                 <w:rStyle w:val="Hyperlink"/>
@@ -78,7 +78,7 @@
                 <w:noProof/>
                 <w:webHidden/>
               </w:rPr>
-              <w:instrText xml:space="preserve"> PAGEREF _Toc242260772 \h </w:instrText>
+              <w:instrText xml:space="preserve"> PAGEREF _Toc242263505 \h </w:instrText>
             </w:r>
             <w:r>
               <w:rPr>
@@ -125,7 +125,7 @@
               <w14:ligatures w14:val="standardContextual"/>
             </w:rPr>
           </w:pPr>
-          <w:hyperlink w:anchor="_Toc242260773" w:history="1">
+          <w:hyperlink w:anchor="_Toc242263506" w:history="1">
             <w:r>
               <w:rPr>
                 <w:rStyle w:val="Hyperlink"/>
@@ -152,7 +152,7 @@
                 <w:noProof/>
                 <w:webHidden/>
               </w:rPr>
-              <w:instrText xml:space="preserve"> PAGEREF _Toc242260773 \h </w:instrText>
+              <w:instrText xml:space="preserve"> PAGEREF _Toc242263506 \h </w:instrText>
             </w:r>
             <w:r>
               <w:rPr>
@@ -199,7 +199,7 @@
               <w14:ligatures w14:val="standardContextual"/>
             </w:rPr>
           </w:pPr>
-          <w:hyperlink w:anchor="_Toc242260774" w:history="1">
+          <w:hyperlink w:anchor="_Toc242263507" w:history="1">
             <w:r>
               <w:rPr>
                 <w:rStyle w:val="Hyperlink"/>
@@ -226,7 +226,7 @@
                 <w:noProof/>
                 <w:webHidden/>
               </w:rPr>
-              <w:instrText xml:space="preserve"> PAGEREF _Toc242260774 \h </w:instrText>
+              <w:instrText xml:space="preserve"> PAGEREF _Toc242263507 \h </w:instrText>
             </w:r>
             <w:r>
               <w:rPr>
@@ -273,7 +273,7 @@
               <w14:ligatures w14:val="standardContextual"/>
             </w:rPr>
           </w:pPr>
-          <w:hyperlink w:anchor="_Toc242260775" w:history="1">
+          <w:hyperlink w:anchor="_Toc242263508" w:history="1">
             <w:r>
               <w:rPr>
                 <w:rStyle w:val="Hyperlink"/>
@@ -300,7 +300,7 @@
                 <w:noProof/>
                 <w:webHidden/>
               </w:rPr>
-              <w:instrText xml:space="preserve"> PAGEREF _Toc242260775 \h </w:instrText>
+              <w:instrText xml:space="preserve"> PAGEREF _Toc242263508 \h </w:instrText>
             </w:r>
             <w:r>
               <w:rPr>
@@ -347,7 +347,7 @@
               <w14:ligatures w14:val="standardContextual"/>
             </w:rPr>
           </w:pPr>
-          <w:hyperlink w:anchor="_Toc242260776" w:history="1">
+          <w:hyperlink w:anchor="_Toc242263509" w:history="1">
             <w:r>
               <w:rPr>
                 <w:rStyle w:val="Hyperlink"/>
@@ -374,7 +374,7 @@
                 <w:noProof/>
                 <w:webHidden/>
               </w:rPr>
-              <w:instrText xml:space="preserve"> PAGEREF _Toc242260776 \h </w:instrText>
+              <w:instrText xml:space="preserve"> PAGEREF _Toc242263509 \h </w:instrText>
             </w:r>
             <w:r>
               <w:rPr>
@@ -421,7 +421,7 @@
               <w14:ligatures w14:val="standardContextual"/>
             </w:rPr>
           </w:pPr>
-          <w:hyperlink w:anchor="_Toc242260777" w:history="1">
+          <w:hyperlink w:anchor="_Toc242263510" w:history="1">
             <w:r>
               <w:rPr>
                 <w:rStyle w:val="Hyperlink"/>
@@ -448,7 +448,7 @@
                 <w:noProof/>
                 <w:webHidden/>
               </w:rPr>
-              <w:instrText xml:space="preserve"> PAGEREF _Toc242260777 \h </w:instrText>
+              <w:instrText xml:space="preserve"> PAGEREF _Toc242263510 \h </w:instrText>
             </w:r>
             <w:r>
               <w:rPr>
@@ -495,7 +495,7 @@
               <w14:ligatures w14:val="standardContextual"/>
             </w:rPr>
           </w:pPr>
-          <w:hyperlink w:anchor="_Toc242260778" w:history="1">
+          <w:hyperlink w:anchor="_Toc242263511" w:history="1">
             <w:r>
               <w:rPr>
                 <w:rStyle w:val="Hyperlink"/>
@@ -522,7 +522,7 @@
                 <w:noProof/>
                 <w:webHidden/>
               </w:rPr>
-              <w:instrText xml:space="preserve"> PAGEREF _Toc242260778 \h </w:instrText>
+              <w:instrText xml:space="preserve"> PAGEREF _Toc242263511 \h </w:instrText>
             </w:r>
             <w:r>
               <w:rPr>
@@ -569,7 +569,7 @@
               <w14:ligatures w14:val="standardContextual"/>
             </w:rPr>
           </w:pPr>
-          <w:hyperlink w:anchor="_Toc242260779" w:history="1">
+          <w:hyperlink w:anchor="_Toc242263512" w:history="1">
             <w:r>
               <w:rPr>
                 <w:rStyle w:val="Hyperlink"/>
@@ -596,7 +596,7 @@
                 <w:noProof/>
                 <w:webHidden/>
               </w:rPr>
-              <w:instrText xml:space="preserve"> PAGEREF _Toc242260779 \h </w:instrText>
+              <w:instrText xml:space="preserve"> PAGEREF _Toc242263512 \h </w:instrText>
             </w:r>
             <w:r>
               <w:rPr>
@@ -643,7 +643,7 @@
               <w14:ligatures w14:val="standardContextual"/>
             </w:rPr>
           </w:pPr>
-          <w:hyperlink w:anchor="_Toc242260780" w:history="1">
+          <w:hyperlink w:anchor="_Toc242263513" w:history="1">
             <w:r>
               <w:rPr>
                 <w:rStyle w:val="Hyperlink"/>
@@ -670,7 +670,7 @@
                 <w:noProof/>
                 <w:webHidden/>
               </w:rPr>
-              <w:instrText xml:space="preserve"> PAGEREF _Toc242260780 \h </w:instrText>
+              <w:instrText xml:space="preserve"> PAGEREF _Toc242263513 \h </w:instrText>
             </w:r>
             <w:r>
               <w:rPr>
@@ -713,7 +713,7 @@
         <w:pStyle w:val="Heading1"/>
       </w:pPr>
       <w:bookmarkStart w:id="0" w:name="facilitator-guide"/>
-      <w:bookmarkStart w:id="1" w:name="_Toc242260772"/>
+      <w:bookmarkStart w:id="1" w:name="_Toc242263505"/>
       <w:r>
         <w:t>Facilitator Guide</w:t>
       </w:r>
@@ -724,7 +724,7 @@
         <w:pStyle w:val="Heading2"/>
       </w:pPr>
       <w:bookmarkStart w:id="2" w:name="Xfd11e3e8983b060338e1b93aafec708634cfb39"/>
-      <w:bookmarkStart w:id="3" w:name="_Toc242260773"/>
+      <w:bookmarkStart w:id="3" w:name="_Toc242263506"/>
       <w:r>
         <w:t>Getting Things Done with Copilot Cowork for HR Tasks (2½ hours, ~25 attendees)</w:t>
       </w:r>
@@ -792,7 +792,7 @@
         <w:pStyle w:val="Heading2"/>
       </w:pPr>
       <w:bookmarkStart w:id="4" w:name="before-you-start"/>
-      <w:bookmarkStart w:id="5" w:name="_Toc242260774"/>
+      <w:bookmarkStart w:id="5" w:name="_Toc242263507"/>
       <w:bookmarkEnd w:id="2"/>
       <w:r>
         <w:t>Before you start</w:t>
@@ -854,7 +854,10 @@
         <w:t>their own work accounts</w:t>
       </w:r>
       <w:r>
-        <w:t xml:space="preserve">, so there's nothing to provision or hand out. Check each has a Microsoft 365 Copilot license and is in a security group covered by a </w:t>
+        <w:t xml:space="preserve">, so there's nothing to </w:t>
+      </w:r>
+      <w:r>
+        <w:t xml:space="preserve">provision or hand out. Check each has a Microsoft 365 Copilot license and is in a security group covered by a </w:t>
       </w:r>
       <w:r>
         <w:rPr>
@@ -924,7 +927,10 @@
         <w:t>your</w:t>
       </w:r>
       <w:r>
-        <w:t xml:space="preserve"> demo account only, with VS Code, GitHub Copilot (Agent mode), and the </w:t>
+        <w:t xml:space="preserve"> </w:t>
+      </w:r>
+      <w:r>
+        <w:t xml:space="preserve">demo account only, with VS Code, GitHub Copilot (Agent mode), and the </w:t>
       </w:r>
       <w:r>
         <w:rPr>
@@ -1175,7 +1181,7 @@
           <w:noProof/>
         </w:rPr>
         <w:drawing>
-          <wp:inline distT="0" distB="0" distL="0" distR="0" wp14:anchorId="6E998F1D" wp14:editId="14143DCE">
+          <wp:inline distT="0" distB="0" distL="0" distR="0" wp14:anchorId="0E2A2417" wp14:editId="01B745D3">
             <wp:extent cx="4400120" cy="1306285"/>
             <wp:effectExtent l="0" t="0" r="0" b="0"/>
             <wp:docPr id="15" name="Picture" descr="Tip: on a GitHub file page, select the Download icon (Download raw file) at the top right of the file"/>
@@ -1272,7 +1278,14 @@
           <w:b/>
           <w:bCs/>
         </w:rPr>
-        <w:t>Never ask attendees to project or share their Exercise 1 results.</w:t>
+        <w:t xml:space="preserve">Never ask attendees to project or share </w:t>
+      </w:r>
+      <w:r>
+        <w:rPr>
+          <w:b/>
+          <w:bCs/>
+        </w:rPr>
+        <w:t>their Exercise 1 results.</w:t>
       </w:r>
       <w:r>
         <w:t xml:space="preserve"> Have attendees keep custom skills </w:t>
@@ -1379,7 +1392,10 @@
         <w:t>Hands-on</w:t>
       </w:r>
       <w:r>
-        <w:t xml:space="preserve"> slide's notes end with the exercise prompt as plain text, one block per task, so you can copy it straight into Cowork (or Agent Builder for Exercise 8) during your demo.</w:t>
+        <w:t xml:space="preserve"> </w:t>
+      </w:r>
+      <w:r>
+        <w:t>slide's notes end with the exercise prompt as plain text, one block per task, so you can copy it straight into Cowork (or Agent Builder for Exercise 8) during your demo.</w:t>
       </w:r>
     </w:p>
     <w:p>
@@ -1446,7 +1462,10 @@
         <w:t>record each demo ahead of time</w:t>
       </w:r>
       <w:r>
-        <w:t xml:space="preserve"> from your demo account (Exercise 1 from the seeded account, never real mail) and play the recording instead of waiting live. To add one, select the </w:t>
+        <w:t xml:space="preserve"> from </w:t>
+      </w:r>
+      <w:r>
+        <w:t xml:space="preserve">your demo account (Exercise 1 from the seeded account, never real mail) and play the recording instead of waiting live. To add one, select the </w:t>
       </w:r>
       <w:r>
         <w:rPr>
@@ -1515,7 +1534,10 @@
         <w:t>instructor-deck.pptx</w:t>
       </w:r>
       <w:r>
-        <w:t xml:space="preserve"> is regenerated by the build.</w:t>
+        <w:t xml:space="preserve"> </w:t>
+      </w:r>
+      <w:r>
+        <w:t>is regenerated by the build.</w:t>
       </w:r>
     </w:p>
     <w:p>
@@ -1523,7 +1545,7 @@
         <w:pStyle w:val="Heading2"/>
       </w:pPr>
       <w:bookmarkStart w:id="6" w:name="run-sheet-150-minutes"/>
-      <w:bookmarkStart w:id="7" w:name="_Toc242260775"/>
+      <w:bookmarkStart w:id="7" w:name="_Toc242263508"/>
       <w:bookmarkEnd w:id="4"/>
       <w:r>
         <w:t>Run sheet (150 minutes)</w:t>
@@ -2124,7 +2146,7 @@
               <w:rPr>
                 <w:sz w:val="19"/>
               </w:rPr>
-              <w:t>1:05–1:25</w:t>
+              <w:t>1:05–1:20</w:t>
             </w:r>
           </w:p>
         </w:tc>
@@ -2196,7 +2218,7 @@
               <w:rPr>
                 <w:sz w:val="19"/>
               </w:rPr>
-              <w:t>1:25–1:35</w:t>
+              <w:t>1:20–1:30</w:t>
             </w:r>
           </w:p>
         </w:tc>
@@ -2268,7 +2290,7 @@
               <w:rPr>
                 <w:sz w:val="19"/>
               </w:rPr>
-              <w:t>1:35–1:50</w:t>
+              <w:t>1:30–1:45</w:t>
             </w:r>
           </w:p>
         </w:tc>
@@ -2346,7 +2368,7 @@
               <w:rPr>
                 <w:sz w:val="19"/>
               </w:rPr>
-              <w:t>1:50–2:00</w:t>
+              <w:t>1:45–1:55</w:t>
             </w:r>
           </w:p>
         </w:tc>
@@ -2418,7 +2440,7 @@
               <w:rPr>
                 <w:sz w:val="19"/>
               </w:rPr>
-              <w:t>2:00–2:10</w:t>
+              <w:t>1:55–2:10</w:t>
             </w:r>
           </w:p>
         </w:tc>
@@ -2626,7 +2648,7 @@
         <w:pStyle w:val="Heading2"/>
       </w:pPr>
       <w:bookmarkStart w:id="8" w:name="segment-talking-points"/>
-      <w:bookmarkStart w:id="9" w:name="_Toc242260776"/>
+      <w:bookmarkStart w:id="9" w:name="_Toc242263509"/>
       <w:bookmarkEnd w:id="6"/>
       <w:r>
         <w:t>Segment talking points</w:t>
@@ -2770,7 +2792,10 @@
         <w:t>Cowork = AI coworker</w:t>
       </w:r>
       <w:r>
-        <w:t xml:space="preserve"> (you describe an outcome, it does the multi-step work and hands back a deliverable). See </w:t>
+        <w:t xml:space="preserve"> </w:t>
+      </w:r>
+      <w:r>
+        <w:t xml:space="preserve">(you describe an outcome, it does the multi-step work and hands back a deliverable). See </w:t>
       </w:r>
       <w:hyperlink r:id="rId14">
         <w:r>
@@ -3029,7 +3054,10 @@
         <w:t>custom instructions</w:t>
       </w:r>
       <w:r>
-        <w:t xml:space="preserve"> (Customize → Preferences → </w:t>
+        <w:t xml:space="preserve"> </w:t>
+      </w:r>
+      <w:r>
+        <w:t xml:space="preserve">(Customize → Preferences → </w:t>
       </w:r>
       <w:r>
         <w:rPr>
@@ -3185,7 +3213,10 @@
         <w:t>What Cowork will ask:</w:t>
       </w:r>
       <w:r>
-        <w:t xml:space="preserve"> clarifying questions (answer in the chat), progress messages and skill chips (nothing to do), </w:t>
+        <w:t xml:space="preserve"> </w:t>
+      </w:r>
+      <w:r>
+        <w:t xml:space="preserve">clarifying questions (answer in the chat), progress messages and skill chips (nothing to do), </w:t>
       </w:r>
       <w:r>
         <w:rPr>
@@ -3343,7 +3374,10 @@
         <w:t>Slow down and show the Output folder (about 3 minutes, on screen).</w:t>
       </w:r>
       <w:r>
-        <w:t xml:space="preserve"> This is the first exercise that creates a file, and every later exercise depends on finding outputs:</w:t>
+        <w:t xml:space="preserve"> This is the first </w:t>
+      </w:r>
+      <w:r>
+        <w:t>exercise that creates a file, and every later exercise depends on finding outputs:</w:t>
       </w:r>
     </w:p>
     <w:p>
@@ -3513,7 +3547,10 @@
         <w:t>OneDrive → Cowork</w:t>
       </w:r>
       <w:r>
-        <w:t xml:space="preserve"> in a new browser tab to show the same file saved there. Then have the room do it themselves before moving on; proctors help anyone who can't find the side panel toggle.</w:t>
+        <w:t xml:space="preserve"> in a new browser tab to show the same file saved there. </w:t>
+      </w:r>
+      <w:r>
+        <w:t>Then have the room do it themselves before moving on; proctors help anyone who can't find the side panel toggle.</w:t>
       </w:r>
     </w:p>
     <w:p>
@@ -3573,7 +3610,10 @@
         <w:t>no screen sharing</w:t>
       </w:r>
       <w:r>
-        <w:t xml:space="preserve"> of attendee dashboards.</w:t>
+        <w:t xml:space="preserve"> of </w:t>
+      </w:r>
+      <w:r>
+        <w:t>attendee dashboards.</w:t>
       </w:r>
     </w:p>
     <w:p>
@@ -3688,7 +3728,10 @@
         <w:t>open two citations</w:t>
       </w:r>
       <w:r>
-        <w:t xml:space="preserve"> and check them: the habit matters more than the briefing.</w:t>
+        <w:t xml:space="preserve"> </w:t>
+      </w:r>
+      <w:r>
+        <w:t>and check them: the habit matters more than the briefing.</w:t>
       </w:r>
     </w:p>
     <w:p>
@@ -3765,7 +3808,10 @@
         <w:t>two formats</w:t>
       </w:r>
       <w:r>
-        <w:t xml:space="preserve"> at once. Point out the </w:t>
+        <w:t xml:space="preserve"> </w:t>
+      </w:r>
+      <w:r>
+        <w:t xml:space="preserve">at once. Point out the </w:t>
       </w:r>
       <w:r>
         <w:rPr>
@@ -3924,7 +3970,10 @@
         <w:t>no "browser" skill</w:t>
       </w:r>
       <w:r>
-        <w:t xml:space="preserve"> to pick and no skill chip. Ask for something that needs a website and Cowork opens a </w:t>
+        <w:t xml:space="preserve"> </w:t>
+      </w:r>
+      <w:r>
+        <w:t xml:space="preserve">to pick and no skill chip. Ask for something that needs a website and Cowork opens a </w:t>
       </w:r>
       <w:r>
         <w:rPr>
@@ -4004,7 +4053,10 @@
         <w:t>Switch to tab</w:t>
       </w:r>
       <w:r>
-        <w:t xml:space="preserve"> so the room sees Edge typing in the DOL search box and clicking through. Then switch back to the chat.</w:t>
+        <w:t xml:space="preserve"> so the room sees Edge typing in the DOL </w:t>
+      </w:r>
+      <w:r>
+        <w:t>search box and clicking through. Then switch back to the chat.</w:t>
       </w:r>
     </w:p>
     <w:p>
@@ -4205,7 +4257,10 @@
         <w:t>is the HR Coordinator exempt from overtime?</w:t>
       </w:r>
       <w:r>
-        <w:t xml:space="preserve"> Cowork finds DOL </w:t>
+        <w:t xml:space="preserve"> </w:t>
+      </w:r>
+      <w:r>
+        <w:t xml:space="preserve">Cowork finds DOL </w:t>
       </w:r>
       <w:r>
         <w:rPr>
@@ -4242,10 +4297,10 @@
       <w:pPr>
         <w:pStyle w:val="Heading3"/>
       </w:pPr>
-      <w:bookmarkStart w:id="16" w:name="X87cb0f58317244d6fc1eed29e24e35b03db8d7d"/>
+      <w:bookmarkStart w:id="16" w:name="X23a31fe1960d0b8b0d3e527209f291fb348d26e"/>
       <w:bookmarkEnd w:id="15"/>
       <w:r>
-        <w:t>Ex 4 — Build a custom skill (1:05–1:25) — the centerpiece</w:t>
+        <w:t>Ex 4 — Build a custom skill (1:05–1:20) — the centerpiece</w:t>
       </w:r>
     </w:p>
     <w:p>
@@ -4289,7 +4344,10 @@
         <w:t>auto-evaluation</w:t>
       </w:r>
       <w:r>
-        <w:t xml:space="preserve"> aloud; explain the four scoring dimensions and the bands.</w:t>
+        <w:t xml:space="preserve"> </w:t>
+      </w:r>
+      <w:r>
+        <w:t>aloud; explain the four scoring dimensions and the bands.</w:t>
       </w:r>
     </w:p>
     <w:p>
@@ -4360,7 +4418,10 @@
         <w:t>only</w:t>
       </w:r>
       <w:r>
-        <w:t xml:space="preserve"> the two Zava files. A good answer: November, effective January 1, citing </w:t>
+        <w:t xml:space="preserve"> </w:t>
+      </w:r>
+      <w:r>
+        <w:t xml:space="preserve">the two Zava files. A good answer: November, effective January 1, citing </w:t>
       </w:r>
       <w:r>
         <w:rPr>
@@ -4469,10 +4530,10 @@
       <w:pPr>
         <w:pStyle w:val="Heading3"/>
       </w:pPr>
-      <w:bookmarkStart w:id="17" w:name="ex-5--recruiting--reporting-125135"/>
+      <w:bookmarkStart w:id="17" w:name="ex-5--recruiting--reporting-120130"/>
       <w:bookmarkEnd w:id="16"/>
       <w:r>
-        <w:t>Ex 5 — Recruiting + reporting (1:25–1:35)</w:t>
+        <w:t>Ex 5 — Recruiting + reporting (1:20–1:30)</w:t>
       </w:r>
     </w:p>
     <w:p>
@@ -4491,7 +4552,10 @@
         <w:t>Job posting (5a):</w:t>
       </w:r>
       <w:r>
-        <w:t xml:space="preserve"> the follow-on to Ex 2. Ex 2 prepared the interview; 5a writes the posting that attracts candidates. Discuss the </w:t>
+        <w:t xml:space="preserve"> </w:t>
+      </w:r>
+      <w:r>
+        <w:t xml:space="preserve">the follow-on to Ex 2. Ex 2 prepared the interview; 5a writes the posting that attracts candidates. Discuss the </w:t>
       </w:r>
       <w:r>
         <w:rPr>
@@ -4543,7 +4607,10 @@
         <w:t>T-2008</w:t>
       </w:r>
       <w:r>
-        <w:t xml:space="preserve"> (overtime missing from a paycheck). T-2003 and T-2013 are also High but already closed — a good check on whether Cowork read the Status column. Full expected results: </w:t>
+        <w:t xml:space="preserve"> (overtime missing from a paycheck). T-2003 and T-2013 are also High but </w:t>
+      </w:r>
+      <w:r>
+        <w:t xml:space="preserve">already closed — a good check on whether Cowork read the Status column. Full expected results: </w:t>
       </w:r>
       <w:hyperlink r:id="rId19">
         <w:r>
@@ -4583,11 +4650,11 @@
       <w:pPr>
         <w:pStyle w:val="Heading3"/>
       </w:pPr>
-      <w:bookmarkStart w:id="18" w:name="break-135150-15-minutes"/>
+      <w:bookmarkStart w:id="18" w:name="break-130145-15-minutes"/>
       <w:bookmarkEnd w:id="17"/>
       <w:r>
         <w:lastRenderedPageBreak/>
-        <w:t>Break (1:35–1:50, 15 minutes)</w:t>
+        <w:t>Break (1:30–1:45, 15 minutes)</w:t>
       </w:r>
     </w:p>
     <w:p>
@@ -4606,10 +4673,10 @@
       <w:pPr>
         <w:pStyle w:val="Heading3"/>
       </w:pPr>
-      <w:bookmarkStart w:id="19" w:name="ex-6--onboarding-pack-150200"/>
+      <w:bookmarkStart w:id="19" w:name="ex-6--onboarding-pack-145155"/>
       <w:bookmarkEnd w:id="18"/>
       <w:r>
-        <w:t>Ex 6 — Onboarding pack (1:50–2:00)</w:t>
+        <w:t>Ex 6 — Onboarding pack (1:45–1:55)</w:t>
       </w:r>
     </w:p>
     <w:p>
@@ -4638,7 +4705,10 @@
         <w:t>Sofia Alvarez</w:t>
       </w:r>
       <w:r>
-        <w:t xml:space="preserve"> (fictional; attendees invite only themselves) accepted the HR Coordinator role from Ex 2 and Ex 5 and starts </w:t>
+        <w:t xml:space="preserve"> </w:t>
+      </w:r>
+      <w:r>
+        <w:t xml:space="preserve">(fictional; attendees invite only themselves) accepted the HR Coordinator role from Ex 2 and Ex 5 and starts </w:t>
       </w:r>
       <w:r>
         <w:rPr>
@@ -4702,7 +4772,10 @@
         <w:t>themselves only</w:t>
       </w:r>
       <w:r>
-        <w:t xml:space="preserve"> — no real people — and everything stays a reviewed draft.</w:t>
+        <w:t xml:space="preserve"> — no </w:t>
+      </w:r>
+      <w:r>
+        <w:t>real people — and everything stays a reviewed draft.</w:t>
       </w:r>
     </w:p>
     <w:p>
@@ -4738,10 +4811,18 @@
       <w:pPr>
         <w:pStyle w:val="Heading3"/>
       </w:pPr>
-      <w:bookmarkStart w:id="20" w:name="ex-7--automate--share-200210"/>
+      <w:bookmarkStart w:id="20" w:name="ex-7--automate--share-155210"/>
       <w:bookmarkEnd w:id="19"/>
       <w:r>
-        <w:t>Ex 7 — Automate &amp; share (2:00–2:10)</w:t>
+        <w:t>Ex 7 — Automate &amp; share (1:55–2:10)</w:t>
+      </w:r>
+    </w:p>
+    <w:p>
+      <w:pPr>
+        <w:pStyle w:val="FirstParagraph"/>
+      </w:pPr>
+      <w:r>
+        <w:t>Ex 7 has 15 minutes because 7a alone took about 12 minutes in the dry run; Ex 4 has 15 because it took about 11.</w:t>
       </w:r>
     </w:p>
     <w:p>
@@ -4906,7 +4987,10 @@
         <w:t>HR plugins:</w:t>
       </w:r>
       <w:r>
-        <w:t xml:space="preserve"> the plugins spotlight isn't in the 2½-hour session; attendees get it in the </w:t>
+        <w:t xml:space="preserve"> </w:t>
+      </w:r>
+      <w:r>
+        <w:t xml:space="preserve">the plugins spotlight isn't in the 2½-hour session; attendees get it in the </w:t>
       </w:r>
       <w:hyperlink r:id="rId20">
         <w:r>
@@ -5186,7 +5270,10 @@
         <w:t>actions</w:t>
       </w:r>
       <w:r>
-        <w:t xml:space="preserve"> you'd move to Copilot Studio (out of scope). Good moment to show the breadth of the Copilot platform beyond Cowork.</w:t>
+        <w:t xml:space="preserve"> you'd move to Copilot Studio (out of scope). Good moment to show the breadth of </w:t>
+      </w:r>
+      <w:r>
+        <w:t>the Copilot platform beyond Cowork.</w:t>
       </w:r>
     </w:p>
     <w:p>
@@ -5196,6 +5283,7 @@
       <w:bookmarkStart w:id="22" w:name="wrap-up-225230"/>
       <w:bookmarkEnd w:id="21"/>
       <w:r>
+        <w:lastRenderedPageBreak/>
         <w:t>Wrap-up (2:25–2:30)</w:t>
       </w:r>
     </w:p>
@@ -5220,7 +5308,6 @@
         </w:numPr>
       </w:pPr>
       <w:r>
-        <w:lastRenderedPageBreak/>
         <w:t xml:space="preserve">Recap the </w:t>
       </w:r>
       <w:r>
@@ -5374,7 +5461,10 @@
         </w:r>
       </w:hyperlink>
       <w:r>
-        <w:t xml:space="preserve"> (full knowledge check, feedback survey, and 30-day adoption plan).</w:t>
+        <w:t xml:space="preserve"> (full knowledge check, feedback </w:t>
+      </w:r>
+      <w:r>
+        <w:t>survey, and 30-day adoption plan).</w:t>
       </w:r>
     </w:p>
     <w:p>
@@ -5382,7 +5472,7 @@
         <w:pStyle w:val="Heading2"/>
       </w:pPr>
       <w:bookmarkStart w:id="23" w:name="troubleshooting-triage-hand-to-proctors"/>
-      <w:bookmarkStart w:id="24" w:name="_Toc242260777"/>
+      <w:bookmarkStart w:id="24" w:name="_Toc242263510"/>
       <w:bookmarkEnd w:id="8"/>
       <w:bookmarkEnd w:id="22"/>
       <w:r>
@@ -5905,7 +5995,13 @@
               <w:rPr>
                 <w:sz w:val="19"/>
               </w:rPr>
-              <w:t xml:space="preserve"> was clicked earlier in the session</w:t>
+              <w:t xml:space="preserve"> </w:t>
+            </w:r>
+            <w:r>
+              <w:rPr>
+                <w:sz w:val="19"/>
+              </w:rPr>
+              <w:t>was clicked earlier in the session</w:t>
             </w:r>
           </w:p>
         </w:tc>
@@ -6290,6 +6386,7 @@
               <w:rPr>
                 <w:sz w:val="19"/>
               </w:rPr>
+              <w:lastRenderedPageBreak/>
               <w:t xml:space="preserve">Answer uses the attendee's </w:t>
             </w:r>
             <w:r>
@@ -6304,56 +6401,40 @@
               <w:rPr>
                 <w:sz w:val="19"/>
               </w:rPr>
-              <w:t xml:space="preserve"> policies, </w:t>
-            </w:r>
-            <w:r>
-              <w:rPr>
-                <w:sz w:val="19"/>
-              </w:rPr>
-              <w:lastRenderedPageBreak/>
-              <w:t>not Zava's (Ex 4, Ex 8)</w:t>
-            </w:r>
-          </w:p>
-        </w:tc>
-        <w:tc>
-          <w:tcPr>
-            <w:tcW w:w="0" w:type="auto"/>
-          </w:tcPr>
-          <w:p>
-            <w:pPr>
-              <w:pStyle w:val="Compact"/>
-              <w:spacing w:before="20" w:after="20"/>
-            </w:pPr>
-            <w:r>
-              <w:rPr>
-                <w:sz w:val="19"/>
-              </w:rPr>
-              <w:lastRenderedPageBreak/>
-              <w:t xml:space="preserve">Generic question ("When is open enrollment?") matched real HR content in their tenant, or Agent </w:t>
-            </w:r>
-            <w:r>
-              <w:rPr>
-                <w:sz w:val="19"/>
-              </w:rPr>
-              <w:lastRenderedPageBreak/>
-              <w:t>Builder searched beyond its files</w:t>
-            </w:r>
-          </w:p>
-        </w:tc>
-        <w:tc>
-          <w:tcPr>
-            <w:tcW w:w="0" w:type="auto"/>
-          </w:tcPr>
-          <w:p>
-            <w:pPr>
-              <w:pStyle w:val="Compact"/>
-              <w:spacing w:before="20" w:after="20"/>
-            </w:pPr>
-            <w:r>
-              <w:rPr>
-                <w:sz w:val="19"/>
-              </w:rPr>
-              <w:lastRenderedPageBreak/>
+              <w:t xml:space="preserve"> policies, not Zava's (Ex 4, Ex 8)</w:t>
+            </w:r>
+          </w:p>
+        </w:tc>
+        <w:tc>
+          <w:tcPr>
+            <w:tcW w:w="0" w:type="auto"/>
+          </w:tcPr>
+          <w:p>
+            <w:pPr>
+              <w:pStyle w:val="Compact"/>
+              <w:spacing w:before="20" w:after="20"/>
+            </w:pPr>
+            <w:r>
+              <w:rPr>
+                <w:sz w:val="19"/>
+              </w:rPr>
+              <w:t>Generic question ("When is open enrollment?") matched real HR content in their tenant, or Agent Builder searched beyond its files</w:t>
+            </w:r>
+          </w:p>
+        </w:tc>
+        <w:tc>
+          <w:tcPr>
+            <w:tcW w:w="0" w:type="auto"/>
+          </w:tcPr>
+          <w:p>
+            <w:pPr>
+              <w:pStyle w:val="Compact"/>
+              <w:spacing w:before="20" w:after="20"/>
+            </w:pPr>
+            <w:r>
+              <w:rPr>
+                <w:sz w:val="19"/>
+              </w:rPr>
               <w:t xml:space="preserve">Ask again in a new task starting with "At Zava, …"; Ex 4: the skill's instructions say </w:t>
             </w:r>
             <w:r>
@@ -6390,7 +6471,155 @@
                 <w:bCs/>
                 <w:sz w:val="19"/>
               </w:rPr>
-              <w:t xml:space="preserve">Search all </w:t>
+              <w:t>Search all websites</w:t>
+            </w:r>
+            <w:r>
+              <w:rPr>
+                <w:sz w:val="19"/>
+              </w:rPr>
+              <w:t xml:space="preserve"> off, files no longer "Preparing"</w:t>
+            </w:r>
+          </w:p>
+        </w:tc>
+      </w:tr>
+      <w:tr>
+        <w:tc>
+          <w:tcPr>
+            <w:tcW w:w="0" w:type="auto"/>
+          </w:tcPr>
+          <w:p>
+            <w:pPr>
+              <w:pStyle w:val="Compact"/>
+              <w:spacing w:before="20" w:after="20"/>
+            </w:pPr>
+            <w:r>
+              <w:rPr>
+                <w:sz w:val="19"/>
+              </w:rPr>
+              <w:t>Cowork won't open a site (Ex 3)</w:t>
+            </w:r>
+          </w:p>
+        </w:tc>
+        <w:tc>
+          <w:tcPr>
+            <w:tcW w:w="0" w:type="auto"/>
+          </w:tcPr>
+          <w:p>
+            <w:pPr>
+              <w:pStyle w:val="Compact"/>
+              <w:spacing w:before="20" w:after="20"/>
+            </w:pPr>
+            <w:r>
+              <w:rPr>
+                <w:sz w:val="19"/>
+              </w:rPr>
+              <w:t>Some interactive government tools (e.g., DOL eLaws advisors) are declined</w:t>
+            </w:r>
+          </w:p>
+        </w:tc>
+        <w:tc>
+          <w:tcPr>
+            <w:tcW w:w="0" w:type="auto"/>
+          </w:tcPr>
+          <w:p>
+            <w:pPr>
+              <w:pStyle w:val="Compact"/>
+              <w:spacing w:before="20" w:after="20"/>
+            </w:pPr>
+            <w:r>
+              <w:rPr>
+                <w:sz w:val="19"/>
+              </w:rPr>
+              <w:t>Skip that site; the core task and stretch use regular dol.gov and lni.wa.gov pages</w:t>
+            </w:r>
+          </w:p>
+        </w:tc>
+      </w:tr>
+      <w:tr>
+        <w:tc>
+          <w:tcPr>
+            <w:tcW w:w="0" w:type="auto"/>
+          </w:tcPr>
+          <w:p>
+            <w:pPr>
+              <w:pStyle w:val="Compact"/>
+              <w:spacing w:before="20" w:after="20"/>
+            </w:pPr>
+            <w:r>
+              <w:rPr>
+                <w:sz w:val="19"/>
+              </w:rPr>
+              <w:t>"Browser tasks run in Microsoft Edge" (Ex 3)</w:t>
+            </w:r>
+          </w:p>
+        </w:tc>
+        <w:tc>
+          <w:tcPr>
+            <w:tcW w:w="0" w:type="auto"/>
+          </w:tcPr>
+          <w:p>
+            <w:pPr>
+              <w:pStyle w:val="Compact"/>
+              <w:spacing w:before="20" w:after="20"/>
+            </w:pPr>
+            <w:r>
+              <w:rPr>
+                <w:sz w:val="19"/>
+              </w:rPr>
+              <w:t>Not in Edge, Edge profile isn't the work account, InPrivate window, or Edge older than 152</w:t>
+            </w:r>
+          </w:p>
+        </w:tc>
+        <w:tc>
+          <w:tcPr>
+            <w:tcW w:w="0" w:type="auto"/>
+          </w:tcPr>
+          <w:p>
+            <w:pPr>
+              <w:pStyle w:val="Compact"/>
+              <w:spacing w:before="20" w:after="20"/>
+            </w:pPr>
+            <w:r>
+              <w:rPr>
+                <w:sz w:val="19"/>
+              </w:rPr>
+              <w:t>Open Cowork in Edge in a profile signed in with the work account; update Edge; else watch the facilitator demo</w:t>
+            </w:r>
+          </w:p>
+        </w:tc>
+      </w:tr>
+      <w:tr>
+        <w:tc>
+          <w:tcPr>
+            <w:tcW w:w="0" w:type="auto"/>
+          </w:tcPr>
+          <w:p>
+            <w:pPr>
+              <w:pStyle w:val="Compact"/>
+              <w:spacing w:before="20" w:after="20"/>
+            </w:pPr>
+            <w:r>
+              <w:rPr>
+                <w:sz w:val="19"/>
+              </w:rPr>
+              <w:t>Browser task never starts (Ex 3)</w:t>
+            </w:r>
+          </w:p>
+        </w:tc>
+        <w:tc>
+          <w:tcPr>
+            <w:tcW w:w="0" w:type="auto"/>
+          </w:tcPr>
+          <w:p>
+            <w:pPr>
+              <w:pStyle w:val="Compact"/>
+              <w:spacing w:before="20" w:after="20"/>
+            </w:pPr>
+            <w:r>
+              <w:rPr>
+                <w:sz w:val="19"/>
+              </w:rPr>
+              <w:t xml:space="preserve">Browser access not allowed for this account, the Edge </w:t>
             </w:r>
             <w:r>
               <w:rPr>
@@ -6398,157 +6627,30 @@
                 <w:bCs/>
                 <w:sz w:val="19"/>
               </w:rPr>
-              <w:lastRenderedPageBreak/>
-              <w:t>websites</w:t>
-            </w:r>
-            <w:r>
-              <w:rPr>
-                <w:sz w:val="19"/>
-              </w:rPr>
-              <w:t xml:space="preserve"> off, files no longer "Preparing"</w:t>
-            </w:r>
-          </w:p>
-        </w:tc>
-      </w:tr>
-      <w:tr>
-        <w:tc>
-          <w:tcPr>
-            <w:tcW w:w="0" w:type="auto"/>
-          </w:tcPr>
-          <w:p>
-            <w:pPr>
-              <w:pStyle w:val="Compact"/>
-              <w:spacing w:before="20" w:after="20"/>
-            </w:pPr>
-            <w:r>
-              <w:rPr>
-                <w:sz w:val="19"/>
-              </w:rPr>
-              <w:lastRenderedPageBreak/>
-              <w:t>Cowork won't open a site (Ex 3)</w:t>
-            </w:r>
-          </w:p>
-        </w:tc>
-        <w:tc>
-          <w:tcPr>
-            <w:tcW w:w="0" w:type="auto"/>
-          </w:tcPr>
-          <w:p>
-            <w:pPr>
-              <w:pStyle w:val="Compact"/>
-              <w:spacing w:before="20" w:after="20"/>
-            </w:pPr>
-            <w:r>
-              <w:rPr>
-                <w:sz w:val="19"/>
-              </w:rPr>
-              <w:t>Some interactive government tools (e.g., DOL eLaws advisors) are declined</w:t>
-            </w:r>
-          </w:p>
-        </w:tc>
-        <w:tc>
-          <w:tcPr>
-            <w:tcW w:w="0" w:type="auto"/>
-          </w:tcPr>
-          <w:p>
-            <w:pPr>
-              <w:pStyle w:val="Compact"/>
-              <w:spacing w:before="20" w:after="20"/>
-            </w:pPr>
-            <w:r>
-              <w:rPr>
-                <w:sz w:val="19"/>
-              </w:rPr>
-              <w:t>Skip that site; the core task and stretch use regular dol.gov and lni.wa.gov pages</w:t>
-            </w:r>
-          </w:p>
-        </w:tc>
-      </w:tr>
-      <w:tr>
-        <w:tc>
-          <w:tcPr>
-            <w:tcW w:w="0" w:type="auto"/>
-          </w:tcPr>
-          <w:p>
-            <w:pPr>
-              <w:pStyle w:val="Compact"/>
-              <w:spacing w:before="20" w:after="20"/>
-            </w:pPr>
-            <w:r>
-              <w:rPr>
-                <w:sz w:val="19"/>
-              </w:rPr>
-              <w:t>"Browser tasks run in Microsoft Edge" (Ex 3)</w:t>
-            </w:r>
-          </w:p>
-        </w:tc>
-        <w:tc>
-          <w:tcPr>
-            <w:tcW w:w="0" w:type="auto"/>
-          </w:tcPr>
-          <w:p>
-            <w:pPr>
-              <w:pStyle w:val="Compact"/>
-              <w:spacing w:before="20" w:after="20"/>
-            </w:pPr>
-            <w:r>
-              <w:rPr>
-                <w:sz w:val="19"/>
-              </w:rPr>
-              <w:t>Not in Edge, Edge profile isn't the work account, InPrivate window, or Edge older than 152</w:t>
-            </w:r>
-          </w:p>
-        </w:tc>
-        <w:tc>
-          <w:tcPr>
-            <w:tcW w:w="0" w:type="auto"/>
-          </w:tcPr>
-          <w:p>
-            <w:pPr>
-              <w:pStyle w:val="Compact"/>
-              <w:spacing w:before="20" w:after="20"/>
-            </w:pPr>
-            <w:r>
-              <w:rPr>
-                <w:sz w:val="19"/>
-              </w:rPr>
-              <w:t>Open Cowork in Edge in a profile signed in with the work account; update Edge; else watch the facilitator demo</w:t>
-            </w:r>
-          </w:p>
-        </w:tc>
-      </w:tr>
-      <w:tr>
-        <w:tc>
-          <w:tcPr>
-            <w:tcW w:w="0" w:type="auto"/>
-          </w:tcPr>
-          <w:p>
-            <w:pPr>
-              <w:pStyle w:val="Compact"/>
-              <w:spacing w:before="20" w:after="20"/>
-            </w:pPr>
-            <w:r>
-              <w:rPr>
-                <w:sz w:val="19"/>
-              </w:rPr>
-              <w:t>Browser task never starts (Ex 3)</w:t>
-            </w:r>
-          </w:p>
-        </w:tc>
-        <w:tc>
-          <w:tcPr>
-            <w:tcW w:w="0" w:type="auto"/>
-          </w:tcPr>
-          <w:p>
-            <w:pPr>
-              <w:pStyle w:val="Compact"/>
-              <w:spacing w:before="20" w:after="20"/>
-            </w:pPr>
-            <w:r>
-              <w:rPr>
-                <w:sz w:val="19"/>
-              </w:rPr>
-              <w:t xml:space="preserve">Browser access not allowed for this account, the Edge </w:t>
+              <w:t>Cowork</w:t>
+            </w:r>
+            <w:r>
+              <w:rPr>
+                <w:sz w:val="19"/>
+              </w:rPr>
+              <w:t xml:space="preserve"> setting is off, or the consent notice wasn't accepted</w:t>
+            </w:r>
+          </w:p>
+        </w:tc>
+        <w:tc>
+          <w:tcPr>
+            <w:tcW w:w="0" w:type="auto"/>
+          </w:tcPr>
+          <w:p>
+            <w:pPr>
+              <w:pStyle w:val="Compact"/>
+              <w:spacing w:before="20" w:after="20"/>
+            </w:pPr>
+            <w:r>
+              <w:rPr>
+                <w:sz w:val="19"/>
+              </w:rPr>
+              <w:t xml:space="preserve">Select </w:t>
             </w:r>
             <w:r>
               <w:rPr>
@@ -6556,44 +6658,19 @@
                 <w:bCs/>
                 <w:sz w:val="19"/>
               </w:rPr>
-              <w:t>Cowork</w:t>
-            </w:r>
-            <w:r>
-              <w:rPr>
-                <w:sz w:val="19"/>
-              </w:rPr>
-              <w:t xml:space="preserve"> setting is off, or the consent notice wasn't accepted</w:t>
-            </w:r>
-          </w:p>
-        </w:tc>
-        <w:tc>
-          <w:tcPr>
-            <w:tcW w:w="0" w:type="auto"/>
-          </w:tcPr>
-          <w:p>
-            <w:pPr>
-              <w:pStyle w:val="Compact"/>
-              <w:spacing w:before="20" w:after="20"/>
-            </w:pPr>
-            <w:r>
-              <w:rPr>
-                <w:sz w:val="19"/>
-              </w:rPr>
-              <w:t xml:space="preserve">Select </w:t>
-            </w:r>
-            <w:r>
-              <w:rPr>
-                <w:b/>
-                <w:bCs/>
-                <w:sz w:val="19"/>
-              </w:rPr>
               <w:t>I understand</w:t>
             </w:r>
             <w:r>
               <w:rPr>
                 <w:sz w:val="19"/>
               </w:rPr>
-              <w:t xml:space="preserve"> at the consent notice; host checks Copilot → Settings → Cowork settings → </w:t>
+              <w:t xml:space="preserve"> </w:t>
+            </w:r>
+            <w:r>
+              <w:rPr>
+                <w:sz w:val="19"/>
+              </w:rPr>
+              <w:t xml:space="preserve">at the consent notice; host checks Copilot → Settings → Cowork settings → </w:t>
             </w:r>
             <w:r>
               <w:rPr>
@@ -6768,7 +6845,7 @@
         <w:pStyle w:val="Heading2"/>
       </w:pPr>
       <w:bookmarkStart w:id="25" w:name="time-checks-and-what-to-cut"/>
-      <w:bookmarkStart w:id="26" w:name="_Toc242260778"/>
+      <w:bookmarkStart w:id="26" w:name="_Toc242263511"/>
       <w:bookmarkEnd w:id="23"/>
       <w:r>
         <w:t>Time checks and what to cut</w:t>
@@ -7127,7 +7204,7 @@
                 <w:bCs/>
                 <w:sz w:val="19"/>
               </w:rPr>
-              <w:t>1:35</w:t>
+              <w:t>1:30</w:t>
             </w:r>
           </w:p>
         </w:tc>
@@ -7182,7 +7259,7 @@
                 <w:bCs/>
                 <w:sz w:val="19"/>
               </w:rPr>
-              <w:t>2:00</w:t>
+              <w:t>1:55</w:t>
             </w:r>
           </w:p>
         </w:tc>
@@ -7329,7 +7406,7 @@
         <w:pStyle w:val="Heading2"/>
       </w:pPr>
       <w:bookmarkStart w:id="27" w:name="pacing-tips-for-25-people"/>
-      <w:bookmarkStart w:id="28" w:name="_Toc242260779"/>
+      <w:bookmarkStart w:id="28" w:name="_Toc242263512"/>
       <w:bookmarkEnd w:id="25"/>
       <w:r>
         <w:t>Pacing tips for ~25 people</w:t>
@@ -7352,7 +7429,14 @@
           <w:b/>
           <w:bCs/>
         </w:rPr>
-        <w:t>✅ Checkpoints</w:t>
+        <w:t>✅</w:t>
+      </w:r>
+      <w:r>
+        <w:rPr>
+          <w:b/>
+          <w:bCs/>
+        </w:rPr>
+        <w:t xml:space="preserve"> Checkpoints</w:t>
       </w:r>
       <w:r>
         <w:t xml:space="preserve"> in the workbook as sync points — "raise a hand when you hit the checkpoint."</w:t>
@@ -7367,6 +7451,7 @@
         </w:numPr>
       </w:pPr>
       <w:r>
+        <w:lastRenderedPageBreak/>
         <w:t xml:space="preserve">Keep </w:t>
       </w:r>
       <w:r>
@@ -7377,7 +7462,10 @@
         <w:t>stretch prompts</w:t>
       </w:r>
       <w:r>
-        <w:t xml:space="preserve"> ready (end of each exercise in the </w:t>
+        <w:t xml:space="preserve"> </w:t>
+      </w:r>
+      <w:r>
+        <w:t xml:space="preserve">ready (end of each exercise in the </w:t>
       </w:r>
       <w:hyperlink r:id="rId32">
         <w:r>
@@ -7422,7 +7510,6 @@
         </w:numPr>
       </w:pPr>
       <w:r>
-        <w:lastRenderedPageBreak/>
         <w:t xml:space="preserve">Timings are guidance; if you're running long, keep everyone on the required tasks (the optional 2c, 3b, 6b, 6c, and 7c are for fast finishers) and/or run Ex 8 as a </w:t>
       </w:r>
       <w:r>
@@ -7433,7 +7520,10 @@
         <w:t>facilitator demo</w:t>
       </w:r>
       <w:r>
-        <w:t xml:space="preserve"> (attendees watch, then build after) — protect Ex 4 and the Ex 8 concept.</w:t>
+        <w:t xml:space="preserve"> </w:t>
+      </w:r>
+      <w:r>
+        <w:t>(attendees watch, then build after) — protect Ex 4 and the Ex 8 concept.</w:t>
       </w:r>
     </w:p>
     <w:p>
@@ -7441,7 +7531,7 @@
         <w:pStyle w:val="Heading2"/>
       </w:pPr>
       <w:bookmarkStart w:id="29" w:name="success-criteria"/>
-      <w:bookmarkStart w:id="30" w:name="_Toc242260780"/>
+      <w:bookmarkStart w:id="30" w:name="_Toc242263513"/>
       <w:bookmarkEnd w:id="27"/>
       <w:r>
         <w:t>Success criteria</w:t>
@@ -7759,7 +7849,7 @@
   <w:abstractNum w:abstractNumId="0" w15:restartNumberingAfterBreak="0">
     <w:nsid w:val="0000A990"/>
     <w:multiLevelType w:val="multilevel"/>
-    <w:tmpl w:val="30465A74"/>
+    <w:tmpl w:val="BC7ECF6A"/>
     <w:lvl w:ilvl="0">
       <w:numFmt w:val="bullet"/>
       <w:lvlText w:val=" "/>
@@ -7836,7 +7926,7 @@
   <w:abstractNum w:abstractNumId="1" w15:restartNumberingAfterBreak="0">
     <w:nsid w:val="0000A991"/>
     <w:multiLevelType w:val="multilevel"/>
-    <w:tmpl w:val="028E63CE"/>
+    <w:tmpl w:val="DB54BFF6"/>
     <w:lvl w:ilvl="0">
       <w:numFmt w:val="bullet"/>
       <w:lvlText w:val=""/>
@@ -7940,7 +8030,7 @@
   <w:abstractNum w:abstractNumId="2" w15:restartNumberingAfterBreak="0">
     <w:nsid w:val="0000A992"/>
     <w:multiLevelType w:val="multilevel"/>
-    <w:tmpl w:val="A4D87E06"/>
+    <w:tmpl w:val="5A7496CA"/>
     <w:lvl w:ilvl="0">
       <w:numFmt w:val="bullet"/>
       <w:lvlText w:val="☐"/>
@@ -8017,7 +8107,7 @@
   <w:abstractNum w:abstractNumId="3" w15:restartNumberingAfterBreak="0">
     <w:nsid w:val="00A99411"/>
     <w:multiLevelType w:val="multilevel"/>
-    <w:tmpl w:val="73FE33E4"/>
+    <w:tmpl w:val="D9F2A316"/>
     <w:lvl w:ilvl="0">
       <w:start w:val="1"/>
       <w:numFmt w:val="decimal"/>
@@ -8100,28 +8190,28 @@
       </w:pPr>
     </w:lvl>
   </w:abstractNum>
-  <w:num w:numId="1" w16cid:durableId="1666588144">
+  <w:num w:numId="1" w16cid:durableId="1848792267">
     <w:abstractNumId w:val="0"/>
   </w:num>
-  <w:num w:numId="2" w16cid:durableId="612631059">
+  <w:num w:numId="2" w16cid:durableId="377316479">
     <w:abstractNumId w:val="1"/>
   </w:num>
-  <w:num w:numId="3" w16cid:durableId="735207522">
+  <w:num w:numId="3" w16cid:durableId="235016649">
     <w:abstractNumId w:val="1"/>
   </w:num>
-  <w:num w:numId="4" w16cid:durableId="1740638237">
+  <w:num w:numId="4" w16cid:durableId="1188567170">
     <w:abstractNumId w:val="1"/>
   </w:num>
-  <w:num w:numId="5" w16cid:durableId="554968962">
+  <w:num w:numId="5" w16cid:durableId="789711254">
     <w:abstractNumId w:val="1"/>
   </w:num>
-  <w:num w:numId="6" w16cid:durableId="1562253970">
+  <w:num w:numId="6" w16cid:durableId="104080394">
     <w:abstractNumId w:val="1"/>
   </w:num>
-  <w:num w:numId="7" w16cid:durableId="210581481">
+  <w:num w:numId="7" w16cid:durableId="754395366">
     <w:abstractNumId w:val="1"/>
   </w:num>
-  <w:num w:numId="8" w16cid:durableId="130562068">
+  <w:num w:numId="8" w16cid:durableId="100031638">
     <w:abstractNumId w:val="3"/>
     <w:lvlOverride w:ilvl="0">
       <w:startOverride w:val="1"/>
@@ -8151,64 +8241,64 @@
       <w:startOverride w:val="1"/>
     </w:lvlOverride>
   </w:num>
-  <w:num w:numId="9" w16cid:durableId="431361545">
+  <w:num w:numId="9" w16cid:durableId="2028825296">
     <w:abstractNumId w:val="1"/>
   </w:num>
-  <w:num w:numId="10" w16cid:durableId="295841410">
+  <w:num w:numId="10" w16cid:durableId="202642615">
     <w:abstractNumId w:val="1"/>
   </w:num>
-  <w:num w:numId="11" w16cid:durableId="1994598909">
+  <w:num w:numId="11" w16cid:durableId="1253273709">
     <w:abstractNumId w:val="1"/>
   </w:num>
-  <w:num w:numId="12" w16cid:durableId="905071651">
+  <w:num w:numId="12" w16cid:durableId="593980048">
     <w:abstractNumId w:val="1"/>
   </w:num>
-  <w:num w:numId="13" w16cid:durableId="1920675167">
+  <w:num w:numId="13" w16cid:durableId="906257288">
     <w:abstractNumId w:val="1"/>
   </w:num>
-  <w:num w:numId="14" w16cid:durableId="1975599388">
+  <w:num w:numId="14" w16cid:durableId="1334184285">
     <w:abstractNumId w:val="1"/>
   </w:num>
-  <w:num w:numId="15" w16cid:durableId="1474055396">
+  <w:num w:numId="15" w16cid:durableId="2134518893">
     <w:abstractNumId w:val="1"/>
   </w:num>
-  <w:num w:numId="16" w16cid:durableId="55007936">
+  <w:num w:numId="16" w16cid:durableId="784810826">
     <w:abstractNumId w:val="1"/>
   </w:num>
-  <w:num w:numId="17" w16cid:durableId="1022710251">
+  <w:num w:numId="17" w16cid:durableId="1193375818">
     <w:abstractNumId w:val="1"/>
   </w:num>
-  <w:num w:numId="18" w16cid:durableId="928387407">
+  <w:num w:numId="18" w16cid:durableId="530805255">
     <w:abstractNumId w:val="1"/>
   </w:num>
-  <w:num w:numId="19" w16cid:durableId="1410619640">
+  <w:num w:numId="19" w16cid:durableId="168759509">
     <w:abstractNumId w:val="2"/>
   </w:num>
-  <w:num w:numId="20" w16cid:durableId="1089304888">
+  <w:num w:numId="20" w16cid:durableId="156965015">
     <w:abstractNumId w:val="2"/>
   </w:num>
-  <w:num w:numId="21" w16cid:durableId="1698657127">
+  <w:num w:numId="21" w16cid:durableId="203099359">
     <w:abstractNumId w:val="2"/>
   </w:num>
-  <w:num w:numId="22" w16cid:durableId="646469773">
+  <w:num w:numId="22" w16cid:durableId="2027635351">
     <w:abstractNumId w:val="2"/>
   </w:num>
-  <w:num w:numId="23" w16cid:durableId="1415857194">
+  <w:num w:numId="23" w16cid:durableId="1359234470">
     <w:abstractNumId w:val="2"/>
   </w:num>
-  <w:num w:numId="24" w16cid:durableId="1170605766">
+  <w:num w:numId="24" w16cid:durableId="1694068557">
     <w:abstractNumId w:val="2"/>
   </w:num>
-  <w:num w:numId="25" w16cid:durableId="1098332019">
+  <w:num w:numId="25" w16cid:durableId="656961666">
     <w:abstractNumId w:val="2"/>
   </w:num>
-  <w:num w:numId="26" w16cid:durableId="822701810">
+  <w:num w:numId="26" w16cid:durableId="2070641640">
     <w:abstractNumId w:val="2"/>
   </w:num>
-  <w:num w:numId="27" w16cid:durableId="1697268223">
+  <w:num w:numId="27" w16cid:durableId="345063850">
     <w:abstractNumId w:val="2"/>
   </w:num>
-  <w:num w:numId="28" w16cid:durableId="109597181">
+  <w:num w:numId="28" w16cid:durableId="1498808751">
     <w:abstractNumId w:val="2"/>
   </w:num>
 </w:numbering>
@@ -9487,7 +9577,7 @@
     <w:next w:val="Normal"/>
     <w:autoRedefine/>
     <w:uiPriority w:val="39"/>
-    <w:rsid w:val="004839D6"/>
+    <w:rsid w:val="007B50A2"/>
     <w:pPr>
       <w:spacing w:after="100"/>
     </w:pPr>
@@ -9498,7 +9588,7 @@
     <w:next w:val="Normal"/>
     <w:autoRedefine/>
     <w:uiPriority w:val="39"/>
-    <w:rsid w:val="004839D6"/>
+    <w:rsid w:val="007B50A2"/>
     <w:pPr>
       <w:spacing w:after="100"/>
       <w:ind w:left="210"/>
@@ -9508,7 +9598,7 @@
     <w:name w:val="header"/>
     <w:basedOn w:val="Normal"/>
     <w:link w:val="HeaderChar"/>
-    <w:rsid w:val="004839D6"/>
+    <w:rsid w:val="007B50A2"/>
     <w:pPr>
       <w:tabs>
         <w:tab w:val="center" w:pos="4513"/>
@@ -9521,7 +9611,7 @@
     <w:name w:val="Header Char"/>
     <w:basedOn w:val="DefaultParagraphFont"/>
     <w:link w:val="Header"/>
-    <w:rsid w:val="004839D6"/>
+    <w:rsid w:val="007B50A2"/>
     <w:rPr>
       <w:rFonts w:ascii="Segoe UI" w:eastAsia="Segoe UI" w:hAnsi="Segoe UI" w:cs="Segoe UI"/>
       <w:color w:val="242424"/>
@@ -9532,7 +9622,7 @@
     <w:name w:val="footer"/>
     <w:basedOn w:val="Normal"/>
     <w:link w:val="FooterChar"/>
-    <w:rsid w:val="004839D6"/>
+    <w:rsid w:val="007B50A2"/>
     <w:pPr>
       <w:tabs>
         <w:tab w:val="center" w:pos="4513"/>
@@ -9545,7 +9635,7 @@
     <w:name w:val="Footer Char"/>
     <w:basedOn w:val="DefaultParagraphFont"/>
     <w:link w:val="Footer"/>
-    <w:rsid w:val="004839D6"/>
+    <w:rsid w:val="007B50A2"/>
     <w:rPr>
       <w:rFonts w:ascii="Segoe UI" w:eastAsia="Segoe UI" w:hAnsi="Segoe UI" w:cs="Segoe UI"/>
       <w:color w:val="242424"/>

--- a/instructor/facilitator-guide.docx
+++ b/instructor/facilitator-guide.docx
@@ -10,7 +10,7 @@
           <w:sz w:val="21"/>
           <w:szCs w:val="24"/>
         </w:rPr>
-        <w:id w:val="962087064"/>
+        <w:id w:val="220340502"/>
         <w:docPartObj>
           <w:docPartGallery w:val="Table of Contents"/>
           <w:docPartUnique/>
@@ -51,7 +51,7 @@
           <w:r>
             <w:fldChar w:fldCharType="separate"/>
           </w:r>
-          <w:hyperlink w:anchor="_Toc242272278" w:history="1">
+          <w:hyperlink w:anchor="_Toc242288820" w:history="1">
             <w:r>
               <w:rPr>
                 <w:rStyle w:val="Hyperlink"/>
@@ -78,7 +78,7 @@
                 <w:noProof/>
                 <w:webHidden/>
               </w:rPr>
-              <w:instrText xml:space="preserve"> PAGEREF _Toc242272278 \h </w:instrText>
+              <w:instrText xml:space="preserve"> PAGEREF _Toc242288820 \h </w:instrText>
             </w:r>
             <w:r>
               <w:rPr>
@@ -125,7 +125,7 @@
               <w14:ligatures w14:val="standardContextual"/>
             </w:rPr>
           </w:pPr>
-          <w:hyperlink w:anchor="_Toc242272279" w:history="1">
+          <w:hyperlink w:anchor="_Toc242288821" w:history="1">
             <w:r>
               <w:rPr>
                 <w:rStyle w:val="Hyperlink"/>
@@ -152,7 +152,7 @@
                 <w:noProof/>
                 <w:webHidden/>
               </w:rPr>
-              <w:instrText xml:space="preserve"> PAGEREF _Toc242272279 \h </w:instrText>
+              <w:instrText xml:space="preserve"> PAGEREF _Toc242288821 \h </w:instrText>
             </w:r>
             <w:r>
               <w:rPr>
@@ -199,7 +199,7 @@
               <w14:ligatures w14:val="standardContextual"/>
             </w:rPr>
           </w:pPr>
-          <w:hyperlink w:anchor="_Toc242272280" w:history="1">
+          <w:hyperlink w:anchor="_Toc242288822" w:history="1">
             <w:r>
               <w:rPr>
                 <w:rStyle w:val="Hyperlink"/>
@@ -226,7 +226,7 @@
                 <w:noProof/>
                 <w:webHidden/>
               </w:rPr>
-              <w:instrText xml:space="preserve"> PAGEREF _Toc242272280 \h </w:instrText>
+              <w:instrText xml:space="preserve"> PAGEREF _Toc242288822 \h </w:instrText>
             </w:r>
             <w:r>
               <w:rPr>
@@ -273,7 +273,7 @@
               <w14:ligatures w14:val="standardContextual"/>
             </w:rPr>
           </w:pPr>
-          <w:hyperlink w:anchor="_Toc242272281" w:history="1">
+          <w:hyperlink w:anchor="_Toc242288823" w:history="1">
             <w:r>
               <w:rPr>
                 <w:rStyle w:val="Hyperlink"/>
@@ -300,7 +300,7 @@
                 <w:noProof/>
                 <w:webHidden/>
               </w:rPr>
-              <w:instrText xml:space="preserve"> PAGEREF _Toc242272281 \h </w:instrText>
+              <w:instrText xml:space="preserve"> PAGEREF _Toc242288823 \h </w:instrText>
             </w:r>
             <w:r>
               <w:rPr>
@@ -347,7 +347,7 @@
               <w14:ligatures w14:val="standardContextual"/>
             </w:rPr>
           </w:pPr>
-          <w:hyperlink w:anchor="_Toc242272282" w:history="1">
+          <w:hyperlink w:anchor="_Toc242288824" w:history="1">
             <w:r>
               <w:rPr>
                 <w:rStyle w:val="Hyperlink"/>
@@ -374,7 +374,7 @@
                 <w:noProof/>
                 <w:webHidden/>
               </w:rPr>
-              <w:instrText xml:space="preserve"> PAGEREF _Toc242272282 \h </w:instrText>
+              <w:instrText xml:space="preserve"> PAGEREF _Toc242288824 \h </w:instrText>
             </w:r>
             <w:r>
               <w:rPr>
@@ -421,7 +421,7 @@
               <w14:ligatures w14:val="standardContextual"/>
             </w:rPr>
           </w:pPr>
-          <w:hyperlink w:anchor="_Toc242272283" w:history="1">
+          <w:hyperlink w:anchor="_Toc242288825" w:history="1">
             <w:r>
               <w:rPr>
                 <w:rStyle w:val="Hyperlink"/>
@@ -448,7 +448,7 @@
                 <w:noProof/>
                 <w:webHidden/>
               </w:rPr>
-              <w:instrText xml:space="preserve"> PAGEREF _Toc242272283 \h </w:instrText>
+              <w:instrText xml:space="preserve"> PAGEREF _Toc242288825 \h </w:instrText>
             </w:r>
             <w:r>
               <w:rPr>
@@ -495,7 +495,7 @@
               <w14:ligatures w14:val="standardContextual"/>
             </w:rPr>
           </w:pPr>
-          <w:hyperlink w:anchor="_Toc242272284" w:history="1">
+          <w:hyperlink w:anchor="_Toc242288826" w:history="1">
             <w:r>
               <w:rPr>
                 <w:rStyle w:val="Hyperlink"/>
@@ -522,7 +522,7 @@
                 <w:noProof/>
                 <w:webHidden/>
               </w:rPr>
-              <w:instrText xml:space="preserve"> PAGEREF _Toc242272284 \h </w:instrText>
+              <w:instrText xml:space="preserve"> PAGEREF _Toc242288826 \h </w:instrText>
             </w:r>
             <w:r>
               <w:rPr>
@@ -569,7 +569,7 @@
               <w14:ligatures w14:val="standardContextual"/>
             </w:rPr>
           </w:pPr>
-          <w:hyperlink w:anchor="_Toc242272285" w:history="1">
+          <w:hyperlink w:anchor="_Toc242288827" w:history="1">
             <w:r>
               <w:rPr>
                 <w:rStyle w:val="Hyperlink"/>
@@ -596,7 +596,7 @@
                 <w:noProof/>
                 <w:webHidden/>
               </w:rPr>
-              <w:instrText xml:space="preserve"> PAGEREF _Toc242272285 \h </w:instrText>
+              <w:instrText xml:space="preserve"> PAGEREF _Toc242288827 \h </w:instrText>
             </w:r>
             <w:r>
               <w:rPr>
@@ -643,7 +643,7 @@
               <w14:ligatures w14:val="standardContextual"/>
             </w:rPr>
           </w:pPr>
-          <w:hyperlink w:anchor="_Toc242272286" w:history="1">
+          <w:hyperlink w:anchor="_Toc242288828" w:history="1">
             <w:r>
               <w:rPr>
                 <w:rStyle w:val="Hyperlink"/>
@@ -670,7 +670,7 @@
                 <w:noProof/>
                 <w:webHidden/>
               </w:rPr>
-              <w:instrText xml:space="preserve"> PAGEREF _Toc242272286 \h </w:instrText>
+              <w:instrText xml:space="preserve"> PAGEREF _Toc242288828 \h </w:instrText>
             </w:r>
             <w:r>
               <w:rPr>
@@ -713,7 +713,7 @@
         <w:pStyle w:val="Heading1"/>
       </w:pPr>
       <w:bookmarkStart w:id="0" w:name="facilitator-guide"/>
-      <w:bookmarkStart w:id="1" w:name="_Toc242272278"/>
+      <w:bookmarkStart w:id="1" w:name="_Toc242288820"/>
       <w:r>
         <w:t>Facilitator Guide</w:t>
       </w:r>
@@ -724,7 +724,7 @@
         <w:pStyle w:val="Heading2"/>
       </w:pPr>
       <w:bookmarkStart w:id="2" w:name="Xfd11e3e8983b060338e1b93aafec708634cfb39"/>
-      <w:bookmarkStart w:id="3" w:name="_Toc242272279"/>
+      <w:bookmarkStart w:id="3" w:name="_Toc242288821"/>
       <w:r>
         <w:t>Getting Things Done with Copilot Cowork for HR Tasks (2½ hours, ~25 attendees)</w:t>
       </w:r>
@@ -792,7 +792,7 @@
         <w:pStyle w:val="Heading2"/>
       </w:pPr>
       <w:bookmarkStart w:id="4" w:name="before-you-start"/>
-      <w:bookmarkStart w:id="5" w:name="_Toc242272280"/>
+      <w:bookmarkStart w:id="5" w:name="_Toc242288822"/>
       <w:bookmarkEnd w:id="2"/>
       <w:r>
         <w:t>Before you start</w:t>
@@ -1175,7 +1175,7 @@
           <w:noProof/>
         </w:rPr>
         <w:drawing>
-          <wp:inline distT="0" distB="0" distL="0" distR="0" wp14:anchorId="648F7F6C" wp14:editId="70184193">
+          <wp:inline distT="0" distB="0" distL="0" distR="0" wp14:anchorId="6BA5D63D" wp14:editId="5418D64C">
             <wp:extent cx="4400120" cy="1306285"/>
             <wp:effectExtent l="0" t="0" r="0" b="0"/>
             <wp:docPr id="15" name="Picture" descr="Tip: on a GitHub file page, select the Download icon (Download raw file) at the top right of the file"/>
@@ -1523,7 +1523,7 @@
         <w:pStyle w:val="Heading2"/>
       </w:pPr>
       <w:bookmarkStart w:id="6" w:name="run-sheet-150-minutes"/>
-      <w:bookmarkStart w:id="7" w:name="_Toc242272281"/>
+      <w:bookmarkStart w:id="7" w:name="_Toc242288823"/>
       <w:bookmarkEnd w:id="4"/>
       <w:r>
         <w:t>Run sheet (150 minutes)</w:t>
@@ -2632,7 +2632,7 @@
         <w:pStyle w:val="Heading2"/>
       </w:pPr>
       <w:bookmarkStart w:id="8" w:name="segment-talking-points"/>
-      <w:bookmarkStart w:id="9" w:name="_Toc242272282"/>
+      <w:bookmarkStart w:id="9" w:name="_Toc242288824"/>
       <w:bookmarkEnd w:id="6"/>
       <w:r>
         <w:t>Segment talking points</w:t>
@@ -5390,9 +5390,42 @@
         </w:numPr>
       </w:pPr>
       <w:r>
+        <w:t xml:space="preserve">End on the deck's last slide, </w:t>
+      </w:r>
+      <w:r>
+        <w:rPr>
+          <w:b/>
+          <w:bCs/>
+        </w:rPr>
+        <w:t>Clean up the training data</w:t>
+      </w:r>
+      <w:r>
+        <w:t xml:space="preserve">, and leave it up while people pack up. The </w:t>
+      </w:r>
+      <w:hyperlink r:id="rId24">
+        <w:r>
+          <w:rPr>
+            <w:rStyle w:val="Hyperlink"/>
+          </w:rPr>
+          <w:t>clean-up steps</w:t>
+        </w:r>
+      </w:hyperlink>
+      <w:r>
+        <w:t xml:space="preserve"> at the end of the workbook take about 5 minutes; attendees can finish them later today. Deleting the Exercise 1 and Exercise 7 schedules comes first, because they're usage-billed.</w:t>
+      </w:r>
+    </w:p>
+    <w:p>
+      <w:pPr>
+        <w:pStyle w:val="Compact"/>
+        <w:numPr>
+          <w:ilvl w:val="0"/>
+          <w:numId w:val="17"/>
+        </w:numPr>
+      </w:pPr>
+      <w:r>
         <w:t xml:space="preserve">Recap the five golden rules from </w:t>
       </w:r>
-      <w:hyperlink r:id="rId24">
+      <w:hyperlink r:id="rId25">
         <w:r>
           <w:rPr>
             <w:rStyle w:val="Hyperlink"/>
@@ -5415,7 +5448,7 @@
       <w:r>
         <w:t xml:space="preserve">Point to the </w:t>
       </w:r>
-      <w:hyperlink r:id="rId25">
+      <w:hyperlink r:id="rId26">
         <w:r>
           <w:rPr>
             <w:rStyle w:val="Hyperlink"/>
@@ -5447,48 +5480,6 @@
       </w:r>
       <w:r>
         <w:t xml:space="preserve"> as a show of hands (deck slide: pick 2–3 of the 4 questions; questions and answers in </w:t>
-      </w:r>
-      <w:hyperlink r:id="rId26">
-        <w:r>
-          <w:rPr>
-            <w:rStyle w:val="Hyperlink"/>
-          </w:rPr>
-          <w:t>after-the-workshop.docx</w:t>
-        </w:r>
-      </w:hyperlink>
-      <w:r>
-        <w:t>), then revisit the learning objectives.</w:t>
-      </w:r>
-    </w:p>
-    <w:p>
-      <w:pPr>
-        <w:pStyle w:val="Compact"/>
-        <w:numPr>
-          <w:ilvl w:val="0"/>
-          <w:numId w:val="17"/>
-        </w:numPr>
-      </w:pPr>
-      <w:r>
-        <w:t>Have them name one task they'll try in real work next week.</w:t>
-      </w:r>
-    </w:p>
-    <w:p>
-      <w:pPr>
-        <w:pStyle w:val="Compact"/>
-        <w:numPr>
-          <w:ilvl w:val="0"/>
-          <w:numId w:val="17"/>
-        </w:numPr>
-      </w:pPr>
-      <w:r>
-        <w:rPr>
-          <w:b/>
-          <w:bCs/>
-        </w:rPr>
-        <w:t>Next day:</w:t>
-      </w:r>
-      <w:r>
-        <w:t xml:space="preserve"> send </w:t>
       </w:r>
       <w:hyperlink r:id="rId27">
         <w:r>
@@ -5499,6 +5490,48 @@
         </w:r>
       </w:hyperlink>
       <w:r>
+        <w:t>), then revisit the learning objectives.</w:t>
+      </w:r>
+    </w:p>
+    <w:p>
+      <w:pPr>
+        <w:pStyle w:val="Compact"/>
+        <w:numPr>
+          <w:ilvl w:val="0"/>
+          <w:numId w:val="17"/>
+        </w:numPr>
+      </w:pPr>
+      <w:r>
+        <w:t>Have them name one task they'll try in real work next week.</w:t>
+      </w:r>
+    </w:p>
+    <w:p>
+      <w:pPr>
+        <w:pStyle w:val="Compact"/>
+        <w:numPr>
+          <w:ilvl w:val="0"/>
+          <w:numId w:val="17"/>
+        </w:numPr>
+      </w:pPr>
+      <w:r>
+        <w:rPr>
+          <w:b/>
+          <w:bCs/>
+        </w:rPr>
+        <w:t>Next day:</w:t>
+      </w:r>
+      <w:r>
+        <w:t xml:space="preserve"> send </w:t>
+      </w:r>
+      <w:hyperlink r:id="rId28">
+        <w:r>
+          <w:rPr>
+            <w:rStyle w:val="Hyperlink"/>
+          </w:rPr>
+          <w:t>after-the-workshop.docx</w:t>
+        </w:r>
+      </w:hyperlink>
+      <w:r>
         <w:t xml:space="preserve"> (full knowledge check, feedback survey, and 30-day adoption plan).</w:t>
       </w:r>
     </w:p>
@@ -5507,7 +5540,7 @@
         <w:pStyle w:val="Heading2"/>
       </w:pPr>
       <w:bookmarkStart w:id="23" w:name="troubleshooting-triage-hand-to-proctors"/>
-      <w:bookmarkStart w:id="24" w:name="_Toc242272283"/>
+      <w:bookmarkStart w:id="24" w:name="_Toc242288825"/>
       <w:bookmarkEnd w:id="8"/>
       <w:bookmarkEnd w:id="22"/>
       <w:r>
@@ -5681,7 +5714,7 @@
               </w:rPr>
               <w:t xml:space="preserve"> meanwhile (see the </w:t>
             </w:r>
-            <w:hyperlink r:id="rId28">
+            <w:hyperlink r:id="rId29">
               <w:r>
                 <w:rPr>
                   <w:rStyle w:val="Hyperlink"/>
@@ -6155,6 +6188,7 @@
               <w:rPr>
                 <w:sz w:val="19"/>
               </w:rPr>
+              <w:lastRenderedPageBreak/>
               <w:t>Command center is nearly empty (Ex 1)</w:t>
             </w:r>
           </w:p>
@@ -6208,56 +6242,40 @@
               <w:rPr>
                 <w:sz w:val="19"/>
               </w:rPr>
-              <w:t xml:space="preserve">Can't find the output </w:t>
-            </w:r>
-            <w:r>
-              <w:rPr>
-                <w:sz w:val="19"/>
-              </w:rPr>
-              <w:lastRenderedPageBreak/>
-              <w:t>file (any exercise)</w:t>
-            </w:r>
-          </w:p>
-        </w:tc>
-        <w:tc>
-          <w:tcPr>
-            <w:tcW w:w="0" w:type="auto"/>
-          </w:tcPr>
-          <w:p>
-            <w:pPr>
-              <w:pStyle w:val="Compact"/>
-              <w:spacing w:before="20" w:after="20"/>
-            </w:pPr>
-            <w:r>
-              <w:rPr>
-                <w:sz w:val="19"/>
-              </w:rPr>
-              <w:lastRenderedPageBreak/>
-              <w:t xml:space="preserve">Side panel closed, or looking in the </w:t>
-            </w:r>
-            <w:r>
-              <w:rPr>
-                <w:sz w:val="19"/>
-              </w:rPr>
-              <w:lastRenderedPageBreak/>
-              <w:t>chat</w:t>
-            </w:r>
-          </w:p>
-        </w:tc>
-        <w:tc>
-          <w:tcPr>
-            <w:tcW w:w="0" w:type="auto"/>
-          </w:tcPr>
-          <w:p>
-            <w:pPr>
-              <w:pStyle w:val="Compact"/>
-              <w:spacing w:before="20" w:after="20"/>
-            </w:pPr>
-            <w:r>
-              <w:rPr>
-                <w:sz w:val="19"/>
-              </w:rPr>
-              <w:lastRenderedPageBreak/>
+              <w:t>Can't find the output file (any exercise)</w:t>
+            </w:r>
+          </w:p>
+        </w:tc>
+        <w:tc>
+          <w:tcPr>
+            <w:tcW w:w="0" w:type="auto"/>
+          </w:tcPr>
+          <w:p>
+            <w:pPr>
+              <w:pStyle w:val="Compact"/>
+              <w:spacing w:before="20" w:after="20"/>
+            </w:pPr>
+            <w:r>
+              <w:rPr>
+                <w:sz w:val="19"/>
+              </w:rPr>
+              <w:t>Side panel closed, or looking in the chat</w:t>
+            </w:r>
+          </w:p>
+        </w:tc>
+        <w:tc>
+          <w:tcPr>
+            <w:tcW w:w="0" w:type="auto"/>
+          </w:tcPr>
+          <w:p>
+            <w:pPr>
+              <w:pStyle w:val="Compact"/>
+              <w:spacing w:before="20" w:after="20"/>
+            </w:pPr>
+            <w:r>
+              <w:rPr>
+                <w:sz w:val="19"/>
+              </w:rPr>
               <w:t xml:space="preserve">Open the </w:t>
             </w:r>
             <w:r>
@@ -6286,14 +6304,7 @@
               <w:rPr>
                 <w:sz w:val="19"/>
               </w:rPr>
-              <w:t xml:space="preserve">; or </w:t>
-            </w:r>
-            <w:r>
-              <w:rPr>
-                <w:sz w:val="19"/>
-              </w:rPr>
-              <w:lastRenderedPageBreak/>
-              <w:t xml:space="preserve">open </w:t>
+              <w:t xml:space="preserve">; or open </w:t>
             </w:r>
             <w:r>
               <w:rPr>
@@ -6320,7 +6331,6 @@
               <w:rPr>
                 <w:sz w:val="19"/>
               </w:rPr>
-              <w:lastRenderedPageBreak/>
               <w:t>Schedule not created (Ex 1)</w:t>
             </w:r>
           </w:p>
@@ -6799,7 +6809,7 @@
               </w:rPr>
               <w:t xml:space="preserve"> to sync; </w:t>
             </w:r>
-            <w:hyperlink r:id="rId29">
+            <w:hyperlink r:id="rId30">
               <w:r>
                 <w:rPr>
                   <w:rStyle w:val="Hyperlink"/>
@@ -6874,7 +6884,7 @@
               </w:rPr>
               <w:t xml:space="preserve">Stop after 10 minutes; switch to </w:t>
             </w:r>
-            <w:hyperlink r:id="rId30">
+            <w:hyperlink r:id="rId31">
               <w:r>
                 <w:rPr>
                   <w:rStyle w:val="Hyperlink"/>
@@ -6891,7 +6901,7 @@
         <w:pStyle w:val="Heading2"/>
       </w:pPr>
       <w:bookmarkStart w:id="25" w:name="time-checks-and-what-to-cut"/>
-      <w:bookmarkStart w:id="26" w:name="_Toc242272284"/>
+      <w:bookmarkStart w:id="26" w:name="_Toc242288826"/>
       <w:bookmarkEnd w:id="23"/>
       <w:r>
         <w:t>Time checks and what to cut</w:t>
@@ -7360,6 +7370,7 @@
                 <w:bCs/>
                 <w:sz w:val="19"/>
               </w:rPr>
+              <w:lastRenderedPageBreak/>
               <w:t>2:10</w:t>
             </w:r>
           </w:p>
@@ -7424,7 +7435,7 @@
       <w:r>
         <w:t xml:space="preserve"> prompts (at the end of each exercise in the </w:t>
       </w:r>
-      <w:hyperlink r:id="rId31">
+      <w:hyperlink r:id="rId32">
         <w:r>
           <w:rPr>
             <w:rStyle w:val="Hyperlink"/>
@@ -7435,7 +7446,7 @@
       <w:r>
         <w:t xml:space="preserve">), or have early finishers try a prompt from the </w:t>
       </w:r>
-      <w:hyperlink r:id="rId32">
+      <w:hyperlink r:id="rId33">
         <w:r>
           <w:rPr>
             <w:rStyle w:val="Hyperlink"/>
@@ -7452,10 +7463,9 @@
         <w:pStyle w:val="Heading2"/>
       </w:pPr>
       <w:bookmarkStart w:id="27" w:name="pacing-tips-for-25-people"/>
-      <w:bookmarkStart w:id="28" w:name="_Toc242272285"/>
+      <w:bookmarkStart w:id="28" w:name="_Toc242288827"/>
       <w:bookmarkEnd w:id="25"/>
       <w:r>
-        <w:lastRenderedPageBreak/>
         <w:t>Pacing tips for ~25 people</w:t>
       </w:r>
       <w:bookmarkEnd w:id="28"/>
@@ -7503,7 +7513,7 @@
       <w:r>
         <w:t xml:space="preserve"> ready (end of each exercise in the </w:t>
       </w:r>
-      <w:hyperlink r:id="rId33">
+      <w:hyperlink r:id="rId34">
         <w:r>
           <w:rPr>
             <w:rStyle w:val="Hyperlink"/>
@@ -7564,7 +7574,7 @@
         <w:pStyle w:val="Heading2"/>
       </w:pPr>
       <w:bookmarkStart w:id="29" w:name="success-criteria"/>
-      <w:bookmarkStart w:id="30" w:name="_Toc242272286"/>
+      <w:bookmarkStart w:id="30" w:name="_Toc242288828"/>
       <w:bookmarkEnd w:id="27"/>
       <w:r>
         <w:t>Success criteria</w:t>
@@ -7762,7 +7772,7 @@
       <w:bookmarkEnd w:id="29"/>
     </w:p>
     <w:sectPr>
-      <w:footerReference w:type="default" r:id="rId34"/>
+      <w:footerReference w:type="default" r:id="rId35"/>
       <w:footnotePr>
         <w:numRestart w:val="eachSect"/>
       </w:footnotePr>
@@ -7882,7 +7892,7 @@
   <w:abstractNum w:abstractNumId="0" w15:restartNumberingAfterBreak="0">
     <w:nsid w:val="0000A990"/>
     <w:multiLevelType w:val="multilevel"/>
-    <w:tmpl w:val="327E6F7E"/>
+    <w:tmpl w:val="4D58A93C"/>
     <w:lvl w:ilvl="0">
       <w:numFmt w:val="bullet"/>
       <w:lvlText w:val=" "/>
@@ -7959,7 +7969,7 @@
   <w:abstractNum w:abstractNumId="1" w15:restartNumberingAfterBreak="0">
     <w:nsid w:val="0000A991"/>
     <w:multiLevelType w:val="multilevel"/>
-    <w:tmpl w:val="BFE2EC40"/>
+    <w:tmpl w:val="6F3AA4C8"/>
     <w:lvl w:ilvl="0">
       <w:numFmt w:val="bullet"/>
       <w:lvlText w:val=""/>
@@ -8063,7 +8073,7 @@
   <w:abstractNum w:abstractNumId="2" w15:restartNumberingAfterBreak="0">
     <w:nsid w:val="0000A992"/>
     <w:multiLevelType w:val="multilevel"/>
-    <w:tmpl w:val="D1006FF4"/>
+    <w:tmpl w:val="333E62F6"/>
     <w:lvl w:ilvl="0">
       <w:numFmt w:val="bullet"/>
       <w:lvlText w:val="☐"/>
@@ -8140,7 +8150,7 @@
   <w:abstractNum w:abstractNumId="3" w15:restartNumberingAfterBreak="0">
     <w:nsid w:val="00A99411"/>
     <w:multiLevelType w:val="multilevel"/>
-    <w:tmpl w:val="FBB628A8"/>
+    <w:tmpl w:val="9C001F06"/>
     <w:lvl w:ilvl="0">
       <w:start w:val="1"/>
       <w:numFmt w:val="decimal"/>
@@ -8223,28 +8233,28 @@
       </w:pPr>
     </w:lvl>
   </w:abstractNum>
-  <w:num w:numId="1" w16cid:durableId="1616402861">
+  <w:num w:numId="1" w16cid:durableId="173618742">
     <w:abstractNumId w:val="0"/>
   </w:num>
-  <w:num w:numId="2" w16cid:durableId="1162086843">
+  <w:num w:numId="2" w16cid:durableId="1386296441">
     <w:abstractNumId w:val="1"/>
   </w:num>
-  <w:num w:numId="3" w16cid:durableId="335888610">
+  <w:num w:numId="3" w16cid:durableId="1250650998">
     <w:abstractNumId w:val="1"/>
   </w:num>
-  <w:num w:numId="4" w16cid:durableId="1549218112">
+  <w:num w:numId="4" w16cid:durableId="1597132423">
     <w:abstractNumId w:val="1"/>
   </w:num>
-  <w:num w:numId="5" w16cid:durableId="185827202">
+  <w:num w:numId="5" w16cid:durableId="658341278">
     <w:abstractNumId w:val="1"/>
   </w:num>
-  <w:num w:numId="6" w16cid:durableId="947931128">
+  <w:num w:numId="6" w16cid:durableId="1472866674">
     <w:abstractNumId w:val="1"/>
   </w:num>
-  <w:num w:numId="7" w16cid:durableId="333922344">
+  <w:num w:numId="7" w16cid:durableId="1930700384">
     <w:abstractNumId w:val="1"/>
   </w:num>
-  <w:num w:numId="8" w16cid:durableId="1471053244">
+  <w:num w:numId="8" w16cid:durableId="27025544">
     <w:abstractNumId w:val="3"/>
     <w:lvlOverride w:ilvl="0">
       <w:startOverride w:val="1"/>
@@ -8274,64 +8284,64 @@
       <w:startOverride w:val="1"/>
     </w:lvlOverride>
   </w:num>
-  <w:num w:numId="9" w16cid:durableId="734670320">
+  <w:num w:numId="9" w16cid:durableId="1623074345">
     <w:abstractNumId w:val="1"/>
   </w:num>
-  <w:num w:numId="10" w16cid:durableId="50540537">
+  <w:num w:numId="10" w16cid:durableId="1685014519">
     <w:abstractNumId w:val="1"/>
   </w:num>
-  <w:num w:numId="11" w16cid:durableId="1068916322">
+  <w:num w:numId="11" w16cid:durableId="288636426">
     <w:abstractNumId w:val="1"/>
   </w:num>
-  <w:num w:numId="12" w16cid:durableId="397776">
+  <w:num w:numId="12" w16cid:durableId="1099253146">
     <w:abstractNumId w:val="1"/>
   </w:num>
-  <w:num w:numId="13" w16cid:durableId="594097573">
+  <w:num w:numId="13" w16cid:durableId="360208742">
     <w:abstractNumId w:val="1"/>
   </w:num>
-  <w:num w:numId="14" w16cid:durableId="1079475193">
+  <w:num w:numId="14" w16cid:durableId="723479814">
     <w:abstractNumId w:val="1"/>
   </w:num>
-  <w:num w:numId="15" w16cid:durableId="1198084188">
+  <w:num w:numId="15" w16cid:durableId="7607097">
     <w:abstractNumId w:val="1"/>
   </w:num>
-  <w:num w:numId="16" w16cid:durableId="1179151741">
+  <w:num w:numId="16" w16cid:durableId="232129614">
     <w:abstractNumId w:val="1"/>
   </w:num>
-  <w:num w:numId="17" w16cid:durableId="1747460811">
+  <w:num w:numId="17" w16cid:durableId="572617691">
     <w:abstractNumId w:val="1"/>
   </w:num>
-  <w:num w:numId="18" w16cid:durableId="1478692726">
+  <w:num w:numId="18" w16cid:durableId="1632855407">
     <w:abstractNumId w:val="1"/>
   </w:num>
-  <w:num w:numId="19" w16cid:durableId="172719895">
+  <w:num w:numId="19" w16cid:durableId="2046173396">
     <w:abstractNumId w:val="2"/>
   </w:num>
-  <w:num w:numId="20" w16cid:durableId="1670671918">
+  <w:num w:numId="20" w16cid:durableId="912396011">
     <w:abstractNumId w:val="2"/>
   </w:num>
-  <w:num w:numId="21" w16cid:durableId="1538664027">
+  <w:num w:numId="21" w16cid:durableId="9917093">
     <w:abstractNumId w:val="2"/>
   </w:num>
-  <w:num w:numId="22" w16cid:durableId="835460077">
+  <w:num w:numId="22" w16cid:durableId="748694304">
     <w:abstractNumId w:val="2"/>
   </w:num>
-  <w:num w:numId="23" w16cid:durableId="411438733">
+  <w:num w:numId="23" w16cid:durableId="1940134991">
     <w:abstractNumId w:val="2"/>
   </w:num>
-  <w:num w:numId="24" w16cid:durableId="1090657939">
+  <w:num w:numId="24" w16cid:durableId="1450316880">
     <w:abstractNumId w:val="2"/>
   </w:num>
-  <w:num w:numId="25" w16cid:durableId="1241062442">
+  <w:num w:numId="25" w16cid:durableId="397214005">
     <w:abstractNumId w:val="2"/>
   </w:num>
-  <w:num w:numId="26" w16cid:durableId="456262828">
+  <w:num w:numId="26" w16cid:durableId="774902094">
     <w:abstractNumId w:val="2"/>
   </w:num>
-  <w:num w:numId="27" w16cid:durableId="1431970861">
+  <w:num w:numId="27" w16cid:durableId="1959141329">
     <w:abstractNumId w:val="2"/>
   </w:num>
-  <w:num w:numId="28" w16cid:durableId="1393310393">
+  <w:num w:numId="28" w16cid:durableId="815998215">
     <w:abstractNumId w:val="2"/>
   </w:num>
 </w:numbering>
@@ -9610,7 +9620,7 @@
     <w:next w:val="Normal"/>
     <w:autoRedefine/>
     <w:uiPriority w:val="39"/>
-    <w:rsid w:val="006A7917"/>
+    <w:rsid w:val="00EE3F8F"/>
     <w:pPr>
       <w:spacing w:after="100"/>
     </w:pPr>
@@ -9621,7 +9631,7 @@
     <w:next w:val="Normal"/>
     <w:autoRedefine/>
     <w:uiPriority w:val="39"/>
-    <w:rsid w:val="006A7917"/>
+    <w:rsid w:val="00EE3F8F"/>
     <w:pPr>
       <w:spacing w:after="100"/>
       <w:ind w:left="210"/>
@@ -9631,7 +9641,7 @@
     <w:name w:val="header"/>
     <w:basedOn w:val="Normal"/>
     <w:link w:val="HeaderChar"/>
-    <w:rsid w:val="006A7917"/>
+    <w:rsid w:val="00EE3F8F"/>
     <w:pPr>
       <w:tabs>
         <w:tab w:val="center" w:pos="4513"/>
@@ -9644,7 +9654,7 @@
     <w:name w:val="Header Char"/>
     <w:basedOn w:val="DefaultParagraphFont"/>
     <w:link w:val="Header"/>
-    <w:rsid w:val="006A7917"/>
+    <w:rsid w:val="00EE3F8F"/>
     <w:rPr>
       <w:rFonts w:ascii="Segoe UI" w:eastAsia="Segoe UI" w:hAnsi="Segoe UI" w:cs="Segoe UI"/>
       <w:color w:val="242424"/>
@@ -9655,7 +9665,7 @@
     <w:name w:val="footer"/>
     <w:basedOn w:val="Normal"/>
     <w:link w:val="FooterChar"/>
-    <w:rsid w:val="006A7917"/>
+    <w:rsid w:val="00EE3F8F"/>
     <w:pPr>
       <w:tabs>
         <w:tab w:val="center" w:pos="4513"/>
@@ -9668,7 +9678,7 @@
     <w:name w:val="Footer Char"/>
     <w:basedOn w:val="DefaultParagraphFont"/>
     <w:link w:val="Footer"/>
-    <w:rsid w:val="006A7917"/>
+    <w:rsid w:val="00EE3F8F"/>
     <w:rPr>
       <w:rFonts w:ascii="Segoe UI" w:eastAsia="Segoe UI" w:hAnsi="Segoe UI" w:cs="Segoe UI"/>
       <w:color w:val="242424"/>

--- a/instructor/facilitator-guide.docx
+++ b/instructor/facilitator-guide.docx
@@ -2299,7 +2299,7 @@
               <w:rPr>
                 <w:sz w:val="19"/>
               </w:rPr>
-              <w:t xml:space="preserve">Recap the three tools, quick knowledge check, next steps</w:t>
+              <w:t xml:space="preserve">Recap the three tools and next steps</w:t>
             </w:r>
           </w:p>
         </w:tc>
@@ -6742,29 +6742,41 @@
         </w:numPr>
       </w:pPr>
       <w:r>
-        <w:t xml:space="preserve">Run a</w:t>
-      </w:r>
-      <w:r>
-        <w:t xml:space="preserve"> </w:t>
-      </w:r>
-      <w:r>
-        <w:rPr>
-          <w:b/>
-          <w:bCs/>
-        </w:rPr>
-        <w:t xml:space="preserve">quick knowledge check</w:t>
-      </w:r>
-      <w:r>
-        <w:t xml:space="preserve"> </w:t>
-      </w:r>
-      <w:r>
-        <w:t xml:space="preserve">as a show of hands (deck slide: pick 2–3 of the 4 questions;</w:t>
-      </w:r>
-      <w:r>
-        <w:t xml:space="preserve"> </w:t>
-      </w:r>
-      <w:r>
-        <w:t xml:space="preserve">questions and answers in</w:t>
+        <w:t xml:space="preserve">Revisit the learning objectives.</w:t>
+      </w:r>
+    </w:p>
+    <w:p>
+      <w:pPr>
+        <w:pStyle w:val="Compact"/>
+        <w:numPr>
+          <w:ilvl w:val="0"/>
+          <w:numId w:val="1016"/>
+        </w:numPr>
+      </w:pPr>
+      <w:r>
+        <w:t xml:space="preserve">Have them name one task they'll try in real work next week.</w:t>
+      </w:r>
+    </w:p>
+    <w:p>
+      <w:pPr>
+        <w:pStyle w:val="Compact"/>
+        <w:numPr>
+          <w:ilvl w:val="0"/>
+          <w:numId w:val="1016"/>
+        </w:numPr>
+      </w:pPr>
+      <w:r>
+        <w:rPr>
+          <w:b/>
+          <w:bCs/>
+        </w:rPr>
+        <w:t xml:space="preserve">Next day:</w:t>
+      </w:r>
+      <w:r>
+        <w:t xml:space="preserve"> </w:t>
+      </w:r>
+      <w:r>
+        <w:t xml:space="preserve">send</w:t>
       </w:r>
       <w:r>
         <w:t xml:space="preserve"> </w:t>
@@ -6778,64 +6790,10 @@
         </w:r>
       </w:hyperlink>
       <w:r>
-        <w:t xml:space="preserve">), then revisit the learning</w:t>
-      </w:r>
-      <w:r>
-        <w:t xml:space="preserve"> </w:t>
-      </w:r>
-      <w:r>
-        <w:t xml:space="preserve">objectives.</w:t>
-      </w:r>
-    </w:p>
-    <w:p>
-      <w:pPr>
-        <w:pStyle w:val="Compact"/>
-        <w:numPr>
-          <w:ilvl w:val="0"/>
-          <w:numId w:val="1016"/>
-        </w:numPr>
-      </w:pPr>
-      <w:r>
-        <w:t xml:space="preserve">Have them name one task they'll try in real work next week.</w:t>
-      </w:r>
-    </w:p>
-    <w:p>
-      <w:pPr>
-        <w:pStyle w:val="Compact"/>
-        <w:numPr>
-          <w:ilvl w:val="0"/>
-          <w:numId w:val="1016"/>
-        </w:numPr>
-      </w:pPr>
-      <w:r>
-        <w:rPr>
-          <w:b/>
-          <w:bCs/>
-        </w:rPr>
-        <w:t xml:space="preserve">Next day:</w:t>
-      </w:r>
-      <w:r>
-        <w:t xml:space="preserve"> </w:t>
-      </w:r>
-      <w:r>
-        <w:t xml:space="preserve">send</w:t>
-      </w:r>
-      <w:r>
-        <w:t xml:space="preserve"> </w:t>
-      </w:r>
-      <w:hyperlink r:id="rId32">
-        <w:r>
-          <w:rPr>
-            <w:rStyle w:val="Hyperlink"/>
-          </w:rPr>
-          <w:t xml:space="preserve">after-the-workshop.docx</w:t>
-        </w:r>
-      </w:hyperlink>
-      <w:r>
-        <w:t xml:space="preserve"> </w:t>
-      </w:r>
-      <w:r>
-        <w:t xml:space="preserve">(full knowledge check, feedback</w:t>
+        <w:t xml:space="preserve"> </w:t>
+      </w:r>
+      <w:r>
+        <w:t xml:space="preserve">(feedback</w:t>
       </w:r>
       <w:r>
         <w:t xml:space="preserve"> </w:t>

--- a/instructor/facilitator-guide.docx
+++ b/instructor/facilitator-guide.docx
@@ -28,7 +28,7 @@
         </w:p>
       </w:sdtContent>
     </w:sdt>
-    <w:bookmarkStart w:id="47" w:name="facilitator-guide"/>
+    <w:bookmarkStart w:id="50" w:name="facilitator-guide"/>
     <w:p>
       <w:pPr>
         <w:pStyle w:val="Heading1"/>
@@ -1637,7 +1637,7 @@
               <w:rPr>
                 <w:sz w:val="19"/>
               </w:rPr>
-              <w:t xml:space="preserve">Sign in + smoke test + copy sample files + custom instructions</w:t>
+              <w:t xml:space="preserve">Sign in + smoke test + copy sample files</w:t>
             </w:r>
           </w:p>
         </w:tc>
@@ -2321,7 +2321,7 @@
       </w:tr>
     </w:tbl>
     <w:bookmarkEnd w:id="18"/>
-    <w:bookmarkStart w:id="42" w:name="segment-talking-points"/>
+    <w:bookmarkStart w:id="38" w:name="segment-talking-points"/>
     <w:p>
       <w:pPr>
         <w:pStyle w:val="Heading2"/>
@@ -2925,56 +2925,13 @@
         <w:t xml:space="preserve"> </w:t>
       </w:r>
       <w:r>
-        <w:t xml:space="preserve">who hasn't does it now with a proctor. Everyone sets their</w:t>
-      </w:r>
-      <w:r>
-        <w:t xml:space="preserve"> </w:t>
-      </w:r>
-      <w:r>
-        <w:rPr>
-          <w:b/>
-          <w:bCs/>
-        </w:rPr>
-        <w:t xml:space="preserve">custom instructions</w:t>
-      </w:r>
-      <w:r>
-        <w:t xml:space="preserve"> </w:t>
-      </w:r>
-      <w:r>
-        <w:t xml:space="preserve">(Customize → Preferences →</w:t>
-      </w:r>
-      <w:r>
-        <w:t xml:space="preserve"> </w:t>
-      </w:r>
-      <w:r>
-        <w:rPr>
-          <w:b/>
-          <w:bCs/>
-        </w:rPr>
-        <w:t xml:space="preserve">Customize instructions for</w:t>
-      </w:r>
-      <w:r>
-        <w:rPr>
-          <w:b/>
-          <w:bCs/>
-        </w:rPr>
-        <w:t xml:space="preserve"> </w:t>
-      </w:r>
-      <w:r>
-        <w:rPr>
-          <w:b/>
-          <w:bCs/>
-        </w:rPr>
-        <w:t xml:space="preserve">Cowork</w:t>
-      </w:r>
-      <w:r>
-        <w:t xml:space="preserve">; paste the workbook's text, Setup step D) — this is where sign-in/account issues surface. Proctors triage while you keep going with</w:t>
-      </w:r>
-      <w:r>
-        <w:t xml:space="preserve"> </w:t>
-      </w:r>
-      <w:r>
-        <w:t xml:space="preserve">those who are ready.</w:t>
+        <w:t xml:space="preserve">who hasn't does it now with a proctor. Proctors triage while you keep going with those who are ready.</w:t>
+      </w:r>
+      <w:r>
+        <w:t xml:space="preserve"> </w:t>
+      </w:r>
+      <w:r>
+        <w:t xml:space="preserve">Don't set custom instructions during setup; that walkthrough is optional after Exercise 8.</w:t>
       </w:r>
     </w:p>
     <w:bookmarkEnd w:id="23"/>
@@ -6532,13 +6489,23 @@
       </w:r>
     </w:p>
     <w:bookmarkEnd w:id="37"/>
-    <w:bookmarkStart w:id="41" w:name="wrap-up-225230"/>
+    <w:bookmarkEnd w:id="38"/>
+    <w:bookmarkStart w:id="41" w:name="optional-sections"/>
+    <w:p>
+      <w:pPr>
+        <w:pStyle w:val="Heading2"/>
+      </w:pPr>
+      <w:r>
+        <w:t xml:space="preserve">Optional Sections</w:t>
+      </w:r>
+    </w:p>
+    <w:bookmarkStart w:id="40" w:name="Xd96db79b637b6f00313f6b4772441423be0dd5e"/>
     <w:p>
       <w:pPr>
         <w:pStyle w:val="Heading3"/>
       </w:pPr>
       <w:r>
-        <w:t xml:space="preserve">Wrap-up (2:25–2:30)</w:t>
+        <w:t xml:space="preserve">Customize instructions for Cowork (after Exercise 8, if time allows)</w:t>
       </w:r>
     </w:p>
     <w:p>
@@ -6550,7 +6517,13 @@
         </w:numPr>
       </w:pPr>
       <w:r>
-        <w:t xml:space="preserve">Keep it tight: this segment is 5 minutes.</w:t>
+        <w:t xml:space="preserve">This is optional, outside the required 150-minute agenda. Skip it when time is short; preserve</w:t>
+      </w:r>
+      <w:r>
+        <w:t xml:space="preserve"> </w:t>
+      </w:r>
+      <w:r>
+        <w:t xml:space="preserve">the wrap-up and schedule cleanup.</w:t>
       </w:r>
     </w:p>
     <w:p>
@@ -6562,26 +6535,37 @@
         </w:numPr>
       </w:pPr>
       <w:r>
-        <w:t xml:space="preserve">Recap the</w:t>
-      </w:r>
-      <w:r>
-        <w:t xml:space="preserve"> </w:t>
-      </w:r>
-      <w:r>
-        <w:rPr>
-          <w:b/>
-          <w:bCs/>
-        </w:rPr>
-        <w:t xml:space="preserve">three tools</w:t>
-      </w:r>
-      <w:r>
-        <w:t xml:space="preserve">: Copilot Chat (quick answers), Cowork (get work done), Agent Builder</w:t>
-      </w:r>
-      <w:r>
-        <w:t xml:space="preserve"> </w:t>
-      </w:r>
-      <w:r>
-        <w:t xml:space="preserve">(stand up a reusable helper).</w:t>
+        <w:t xml:space="preserve">Use the deck's</w:t>
+      </w:r>
+      <w:r>
+        <w:t xml:space="preserve"> </w:t>
+      </w:r>
+      <w:r>
+        <w:rPr>
+          <w:b/>
+          <w:bCs/>
+        </w:rPr>
+        <w:t xml:space="preserve">Optional Sections</w:t>
+      </w:r>
+      <w:r>
+        <w:t xml:space="preserve"> </w:t>
+      </w:r>
+      <w:r>
+        <w:t xml:space="preserve">slide and the</w:t>
+      </w:r>
+      <w:r>
+        <w:t xml:space="preserve"> </w:t>
+      </w:r>
+      <w:hyperlink r:id="rId39">
+        <w:r>
+          <w:rPr>
+            <w:rStyle w:val="Hyperlink"/>
+          </w:rPr>
+          <w:t xml:space="preserve">workbook walkthrough</w:t>
+        </w:r>
+      </w:hyperlink>
+      <w:r>
+        <w:t xml:space="preserve">.</w:t>
       </w:r>
     </w:p>
     <w:p>
@@ -6593,29 +6577,39 @@
         </w:numPr>
       </w:pPr>
       <w:r>
-        <w:t xml:space="preserve">Remind everyone to</w:t>
-      </w:r>
-      <w:r>
-        <w:t xml:space="preserve"> </w:t>
-      </w:r>
-      <w:r>
-        <w:rPr>
-          <w:b/>
-          <w:bCs/>
-        </w:rPr>
-        <w:t xml:space="preserve">pause or delete the Exercise 8 and Exercise 6 schedules</w:t>
-      </w:r>
-      <w:r>
-        <w:t xml:space="preserve"> </w:t>
-      </w:r>
-      <w:r>
-        <w:t xml:space="preserve">if they don't want</w:t>
-      </w:r>
-      <w:r>
-        <w:t xml:space="preserve"> </w:t>
-      </w:r>
-      <w:r>
-        <w:t xml:space="preserve">them to keep running.</w:t>
+        <w:t xml:space="preserve">Demo</w:t>
+      </w:r>
+      <w:r>
+        <w:t xml:space="preserve"> </w:t>
+      </w:r>
+      <w:r>
+        <w:rPr>
+          <w:b/>
+          <w:bCs/>
+        </w:rPr>
+        <w:t xml:space="preserve">Customize → Preferences → Customize instructions for Cowork</w:t>
+      </w:r>
+      <w:r>
+        <w:t xml:space="preserve">. Attendees who opt in</w:t>
+      </w:r>
+      <w:r>
+        <w:t xml:space="preserve"> </w:t>
+      </w:r>
+      <w:r>
+        <w:t xml:space="preserve">paste the sample, save it, and test in a</w:t>
+      </w:r>
+      <w:r>
+        <w:t xml:space="preserve"> </w:t>
+      </w:r>
+      <w:r>
+        <w:rPr>
+          <w:b/>
+          <w:bCs/>
+        </w:rPr>
+        <w:t xml:space="preserve">new task</w:t>
+      </w:r>
+      <w:r>
+        <w:t xml:space="preserve">. It applies to future tasks, not earlier ones.</w:t>
       </w:r>
     </w:p>
     <w:p>
@@ -6627,6 +6621,121 @@
         </w:numPr>
       </w:pPr>
       <w:r>
+        <w:t xml:space="preserve">Keep preferences short and personal. Choose one role sample, rather than stacking all of them.</w:t>
+      </w:r>
+      <w:r>
+        <w:t xml:space="preserve"> </w:t>
+      </w:r>
+      <w:r>
+        <w:t xml:space="preserve">Clear or adapt the Zava instructions before returning to real work.</w:t>
+      </w:r>
+    </w:p>
+    <w:bookmarkEnd w:id="40"/>
+    <w:bookmarkEnd w:id="41"/>
+    <w:bookmarkStart w:id="45" w:name="closing"/>
+    <w:p>
+      <w:pPr>
+        <w:pStyle w:val="Heading2"/>
+      </w:pPr>
+      <w:r>
+        <w:t xml:space="preserve">Closing</w:t>
+      </w:r>
+    </w:p>
+    <w:bookmarkStart w:id="44" w:name="wrap-up-225230"/>
+    <w:p>
+      <w:pPr>
+        <w:pStyle w:val="Heading3"/>
+      </w:pPr>
+      <w:r>
+        <w:t xml:space="preserve">Wrap-up (2:25–2:30)</w:t>
+      </w:r>
+    </w:p>
+    <w:p>
+      <w:pPr>
+        <w:pStyle w:val="Compact"/>
+        <w:numPr>
+          <w:ilvl w:val="0"/>
+          <w:numId w:val="1017"/>
+        </w:numPr>
+      </w:pPr>
+      <w:r>
+        <w:t xml:space="preserve">Keep it tight: this segment is 5 minutes.</w:t>
+      </w:r>
+    </w:p>
+    <w:p>
+      <w:pPr>
+        <w:pStyle w:val="Compact"/>
+        <w:numPr>
+          <w:ilvl w:val="0"/>
+          <w:numId w:val="1017"/>
+        </w:numPr>
+      </w:pPr>
+      <w:r>
+        <w:t xml:space="preserve">Recap the</w:t>
+      </w:r>
+      <w:r>
+        <w:t xml:space="preserve"> </w:t>
+      </w:r>
+      <w:r>
+        <w:rPr>
+          <w:b/>
+          <w:bCs/>
+        </w:rPr>
+        <w:t xml:space="preserve">three tools</w:t>
+      </w:r>
+      <w:r>
+        <w:t xml:space="preserve">: Copilot Chat (quick answers), Cowork (get work done), Agent Builder</w:t>
+      </w:r>
+      <w:r>
+        <w:t xml:space="preserve"> </w:t>
+      </w:r>
+      <w:r>
+        <w:t xml:space="preserve">(stand up a reusable helper).</w:t>
+      </w:r>
+    </w:p>
+    <w:p>
+      <w:pPr>
+        <w:pStyle w:val="Compact"/>
+        <w:numPr>
+          <w:ilvl w:val="0"/>
+          <w:numId w:val="1017"/>
+        </w:numPr>
+      </w:pPr>
+      <w:r>
+        <w:t xml:space="preserve">Remind everyone to</w:t>
+      </w:r>
+      <w:r>
+        <w:t xml:space="preserve"> </w:t>
+      </w:r>
+      <w:r>
+        <w:rPr>
+          <w:b/>
+          <w:bCs/>
+        </w:rPr>
+        <w:t xml:space="preserve">pause or delete the Exercise 8 and Exercise 6 schedules</w:t>
+      </w:r>
+      <w:r>
+        <w:t xml:space="preserve"> </w:t>
+      </w:r>
+      <w:r>
+        <w:t xml:space="preserve">if they don't want</w:t>
+      </w:r>
+      <w:r>
+        <w:t xml:space="preserve"> </w:t>
+      </w:r>
+      <w:r>
+        <w:t xml:space="preserve">them to keep running.</w:t>
+      </w:r>
+    </w:p>
+    <w:p>
+      <w:pPr>
+        <w:pStyle w:val="Compact"/>
+        <w:numPr>
+          <w:ilvl w:val="0"/>
+          <w:numId w:val="1017"/>
+        </w:numPr>
+      </w:pPr>
+      <w:r>
         <w:t xml:space="preserve">End on the deck's last slide,</w:t>
       </w:r>
       <w:r>
@@ -6651,7 +6760,7 @@
       <w:r>
         <w:t xml:space="preserve"> </w:t>
       </w:r>
-      <w:hyperlink r:id="rId38">
+      <w:hyperlink r:id="rId39">
         <w:r>
           <w:rPr>
             <w:rStyle w:val="Hyperlink"/>
@@ -6683,7 +6792,7 @@
         <w:pStyle w:val="Compact"/>
         <w:numPr>
           <w:ilvl w:val="0"/>
-          <w:numId w:val="1016"/>
+          <w:numId w:val="1017"/>
         </w:numPr>
       </w:pPr>
       <w:r>
@@ -6692,7 +6801,7 @@
       <w:r>
         <w:t xml:space="preserve"> </w:t>
       </w:r>
-      <w:hyperlink r:id="rId39">
+      <w:hyperlink r:id="rId42">
         <w:r>
           <w:rPr>
             <w:rStyle w:val="Hyperlink"/>
@@ -6709,7 +6818,7 @@
         <w:pStyle w:val="Compact"/>
         <w:numPr>
           <w:ilvl w:val="0"/>
-          <w:numId w:val="1016"/>
+          <w:numId w:val="1017"/>
         </w:numPr>
       </w:pPr>
       <w:r>
@@ -6718,7 +6827,7 @@
       <w:r>
         <w:t xml:space="preserve"> </w:t>
       </w:r>
-      <w:hyperlink r:id="rId40">
+      <w:hyperlink r:id="rId43">
         <w:r>
           <w:rPr>
             <w:rStyle w:val="Hyperlink"/>
@@ -6738,7 +6847,7 @@
         <w:pStyle w:val="Compact"/>
         <w:numPr>
           <w:ilvl w:val="0"/>
-          <w:numId w:val="1016"/>
+          <w:numId w:val="1017"/>
         </w:numPr>
       </w:pPr>
       <w:r>
@@ -6750,7 +6859,7 @@
         <w:pStyle w:val="Compact"/>
         <w:numPr>
           <w:ilvl w:val="0"/>
-          <w:numId w:val="1016"/>
+          <w:numId w:val="1017"/>
         </w:numPr>
       </w:pPr>
       <w:r>
@@ -6762,7 +6871,7 @@
         <w:pStyle w:val="Compact"/>
         <w:numPr>
           <w:ilvl w:val="0"/>
-          <w:numId w:val="1016"/>
+          <w:numId w:val="1017"/>
         </w:numPr>
       </w:pPr>
       <w:r>
@@ -6802,9 +6911,9 @@
         <w:t xml:space="preserve">survey, and 30-day adoption plan).</w:t>
       </w:r>
     </w:p>
-    <w:bookmarkEnd w:id="41"/>
-    <w:bookmarkEnd w:id="42"/>
-    <w:bookmarkStart w:id="43" w:name="troubleshooting-triage-hand-to-proctors"/>
+    <w:bookmarkEnd w:id="44"/>
+    <w:bookmarkEnd w:id="45"/>
+    <w:bookmarkStart w:id="46" w:name="troubleshooting-triage-hand-to-proctors"/>
     <w:p>
       <w:pPr>
         <w:pStyle w:val="Heading2"/>
@@ -8196,7 +8305,7 @@
               </w:rPr>
               <w:t xml:space="preserve"> </w:t>
             </w:r>
-            <w:hyperlink r:id="rId38">
+            <w:hyperlink r:id="rId39">
               <w:r>
                 <w:rPr>
                   <w:rStyle w:val="Hyperlink"/>
@@ -8295,8 +8404,8 @@
         </w:tc>
       </w:tr>
     </w:tbl>
-    <w:bookmarkEnd w:id="43"/>
-    <w:bookmarkStart w:id="44" w:name="time-checks-and-what-to-cut"/>
+    <w:bookmarkEnd w:id="46"/>
+    <w:bookmarkStart w:id="47" w:name="time-checks-and-what-to-cut"/>
     <w:p>
       <w:pPr>
         <w:pStyle w:val="Heading2"/>
@@ -8883,7 +8992,7 @@
       <w:r>
         <w:t xml:space="preserve"> </w:t>
       </w:r>
-      <w:hyperlink r:id="rId38">
+      <w:hyperlink r:id="rId39">
         <w:r>
           <w:rPr>
             <w:rStyle w:val="Hyperlink"/>
@@ -8897,7 +9006,7 @@
       <w:r>
         <w:t xml:space="preserve"> </w:t>
       </w:r>
-      <w:hyperlink r:id="rId40">
+      <w:hyperlink r:id="rId43">
         <w:r>
           <w:rPr>
             <w:rStyle w:val="Hyperlink"/>
@@ -8909,8 +9018,8 @@
         <w:t xml:space="preserve">.</w:t>
       </w:r>
     </w:p>
-    <w:bookmarkEnd w:id="44"/>
-    <w:bookmarkStart w:id="45" w:name="pacing-tips-for-25-people"/>
+    <w:bookmarkEnd w:id="47"/>
+    <w:bookmarkStart w:id="48" w:name="pacing-tips-for-25-people"/>
     <w:p>
       <w:pPr>
         <w:pStyle w:val="Heading2"/>
@@ -8924,7 +9033,7 @@
         <w:pStyle w:val="Compact"/>
         <w:numPr>
           <w:ilvl w:val="0"/>
-          <w:numId w:val="1017"/>
+          <w:numId w:val="1018"/>
         </w:numPr>
       </w:pPr>
       <w:r>
@@ -8958,7 +9067,7 @@
         <w:pStyle w:val="Compact"/>
         <w:numPr>
           <w:ilvl w:val="0"/>
-          <w:numId w:val="1017"/>
+          <w:numId w:val="1018"/>
         </w:numPr>
       </w:pPr>
       <w:r>
@@ -8983,7 +9092,7 @@
       <w:r>
         <w:t xml:space="preserve"> </w:t>
       </w:r>
-      <w:hyperlink r:id="rId38">
+      <w:hyperlink r:id="rId39">
         <w:r>
           <w:rPr>
             <w:rStyle w:val="Hyperlink"/>
@@ -9006,7 +9115,7 @@
         <w:pStyle w:val="Compact"/>
         <w:numPr>
           <w:ilvl w:val="0"/>
-          <w:numId w:val="1017"/>
+          <w:numId w:val="1018"/>
         </w:numPr>
       </w:pPr>
       <w:r>
@@ -9027,58 +9136,6 @@
       </w:r>
       <w:r>
         <w:t xml:space="preserve">it and keep moving; a proctor follows up.</w:t>
-      </w:r>
-    </w:p>
-    <w:p>
-      <w:pPr>
-        <w:pStyle w:val="Compact"/>
-        <w:numPr>
-          <w:ilvl w:val="0"/>
-          <w:numId w:val="1017"/>
-        </w:numPr>
-      </w:pPr>
-      <w:r>
-        <w:t xml:space="preserve">Timings are guidance; if you're running long, keep everyone on the required tasks (the optional</w:t>
-      </w:r>
-      <w:r>
-        <w:t xml:space="preserve"> </w:t>
-      </w:r>
-      <w:r>
-        <w:t xml:space="preserve">1c, 2b, 5b, 5c, and 6c are for fast finishers) and/or run Ex 7 as a</w:t>
-      </w:r>
-      <w:r>
-        <w:t xml:space="preserve"> </w:t>
-      </w:r>
-      <w:r>
-        <w:rPr>
-          <w:b/>
-          <w:bCs/>
-        </w:rPr>
-        <w:t xml:space="preserve">facilitator demo</w:t>
-      </w:r>
-      <w:r>
-        <w:t xml:space="preserve"> </w:t>
-      </w:r>
-      <w:r>
-        <w:t xml:space="preserve">(attendees watch, then build after) — protect Ex 3 and the Ex 7 concept.</w:t>
-      </w:r>
-    </w:p>
-    <w:bookmarkEnd w:id="45"/>
-    <w:bookmarkStart w:id="46" w:name="success-criteria"/>
-    <w:p>
-      <w:pPr>
-        <w:pStyle w:val="Heading2"/>
-      </w:pPr>
-      <w:r>
-        <w:t xml:space="preserve">Success criteria</w:t>
-      </w:r>
-    </w:p>
-    <w:p>
-      <w:pPr>
-        <w:pStyle w:val="FirstParagraph"/>
-      </w:pPr>
-      <w:r>
-        <w:t xml:space="preserve">By the end, each ready attendee has:</w:t>
       </w:r>
     </w:p>
     <w:p>
@@ -9090,23 +9147,47 @@
         </w:numPr>
       </w:pPr>
       <w:r>
-        <w:t xml:space="preserve">Understood when to use</w:t>
-      </w:r>
-      <w:r>
-        <w:t xml:space="preserve"> </w:t>
-      </w:r>
-      <w:r>
-        <w:rPr>
-          <w:b/>
-          <w:bCs/>
-        </w:rPr>
-        <w:t xml:space="preserve">Copilot Chat vs. Cowork</w:t>
-      </w:r>
-      <w:r>
-        <w:t xml:space="preserve"> </w:t>
-      </w:r>
-      <w:r>
-        <w:t xml:space="preserve">(opening segment)</w:t>
+        <w:t xml:space="preserve">Timings are guidance; if you're running long, keep everyone on the required tasks (the optional</w:t>
+      </w:r>
+      <w:r>
+        <w:t xml:space="preserve"> </w:t>
+      </w:r>
+      <w:r>
+        <w:t xml:space="preserve">1c, 2b, 5b, 5c, and 6c are for fast finishers) and/or run Ex 7 as a</w:t>
+      </w:r>
+      <w:r>
+        <w:t xml:space="preserve"> </w:t>
+      </w:r>
+      <w:r>
+        <w:rPr>
+          <w:b/>
+          <w:bCs/>
+        </w:rPr>
+        <w:t xml:space="preserve">facilitator demo</w:t>
+      </w:r>
+      <w:r>
+        <w:t xml:space="preserve"> </w:t>
+      </w:r>
+      <w:r>
+        <w:t xml:space="preserve">(attendees watch, then build after) — protect Ex 3 and the Ex 7 concept.</w:t>
+      </w:r>
+    </w:p>
+    <w:bookmarkEnd w:id="48"/>
+    <w:bookmarkStart w:id="49" w:name="success-criteria"/>
+    <w:p>
+      <w:pPr>
+        <w:pStyle w:val="Heading2"/>
+      </w:pPr>
+      <w:r>
+        <w:t xml:space="preserve">Success criteria</w:t>
+      </w:r>
+    </w:p>
+    <w:p>
+      <w:pPr>
+        <w:pStyle w:val="FirstParagraph"/>
+      </w:pPr>
+      <w:r>
+        <w:t xml:space="preserve">By the end, each ready attendee has:</w:t>
       </w:r>
     </w:p>
     <w:p>
@@ -9118,23 +9199,23 @@
         </w:numPr>
       </w:pPr>
       <w:r>
-        <w:t xml:space="preserve">Toured the Cowork UI —</w:t>
-      </w:r>
-      <w:r>
-        <w:t xml:space="preserve"> </w:t>
-      </w:r>
-      <w:r>
-        <w:rPr>
-          <w:b/>
-          <w:bCs/>
-        </w:rPr>
-        <w:t xml:space="preserve">New task, My tasks, Automations, Customize</w:t>
-      </w:r>
-      <w:r>
-        <w:t xml:space="preserve"> </w:t>
-      </w:r>
-      <w:r>
-        <w:t xml:space="preserve">(walkthrough)</w:t>
+        <w:t xml:space="preserve">Understood when to use</w:t>
+      </w:r>
+      <w:r>
+        <w:t xml:space="preserve"> </w:t>
+      </w:r>
+      <w:r>
+        <w:rPr>
+          <w:b/>
+          <w:bCs/>
+        </w:rPr>
+        <w:t xml:space="preserve">Copilot Chat vs. Cowork</w:t>
+      </w:r>
+      <w:r>
+        <w:t xml:space="preserve"> </w:t>
+      </w:r>
+      <w:r>
+        <w:t xml:space="preserve">(opening segment)</w:t>
       </w:r>
     </w:p>
     <w:p>
@@ -9146,45 +9227,23 @@
         </w:numPr>
       </w:pPr>
       <w:r>
-        <w:t xml:space="preserve">Built an</w:t>
-      </w:r>
-      <w:r>
-        <w:t xml:space="preserve"> </w:t>
-      </w:r>
-      <w:r>
-        <w:rPr>
-          <w:b/>
-          <w:bCs/>
-        </w:rPr>
-        <w:t xml:space="preserve">Executive Command Center</w:t>
-      </w:r>
-      <w:r>
-        <w:t xml:space="preserve"> </w:t>
-      </w:r>
-      <w:r>
-        <w:t xml:space="preserve">HTML dashboard, found it in the</w:t>
-      </w:r>
-      <w:r>
-        <w:t xml:space="preserve"> </w:t>
-      </w:r>
-      <w:r>
-        <w:rPr>
-          <w:b/>
-          <w:bCs/>
-        </w:rPr>
-        <w:t xml:space="preserve">Output folder</w:t>
-      </w:r>
-      <w:r>
-        <w:t xml:space="preserve"> </w:t>
-      </w:r>
-      <w:r>
-        <w:t xml:space="preserve">and</w:t>
-      </w:r>
-      <w:r>
-        <w:t xml:space="preserve"> </w:t>
-      </w:r>
-      <w:r>
-        <w:t xml:space="preserve">OneDrive → Cowork, and saved it as a skill with a schedule, approving one action at a time (Ex 8)</w:t>
+        <w:t xml:space="preserve">Toured the Cowork UI —</w:t>
+      </w:r>
+      <w:r>
+        <w:t xml:space="preserve"> </w:t>
+      </w:r>
+      <w:r>
+        <w:rPr>
+          <w:b/>
+          <w:bCs/>
+        </w:rPr>
+        <w:t xml:space="preserve">New task, My tasks, Automations, Customize</w:t>
+      </w:r>
+      <w:r>
+        <w:t xml:space="preserve"> </w:t>
+      </w:r>
+      <w:r>
+        <w:t xml:space="preserve">(walkthrough)</w:t>
       </w:r>
     </w:p>
     <w:p>
@@ -9196,13 +9255,45 @@
         </w:numPr>
       </w:pPr>
       <w:r>
-        <w:t xml:space="preserve">Produced a cited web-research briefing and 5 interview questions grounded in the job</w:t>
-      </w:r>
-      <w:r>
-        <w:t xml:space="preserve"> </w:t>
-      </w:r>
-      <w:r>
-        <w:t xml:space="preserve">description (Ex 1)</w:t>
+        <w:t xml:space="preserve">Built an</w:t>
+      </w:r>
+      <w:r>
+        <w:t xml:space="preserve"> </w:t>
+      </w:r>
+      <w:r>
+        <w:rPr>
+          <w:b/>
+          <w:bCs/>
+        </w:rPr>
+        <w:t xml:space="preserve">Executive Command Center</w:t>
+      </w:r>
+      <w:r>
+        <w:t xml:space="preserve"> </w:t>
+      </w:r>
+      <w:r>
+        <w:t xml:space="preserve">HTML dashboard, found it in the</w:t>
+      </w:r>
+      <w:r>
+        <w:t xml:space="preserve"> </w:t>
+      </w:r>
+      <w:r>
+        <w:rPr>
+          <w:b/>
+          <w:bCs/>
+        </w:rPr>
+        <w:t xml:space="preserve">Output folder</w:t>
+      </w:r>
+      <w:r>
+        <w:t xml:space="preserve"> </w:t>
+      </w:r>
+      <w:r>
+        <w:t xml:space="preserve">and</w:t>
+      </w:r>
+      <w:r>
+        <w:t xml:space="preserve"> </w:t>
+      </w:r>
+      <w:r>
+        <w:t xml:space="preserve">OneDrive → Cowork, and saved it as a skill with a schedule, approving one action at a time (Ex 8)</w:t>
       </w:r>
     </w:p>
     <w:p>
@@ -9214,23 +9305,13 @@
         </w:numPr>
       </w:pPr>
       <w:r>
-        <w:t xml:space="preserve">Had Cowork</w:t>
-      </w:r>
-      <w:r>
-        <w:t xml:space="preserve"> </w:t>
-      </w:r>
-      <w:r>
-        <w:rPr>
-          <w:b/>
-          <w:bCs/>
-        </w:rPr>
-        <w:t xml:space="preserve">navigate two websites</w:t>
-      </w:r>
-      <w:r>
-        <w:t xml:space="preserve"> </w:t>
-      </w:r>
-      <w:r>
-        <w:t xml:space="preserve">in Edge and build a linked comparison table (Ex 2)</w:t>
+        <w:t xml:space="preserve">Produced a cited web-research briefing and 5 interview questions grounded in the job</w:t>
+      </w:r>
+      <w:r>
+        <w:t xml:space="preserve"> </w:t>
+      </w:r>
+      <w:r>
+        <w:t xml:space="preserve">description (Ex 1)</w:t>
       </w:r>
     </w:p>
     <w:p>
@@ -9242,7 +9323,23 @@
         </w:numPr>
       </w:pPr>
       <w:r>
-        <w:t xml:space="preserve">Built and tested a custom skill scoring Good+ (Ex 3)</w:t>
+        <w:t xml:space="preserve">Had Cowork</w:t>
+      </w:r>
+      <w:r>
+        <w:t xml:space="preserve"> </w:t>
+      </w:r>
+      <w:r>
+        <w:rPr>
+          <w:b/>
+          <w:bCs/>
+        </w:rPr>
+        <w:t xml:space="preserve">navigate two websites</w:t>
+      </w:r>
+      <w:r>
+        <w:t xml:space="preserve"> </w:t>
+      </w:r>
+      <w:r>
+        <w:t xml:space="preserve">in Edge and build a linked comparison table (Ex 2)</w:t>
       </w:r>
     </w:p>
     <w:p>
@@ -9254,7 +9351,7 @@
         </w:numPr>
       </w:pPr>
       <w:r>
-        <w:t xml:space="preserve">Wrote an inclusive job posting and a ticket report (Ex 4)</w:t>
+        <w:t xml:space="preserve">Built and tested a custom skill scoring Good+ (Ex 3)</w:t>
       </w:r>
     </w:p>
     <w:p>
@@ -9266,7 +9363,7 @@
         </w:numPr>
       </w:pPr>
       <w:r>
-        <w:t xml:space="preserve">Built an onboarding orientation deck from the Zava files (Ex 5)</w:t>
+        <w:t xml:space="preserve">Wrote an inclusive job posting and a ticket report (Ex 4)</w:t>
       </w:r>
     </w:p>
     <w:p>
@@ -9278,7 +9375,7 @@
         </w:numPr>
       </w:pPr>
       <w:r>
-        <w:t xml:space="preserve">Created a recurring Automation and a Daily Briefing (Ex 6)</w:t>
+        <w:t xml:space="preserve">Built an onboarding orientation deck from the Zava files (Ex 5)</w:t>
       </w:r>
     </w:p>
     <w:p>
@@ -9290,6 +9387,18 @@
         </w:numPr>
       </w:pPr>
       <w:r>
+        <w:t xml:space="preserve">Created a recurring Automation and a Daily Briefing (Ex 6)</w:t>
+      </w:r>
+    </w:p>
+    <w:p>
+      <w:pPr>
+        <w:pStyle w:val="Compact"/>
+        <w:numPr>
+          <w:ilvl w:val="0"/>
+          <w:numId w:val="1028"/>
+        </w:numPr>
+      </w:pPr>
+      <w:r>
         <w:t xml:space="preserve">Built and tested an</w:t>
       </w:r>
       <w:r>
@@ -9309,8 +9418,8 @@
         <w:t xml:space="preserve">in Copilot Agent Builder (Ex 7)</w:t>
       </w:r>
     </w:p>
-    <w:bookmarkEnd w:id="46"/>
-    <w:bookmarkEnd w:id="47"/>
+    <w:bookmarkEnd w:id="49"/>
+    <w:bookmarkEnd w:id="50"/>
     <w:sectPr>
       <w:footerReference w:type="default" r:id="rId10"/>
       <w:footnotePr>
@@ -9799,7 +9908,7 @@
     <w:abstractNumId w:val="991"/>
   </w:num>
   <w:num w:numId="1018">
-    <w:abstractNumId w:val="992"/>
+    <w:abstractNumId w:val="991"/>
   </w:num>
   <w:num w:numId="1019">
     <w:abstractNumId w:val="992"/>
@@ -9826,6 +9935,9 @@
     <w:abstractNumId w:val="992"/>
   </w:num>
   <w:num w:numId="1027">
+    <w:abstractNumId w:val="992"/>
+  </w:num>
+  <w:num w:numId="1028">
     <w:abstractNumId w:val="992"/>
   </w:num>
 </w:numbering>

--- a/instructor/facilitator-guide.docx
+++ b/instructor/facilitator-guide.docx
@@ -28,7 +28,7 @@
         </w:p>
       </w:sdtContent>
     </w:sdt>
-    <w:bookmarkStart w:id="50" w:name="facilitator-guide"/>
+    <w:bookmarkStart w:id="53" w:name="facilitator-guide"/>
     <w:p>
       <w:pPr>
         <w:pStyle w:val="Heading1"/>
@@ -37,13 +37,13 @@
         <w:t xml:space="preserve">Facilitator Guide</w:t>
       </w:r>
     </w:p>
-    <w:bookmarkStart w:id="10" w:name="Xfd11e3e8983b060338e1b93aafec708634cfb39"/>
+    <w:bookmarkStart w:id="10" w:name="X9a428e453d870291c63a435b5031036c27e4a2d"/>
     <w:p>
       <w:pPr>
         <w:pStyle w:val="Heading2"/>
       </w:pPr>
       <w:r>
-        <w:t xml:space="preserve">Getting Things Done with Copilot Cowork for HR Tasks (2½ hours, ~25 attendees)</w:t>
+        <w:t xml:space="preserve">Getting Things Done with Copilot Cowork for HR Tasks (2 hours 35 minutes, ~25 attendees)</w:t>
       </w:r>
     </w:p>
     <w:p>
@@ -57,7 +57,7 @@
         <w:t xml:space="preserve"> </w:t>
       </w:r>
       <w:r>
-        <w:t xml:space="preserve">2½-hour, hands-on workshop. The</w:t>
+        <w:t xml:space="preserve">2-hour 35-minute, hands-on workshop. The</w:t>
       </w:r>
       <w:r>
         <w:t xml:space="preserve"> </w:t>
@@ -563,7 +563,7 @@
         <w:t xml:space="preserve"> </w:t>
       </w:r>
       <w:r>
-        <w:t xml:space="preserve">the session is 2½ hours, so the</w:t>
+        <w:t xml:space="preserve">the session is 2 hours 35 minutes, so the</w:t>
       </w:r>
       <w:r>
         <w:t xml:space="preserve"> </w:t>
@@ -1338,13 +1338,13 @@
       </w:r>
     </w:p>
     <w:bookmarkEnd w:id="17"/>
-    <w:bookmarkStart w:id="18" w:name="run-sheet-150-minutes"/>
+    <w:bookmarkStart w:id="18" w:name="run-sheet-155-minutes"/>
     <w:p>
       <w:pPr>
         <w:pStyle w:val="Heading2"/>
       </w:pPr>
       <w:r>
-        <w:t xml:space="preserve">Run sheet (150 minutes)</w:t>
+        <w:t xml:space="preserve">Run sheet (155 minutes)</w:t>
       </w:r>
     </w:p>
     <w:tbl>
@@ -1871,7 +1871,7 @@
               <w:rPr>
                 <w:sz w:val="19"/>
               </w:rPr>
-              <w:t xml:space="preserve">1:05–1:15</w:t>
+              <w:t xml:space="preserve">1:05–1:20</w:t>
             </w:r>
           </w:p>
         </w:tc>
@@ -1935,7 +1935,7 @@
               <w:rPr>
                 <w:sz w:val="19"/>
               </w:rPr>
-              <w:t xml:space="preserve">1:15–1:30</w:t>
+              <w:t xml:space="preserve">1:20–1:35</w:t>
             </w:r>
           </w:p>
         </w:tc>
@@ -2011,7 +2011,7 @@
               <w:rPr>
                 <w:sz w:val="19"/>
               </w:rPr>
-              <w:t xml:space="preserve">1:30–1:40</w:t>
+              <w:t xml:space="preserve">1:35–1:45</w:t>
             </w:r>
           </w:p>
         </w:tc>
@@ -2075,7 +2075,7 @@
               <w:rPr>
                 <w:sz w:val="19"/>
               </w:rPr>
-              <w:t xml:space="preserve">1:40–1:55</w:t>
+              <w:t xml:space="preserve">1:45–2:00</w:t>
             </w:r>
           </w:p>
         </w:tc>
@@ -2139,7 +2139,7 @@
               <w:rPr>
                 <w:sz w:val="19"/>
               </w:rPr>
-              <w:t xml:space="preserve">1:55–2:10</w:t>
+              <w:t xml:space="preserve">2:00–2:15</w:t>
             </w:r>
           </w:p>
         </w:tc>
@@ -2203,7 +2203,7 @@
               <w:rPr>
                 <w:sz w:val="19"/>
               </w:rPr>
-              <w:t xml:space="preserve">2:10–2:25</w:t>
+              <w:t xml:space="preserve">2:15–2:30</w:t>
             </w:r>
           </w:p>
         </w:tc>
@@ -2267,7 +2267,7 @@
               <w:rPr>
                 <w:sz w:val="19"/>
               </w:rPr>
-              <w:t xml:space="preserve">2:25–2:30</w:t>
+              <w:t xml:space="preserve">2:30–2:35</w:t>
             </w:r>
           </w:p>
         </w:tc>
@@ -4358,13 +4358,13 @@
       </w:r>
     </w:p>
     <w:bookmarkEnd w:id="28"/>
-    <w:bookmarkStart w:id="29" w:name="ex-4--recruiting--reporting-105115"/>
+    <w:bookmarkStart w:id="29" w:name="ex-4--recruiting--reporting-105120"/>
     <w:p>
       <w:pPr>
         <w:pStyle w:val="Heading3"/>
       </w:pPr>
       <w:r>
-        <w:t xml:space="preserve">Ex 4 — Recruiting + reporting (1:05–1:15)</w:t>
+        <w:t xml:space="preserve">Ex 4 — Recruiting + reporting (1:05–1:20)</w:t>
       </w:r>
     </w:p>
     <w:p>
@@ -4535,13 +4535,13 @@
       </w:r>
     </w:p>
     <w:bookmarkEnd w:id="29"/>
-    <w:bookmarkStart w:id="30" w:name="break-115130-15-minutes"/>
+    <w:bookmarkStart w:id="30" w:name="break-120135-15-minutes"/>
     <w:p>
       <w:pPr>
         <w:pStyle w:val="Heading3"/>
       </w:pPr>
       <w:r>
-        <w:t xml:space="preserve">Break (1:15–1:30, 15 minutes)</w:t>
+        <w:t xml:space="preserve">Break (1:20–1:35, 15 minutes)</w:t>
       </w:r>
     </w:p>
     <w:p>
@@ -4563,13 +4563,13 @@
       </w:r>
     </w:p>
     <w:bookmarkEnd w:id="30"/>
-    <w:bookmarkStart w:id="31" w:name="ex-5--onboarding-pack-130140"/>
+    <w:bookmarkStart w:id="31" w:name="ex-5--onboarding-pack-135145"/>
     <w:p>
       <w:pPr>
         <w:pStyle w:val="Heading3"/>
       </w:pPr>
       <w:r>
-        <w:t xml:space="preserve">Ex 5 — Onboarding pack (1:30–1:40)</w:t>
+        <w:t xml:space="preserve">Ex 5 — Onboarding pack (1:35–1:45)</w:t>
       </w:r>
     </w:p>
     <w:p>
@@ -4755,13 +4755,13 @@
       </w:r>
     </w:p>
     <w:bookmarkEnd w:id="31"/>
-    <w:bookmarkStart w:id="34" w:name="ex-6--automate--share-140155"/>
+    <w:bookmarkStart w:id="34" w:name="ex-6--automate--share-145200"/>
     <w:p>
       <w:pPr>
         <w:pStyle w:val="Heading3"/>
       </w:pPr>
       <w:r>
-        <w:t xml:space="preserve">Ex 6 — Automate &amp; share (1:40–1:55)</w:t>
+        <w:t xml:space="preserve">Ex 6 — Automate &amp; share (1:45–2:00)</w:t>
       </w:r>
     </w:p>
     <w:p>
@@ -5020,7 +5020,7 @@
         <w:t xml:space="preserve"> </w:t>
       </w:r>
       <w:r>
-        <w:t xml:space="preserve">the plugins spotlight isn't in the 2½-hour session; attendees get it in the</w:t>
+        <w:t xml:space="preserve">the plugins spotlight isn't in the 2-hour 35-minute session; attendees get it in the</w:t>
       </w:r>
       <w:r>
         <w:t xml:space="preserve"> </w:t>
@@ -5061,13 +5061,13 @@
       </w:r>
     </w:p>
     <w:bookmarkEnd w:id="34"/>
-    <w:bookmarkStart w:id="36" w:name="ex-7--agent-builder-non-cowork-155210"/>
+    <w:bookmarkStart w:id="36" w:name="ex-7--agent-builder-non-cowork-200215"/>
     <w:p>
       <w:pPr>
         <w:pStyle w:val="Heading3"/>
       </w:pPr>
       <w:r>
-        <w:t xml:space="preserve">Ex 7 — Agent Builder, non-Cowork (1:55–2:10)</w:t>
+        <w:t xml:space="preserve">Ex 7 — Agent Builder, non-Cowork (2:00–2:15)</w:t>
       </w:r>
     </w:p>
     <w:p>
@@ -5526,13 +5526,13 @@
       </w:r>
     </w:p>
     <w:bookmarkEnd w:id="36"/>
-    <w:bookmarkStart w:id="37" w:name="ex-8--executive-command-center-210225"/>
+    <w:bookmarkStart w:id="37" w:name="ex-8--executive-command-center-215230"/>
     <w:p>
       <w:pPr>
         <w:pStyle w:val="Heading3"/>
       </w:pPr>
       <w:r>
-        <w:t xml:space="preserve">Ex 8 — Executive Command Center (2:10–2:25)</w:t>
+        <w:t xml:space="preserve">Ex 8 — Executive Command Center (2:15–2:30)</w:t>
       </w:r>
     </w:p>
     <w:p>
@@ -5578,103 +5578,55 @@
         </w:numPr>
       </w:pPr>
       <w:r>
-        <w:rPr>
-          <w:b/>
-          <w:bCs/>
-        </w:rPr>
-        <w:t xml:space="preserve">Approvals first.</w:t>
-      </w:r>
-      <w:r>
-        <w:t xml:space="preserve"> </w:t>
-      </w:r>
-      <w:r>
-        <w:t xml:space="preserve">Before the room starts, show an approval dialog and name each option: the</w:t>
-      </w:r>
-      <w:r>
-        <w:t xml:space="preserve"> </w:t>
-      </w:r>
-      <w:r>
-        <w:t xml:space="preserve">action button,</w:t>
-      </w:r>
-      <w:r>
-        <w:t xml:space="preserve"> </w:t>
-      </w:r>
-      <w:r>
-        <w:rPr>
-          <w:b/>
-          <w:bCs/>
-        </w:rPr>
-        <w:t xml:space="preserve">Cancel</w:t>
-      </w:r>
-      <w:r>
-        <w:t xml:space="preserve">,</w:t>
-      </w:r>
-      <w:r>
-        <w:t xml:space="preserve"> </w:t>
-      </w:r>
-      <w:r>
-        <w:rPr>
-          <w:b/>
-          <w:bCs/>
-        </w:rPr>
-        <w:t xml:space="preserve">Show parameters</w:t>
-      </w:r>
-      <w:r>
-        <w:t xml:space="preserve">, and the two to avoid today,</w:t>
-      </w:r>
-      <w:r>
-        <w:t xml:space="preserve"> </w:t>
-      </w:r>
-      <w:r>
-        <w:rPr>
-          <w:b/>
-          <w:bCs/>
-        </w:rPr>
-        <w:t xml:space="preserve">Approve All (n)</w:t>
-      </w:r>
-      <w:r>
-        <w:t xml:space="preserve"> </w:t>
-      </w:r>
-      <w:r>
-        <w:t xml:space="preserve">and</w:t>
-      </w:r>
-      <w:r>
-        <w:t xml:space="preserve"> </w:t>
-      </w:r>
-      <w:r>
-        <w:rPr>
-          <w:b/>
-          <w:bCs/>
-        </w:rPr>
-        <w:t xml:space="preserve">More options → Always allow</w:t>
-      </w:r>
-      <w:r>
-        <w:t xml:space="preserve">. Say plainly: "One at a time. No Approve All." Show where to</w:t>
-      </w:r>
-      <w:r>
-        <w:t xml:space="preserve"> </w:t>
-      </w:r>
-      <w:r>
-        <w:t xml:space="preserve">revoke: side panel →</w:t>
-      </w:r>
-      <w:r>
-        <w:t xml:space="preserve"> </w:t>
-      </w:r>
-      <w:r>
-        <w:rPr>
-          <w:b/>
-          <w:bCs/>
-        </w:rPr>
-        <w:t xml:space="preserve">Permissions</w:t>
-      </w:r>
-      <w:r>
-        <w:t xml:space="preserve">. In this exercise they approve saving the skill and the</w:t>
-      </w:r>
-      <w:r>
-        <w:t xml:space="preserve"> </w:t>
-      </w:r>
-      <w:r>
-        <w:t xml:space="preserve">schedule.</w:t>
+        <w:t xml:space="preserve">Remind attendees to review and approve the skill and schedule</w:t>
+      </w:r>
+      <w:r>
+        <w:t xml:space="preserve"> </w:t>
+      </w:r>
+      <w:r>
+        <w:rPr>
+          <w:b/>
+          <w:bCs/>
+        </w:rPr>
+        <w:t xml:space="preserve">one at a time</w:t>
+      </w:r>
+      <w:r>
+        <w:t xml:space="preserve">, or decline them.</w:t>
+      </w:r>
+      <w:r>
+        <w:t xml:space="preserve"> </w:t>
+      </w:r>
+      <w:r>
+        <w:t xml:space="preserve">Don't use</w:t>
+      </w:r>
+      <w:r>
+        <w:t xml:space="preserve"> </w:t>
+      </w:r>
+      <w:r>
+        <w:rPr>
+          <w:b/>
+          <w:bCs/>
+        </w:rPr>
+        <w:t xml:space="preserve">Approve All</w:t>
+      </w:r>
+      <w:r>
+        <w:t xml:space="preserve"> </w:t>
+      </w:r>
+      <w:r>
+        <w:t xml:space="preserve">or</w:t>
+      </w:r>
+      <w:r>
+        <w:t xml:space="preserve"> </w:t>
+      </w:r>
+      <w:r>
+        <w:rPr>
+          <w:b/>
+          <w:bCs/>
+        </w:rPr>
+        <w:t xml:space="preserve">Always allow</w:t>
+      </w:r>
+      <w:r>
+        <w:t xml:space="preserve">. The detailed dialog walkthrough is in Optional Sections.</w:t>
       </w:r>
     </w:p>
     <w:p>
@@ -6490,7 +6442,7 @@
     </w:p>
     <w:bookmarkEnd w:id="37"/>
     <w:bookmarkEnd w:id="38"/>
-    <w:bookmarkStart w:id="41" w:name="optional-sections"/>
+    <w:bookmarkStart w:id="45" w:name="optional-sections"/>
     <w:p>
       <w:pPr>
         <w:pStyle w:val="Heading2"/>
@@ -6499,13 +6451,13 @@
         <w:t xml:space="preserve">Optional Sections</w:t>
       </w:r>
     </w:p>
-    <w:bookmarkStart w:id="40" w:name="Xd96db79b637b6f00313f6b4772441423be0dd5e"/>
+    <w:bookmarkStart w:id="39" w:name="workshop-kit--download-links"/>
     <w:p>
       <w:pPr>
         <w:pStyle w:val="Heading3"/>
       </w:pPr>
       <w:r>
-        <w:t xml:space="preserve">Customize instructions for Cowork (after Exercise 8, if time allows)</w:t>
+        <w:t xml:space="preserve">Workshop kit / Download links</w:t>
       </w:r>
     </w:p>
     <w:p>
@@ -6517,13 +6469,29 @@
         </w:numPr>
       </w:pPr>
       <w:r>
-        <w:t xml:space="preserve">This is optional, outside the required 150-minute agenda. Skip it when time is short; preserve</w:t>
-      </w:r>
-      <w:r>
-        <w:t xml:space="preserve"> </w:t>
-      </w:r>
-      <w:r>
-        <w:t xml:space="preserve">the wrap-up and schedule cleanup.</w:t>
+        <w:t xml:space="preserve">Use the kit slide after Exercise 8 for take-away downloads, or share it after the workshop.</w:t>
+      </w:r>
+      <w:r>
+        <w:t xml:space="preserve"> </w:t>
+      </w:r>
+      <w:r>
+        <w:t xml:space="preserve">Setup files must already be available through the invitation or shared Teams/SharePoint folder;</w:t>
+      </w:r>
+      <w:r>
+        <w:t xml:space="preserve"> </w:t>
+      </w:r>
+      <w:r>
+        <w:t xml:space="preserve">don't wait until this optional section to distribute the workbook and sample-data zip.</w:t>
+      </w:r>
+    </w:p>
+    <w:bookmarkEnd w:id="39"/>
+    <w:bookmarkStart w:id="41" w:name="X114086bd416c0b940fb68493f2e3dd92e77e083"/>
+    <w:p>
+      <w:pPr>
+        <w:pStyle w:val="Heading3"/>
+      </w:pPr>
+      <w:r>
+        <w:t xml:space="preserve">How approvals work — one at a time (after Exercise 8, if time allows)</w:t>
       </w:r>
     </w:p>
     <w:p>
@@ -6531,11 +6499,11 @@
         <w:pStyle w:val="Compact"/>
         <w:numPr>
           <w:ilvl w:val="0"/>
-          <w:numId w:val="1016"/>
+          <w:numId w:val="1017"/>
         </w:numPr>
       </w:pPr>
       <w:r>
-        <w:t xml:space="preserve">Use the deck's</w:t>
+        <w:t xml:space="preserve">Use the approvals slide in the deck's</w:t>
       </w:r>
       <w:r>
         <w:t xml:space="preserve"> </w:t>
@@ -6551,12 +6519,12 @@
         <w:t xml:space="preserve"> </w:t>
       </w:r>
       <w:r>
-        <w:t xml:space="preserve">slide and the</w:t>
-      </w:r>
-      <w:r>
-        <w:t xml:space="preserve"> </w:t>
-      </w:r>
-      <w:hyperlink r:id="rId39">
+        <w:t xml:space="preserve">and the</w:t>
+      </w:r>
+      <w:r>
+        <w:t xml:space="preserve"> </w:t>
+      </w:r>
+      <w:hyperlink r:id="rId40">
         <w:r>
           <w:rPr>
             <w:rStyle w:val="Hyperlink"/>
@@ -6573,81 +6541,85 @@
         <w:pStyle w:val="Compact"/>
         <w:numPr>
           <w:ilvl w:val="0"/>
-          <w:numId w:val="1016"/>
+          <w:numId w:val="1017"/>
         </w:numPr>
       </w:pPr>
       <w:r>
-        <w:t xml:space="preserve">Demo</w:t>
-      </w:r>
-      <w:r>
-        <w:t xml:space="preserve"> </w:t>
-      </w:r>
-      <w:r>
-        <w:rPr>
-          <w:b/>
-          <w:bCs/>
-        </w:rPr>
-        <w:t xml:space="preserve">Customize → Preferences → Customize instructions for Cowork</w:t>
-      </w:r>
-      <w:r>
-        <w:t xml:space="preserve">. Attendees who opt in</w:t>
-      </w:r>
-      <w:r>
-        <w:t xml:space="preserve"> </w:t>
-      </w:r>
-      <w:r>
-        <w:t xml:space="preserve">paste the sample, save it, and test in a</w:t>
-      </w:r>
-      <w:r>
-        <w:t xml:space="preserve"> </w:t>
-      </w:r>
-      <w:r>
-        <w:rPr>
-          <w:b/>
-          <w:bCs/>
-        </w:rPr>
-        <w:t xml:space="preserve">new task</w:t>
-      </w:r>
-      <w:r>
-        <w:t xml:space="preserve">. It applies to future tasks, not earlier ones.</w:t>
-      </w:r>
-    </w:p>
-    <w:p>
-      <w:pPr>
-        <w:pStyle w:val="Compact"/>
-        <w:numPr>
-          <w:ilvl w:val="0"/>
-          <w:numId w:val="1016"/>
-        </w:numPr>
-      </w:pPr>
-      <w:r>
-        <w:t xml:space="preserve">Keep preferences short and personal. Choose one role sample, rather than stacking all of them.</w:t>
-      </w:r>
-      <w:r>
-        <w:t xml:space="preserve"> </w:t>
-      </w:r>
-      <w:r>
-        <w:t xml:space="preserve">Clear or adapt the Zava instructions before returning to real work.</w:t>
-      </w:r>
-    </w:p>
-    <w:bookmarkEnd w:id="40"/>
-    <w:bookmarkEnd w:id="41"/>
-    <w:bookmarkStart w:id="45" w:name="closing"/>
-    <w:p>
-      <w:pPr>
-        <w:pStyle w:val="Heading2"/>
-      </w:pPr>
-      <w:r>
-        <w:t xml:space="preserve">Closing</w:t>
-      </w:r>
-    </w:p>
-    <w:bookmarkStart w:id="44" w:name="wrap-up-225230"/>
-    <w:p>
-      <w:pPr>
-        <w:pStyle w:val="Heading3"/>
-      </w:pPr>
-      <w:r>
-        <w:t xml:space="preserve">Wrap-up (2:25–2:30)</w:t>
+        <w:t xml:space="preserve">Show an approval dialog and explain the action button,</w:t>
+      </w:r>
+      <w:r>
+        <w:t xml:space="preserve"> </w:t>
+      </w:r>
+      <w:r>
+        <w:rPr>
+          <w:b/>
+          <w:bCs/>
+        </w:rPr>
+        <w:t xml:space="preserve">Cancel</w:t>
+      </w:r>
+      <w:r>
+        <w:t xml:space="preserve">,</w:t>
+      </w:r>
+      <w:r>
+        <w:t xml:space="preserve"> </w:t>
+      </w:r>
+      <w:r>
+        <w:rPr>
+          <w:b/>
+          <w:bCs/>
+        </w:rPr>
+        <w:t xml:space="preserve">Show parameters</w:t>
+      </w:r>
+      <w:r>
+        <w:t xml:space="preserve">,</w:t>
+      </w:r>
+      <w:r>
+        <w:t xml:space="preserve"> </w:t>
+      </w:r>
+      <w:r>
+        <w:rPr>
+          <w:b/>
+          <w:bCs/>
+        </w:rPr>
+        <w:t xml:space="preserve">Approve All (n)</w:t>
+      </w:r>
+      <w:r>
+        <w:t xml:space="preserve">, and</w:t>
+      </w:r>
+      <w:r>
+        <w:t xml:space="preserve"> </w:t>
+      </w:r>
+      <w:r>
+        <w:rPr>
+          <w:b/>
+          <w:bCs/>
+        </w:rPr>
+        <w:t xml:space="preserve">More options → Always allow</w:t>
+      </w:r>
+      <w:r>
+        <w:t xml:space="preserve">. Demonstrate revoking permissions in</w:t>
+      </w:r>
+      <w:r>
+        <w:t xml:space="preserve"> </w:t>
+      </w:r>
+      <w:r>
+        <w:t xml:space="preserve">the side panel's</w:t>
+      </w:r>
+      <w:r>
+        <w:t xml:space="preserve"> </w:t>
+      </w:r>
+      <w:r>
+        <w:rPr>
+          <w:b/>
+          <w:bCs/>
+        </w:rPr>
+        <w:t xml:space="preserve">Permissions</w:t>
+      </w:r>
+      <w:r>
+        <w:t xml:space="preserve"> </w:t>
+      </w:r>
+      <w:r>
+        <w:t xml:space="preserve">section.</w:t>
       </w:r>
     </w:p>
     <w:p>
@@ -6659,7 +6631,23 @@
         </w:numPr>
       </w:pPr>
       <w:r>
-        <w:t xml:space="preserve">Keep it tight: this segment is 5 minutes.</w:t>
+        <w:t xml:space="preserve">This detailed walkthrough is outside the required agenda. Keep brief safety reminders during</w:t>
+      </w:r>
+      <w:r>
+        <w:t xml:space="preserve"> </w:t>
+      </w:r>
+      <w:r>
+        <w:t xml:space="preserve">exercises, and skip the optional walkthrough if needed to preserve wrap-up and cleanup.</w:t>
+      </w:r>
+    </w:p>
+    <w:bookmarkEnd w:id="41"/>
+    <w:bookmarkStart w:id="42" w:name="Xd96db79b637b6f00313f6b4772441423be0dd5e"/>
+    <w:p>
+      <w:pPr>
+        <w:pStyle w:val="Heading3"/>
+      </w:pPr>
+      <w:r>
+        <w:t xml:space="preserve">Customize instructions for Cowork (after Exercise 8, if time allows)</w:t>
       </w:r>
     </w:p>
     <w:p>
@@ -6667,30 +6655,17 @@
         <w:pStyle w:val="Compact"/>
         <w:numPr>
           <w:ilvl w:val="0"/>
-          <w:numId w:val="1017"/>
+          <w:numId w:val="1018"/>
         </w:numPr>
       </w:pPr>
       <w:r>
-        <w:t xml:space="preserve">Recap the</w:t>
-      </w:r>
-      <w:r>
-        <w:t xml:space="preserve"> </w:t>
-      </w:r>
-      <w:r>
-        <w:rPr>
-          <w:b/>
-          <w:bCs/>
-        </w:rPr>
-        <w:t xml:space="preserve">three tools</w:t>
-      </w:r>
-      <w:r>
-        <w:t xml:space="preserve">: Copilot Chat (quick answers), Cowork (get work done), Agent Builder</w:t>
-      </w:r>
-      <w:r>
-        <w:t xml:space="preserve"> </w:t>
-      </w:r>
-      <w:r>
-        <w:t xml:space="preserve">(stand up a reusable helper).</w:t>
+        <w:t xml:space="preserve">This is optional, outside the required 155-minute agenda. Skip it when time is short; preserve</w:t>
+      </w:r>
+      <w:r>
+        <w:t xml:space="preserve"> </w:t>
+      </w:r>
+      <w:r>
+        <w:t xml:space="preserve">the wrap-up and schedule cleanup.</w:t>
       </w:r>
     </w:p>
     <w:p>
@@ -6698,33 +6673,41 @@
         <w:pStyle w:val="Compact"/>
         <w:numPr>
           <w:ilvl w:val="0"/>
-          <w:numId w:val="1017"/>
+          <w:numId w:val="1018"/>
         </w:numPr>
       </w:pPr>
       <w:r>
-        <w:t xml:space="preserve">Remind everyone to</w:t>
-      </w:r>
-      <w:r>
-        <w:t xml:space="preserve"> </w:t>
-      </w:r>
-      <w:r>
-        <w:rPr>
-          <w:b/>
-          <w:bCs/>
-        </w:rPr>
-        <w:t xml:space="preserve">pause or delete the Exercise 8 and Exercise 6 schedules</w:t>
-      </w:r>
-      <w:r>
-        <w:t xml:space="preserve"> </w:t>
-      </w:r>
-      <w:r>
-        <w:t xml:space="preserve">if they don't want</w:t>
-      </w:r>
-      <w:r>
-        <w:t xml:space="preserve"> </w:t>
-      </w:r>
-      <w:r>
-        <w:t xml:space="preserve">them to keep running.</w:t>
+        <w:t xml:space="preserve">Use the deck's</w:t>
+      </w:r>
+      <w:r>
+        <w:t xml:space="preserve"> </w:t>
+      </w:r>
+      <w:r>
+        <w:rPr>
+          <w:b/>
+          <w:bCs/>
+        </w:rPr>
+        <w:t xml:space="preserve">Optional Sections</w:t>
+      </w:r>
+      <w:r>
+        <w:t xml:space="preserve"> </w:t>
+      </w:r>
+      <w:r>
+        <w:t xml:space="preserve">slide and the</w:t>
+      </w:r>
+      <w:r>
+        <w:t xml:space="preserve"> </w:t>
+      </w:r>
+      <w:hyperlink r:id="rId40">
+        <w:r>
+          <w:rPr>
+            <w:rStyle w:val="Hyperlink"/>
+          </w:rPr>
+          <w:t xml:space="preserve">workbook walkthrough</w:t>
+        </w:r>
+      </w:hyperlink>
+      <w:r>
+        <w:t xml:space="preserve">.</w:t>
       </w:r>
     </w:p>
     <w:p>
@@ -6732,10 +6715,242 @@
         <w:pStyle w:val="Compact"/>
         <w:numPr>
           <w:ilvl w:val="0"/>
-          <w:numId w:val="1017"/>
+          <w:numId w:val="1018"/>
         </w:numPr>
       </w:pPr>
       <w:r>
+        <w:t xml:space="preserve">Demo</w:t>
+      </w:r>
+      <w:r>
+        <w:t xml:space="preserve"> </w:t>
+      </w:r>
+      <w:r>
+        <w:rPr>
+          <w:b/>
+          <w:bCs/>
+        </w:rPr>
+        <w:t xml:space="preserve">Customize → Preferences → Customize instructions for Cowork</w:t>
+      </w:r>
+      <w:r>
+        <w:t xml:space="preserve">. Attendees who opt in</w:t>
+      </w:r>
+      <w:r>
+        <w:t xml:space="preserve"> </w:t>
+      </w:r>
+      <w:r>
+        <w:t xml:space="preserve">paste the sample, save it, and test in a</w:t>
+      </w:r>
+      <w:r>
+        <w:t xml:space="preserve"> </w:t>
+      </w:r>
+      <w:r>
+        <w:rPr>
+          <w:b/>
+          <w:bCs/>
+        </w:rPr>
+        <w:t xml:space="preserve">new task</w:t>
+      </w:r>
+      <w:r>
+        <w:t xml:space="preserve">. It applies to future tasks, not earlier ones.</w:t>
+      </w:r>
+    </w:p>
+    <w:p>
+      <w:pPr>
+        <w:pStyle w:val="Compact"/>
+        <w:numPr>
+          <w:ilvl w:val="0"/>
+          <w:numId w:val="1018"/>
+        </w:numPr>
+      </w:pPr>
+      <w:r>
+        <w:t xml:space="preserve">Keep preferences short and personal. Choose one role sample, rather than stacking all of them.</w:t>
+      </w:r>
+      <w:r>
+        <w:t xml:space="preserve"> </w:t>
+      </w:r>
+      <w:r>
+        <w:t xml:space="preserve">Clear or adapt the Zava instructions before returning to real work.</w:t>
+      </w:r>
+    </w:p>
+    <w:bookmarkEnd w:id="42"/>
+    <w:bookmarkStart w:id="44" w:name="X4d50050e2fcb0cfc72f8fb4ca04685ffd234a1f"/>
+    <w:p>
+      <w:pPr>
+        <w:pStyle w:val="Heading3"/>
+      </w:pPr>
+      <w:r>
+        <w:t xml:space="preserve">Responsible use — the golden rules (optional recap after Exercise 8)</w:t>
+      </w:r>
+    </w:p>
+    <w:p>
+      <w:pPr>
+        <w:pStyle w:val="Compact"/>
+        <w:numPr>
+          <w:ilvl w:val="0"/>
+          <w:numId w:val="1019"/>
+        </w:numPr>
+      </w:pPr>
+      <w:r>
+        <w:t xml:space="preserve">The detailed slide is in</w:t>
+      </w:r>
+      <w:r>
+        <w:t xml:space="preserve"> </w:t>
+      </w:r>
+      <w:r>
+        <w:rPr>
+          <w:b/>
+          <w:bCs/>
+        </w:rPr>
+        <w:t xml:space="preserve">Optional Sections</w:t>
+      </w:r>
+      <w:r>
+        <w:t xml:space="preserve">. Use it if time allows, or share it after the workshop.</w:t>
+      </w:r>
+      <w:r>
+        <w:t xml:space="preserve"> </w:t>
+      </w:r>
+      <w:r>
+        <w:t xml:space="preserve">The rules themselves still apply to every exercise: draft, review, approve one action at a time,</w:t>
+      </w:r>
+      <w:r>
+        <w:t xml:space="preserve"> </w:t>
+      </w:r>
+      <w:r>
+        <w:t xml:space="preserve">keep real data private, and cite and confirm policy answers.</w:t>
+      </w:r>
+    </w:p>
+    <w:p>
+      <w:pPr>
+        <w:pStyle w:val="Compact"/>
+        <w:numPr>
+          <w:ilvl w:val="0"/>
+          <w:numId w:val="1019"/>
+        </w:numPr>
+      </w:pPr>
+      <w:r>
+        <w:t xml:space="preserve">See</w:t>
+      </w:r>
+      <w:r>
+        <w:t xml:space="preserve"> </w:t>
+      </w:r>
+      <w:hyperlink r:id="rId43">
+        <w:r>
+          <w:rPr>
+            <w:rStyle w:val="Hyperlink"/>
+          </w:rPr>
+          <w:t xml:space="preserve">responsible-use guidance</w:t>
+        </w:r>
+      </w:hyperlink>
+      <w:r>
+        <w:t xml:space="preserve">.</w:t>
+      </w:r>
+    </w:p>
+    <w:bookmarkEnd w:id="44"/>
+    <w:bookmarkEnd w:id="45"/>
+    <w:bookmarkStart w:id="48" w:name="closing"/>
+    <w:p>
+      <w:pPr>
+        <w:pStyle w:val="Heading2"/>
+      </w:pPr>
+      <w:r>
+        <w:t xml:space="preserve">Closing</w:t>
+      </w:r>
+    </w:p>
+    <w:bookmarkStart w:id="47" w:name="wrap-up-230235"/>
+    <w:p>
+      <w:pPr>
+        <w:pStyle w:val="Heading3"/>
+      </w:pPr>
+      <w:r>
+        <w:t xml:space="preserve">Wrap-up (2:30–2:35)</w:t>
+      </w:r>
+    </w:p>
+    <w:p>
+      <w:pPr>
+        <w:pStyle w:val="Compact"/>
+        <w:numPr>
+          <w:ilvl w:val="0"/>
+          <w:numId w:val="1020"/>
+        </w:numPr>
+      </w:pPr>
+      <w:r>
+        <w:t xml:space="preserve">Keep it tight: this segment is 5 minutes.</w:t>
+      </w:r>
+    </w:p>
+    <w:p>
+      <w:pPr>
+        <w:pStyle w:val="Compact"/>
+        <w:numPr>
+          <w:ilvl w:val="0"/>
+          <w:numId w:val="1020"/>
+        </w:numPr>
+      </w:pPr>
+      <w:r>
+        <w:t xml:space="preserve">Recap the</w:t>
+      </w:r>
+      <w:r>
+        <w:t xml:space="preserve"> </w:t>
+      </w:r>
+      <w:r>
+        <w:rPr>
+          <w:b/>
+          <w:bCs/>
+        </w:rPr>
+        <w:t xml:space="preserve">three tools</w:t>
+      </w:r>
+      <w:r>
+        <w:t xml:space="preserve">: Copilot Chat (quick answers), Cowork (get work done), Agent Builder</w:t>
+      </w:r>
+      <w:r>
+        <w:t xml:space="preserve"> </w:t>
+      </w:r>
+      <w:r>
+        <w:t xml:space="preserve">(stand up a reusable helper).</w:t>
+      </w:r>
+    </w:p>
+    <w:p>
+      <w:pPr>
+        <w:pStyle w:val="Compact"/>
+        <w:numPr>
+          <w:ilvl w:val="0"/>
+          <w:numId w:val="1020"/>
+        </w:numPr>
+      </w:pPr>
+      <w:r>
+        <w:t xml:space="preserve">Remind everyone to</w:t>
+      </w:r>
+      <w:r>
+        <w:t xml:space="preserve"> </w:t>
+      </w:r>
+      <w:r>
+        <w:rPr>
+          <w:b/>
+          <w:bCs/>
+        </w:rPr>
+        <w:t xml:space="preserve">pause or delete the Exercise 8 and Exercise 6 schedules</w:t>
+      </w:r>
+      <w:r>
+        <w:t xml:space="preserve"> </w:t>
+      </w:r>
+      <w:r>
+        <w:t xml:space="preserve">if they don't want</w:t>
+      </w:r>
+      <w:r>
+        <w:t xml:space="preserve"> </w:t>
+      </w:r>
+      <w:r>
+        <w:t xml:space="preserve">them to keep running.</w:t>
+      </w:r>
+    </w:p>
+    <w:p>
+      <w:pPr>
+        <w:pStyle w:val="Compact"/>
+        <w:numPr>
+          <w:ilvl w:val="0"/>
+          <w:numId w:val="1020"/>
+        </w:numPr>
+      </w:pPr>
+      <w:r>
         <w:t xml:space="preserve">End on the deck's last slide,</w:t>
       </w:r>
       <w:r>
@@ -6760,7 +6975,7 @@
       <w:r>
         <w:t xml:space="preserve"> </w:t>
       </w:r>
-      <w:hyperlink r:id="rId39">
+      <w:hyperlink r:id="rId40">
         <w:r>
           <w:rPr>
             <w:rStyle w:val="Hyperlink"/>
@@ -6792,7 +7007,7 @@
         <w:pStyle w:val="Compact"/>
         <w:numPr>
           <w:ilvl w:val="0"/>
-          <w:numId w:val="1017"/>
+          <w:numId w:val="1020"/>
         </w:numPr>
       </w:pPr>
       <w:r>
@@ -6801,7 +7016,7 @@
       <w:r>
         <w:t xml:space="preserve"> </w:t>
       </w:r>
-      <w:hyperlink r:id="rId42">
+      <w:hyperlink r:id="rId43">
         <w:r>
           <w:rPr>
             <w:rStyle w:val="Hyperlink"/>
@@ -6818,7 +7033,7 @@
         <w:pStyle w:val="Compact"/>
         <w:numPr>
           <w:ilvl w:val="0"/>
-          <w:numId w:val="1017"/>
+          <w:numId w:val="1020"/>
         </w:numPr>
       </w:pPr>
       <w:r>
@@ -6827,7 +7042,7 @@
       <w:r>
         <w:t xml:space="preserve"> </w:t>
       </w:r>
-      <w:hyperlink r:id="rId43">
+      <w:hyperlink r:id="rId46">
         <w:r>
           <w:rPr>
             <w:rStyle w:val="Hyperlink"/>
@@ -6847,7 +7062,7 @@
         <w:pStyle w:val="Compact"/>
         <w:numPr>
           <w:ilvl w:val="0"/>
-          <w:numId w:val="1017"/>
+          <w:numId w:val="1020"/>
         </w:numPr>
       </w:pPr>
       <w:r>
@@ -6859,7 +7074,7 @@
         <w:pStyle w:val="Compact"/>
         <w:numPr>
           <w:ilvl w:val="0"/>
-          <w:numId w:val="1017"/>
+          <w:numId w:val="1020"/>
         </w:numPr>
       </w:pPr>
       <w:r>
@@ -6871,7 +7086,7 @@
         <w:pStyle w:val="Compact"/>
         <w:numPr>
           <w:ilvl w:val="0"/>
-          <w:numId w:val="1017"/>
+          <w:numId w:val="1020"/>
         </w:numPr>
       </w:pPr>
       <w:r>
@@ -6911,9 +7126,9 @@
         <w:t xml:space="preserve">survey, and 30-day adoption plan).</w:t>
       </w:r>
     </w:p>
-    <w:bookmarkEnd w:id="44"/>
-    <w:bookmarkEnd w:id="45"/>
-    <w:bookmarkStart w:id="46" w:name="troubleshooting-triage-hand-to-proctors"/>
+    <w:bookmarkEnd w:id="47"/>
+    <w:bookmarkEnd w:id="48"/>
+    <w:bookmarkStart w:id="49" w:name="troubleshooting-triage-hand-to-proctors"/>
     <w:p>
       <w:pPr>
         <w:pStyle w:val="Heading2"/>
@@ -8305,7 +8520,7 @@
               </w:rPr>
               <w:t xml:space="preserve"> </w:t>
             </w:r>
-            <w:hyperlink r:id="rId39">
+            <w:hyperlink r:id="rId40">
               <w:r>
                 <w:rPr>
                   <w:rStyle w:val="Hyperlink"/>
@@ -8404,8 +8619,8 @@
         </w:tc>
       </w:tr>
     </w:tbl>
-    <w:bookmarkEnd w:id="46"/>
-    <w:bookmarkStart w:id="47" w:name="time-checks-and-what-to-cut"/>
+    <w:bookmarkEnd w:id="49"/>
+    <w:bookmarkStart w:id="50" w:name="time-checks-and-what-to-cut"/>
     <w:p>
       <w:pPr>
         <w:pStyle w:val="Heading2"/>
@@ -8419,7 +8634,7 @@
         <w:pStyle w:val="FirstParagraph"/>
       </w:pPr>
       <w:r>
-        <w:t xml:space="preserve">Two and a half hours with eight exercises has no slack, so check the clock at these points and cut</w:t>
+        <w:t xml:space="preserve">Two hours and 35 minutes with eight exercises has no slack, so check the clock at these points and cut</w:t>
       </w:r>
       <w:r>
         <w:t xml:space="preserve"> </w:t>
@@ -8773,7 +8988,7 @@
                 <w:bCs/>
                 <w:sz w:val="19"/>
               </w:rPr>
-              <w:t xml:space="preserve">1:15</w:t>
+              <w:t xml:space="preserve">1:20</w:t>
             </w:r>
           </w:p>
         </w:tc>
@@ -8803,7 +9018,7 @@
               <w:rPr>
                 <w:sz w:val="19"/>
               </w:rPr>
-              <w:t xml:space="preserve">Ex 3: do 4b only; shorten the break to 10 minutes if needed</w:t>
+              <w:t xml:space="preserve">Ex 4: do 4b only; shorten the break to 10 minutes if needed</w:t>
             </w:r>
           </w:p>
         </w:tc>
@@ -8822,7 +9037,7 @@
                 <w:bCs/>
                 <w:sz w:val="19"/>
               </w:rPr>
-              <w:t xml:space="preserve">1:40</w:t>
+              <w:t xml:space="preserve">1:45</w:t>
             </w:r>
           </w:p>
         </w:tc>
@@ -8871,7 +9086,7 @@
                 <w:bCs/>
                 <w:sz w:val="19"/>
               </w:rPr>
-              <w:t xml:space="preserve">1:55</w:t>
+              <w:t xml:space="preserve">2:00</w:t>
             </w:r>
           </w:p>
         </w:tc>
@@ -8920,7 +9135,7 @@
                 <w:bCs/>
                 <w:sz w:val="19"/>
               </w:rPr>
-              <w:t xml:space="preserve">2:10</w:t>
+              <w:t xml:space="preserve">2:15</w:t>
             </w:r>
           </w:p>
         </w:tc>
@@ -8992,7 +9207,7 @@
       <w:r>
         <w:t xml:space="preserve"> </w:t>
       </w:r>
-      <w:hyperlink r:id="rId39">
+      <w:hyperlink r:id="rId40">
         <w:r>
           <w:rPr>
             <w:rStyle w:val="Hyperlink"/>
@@ -9006,7 +9221,7 @@
       <w:r>
         <w:t xml:space="preserve"> </w:t>
       </w:r>
-      <w:hyperlink r:id="rId43">
+      <w:hyperlink r:id="rId46">
         <w:r>
           <w:rPr>
             <w:rStyle w:val="Hyperlink"/>
@@ -9018,8 +9233,8 @@
         <w:t xml:space="preserve">.</w:t>
       </w:r>
     </w:p>
-    <w:bookmarkEnd w:id="47"/>
-    <w:bookmarkStart w:id="48" w:name="pacing-tips-for-25-people"/>
+    <w:bookmarkEnd w:id="50"/>
+    <w:bookmarkStart w:id="51" w:name="pacing-tips-for-25-people"/>
     <w:p>
       <w:pPr>
         <w:pStyle w:val="Heading2"/>
@@ -9033,7 +9248,7 @@
         <w:pStyle w:val="Compact"/>
         <w:numPr>
           <w:ilvl w:val="0"/>
-          <w:numId w:val="1018"/>
+          <w:numId w:val="1021"/>
         </w:numPr>
       </w:pPr>
       <w:r>
@@ -9067,7 +9282,7 @@
         <w:pStyle w:val="Compact"/>
         <w:numPr>
           <w:ilvl w:val="0"/>
-          <w:numId w:val="1018"/>
+          <w:numId w:val="1021"/>
         </w:numPr>
       </w:pPr>
       <w:r>
@@ -9092,7 +9307,7 @@
       <w:r>
         <w:t xml:space="preserve"> </w:t>
       </w:r>
-      <w:hyperlink r:id="rId39">
+      <w:hyperlink r:id="rId40">
         <w:r>
           <w:rPr>
             <w:rStyle w:val="Hyperlink"/>
@@ -9115,7 +9330,7 @@
         <w:pStyle w:val="Compact"/>
         <w:numPr>
           <w:ilvl w:val="0"/>
-          <w:numId w:val="1018"/>
+          <w:numId w:val="1021"/>
         </w:numPr>
       </w:pPr>
       <w:r>
@@ -9136,114 +9351,6 @@
       </w:r>
       <w:r>
         <w:t xml:space="preserve">it and keep moving; a proctor follows up.</w:t>
-      </w:r>
-    </w:p>
-    <w:p>
-      <w:pPr>
-        <w:pStyle w:val="Compact"/>
-        <w:numPr>
-          <w:ilvl w:val="0"/>
-          <w:numId w:val="1018"/>
-        </w:numPr>
-      </w:pPr>
-      <w:r>
-        <w:t xml:space="preserve">Timings are guidance; if you're running long, keep everyone on the required tasks (the optional</w:t>
-      </w:r>
-      <w:r>
-        <w:t xml:space="preserve"> </w:t>
-      </w:r>
-      <w:r>
-        <w:t xml:space="preserve">1c, 2b, 5b, 5c, and 6c are for fast finishers) and/or run Ex 7 as a</w:t>
-      </w:r>
-      <w:r>
-        <w:t xml:space="preserve"> </w:t>
-      </w:r>
-      <w:r>
-        <w:rPr>
-          <w:b/>
-          <w:bCs/>
-        </w:rPr>
-        <w:t xml:space="preserve">facilitator demo</w:t>
-      </w:r>
-      <w:r>
-        <w:t xml:space="preserve"> </w:t>
-      </w:r>
-      <w:r>
-        <w:t xml:space="preserve">(attendees watch, then build after) — protect Ex 3 and the Ex 7 concept.</w:t>
-      </w:r>
-    </w:p>
-    <w:bookmarkEnd w:id="48"/>
-    <w:bookmarkStart w:id="49" w:name="success-criteria"/>
-    <w:p>
-      <w:pPr>
-        <w:pStyle w:val="Heading2"/>
-      </w:pPr>
-      <w:r>
-        <w:t xml:space="preserve">Success criteria</w:t>
-      </w:r>
-    </w:p>
-    <w:p>
-      <w:pPr>
-        <w:pStyle w:val="FirstParagraph"/>
-      </w:pPr>
-      <w:r>
-        <w:t xml:space="preserve">By the end, each ready attendee has:</w:t>
-      </w:r>
-    </w:p>
-    <w:p>
-      <w:pPr>
-        <w:pStyle w:val="Compact"/>
-        <w:numPr>
-          <w:ilvl w:val="0"/>
-          <w:numId w:val="1019"/>
-        </w:numPr>
-      </w:pPr>
-      <w:r>
-        <w:t xml:space="preserve">Understood when to use</w:t>
-      </w:r>
-      <w:r>
-        <w:t xml:space="preserve"> </w:t>
-      </w:r>
-      <w:r>
-        <w:rPr>
-          <w:b/>
-          <w:bCs/>
-        </w:rPr>
-        <w:t xml:space="preserve">Copilot Chat vs. Cowork</w:t>
-      </w:r>
-      <w:r>
-        <w:t xml:space="preserve"> </w:t>
-      </w:r>
-      <w:r>
-        <w:t xml:space="preserve">(opening segment)</w:t>
-      </w:r>
-    </w:p>
-    <w:p>
-      <w:pPr>
-        <w:pStyle w:val="Compact"/>
-        <w:numPr>
-          <w:ilvl w:val="0"/>
-          <w:numId w:val="1020"/>
-        </w:numPr>
-      </w:pPr>
-      <w:r>
-        <w:t xml:space="preserve">Toured the Cowork UI —</w:t>
-      </w:r>
-      <w:r>
-        <w:t xml:space="preserve"> </w:t>
-      </w:r>
-      <w:r>
-        <w:rPr>
-          <w:b/>
-          <w:bCs/>
-        </w:rPr>
-        <w:t xml:space="preserve">New task, My tasks, Automations, Customize</w:t>
-      </w:r>
-      <w:r>
-        <w:t xml:space="preserve"> </w:t>
-      </w:r>
-      <w:r>
-        <w:t xml:space="preserve">(walkthrough)</w:t>
       </w:r>
     </w:p>
     <w:p>
@@ -9255,45 +9362,47 @@
         </w:numPr>
       </w:pPr>
       <w:r>
-        <w:t xml:space="preserve">Built an</w:t>
-      </w:r>
-      <w:r>
-        <w:t xml:space="preserve"> </w:t>
-      </w:r>
-      <w:r>
-        <w:rPr>
-          <w:b/>
-          <w:bCs/>
-        </w:rPr>
-        <w:t xml:space="preserve">Executive Command Center</w:t>
-      </w:r>
-      <w:r>
-        <w:t xml:space="preserve"> </w:t>
-      </w:r>
-      <w:r>
-        <w:t xml:space="preserve">HTML dashboard, found it in the</w:t>
-      </w:r>
-      <w:r>
-        <w:t xml:space="preserve"> </w:t>
-      </w:r>
-      <w:r>
-        <w:rPr>
-          <w:b/>
-          <w:bCs/>
-        </w:rPr>
-        <w:t xml:space="preserve">Output folder</w:t>
-      </w:r>
-      <w:r>
-        <w:t xml:space="preserve"> </w:t>
-      </w:r>
-      <w:r>
-        <w:t xml:space="preserve">and</w:t>
-      </w:r>
-      <w:r>
-        <w:t xml:space="preserve"> </w:t>
-      </w:r>
-      <w:r>
-        <w:t xml:space="preserve">OneDrive → Cowork, and saved it as a skill with a schedule, approving one action at a time (Ex 8)</w:t>
+        <w:t xml:space="preserve">Timings are guidance; if you're running long, keep everyone on the required tasks (the optional</w:t>
+      </w:r>
+      <w:r>
+        <w:t xml:space="preserve"> </w:t>
+      </w:r>
+      <w:r>
+        <w:t xml:space="preserve">1c, 2b, 5b, 5c, and 6c are for fast finishers) and/or run Ex 7 as a</w:t>
+      </w:r>
+      <w:r>
+        <w:t xml:space="preserve"> </w:t>
+      </w:r>
+      <w:r>
+        <w:rPr>
+          <w:b/>
+          <w:bCs/>
+        </w:rPr>
+        <w:t xml:space="preserve">facilitator demo</w:t>
+      </w:r>
+      <w:r>
+        <w:t xml:space="preserve"> </w:t>
+      </w:r>
+      <w:r>
+        <w:t xml:space="preserve">(attendees watch, then build after) — protect Ex 3 and the Ex 7 concept.</w:t>
+      </w:r>
+    </w:p>
+    <w:bookmarkEnd w:id="51"/>
+    <w:bookmarkStart w:id="52" w:name="success-criteria"/>
+    <w:p>
+      <w:pPr>
+        <w:pStyle w:val="Heading2"/>
+      </w:pPr>
+      <w:r>
+        <w:t xml:space="preserve">Success criteria</w:t>
+      </w:r>
+    </w:p>
+    <w:p>
+      <w:pPr>
+        <w:pStyle w:val="FirstParagraph"/>
+      </w:pPr>
+      <w:r>
+        <w:t xml:space="preserve">By the end, each ready attendee has:</w:t>
       </w:r>
     </w:p>
     <w:p>
@@ -9305,13 +9414,23 @@
         </w:numPr>
       </w:pPr>
       <w:r>
-        <w:t xml:space="preserve">Produced a cited web-research briefing and 5 interview questions grounded in the job</w:t>
-      </w:r>
-      <w:r>
-        <w:t xml:space="preserve"> </w:t>
-      </w:r>
-      <w:r>
-        <w:t xml:space="preserve">description (Ex 1)</w:t>
+        <w:t xml:space="preserve">Understood when to use</w:t>
+      </w:r>
+      <w:r>
+        <w:t xml:space="preserve"> </w:t>
+      </w:r>
+      <w:r>
+        <w:rPr>
+          <w:b/>
+          <w:bCs/>
+        </w:rPr>
+        <w:t xml:space="preserve">Copilot Chat vs. Cowork</w:t>
+      </w:r>
+      <w:r>
+        <w:t xml:space="preserve"> </w:t>
+      </w:r>
+      <w:r>
+        <w:t xml:space="preserve">(opening segment)</w:t>
       </w:r>
     </w:p>
     <w:p>
@@ -9323,23 +9442,23 @@
         </w:numPr>
       </w:pPr>
       <w:r>
-        <w:t xml:space="preserve">Had Cowork</w:t>
-      </w:r>
-      <w:r>
-        <w:t xml:space="preserve"> </w:t>
-      </w:r>
-      <w:r>
-        <w:rPr>
-          <w:b/>
-          <w:bCs/>
-        </w:rPr>
-        <w:t xml:space="preserve">navigate two websites</w:t>
-      </w:r>
-      <w:r>
-        <w:t xml:space="preserve"> </w:t>
-      </w:r>
-      <w:r>
-        <w:t xml:space="preserve">in Edge and build a linked comparison table (Ex 2)</w:t>
+        <w:t xml:space="preserve">Toured the Cowork UI —</w:t>
+      </w:r>
+      <w:r>
+        <w:t xml:space="preserve"> </w:t>
+      </w:r>
+      <w:r>
+        <w:rPr>
+          <w:b/>
+          <w:bCs/>
+        </w:rPr>
+        <w:t xml:space="preserve">New task, My tasks, Automations, Customize</w:t>
+      </w:r>
+      <w:r>
+        <w:t xml:space="preserve"> </w:t>
+      </w:r>
+      <w:r>
+        <w:t xml:space="preserve">(walkthrough)</w:t>
       </w:r>
     </w:p>
     <w:p>
@@ -9351,7 +9470,45 @@
         </w:numPr>
       </w:pPr>
       <w:r>
-        <w:t xml:space="preserve">Built and tested a custom skill scoring Good+ (Ex 3)</w:t>
+        <w:t xml:space="preserve">Built an</w:t>
+      </w:r>
+      <w:r>
+        <w:t xml:space="preserve"> </w:t>
+      </w:r>
+      <w:r>
+        <w:rPr>
+          <w:b/>
+          <w:bCs/>
+        </w:rPr>
+        <w:t xml:space="preserve">Executive Command Center</w:t>
+      </w:r>
+      <w:r>
+        <w:t xml:space="preserve"> </w:t>
+      </w:r>
+      <w:r>
+        <w:t xml:space="preserve">HTML dashboard, found it in the</w:t>
+      </w:r>
+      <w:r>
+        <w:t xml:space="preserve"> </w:t>
+      </w:r>
+      <w:r>
+        <w:rPr>
+          <w:b/>
+          <w:bCs/>
+        </w:rPr>
+        <w:t xml:space="preserve">Output folder</w:t>
+      </w:r>
+      <w:r>
+        <w:t xml:space="preserve"> </w:t>
+      </w:r>
+      <w:r>
+        <w:t xml:space="preserve">and</w:t>
+      </w:r>
+      <w:r>
+        <w:t xml:space="preserve"> </w:t>
+      </w:r>
+      <w:r>
+        <w:t xml:space="preserve">OneDrive → Cowork, and saved it as a skill with a schedule, approving one action at a time (Ex 8)</w:t>
       </w:r>
     </w:p>
     <w:p>
@@ -9363,7 +9520,13 @@
         </w:numPr>
       </w:pPr>
       <w:r>
-        <w:t xml:space="preserve">Wrote an inclusive job posting and a ticket report (Ex 4)</w:t>
+        <w:t xml:space="preserve">Produced a cited web-research briefing and 5 interview questions grounded in the job</w:t>
+      </w:r>
+      <w:r>
+        <w:t xml:space="preserve"> </w:t>
+      </w:r>
+      <w:r>
+        <w:t xml:space="preserve">description (Ex 1)</w:t>
       </w:r>
     </w:p>
     <w:p>
@@ -9375,7 +9538,23 @@
         </w:numPr>
       </w:pPr>
       <w:r>
-        <w:t xml:space="preserve">Built an onboarding orientation deck from the Zava files (Ex 5)</w:t>
+        <w:t xml:space="preserve">Had Cowork</w:t>
+      </w:r>
+      <w:r>
+        <w:t xml:space="preserve"> </w:t>
+      </w:r>
+      <w:r>
+        <w:rPr>
+          <w:b/>
+          <w:bCs/>
+        </w:rPr>
+        <w:t xml:space="preserve">navigate two websites</w:t>
+      </w:r>
+      <w:r>
+        <w:t xml:space="preserve"> </w:t>
+      </w:r>
+      <w:r>
+        <w:t xml:space="preserve">in Edge and build a linked comparison table (Ex 2)</w:t>
       </w:r>
     </w:p>
     <w:p>
@@ -9387,7 +9566,7 @@
         </w:numPr>
       </w:pPr>
       <w:r>
-        <w:t xml:space="preserve">Created a recurring Automation and a Daily Briefing (Ex 6)</w:t>
+        <w:t xml:space="preserve">Built and tested a custom skill scoring Good+ (Ex 3)</w:t>
       </w:r>
     </w:p>
     <w:p>
@@ -9399,6 +9578,42 @@
         </w:numPr>
       </w:pPr>
       <w:r>
+        <w:t xml:space="preserve">Wrote an inclusive job posting and a ticket report (Ex 4)</w:t>
+      </w:r>
+    </w:p>
+    <w:p>
+      <w:pPr>
+        <w:pStyle w:val="Compact"/>
+        <w:numPr>
+          <w:ilvl w:val="0"/>
+          <w:numId w:val="1029"/>
+        </w:numPr>
+      </w:pPr>
+      <w:r>
+        <w:t xml:space="preserve">Built an onboarding orientation deck from the Zava files (Ex 5)</w:t>
+      </w:r>
+    </w:p>
+    <w:p>
+      <w:pPr>
+        <w:pStyle w:val="Compact"/>
+        <w:numPr>
+          <w:ilvl w:val="0"/>
+          <w:numId w:val="1030"/>
+        </w:numPr>
+      </w:pPr>
+      <w:r>
+        <w:t xml:space="preserve">Created a recurring Automation and a Daily Briefing (Ex 6)</w:t>
+      </w:r>
+    </w:p>
+    <w:p>
+      <w:pPr>
+        <w:pStyle w:val="Compact"/>
+        <w:numPr>
+          <w:ilvl w:val="0"/>
+          <w:numId w:val="1031"/>
+        </w:numPr>
+      </w:pPr>
+      <w:r>
         <w:t xml:space="preserve">Built and tested an</w:t>
       </w:r>
       <w:r>
@@ -9418,8 +9633,8 @@
         <w:t xml:space="preserve">in Copilot Agent Builder (Ex 7)</w:t>
       </w:r>
     </w:p>
-    <w:bookmarkEnd w:id="49"/>
-    <w:bookmarkEnd w:id="50"/>
+    <w:bookmarkEnd w:id="52"/>
+    <w:bookmarkEnd w:id="53"/>
     <w:sectPr>
       <w:footerReference w:type="default" r:id="rId10"/>
       <w:footnotePr>
@@ -9911,13 +10126,13 @@
     <w:abstractNumId w:val="991"/>
   </w:num>
   <w:num w:numId="1019">
-    <w:abstractNumId w:val="992"/>
+    <w:abstractNumId w:val="991"/>
   </w:num>
   <w:num w:numId="1020">
-    <w:abstractNumId w:val="992"/>
+    <w:abstractNumId w:val="991"/>
   </w:num>
   <w:num w:numId="1021">
-    <w:abstractNumId w:val="992"/>
+    <w:abstractNumId w:val="991"/>
   </w:num>
   <w:num w:numId="1022">
     <w:abstractNumId w:val="992"/>
@@ -9938,6 +10153,15 @@
     <w:abstractNumId w:val="992"/>
   </w:num>
   <w:num w:numId="1028">
+    <w:abstractNumId w:val="992"/>
+  </w:num>
+  <w:num w:numId="1029">
+    <w:abstractNumId w:val="992"/>
+  </w:num>
+  <w:num w:numId="1030">
+    <w:abstractNumId w:val="992"/>
+  </w:num>
+  <w:num w:numId="1031">
     <w:abstractNumId w:val="992"/>
   </w:num>
 </w:numbering>

--- a/instructor/facilitator-guide.docx
+++ b/instructor/facilitator-guide.docx
@@ -28,7 +28,7 @@
         </w:p>
       </w:sdtContent>
     </w:sdt>
-    <w:bookmarkStart w:id="53" w:name="facilitator-guide"/>
+    <w:bookmarkStart w:id="55" w:name="facilitator-guide"/>
     <w:p>
       <w:pPr>
         <w:pStyle w:val="Heading1"/>
@@ -2321,7 +2321,7 @@
       </w:tr>
     </w:tbl>
     <w:bookmarkEnd w:id="18"/>
-    <w:bookmarkStart w:id="38" w:name="segment-talking-points"/>
+    <w:bookmarkStart w:id="39" w:name="segment-talking-points"/>
     <w:p>
       <w:pPr>
         <w:pStyle w:val="Heading2"/>
@@ -2337,46 +2337,6 @@
       </w:pPr>
       <w:r>
         <w:t xml:space="preserve">Welcome &amp; context (0:00–0:05)</w:t>
-      </w:r>
-    </w:p>
-    <w:p>
-      <w:pPr>
-        <w:pStyle w:val="Compact"/>
-        <w:numPr>
-          <w:ilvl w:val="0"/>
-          <w:numId w:val="1002"/>
-        </w:numPr>
-      </w:pPr>
-      <w:r>
-        <w:t xml:space="preserve">Share the</w:t>
-      </w:r>
-      <w:r>
-        <w:t xml:space="preserve"> </w:t>
-      </w:r>
-      <w:r>
-        <w:rPr>
-          <w:b/>
-          <w:bCs/>
-        </w:rPr>
-        <w:t xml:space="preserve">six learning objectives</w:t>
-      </w:r>
-      <w:r>
-        <w:t xml:space="preserve"> </w:t>
-      </w:r>
-      <w:r>
-        <w:t xml:space="preserve">(README / workbook / deck slide 3): choose the right tool,</w:t>
-      </w:r>
-      <w:r>
-        <w:t xml:space="preserve"> </w:t>
-      </w:r>
-      <w:r>
-        <w:t xml:space="preserve">delegate safely, ground in real content, package repeatable work, build a no-code agent, apply HR</w:t>
-      </w:r>
-      <w:r>
-        <w:t xml:space="preserve"> </w:t>
-      </w:r>
-      <w:r>
-        <w:t xml:space="preserve">guardrails. Come back to them at wrap-up.</w:t>
       </w:r>
     </w:p>
     <w:p>
@@ -2935,135 +2895,322 @@
       </w:r>
     </w:p>
     <w:bookmarkEnd w:id="23"/>
-    <w:bookmarkStart w:id="25" w:name="ex-1--deep-research-020035"/>
+    <w:bookmarkStart w:id="24" w:name="X2fc665899dee24462f07131b20f23c1853bcd9b"/>
     <w:p>
       <w:pPr>
         <w:pStyle w:val="Heading3"/>
       </w:pPr>
       <w:r>
-        <w:t xml:space="preserve">Ex 1 — Deep Research (0:20–0:35)</w:t>
-      </w:r>
-    </w:p>
-    <w:p>
-      <w:pPr>
+        <w:t xml:space="preserve">Sample Cowork prompts to get started (end of setup, before Exercise 1)</w:t>
+      </w:r>
+    </w:p>
+    <w:p>
+      <w:pPr>
+        <w:pStyle w:val="Compact"/>
         <w:numPr>
           <w:ilvl w:val="0"/>
           <w:numId w:val="1005"/>
         </w:numPr>
       </w:pPr>
       <w:r>
-        <w:t xml:space="preserve">Deep Research reads and</w:t>
-      </w:r>
-      <w:r>
-        <w:t xml:space="preserve"> </w:t>
-      </w:r>
-      <w:r>
-        <w:rPr>
-          <w:b/>
-          <w:bCs/>
-        </w:rPr>
-        <w:t xml:space="preserve">cites</w:t>
-      </w:r>
-      <w:r>
-        <w:t xml:space="preserve"> </w:t>
-      </w:r>
-      <w:r>
-        <w:t xml:space="preserve">many web sources; contrast it with a single lookup.</w:t>
-      </w:r>
-    </w:p>
-    <w:p>
-      <w:pPr>
+        <w:t xml:space="preserve">Show the three screenshots:</w:t>
+      </w:r>
+      <w:r>
+        <w:t xml:space="preserve"> </w:t>
+      </w:r>
+      <w:r>
+        <w:rPr>
+          <w:b/>
+          <w:bCs/>
+        </w:rPr>
+        <w:t xml:space="preserve">Cowork → New task</w:t>
+      </w:r>
+      <w:r>
+        <w:t xml:space="preserve">,</w:t>
+      </w:r>
+      <w:r>
+        <w:t xml:space="preserve"> </w:t>
+      </w:r>
+      <w:r>
+        <w:rPr>
+          <w:b/>
+          <w:bCs/>
+        </w:rPr>
+        <w:t xml:space="preserve">Try these next</w:t>
+      </w:r>
+      <w:r>
+        <w:t xml:space="preserve">, and</w:t>
+      </w:r>
+      <w:r>
+        <w:t xml:space="preserve"> </w:t>
+      </w:r>
+      <w:r>
+        <w:rPr>
+          <w:b/>
+          <w:bCs/>
+        </w:rPr>
+        <w:t xml:space="preserve">Task ideas</w:t>
+      </w:r>
+      <w:r>
+        <w:t xml:space="preserve">.</w:t>
+      </w:r>
+    </w:p>
+    <w:p>
+      <w:pPr>
+        <w:pStyle w:val="Compact"/>
         <w:numPr>
           <w:ilvl w:val="0"/>
           <w:numId w:val="1005"/>
         </w:numPr>
       </w:pPr>
       <w:r>
-        <w:t xml:space="preserve">Have attendees</w:t>
-      </w:r>
-      <w:r>
-        <w:t xml:space="preserve"> </w:t>
-      </w:r>
-      <w:r>
-        <w:rPr>
-          <w:b/>
-          <w:bCs/>
-        </w:rPr>
-        <w:t xml:space="preserve">open two citations</w:t>
-      </w:r>
-      <w:r>
-        <w:t xml:space="preserve"> </w:t>
-      </w:r>
-      <w:r>
-        <w:t xml:space="preserve">and check them: the habit matters more than the briefing.</w:t>
-      </w:r>
-    </w:p>
-    <w:p>
-      <w:pPr>
+        <w:t xml:space="preserve">Suggestions such as</w:t>
+      </w:r>
+      <w:r>
+        <w:t xml:space="preserve"> </w:t>
+      </w:r>
+      <w:r>
+        <w:rPr>
+          <w:b/>
+          <w:bCs/>
+        </w:rPr>
+        <w:t xml:space="preserve">Organize my inbox</w:t>
+      </w:r>
+      <w:r>
+        <w:t xml:space="preserve">,</w:t>
+      </w:r>
+      <w:r>
+        <w:t xml:space="preserve"> </w:t>
+      </w:r>
+      <w:r>
+        <w:rPr>
+          <w:b/>
+          <w:bCs/>
+        </w:rPr>
+        <w:t xml:space="preserve">Arrange my week</w:t>
+      </w:r>
+      <w:r>
+        <w:t xml:space="preserve">,</w:t>
+      </w:r>
+      <w:r>
+        <w:t xml:space="preserve"> </w:t>
+      </w:r>
+      <w:r>
+        <w:rPr>
+          <w:b/>
+          <w:bCs/>
+        </w:rPr>
+        <w:t xml:space="preserve">Prep for a meeting</w:t>
+      </w:r>
+      <w:r>
+        <w:t xml:space="preserve">,</w:t>
+      </w:r>
+      <w:r>
+        <w:t xml:space="preserve"> </w:t>
+      </w:r>
+      <w:r>
+        <w:rPr>
+          <w:b/>
+          <w:bCs/>
+        </w:rPr>
+        <w:t xml:space="preserve">Morning briefing</w:t>
+      </w:r>
+      <w:r>
+        <w:t xml:space="preserve">, and</w:t>
+      </w:r>
+      <w:r>
+        <w:t xml:space="preserve"> </w:t>
+      </w:r>
+      <w:r>
+        <w:rPr>
+          <w:b/>
+          <w:bCs/>
+        </w:rPr>
+        <w:t xml:space="preserve">Calendar audit</w:t>
+      </w:r>
+      <w:r>
+        <w:t xml:space="preserve"> </w:t>
+      </w:r>
+      <w:r>
+        <w:t xml:space="preserve">are starting points. Tailor the outcome,</w:t>
+      </w:r>
+      <w:r>
+        <w:t xml:space="preserve"> </w:t>
+      </w:r>
+      <w:r>
+        <w:t xml:space="preserve">sources, output format, and guardrails before running.</w:t>
+      </w:r>
+    </w:p>
+    <w:p>
+      <w:pPr>
+        <w:pStyle w:val="Compact"/>
         <w:numPr>
           <w:ilvl w:val="0"/>
           <w:numId w:val="1005"/>
         </w:numPr>
       </w:pPr>
       <w:r>
-        <w:rPr>
-          <w:b/>
-          <w:bCs/>
-        </w:rPr>
-        <w:t xml:space="preserve">Required:</w:t>
-      </w:r>
-      <w:r>
-        <w:t xml:space="preserve"> </w:t>
-      </w:r>
-      <w:r>
-        <w:t xml:space="preserve">the Deep Research briefing (1a) and grounding it in</w:t>
-      </w:r>
-      <w:r>
-        <w:t xml:space="preserve"> </w:t>
-      </w:r>
-      <w:r>
-        <w:rPr>
-          <w:rStyle w:val="VerbatimChar"/>
-        </w:rPr>
-        <w:t xml:space="preserve">job-description-sample.docx</w:t>
-      </w:r>
-      <w:r>
-        <w:t xml:space="preserve"> </w:t>
-      </w:r>
-      <w:r>
-        <w:t xml:space="preserve">for 5 tailored questions (1b). The dry run took about 20 minutes with the scorecard included, so</w:t>
-      </w:r>
-      <w:r>
-        <w:t xml:space="preserve"> </w:t>
-      </w:r>
-      <w:r>
-        <w:t xml:space="preserve">the scorecard is now</w:t>
-      </w:r>
-      <w:r>
-        <w:t xml:space="preserve"> </w:t>
-      </w:r>
-      <w:r>
-        <w:rPr>
-          <w:b/>
-          <w:bCs/>
-        </w:rPr>
-        <w:t xml:space="preserve">optional (Task 1c)</w:t>
-      </w:r>
-      <w:r>
-        <w:t xml:space="preserve"> </w:t>
-      </w:r>
-      <w:r>
-        <w:t xml:space="preserve">for fast finishers.</w:t>
-      </w:r>
-    </w:p>
-    <w:p>
-      <w:pPr>
+        <w:t xml:space="preserve">Example:</w:t>
+      </w:r>
+      <w:r>
+        <w:t xml:space="preserve"> </w:t>
+      </w:r>
+      <w:r>
+        <w:rPr>
+          <w:i/>
+          <w:iCs/>
+        </w:rPr>
+        <w:t xml:space="preserve">"Review next week's calendar and suggest focus time; do not change any meetings."</w:t>
+      </w:r>
+    </w:p>
+    <w:p>
+      <w:pPr>
+        <w:pStyle w:val="Compact"/>
         <w:numPr>
           <w:ilvl w:val="0"/>
           <w:numId w:val="1005"/>
         </w:numPr>
       </w:pPr>
       <w:r>
+        <w:t xml:space="preserve">Keep this a quick orientation within setup, not another live task. Use the demo account;</w:t>
+      </w:r>
+      <w:r>
+        <w:t xml:space="preserve"> </w:t>
+      </w:r>
+      <w:r>
+        <w:t xml:space="preserve">attendee suggestions may differ. Review drafts and approve actions one at a time.</w:t>
+      </w:r>
+    </w:p>
+    <w:bookmarkEnd w:id="24"/>
+    <w:bookmarkStart w:id="26" w:name="ex-1--deep-research-020035"/>
+    <w:p>
+      <w:pPr>
+        <w:pStyle w:val="Heading3"/>
+      </w:pPr>
+      <w:r>
+        <w:t xml:space="preserve">Ex 1 — Deep Research (0:20–0:35)</w:t>
+      </w:r>
+    </w:p>
+    <w:p>
+      <w:pPr>
+        <w:numPr>
+          <w:ilvl w:val="0"/>
+          <w:numId w:val="1006"/>
+        </w:numPr>
+      </w:pPr>
+      <w:r>
+        <w:t xml:space="preserve">Deep Research reads and</w:t>
+      </w:r>
+      <w:r>
+        <w:t xml:space="preserve"> </w:t>
+      </w:r>
+      <w:r>
+        <w:rPr>
+          <w:b/>
+          <w:bCs/>
+        </w:rPr>
+        <w:t xml:space="preserve">cites</w:t>
+      </w:r>
+      <w:r>
+        <w:t xml:space="preserve"> </w:t>
+      </w:r>
+      <w:r>
+        <w:t xml:space="preserve">many web sources; contrast it with a single lookup.</w:t>
+      </w:r>
+    </w:p>
+    <w:p>
+      <w:pPr>
+        <w:numPr>
+          <w:ilvl w:val="0"/>
+          <w:numId w:val="1006"/>
+        </w:numPr>
+      </w:pPr>
+      <w:r>
+        <w:t xml:space="preserve">Have attendees</w:t>
+      </w:r>
+      <w:r>
+        <w:t xml:space="preserve"> </w:t>
+      </w:r>
+      <w:r>
+        <w:rPr>
+          <w:b/>
+          <w:bCs/>
+        </w:rPr>
+        <w:t xml:space="preserve">open two citations</w:t>
+      </w:r>
+      <w:r>
+        <w:t xml:space="preserve"> </w:t>
+      </w:r>
+      <w:r>
+        <w:t xml:space="preserve">and check them: the habit matters more than the briefing.</w:t>
+      </w:r>
+    </w:p>
+    <w:p>
+      <w:pPr>
+        <w:numPr>
+          <w:ilvl w:val="0"/>
+          <w:numId w:val="1006"/>
+        </w:numPr>
+      </w:pPr>
+      <w:r>
+        <w:rPr>
+          <w:b/>
+          <w:bCs/>
+        </w:rPr>
+        <w:t xml:space="preserve">Required:</w:t>
+      </w:r>
+      <w:r>
+        <w:t xml:space="preserve"> </w:t>
+      </w:r>
+      <w:r>
+        <w:t xml:space="preserve">the Deep Research briefing (1a) and grounding it in</w:t>
+      </w:r>
+      <w:r>
+        <w:t xml:space="preserve"> </w:t>
+      </w:r>
+      <w:r>
+        <w:rPr>
+          <w:rStyle w:val="VerbatimChar"/>
+        </w:rPr>
+        <w:t xml:space="preserve">job-description-sample.docx</w:t>
+      </w:r>
+      <w:r>
+        <w:t xml:space="preserve"> </w:t>
+      </w:r>
+      <w:r>
+        <w:t xml:space="preserve">for 5 tailored questions (1b). The dry run took about 20 minutes with the scorecard included, so</w:t>
+      </w:r>
+      <w:r>
+        <w:t xml:space="preserve"> </w:t>
+      </w:r>
+      <w:r>
+        <w:t xml:space="preserve">the scorecard is now</w:t>
+      </w:r>
+      <w:r>
+        <w:t xml:space="preserve"> </w:t>
+      </w:r>
+      <w:r>
+        <w:rPr>
+          <w:b/>
+          <w:bCs/>
+        </w:rPr>
+        <w:t xml:space="preserve">optional (Task 1c)</w:t>
+      </w:r>
+      <w:r>
+        <w:t xml:space="preserve"> </w:t>
+      </w:r>
+      <w:r>
+        <w:t xml:space="preserve">for fast finishers.</w:t>
+      </w:r>
+    </w:p>
+    <w:p>
+      <w:pPr>
+        <w:numPr>
+          <w:ilvl w:val="0"/>
+          <w:numId w:val="1006"/>
+        </w:numPr>
+      </w:pPr>
+      <w:r>
         <w:rPr>
           <w:b/>
           <w:bCs/>
@@ -3172,7 +3319,7 @@
       <w:pPr>
         <w:numPr>
           <w:ilvl w:val="0"/>
-          <w:numId w:val="1005"/>
+          <w:numId w:val="1006"/>
         </w:numPr>
       </w:pPr>
       <w:r>
@@ -3229,7 +3376,7 @@
       <w:pPr>
         <w:numPr>
           <w:ilvl w:val="0"/>
-          <w:numId w:val="1005"/>
+          <w:numId w:val="1006"/>
         </w:numPr>
       </w:pPr>
       <w:r>
@@ -3275,7 +3422,7 @@
       <w:pPr>
         <w:numPr>
           <w:ilvl w:val="0"/>
-          <w:numId w:val="1005"/>
+          <w:numId w:val="1006"/>
         </w:numPr>
       </w:pPr>
       <w:r>
@@ -3391,7 +3538,7 @@
       <w:r>
         <w:t xml:space="preserve"> </w:t>
       </w:r>
-      <w:hyperlink r:id="rId24">
+      <w:hyperlink r:id="rId25">
         <w:r>
           <w:rPr>
             <w:rStyle w:val="Hyperlink"/>
@@ -3407,7 +3554,7 @@
       <w:pPr>
         <w:numPr>
           <w:ilvl w:val="0"/>
-          <w:numId w:val="1005"/>
+          <w:numId w:val="1006"/>
         </w:numPr>
       </w:pPr>
       <w:r>
@@ -3439,8 +3586,8 @@
         <w:t xml:space="preserve">skill picker, then distinguish the Usage panel's monthly total and daily chart from this task's aggregate credit estimate. Example account values are not attendee balances or currency amounts.</w:t>
       </w:r>
     </w:p>
-    <w:bookmarkEnd w:id="25"/>
-    <w:bookmarkStart w:id="27" w:name="X204236c1e798dce3a60b540fe7409998db85ec2"/>
+    <w:bookmarkEnd w:id="26"/>
+    <w:bookmarkStart w:id="28" w:name="X204236c1e798dce3a60b540fe7409998db85ec2"/>
     <w:p>
       <w:pPr>
         <w:pStyle w:val="Heading3"/>
@@ -3454,7 +3601,7 @@
         <w:pStyle w:val="Compact"/>
         <w:numPr>
           <w:ilvl w:val="0"/>
-          <w:numId w:val="1006"/>
+          <w:numId w:val="1007"/>
         </w:numPr>
       </w:pPr>
       <w:r>
@@ -3504,7 +3651,7 @@
         <w:pStyle w:val="Compact"/>
         <w:numPr>
           <w:ilvl w:val="0"/>
-          <w:numId w:val="1006"/>
+          <w:numId w:val="1007"/>
         </w:numPr>
       </w:pPr>
       <w:r>
@@ -3573,7 +3720,7 @@
         <w:pStyle w:val="Compact"/>
         <w:numPr>
           <w:ilvl w:val="0"/>
-          <w:numId w:val="1006"/>
+          <w:numId w:val="1007"/>
         </w:numPr>
       </w:pPr>
       <w:r>
@@ -3669,7 +3816,7 @@
         <w:pStyle w:val="Compact"/>
         <w:numPr>
           <w:ilvl w:val="0"/>
-          <w:numId w:val="1006"/>
+          <w:numId w:val="1007"/>
         </w:numPr>
       </w:pPr>
       <w:r>
@@ -3786,7 +3933,7 @@
         <w:pStyle w:val="Compact"/>
         <w:numPr>
           <w:ilvl w:val="0"/>
-          <w:numId w:val="1006"/>
+          <w:numId w:val="1007"/>
         </w:numPr>
       </w:pPr>
       <w:r>
@@ -3821,7 +3968,7 @@
         <w:pStyle w:val="Compact"/>
         <w:numPr>
           <w:ilvl w:val="0"/>
-          <w:numId w:val="1006"/>
+          <w:numId w:val="1007"/>
         </w:numPr>
       </w:pPr>
       <w:r>
@@ -3857,7 +4004,7 @@
       <w:r>
         <w:t xml:space="preserve"> </w:t>
       </w:r>
-      <w:hyperlink r:id="rId26">
+      <w:hyperlink r:id="rId27">
         <w:r>
           <w:rPr>
             <w:rStyle w:val="Hyperlink"/>
@@ -3937,7 +4084,7 @@
         <w:pStyle w:val="Compact"/>
         <w:numPr>
           <w:ilvl w:val="0"/>
-          <w:numId w:val="1006"/>
+          <w:numId w:val="1007"/>
         </w:numPr>
       </w:pPr>
       <w:r>
@@ -4035,336 +4182,14 @@
         <w:t xml:space="preserve">: in the dry run Cowork declined to open it.</w:t>
       </w:r>
     </w:p>
-    <w:bookmarkEnd w:id="27"/>
-    <w:bookmarkStart w:id="28" w:name="Xc06a417302b43c74840daa0e813af3a772e0555"/>
+    <w:bookmarkEnd w:id="28"/>
+    <w:bookmarkStart w:id="29" w:name="Xc06a417302b43c74840daa0e813af3a772e0555"/>
     <w:p>
       <w:pPr>
         <w:pStyle w:val="Heading3"/>
       </w:pPr>
       <w:r>
         <w:t xml:space="preserve">Ex 3 — Build a custom skill (0:50–1:05) — the centerpiece</w:t>
-      </w:r>
-    </w:p>
-    <w:p>
-      <w:pPr>
-        <w:pStyle w:val="Compact"/>
-        <w:numPr>
-          <w:ilvl w:val="0"/>
-          <w:numId w:val="1007"/>
-        </w:numPr>
-      </w:pPr>
-      <w:r>
-        <w:t xml:space="preserve">Build it live from</w:t>
-      </w:r>
-      <w:r>
-        <w:t xml:space="preserve"> </w:t>
-      </w:r>
-      <w:r>
-        <w:rPr>
-          <w:b/>
-          <w:bCs/>
-        </w:rPr>
-        <w:t xml:space="preserve">Customize → Skills → Add → Create new</w:t>
-      </w:r>
-      <w:r>
-        <w:t xml:space="preserve">.</w:t>
-      </w:r>
-    </w:p>
-    <w:p>
-      <w:pPr>
-        <w:pStyle w:val="Compact"/>
-        <w:numPr>
-          <w:ilvl w:val="0"/>
-          <w:numId w:val="1007"/>
-        </w:numPr>
-      </w:pPr>
-      <w:r>
-        <w:t xml:space="preserve">Read the</w:t>
-      </w:r>
-      <w:r>
-        <w:t xml:space="preserve"> </w:t>
-      </w:r>
-      <w:r>
-        <w:rPr>
-          <w:b/>
-          <w:bCs/>
-        </w:rPr>
-        <w:t xml:space="preserve">auto-evaluation</w:t>
-      </w:r>
-      <w:r>
-        <w:t xml:space="preserve"> </w:t>
-      </w:r>
-      <w:r>
-        <w:t xml:space="preserve">aloud; explain the four scoring dimensions and the bands.</w:t>
-      </w:r>
-    </w:p>
-    <w:p>
-      <w:pPr>
-        <w:pStyle w:val="Compact"/>
-        <w:numPr>
-          <w:ilvl w:val="0"/>
-          <w:numId w:val="1007"/>
-        </w:numPr>
-      </w:pPr>
-      <w:r>
-        <w:t xml:space="preserve">Demo both a</w:t>
-      </w:r>
-      <w:r>
-        <w:t xml:space="preserve"> </w:t>
-      </w:r>
-      <w:r>
-        <w:rPr>
-          <w:b/>
-          <w:bCs/>
-        </w:rPr>
-        <w:t xml:space="preserve">triggering</w:t>
-      </w:r>
-      <w:r>
-        <w:t xml:space="preserve"> </w:t>
-      </w:r>
-      <w:r>
-        <w:t xml:space="preserve">question and an</w:t>
-      </w:r>
-      <w:r>
-        <w:t xml:space="preserve"> </w:t>
-      </w:r>
-      <w:r>
-        <w:rPr>
-          <w:b/>
-          <w:bCs/>
-        </w:rPr>
-        <w:t xml:space="preserve">out-of-scope</w:t>
-      </w:r>
-      <w:r>
-        <w:t xml:space="preserve"> </w:t>
-      </w:r>
-      <w:r>
-        <w:t xml:space="preserve">one (salary) to show scope boundaries.</w:t>
-      </w:r>
-    </w:p>
-    <w:p>
-      <w:pPr>
-        <w:pStyle w:val="Compact"/>
-        <w:numPr>
-          <w:ilvl w:val="0"/>
-          <w:numId w:val="1007"/>
-        </w:numPr>
-      </w:pPr>
-      <w:r>
-        <w:rPr>
-          <w:b/>
-          <w:bCs/>
-        </w:rPr>
-        <w:t xml:space="preserve">Test in a new task, and name Zava:</w:t>
-      </w:r>
-      <w:r>
-        <w:t xml:space="preserve"> </w:t>
-      </w:r>
-      <w:r>
-        <w:rPr>
-          <w:i/>
-          <w:iCs/>
-        </w:rPr>
-        <w:t xml:space="preserve">"At Zava, when is open enrollment and how do I change my</w:t>
-      </w:r>
-      <w:r>
-        <w:rPr>
-          <w:i/>
-          <w:iCs/>
-        </w:rPr>
-        <w:t xml:space="preserve"> </w:t>
-      </w:r>
-      <w:r>
-        <w:rPr>
-          <w:i/>
-          <w:iCs/>
-        </w:rPr>
-        <w:t xml:space="preserve">medical plan?"</w:t>
-      </w:r>
-      <w:r>
-        <w:t xml:space="preserve"> </w:t>
-      </w:r>
-      <w:r>
-        <w:t xml:space="preserve">Attendees' own tenants hold their company's real benefits content, and in the dry</w:t>
-      </w:r>
-      <w:r>
-        <w:t xml:space="preserve"> </w:t>
-      </w:r>
-      <w:r>
-        <w:t xml:space="preserve">run a generic "When is open enrollment?" pulled that instead of the Zava file. The instructions</w:t>
-      </w:r>
-      <w:r>
-        <w:t xml:space="preserve"> </w:t>
-      </w:r>
-      <w:r>
-        <w:t xml:space="preserve">now say to use</w:t>
-      </w:r>
-      <w:r>
-        <w:t xml:space="preserve"> </w:t>
-      </w:r>
-      <w:r>
-        <w:rPr>
-          <w:b/>
-          <w:bCs/>
-        </w:rPr>
-        <w:t xml:space="preserve">only</w:t>
-      </w:r>
-      <w:r>
-        <w:t xml:space="preserve"> </w:t>
-      </w:r>
-      <w:r>
-        <w:t xml:space="preserve">the two Zava files. A good answer: November, effective January 1, citing</w:t>
-      </w:r>
-      <w:r>
-        <w:t xml:space="preserve"> </w:t>
-      </w:r>
-      <w:r>
-        <w:rPr>
-          <w:rStyle w:val="VerbatimChar"/>
-        </w:rPr>
-        <w:t xml:space="preserve">benefits-summary.docx</w:t>
-      </w:r>
-      <w:r>
-        <w:t xml:space="preserve">.</w:t>
-      </w:r>
-    </w:p>
-    <w:p>
-      <w:pPr>
-        <w:pStyle w:val="Compact"/>
-        <w:numPr>
-          <w:ilvl w:val="0"/>
-          <w:numId w:val="1007"/>
-        </w:numPr>
-      </w:pPr>
-      <w:r>
-        <w:t xml:space="preserve">If someone scores "Needs work," coach them: tighten the</w:t>
-      </w:r>
-      <w:r>
-        <w:t xml:space="preserve"> </w:t>
-      </w:r>
-      <w:r>
-        <w:rPr>
-          <w:b/>
-          <w:bCs/>
-        </w:rPr>
-        <w:t xml:space="preserve">trigger wording</w:t>
-      </w:r>
-      <w:r>
-        <w:t xml:space="preserve"> </w:t>
-      </w:r>
-      <w:r>
-        <w:t xml:space="preserve">and</w:t>
-      </w:r>
-      <w:r>
-        <w:t xml:space="preserve"> </w:t>
-      </w:r>
-      <w:r>
-        <w:rPr>
-          <w:b/>
-          <w:bCs/>
-        </w:rPr>
-        <w:t xml:space="preserve">scope</w:t>
-      </w:r>
-      <w:r>
-        <w:t xml:space="preserve">.</w:t>
-      </w:r>
-    </w:p>
-    <w:p>
-      <w:pPr>
-        <w:pStyle w:val="Compact"/>
-        <w:numPr>
-          <w:ilvl w:val="0"/>
-          <w:numId w:val="1007"/>
-        </w:numPr>
-      </w:pPr>
-      <w:r>
-        <w:rPr>
-          <w:b/>
-          <w:bCs/>
-        </w:rPr>
-        <w:t xml:space="preserve">Shared-tenant tip:</w:t>
-      </w:r>
-      <w:r>
-        <w:t xml:space="preserve"> </w:t>
-      </w:r>
-      <w:r>
-        <w:t xml:space="preserve">tell everyone to keep their skill</w:t>
-      </w:r>
-      <w:r>
-        <w:t xml:space="preserve"> </w:t>
-      </w:r>
-      <w:r>
-        <w:rPr>
-          <w:b/>
-          <w:bCs/>
-        </w:rPr>
-        <w:t xml:space="preserve">"Only you"</w:t>
-      </w:r>
-      <w:r>
-        <w:t xml:space="preserve"> </w:t>
-      </w:r>
-      <w:r>
-        <w:t xml:space="preserve">(or add initials) so you</w:t>
-      </w:r>
-      <w:r>
-        <w:t xml:space="preserve"> </w:t>
-      </w:r>
-      <w:r>
-        <w:t xml:space="preserve">don't end up with 25 identically named skills shared across the tenant.</w:t>
-      </w:r>
-    </w:p>
-    <w:p>
-      <w:pPr>
-        <w:pStyle w:val="Compact"/>
-        <w:numPr>
-          <w:ilvl w:val="0"/>
-          <w:numId w:val="1007"/>
-        </w:numPr>
-      </w:pPr>
-      <w:r>
-        <w:t xml:space="preserve">Foreshadow Ex 7: this skill helps</w:t>
-      </w:r>
-      <w:r>
-        <w:t xml:space="preserve"> </w:t>
-      </w:r>
-      <w:r>
-        <w:rPr>
-          <w:b/>
-          <w:bCs/>
-        </w:rPr>
-        <w:t xml:space="preserve">you</w:t>
-      </w:r>
-      <w:r>
-        <w:t xml:space="preserve"> </w:t>
-      </w:r>
-      <w:r>
-        <w:t xml:space="preserve">in Cowork; later we build an</w:t>
-      </w:r>
-      <w:r>
-        <w:t xml:space="preserve"> </w:t>
-      </w:r>
-      <w:r>
-        <w:rPr>
-          <w:b/>
-          <w:bCs/>
-        </w:rPr>
-        <w:t xml:space="preserve">agent</w:t>
-      </w:r>
-      <w:r>
-        <w:t xml:space="preserve"> </w:t>
-      </w:r>
-      <w:r>
-        <w:t xml:space="preserve">others can use.</w:t>
-      </w:r>
-    </w:p>
-    <w:bookmarkEnd w:id="28"/>
-    <w:bookmarkStart w:id="29" w:name="ex-4--recruiting--reporting-105120"/>
-    <w:p>
-      <w:pPr>
-        <w:pStyle w:val="Heading3"/>
-      </w:pPr>
-      <w:r>
-        <w:t xml:space="preserve">Ex 4 — Recruiting + reporting (1:05–1:20)</w:t>
       </w:r>
     </w:p>
     <w:p>
@@ -4376,48 +4201,20 @@
         </w:numPr>
       </w:pPr>
       <w:r>
-        <w:rPr>
-          <w:b/>
-          <w:bCs/>
-        </w:rPr>
-        <w:t xml:space="preserve">Job posting (4a):</w:t>
-      </w:r>
-      <w:r>
-        <w:t xml:space="preserve"> </w:t>
-      </w:r>
-      <w:r>
-        <w:t xml:space="preserve">the follow-on to Ex 1. Ex 1 prepared the interview; 4a writes the posting</w:t>
-      </w:r>
-      <w:r>
-        <w:t xml:space="preserve"> </w:t>
-      </w:r>
-      <w:r>
-        <w:t xml:space="preserve">that attracts candidates. Discuss the</w:t>
-      </w:r>
-      <w:r>
-        <w:t xml:space="preserve"> </w:t>
-      </w:r>
-      <w:r>
-        <w:rPr>
-          <w:b/>
-          <w:bCs/>
-        </w:rPr>
-        <w:t xml:space="preserve">wording-review table</w:t>
-      </w:r>
-      <w:r>
-        <w:t xml:space="preserve">: typical flags are the degree</w:t>
-      </w:r>
-      <w:r>
-        <w:t xml:space="preserve"> </w:t>
-      </w:r>
-      <w:r>
-        <w:t xml:space="preserve">requirement and "1–3 years" read as must-haves. Ask the room whether they agree with every flag;</w:t>
-      </w:r>
-      <w:r>
-        <w:t xml:space="preserve"> </w:t>
-      </w:r>
-      <w:r>
-        <w:t xml:space="preserve">HR keeps the final judgment.</w:t>
+        <w:t xml:space="preserve">Build it live from</w:t>
+      </w:r>
+      <w:r>
+        <w:t xml:space="preserve"> </w:t>
+      </w:r>
+      <w:r>
+        <w:rPr>
+          <w:b/>
+          <w:bCs/>
+        </w:rPr>
+        <w:t xml:space="preserve">Customize → Skills → Add → Create new</w:t>
+      </w:r>
+      <w:r>
+        <w:t xml:space="preserve">.</w:t>
       </w:r>
     </w:p>
     <w:p>
@@ -4426,6 +4223,356 @@
         <w:numPr>
           <w:ilvl w:val="0"/>
           <w:numId w:val="1008"/>
+        </w:numPr>
+      </w:pPr>
+      <w:r>
+        <w:t xml:space="preserve">Read the</w:t>
+      </w:r>
+      <w:r>
+        <w:t xml:space="preserve"> </w:t>
+      </w:r>
+      <w:r>
+        <w:rPr>
+          <w:b/>
+          <w:bCs/>
+        </w:rPr>
+        <w:t xml:space="preserve">auto-evaluation</w:t>
+      </w:r>
+      <w:r>
+        <w:t xml:space="preserve"> </w:t>
+      </w:r>
+      <w:r>
+        <w:t xml:space="preserve">aloud; explain the four scoring dimensions and the bands.</w:t>
+      </w:r>
+    </w:p>
+    <w:p>
+      <w:pPr>
+        <w:pStyle w:val="Compact"/>
+        <w:numPr>
+          <w:ilvl w:val="0"/>
+          <w:numId w:val="1008"/>
+        </w:numPr>
+      </w:pPr>
+      <w:r>
+        <w:t xml:space="preserve">Demo both a</w:t>
+      </w:r>
+      <w:r>
+        <w:t xml:space="preserve"> </w:t>
+      </w:r>
+      <w:r>
+        <w:rPr>
+          <w:b/>
+          <w:bCs/>
+        </w:rPr>
+        <w:t xml:space="preserve">triggering</w:t>
+      </w:r>
+      <w:r>
+        <w:t xml:space="preserve"> </w:t>
+      </w:r>
+      <w:r>
+        <w:t xml:space="preserve">question and an</w:t>
+      </w:r>
+      <w:r>
+        <w:t xml:space="preserve"> </w:t>
+      </w:r>
+      <w:r>
+        <w:rPr>
+          <w:b/>
+          <w:bCs/>
+        </w:rPr>
+        <w:t xml:space="preserve">out-of-scope</w:t>
+      </w:r>
+      <w:r>
+        <w:t xml:space="preserve"> </w:t>
+      </w:r>
+      <w:r>
+        <w:t xml:space="preserve">one (salary) to show scope boundaries.</w:t>
+      </w:r>
+    </w:p>
+    <w:p>
+      <w:pPr>
+        <w:pStyle w:val="Compact"/>
+        <w:numPr>
+          <w:ilvl w:val="0"/>
+          <w:numId w:val="1008"/>
+        </w:numPr>
+      </w:pPr>
+      <w:r>
+        <w:rPr>
+          <w:b/>
+          <w:bCs/>
+        </w:rPr>
+        <w:t xml:space="preserve">Test in a new task, and name Zava:</w:t>
+      </w:r>
+      <w:r>
+        <w:t xml:space="preserve"> </w:t>
+      </w:r>
+      <w:r>
+        <w:rPr>
+          <w:i/>
+          <w:iCs/>
+        </w:rPr>
+        <w:t xml:space="preserve">"At Zava, when is open enrollment and how do I change my</w:t>
+      </w:r>
+      <w:r>
+        <w:rPr>
+          <w:i/>
+          <w:iCs/>
+        </w:rPr>
+        <w:t xml:space="preserve"> </w:t>
+      </w:r>
+      <w:r>
+        <w:rPr>
+          <w:i/>
+          <w:iCs/>
+        </w:rPr>
+        <w:t xml:space="preserve">medical plan?"</w:t>
+      </w:r>
+      <w:r>
+        <w:t xml:space="preserve"> </w:t>
+      </w:r>
+      <w:r>
+        <w:t xml:space="preserve">Attendees' own tenants hold their company's real benefits content, and in the dry</w:t>
+      </w:r>
+      <w:r>
+        <w:t xml:space="preserve"> </w:t>
+      </w:r>
+      <w:r>
+        <w:t xml:space="preserve">run a generic "When is open enrollment?" pulled that instead of the Zava file. The instructions</w:t>
+      </w:r>
+      <w:r>
+        <w:t xml:space="preserve"> </w:t>
+      </w:r>
+      <w:r>
+        <w:t xml:space="preserve">now say to use</w:t>
+      </w:r>
+      <w:r>
+        <w:t xml:space="preserve"> </w:t>
+      </w:r>
+      <w:r>
+        <w:rPr>
+          <w:b/>
+          <w:bCs/>
+        </w:rPr>
+        <w:t xml:space="preserve">only</w:t>
+      </w:r>
+      <w:r>
+        <w:t xml:space="preserve"> </w:t>
+      </w:r>
+      <w:r>
+        <w:t xml:space="preserve">the two Zava files. A good answer: November, effective January 1, citing</w:t>
+      </w:r>
+      <w:r>
+        <w:t xml:space="preserve"> </w:t>
+      </w:r>
+      <w:r>
+        <w:rPr>
+          <w:rStyle w:val="VerbatimChar"/>
+        </w:rPr>
+        <w:t xml:space="preserve">benefits-summary.docx</w:t>
+      </w:r>
+      <w:r>
+        <w:t xml:space="preserve">.</w:t>
+      </w:r>
+    </w:p>
+    <w:p>
+      <w:pPr>
+        <w:pStyle w:val="Compact"/>
+        <w:numPr>
+          <w:ilvl w:val="0"/>
+          <w:numId w:val="1008"/>
+        </w:numPr>
+      </w:pPr>
+      <w:r>
+        <w:t xml:space="preserve">If someone scores "Needs work," coach them: tighten the</w:t>
+      </w:r>
+      <w:r>
+        <w:t xml:space="preserve"> </w:t>
+      </w:r>
+      <w:r>
+        <w:rPr>
+          <w:b/>
+          <w:bCs/>
+        </w:rPr>
+        <w:t xml:space="preserve">trigger wording</w:t>
+      </w:r>
+      <w:r>
+        <w:t xml:space="preserve"> </w:t>
+      </w:r>
+      <w:r>
+        <w:t xml:space="preserve">and</w:t>
+      </w:r>
+      <w:r>
+        <w:t xml:space="preserve"> </w:t>
+      </w:r>
+      <w:r>
+        <w:rPr>
+          <w:b/>
+          <w:bCs/>
+        </w:rPr>
+        <w:t xml:space="preserve">scope</w:t>
+      </w:r>
+      <w:r>
+        <w:t xml:space="preserve">.</w:t>
+      </w:r>
+    </w:p>
+    <w:p>
+      <w:pPr>
+        <w:pStyle w:val="Compact"/>
+        <w:numPr>
+          <w:ilvl w:val="0"/>
+          <w:numId w:val="1008"/>
+        </w:numPr>
+      </w:pPr>
+      <w:r>
+        <w:rPr>
+          <w:b/>
+          <w:bCs/>
+        </w:rPr>
+        <w:t xml:space="preserve">Shared-tenant tip:</w:t>
+      </w:r>
+      <w:r>
+        <w:t xml:space="preserve"> </w:t>
+      </w:r>
+      <w:r>
+        <w:t xml:space="preserve">tell everyone to keep their skill</w:t>
+      </w:r>
+      <w:r>
+        <w:t xml:space="preserve"> </w:t>
+      </w:r>
+      <w:r>
+        <w:rPr>
+          <w:b/>
+          <w:bCs/>
+        </w:rPr>
+        <w:t xml:space="preserve">"Only you"</w:t>
+      </w:r>
+      <w:r>
+        <w:t xml:space="preserve"> </w:t>
+      </w:r>
+      <w:r>
+        <w:t xml:space="preserve">(or add initials) so you</w:t>
+      </w:r>
+      <w:r>
+        <w:t xml:space="preserve"> </w:t>
+      </w:r>
+      <w:r>
+        <w:t xml:space="preserve">don't end up with 25 identically named skills shared across the tenant.</w:t>
+      </w:r>
+    </w:p>
+    <w:p>
+      <w:pPr>
+        <w:pStyle w:val="Compact"/>
+        <w:numPr>
+          <w:ilvl w:val="0"/>
+          <w:numId w:val="1008"/>
+        </w:numPr>
+      </w:pPr>
+      <w:r>
+        <w:t xml:space="preserve">Foreshadow Ex 7: this skill helps</w:t>
+      </w:r>
+      <w:r>
+        <w:t xml:space="preserve"> </w:t>
+      </w:r>
+      <w:r>
+        <w:rPr>
+          <w:b/>
+          <w:bCs/>
+        </w:rPr>
+        <w:t xml:space="preserve">you</w:t>
+      </w:r>
+      <w:r>
+        <w:t xml:space="preserve"> </w:t>
+      </w:r>
+      <w:r>
+        <w:t xml:space="preserve">in Cowork; later we build an</w:t>
+      </w:r>
+      <w:r>
+        <w:t xml:space="preserve"> </w:t>
+      </w:r>
+      <w:r>
+        <w:rPr>
+          <w:b/>
+          <w:bCs/>
+        </w:rPr>
+        <w:t xml:space="preserve">agent</w:t>
+      </w:r>
+      <w:r>
+        <w:t xml:space="preserve"> </w:t>
+      </w:r>
+      <w:r>
+        <w:t xml:space="preserve">others can use.</w:t>
+      </w:r>
+    </w:p>
+    <w:bookmarkEnd w:id="29"/>
+    <w:bookmarkStart w:id="30" w:name="ex-4--recruiting--reporting-105120"/>
+    <w:p>
+      <w:pPr>
+        <w:pStyle w:val="Heading3"/>
+      </w:pPr>
+      <w:r>
+        <w:t xml:space="preserve">Ex 4 — Recruiting + reporting (1:05–1:20)</w:t>
+      </w:r>
+    </w:p>
+    <w:p>
+      <w:pPr>
+        <w:pStyle w:val="Compact"/>
+        <w:numPr>
+          <w:ilvl w:val="0"/>
+          <w:numId w:val="1009"/>
+        </w:numPr>
+      </w:pPr>
+      <w:r>
+        <w:rPr>
+          <w:b/>
+          <w:bCs/>
+        </w:rPr>
+        <w:t xml:space="preserve">Job posting (4a):</w:t>
+      </w:r>
+      <w:r>
+        <w:t xml:space="preserve"> </w:t>
+      </w:r>
+      <w:r>
+        <w:t xml:space="preserve">the follow-on to Ex 1. Ex 1 prepared the interview; 4a writes the posting</w:t>
+      </w:r>
+      <w:r>
+        <w:t xml:space="preserve"> </w:t>
+      </w:r>
+      <w:r>
+        <w:t xml:space="preserve">that attracts candidates. Discuss the</w:t>
+      </w:r>
+      <w:r>
+        <w:t xml:space="preserve"> </w:t>
+      </w:r>
+      <w:r>
+        <w:rPr>
+          <w:b/>
+          <w:bCs/>
+        </w:rPr>
+        <w:t xml:space="preserve">wording-review table</w:t>
+      </w:r>
+      <w:r>
+        <w:t xml:space="preserve">: typical flags are the degree</w:t>
+      </w:r>
+      <w:r>
+        <w:t xml:space="preserve"> </w:t>
+      </w:r>
+      <w:r>
+        <w:t xml:space="preserve">requirement and "1–3 years" read as must-haves. Ask the room whether they agree with every flag;</w:t>
+      </w:r>
+      <w:r>
+        <w:t xml:space="preserve"> </w:t>
+      </w:r>
+      <w:r>
+        <w:t xml:space="preserve">HR keeps the final judgment.</w:t>
+      </w:r>
+    </w:p>
+    <w:p>
+      <w:pPr>
+        <w:pStyle w:val="Compact"/>
+        <w:numPr>
+          <w:ilvl w:val="0"/>
+          <w:numId w:val="1009"/>
         </w:numPr>
       </w:pPr>
       <w:r>
@@ -4511,65 +4658,37 @@
         <w:pStyle w:val="Compact"/>
         <w:numPr>
           <w:ilvl w:val="0"/>
-          <w:numId w:val="1008"/>
-        </w:numPr>
-      </w:pPr>
-      <w:r>
-        <w:t xml:space="preserve">Keep this a one-off report; they'll turn it into a scheduled</w:t>
-      </w:r>
-      <w:r>
-        <w:t xml:space="preserve"> </w:t>
-      </w:r>
-      <w:r>
-        <w:rPr>
-          <w:b/>
-          <w:bCs/>
-        </w:rPr>
-        <w:t xml:space="preserve">Automation</w:t>
-      </w:r>
-      <w:r>
-        <w:t xml:space="preserve"> </w:t>
-      </w:r>
-      <w:r>
-        <w:t xml:space="preserve">in Exercise 6.</w:t>
-      </w:r>
-    </w:p>
-    <w:bookmarkEnd w:id="29"/>
-    <w:bookmarkStart w:id="30" w:name="break-120135-15-minutes"/>
-    <w:p>
-      <w:pPr>
-        <w:pStyle w:val="Heading3"/>
-      </w:pPr>
-      <w:r>
-        <w:t xml:space="preserve">Break (1:20–1:35, 15 minutes)</w:t>
-      </w:r>
-    </w:p>
-    <w:p>
-      <w:pPr>
-        <w:pStyle w:val="Compact"/>
-        <w:numPr>
-          <w:ilvl w:val="0"/>
           <w:numId w:val="1009"/>
         </w:numPr>
       </w:pPr>
       <w:r>
-        <w:t xml:space="preserve">The only break. Help anyone still blocked catch up, and check that everyone's Exercise 3 skill</w:t>
-      </w:r>
-      <w:r>
-        <w:t xml:space="preserve"> </w:t>
-      </w:r>
-      <w:r>
-        <w:t xml:space="preserve">saved — Ex 6 shares it. Restart on time.</w:t>
+        <w:t xml:space="preserve">Keep this a one-off report; they'll turn it into a scheduled</w:t>
+      </w:r>
+      <w:r>
+        <w:t xml:space="preserve"> </w:t>
+      </w:r>
+      <w:r>
+        <w:rPr>
+          <w:b/>
+          <w:bCs/>
+        </w:rPr>
+        <w:t xml:space="preserve">Automation</w:t>
+      </w:r>
+      <w:r>
+        <w:t xml:space="preserve"> </w:t>
+      </w:r>
+      <w:r>
+        <w:t xml:space="preserve">in Exercise 6.</w:t>
       </w:r>
     </w:p>
     <w:bookmarkEnd w:id="30"/>
-    <w:bookmarkStart w:id="31" w:name="ex-5--onboarding-pack-135145"/>
+    <w:bookmarkStart w:id="31" w:name="break-120135-15-minutes"/>
     <w:p>
       <w:pPr>
         <w:pStyle w:val="Heading3"/>
       </w:pPr>
       <w:r>
-        <w:t xml:space="preserve">Ex 5 — Onboarding pack (1:35–1:45)</w:t>
+        <w:t xml:space="preserve">Break (1:20–1:35, 15 minutes)</w:t>
       </w:r>
     </w:p>
     <w:p>
@@ -4581,201 +4700,23 @@
         </w:numPr>
       </w:pPr>
       <w:r>
-        <w:rPr>
-          <w:b/>
-          <w:bCs/>
-        </w:rPr>
-        <w:t xml:space="preserve">Story:</w:t>
-      </w:r>
-      <w:r>
-        <w:t xml:space="preserve"> </w:t>
-      </w:r>
-      <w:r>
-        <w:rPr>
-          <w:b/>
-          <w:bCs/>
-        </w:rPr>
-        <w:t xml:space="preserve">Sofia Alvarez</w:t>
-      </w:r>
-      <w:r>
-        <w:t xml:space="preserve"> </w:t>
-      </w:r>
-      <w:r>
-        <w:t xml:space="preserve">(fictional; attendees invite only themselves) accepted the HR Coordinator role from Ex 1</w:t>
-      </w:r>
-      <w:r>
-        <w:t xml:space="preserve"> </w:t>
-      </w:r>
-      <w:r>
-        <w:t xml:space="preserve">and Ex 4 and starts</w:t>
-      </w:r>
-      <w:r>
-        <w:t xml:space="preserve"> </w:t>
-      </w:r>
-      <w:r>
-        <w:rPr>
-          <w:b/>
-          <w:bCs/>
-        </w:rPr>
-        <w:t xml:space="preserve">next Monday</w:t>
-      </w:r>
-      <w:r>
-        <w:t xml:space="preserve">. The kickoff prompt gives a concrete time (9:30 AM) so Cowork</w:t>
-      </w:r>
-      <w:r>
-        <w:t xml:space="preserve"> </w:t>
-      </w:r>
-      <w:r>
-        <w:t xml:space="preserve">doesn't have to guess.</w:t>
-      </w:r>
-    </w:p>
-    <w:p>
-      <w:pPr>
-        <w:pStyle w:val="Compact"/>
-        <w:numPr>
-          <w:ilvl w:val="0"/>
-          <w:numId w:val="1010"/>
-        </w:numPr>
-      </w:pPr>
-      <w:r>
-        <w:t xml:space="preserve">This exercise shows off</w:t>
-      </w:r>
-      <w:r>
-        <w:t xml:space="preserve"> </w:t>
-      </w:r>
-      <w:r>
-        <w:rPr>
-          <w:b/>
-          <w:bCs/>
-        </w:rPr>
-        <w:t xml:space="preserve">more built-in skills</w:t>
-      </w:r>
-      <w:r>
-        <w:t xml:space="preserve">: PowerPoint (deck), Scheduling/Calendar (kickoff),</w:t>
-      </w:r>
-      <w:r>
-        <w:t xml:space="preserve"> </w:t>
-      </w:r>
-      <w:r>
-        <w:t xml:space="preserve">and Communications (announcement). Call out each new</w:t>
-      </w:r>
-      <w:r>
-        <w:t xml:space="preserve"> </w:t>
-      </w:r>
-      <w:r>
-        <w:rPr>
-          <w:b/>
-          <w:bCs/>
-        </w:rPr>
-        <w:t xml:space="preserve">skill chip</w:t>
-      </w:r>
-      <w:r>
-        <w:t xml:space="preserve"> </w:t>
-      </w:r>
-      <w:r>
-        <w:t xml:space="preserve">as it loads.</w:t>
-      </w:r>
-    </w:p>
-    <w:p>
-      <w:pPr>
-        <w:pStyle w:val="Compact"/>
-        <w:numPr>
-          <w:ilvl w:val="0"/>
-          <w:numId w:val="1010"/>
-        </w:numPr>
-      </w:pPr>
-      <w:r>
-        <w:t xml:space="preserve">Reinforce shared-tenant safety: for the kickoff invite, attendees invite</w:t>
-      </w:r>
-      <w:r>
-        <w:t xml:space="preserve"> </w:t>
-      </w:r>
-      <w:r>
-        <w:rPr>
-          <w:b/>
-          <w:bCs/>
-        </w:rPr>
-        <w:t xml:space="preserve">themselves only</w:t>
-      </w:r>
-      <w:r>
-        <w:t xml:space="preserve"> </w:t>
-      </w:r>
-      <w:r>
-        <w:t xml:space="preserve">— no</w:t>
-      </w:r>
-      <w:r>
-        <w:t xml:space="preserve"> </w:t>
-      </w:r>
-      <w:r>
-        <w:t xml:space="preserve">real people — and everything stays a reviewed draft.</w:t>
-      </w:r>
-    </w:p>
-    <w:p>
-      <w:pPr>
-        <w:pStyle w:val="Compact"/>
-        <w:numPr>
-          <w:ilvl w:val="0"/>
-          <w:numId w:val="1010"/>
-        </w:numPr>
-      </w:pPr>
-      <w:r>
-        <w:rPr>
-          <w:b/>
-          <w:bCs/>
-        </w:rPr>
-        <w:t xml:space="preserve">5a (the deck) is the must-do.</w:t>
-      </w:r>
-      <w:r>
-        <w:t xml:space="preserve"> </w:t>
-      </w:r>
-      <w:r>
-        <w:t xml:space="preserve">5b and 5c are</w:t>
-      </w:r>
-      <w:r>
-        <w:t xml:space="preserve"> </w:t>
-      </w:r>
-      <w:r>
-        <w:rPr>
-          <w:b/>
-          <w:bCs/>
-        </w:rPr>
-        <w:t xml:space="preserve">optional</w:t>
-      </w:r>
-      <w:r>
-        <w:t xml:space="preserve"> </w:t>
-      </w:r>
-      <w:r>
-        <w:t xml:space="preserve">for fast finishers; demo them while</w:t>
-      </w:r>
-      <w:r>
-        <w:t xml:space="preserve"> </w:t>
-      </w:r>
-      <w:r>
-        <w:t xml:space="preserve">the room's decks build. In the dry run, 5a alone took about 11 minutes.</w:t>
+        <w:t xml:space="preserve">The only break. Help anyone still blocked catch up, and check that everyone's Exercise 3 skill</w:t>
+      </w:r>
+      <w:r>
+        <w:t xml:space="preserve"> </w:t>
+      </w:r>
+      <w:r>
+        <w:t xml:space="preserve">saved — Ex 6 shares it. Restart on time.</w:t>
       </w:r>
     </w:p>
     <w:bookmarkEnd w:id="31"/>
-    <w:bookmarkStart w:id="34" w:name="ex-6--automate--share-145200"/>
+    <w:bookmarkStart w:id="32" w:name="ex-5--onboarding-pack-135145"/>
     <w:p>
       <w:pPr>
         <w:pStyle w:val="Heading3"/>
       </w:pPr>
       <w:r>
-        <w:t xml:space="preserve">Ex 6 — Automate &amp; share (1:45–2:00)</w:t>
-      </w:r>
-    </w:p>
-    <w:p>
-      <w:pPr>
-        <w:pStyle w:val="FirstParagraph"/>
-      </w:pPr>
-      <w:r>
-        <w:t xml:space="preserve">Ex 6 has 15 minutes because 6a alone took about 12 minutes in the dry run; Ex 3 has 15</w:t>
-      </w:r>
-      <w:r>
-        <w:t xml:space="preserve"> </w:t>
-      </w:r>
-      <w:r>
-        <w:t xml:space="preserve">because it took about 11.</w:t>
+        <w:t xml:space="preserve">Ex 5 — Onboarding pack (1:35–1:45)</w:t>
       </w:r>
     </w:p>
     <w:p>
@@ -4787,131 +4728,52 @@
         </w:numPr>
       </w:pPr>
       <w:r>
-        <w:t xml:space="preserve">Create an</w:t>
-      </w:r>
-      <w:r>
-        <w:t xml:space="preserve"> </w:t>
-      </w:r>
-      <w:r>
-        <w:rPr>
-          <w:b/>
-          <w:bCs/>
-        </w:rPr>
-        <w:t xml:space="preserve">Automation</w:t>
-      </w:r>
-      <w:r>
-        <w:t xml:space="preserve"> </w:t>
-      </w:r>
-      <w:r>
-        <w:t xml:space="preserve">live (weekly Monday ticket digest). The prompt names the</w:t>
-      </w:r>
-      <w:r>
-        <w:t xml:space="preserve"> </w:t>
-      </w:r>
-      <w:r>
-        <w:rPr>
-          <w:b/>
-          <w:bCs/>
-        </w:rPr>
-        <w:t xml:space="preserve">exact file and</w:t>
-      </w:r>
-      <w:r>
-        <w:rPr>
-          <w:b/>
-          <w:bCs/>
-        </w:rPr>
-        <w:t xml:space="preserve"> </w:t>
-      </w:r>
-      <w:r>
-        <w:rPr>
-          <w:b/>
-          <w:bCs/>
-        </w:rPr>
-        <w:t xml:space="preserve">folder</w:t>
-      </w:r>
-      <w:r>
-        <w:t xml:space="preserve"> </w:t>
-      </w:r>
-      <w:r>
-        <w:t xml:space="preserve">(</w:t>
-      </w:r>
-      <w:r>
-        <w:rPr>
-          <w:rStyle w:val="VerbatimChar"/>
-        </w:rPr>
-        <w:t xml:space="preserve">hr-tickets-sample.xlsx</w:t>
-      </w:r>
-      <w:r>
-        <w:t xml:space="preserve"> </w:t>
-      </w:r>
-      <w:r>
-        <w:t xml:space="preserve">in</w:t>
-      </w:r>
-      <w:r>
-        <w:t xml:space="preserve"> </w:t>
-      </w:r>
-      <w:r>
-        <w:rPr>
-          <w:rStyle w:val="VerbatimChar"/>
-        </w:rPr>
-        <w:t xml:space="preserve">Documents/ai_hr_cowork_workshop</w:t>
-      </w:r>
-      <w:r>
-        <w:t xml:space="preserve">) because a scheduled run can't ask for</w:t>
-      </w:r>
-      <w:r>
-        <w:t xml:space="preserve"> </w:t>
-      </w:r>
-      <w:r>
-        <w:t xml:space="preserve">clarification. Choose</w:t>
-      </w:r>
-      <w:r>
-        <w:t xml:space="preserve"> </w:t>
-      </w:r>
-      <w:r>
-        <w:rPr>
-          <w:b/>
-          <w:bCs/>
-        </w:rPr>
-        <w:t xml:space="preserve">Activate and run now</w:t>
-      </w:r>
-      <w:r>
-        <w:t xml:space="preserve"> </w:t>
-      </w:r>
-      <w:r>
-        <w:t xml:space="preserve">so the room sees a real run, then show the</w:t>
-      </w:r>
-      <w:r>
-        <w:t xml:space="preserve"> </w:t>
-      </w:r>
-      <w:r>
-        <w:rPr>
-          <w:b/>
-          <w:bCs/>
-        </w:rPr>
-        <w:t xml:space="preserve">Runs</w:t>
-      </w:r>
-      <w:r>
-        <w:t xml:space="preserve"> </w:t>
-      </w:r>
-      <w:r>
-        <w:t xml:space="preserve">vs</w:t>
-      </w:r>
-      <w:r>
-        <w:t xml:space="preserve"> </w:t>
-      </w:r>
-      <w:r>
-        <w:rPr>
-          <w:b/>
-          <w:bCs/>
-        </w:rPr>
-        <w:t xml:space="preserve">Manage schedules</w:t>
-      </w:r>
-      <w:r>
-        <w:t xml:space="preserve"> </w:t>
-      </w:r>
-      <w:r>
-        <w:t xml:space="preserve">tabs so they know where to edit/pause.</w:t>
+        <w:rPr>
+          <w:b/>
+          <w:bCs/>
+        </w:rPr>
+        <w:t xml:space="preserve">Story:</w:t>
+      </w:r>
+      <w:r>
+        <w:t xml:space="preserve"> </w:t>
+      </w:r>
+      <w:r>
+        <w:rPr>
+          <w:b/>
+          <w:bCs/>
+        </w:rPr>
+        <w:t xml:space="preserve">Sofia Alvarez</w:t>
+      </w:r>
+      <w:r>
+        <w:t xml:space="preserve"> </w:t>
+      </w:r>
+      <w:r>
+        <w:t xml:space="preserve">(fictional; attendees invite only themselves) accepted the HR Coordinator role from Ex 1</w:t>
+      </w:r>
+      <w:r>
+        <w:t xml:space="preserve"> </w:t>
+      </w:r>
+      <w:r>
+        <w:t xml:space="preserve">and Ex 4 and starts</w:t>
+      </w:r>
+      <w:r>
+        <w:t xml:space="preserve"> </w:t>
+      </w:r>
+      <w:r>
+        <w:rPr>
+          <w:b/>
+          <w:bCs/>
+        </w:rPr>
+        <w:t xml:space="preserve">next Monday</w:t>
+      </w:r>
+      <w:r>
+        <w:t xml:space="preserve">. The kickoff prompt gives a concrete time (9:30 AM) so Cowork</w:t>
+      </w:r>
+      <w:r>
+        <w:t xml:space="preserve"> </w:t>
+      </w:r>
+      <w:r>
+        <w:t xml:space="preserve">doesn't have to guess.</w:t>
       </w:r>
     </w:p>
     <w:p>
@@ -4923,52 +4785,42 @@
         </w:numPr>
       </w:pPr>
       <w:r>
-        <w:t xml:space="preserve">Demo a</w:t>
-      </w:r>
-      <w:r>
-        <w:t xml:space="preserve"> </w:t>
-      </w:r>
-      <w:r>
-        <w:rPr>
-          <w:b/>
-          <w:bCs/>
-        </w:rPr>
-        <w:t xml:space="preserve">Daily Briefing</w:t>
-      </w:r>
-      <w:r>
-        <w:t xml:space="preserve">, then walk the</w:t>
-      </w:r>
-      <w:r>
-        <w:t xml:space="preserve"> </w:t>
-      </w:r>
-      <w:r>
-        <w:rPr>
-          <w:b/>
-          <w:bCs/>
-        </w:rPr>
-        <w:t xml:space="preserve">Share / Re-share</w:t>
-      </w:r>
-      <w:r>
-        <w:t xml:space="preserve"> </w:t>
-      </w:r>
-      <w:r>
-        <w:t xml:space="preserve">flow on the custom skill from Ex 3.</w:t>
-      </w:r>
-      <w:r>
-        <w:t xml:space="preserve"> </w:t>
-      </w:r>
-      <w:r>
-        <w:rPr>
-          <w:b/>
-          <w:bCs/>
-        </w:rPr>
-        <w:t xml:space="preserve">6c (sharing) is optional</w:t>
-      </w:r>
-      <w:r>
-        <w:t xml:space="preserve"> </w:t>
-      </w:r>
-      <w:r>
-        <w:t xml:space="preserve">for attendees; 6a is the must-do.</w:t>
+        <w:t xml:space="preserve">This exercise shows off</w:t>
+      </w:r>
+      <w:r>
+        <w:t xml:space="preserve"> </w:t>
+      </w:r>
+      <w:r>
+        <w:rPr>
+          <w:b/>
+          <w:bCs/>
+        </w:rPr>
+        <w:t xml:space="preserve">more built-in skills</w:t>
+      </w:r>
+      <w:r>
+        <w:t xml:space="preserve">: PowerPoint (deck), Scheduling/Calendar (kickoff),</w:t>
+      </w:r>
+      <w:r>
+        <w:t xml:space="preserve"> </w:t>
+      </w:r>
+      <w:r>
+        <w:t xml:space="preserve">and Communications (announcement). Call out each new</w:t>
+      </w:r>
+      <w:r>
+        <w:t xml:space="preserve"> </w:t>
+      </w:r>
+      <w:r>
+        <w:rPr>
+          <w:b/>
+          <w:bCs/>
+        </w:rPr>
+        <w:t xml:space="preserve">skill chip</w:t>
+      </w:r>
+      <w:r>
+        <w:t xml:space="preserve"> </w:t>
+      </w:r>
+      <w:r>
+        <w:t xml:space="preserve">as it loads.</w:t>
       </w:r>
     </w:p>
     <w:p>
@@ -4977,6 +4829,301 @@
         <w:numPr>
           <w:ilvl w:val="0"/>
           <w:numId w:val="1011"/>
+        </w:numPr>
+      </w:pPr>
+      <w:r>
+        <w:t xml:space="preserve">Reinforce shared-tenant safety: for the kickoff invite, attendees invite</w:t>
+      </w:r>
+      <w:r>
+        <w:t xml:space="preserve"> </w:t>
+      </w:r>
+      <w:r>
+        <w:rPr>
+          <w:b/>
+          <w:bCs/>
+        </w:rPr>
+        <w:t xml:space="preserve">themselves only</w:t>
+      </w:r>
+      <w:r>
+        <w:t xml:space="preserve"> </w:t>
+      </w:r>
+      <w:r>
+        <w:t xml:space="preserve">— no</w:t>
+      </w:r>
+      <w:r>
+        <w:t xml:space="preserve"> </w:t>
+      </w:r>
+      <w:r>
+        <w:t xml:space="preserve">real people — and everything stays a reviewed draft.</w:t>
+      </w:r>
+    </w:p>
+    <w:p>
+      <w:pPr>
+        <w:pStyle w:val="Compact"/>
+        <w:numPr>
+          <w:ilvl w:val="0"/>
+          <w:numId w:val="1011"/>
+        </w:numPr>
+      </w:pPr>
+      <w:r>
+        <w:rPr>
+          <w:b/>
+          <w:bCs/>
+        </w:rPr>
+        <w:t xml:space="preserve">5a (the deck) is the must-do.</w:t>
+      </w:r>
+      <w:r>
+        <w:t xml:space="preserve"> </w:t>
+      </w:r>
+      <w:r>
+        <w:t xml:space="preserve">5b and 5c are</w:t>
+      </w:r>
+      <w:r>
+        <w:t xml:space="preserve"> </w:t>
+      </w:r>
+      <w:r>
+        <w:rPr>
+          <w:b/>
+          <w:bCs/>
+        </w:rPr>
+        <w:t xml:space="preserve">optional</w:t>
+      </w:r>
+      <w:r>
+        <w:t xml:space="preserve"> </w:t>
+      </w:r>
+      <w:r>
+        <w:t xml:space="preserve">for fast finishers; demo them while</w:t>
+      </w:r>
+      <w:r>
+        <w:t xml:space="preserve"> </w:t>
+      </w:r>
+      <w:r>
+        <w:t xml:space="preserve">the room's decks build. In the dry run, 5a alone took about 11 minutes.</w:t>
+      </w:r>
+    </w:p>
+    <w:bookmarkEnd w:id="32"/>
+    <w:bookmarkStart w:id="35" w:name="ex-6--automate--share-145200"/>
+    <w:p>
+      <w:pPr>
+        <w:pStyle w:val="Heading3"/>
+      </w:pPr>
+      <w:r>
+        <w:t xml:space="preserve">Ex 6 — Automate &amp; share (1:45–2:00)</w:t>
+      </w:r>
+    </w:p>
+    <w:p>
+      <w:pPr>
+        <w:pStyle w:val="FirstParagraph"/>
+      </w:pPr>
+      <w:r>
+        <w:t xml:space="preserve">Ex 6 has 15 minutes because 6a alone took about 12 minutes in the dry run; Ex 3 has 15</w:t>
+      </w:r>
+      <w:r>
+        <w:t xml:space="preserve"> </w:t>
+      </w:r>
+      <w:r>
+        <w:t xml:space="preserve">because it took about 11.</w:t>
+      </w:r>
+    </w:p>
+    <w:p>
+      <w:pPr>
+        <w:pStyle w:val="Compact"/>
+        <w:numPr>
+          <w:ilvl w:val="0"/>
+          <w:numId w:val="1012"/>
+        </w:numPr>
+      </w:pPr>
+      <w:r>
+        <w:t xml:space="preserve">Create an</w:t>
+      </w:r>
+      <w:r>
+        <w:t xml:space="preserve"> </w:t>
+      </w:r>
+      <w:r>
+        <w:rPr>
+          <w:b/>
+          <w:bCs/>
+        </w:rPr>
+        <w:t xml:space="preserve">Automation</w:t>
+      </w:r>
+      <w:r>
+        <w:t xml:space="preserve"> </w:t>
+      </w:r>
+      <w:r>
+        <w:t xml:space="preserve">live (weekly Monday ticket digest). The prompt names the</w:t>
+      </w:r>
+      <w:r>
+        <w:t xml:space="preserve"> </w:t>
+      </w:r>
+      <w:r>
+        <w:rPr>
+          <w:b/>
+          <w:bCs/>
+        </w:rPr>
+        <w:t xml:space="preserve">exact file and</w:t>
+      </w:r>
+      <w:r>
+        <w:rPr>
+          <w:b/>
+          <w:bCs/>
+        </w:rPr>
+        <w:t xml:space="preserve"> </w:t>
+      </w:r>
+      <w:r>
+        <w:rPr>
+          <w:b/>
+          <w:bCs/>
+        </w:rPr>
+        <w:t xml:space="preserve">folder</w:t>
+      </w:r>
+      <w:r>
+        <w:t xml:space="preserve"> </w:t>
+      </w:r>
+      <w:r>
+        <w:t xml:space="preserve">(</w:t>
+      </w:r>
+      <w:r>
+        <w:rPr>
+          <w:rStyle w:val="VerbatimChar"/>
+        </w:rPr>
+        <w:t xml:space="preserve">hr-tickets-sample.xlsx</w:t>
+      </w:r>
+      <w:r>
+        <w:t xml:space="preserve"> </w:t>
+      </w:r>
+      <w:r>
+        <w:t xml:space="preserve">in</w:t>
+      </w:r>
+      <w:r>
+        <w:t xml:space="preserve"> </w:t>
+      </w:r>
+      <w:r>
+        <w:rPr>
+          <w:rStyle w:val="VerbatimChar"/>
+        </w:rPr>
+        <w:t xml:space="preserve">Documents/ai_hr_cowork_workshop</w:t>
+      </w:r>
+      <w:r>
+        <w:t xml:space="preserve">) because a scheduled run can't ask for</w:t>
+      </w:r>
+      <w:r>
+        <w:t xml:space="preserve"> </w:t>
+      </w:r>
+      <w:r>
+        <w:t xml:space="preserve">clarification. Choose</w:t>
+      </w:r>
+      <w:r>
+        <w:t xml:space="preserve"> </w:t>
+      </w:r>
+      <w:r>
+        <w:rPr>
+          <w:b/>
+          <w:bCs/>
+        </w:rPr>
+        <w:t xml:space="preserve">Activate and run now</w:t>
+      </w:r>
+      <w:r>
+        <w:t xml:space="preserve"> </w:t>
+      </w:r>
+      <w:r>
+        <w:t xml:space="preserve">so the room sees a real run, then show the</w:t>
+      </w:r>
+      <w:r>
+        <w:t xml:space="preserve"> </w:t>
+      </w:r>
+      <w:r>
+        <w:rPr>
+          <w:b/>
+          <w:bCs/>
+        </w:rPr>
+        <w:t xml:space="preserve">Runs</w:t>
+      </w:r>
+      <w:r>
+        <w:t xml:space="preserve"> </w:t>
+      </w:r>
+      <w:r>
+        <w:t xml:space="preserve">vs</w:t>
+      </w:r>
+      <w:r>
+        <w:t xml:space="preserve"> </w:t>
+      </w:r>
+      <w:r>
+        <w:rPr>
+          <w:b/>
+          <w:bCs/>
+        </w:rPr>
+        <w:t xml:space="preserve">Manage schedules</w:t>
+      </w:r>
+      <w:r>
+        <w:t xml:space="preserve"> </w:t>
+      </w:r>
+      <w:r>
+        <w:t xml:space="preserve">tabs so they know where to edit/pause.</w:t>
+      </w:r>
+    </w:p>
+    <w:p>
+      <w:pPr>
+        <w:pStyle w:val="Compact"/>
+        <w:numPr>
+          <w:ilvl w:val="0"/>
+          <w:numId w:val="1012"/>
+        </w:numPr>
+      </w:pPr>
+      <w:r>
+        <w:t xml:space="preserve">Demo a</w:t>
+      </w:r>
+      <w:r>
+        <w:t xml:space="preserve"> </w:t>
+      </w:r>
+      <w:r>
+        <w:rPr>
+          <w:b/>
+          <w:bCs/>
+        </w:rPr>
+        <w:t xml:space="preserve">Daily Briefing</w:t>
+      </w:r>
+      <w:r>
+        <w:t xml:space="preserve">, then walk the</w:t>
+      </w:r>
+      <w:r>
+        <w:t xml:space="preserve"> </w:t>
+      </w:r>
+      <w:r>
+        <w:rPr>
+          <w:b/>
+          <w:bCs/>
+        </w:rPr>
+        <w:t xml:space="preserve">Share / Re-share</w:t>
+      </w:r>
+      <w:r>
+        <w:t xml:space="preserve"> </w:t>
+      </w:r>
+      <w:r>
+        <w:t xml:space="preserve">flow on the custom skill from Ex 3.</w:t>
+      </w:r>
+      <w:r>
+        <w:t xml:space="preserve"> </w:t>
+      </w:r>
+      <w:r>
+        <w:rPr>
+          <w:b/>
+          <w:bCs/>
+        </w:rPr>
+        <w:t xml:space="preserve">6c (sharing) is optional</w:t>
+      </w:r>
+      <w:r>
+        <w:t xml:space="preserve"> </w:t>
+      </w:r>
+      <w:r>
+        <w:t xml:space="preserve">for attendees; 6a is the must-do.</w:t>
+      </w:r>
+    </w:p>
+    <w:p>
+      <w:pPr>
+        <w:pStyle w:val="Compact"/>
+        <w:numPr>
+          <w:ilvl w:val="0"/>
+          <w:numId w:val="1012"/>
         </w:numPr>
       </w:pPr>
       <w:r>
@@ -5025,7 +5172,7 @@
       <w:r>
         <w:t xml:space="preserve"> </w:t>
       </w:r>
-      <w:hyperlink r:id="rId32">
+      <w:hyperlink r:id="rId33">
         <w:r>
           <w:rPr>
             <w:rStyle w:val="Hyperlink"/>
@@ -5042,7 +5189,7 @@
       <w:r>
         <w:t xml:space="preserve"> </w:t>
       </w:r>
-      <w:hyperlink r:id="rId33">
+      <w:hyperlink r:id="rId34">
         <w:r>
           <w:rPr>
             <w:rStyle w:val="Hyperlink"/>
@@ -5060,8 +5207,8 @@
         <w:t xml:space="preserve">example SAP SuccessFactors), point them there.</w:t>
       </w:r>
     </w:p>
-    <w:bookmarkEnd w:id="34"/>
-    <w:bookmarkStart w:id="36" w:name="ex-7--agent-builder-non-cowork-200215"/>
+    <w:bookmarkEnd w:id="35"/>
+    <w:bookmarkStart w:id="37" w:name="ex-7--agent-builder-non-cowork-200215"/>
     <w:p>
       <w:pPr>
         <w:pStyle w:val="Heading3"/>
@@ -5075,7 +5222,7 @@
         <w:pStyle w:val="Compact"/>
         <w:numPr>
           <w:ilvl w:val="0"/>
-          <w:numId w:val="1012"/>
+          <w:numId w:val="1013"/>
         </w:numPr>
       </w:pPr>
       <w:r>
@@ -5119,7 +5266,7 @@
         <w:pStyle w:val="Compact"/>
         <w:numPr>
           <w:ilvl w:val="0"/>
-          <w:numId w:val="1012"/>
+          <w:numId w:val="1013"/>
         </w:numPr>
       </w:pPr>
       <w:r>
@@ -5187,7 +5334,7 @@
       <w:r>
         <w:t xml:space="preserve"> </w:t>
       </w:r>
-      <w:hyperlink r:id="rId35">
+      <w:hyperlink r:id="rId36">
         <w:r>
           <w:rPr>
             <w:rStyle w:val="Hyperlink"/>
@@ -5204,7 +5351,7 @@
         <w:pStyle w:val="Compact"/>
         <w:numPr>
           <w:ilvl w:val="0"/>
-          <w:numId w:val="1012"/>
+          <w:numId w:val="1013"/>
         </w:numPr>
       </w:pPr>
       <w:r>
@@ -5260,279 +5407,6 @@
       </w:r>
       <w:r>
         <w:t xml:space="preserve">can chat with in Copilot.</w:t>
-      </w:r>
-    </w:p>
-    <w:p>
-      <w:pPr>
-        <w:pStyle w:val="Compact"/>
-        <w:numPr>
-          <w:ilvl w:val="0"/>
-          <w:numId w:val="1012"/>
-        </w:numPr>
-      </w:pPr>
-      <w:r>
-        <w:t xml:space="preserve">Walk the</w:t>
-      </w:r>
-      <w:r>
-        <w:t xml:space="preserve"> </w:t>
-      </w:r>
-      <w:r>
-        <w:rPr>
-          <w:b/>
-          <w:bCs/>
-        </w:rPr>
-        <w:t xml:space="preserve">Describe → Configure → Try it</w:t>
-      </w:r>
-      <w:r>
-        <w:t xml:space="preserve"> </w:t>
-      </w:r>
-      <w:r>
-        <w:t xml:space="preserve">tabs; add the Zava HR docs as</w:t>
-      </w:r>
-      <w:r>
-        <w:t xml:space="preserve"> </w:t>
-      </w:r>
-      <w:r>
-        <w:rPr>
-          <w:b/>
-          <w:bCs/>
-        </w:rPr>
-        <w:t xml:space="preserve">knowledge</w:t>
-      </w:r>
-      <w:r>
-        <w:t xml:space="preserve">; test a</w:t>
-      </w:r>
-      <w:r>
-        <w:t xml:space="preserve"> </w:t>
-      </w:r>
-      <w:r>
-        <w:t xml:space="preserve">policy question (sourced answer) and an out-of-scope one (declines).</w:t>
-      </w:r>
-    </w:p>
-    <w:p>
-      <w:pPr>
-        <w:pStyle w:val="Compact"/>
-        <w:numPr>
-          <w:ilvl w:val="0"/>
-          <w:numId w:val="1012"/>
-        </w:numPr>
-      </w:pPr>
-      <w:r>
-        <w:rPr>
-          <w:b/>
-          <w:bCs/>
-        </w:rPr>
-        <w:t xml:space="preserve">Keep it on Zava's files.</w:t>
-      </w:r>
-      <w:r>
-        <w:t xml:space="preserve"> </w:t>
-      </w:r>
-      <w:r>
-        <w:t xml:space="preserve">In the Configure tab's</w:t>
-      </w:r>
-      <w:r>
-        <w:t xml:space="preserve"> </w:t>
-      </w:r>
-      <w:r>
-        <w:rPr>
-          <w:b/>
-          <w:bCs/>
-        </w:rPr>
-        <w:t xml:space="preserve">Knowledge</w:t>
-      </w:r>
-      <w:r>
-        <w:t xml:space="preserve"> </w:t>
-      </w:r>
-      <w:r>
-        <w:t xml:space="preserve">section, turn</w:t>
-      </w:r>
-      <w:r>
-        <w:t xml:space="preserve"> </w:t>
-      </w:r>
-      <w:r>
-        <w:rPr>
-          <w:b/>
-          <w:bCs/>
-        </w:rPr>
-        <w:t xml:space="preserve">Only use specified</w:t>
-      </w:r>
-      <w:r>
-        <w:rPr>
-          <w:b/>
-          <w:bCs/>
-        </w:rPr>
-        <w:t xml:space="preserve"> </w:t>
-      </w:r>
-      <w:r>
-        <w:rPr>
-          <w:b/>
-          <w:bCs/>
-        </w:rPr>
-        <w:t xml:space="preserve">sources</w:t>
-      </w:r>
-      <w:r>
-        <w:t xml:space="preserve"> </w:t>
-      </w:r>
-      <w:r>
-        <w:t xml:space="preserve">on and</w:t>
-      </w:r>
-      <w:r>
-        <w:t xml:space="preserve"> </w:t>
-      </w:r>
-      <w:r>
-        <w:rPr>
-          <w:b/>
-          <w:bCs/>
-        </w:rPr>
-        <w:t xml:space="preserve">Search all websites</w:t>
-      </w:r>
-      <w:r>
-        <w:t xml:space="preserve"> </w:t>
-      </w:r>
-      <w:r>
-        <w:t xml:space="preserve">off, and test with</w:t>
-      </w:r>
-      <w:r>
-        <w:t xml:space="preserve"> </w:t>
-      </w:r>
-      <w:r>
-        <w:rPr>
-          <w:i/>
-          <w:iCs/>
-        </w:rPr>
-        <w:t xml:space="preserve">"At Zava, when is open enrollment…?"</w:t>
-      </w:r>
-      <w:r>
-        <w:t xml:space="preserve"> </w:t>
-      </w:r>
-      <w:r>
-        <w:t xml:space="preserve">In the dry run, the agent answered with the tester's</w:t>
-      </w:r>
-      <w:r>
-        <w:t xml:space="preserve"> </w:t>
-      </w:r>
-      <w:r>
-        <w:rPr>
-          <w:b/>
-          <w:bCs/>
-        </w:rPr>
-        <w:t xml:space="preserve">own company's</w:t>
-      </w:r>
-      <w:r>
-        <w:t xml:space="preserve"> </w:t>
-      </w:r>
-      <w:r>
-        <w:t xml:space="preserve">open-enrollment details.</w:t>
-      </w:r>
-      <w:r>
-        <w:t xml:space="preserve"> </w:t>
-      </w:r>
-      <w:r>
-        <w:t xml:space="preserve">Agent Builder</w:t>
-      </w:r>
-      <w:r>
-        <w:t xml:space="preserve"> </w:t>
-      </w:r>
-      <w:r>
-        <w:rPr>
-          <w:i/>
-          <w:iCs/>
-        </w:rPr>
-        <w:t xml:space="preserve">prioritizes</w:t>
-      </w:r>
-      <w:r>
-        <w:t xml:space="preserve"> </w:t>
-      </w:r>
-      <w:r>
-        <w:t xml:space="preserve">the specified sources but can't fully block general knowledge; for</w:t>
-      </w:r>
-      <w:r>
-        <w:t xml:space="preserve"> </w:t>
-      </w:r>
-      <w:r>
-        <w:t xml:space="preserve">stricter control, organizations use Copilot Studio.</w:t>
-      </w:r>
-    </w:p>
-    <w:p>
-      <w:pPr>
-        <w:pStyle w:val="Compact"/>
-        <w:numPr>
-          <w:ilvl w:val="0"/>
-          <w:numId w:val="1012"/>
-        </w:numPr>
-      </w:pPr>
-      <w:r>
-        <w:t xml:space="preserve">Note it's</w:t>
-      </w:r>
-      <w:r>
-        <w:t xml:space="preserve"> </w:t>
-      </w:r>
-      <w:r>
-        <w:rPr>
-          <w:b/>
-          <w:bCs/>
-        </w:rPr>
-        <w:t xml:space="preserve">no-code</w:t>
-      </w:r>
-      <w:r>
-        <w:t xml:space="preserve"> </w:t>
-      </w:r>
-      <w:r>
-        <w:t xml:space="preserve">but a</w:t>
-      </w:r>
-      <w:r>
-        <w:t xml:space="preserve"> </w:t>
-      </w:r>
-      <w:r>
-        <w:rPr>
-          <w:b/>
-          <w:bCs/>
-        </w:rPr>
-        <w:t xml:space="preserve">different tool</w:t>
-      </w:r>
-      <w:r>
-        <w:t xml:space="preserve"> </w:t>
-      </w:r>
-      <w:r>
-        <w:t xml:space="preserve">— needs a Copilot license, desktop/web only, and for</w:t>
-      </w:r>
-      <w:r>
-        <w:t xml:space="preserve"> </w:t>
-      </w:r>
-      <w:r>
-        <w:t xml:space="preserve">external</w:t>
-      </w:r>
-      <w:r>
-        <w:t xml:space="preserve"> </w:t>
-      </w:r>
-      <w:r>
-        <w:rPr>
-          <w:i/>
-          <w:iCs/>
-        </w:rPr>
-        <w:t xml:space="preserve">actions</w:t>
-      </w:r>
-      <w:r>
-        <w:t xml:space="preserve"> </w:t>
-      </w:r>
-      <w:r>
-        <w:t xml:space="preserve">you'd move to Copilot Studio (out of scope). Good moment to show the breadth of</w:t>
-      </w:r>
-      <w:r>
-        <w:t xml:space="preserve"> </w:t>
-      </w:r>
-      <w:r>
-        <w:t xml:space="preserve">the Copilot platform beyond Cowork.</w:t>
-      </w:r>
-    </w:p>
-    <w:bookmarkEnd w:id="36"/>
-    <w:bookmarkStart w:id="37" w:name="ex-8--executive-command-center-215230"/>
-    <w:p>
-      <w:pPr>
-        <w:pStyle w:val="Heading3"/>
-      </w:pPr>
-      <w:r>
-        <w:t xml:space="preserve">Ex 8 — Executive Command Center (2:15–2:30)</w:t>
       </w:r>
     </w:p>
     <w:p>
@@ -5544,29 +5418,42 @@
         </w:numPr>
       </w:pPr>
       <w:r>
-        <w:t xml:space="preserve">Return to</w:t>
-      </w:r>
-      <w:r>
-        <w:t xml:space="preserve"> </w:t>
-      </w:r>
-      <w:r>
-        <w:rPr>
-          <w:b/>
-          <w:bCs/>
-        </w:rPr>
-        <w:t xml:space="preserve">Cowork</w:t>
-      </w:r>
-      <w:r>
-        <w:t xml:space="preserve"> </w:t>
-      </w:r>
-      <w:r>
-        <w:t xml:space="preserve">from Agent Builder. This capstone combines the skills, outputs, and schedules</w:t>
-      </w:r>
-      <w:r>
-        <w:t xml:space="preserve"> </w:t>
-      </w:r>
-      <w:r>
-        <w:t xml:space="preserve">attendees practiced earlier.</w:t>
+        <w:t xml:space="preserve">Walk the</w:t>
+      </w:r>
+      <w:r>
+        <w:t xml:space="preserve"> </w:t>
+      </w:r>
+      <w:r>
+        <w:rPr>
+          <w:b/>
+          <w:bCs/>
+        </w:rPr>
+        <w:t xml:space="preserve">Describe → Configure → Try it</w:t>
+      </w:r>
+      <w:r>
+        <w:t xml:space="preserve"> </w:t>
+      </w:r>
+      <w:r>
+        <w:t xml:space="preserve">tabs; add the Zava HR docs as</w:t>
+      </w:r>
+      <w:r>
+        <w:t xml:space="preserve"> </w:t>
+      </w:r>
+      <w:r>
+        <w:rPr>
+          <w:b/>
+          <w:bCs/>
+        </w:rPr>
+        <w:t xml:space="preserve">knowledge</w:t>
+      </w:r>
+      <w:r>
+        <w:t xml:space="preserve">; test a</w:t>
+      </w:r>
+      <w:r>
+        <w:t xml:space="preserve"> </w:t>
+      </w:r>
+      <w:r>
+        <w:t xml:space="preserve">policy question (sourced answer) and an out-of-scope one (declines).</w:t>
       </w:r>
     </w:p>
     <w:p>
@@ -5578,55 +5465,139 @@
         </w:numPr>
       </w:pPr>
       <w:r>
-        <w:t xml:space="preserve">Remind attendees to review and approve the skill and schedule</w:t>
-      </w:r>
-      <w:r>
-        <w:t xml:space="preserve"> </w:t>
-      </w:r>
-      <w:r>
-        <w:rPr>
-          <w:b/>
-          <w:bCs/>
-        </w:rPr>
-        <w:t xml:space="preserve">one at a time</w:t>
-      </w:r>
-      <w:r>
-        <w:t xml:space="preserve">, or decline them.</w:t>
-      </w:r>
-      <w:r>
-        <w:t xml:space="preserve"> </w:t>
-      </w:r>
-      <w:r>
-        <w:t xml:space="preserve">Don't use</w:t>
-      </w:r>
-      <w:r>
-        <w:t xml:space="preserve"> </w:t>
-      </w:r>
-      <w:r>
-        <w:rPr>
-          <w:b/>
-          <w:bCs/>
-        </w:rPr>
-        <w:t xml:space="preserve">Approve All</w:t>
-      </w:r>
-      <w:r>
-        <w:t xml:space="preserve"> </w:t>
-      </w:r>
-      <w:r>
-        <w:t xml:space="preserve">or</w:t>
-      </w:r>
-      <w:r>
-        <w:t xml:space="preserve"> </w:t>
-      </w:r>
-      <w:r>
-        <w:rPr>
-          <w:b/>
-          <w:bCs/>
-        </w:rPr>
-        <w:t xml:space="preserve">Always allow</w:t>
-      </w:r>
-      <w:r>
-        <w:t xml:space="preserve">. The detailed dialog walkthrough is in Optional Sections.</w:t>
+        <w:rPr>
+          <w:b/>
+          <w:bCs/>
+        </w:rPr>
+        <w:t xml:space="preserve">Keep it on Zava's files.</w:t>
+      </w:r>
+      <w:r>
+        <w:t xml:space="preserve"> </w:t>
+      </w:r>
+      <w:r>
+        <w:t xml:space="preserve">In the Configure tab's</w:t>
+      </w:r>
+      <w:r>
+        <w:t xml:space="preserve"> </w:t>
+      </w:r>
+      <w:r>
+        <w:rPr>
+          <w:b/>
+          <w:bCs/>
+        </w:rPr>
+        <w:t xml:space="preserve">Knowledge</w:t>
+      </w:r>
+      <w:r>
+        <w:t xml:space="preserve"> </w:t>
+      </w:r>
+      <w:r>
+        <w:t xml:space="preserve">section, turn</w:t>
+      </w:r>
+      <w:r>
+        <w:t xml:space="preserve"> </w:t>
+      </w:r>
+      <w:r>
+        <w:rPr>
+          <w:b/>
+          <w:bCs/>
+        </w:rPr>
+        <w:t xml:space="preserve">Only use specified</w:t>
+      </w:r>
+      <w:r>
+        <w:rPr>
+          <w:b/>
+          <w:bCs/>
+        </w:rPr>
+        <w:t xml:space="preserve"> </w:t>
+      </w:r>
+      <w:r>
+        <w:rPr>
+          <w:b/>
+          <w:bCs/>
+        </w:rPr>
+        <w:t xml:space="preserve">sources</w:t>
+      </w:r>
+      <w:r>
+        <w:t xml:space="preserve"> </w:t>
+      </w:r>
+      <w:r>
+        <w:t xml:space="preserve">on and</w:t>
+      </w:r>
+      <w:r>
+        <w:t xml:space="preserve"> </w:t>
+      </w:r>
+      <w:r>
+        <w:rPr>
+          <w:b/>
+          <w:bCs/>
+        </w:rPr>
+        <w:t xml:space="preserve">Search all websites</w:t>
+      </w:r>
+      <w:r>
+        <w:t xml:space="preserve"> </w:t>
+      </w:r>
+      <w:r>
+        <w:t xml:space="preserve">off, and test with</w:t>
+      </w:r>
+      <w:r>
+        <w:t xml:space="preserve"> </w:t>
+      </w:r>
+      <w:r>
+        <w:rPr>
+          <w:i/>
+          <w:iCs/>
+        </w:rPr>
+        <w:t xml:space="preserve">"At Zava, when is open enrollment…?"</w:t>
+      </w:r>
+      <w:r>
+        <w:t xml:space="preserve"> </w:t>
+      </w:r>
+      <w:r>
+        <w:t xml:space="preserve">In the dry run, the agent answered with the tester's</w:t>
+      </w:r>
+      <w:r>
+        <w:t xml:space="preserve"> </w:t>
+      </w:r>
+      <w:r>
+        <w:rPr>
+          <w:b/>
+          <w:bCs/>
+        </w:rPr>
+        <w:t xml:space="preserve">own company's</w:t>
+      </w:r>
+      <w:r>
+        <w:t xml:space="preserve"> </w:t>
+      </w:r>
+      <w:r>
+        <w:t xml:space="preserve">open-enrollment details.</w:t>
+      </w:r>
+      <w:r>
+        <w:t xml:space="preserve"> </w:t>
+      </w:r>
+      <w:r>
+        <w:t xml:space="preserve">Agent Builder</w:t>
+      </w:r>
+      <w:r>
+        <w:t xml:space="preserve"> </w:t>
+      </w:r>
+      <w:r>
+        <w:rPr>
+          <w:i/>
+          <w:iCs/>
+        </w:rPr>
+        <w:t xml:space="preserve">prioritizes</w:t>
+      </w:r>
+      <w:r>
+        <w:t xml:space="preserve"> </w:t>
+      </w:r>
+      <w:r>
+        <w:t xml:space="preserve">the specified sources but can't fully block general knowledge; for</w:t>
+      </w:r>
+      <w:r>
+        <w:t xml:space="preserve"> </w:t>
+      </w:r>
+      <w:r>
+        <w:t xml:space="preserve">stricter control, organizations use Copilot Studio.</w:t>
       </w:r>
     </w:p>
     <w:p>
@@ -5638,139 +5609,77 @@
         </w:numPr>
       </w:pPr>
       <w:r>
-        <w:rPr>
-          <w:b/>
-          <w:bCs/>
-        </w:rPr>
-        <w:t xml:space="preserve">Set expectations before they paste the prompt</w:t>
-      </w:r>
-      <w:r>
-        <w:t xml:space="preserve"> </w:t>
-      </w:r>
-      <w:r>
-        <w:t xml:space="preserve">(the dry run showed people weren't sure what</w:t>
-      </w:r>
-      <w:r>
-        <w:t xml:space="preserve"> </w:t>
-      </w:r>
-      <w:r>
-        <w:t xml:space="preserve">would pop up):</w:t>
-      </w:r>
-    </w:p>
-    <w:p>
-      <w:pPr>
-        <w:pStyle w:val="Compact"/>
-        <w:numPr>
-          <w:ilvl w:val="1"/>
-          <w:numId w:val="1014"/>
-        </w:numPr>
-      </w:pPr>
-      <w:r>
-        <w:rPr>
-          <w:b/>
-          <w:bCs/>
-        </w:rPr>
-        <w:t xml:space="preserve">Their own data, not Zava.</w:t>
-      </w:r>
-      <w:r>
-        <w:t xml:space="preserve"> </w:t>
-      </w:r>
-      <w:r>
-        <w:t xml:space="preserve">Ex 8 is the only exercise on their real mail, calendar, Teams, and</w:t>
-      </w:r>
-      <w:r>
-        <w:t xml:space="preserve"> </w:t>
-      </w:r>
-      <w:r>
-        <w:t xml:space="preserve">transcripts, so the dashboard shows</w:t>
-      </w:r>
-      <w:r>
-        <w:t xml:space="preserve"> </w:t>
-      </w:r>
-      <w:r>
-        <w:rPr>
-          <w:b/>
-          <w:bCs/>
-        </w:rPr>
-        <w:t xml:space="preserve">their</w:t>
-      </w:r>
-      <w:r>
-        <w:t xml:space="preserve"> </w:t>
-      </w:r>
-      <w:r>
-        <w:t xml:space="preserve">meetings and tasks. That's expected.</w:t>
-      </w:r>
-    </w:p>
-    <w:p>
-      <w:pPr>
-        <w:pStyle w:val="Compact"/>
-        <w:numPr>
-          <w:ilvl w:val="1"/>
-          <w:numId w:val="1014"/>
-        </w:numPr>
-      </w:pPr>
-      <w:r>
-        <w:rPr>
-          <w:b/>
-          <w:bCs/>
-        </w:rPr>
-        <w:t xml:space="preserve">What Cowork will ask:</w:t>
-      </w:r>
-      <w:r>
-        <w:t xml:space="preserve"> </w:t>
-      </w:r>
-      <w:r>
-        <w:t xml:space="preserve">clarifying questions (answer in the chat), progress messages and skill</w:t>
-      </w:r>
-      <w:r>
-        <w:t xml:space="preserve"> </w:t>
-      </w:r>
-      <w:r>
-        <w:t xml:space="preserve">chips (nothing to do),</w:t>
-      </w:r>
-      <w:r>
-        <w:t xml:space="preserve"> </w:t>
-      </w:r>
-      <w:r>
-        <w:rPr>
-          <w:b/>
-          <w:bCs/>
-        </w:rPr>
-        <w:t xml:space="preserve">two approval cards</w:t>
-      </w:r>
-      <w:r>
-        <w:t xml:space="preserve"> </w:t>
-      </w:r>
-      <w:r>
-        <w:t xml:space="preserve">near the end (save the skill, create the schedule;</w:t>
-      </w:r>
-      <w:r>
-        <w:t xml:space="preserve"> </w:t>
-      </w:r>
-      <w:r>
-        <w:t xml:space="preserve">one at a time), and</w:t>
-      </w:r>
-      <w:r>
-        <w:t xml:space="preserve"> </w:t>
-      </w:r>
-      <w:r>
-        <w:rPr>
-          <w:b/>
-          <w:bCs/>
-        </w:rPr>
-        <w:t xml:space="preserve">suggested next steps</w:t>
-      </w:r>
-      <w:r>
-        <w:t xml:space="preserve"> </w:t>
-      </w:r>
-      <w:r>
-        <w:t xml:space="preserve">when it finishes (skip them for now). The workbook</w:t>
-      </w:r>
-      <w:r>
-        <w:t xml:space="preserve"> </w:t>
-      </w:r>
-      <w:r>
-        <w:t xml:space="preserve">lists these in a "What Cowork will ask you" box.</w:t>
+        <w:t xml:space="preserve">Note it's</w:t>
+      </w:r>
+      <w:r>
+        <w:t xml:space="preserve"> </w:t>
+      </w:r>
+      <w:r>
+        <w:rPr>
+          <w:b/>
+          <w:bCs/>
+        </w:rPr>
+        <w:t xml:space="preserve">no-code</w:t>
+      </w:r>
+      <w:r>
+        <w:t xml:space="preserve"> </w:t>
+      </w:r>
+      <w:r>
+        <w:t xml:space="preserve">but a</w:t>
+      </w:r>
+      <w:r>
+        <w:t xml:space="preserve"> </w:t>
+      </w:r>
+      <w:r>
+        <w:rPr>
+          <w:b/>
+          <w:bCs/>
+        </w:rPr>
+        <w:t xml:space="preserve">different tool</w:t>
+      </w:r>
+      <w:r>
+        <w:t xml:space="preserve"> </w:t>
+      </w:r>
+      <w:r>
+        <w:t xml:space="preserve">— needs a Copilot license, desktop/web only, and for</w:t>
+      </w:r>
+      <w:r>
+        <w:t xml:space="preserve"> </w:t>
+      </w:r>
+      <w:r>
+        <w:t xml:space="preserve">external</w:t>
+      </w:r>
+      <w:r>
+        <w:t xml:space="preserve"> </w:t>
+      </w:r>
+      <w:r>
+        <w:rPr>
+          <w:i/>
+          <w:iCs/>
+        </w:rPr>
+        <w:t xml:space="preserve">actions</w:t>
+      </w:r>
+      <w:r>
+        <w:t xml:space="preserve"> </w:t>
+      </w:r>
+      <w:r>
+        <w:t xml:space="preserve">you'd move to Copilot Studio (out of scope). Good moment to show the breadth of</w:t>
+      </w:r>
+      <w:r>
+        <w:t xml:space="preserve"> </w:t>
+      </w:r>
+      <w:r>
+        <w:t xml:space="preserve">the Copilot platform beyond Cowork.</w:t>
+      </w:r>
+    </w:p>
+    <w:bookmarkEnd w:id="37"/>
+    <w:bookmarkStart w:id="38" w:name="ex-8--executive-command-center-215230"/>
+    <w:p>
+      <w:pPr>
+        <w:pStyle w:val="Heading3"/>
+      </w:pPr>
+      <w:r>
+        <w:t xml:space="preserve">Ex 8 — Executive Command Center (2:15–2:30)</w:t>
       </w:r>
     </w:p>
     <w:p>
@@ -5778,54 +5687,33 @@
         <w:pStyle w:val="Compact"/>
         <w:numPr>
           <w:ilvl w:val="0"/>
-          <w:numId w:val="1013"/>
+          <w:numId w:val="1014"/>
         </w:numPr>
       </w:pPr>
       <w:r>
-        <w:t xml:space="preserve">This is the final</w:t>
-      </w:r>
-      <w:r>
-        <w:t xml:space="preserve"> </w:t>
-      </w:r>
-      <w:r>
-        <w:rPr>
-          <w:b/>
-          <w:bCs/>
-        </w:rPr>
-        <w:t xml:space="preserve">scenario card</w:t>
-      </w:r>
-      <w:r>
-        <w:t xml:space="preserve"> </w:t>
-      </w:r>
-      <w:r>
-        <w:t xml:space="preserve">of the day, using the familiar format. Walk it:</w:t>
-      </w:r>
-      <w:r>
-        <w:t xml:space="preserve"> </w:t>
-      </w:r>
-      <w:r>
-        <w:rPr>
-          <w:b/>
-          <w:bCs/>
-        </w:rPr>
-        <w:t xml:space="preserve">Goal → Output → Why</w:t>
-      </w:r>
-      <w:r>
-        <w:rPr>
-          <w:b/>
-          <w:bCs/>
-        </w:rPr>
-        <w:t xml:space="preserve"> </w:t>
-      </w:r>
-      <w:r>
-        <w:rPr>
-          <w:b/>
-          <w:bCs/>
-        </w:rPr>
-        <w:t xml:space="preserve">Cowork? → Prompt → Workflow → Data sources</w:t>
-      </w:r>
-      <w:r>
-        <w:t xml:space="preserve">.</w:t>
+        <w:t xml:space="preserve">Return to</w:t>
+      </w:r>
+      <w:r>
+        <w:t xml:space="preserve"> </w:t>
+      </w:r>
+      <w:r>
+        <w:rPr>
+          <w:b/>
+          <w:bCs/>
+        </w:rPr>
+        <w:t xml:space="preserve">Cowork</w:t>
+      </w:r>
+      <w:r>
+        <w:t xml:space="preserve"> </w:t>
+      </w:r>
+      <w:r>
+        <w:t xml:space="preserve">from Agent Builder. This capstone combines the skills, outputs, and schedules</w:t>
+      </w:r>
+      <w:r>
+        <w:t xml:space="preserve"> </w:t>
+      </w:r>
+      <w:r>
+        <w:t xml:space="preserve">attendees practiced earlier.</w:t>
       </w:r>
     </w:p>
     <w:p>
@@ -5833,89 +5721,59 @@
         <w:pStyle w:val="Compact"/>
         <w:numPr>
           <w:ilvl w:val="0"/>
-          <w:numId w:val="1013"/>
+          <w:numId w:val="1014"/>
         </w:numPr>
       </w:pPr>
       <w:r>
-        <w:t xml:space="preserve">It shows Cowork at full stretch in</w:t>
-      </w:r>
-      <w:r>
-        <w:t xml:space="preserve"> </w:t>
-      </w:r>
-      <w:r>
-        <w:rPr>
-          <w:b/>
-          <w:bCs/>
-        </w:rPr>
-        <w:t xml:space="preserve">one prompt</w:t>
-      </w:r>
-      <w:r>
-        <w:t xml:space="preserve">: Work IQ gathers calendar, mail, chats,</w:t>
-      </w:r>
-      <w:r>
-        <w:t xml:space="preserve"> </w:t>
-      </w:r>
-      <w:r>
-        <w:t xml:space="preserve">transcripts, and files → analyzes signals → builds an</w:t>
-      </w:r>
-      <w:r>
-        <w:t xml:space="preserve"> </w:t>
-      </w:r>
-      <w:r>
-        <w:rPr>
-          <w:b/>
-          <w:bCs/>
-        </w:rPr>
-        <w:t xml:space="preserve">interactive HTML dashboard</w:t>
-      </w:r>
-      <w:r>
-        <w:t xml:space="preserve"> </w:t>
-      </w:r>
-      <w:r>
-        <w:t xml:space="preserve">→</w:t>
-      </w:r>
-      <w:r>
-        <w:t xml:space="preserve"> </w:t>
-      </w:r>
-      <w:r>
-        <w:rPr>
-          <w:b/>
-          <w:bCs/>
-        </w:rPr>
-        <w:t xml:space="preserve">saves</w:t>
-      </w:r>
-      <w:r>
-        <w:rPr>
-          <w:b/>
-          <w:bCs/>
-        </w:rPr>
-        <w:t xml:space="preserve"> </w:t>
-      </w:r>
-      <w:r>
-        <w:rPr>
-          <w:b/>
-          <w:bCs/>
-        </w:rPr>
-        <w:t xml:space="preserve">itself as a skill</w:t>
-      </w:r>
-      <w:r>
-        <w:t xml:space="preserve"> </w:t>
-      </w:r>
-      <w:r>
-        <w:t xml:space="preserve">and</w:t>
-      </w:r>
-      <w:r>
-        <w:t xml:space="preserve"> </w:t>
-      </w:r>
-      <w:r>
-        <w:rPr>
-          <w:b/>
-          <w:bCs/>
-        </w:rPr>
-        <w:t xml:space="preserve">schedules itself</w:t>
-      </w:r>
-      <w:r>
-        <w:t xml:space="preserve">. Capstone combining Ex 3 (skills) and Ex 6 (Automations).</w:t>
+        <w:t xml:space="preserve">Remind attendees to review and approve the skill and schedule</w:t>
+      </w:r>
+      <w:r>
+        <w:t xml:space="preserve"> </w:t>
+      </w:r>
+      <w:r>
+        <w:rPr>
+          <w:b/>
+          <w:bCs/>
+        </w:rPr>
+        <w:t xml:space="preserve">one at a time</w:t>
+      </w:r>
+      <w:r>
+        <w:t xml:space="preserve">, or decline them.</w:t>
+      </w:r>
+      <w:r>
+        <w:t xml:space="preserve"> </w:t>
+      </w:r>
+      <w:r>
+        <w:t xml:space="preserve">Don't use</w:t>
+      </w:r>
+      <w:r>
+        <w:t xml:space="preserve"> </w:t>
+      </w:r>
+      <w:r>
+        <w:rPr>
+          <w:b/>
+          <w:bCs/>
+        </w:rPr>
+        <w:t xml:space="preserve">Approve All</w:t>
+      </w:r>
+      <w:r>
+        <w:t xml:space="preserve"> </w:t>
+      </w:r>
+      <w:r>
+        <w:t xml:space="preserve">or</w:t>
+      </w:r>
+      <w:r>
+        <w:t xml:space="preserve"> </w:t>
+      </w:r>
+      <w:r>
+        <w:rPr>
+          <w:b/>
+          <w:bCs/>
+        </w:rPr>
+        <w:t xml:space="preserve">Always allow</w:t>
+      </w:r>
+      <w:r>
+        <w:t xml:space="preserve">. The detailed dialog walkthrough is in the Appendix.</w:t>
       </w:r>
     </w:p>
     <w:p>
@@ -5923,79 +5781,27 @@
         <w:pStyle w:val="Compact"/>
         <w:numPr>
           <w:ilvl w:val="0"/>
-          <w:numId w:val="1013"/>
+          <w:numId w:val="1014"/>
         </w:numPr>
       </w:pPr>
       <w:r>
-        <w:t xml:space="preserve">Have attendees fill the placeholders:</w:t>
-      </w:r>
-      <w:r>
-        <w:t xml:space="preserve"> </w:t>
-      </w:r>
-      <w:r>
-        <w:rPr>
-          <w:rStyle w:val="VerbatimChar"/>
-          <w:b/>
-          <w:bCs/>
-        </w:rPr>
-        <w:t xml:space="preserve">[Priority Folder]</w:t>
-      </w:r>
-      <w:r>
-        <w:t xml:space="preserve"> </w:t>
-      </w:r>
-      <w:r>
-        <w:t xml:space="preserve">→ a OneDrive folder of their own</w:t>
-      </w:r>
-      <w:r>
-        <w:t xml:space="preserve"> </w:t>
-      </w:r>
-      <w:r>
-        <w:t xml:space="preserve">priority documents (or the Zava folder);</w:t>
-      </w:r>
-      <w:r>
-        <w:t xml:space="preserve"> </w:t>
-      </w:r>
-      <w:r>
-        <w:rPr>
-          <w:rStyle w:val="VerbatimChar"/>
-          <w:b/>
-          <w:bCs/>
-        </w:rPr>
-        <w:t xml:space="preserve">[time]</w:t>
-      </w:r>
-      <w:r>
-        <w:t xml:space="preserve"> </w:t>
-      </w:r>
-      <w:r>
-        <w:t xml:space="preserve">→ e.g., 8:00 AM.</w:t>
-      </w:r>
-    </w:p>
-    <w:p>
-      <w:pPr>
-        <w:pStyle w:val="Compact"/>
-        <w:numPr>
-          <w:ilvl w:val="0"/>
-          <w:numId w:val="1013"/>
-        </w:numPr>
-      </w:pPr>
-      <w:r>
-        <w:rPr>
-          <w:b/>
-          <w:bCs/>
-        </w:rPr>
-        <w:t xml:space="preserve">Slow down and show the Output folder (about 3 minutes, on screen).</w:t>
-      </w:r>
-      <w:r>
-        <w:t xml:space="preserve"> </w:t>
-      </w:r>
-      <w:r>
-        <w:t xml:space="preserve">Revisit the output workflow</w:t>
-      </w:r>
-      <w:r>
-        <w:t xml:space="preserve"> </w:t>
-      </w:r>
-      <w:r>
-        <w:t xml:space="preserve">introduced in Exercise 1, this time with an HTML dashboard:</w:t>
+        <w:rPr>
+          <w:b/>
+          <w:bCs/>
+        </w:rPr>
+        <w:t xml:space="preserve">Set expectations before they paste the prompt</w:t>
+      </w:r>
+      <w:r>
+        <w:t xml:space="preserve"> </w:t>
+      </w:r>
+      <w:r>
+        <w:t xml:space="preserve">(the dry run showed people weren't sure what</w:t>
+      </w:r>
+      <w:r>
+        <w:t xml:space="preserve"> </w:t>
+      </w:r>
+      <w:r>
+        <w:t xml:space="preserve">would pop up):</w:t>
       </w:r>
     </w:p>
     <w:p>
@@ -6007,23 +5813,39 @@
         </w:numPr>
       </w:pPr>
       <w:r>
-        <w:t xml:space="preserve">Open the</w:t>
-      </w:r>
-      <w:r>
-        <w:t xml:space="preserve"> </w:t>
-      </w:r>
-      <w:r>
-        <w:rPr>
-          <w:b/>
-          <w:bCs/>
-        </w:rPr>
-        <w:t xml:space="preserve">side panel</w:t>
-      </w:r>
-      <w:r>
-        <w:t xml:space="preserve"> </w:t>
-      </w:r>
-      <w:r>
-        <w:t xml:space="preserve">with the side panel toggle at the right of the session.</w:t>
+        <w:rPr>
+          <w:b/>
+          <w:bCs/>
+        </w:rPr>
+        <w:t xml:space="preserve">Their own data, not Zava.</w:t>
+      </w:r>
+      <w:r>
+        <w:t xml:space="preserve"> </w:t>
+      </w:r>
+      <w:r>
+        <w:t xml:space="preserve">Ex 8 is the only exercise on their real mail, calendar, Teams, and</w:t>
+      </w:r>
+      <w:r>
+        <w:t xml:space="preserve"> </w:t>
+      </w:r>
+      <w:r>
+        <w:t xml:space="preserve">transcripts, so the dashboard shows</w:t>
+      </w:r>
+      <w:r>
+        <w:t xml:space="preserve"> </w:t>
+      </w:r>
+      <w:r>
+        <w:rPr>
+          <w:b/>
+          <w:bCs/>
+        </w:rPr>
+        <w:t xml:space="preserve">their</w:t>
+      </w:r>
+      <w:r>
+        <w:t xml:space="preserve"> </w:t>
+      </w:r>
+      <w:r>
+        <w:t xml:space="preserve">meetings and tasks. That's expected.</w:t>
       </w:r>
     </w:p>
     <w:p>
@@ -6035,68 +5857,292 @@
         </w:numPr>
       </w:pPr>
       <w:r>
-        <w:t xml:space="preserve">Point out</w:t>
-      </w:r>
-      <w:r>
-        <w:t xml:space="preserve"> </w:t>
-      </w:r>
-      <w:r>
-        <w:rPr>
-          <w:b/>
-          <w:bCs/>
-        </w:rPr>
-        <w:t xml:space="preserve">Input folder</w:t>
-      </w:r>
-      <w:r>
-        <w:t xml:space="preserve"> </w:t>
-      </w:r>
-      <w:r>
-        <w:t xml:space="preserve">(what</w:t>
-      </w:r>
-      <w:r>
-        <w:t xml:space="preserve"> </w:t>
-      </w:r>
-      <w:r>
-        <w:rPr>
-          <w:i/>
-          <w:iCs/>
-        </w:rPr>
-        <w:t xml:space="preserve">you</w:t>
-      </w:r>
-      <w:r>
-        <w:t xml:space="preserve"> </w:t>
-      </w:r>
-      <w:r>
-        <w:t xml:space="preserve">attached) vs.</w:t>
-      </w:r>
-      <w:r>
-        <w:t xml:space="preserve"> </w:t>
-      </w:r>
-      <w:r>
-        <w:rPr>
-          <w:b/>
-          <w:bCs/>
-        </w:rPr>
-        <w:t xml:space="preserve">Output folder</w:t>
-      </w:r>
-      <w:r>
-        <w:t xml:space="preserve"> </w:t>
-      </w:r>
-      <w:r>
-        <w:t xml:space="preserve">(what Cowork</w:t>
-      </w:r>
-      <w:r>
-        <w:t xml:space="preserve"> </w:t>
-      </w:r>
-      <w:r>
-        <w:rPr>
-          <w:i/>
-          <w:iCs/>
-        </w:rPr>
-        <w:t xml:space="preserve">created</w:t>
-      </w:r>
-      <w:r>
-        <w:t xml:space="preserve">).</w:t>
+        <w:rPr>
+          <w:b/>
+          <w:bCs/>
+        </w:rPr>
+        <w:t xml:space="preserve">What Cowork will ask:</w:t>
+      </w:r>
+      <w:r>
+        <w:t xml:space="preserve"> </w:t>
+      </w:r>
+      <w:r>
+        <w:t xml:space="preserve">clarifying questions (answer in the chat), progress messages and skill</w:t>
+      </w:r>
+      <w:r>
+        <w:t xml:space="preserve"> </w:t>
+      </w:r>
+      <w:r>
+        <w:t xml:space="preserve">chips (nothing to do),</w:t>
+      </w:r>
+      <w:r>
+        <w:t xml:space="preserve"> </w:t>
+      </w:r>
+      <w:r>
+        <w:rPr>
+          <w:b/>
+          <w:bCs/>
+        </w:rPr>
+        <w:t xml:space="preserve">two approval cards</w:t>
+      </w:r>
+      <w:r>
+        <w:t xml:space="preserve"> </w:t>
+      </w:r>
+      <w:r>
+        <w:t xml:space="preserve">near the end (save the skill, create the schedule;</w:t>
+      </w:r>
+      <w:r>
+        <w:t xml:space="preserve"> </w:t>
+      </w:r>
+      <w:r>
+        <w:t xml:space="preserve">one at a time), and</w:t>
+      </w:r>
+      <w:r>
+        <w:t xml:space="preserve"> </w:t>
+      </w:r>
+      <w:r>
+        <w:rPr>
+          <w:b/>
+          <w:bCs/>
+        </w:rPr>
+        <w:t xml:space="preserve">suggested next steps</w:t>
+      </w:r>
+      <w:r>
+        <w:t xml:space="preserve"> </w:t>
+      </w:r>
+      <w:r>
+        <w:t xml:space="preserve">when it finishes (skip them for now). The workbook</w:t>
+      </w:r>
+      <w:r>
+        <w:t xml:space="preserve"> </w:t>
+      </w:r>
+      <w:r>
+        <w:t xml:space="preserve">lists these in a "What Cowork will ask you" box.</w:t>
+      </w:r>
+    </w:p>
+    <w:p>
+      <w:pPr>
+        <w:pStyle w:val="Compact"/>
+        <w:numPr>
+          <w:ilvl w:val="0"/>
+          <w:numId w:val="1014"/>
+        </w:numPr>
+      </w:pPr>
+      <w:r>
+        <w:t xml:space="preserve">This is the final</w:t>
+      </w:r>
+      <w:r>
+        <w:t xml:space="preserve"> </w:t>
+      </w:r>
+      <w:r>
+        <w:rPr>
+          <w:b/>
+          <w:bCs/>
+        </w:rPr>
+        <w:t xml:space="preserve">scenario card</w:t>
+      </w:r>
+      <w:r>
+        <w:t xml:space="preserve"> </w:t>
+      </w:r>
+      <w:r>
+        <w:t xml:space="preserve">of the day, using the familiar format. Walk it:</w:t>
+      </w:r>
+      <w:r>
+        <w:t xml:space="preserve"> </w:t>
+      </w:r>
+      <w:r>
+        <w:rPr>
+          <w:b/>
+          <w:bCs/>
+        </w:rPr>
+        <w:t xml:space="preserve">Goal → Output → Why</w:t>
+      </w:r>
+      <w:r>
+        <w:rPr>
+          <w:b/>
+          <w:bCs/>
+        </w:rPr>
+        <w:t xml:space="preserve"> </w:t>
+      </w:r>
+      <w:r>
+        <w:rPr>
+          <w:b/>
+          <w:bCs/>
+        </w:rPr>
+        <w:t xml:space="preserve">Cowork? → Prompt → Workflow → Data sources</w:t>
+      </w:r>
+      <w:r>
+        <w:t xml:space="preserve">.</w:t>
+      </w:r>
+    </w:p>
+    <w:p>
+      <w:pPr>
+        <w:pStyle w:val="Compact"/>
+        <w:numPr>
+          <w:ilvl w:val="0"/>
+          <w:numId w:val="1014"/>
+        </w:numPr>
+      </w:pPr>
+      <w:r>
+        <w:t xml:space="preserve">It shows Cowork at full stretch in</w:t>
+      </w:r>
+      <w:r>
+        <w:t xml:space="preserve"> </w:t>
+      </w:r>
+      <w:r>
+        <w:rPr>
+          <w:b/>
+          <w:bCs/>
+        </w:rPr>
+        <w:t xml:space="preserve">one prompt</w:t>
+      </w:r>
+      <w:r>
+        <w:t xml:space="preserve">: Work IQ gathers calendar, mail, chats,</w:t>
+      </w:r>
+      <w:r>
+        <w:t xml:space="preserve"> </w:t>
+      </w:r>
+      <w:r>
+        <w:t xml:space="preserve">transcripts, and files → analyzes signals → builds an</w:t>
+      </w:r>
+      <w:r>
+        <w:t xml:space="preserve"> </w:t>
+      </w:r>
+      <w:r>
+        <w:rPr>
+          <w:b/>
+          <w:bCs/>
+        </w:rPr>
+        <w:t xml:space="preserve">interactive HTML dashboard</w:t>
+      </w:r>
+      <w:r>
+        <w:t xml:space="preserve"> </w:t>
+      </w:r>
+      <w:r>
+        <w:t xml:space="preserve">→</w:t>
+      </w:r>
+      <w:r>
+        <w:t xml:space="preserve"> </w:t>
+      </w:r>
+      <w:r>
+        <w:rPr>
+          <w:b/>
+          <w:bCs/>
+        </w:rPr>
+        <w:t xml:space="preserve">saves</w:t>
+      </w:r>
+      <w:r>
+        <w:rPr>
+          <w:b/>
+          <w:bCs/>
+        </w:rPr>
+        <w:t xml:space="preserve"> </w:t>
+      </w:r>
+      <w:r>
+        <w:rPr>
+          <w:b/>
+          <w:bCs/>
+        </w:rPr>
+        <w:t xml:space="preserve">itself as a skill</w:t>
+      </w:r>
+      <w:r>
+        <w:t xml:space="preserve"> </w:t>
+      </w:r>
+      <w:r>
+        <w:t xml:space="preserve">and</w:t>
+      </w:r>
+      <w:r>
+        <w:t xml:space="preserve"> </w:t>
+      </w:r>
+      <w:r>
+        <w:rPr>
+          <w:b/>
+          <w:bCs/>
+        </w:rPr>
+        <w:t xml:space="preserve">schedules itself</w:t>
+      </w:r>
+      <w:r>
+        <w:t xml:space="preserve">. Capstone combining Ex 3 (skills) and Ex 6 (Automations).</w:t>
+      </w:r>
+    </w:p>
+    <w:p>
+      <w:pPr>
+        <w:pStyle w:val="Compact"/>
+        <w:numPr>
+          <w:ilvl w:val="0"/>
+          <w:numId w:val="1014"/>
+        </w:numPr>
+      </w:pPr>
+      <w:r>
+        <w:t xml:space="preserve">Have attendees fill the placeholders:</w:t>
+      </w:r>
+      <w:r>
+        <w:t xml:space="preserve"> </w:t>
+      </w:r>
+      <w:r>
+        <w:rPr>
+          <w:rStyle w:val="VerbatimChar"/>
+          <w:b/>
+          <w:bCs/>
+        </w:rPr>
+        <w:t xml:space="preserve">[Priority Folder]</w:t>
+      </w:r>
+      <w:r>
+        <w:t xml:space="preserve"> </w:t>
+      </w:r>
+      <w:r>
+        <w:t xml:space="preserve">→ a OneDrive folder of their own</w:t>
+      </w:r>
+      <w:r>
+        <w:t xml:space="preserve"> </w:t>
+      </w:r>
+      <w:r>
+        <w:t xml:space="preserve">priority documents (or the Zava folder);</w:t>
+      </w:r>
+      <w:r>
+        <w:t xml:space="preserve"> </w:t>
+      </w:r>
+      <w:r>
+        <w:rPr>
+          <w:rStyle w:val="VerbatimChar"/>
+          <w:b/>
+          <w:bCs/>
+        </w:rPr>
+        <w:t xml:space="preserve">[time]</w:t>
+      </w:r>
+      <w:r>
+        <w:t xml:space="preserve"> </w:t>
+      </w:r>
+      <w:r>
+        <w:t xml:space="preserve">→ e.g., 8:00 AM.</w:t>
+      </w:r>
+    </w:p>
+    <w:p>
+      <w:pPr>
+        <w:pStyle w:val="Compact"/>
+        <w:numPr>
+          <w:ilvl w:val="0"/>
+          <w:numId w:val="1014"/>
+        </w:numPr>
+      </w:pPr>
+      <w:r>
+        <w:rPr>
+          <w:b/>
+          <w:bCs/>
+        </w:rPr>
+        <w:t xml:space="preserve">Slow down and show the Output folder (about 3 minutes, on screen).</w:t>
+      </w:r>
+      <w:r>
+        <w:t xml:space="preserve"> </w:t>
+      </w:r>
+      <w:r>
+        <w:t xml:space="preserve">Revisit the output workflow</w:t>
+      </w:r>
+      <w:r>
+        <w:t xml:space="preserve"> </w:t>
+      </w:r>
+      <w:r>
+        <w:t xml:space="preserve">introduced in Exercise 1, this time with an HTML dashboard:</w:t>
       </w:r>
     </w:p>
     <w:p>
@@ -6104,70 +6150,27 @@
         <w:pStyle w:val="Compact"/>
         <w:numPr>
           <w:ilvl w:val="1"/>
-          <w:numId w:val="1015"/>
+          <w:numId w:val="1016"/>
         </w:numPr>
       </w:pPr>
       <w:r>
-        <w:t xml:space="preserve">Select</w:t>
-      </w:r>
-      <w:r>
-        <w:t xml:space="preserve"> </w:t>
-      </w:r>
-      <w:r>
-        <w:rPr>
-          <w:b/>
-          <w:bCs/>
-        </w:rPr>
-        <w:t xml:space="preserve">Preview</w:t>
-      </w:r>
-      <w:r>
-        <w:t xml:space="preserve"> </w:t>
-      </w:r>
-      <w:r>
-        <w:t xml:space="preserve">on the HTML dashboard: it opens in a split view; show the</w:t>
-      </w:r>
-      <w:r>
-        <w:t xml:space="preserve"> </w:t>
-      </w:r>
-      <w:r>
-        <w:rPr>
-          <w:b/>
-          <w:bCs/>
-        </w:rPr>
-        <w:t xml:space="preserve">full-screen</w:t>
-      </w:r>
-      <w:r>
-        <w:rPr>
-          <w:b/>
-          <w:bCs/>
-        </w:rPr>
-        <w:t xml:space="preserve"> </w:t>
-      </w:r>
-      <w:r>
-        <w:rPr>
-          <w:b/>
-          <w:bCs/>
-        </w:rPr>
-        <w:t xml:space="preserve">toggle</w:t>
-      </w:r>
-      <w:r>
-        <w:t xml:space="preserve"> </w:t>
-      </w:r>
-      <w:r>
-        <w:t xml:space="preserve">and</w:t>
-      </w:r>
-      <w:r>
-        <w:t xml:space="preserve"> </w:t>
-      </w:r>
-      <w:r>
-        <w:rPr>
-          <w:b/>
-          <w:bCs/>
-        </w:rPr>
-        <w:t xml:space="preserve">Open in native app</w:t>
-      </w:r>
-      <w:r>
-        <w:t xml:space="preserve">.</w:t>
+        <w:t xml:space="preserve">Open the</w:t>
+      </w:r>
+      <w:r>
+        <w:t xml:space="preserve"> </w:t>
+      </w:r>
+      <w:r>
+        <w:rPr>
+          <w:b/>
+          <w:bCs/>
+        </w:rPr>
+        <w:t xml:space="preserve">side panel</w:t>
+      </w:r>
+      <w:r>
+        <w:t xml:space="preserve"> </w:t>
+      </w:r>
+      <w:r>
+        <w:t xml:space="preserve">with the side panel toggle at the right of the session.</w:t>
       </w:r>
     </w:p>
     <w:p>
@@ -6175,43 +6178,72 @@
         <w:pStyle w:val="Compact"/>
         <w:numPr>
           <w:ilvl w:val="1"/>
-          <w:numId w:val="1015"/>
+          <w:numId w:val="1016"/>
         </w:numPr>
       </w:pPr>
       <w:r>
-        <w:t xml:space="preserve">Show</w:t>
-      </w:r>
-      <w:r>
-        <w:t xml:space="preserve"> </w:t>
-      </w:r>
-      <w:r>
-        <w:rPr>
-          <w:b/>
-          <w:bCs/>
-        </w:rPr>
-        <w:t xml:space="preserve">Download</w:t>
-      </w:r>
-      <w:r>
-        <w:t xml:space="preserve"> </w:t>
-      </w:r>
-      <w:r>
-        <w:t xml:space="preserve">(one file) and</w:t>
-      </w:r>
-      <w:r>
-        <w:t xml:space="preserve"> </w:t>
-      </w:r>
-      <w:r>
-        <w:rPr>
-          <w:b/>
-          <w:bCs/>
-        </w:rPr>
-        <w:t xml:space="preserve">Download All</w:t>
-      </w:r>
-      <w:r>
-        <w:t xml:space="preserve"> </w:t>
-      </w:r>
-      <w:r>
-        <w:t xml:space="preserve">(a zip of every output).</w:t>
+        <w:t xml:space="preserve">Point out</w:t>
+      </w:r>
+      <w:r>
+        <w:t xml:space="preserve"> </w:t>
+      </w:r>
+      <w:r>
+        <w:rPr>
+          <w:b/>
+          <w:bCs/>
+        </w:rPr>
+        <w:t xml:space="preserve">Input folder</w:t>
+      </w:r>
+      <w:r>
+        <w:t xml:space="preserve"> </w:t>
+      </w:r>
+      <w:r>
+        <w:t xml:space="preserve">(what</w:t>
+      </w:r>
+      <w:r>
+        <w:t xml:space="preserve"> </w:t>
+      </w:r>
+      <w:r>
+        <w:rPr>
+          <w:i/>
+          <w:iCs/>
+        </w:rPr>
+        <w:t xml:space="preserve">you</w:t>
+      </w:r>
+      <w:r>
+        <w:t xml:space="preserve"> </w:t>
+      </w:r>
+      <w:r>
+        <w:t xml:space="preserve">attached) vs.</w:t>
+      </w:r>
+      <w:r>
+        <w:t xml:space="preserve"> </w:t>
+      </w:r>
+      <w:r>
+        <w:rPr>
+          <w:b/>
+          <w:bCs/>
+        </w:rPr>
+        <w:t xml:space="preserve">Output folder</w:t>
+      </w:r>
+      <w:r>
+        <w:t xml:space="preserve"> </w:t>
+      </w:r>
+      <w:r>
+        <w:t xml:space="preserve">(what Cowork</w:t>
+      </w:r>
+      <w:r>
+        <w:t xml:space="preserve"> </w:t>
+      </w:r>
+      <w:r>
+        <w:rPr>
+          <w:i/>
+          <w:iCs/>
+        </w:rPr>
+        <w:t xml:space="preserve">created</w:t>
+      </w:r>
+      <w:r>
+        <w:t xml:space="preserve">).</w:t>
       </w:r>
     </w:p>
     <w:p>
@@ -6219,7 +6251,122 @@
         <w:pStyle w:val="Compact"/>
         <w:numPr>
           <w:ilvl w:val="1"/>
-          <w:numId w:val="1015"/>
+          <w:numId w:val="1016"/>
+        </w:numPr>
+      </w:pPr>
+      <w:r>
+        <w:t xml:space="preserve">Select</w:t>
+      </w:r>
+      <w:r>
+        <w:t xml:space="preserve"> </w:t>
+      </w:r>
+      <w:r>
+        <w:rPr>
+          <w:b/>
+          <w:bCs/>
+        </w:rPr>
+        <w:t xml:space="preserve">Preview</w:t>
+      </w:r>
+      <w:r>
+        <w:t xml:space="preserve"> </w:t>
+      </w:r>
+      <w:r>
+        <w:t xml:space="preserve">on the HTML dashboard: it opens in a split view; show the</w:t>
+      </w:r>
+      <w:r>
+        <w:t xml:space="preserve"> </w:t>
+      </w:r>
+      <w:r>
+        <w:rPr>
+          <w:b/>
+          <w:bCs/>
+        </w:rPr>
+        <w:t xml:space="preserve">full-screen</w:t>
+      </w:r>
+      <w:r>
+        <w:rPr>
+          <w:b/>
+          <w:bCs/>
+        </w:rPr>
+        <w:t xml:space="preserve"> </w:t>
+      </w:r>
+      <w:r>
+        <w:rPr>
+          <w:b/>
+          <w:bCs/>
+        </w:rPr>
+        <w:t xml:space="preserve">toggle</w:t>
+      </w:r>
+      <w:r>
+        <w:t xml:space="preserve"> </w:t>
+      </w:r>
+      <w:r>
+        <w:t xml:space="preserve">and</w:t>
+      </w:r>
+      <w:r>
+        <w:t xml:space="preserve"> </w:t>
+      </w:r>
+      <w:r>
+        <w:rPr>
+          <w:b/>
+          <w:bCs/>
+        </w:rPr>
+        <w:t xml:space="preserve">Open in native app</w:t>
+      </w:r>
+      <w:r>
+        <w:t xml:space="preserve">.</w:t>
+      </w:r>
+    </w:p>
+    <w:p>
+      <w:pPr>
+        <w:pStyle w:val="Compact"/>
+        <w:numPr>
+          <w:ilvl w:val="1"/>
+          <w:numId w:val="1016"/>
+        </w:numPr>
+      </w:pPr>
+      <w:r>
+        <w:t xml:space="preserve">Show</w:t>
+      </w:r>
+      <w:r>
+        <w:t xml:space="preserve"> </w:t>
+      </w:r>
+      <w:r>
+        <w:rPr>
+          <w:b/>
+          <w:bCs/>
+        </w:rPr>
+        <w:t xml:space="preserve">Download</w:t>
+      </w:r>
+      <w:r>
+        <w:t xml:space="preserve"> </w:t>
+      </w:r>
+      <w:r>
+        <w:t xml:space="preserve">(one file) and</w:t>
+      </w:r>
+      <w:r>
+        <w:t xml:space="preserve"> </w:t>
+      </w:r>
+      <w:r>
+        <w:rPr>
+          <w:b/>
+          <w:bCs/>
+        </w:rPr>
+        <w:t xml:space="preserve">Download All</w:t>
+      </w:r>
+      <w:r>
+        <w:t xml:space="preserve"> </w:t>
+      </w:r>
+      <w:r>
+        <w:t xml:space="preserve">(a zip of every output).</w:t>
+      </w:r>
+    </w:p>
+    <w:p>
+      <w:pPr>
+        <w:pStyle w:val="Compact"/>
+        <w:numPr>
+          <w:ilvl w:val="1"/>
+          <w:numId w:val="1016"/>
         </w:numPr>
       </w:pPr>
       <w:r>
@@ -6259,7 +6406,7 @@
         <w:pStyle w:val="Compact"/>
         <w:numPr>
           <w:ilvl w:val="0"/>
-          <w:numId w:val="1013"/>
+          <w:numId w:val="1014"/>
         </w:numPr>
       </w:pPr>
       <w:r>
@@ -6352,7 +6499,7 @@
         <w:pStyle w:val="Compact"/>
         <w:numPr>
           <w:ilvl w:val="0"/>
-          <w:numId w:val="1013"/>
+          <w:numId w:val="1014"/>
         </w:numPr>
       </w:pPr>
       <w:r>
@@ -6394,7 +6541,7 @@
         <w:pStyle w:val="Compact"/>
         <w:numPr>
           <w:ilvl w:val="0"/>
-          <w:numId w:val="1013"/>
+          <w:numId w:val="1014"/>
         </w:numPr>
       </w:pPr>
       <w:r>
@@ -6440,58 +6587,24 @@
         <w:t xml:space="preserve">after class (Automations → Manage schedules) so it doesn't keep consuming usage.</w:t>
       </w:r>
     </w:p>
-    <w:bookmarkEnd w:id="37"/>
     <w:bookmarkEnd w:id="38"/>
-    <w:bookmarkStart w:id="45" w:name="optional-sections"/>
+    <w:bookmarkEnd w:id="39"/>
+    <w:bookmarkStart w:id="47" w:name="appendix"/>
     <w:p>
       <w:pPr>
         <w:pStyle w:val="Heading2"/>
       </w:pPr>
       <w:r>
-        <w:t xml:space="preserve">Optional Sections</w:t>
-      </w:r>
-    </w:p>
-    <w:bookmarkStart w:id="39" w:name="workshop-kit--download-links"/>
+        <w:t xml:space="preserve">Appendix</w:t>
+      </w:r>
+    </w:p>
+    <w:bookmarkStart w:id="40" w:name="what-youll-be-able-to-do-by-the-end"/>
     <w:p>
       <w:pPr>
         <w:pStyle w:val="Heading3"/>
       </w:pPr>
       <w:r>
-        <w:t xml:space="preserve">Workshop kit / Download links</w:t>
-      </w:r>
-    </w:p>
-    <w:p>
-      <w:pPr>
-        <w:pStyle w:val="Compact"/>
-        <w:numPr>
-          <w:ilvl w:val="0"/>
-          <w:numId w:val="1016"/>
-        </w:numPr>
-      </w:pPr>
-      <w:r>
-        <w:t xml:space="preserve">Use the kit slide after Exercise 8 for take-away downloads, or share it after the workshop.</w:t>
-      </w:r>
-      <w:r>
-        <w:t xml:space="preserve"> </w:t>
-      </w:r>
-      <w:r>
-        <w:t xml:space="preserve">Setup files must already be available through the invitation or shared Teams/SharePoint folder;</w:t>
-      </w:r>
-      <w:r>
-        <w:t xml:space="preserve"> </w:t>
-      </w:r>
-      <w:r>
-        <w:t xml:space="preserve">don't wait until this optional section to distribute the workbook and sample-data zip.</w:t>
-      </w:r>
-    </w:p>
-    <w:bookmarkEnd w:id="39"/>
-    <w:bookmarkStart w:id="41" w:name="X114086bd416c0b940fb68493f2e3dd92e77e083"/>
-    <w:p>
-      <w:pPr>
-        <w:pStyle w:val="Heading3"/>
-      </w:pPr>
-      <w:r>
-        <w:t xml:space="preserve">How approvals work — one at a time (after Exercise 8, if time allows)</w:t>
+        <w:t xml:space="preserve">What you'll be able to do by the end</w:t>
       </w:r>
     </w:p>
     <w:p>
@@ -6503,6 +6616,92 @@
         </w:numPr>
       </w:pPr>
       <w:r>
+        <w:t xml:space="preserve">Use the learning-objectives slide after Exercise 8 as an optional recap of the six outcomes:</w:t>
+      </w:r>
+      <w:r>
+        <w:t xml:space="preserve"> </w:t>
+      </w:r>
+      <w:r>
+        <w:t xml:space="preserve">choose the right tool, delegate safely, ground in real content, package repeatable work,</w:t>
+      </w:r>
+      <w:r>
+        <w:t xml:space="preserve"> </w:t>
+      </w:r>
+      <w:r>
+        <w:t xml:space="preserve">build a no-code agent, and apply HR guardrails.</w:t>
+      </w:r>
+    </w:p>
+    <w:p>
+      <w:pPr>
+        <w:pStyle w:val="Compact"/>
+        <w:numPr>
+          <w:ilvl w:val="0"/>
+          <w:numId w:val="1017"/>
+        </w:numPr>
+      </w:pPr>
+      <w:r>
+        <w:t xml:space="preserve">Skip the slide if time is short; preserve wrap-up and schedule cleanup. The objectives remain</w:t>
+      </w:r>
+      <w:r>
+        <w:t xml:space="preserve"> </w:t>
+      </w:r>
+      <w:r>
+        <w:t xml:space="preserve">in the README and workbook for reference.</w:t>
+      </w:r>
+    </w:p>
+    <w:bookmarkEnd w:id="40"/>
+    <w:bookmarkStart w:id="41" w:name="workshop-kit--download-links"/>
+    <w:p>
+      <w:pPr>
+        <w:pStyle w:val="Heading3"/>
+      </w:pPr>
+      <w:r>
+        <w:t xml:space="preserve">Workshop kit / Download links</w:t>
+      </w:r>
+    </w:p>
+    <w:p>
+      <w:pPr>
+        <w:pStyle w:val="Compact"/>
+        <w:numPr>
+          <w:ilvl w:val="0"/>
+          <w:numId w:val="1018"/>
+        </w:numPr>
+      </w:pPr>
+      <w:r>
+        <w:t xml:space="preserve">Use the kit slide after Exercise 8 for take-away downloads, or share it after the workshop.</w:t>
+      </w:r>
+      <w:r>
+        <w:t xml:space="preserve"> </w:t>
+      </w:r>
+      <w:r>
+        <w:t xml:space="preserve">Setup files must already be available through the invitation or shared Teams/SharePoint folder;</w:t>
+      </w:r>
+      <w:r>
+        <w:t xml:space="preserve"> </w:t>
+      </w:r>
+      <w:r>
+        <w:t xml:space="preserve">don't wait until this optional section to distribute the workbook and sample-data zip.</w:t>
+      </w:r>
+    </w:p>
+    <w:bookmarkEnd w:id="41"/>
+    <w:bookmarkStart w:id="43" w:name="X114086bd416c0b940fb68493f2e3dd92e77e083"/>
+    <w:p>
+      <w:pPr>
+        <w:pStyle w:val="Heading3"/>
+      </w:pPr>
+      <w:r>
+        <w:t xml:space="preserve">How approvals work — one at a time (after Exercise 8, if time allows)</w:t>
+      </w:r>
+    </w:p>
+    <w:p>
+      <w:pPr>
+        <w:pStyle w:val="Compact"/>
+        <w:numPr>
+          <w:ilvl w:val="0"/>
+          <w:numId w:val="1019"/>
+        </w:numPr>
+      </w:pPr>
+      <w:r>
         <w:t xml:space="preserve">Use the approvals slide in the deck's</w:t>
       </w:r>
       <w:r>
@@ -6513,7 +6712,7 @@
           <w:b/>
           <w:bCs/>
         </w:rPr>
-        <w:t xml:space="preserve">Optional Sections</w:t>
+        <w:t xml:space="preserve">Appendix</w:t>
       </w:r>
       <w:r>
         <w:t xml:space="preserve"> </w:t>
@@ -6524,7 +6723,7 @@
       <w:r>
         <w:t xml:space="preserve"> </w:t>
       </w:r>
-      <w:hyperlink r:id="rId40">
+      <w:hyperlink r:id="rId42">
         <w:r>
           <w:rPr>
             <w:rStyle w:val="Hyperlink"/>
@@ -6541,7 +6740,7 @@
         <w:pStyle w:val="Compact"/>
         <w:numPr>
           <w:ilvl w:val="0"/>
-          <w:numId w:val="1017"/>
+          <w:numId w:val="1019"/>
         </w:numPr>
       </w:pPr>
       <w:r>
@@ -6627,7 +6826,7 @@
         <w:pStyle w:val="Compact"/>
         <w:numPr>
           <w:ilvl w:val="0"/>
-          <w:numId w:val="1017"/>
+          <w:numId w:val="1019"/>
         </w:numPr>
       </w:pPr>
       <w:r>
@@ -6640,8 +6839,8 @@
         <w:t xml:space="preserve">exercises, and skip the optional walkthrough if needed to preserve wrap-up and cleanup.</w:t>
       </w:r>
     </w:p>
-    <w:bookmarkEnd w:id="41"/>
-    <w:bookmarkStart w:id="42" w:name="Xd96db79b637b6f00313f6b4772441423be0dd5e"/>
+    <w:bookmarkEnd w:id="43"/>
+    <w:bookmarkStart w:id="44" w:name="Xd96db79b637b6f00313f6b4772441423be0dd5e"/>
     <w:p>
       <w:pPr>
         <w:pStyle w:val="Heading3"/>
@@ -6655,7 +6854,7 @@
         <w:pStyle w:val="Compact"/>
         <w:numPr>
           <w:ilvl w:val="0"/>
-          <w:numId w:val="1018"/>
+          <w:numId w:val="1020"/>
         </w:numPr>
       </w:pPr>
       <w:r>
@@ -6673,7 +6872,7 @@
         <w:pStyle w:val="Compact"/>
         <w:numPr>
           <w:ilvl w:val="0"/>
-          <w:numId w:val="1018"/>
+          <w:numId w:val="1020"/>
         </w:numPr>
       </w:pPr>
       <w:r>
@@ -6687,7 +6886,7 @@
           <w:b/>
           <w:bCs/>
         </w:rPr>
-        <w:t xml:space="preserve">Optional Sections</w:t>
+        <w:t xml:space="preserve">Appendix</w:t>
       </w:r>
       <w:r>
         <w:t xml:space="preserve"> </w:t>
@@ -6698,7 +6897,7 @@
       <w:r>
         <w:t xml:space="preserve"> </w:t>
       </w:r>
-      <w:hyperlink r:id="rId40">
+      <w:hyperlink r:id="rId42">
         <w:r>
           <w:rPr>
             <w:rStyle w:val="Hyperlink"/>
@@ -6715,7 +6914,7 @@
         <w:pStyle w:val="Compact"/>
         <w:numPr>
           <w:ilvl w:val="0"/>
-          <w:numId w:val="1018"/>
+          <w:numId w:val="1020"/>
         </w:numPr>
       </w:pPr>
       <w:r>
@@ -6759,7 +6958,7 @@
         <w:pStyle w:val="Compact"/>
         <w:numPr>
           <w:ilvl w:val="0"/>
-          <w:numId w:val="1018"/>
+          <w:numId w:val="1020"/>
         </w:numPr>
       </w:pPr>
       <w:r>
@@ -6772,8 +6971,8 @@
         <w:t xml:space="preserve">Clear or adapt the Zava instructions before returning to real work.</w:t>
       </w:r>
     </w:p>
-    <w:bookmarkEnd w:id="42"/>
-    <w:bookmarkStart w:id="44" w:name="X4d50050e2fcb0cfc72f8fb4ca04685ffd234a1f"/>
+    <w:bookmarkEnd w:id="44"/>
+    <w:bookmarkStart w:id="46" w:name="X4d50050e2fcb0cfc72f8fb4ca04685ffd234a1f"/>
     <w:p>
       <w:pPr>
         <w:pStyle w:val="Heading3"/>
@@ -6787,21 +6986,21 @@
         <w:pStyle w:val="Compact"/>
         <w:numPr>
           <w:ilvl w:val="0"/>
-          <w:numId w:val="1019"/>
+          <w:numId w:val="1021"/>
         </w:numPr>
       </w:pPr>
       <w:r>
-        <w:t xml:space="preserve">The detailed slide is in</w:t>
-      </w:r>
-      <w:r>
-        <w:t xml:space="preserve"> </w:t>
-      </w:r>
-      <w:r>
-        <w:rPr>
-          <w:b/>
-          <w:bCs/>
-        </w:rPr>
-        <w:t xml:space="preserve">Optional Sections</w:t>
+        <w:t xml:space="preserve">The detailed slide is in the</w:t>
+      </w:r>
+      <w:r>
+        <w:t xml:space="preserve"> </w:t>
+      </w:r>
+      <w:r>
+        <w:rPr>
+          <w:b/>
+          <w:bCs/>
+        </w:rPr>
+        <w:t xml:space="preserve">Appendix</w:t>
       </w:r>
       <w:r>
         <w:t xml:space="preserve">. Use it if time allows, or share it after the workshop.</w:t>
@@ -6824,7 +7023,7 @@
         <w:pStyle w:val="Compact"/>
         <w:numPr>
           <w:ilvl w:val="0"/>
-          <w:numId w:val="1019"/>
+          <w:numId w:val="1021"/>
         </w:numPr>
       </w:pPr>
       <w:r>
@@ -6833,7 +7032,7 @@
       <w:r>
         <w:t xml:space="preserve"> </w:t>
       </w:r>
-      <w:hyperlink r:id="rId43">
+      <w:hyperlink r:id="rId45">
         <w:r>
           <w:rPr>
             <w:rStyle w:val="Hyperlink"/>
@@ -6845,9 +7044,9 @@
         <w:t xml:space="preserve">.</w:t>
       </w:r>
     </w:p>
-    <w:bookmarkEnd w:id="44"/>
-    <w:bookmarkEnd w:id="45"/>
-    <w:bookmarkStart w:id="48" w:name="closing"/>
+    <w:bookmarkEnd w:id="46"/>
+    <w:bookmarkEnd w:id="47"/>
+    <w:bookmarkStart w:id="50" w:name="closing"/>
     <w:p>
       <w:pPr>
         <w:pStyle w:val="Heading2"/>
@@ -6856,7 +7055,7 @@
         <w:t xml:space="preserve">Closing</w:t>
       </w:r>
     </w:p>
-    <w:bookmarkStart w:id="47" w:name="wrap-up-230235"/>
+    <w:bookmarkStart w:id="49" w:name="wrap-up-230235"/>
     <w:p>
       <w:pPr>
         <w:pStyle w:val="Heading3"/>
@@ -6870,7 +7069,7 @@
         <w:pStyle w:val="Compact"/>
         <w:numPr>
           <w:ilvl w:val="0"/>
-          <w:numId w:val="1020"/>
+          <w:numId w:val="1022"/>
         </w:numPr>
       </w:pPr>
       <w:r>
@@ -6882,7 +7081,7 @@
         <w:pStyle w:val="Compact"/>
         <w:numPr>
           <w:ilvl w:val="0"/>
-          <w:numId w:val="1020"/>
+          <w:numId w:val="1022"/>
         </w:numPr>
       </w:pPr>
       <w:r>
@@ -6913,7 +7112,7 @@
         <w:pStyle w:val="Compact"/>
         <w:numPr>
           <w:ilvl w:val="0"/>
-          <w:numId w:val="1020"/>
+          <w:numId w:val="1022"/>
         </w:numPr>
       </w:pPr>
       <w:r>
@@ -6947,7 +7146,7 @@
         <w:pStyle w:val="Compact"/>
         <w:numPr>
           <w:ilvl w:val="0"/>
-          <w:numId w:val="1020"/>
+          <w:numId w:val="1022"/>
         </w:numPr>
       </w:pPr>
       <w:r>
@@ -6975,7 +7174,7 @@
       <w:r>
         <w:t xml:space="preserve"> </w:t>
       </w:r>
-      <w:hyperlink r:id="rId40">
+      <w:hyperlink r:id="rId42">
         <w:r>
           <w:rPr>
             <w:rStyle w:val="Hyperlink"/>
@@ -7007,7 +7206,7 @@
         <w:pStyle w:val="Compact"/>
         <w:numPr>
           <w:ilvl w:val="0"/>
-          <w:numId w:val="1020"/>
+          <w:numId w:val="1022"/>
         </w:numPr>
       </w:pPr>
       <w:r>
@@ -7016,7 +7215,7 @@
       <w:r>
         <w:t xml:space="preserve"> </w:t>
       </w:r>
-      <w:hyperlink r:id="rId43">
+      <w:hyperlink r:id="rId45">
         <w:r>
           <w:rPr>
             <w:rStyle w:val="Hyperlink"/>
@@ -7033,7 +7232,7 @@
         <w:pStyle w:val="Compact"/>
         <w:numPr>
           <w:ilvl w:val="0"/>
-          <w:numId w:val="1020"/>
+          <w:numId w:val="1022"/>
         </w:numPr>
       </w:pPr>
       <w:r>
@@ -7042,7 +7241,7 @@
       <w:r>
         <w:t xml:space="preserve"> </w:t>
       </w:r>
-      <w:hyperlink r:id="rId46">
+      <w:hyperlink r:id="rId48">
         <w:r>
           <w:rPr>
             <w:rStyle w:val="Hyperlink"/>
@@ -7062,7 +7261,7 @@
         <w:pStyle w:val="Compact"/>
         <w:numPr>
           <w:ilvl w:val="0"/>
-          <w:numId w:val="1020"/>
+          <w:numId w:val="1022"/>
         </w:numPr>
       </w:pPr>
       <w:r>
@@ -7074,7 +7273,7 @@
         <w:pStyle w:val="Compact"/>
         <w:numPr>
           <w:ilvl w:val="0"/>
-          <w:numId w:val="1020"/>
+          <w:numId w:val="1022"/>
         </w:numPr>
       </w:pPr>
       <w:r>
@@ -7086,7 +7285,7 @@
         <w:pStyle w:val="Compact"/>
         <w:numPr>
           <w:ilvl w:val="0"/>
-          <w:numId w:val="1020"/>
+          <w:numId w:val="1022"/>
         </w:numPr>
       </w:pPr>
       <w:r>
@@ -7105,7 +7304,7 @@
       <w:r>
         <w:t xml:space="preserve"> </w:t>
       </w:r>
-      <w:hyperlink r:id="rId32">
+      <w:hyperlink r:id="rId33">
         <w:r>
           <w:rPr>
             <w:rStyle w:val="Hyperlink"/>
@@ -7126,9 +7325,9 @@
         <w:t xml:space="preserve">survey, and 30-day adoption plan).</w:t>
       </w:r>
     </w:p>
-    <w:bookmarkEnd w:id="47"/>
-    <w:bookmarkEnd w:id="48"/>
-    <w:bookmarkStart w:id="49" w:name="troubleshooting-triage-hand-to-proctors"/>
+    <w:bookmarkEnd w:id="49"/>
+    <w:bookmarkEnd w:id="50"/>
+    <w:bookmarkStart w:id="51" w:name="troubleshooting-triage-hand-to-proctors"/>
     <w:p>
       <w:pPr>
         <w:pStyle w:val="Heading2"/>
@@ -8520,7 +8719,7 @@
               </w:rPr>
               <w:t xml:space="preserve"> </w:t>
             </w:r>
-            <w:hyperlink r:id="rId40">
+            <w:hyperlink r:id="rId42">
               <w:r>
                 <w:rPr>
                   <w:rStyle w:val="Hyperlink"/>
@@ -8619,8 +8818,8 @@
         </w:tc>
       </w:tr>
     </w:tbl>
-    <w:bookmarkEnd w:id="49"/>
-    <w:bookmarkStart w:id="50" w:name="time-checks-and-what-to-cut"/>
+    <w:bookmarkEnd w:id="51"/>
+    <w:bookmarkStart w:id="52" w:name="time-checks-and-what-to-cut"/>
     <w:p>
       <w:pPr>
         <w:pStyle w:val="Heading2"/>
@@ -9207,7 +9406,7 @@
       <w:r>
         <w:t xml:space="preserve"> </w:t>
       </w:r>
-      <w:hyperlink r:id="rId40">
+      <w:hyperlink r:id="rId42">
         <w:r>
           <w:rPr>
             <w:rStyle w:val="Hyperlink"/>
@@ -9221,7 +9420,7 @@
       <w:r>
         <w:t xml:space="preserve"> </w:t>
       </w:r>
-      <w:hyperlink r:id="rId46">
+      <w:hyperlink r:id="rId48">
         <w:r>
           <w:rPr>
             <w:rStyle w:val="Hyperlink"/>
@@ -9233,8 +9432,8 @@
         <w:t xml:space="preserve">.</w:t>
       </w:r>
     </w:p>
-    <w:bookmarkEnd w:id="50"/>
-    <w:bookmarkStart w:id="51" w:name="pacing-tips-for-25-people"/>
+    <w:bookmarkEnd w:id="52"/>
+    <w:bookmarkStart w:id="53" w:name="pacing-tips-for-25-people"/>
     <w:p>
       <w:pPr>
         <w:pStyle w:val="Heading2"/>
@@ -9248,7 +9447,7 @@
         <w:pStyle w:val="Compact"/>
         <w:numPr>
           <w:ilvl w:val="0"/>
-          <w:numId w:val="1021"/>
+          <w:numId w:val="1023"/>
         </w:numPr>
       </w:pPr>
       <w:r>
@@ -9282,7 +9481,7 @@
         <w:pStyle w:val="Compact"/>
         <w:numPr>
           <w:ilvl w:val="0"/>
-          <w:numId w:val="1021"/>
+          <w:numId w:val="1023"/>
         </w:numPr>
       </w:pPr>
       <w:r>
@@ -9307,7 +9506,7 @@
       <w:r>
         <w:t xml:space="preserve"> </w:t>
       </w:r>
-      <w:hyperlink r:id="rId40">
+      <w:hyperlink r:id="rId42">
         <w:r>
           <w:rPr>
             <w:rStyle w:val="Hyperlink"/>
@@ -9330,7 +9529,7 @@
         <w:pStyle w:val="Compact"/>
         <w:numPr>
           <w:ilvl w:val="0"/>
-          <w:numId w:val="1021"/>
+          <w:numId w:val="1023"/>
         </w:numPr>
       </w:pPr>
       <w:r>
@@ -9351,86 +9550,6 @@
       </w:r>
       <w:r>
         <w:t xml:space="preserve">it and keep moving; a proctor follows up.</w:t>
-      </w:r>
-    </w:p>
-    <w:p>
-      <w:pPr>
-        <w:pStyle w:val="Compact"/>
-        <w:numPr>
-          <w:ilvl w:val="0"/>
-          <w:numId w:val="1021"/>
-        </w:numPr>
-      </w:pPr>
-      <w:r>
-        <w:t xml:space="preserve">Timings are guidance; if you're running long, keep everyone on the required tasks (the optional</w:t>
-      </w:r>
-      <w:r>
-        <w:t xml:space="preserve"> </w:t>
-      </w:r>
-      <w:r>
-        <w:t xml:space="preserve">1c, 2b, 5b, 5c, and 6c are for fast finishers) and/or run Ex 7 as a</w:t>
-      </w:r>
-      <w:r>
-        <w:t xml:space="preserve"> </w:t>
-      </w:r>
-      <w:r>
-        <w:rPr>
-          <w:b/>
-          <w:bCs/>
-        </w:rPr>
-        <w:t xml:space="preserve">facilitator demo</w:t>
-      </w:r>
-      <w:r>
-        <w:t xml:space="preserve"> </w:t>
-      </w:r>
-      <w:r>
-        <w:t xml:space="preserve">(attendees watch, then build after) — protect Ex 3 and the Ex 7 concept.</w:t>
-      </w:r>
-    </w:p>
-    <w:bookmarkEnd w:id="51"/>
-    <w:bookmarkStart w:id="52" w:name="success-criteria"/>
-    <w:p>
-      <w:pPr>
-        <w:pStyle w:val="Heading2"/>
-      </w:pPr>
-      <w:r>
-        <w:t xml:space="preserve">Success criteria</w:t>
-      </w:r>
-    </w:p>
-    <w:p>
-      <w:pPr>
-        <w:pStyle w:val="FirstParagraph"/>
-      </w:pPr>
-      <w:r>
-        <w:t xml:space="preserve">By the end, each ready attendee has:</w:t>
-      </w:r>
-    </w:p>
-    <w:p>
-      <w:pPr>
-        <w:pStyle w:val="Compact"/>
-        <w:numPr>
-          <w:ilvl w:val="0"/>
-          <w:numId w:val="1022"/>
-        </w:numPr>
-      </w:pPr>
-      <w:r>
-        <w:t xml:space="preserve">Understood when to use</w:t>
-      </w:r>
-      <w:r>
-        <w:t xml:space="preserve"> </w:t>
-      </w:r>
-      <w:r>
-        <w:rPr>
-          <w:b/>
-          <w:bCs/>
-        </w:rPr>
-        <w:t xml:space="preserve">Copilot Chat vs. Cowork</w:t>
-      </w:r>
-      <w:r>
-        <w:t xml:space="preserve"> </w:t>
-      </w:r>
-      <w:r>
-        <w:t xml:space="preserve">(opening segment)</w:t>
       </w:r>
     </w:p>
     <w:p>
@@ -9442,23 +9561,47 @@
         </w:numPr>
       </w:pPr>
       <w:r>
-        <w:t xml:space="preserve">Toured the Cowork UI —</w:t>
-      </w:r>
-      <w:r>
-        <w:t xml:space="preserve"> </w:t>
-      </w:r>
-      <w:r>
-        <w:rPr>
-          <w:b/>
-          <w:bCs/>
-        </w:rPr>
-        <w:t xml:space="preserve">New task, My tasks, Automations, Customize</w:t>
-      </w:r>
-      <w:r>
-        <w:t xml:space="preserve"> </w:t>
-      </w:r>
-      <w:r>
-        <w:t xml:space="preserve">(walkthrough)</w:t>
+        <w:t xml:space="preserve">Timings are guidance; if you're running long, keep everyone on the required tasks (the optional</w:t>
+      </w:r>
+      <w:r>
+        <w:t xml:space="preserve"> </w:t>
+      </w:r>
+      <w:r>
+        <w:t xml:space="preserve">1c, 2b, 5b, 5c, and 6c are for fast finishers) and/or run Ex 7 as a</w:t>
+      </w:r>
+      <w:r>
+        <w:t xml:space="preserve"> </w:t>
+      </w:r>
+      <w:r>
+        <w:rPr>
+          <w:b/>
+          <w:bCs/>
+        </w:rPr>
+        <w:t xml:space="preserve">facilitator demo</w:t>
+      </w:r>
+      <w:r>
+        <w:t xml:space="preserve"> </w:t>
+      </w:r>
+      <w:r>
+        <w:t xml:space="preserve">(attendees watch, then build after) — protect Ex 3 and the Ex 7 concept.</w:t>
+      </w:r>
+    </w:p>
+    <w:bookmarkEnd w:id="53"/>
+    <w:bookmarkStart w:id="54" w:name="success-criteria"/>
+    <w:p>
+      <w:pPr>
+        <w:pStyle w:val="Heading2"/>
+      </w:pPr>
+      <w:r>
+        <w:t xml:space="preserve">Success criteria</w:t>
+      </w:r>
+    </w:p>
+    <w:p>
+      <w:pPr>
+        <w:pStyle w:val="FirstParagraph"/>
+      </w:pPr>
+      <w:r>
+        <w:t xml:space="preserve">By the end, each ready attendee has:</w:t>
       </w:r>
     </w:p>
     <w:p>
@@ -9470,45 +9613,23 @@
         </w:numPr>
       </w:pPr>
       <w:r>
-        <w:t xml:space="preserve">Built an</w:t>
-      </w:r>
-      <w:r>
-        <w:t xml:space="preserve"> </w:t>
-      </w:r>
-      <w:r>
-        <w:rPr>
-          <w:b/>
-          <w:bCs/>
-        </w:rPr>
-        <w:t xml:space="preserve">Executive Command Center</w:t>
-      </w:r>
-      <w:r>
-        <w:t xml:space="preserve"> </w:t>
-      </w:r>
-      <w:r>
-        <w:t xml:space="preserve">HTML dashboard, found it in the</w:t>
-      </w:r>
-      <w:r>
-        <w:t xml:space="preserve"> </w:t>
-      </w:r>
-      <w:r>
-        <w:rPr>
-          <w:b/>
-          <w:bCs/>
-        </w:rPr>
-        <w:t xml:space="preserve">Output folder</w:t>
-      </w:r>
-      <w:r>
-        <w:t xml:space="preserve"> </w:t>
-      </w:r>
-      <w:r>
-        <w:t xml:space="preserve">and</w:t>
-      </w:r>
-      <w:r>
-        <w:t xml:space="preserve"> </w:t>
-      </w:r>
-      <w:r>
-        <w:t xml:space="preserve">OneDrive → Cowork, and saved it as a skill with a schedule, approving one action at a time (Ex 8)</w:t>
+        <w:t xml:space="preserve">Understood when to use</w:t>
+      </w:r>
+      <w:r>
+        <w:t xml:space="preserve"> </w:t>
+      </w:r>
+      <w:r>
+        <w:rPr>
+          <w:b/>
+          <w:bCs/>
+        </w:rPr>
+        <w:t xml:space="preserve">Copilot Chat vs. Cowork</w:t>
+      </w:r>
+      <w:r>
+        <w:t xml:space="preserve"> </w:t>
+      </w:r>
+      <w:r>
+        <w:t xml:space="preserve">(opening segment)</w:t>
       </w:r>
     </w:p>
     <w:p>
@@ -9520,13 +9641,23 @@
         </w:numPr>
       </w:pPr>
       <w:r>
-        <w:t xml:space="preserve">Produced a cited web-research briefing and 5 interview questions grounded in the job</w:t>
-      </w:r>
-      <w:r>
-        <w:t xml:space="preserve"> </w:t>
-      </w:r>
-      <w:r>
-        <w:t xml:space="preserve">description (Ex 1)</w:t>
+        <w:t xml:space="preserve">Toured the Cowork UI —</w:t>
+      </w:r>
+      <w:r>
+        <w:t xml:space="preserve"> </w:t>
+      </w:r>
+      <w:r>
+        <w:rPr>
+          <w:b/>
+          <w:bCs/>
+        </w:rPr>
+        <w:t xml:space="preserve">New task, My tasks, Automations, Customize</w:t>
+      </w:r>
+      <w:r>
+        <w:t xml:space="preserve"> </w:t>
+      </w:r>
+      <w:r>
+        <w:t xml:space="preserve">(walkthrough)</w:t>
       </w:r>
     </w:p>
     <w:p>
@@ -9538,23 +9669,45 @@
         </w:numPr>
       </w:pPr>
       <w:r>
-        <w:t xml:space="preserve">Had Cowork</w:t>
-      </w:r>
-      <w:r>
-        <w:t xml:space="preserve"> </w:t>
-      </w:r>
-      <w:r>
-        <w:rPr>
-          <w:b/>
-          <w:bCs/>
-        </w:rPr>
-        <w:t xml:space="preserve">navigate two websites</w:t>
-      </w:r>
-      <w:r>
-        <w:t xml:space="preserve"> </w:t>
-      </w:r>
-      <w:r>
-        <w:t xml:space="preserve">in Edge and build a linked comparison table (Ex 2)</w:t>
+        <w:t xml:space="preserve">Built an</w:t>
+      </w:r>
+      <w:r>
+        <w:t xml:space="preserve"> </w:t>
+      </w:r>
+      <w:r>
+        <w:rPr>
+          <w:b/>
+          <w:bCs/>
+        </w:rPr>
+        <w:t xml:space="preserve">Executive Command Center</w:t>
+      </w:r>
+      <w:r>
+        <w:t xml:space="preserve"> </w:t>
+      </w:r>
+      <w:r>
+        <w:t xml:space="preserve">HTML dashboard, found it in the</w:t>
+      </w:r>
+      <w:r>
+        <w:t xml:space="preserve"> </w:t>
+      </w:r>
+      <w:r>
+        <w:rPr>
+          <w:b/>
+          <w:bCs/>
+        </w:rPr>
+        <w:t xml:space="preserve">Output folder</w:t>
+      </w:r>
+      <w:r>
+        <w:t xml:space="preserve"> </w:t>
+      </w:r>
+      <w:r>
+        <w:t xml:space="preserve">and</w:t>
+      </w:r>
+      <w:r>
+        <w:t xml:space="preserve"> </w:t>
+      </w:r>
+      <w:r>
+        <w:t xml:space="preserve">OneDrive → Cowork, and saved it as a skill with a schedule, approving one action at a time (Ex 8)</w:t>
       </w:r>
     </w:p>
     <w:p>
@@ -9566,7 +9719,13 @@
         </w:numPr>
       </w:pPr>
       <w:r>
-        <w:t xml:space="preserve">Built and tested a custom skill scoring Good+ (Ex 3)</w:t>
+        <w:t xml:space="preserve">Produced a cited web-research briefing and 5 interview questions grounded in the job</w:t>
+      </w:r>
+      <w:r>
+        <w:t xml:space="preserve"> </w:t>
+      </w:r>
+      <w:r>
+        <w:t xml:space="preserve">description (Ex 1)</w:t>
       </w:r>
     </w:p>
     <w:p>
@@ -9578,7 +9737,23 @@
         </w:numPr>
       </w:pPr>
       <w:r>
-        <w:t xml:space="preserve">Wrote an inclusive job posting and a ticket report (Ex 4)</w:t>
+        <w:t xml:space="preserve">Had Cowork</w:t>
+      </w:r>
+      <w:r>
+        <w:t xml:space="preserve"> </w:t>
+      </w:r>
+      <w:r>
+        <w:rPr>
+          <w:b/>
+          <w:bCs/>
+        </w:rPr>
+        <w:t xml:space="preserve">navigate two websites</w:t>
+      </w:r>
+      <w:r>
+        <w:t xml:space="preserve"> </w:t>
+      </w:r>
+      <w:r>
+        <w:t xml:space="preserve">in Edge and build a linked comparison table (Ex 2)</w:t>
       </w:r>
     </w:p>
     <w:p>
@@ -9590,7 +9765,7 @@
         </w:numPr>
       </w:pPr>
       <w:r>
-        <w:t xml:space="preserve">Built an onboarding orientation deck from the Zava files (Ex 5)</w:t>
+        <w:t xml:space="preserve">Built and tested a custom skill scoring Good+ (Ex 3)</w:t>
       </w:r>
     </w:p>
     <w:p>
@@ -9602,7 +9777,7 @@
         </w:numPr>
       </w:pPr>
       <w:r>
-        <w:t xml:space="preserve">Created a recurring Automation and a Daily Briefing (Ex 6)</w:t>
+        <w:t xml:space="preserve">Wrote an inclusive job posting and a ticket report (Ex 4)</w:t>
       </w:r>
     </w:p>
     <w:p>
@@ -9614,6 +9789,30 @@
         </w:numPr>
       </w:pPr>
       <w:r>
+        <w:t xml:space="preserve">Built an onboarding orientation deck from the Zava files (Ex 5)</w:t>
+      </w:r>
+    </w:p>
+    <w:p>
+      <w:pPr>
+        <w:pStyle w:val="Compact"/>
+        <w:numPr>
+          <w:ilvl w:val="0"/>
+          <w:numId w:val="1032"/>
+        </w:numPr>
+      </w:pPr>
+      <w:r>
+        <w:t xml:space="preserve">Created a recurring Automation and a Daily Briefing (Ex 6)</w:t>
+      </w:r>
+    </w:p>
+    <w:p>
+      <w:pPr>
+        <w:pStyle w:val="Compact"/>
+        <w:numPr>
+          <w:ilvl w:val="0"/>
+          <w:numId w:val="1033"/>
+        </w:numPr>
+      </w:pPr>
+      <w:r>
         <w:t xml:space="preserve">Built and tested an</w:t>
       </w:r>
       <w:r>
@@ -9633,8 +9832,8 @@
         <w:t xml:space="preserve">in Copilot Agent Builder (Ex 7)</w:t>
       </w:r>
     </w:p>
-    <w:bookmarkEnd w:id="52"/>
-    <w:bookmarkEnd w:id="53"/>
+    <w:bookmarkEnd w:id="54"/>
+    <w:bookmarkEnd w:id="55"/>
     <w:sectPr>
       <w:footerReference w:type="default" r:id="rId10"/>
       <w:footnotePr>
@@ -10087,6 +10286,9 @@
     <w:abstractNumId w:val="991"/>
   </w:num>
   <w:num w:numId="1015">
+    <w:abstractNumId w:val="991"/>
+  </w:num>
+  <w:num w:numId="1016">
     <w:abstractNumId w:val="99411"/>
     <w:lvlOverride w:ilvl="0">
       <w:startOverride w:val="1"/>
@@ -10116,9 +10318,6 @@
       <w:startOverride w:val="1"/>
     </w:lvlOverride>
   </w:num>
-  <w:num w:numId="1016">
-    <w:abstractNumId w:val="991"/>
-  </w:num>
   <w:num w:numId="1017">
     <w:abstractNumId w:val="991"/>
   </w:num>
@@ -10135,10 +10334,10 @@
     <w:abstractNumId w:val="991"/>
   </w:num>
   <w:num w:numId="1022">
-    <w:abstractNumId w:val="992"/>
+    <w:abstractNumId w:val="991"/>
   </w:num>
   <w:num w:numId="1023">
-    <w:abstractNumId w:val="992"/>
+    <w:abstractNumId w:val="991"/>
   </w:num>
   <w:num w:numId="1024">
     <w:abstractNumId w:val="992"/>
@@ -10162,6 +10361,12 @@
     <w:abstractNumId w:val="992"/>
   </w:num>
   <w:num w:numId="1031">
+    <w:abstractNumId w:val="992"/>
+  </w:num>
+  <w:num w:numId="1032">
+    <w:abstractNumId w:val="992"/>
+  </w:num>
+  <w:num w:numId="1033">
     <w:abstractNumId w:val="992"/>
   </w:num>
 </w:numbering>

--- a/instructor/facilitator-guide.docx
+++ b/instructor/facilitator-guide.docx
@@ -28,7 +28,7 @@
         </w:p>
       </w:sdtContent>
     </w:sdt>
-    <w:bookmarkStart w:id="55" w:name="facilitator-guide"/>
+    <w:bookmarkStart w:id="56" w:name="facilitator-guide"/>
     <w:p>
       <w:pPr>
         <w:pStyle w:val="Heading1"/>
@@ -6589,13 +6589,43 @@
     </w:p>
     <w:bookmarkEnd w:id="38"/>
     <w:bookmarkEnd w:id="39"/>
-    <w:bookmarkStart w:id="47" w:name="appendix"/>
+    <w:bookmarkStart w:id="48" w:name="appendix"/>
     <w:p>
       <w:pPr>
         <w:pStyle w:val="Heading2"/>
       </w:pPr>
       <w:r>
         <w:t xml:space="preserve">Appendix</w:t>
+      </w:r>
+    </w:p>
+    <w:p>
+      <w:pPr>
+        <w:pStyle w:val="FirstParagraph"/>
+      </w:pPr>
+      <w:r>
+        <w:t xml:space="preserve">Use the</w:t>
+      </w:r>
+      <w:r>
+        <w:t xml:space="preserve"> </w:t>
+      </w:r>
+      <w:r>
+        <w:rPr>
+          <w:b/>
+          <w:bCs/>
+        </w:rPr>
+        <w:t xml:space="preserve">Appendix</w:t>
+      </w:r>
+      <w:r>
+        <w:t xml:space="preserve"> </w:t>
+      </w:r>
+      <w:r>
+        <w:t xml:space="preserve">divider to introduce the optional slides after Exercise 8. Cover them only</w:t>
+      </w:r>
+      <w:r>
+        <w:t xml:space="preserve"> </w:t>
+      </w:r>
+      <w:r>
+        <w:t xml:space="preserve">if time allows, or share them after the workshop; preserve wrap-up and schedule cleanup.</w:t>
       </w:r>
     </w:p>
     <w:bookmarkStart w:id="40" w:name="what-youll-be-able-to-do-by-the-end"/>
@@ -6684,13 +6714,13 @@
       </w:r>
     </w:p>
     <w:bookmarkEnd w:id="41"/>
-    <w:bookmarkStart w:id="43" w:name="X114086bd416c0b940fb68493f2e3dd92e77e083"/>
+    <w:bookmarkStart w:id="42" w:name="X0bf36d48216dd308d3c468d546a0f327e3a26ed"/>
     <w:p>
       <w:pPr>
         <w:pStyle w:val="Heading3"/>
       </w:pPr>
       <w:r>
-        <w:t xml:space="preserve">How approvals work — one at a time (after Exercise 8, if time allows)</w:t>
+        <w:t xml:space="preserve">Cowork settings — Edge browsing &amp; Copilot Credits</w:t>
       </w:r>
     </w:p>
     <w:p>
@@ -6702,6 +6732,148 @@
         </w:numPr>
       </w:pPr>
       <w:r>
+        <w:t xml:space="preserve">Use the Appendix slide and its example spending-policy screenshot as a setup reference.</w:t>
+      </w:r>
+      <w:r>
+        <w:t xml:space="preserve"> </w:t>
+      </w:r>
+      <w:r>
+        <w:t xml:space="preserve">Browser access and credit availability must be checked</w:t>
+      </w:r>
+      <w:r>
+        <w:t xml:space="preserve"> </w:t>
+      </w:r>
+      <w:r>
+        <w:rPr>
+          <w:b/>
+          <w:bCs/>
+        </w:rPr>
+        <w:t xml:space="preserve">before training</w:t>
+      </w:r>
+      <w:r>
+        <w:t xml:space="preserve">, not after Exercise 8.</w:t>
+      </w:r>
+    </w:p>
+    <w:p>
+      <w:pPr>
+        <w:pStyle w:val="Compact"/>
+        <w:numPr>
+          <w:ilvl w:val="0"/>
+          <w:numId w:val="1019"/>
+        </w:numPr>
+      </w:pPr>
+      <w:r>
+        <w:t xml:space="preserve">Host/admin: enable usage-based billing, include attendees in an enabled policy selecting Cowork,</w:t>
+      </w:r>
+      <w:r>
+        <w:t xml:space="preserve"> </w:t>
+      </w:r>
+      <w:r>
+        <w:t xml:space="preserve">and confirm enough remaining policy budget and user/group credits for the exercises and retries.</w:t>
+      </w:r>
+      <w:r>
+        <w:t xml:space="preserve"> </w:t>
+      </w:r>
+      <w:r>
+        <w:t xml:space="preserve">Estimate and dry-run the workshop; do not treat the screenshot's unlimited spending as guidance.</w:t>
+      </w:r>
+    </w:p>
+    <w:p>
+      <w:pPr>
+        <w:pStyle w:val="Compact"/>
+        <w:numPr>
+          <w:ilvl w:val="0"/>
+          <w:numId w:val="1019"/>
+        </w:numPr>
+      </w:pPr>
+      <w:r>
+        <w:t xml:space="preserve">Enable Cowork Browsing for attendees. Each user needs Edge 152+, a matching work-account profile,</w:t>
+      </w:r>
+      <w:r>
+        <w:t xml:space="preserve"> </w:t>
+      </w:r>
+      <w:r>
+        <w:t xml:space="preserve">and</w:t>
+      </w:r>
+      <w:r>
+        <w:t xml:space="preserve"> </w:t>
+      </w:r>
+      <w:r>
+        <w:rPr>
+          <w:b/>
+          <w:bCs/>
+        </w:rPr>
+        <w:t xml:space="preserve">Allow Cowork to take actions on your behalf</w:t>
+      </w:r>
+      <w:r>
+        <w:t xml:space="preserve"> </w:t>
+      </w:r>
+      <w:r>
+        <w:t xml:space="preserve">enabled in Edge Settings.</w:t>
+      </w:r>
+    </w:p>
+    <w:p>
+      <w:pPr>
+        <w:pStyle w:val="Compact"/>
+        <w:numPr>
+          <w:ilvl w:val="0"/>
+          <w:numId w:val="1019"/>
+        </w:numPr>
+      </w:pPr>
+      <w:r>
+        <w:t xml:space="preserve">See the</w:t>
+      </w:r>
+      <w:r>
+        <w:t xml:space="preserve"> </w:t>
+      </w:r>
+      <w:hyperlink r:id="rId11">
+        <w:r>
+          <w:rPr>
+            <w:rStyle w:val="Hyperlink"/>
+          </w:rPr>
+          <w:t xml:space="preserve">readiness checklist</w:t>
+        </w:r>
+      </w:hyperlink>
+      <w:r>
+        <w:t xml:space="preserve"> </w:t>
+      </w:r>
+      <w:r>
+        <w:t xml:space="preserve">and</w:t>
+      </w:r>
+      <w:r>
+        <w:t xml:space="preserve"> </w:t>
+      </w:r>
+      <w:hyperlink r:id="rId27">
+        <w:r>
+          <w:rPr>
+            <w:rStyle w:val="Hyperlink"/>
+          </w:rPr>
+          <w:t xml:space="preserve">browser setup reference</w:t>
+        </w:r>
+      </w:hyperlink>
+      <w:r>
+        <w:t xml:space="preserve">.</w:t>
+      </w:r>
+    </w:p>
+    <w:bookmarkEnd w:id="42"/>
+    <w:bookmarkStart w:id="44" w:name="X114086bd416c0b940fb68493f2e3dd92e77e083"/>
+    <w:p>
+      <w:pPr>
+        <w:pStyle w:val="Heading3"/>
+      </w:pPr>
+      <w:r>
+        <w:t xml:space="preserve">How approvals work — one at a time (after Exercise 8, if time allows)</w:t>
+      </w:r>
+    </w:p>
+    <w:p>
+      <w:pPr>
+        <w:pStyle w:val="Compact"/>
+        <w:numPr>
+          <w:ilvl w:val="0"/>
+          <w:numId w:val="1020"/>
+        </w:numPr>
+      </w:pPr>
+      <w:r>
         <w:t xml:space="preserve">Use the approvals slide in the deck's</w:t>
       </w:r>
       <w:r>
@@ -6723,7 +6895,7 @@
       <w:r>
         <w:t xml:space="preserve"> </w:t>
       </w:r>
-      <w:hyperlink r:id="rId42">
+      <w:hyperlink r:id="rId43">
         <w:r>
           <w:rPr>
             <w:rStyle w:val="Hyperlink"/>
@@ -6740,7 +6912,7 @@
         <w:pStyle w:val="Compact"/>
         <w:numPr>
           <w:ilvl w:val="0"/>
-          <w:numId w:val="1019"/>
+          <w:numId w:val="1020"/>
         </w:numPr>
       </w:pPr>
       <w:r>
@@ -6819,34 +6991,6 @@
       </w:r>
       <w:r>
         <w:t xml:space="preserve">section.</w:t>
-      </w:r>
-    </w:p>
-    <w:p>
-      <w:pPr>
-        <w:pStyle w:val="Compact"/>
-        <w:numPr>
-          <w:ilvl w:val="0"/>
-          <w:numId w:val="1019"/>
-        </w:numPr>
-      </w:pPr>
-      <w:r>
-        <w:t xml:space="preserve">This detailed walkthrough is outside the required agenda. Keep brief safety reminders during</w:t>
-      </w:r>
-      <w:r>
-        <w:t xml:space="preserve"> </w:t>
-      </w:r>
-      <w:r>
-        <w:t xml:space="preserve">exercises, and skip the optional walkthrough if needed to preserve wrap-up and cleanup.</w:t>
-      </w:r>
-    </w:p>
-    <w:bookmarkEnd w:id="43"/>
-    <w:bookmarkStart w:id="44" w:name="Xd96db79b637b6f00313f6b4772441423be0dd5e"/>
-    <w:p>
-      <w:pPr>
-        <w:pStyle w:val="Heading3"/>
-      </w:pPr>
-      <w:r>
-        <w:t xml:space="preserve">Customize instructions for Cowork (after Exercise 8, if time allows)</w:t>
       </w:r>
     </w:p>
     <w:p>
@@ -6858,13 +7002,23 @@
         </w:numPr>
       </w:pPr>
       <w:r>
-        <w:t xml:space="preserve">This is optional, outside the required 155-minute agenda. Skip it when time is short; preserve</w:t>
-      </w:r>
-      <w:r>
-        <w:t xml:space="preserve"> </w:t>
-      </w:r>
-      <w:r>
-        <w:t xml:space="preserve">the wrap-up and schedule cleanup.</w:t>
+        <w:t xml:space="preserve">This detailed walkthrough is outside the required agenda. Keep brief safety reminders during</w:t>
+      </w:r>
+      <w:r>
+        <w:t xml:space="preserve"> </w:t>
+      </w:r>
+      <w:r>
+        <w:t xml:space="preserve">exercises, and skip the optional walkthrough if needed to preserve wrap-up and cleanup.</w:t>
+      </w:r>
+    </w:p>
+    <w:bookmarkEnd w:id="44"/>
+    <w:bookmarkStart w:id="45" w:name="Xd96db79b637b6f00313f6b4772441423be0dd5e"/>
+    <w:p>
+      <w:pPr>
+        <w:pStyle w:val="Heading3"/>
+      </w:pPr>
+      <w:r>
+        <w:t xml:space="preserve">Customize instructions for Cowork (after Exercise 8, if time allows)</w:t>
       </w:r>
     </w:p>
     <w:p>
@@ -6872,10 +7026,28 @@
         <w:pStyle w:val="Compact"/>
         <w:numPr>
           <w:ilvl w:val="0"/>
-          <w:numId w:val="1020"/>
+          <w:numId w:val="1021"/>
         </w:numPr>
       </w:pPr>
       <w:r>
+        <w:t xml:space="preserve">This is optional, outside the required 155-minute agenda. Skip it when time is short; preserve</w:t>
+      </w:r>
+      <w:r>
+        <w:t xml:space="preserve"> </w:t>
+      </w:r>
+      <w:r>
+        <w:t xml:space="preserve">the wrap-up and schedule cleanup.</w:t>
+      </w:r>
+    </w:p>
+    <w:p>
+      <w:pPr>
+        <w:pStyle w:val="Compact"/>
+        <w:numPr>
+          <w:ilvl w:val="0"/>
+          <w:numId w:val="1021"/>
+        </w:numPr>
+      </w:pPr>
+      <w:r>
         <w:t xml:space="preserve">Use the deck's</w:t>
       </w:r>
       <w:r>
@@ -6897,7 +7069,7 @@
       <w:r>
         <w:t xml:space="preserve"> </w:t>
       </w:r>
-      <w:hyperlink r:id="rId42">
+      <w:hyperlink r:id="rId43">
         <w:r>
           <w:rPr>
             <w:rStyle w:val="Hyperlink"/>
@@ -6914,7 +7086,7 @@
         <w:pStyle w:val="Compact"/>
         <w:numPr>
           <w:ilvl w:val="0"/>
-          <w:numId w:val="1020"/>
+          <w:numId w:val="1021"/>
         </w:numPr>
       </w:pPr>
       <w:r>
@@ -6951,34 +7123,6 @@
       </w:r>
       <w:r>
         <w:t xml:space="preserve">. It applies to future tasks, not earlier ones.</w:t>
-      </w:r>
-    </w:p>
-    <w:p>
-      <w:pPr>
-        <w:pStyle w:val="Compact"/>
-        <w:numPr>
-          <w:ilvl w:val="0"/>
-          <w:numId w:val="1020"/>
-        </w:numPr>
-      </w:pPr>
-      <w:r>
-        <w:t xml:space="preserve">Keep preferences short and personal. Choose one role sample, rather than stacking all of them.</w:t>
-      </w:r>
-      <w:r>
-        <w:t xml:space="preserve"> </w:t>
-      </w:r>
-      <w:r>
-        <w:t xml:space="preserve">Clear or adapt the Zava instructions before returning to real work.</w:t>
-      </w:r>
-    </w:p>
-    <w:bookmarkEnd w:id="44"/>
-    <w:bookmarkStart w:id="46" w:name="X4d50050e2fcb0cfc72f8fb4ca04685ffd234a1f"/>
-    <w:p>
-      <w:pPr>
-        <w:pStyle w:val="Heading3"/>
-      </w:pPr>
-      <w:r>
-        <w:t xml:space="preserve">Responsible use — the golden rules (optional recap after Exercise 8)</w:t>
       </w:r>
     </w:p>
     <w:p>
@@ -6990,32 +7134,23 @@
         </w:numPr>
       </w:pPr>
       <w:r>
-        <w:t xml:space="preserve">The detailed slide is in the</w:t>
-      </w:r>
-      <w:r>
-        <w:t xml:space="preserve"> </w:t>
-      </w:r>
-      <w:r>
-        <w:rPr>
-          <w:b/>
-          <w:bCs/>
-        </w:rPr>
-        <w:t xml:space="preserve">Appendix</w:t>
-      </w:r>
-      <w:r>
-        <w:t xml:space="preserve">. Use it if time allows, or share it after the workshop.</w:t>
-      </w:r>
-      <w:r>
-        <w:t xml:space="preserve"> </w:t>
-      </w:r>
-      <w:r>
-        <w:t xml:space="preserve">The rules themselves still apply to every exercise: draft, review, approve one action at a time,</w:t>
-      </w:r>
-      <w:r>
-        <w:t xml:space="preserve"> </w:t>
-      </w:r>
-      <w:r>
-        <w:t xml:space="preserve">keep real data private, and cite and confirm policy answers.</w:t>
+        <w:t xml:space="preserve">Keep preferences short and personal. Choose one role sample, rather than stacking all of them.</w:t>
+      </w:r>
+      <w:r>
+        <w:t xml:space="preserve"> </w:t>
+      </w:r>
+      <w:r>
+        <w:t xml:space="preserve">Clear or adapt the Zava instructions before returning to real work.</w:t>
+      </w:r>
+    </w:p>
+    <w:bookmarkEnd w:id="45"/>
+    <w:bookmarkStart w:id="47" w:name="X4d50050e2fcb0cfc72f8fb4ca04685ffd234a1f"/>
+    <w:p>
+      <w:pPr>
+        <w:pStyle w:val="Heading3"/>
+      </w:pPr>
+      <w:r>
+        <w:t xml:space="preserve">Responsible use — the golden rules (optional recap after Exercise 8)</w:t>
       </w:r>
     </w:p>
     <w:p>
@@ -7023,16 +7158,53 @@
         <w:pStyle w:val="Compact"/>
         <w:numPr>
           <w:ilvl w:val="0"/>
-          <w:numId w:val="1021"/>
+          <w:numId w:val="1022"/>
         </w:numPr>
       </w:pPr>
       <w:r>
+        <w:t xml:space="preserve">The detailed slide is in the</w:t>
+      </w:r>
+      <w:r>
+        <w:t xml:space="preserve"> </w:t>
+      </w:r>
+      <w:r>
+        <w:rPr>
+          <w:b/>
+          <w:bCs/>
+        </w:rPr>
+        <w:t xml:space="preserve">Appendix</w:t>
+      </w:r>
+      <w:r>
+        <w:t xml:space="preserve">. Use it if time allows, or share it after the workshop.</w:t>
+      </w:r>
+      <w:r>
+        <w:t xml:space="preserve"> </w:t>
+      </w:r>
+      <w:r>
+        <w:t xml:space="preserve">The rules themselves still apply to every exercise: draft, review, approve one action at a time,</w:t>
+      </w:r>
+      <w:r>
+        <w:t xml:space="preserve"> </w:t>
+      </w:r>
+      <w:r>
+        <w:t xml:space="preserve">keep real data private, and cite and confirm policy answers.</w:t>
+      </w:r>
+    </w:p>
+    <w:p>
+      <w:pPr>
+        <w:pStyle w:val="Compact"/>
+        <w:numPr>
+          <w:ilvl w:val="0"/>
+          <w:numId w:val="1022"/>
+        </w:numPr>
+      </w:pPr>
+      <w:r>
         <w:t xml:space="preserve">See</w:t>
       </w:r>
       <w:r>
         <w:t xml:space="preserve"> </w:t>
       </w:r>
-      <w:hyperlink r:id="rId45">
+      <w:hyperlink r:id="rId46">
         <w:r>
           <w:rPr>
             <w:rStyle w:val="Hyperlink"/>
@@ -7044,9 +7216,9 @@
         <w:t xml:space="preserve">.</w:t>
       </w:r>
     </w:p>
-    <w:bookmarkEnd w:id="46"/>
     <w:bookmarkEnd w:id="47"/>
-    <w:bookmarkStart w:id="50" w:name="closing"/>
+    <w:bookmarkEnd w:id="48"/>
+    <w:bookmarkStart w:id="51" w:name="closing"/>
     <w:p>
       <w:pPr>
         <w:pStyle w:val="Heading2"/>
@@ -7055,7 +7227,7 @@
         <w:t xml:space="preserve">Closing</w:t>
       </w:r>
     </w:p>
-    <w:bookmarkStart w:id="49" w:name="wrap-up-230235"/>
+    <w:bookmarkStart w:id="50" w:name="wrap-up-230235"/>
     <w:p>
       <w:pPr>
         <w:pStyle w:val="Heading3"/>
@@ -7069,7 +7241,7 @@
         <w:pStyle w:val="Compact"/>
         <w:numPr>
           <w:ilvl w:val="0"/>
-          <w:numId w:val="1022"/>
+          <w:numId w:val="1023"/>
         </w:numPr>
       </w:pPr>
       <w:r>
@@ -7081,7 +7253,7 @@
         <w:pStyle w:val="Compact"/>
         <w:numPr>
           <w:ilvl w:val="0"/>
-          <w:numId w:val="1022"/>
+          <w:numId w:val="1023"/>
         </w:numPr>
       </w:pPr>
       <w:r>
@@ -7112,7 +7284,7 @@
         <w:pStyle w:val="Compact"/>
         <w:numPr>
           <w:ilvl w:val="0"/>
-          <w:numId w:val="1022"/>
+          <w:numId w:val="1023"/>
         </w:numPr>
       </w:pPr>
       <w:r>
@@ -7146,7 +7318,7 @@
         <w:pStyle w:val="Compact"/>
         <w:numPr>
           <w:ilvl w:val="0"/>
-          <w:numId w:val="1022"/>
+          <w:numId w:val="1023"/>
         </w:numPr>
       </w:pPr>
       <w:r>
@@ -7174,7 +7346,7 @@
       <w:r>
         <w:t xml:space="preserve"> </w:t>
       </w:r>
-      <w:hyperlink r:id="rId42">
+      <w:hyperlink r:id="rId43">
         <w:r>
           <w:rPr>
             <w:rStyle w:val="Hyperlink"/>
@@ -7206,7 +7378,7 @@
         <w:pStyle w:val="Compact"/>
         <w:numPr>
           <w:ilvl w:val="0"/>
-          <w:numId w:val="1022"/>
+          <w:numId w:val="1023"/>
         </w:numPr>
       </w:pPr>
       <w:r>
@@ -7215,7 +7387,7 @@
       <w:r>
         <w:t xml:space="preserve"> </w:t>
       </w:r>
-      <w:hyperlink r:id="rId45">
+      <w:hyperlink r:id="rId46">
         <w:r>
           <w:rPr>
             <w:rStyle w:val="Hyperlink"/>
@@ -7232,7 +7404,7 @@
         <w:pStyle w:val="Compact"/>
         <w:numPr>
           <w:ilvl w:val="0"/>
-          <w:numId w:val="1022"/>
+          <w:numId w:val="1023"/>
         </w:numPr>
       </w:pPr>
       <w:r>
@@ -7241,7 +7413,7 @@
       <w:r>
         <w:t xml:space="preserve"> </w:t>
       </w:r>
-      <w:hyperlink r:id="rId48">
+      <w:hyperlink r:id="rId49">
         <w:r>
           <w:rPr>
             <w:rStyle w:val="Hyperlink"/>
@@ -7261,7 +7433,7 @@
         <w:pStyle w:val="Compact"/>
         <w:numPr>
           <w:ilvl w:val="0"/>
-          <w:numId w:val="1022"/>
+          <w:numId w:val="1023"/>
         </w:numPr>
       </w:pPr>
       <w:r>
@@ -7273,7 +7445,7 @@
         <w:pStyle w:val="Compact"/>
         <w:numPr>
           <w:ilvl w:val="0"/>
-          <w:numId w:val="1022"/>
+          <w:numId w:val="1023"/>
         </w:numPr>
       </w:pPr>
       <w:r>
@@ -7285,7 +7457,7 @@
         <w:pStyle w:val="Compact"/>
         <w:numPr>
           <w:ilvl w:val="0"/>
-          <w:numId w:val="1022"/>
+          <w:numId w:val="1023"/>
         </w:numPr>
       </w:pPr>
       <w:r>
@@ -7325,9 +7497,9 @@
         <w:t xml:space="preserve">survey, and 30-day adoption plan).</w:t>
       </w:r>
     </w:p>
-    <w:bookmarkEnd w:id="49"/>
     <w:bookmarkEnd w:id="50"/>
-    <w:bookmarkStart w:id="51" w:name="troubleshooting-triage-hand-to-proctors"/>
+    <w:bookmarkEnd w:id="51"/>
+    <w:bookmarkStart w:id="52" w:name="troubleshooting-triage-hand-to-proctors"/>
     <w:p>
       <w:pPr>
         <w:pStyle w:val="Heading2"/>
@@ -8719,7 +8891,7 @@
               </w:rPr>
               <w:t xml:space="preserve"> </w:t>
             </w:r>
-            <w:hyperlink r:id="rId42">
+            <w:hyperlink r:id="rId43">
               <w:r>
                 <w:rPr>
                   <w:rStyle w:val="Hyperlink"/>
@@ -8818,8 +8990,8 @@
         </w:tc>
       </w:tr>
     </w:tbl>
-    <w:bookmarkEnd w:id="51"/>
-    <w:bookmarkStart w:id="52" w:name="time-checks-and-what-to-cut"/>
+    <w:bookmarkEnd w:id="52"/>
+    <w:bookmarkStart w:id="53" w:name="time-checks-and-what-to-cut"/>
     <w:p>
       <w:pPr>
         <w:pStyle w:val="Heading2"/>
@@ -9406,7 +9578,7 @@
       <w:r>
         <w:t xml:space="preserve"> </w:t>
       </w:r>
-      <w:hyperlink r:id="rId42">
+      <w:hyperlink r:id="rId43">
         <w:r>
           <w:rPr>
             <w:rStyle w:val="Hyperlink"/>
@@ -9420,7 +9592,7 @@
       <w:r>
         <w:t xml:space="preserve"> </w:t>
       </w:r>
-      <w:hyperlink r:id="rId48">
+      <w:hyperlink r:id="rId49">
         <w:r>
           <w:rPr>
             <w:rStyle w:val="Hyperlink"/>
@@ -9432,8 +9604,8 @@
         <w:t xml:space="preserve">.</w:t>
       </w:r>
     </w:p>
-    <w:bookmarkEnd w:id="52"/>
-    <w:bookmarkStart w:id="53" w:name="pacing-tips-for-25-people"/>
+    <w:bookmarkEnd w:id="53"/>
+    <w:bookmarkStart w:id="54" w:name="pacing-tips-for-25-people"/>
     <w:p>
       <w:pPr>
         <w:pStyle w:val="Heading2"/>
@@ -9447,7 +9619,7 @@
         <w:pStyle w:val="Compact"/>
         <w:numPr>
           <w:ilvl w:val="0"/>
-          <w:numId w:val="1023"/>
+          <w:numId w:val="1024"/>
         </w:numPr>
       </w:pPr>
       <w:r>
@@ -9481,7 +9653,7 @@
         <w:pStyle w:val="Compact"/>
         <w:numPr>
           <w:ilvl w:val="0"/>
-          <w:numId w:val="1023"/>
+          <w:numId w:val="1024"/>
         </w:numPr>
       </w:pPr>
       <w:r>
@@ -9506,7 +9678,7 @@
       <w:r>
         <w:t xml:space="preserve"> </w:t>
       </w:r>
-      <w:hyperlink r:id="rId42">
+      <w:hyperlink r:id="rId43">
         <w:r>
           <w:rPr>
             <w:rStyle w:val="Hyperlink"/>
@@ -9529,7 +9701,7 @@
         <w:pStyle w:val="Compact"/>
         <w:numPr>
           <w:ilvl w:val="0"/>
-          <w:numId w:val="1023"/>
+          <w:numId w:val="1024"/>
         </w:numPr>
       </w:pPr>
       <w:r>
@@ -9550,58 +9722,6 @@
       </w:r>
       <w:r>
         <w:t xml:space="preserve">it and keep moving; a proctor follows up.</w:t>
-      </w:r>
-    </w:p>
-    <w:p>
-      <w:pPr>
-        <w:pStyle w:val="Compact"/>
-        <w:numPr>
-          <w:ilvl w:val="0"/>
-          <w:numId w:val="1023"/>
-        </w:numPr>
-      </w:pPr>
-      <w:r>
-        <w:t xml:space="preserve">Timings are guidance; if you're running long, keep everyone on the required tasks (the optional</w:t>
-      </w:r>
-      <w:r>
-        <w:t xml:space="preserve"> </w:t>
-      </w:r>
-      <w:r>
-        <w:t xml:space="preserve">1c, 2b, 5b, 5c, and 6c are for fast finishers) and/or run Ex 7 as a</w:t>
-      </w:r>
-      <w:r>
-        <w:t xml:space="preserve"> </w:t>
-      </w:r>
-      <w:r>
-        <w:rPr>
-          <w:b/>
-          <w:bCs/>
-        </w:rPr>
-        <w:t xml:space="preserve">facilitator demo</w:t>
-      </w:r>
-      <w:r>
-        <w:t xml:space="preserve"> </w:t>
-      </w:r>
-      <w:r>
-        <w:t xml:space="preserve">(attendees watch, then build after) — protect Ex 3 and the Ex 7 concept.</w:t>
-      </w:r>
-    </w:p>
-    <w:bookmarkEnd w:id="53"/>
-    <w:bookmarkStart w:id="54" w:name="success-criteria"/>
-    <w:p>
-      <w:pPr>
-        <w:pStyle w:val="Heading2"/>
-      </w:pPr>
-      <w:r>
-        <w:t xml:space="preserve">Success criteria</w:t>
-      </w:r>
-    </w:p>
-    <w:p>
-      <w:pPr>
-        <w:pStyle w:val="FirstParagraph"/>
-      </w:pPr>
-      <w:r>
-        <w:t xml:space="preserve">By the end, each ready attendee has:</w:t>
       </w:r>
     </w:p>
     <w:p>
@@ -9613,23 +9733,47 @@
         </w:numPr>
       </w:pPr>
       <w:r>
-        <w:t xml:space="preserve">Understood when to use</w:t>
-      </w:r>
-      <w:r>
-        <w:t xml:space="preserve"> </w:t>
-      </w:r>
-      <w:r>
-        <w:rPr>
-          <w:b/>
-          <w:bCs/>
-        </w:rPr>
-        <w:t xml:space="preserve">Copilot Chat vs. Cowork</w:t>
-      </w:r>
-      <w:r>
-        <w:t xml:space="preserve"> </w:t>
-      </w:r>
-      <w:r>
-        <w:t xml:space="preserve">(opening segment)</w:t>
+        <w:t xml:space="preserve">Timings are guidance; if you're running long, keep everyone on the required tasks (the optional</w:t>
+      </w:r>
+      <w:r>
+        <w:t xml:space="preserve"> </w:t>
+      </w:r>
+      <w:r>
+        <w:t xml:space="preserve">1c, 2b, 5b, 5c, and 6c are for fast finishers) and/or run Ex 7 as a</w:t>
+      </w:r>
+      <w:r>
+        <w:t xml:space="preserve"> </w:t>
+      </w:r>
+      <w:r>
+        <w:rPr>
+          <w:b/>
+          <w:bCs/>
+        </w:rPr>
+        <w:t xml:space="preserve">facilitator demo</w:t>
+      </w:r>
+      <w:r>
+        <w:t xml:space="preserve"> </w:t>
+      </w:r>
+      <w:r>
+        <w:t xml:space="preserve">(attendees watch, then build after) — protect Ex 3 and the Ex 7 concept.</w:t>
+      </w:r>
+    </w:p>
+    <w:bookmarkEnd w:id="54"/>
+    <w:bookmarkStart w:id="55" w:name="success-criteria"/>
+    <w:p>
+      <w:pPr>
+        <w:pStyle w:val="Heading2"/>
+      </w:pPr>
+      <w:r>
+        <w:t xml:space="preserve">Success criteria</w:t>
+      </w:r>
+    </w:p>
+    <w:p>
+      <w:pPr>
+        <w:pStyle w:val="FirstParagraph"/>
+      </w:pPr>
+      <w:r>
+        <w:t xml:space="preserve">By the end, each ready attendee has:</w:t>
       </w:r>
     </w:p>
     <w:p>
@@ -9641,23 +9785,23 @@
         </w:numPr>
       </w:pPr>
       <w:r>
-        <w:t xml:space="preserve">Toured the Cowork UI —</w:t>
-      </w:r>
-      <w:r>
-        <w:t xml:space="preserve"> </w:t>
-      </w:r>
-      <w:r>
-        <w:rPr>
-          <w:b/>
-          <w:bCs/>
-        </w:rPr>
-        <w:t xml:space="preserve">New task, My tasks, Automations, Customize</w:t>
-      </w:r>
-      <w:r>
-        <w:t xml:space="preserve"> </w:t>
-      </w:r>
-      <w:r>
-        <w:t xml:space="preserve">(walkthrough)</w:t>
+        <w:t xml:space="preserve">Understood when to use</w:t>
+      </w:r>
+      <w:r>
+        <w:t xml:space="preserve"> </w:t>
+      </w:r>
+      <w:r>
+        <w:rPr>
+          <w:b/>
+          <w:bCs/>
+        </w:rPr>
+        <w:t xml:space="preserve">Copilot Chat vs. Cowork</w:t>
+      </w:r>
+      <w:r>
+        <w:t xml:space="preserve"> </w:t>
+      </w:r>
+      <w:r>
+        <w:t xml:space="preserve">(opening segment)</w:t>
       </w:r>
     </w:p>
     <w:p>
@@ -9669,45 +9813,23 @@
         </w:numPr>
       </w:pPr>
       <w:r>
-        <w:t xml:space="preserve">Built an</w:t>
-      </w:r>
-      <w:r>
-        <w:t xml:space="preserve"> </w:t>
-      </w:r>
-      <w:r>
-        <w:rPr>
-          <w:b/>
-          <w:bCs/>
-        </w:rPr>
-        <w:t xml:space="preserve">Executive Command Center</w:t>
-      </w:r>
-      <w:r>
-        <w:t xml:space="preserve"> </w:t>
-      </w:r>
-      <w:r>
-        <w:t xml:space="preserve">HTML dashboard, found it in the</w:t>
-      </w:r>
-      <w:r>
-        <w:t xml:space="preserve"> </w:t>
-      </w:r>
-      <w:r>
-        <w:rPr>
-          <w:b/>
-          <w:bCs/>
-        </w:rPr>
-        <w:t xml:space="preserve">Output folder</w:t>
-      </w:r>
-      <w:r>
-        <w:t xml:space="preserve"> </w:t>
-      </w:r>
-      <w:r>
-        <w:t xml:space="preserve">and</w:t>
-      </w:r>
-      <w:r>
-        <w:t xml:space="preserve"> </w:t>
-      </w:r>
-      <w:r>
-        <w:t xml:space="preserve">OneDrive → Cowork, and saved it as a skill with a schedule, approving one action at a time (Ex 8)</w:t>
+        <w:t xml:space="preserve">Toured the Cowork UI —</w:t>
+      </w:r>
+      <w:r>
+        <w:t xml:space="preserve"> </w:t>
+      </w:r>
+      <w:r>
+        <w:rPr>
+          <w:b/>
+          <w:bCs/>
+        </w:rPr>
+        <w:t xml:space="preserve">New task, My tasks, Automations, Customize</w:t>
+      </w:r>
+      <w:r>
+        <w:t xml:space="preserve"> </w:t>
+      </w:r>
+      <w:r>
+        <w:t xml:space="preserve">(walkthrough)</w:t>
       </w:r>
     </w:p>
     <w:p>
@@ -9719,13 +9841,45 @@
         </w:numPr>
       </w:pPr>
       <w:r>
-        <w:t xml:space="preserve">Produced a cited web-research briefing and 5 interview questions grounded in the job</w:t>
-      </w:r>
-      <w:r>
-        <w:t xml:space="preserve"> </w:t>
-      </w:r>
-      <w:r>
-        <w:t xml:space="preserve">description (Ex 1)</w:t>
+        <w:t xml:space="preserve">Built an</w:t>
+      </w:r>
+      <w:r>
+        <w:t xml:space="preserve"> </w:t>
+      </w:r>
+      <w:r>
+        <w:rPr>
+          <w:b/>
+          <w:bCs/>
+        </w:rPr>
+        <w:t xml:space="preserve">Executive Command Center</w:t>
+      </w:r>
+      <w:r>
+        <w:t xml:space="preserve"> </w:t>
+      </w:r>
+      <w:r>
+        <w:t xml:space="preserve">HTML dashboard, found it in the</w:t>
+      </w:r>
+      <w:r>
+        <w:t xml:space="preserve"> </w:t>
+      </w:r>
+      <w:r>
+        <w:rPr>
+          <w:b/>
+          <w:bCs/>
+        </w:rPr>
+        <w:t xml:space="preserve">Output folder</w:t>
+      </w:r>
+      <w:r>
+        <w:t xml:space="preserve"> </w:t>
+      </w:r>
+      <w:r>
+        <w:t xml:space="preserve">and</w:t>
+      </w:r>
+      <w:r>
+        <w:t xml:space="preserve"> </w:t>
+      </w:r>
+      <w:r>
+        <w:t xml:space="preserve">OneDrive → Cowork, and saved it as a skill with a schedule, approving one action at a time (Ex 8)</w:t>
       </w:r>
     </w:p>
     <w:p>
@@ -9737,23 +9891,13 @@
         </w:numPr>
       </w:pPr>
       <w:r>
-        <w:t xml:space="preserve">Had Cowork</w:t>
-      </w:r>
-      <w:r>
-        <w:t xml:space="preserve"> </w:t>
-      </w:r>
-      <w:r>
-        <w:rPr>
-          <w:b/>
-          <w:bCs/>
-        </w:rPr>
-        <w:t xml:space="preserve">navigate two websites</w:t>
-      </w:r>
-      <w:r>
-        <w:t xml:space="preserve"> </w:t>
-      </w:r>
-      <w:r>
-        <w:t xml:space="preserve">in Edge and build a linked comparison table (Ex 2)</w:t>
+        <w:t xml:space="preserve">Produced a cited web-research briefing and 5 interview questions grounded in the job</w:t>
+      </w:r>
+      <w:r>
+        <w:t xml:space="preserve"> </w:t>
+      </w:r>
+      <w:r>
+        <w:t xml:space="preserve">description (Ex 1)</w:t>
       </w:r>
     </w:p>
     <w:p>
@@ -9765,7 +9909,23 @@
         </w:numPr>
       </w:pPr>
       <w:r>
-        <w:t xml:space="preserve">Built and tested a custom skill scoring Good+ (Ex 3)</w:t>
+        <w:t xml:space="preserve">Had Cowork</w:t>
+      </w:r>
+      <w:r>
+        <w:t xml:space="preserve"> </w:t>
+      </w:r>
+      <w:r>
+        <w:rPr>
+          <w:b/>
+          <w:bCs/>
+        </w:rPr>
+        <w:t xml:space="preserve">navigate two websites</w:t>
+      </w:r>
+      <w:r>
+        <w:t xml:space="preserve"> </w:t>
+      </w:r>
+      <w:r>
+        <w:t xml:space="preserve">in Edge and build a linked comparison table (Ex 2)</w:t>
       </w:r>
     </w:p>
     <w:p>
@@ -9777,7 +9937,7 @@
         </w:numPr>
       </w:pPr>
       <w:r>
-        <w:t xml:space="preserve">Wrote an inclusive job posting and a ticket report (Ex 4)</w:t>
+        <w:t xml:space="preserve">Built and tested a custom skill scoring Good+ (Ex 3)</w:t>
       </w:r>
     </w:p>
     <w:p>
@@ -9789,7 +9949,7 @@
         </w:numPr>
       </w:pPr>
       <w:r>
-        <w:t xml:space="preserve">Built an onboarding orientation deck from the Zava files (Ex 5)</w:t>
+        <w:t xml:space="preserve">Wrote an inclusive job posting and a ticket report (Ex 4)</w:t>
       </w:r>
     </w:p>
     <w:p>
@@ -9801,7 +9961,7 @@
         </w:numPr>
       </w:pPr>
       <w:r>
-        <w:t xml:space="preserve">Created a recurring Automation and a Daily Briefing (Ex 6)</w:t>
+        <w:t xml:space="preserve">Built an onboarding orientation deck from the Zava files (Ex 5)</w:t>
       </w:r>
     </w:p>
     <w:p>
@@ -9813,6 +9973,18 @@
         </w:numPr>
       </w:pPr>
       <w:r>
+        <w:t xml:space="preserve">Created a recurring Automation and a Daily Briefing (Ex 6)</w:t>
+      </w:r>
+    </w:p>
+    <w:p>
+      <w:pPr>
+        <w:pStyle w:val="Compact"/>
+        <w:numPr>
+          <w:ilvl w:val="0"/>
+          <w:numId w:val="1034"/>
+        </w:numPr>
+      </w:pPr>
+      <w:r>
         <w:t xml:space="preserve">Built and tested an</w:t>
       </w:r>
       <w:r>
@@ -9832,8 +10004,8 @@
         <w:t xml:space="preserve">in Copilot Agent Builder (Ex 7)</w:t>
       </w:r>
     </w:p>
-    <w:bookmarkEnd w:id="54"/>
     <w:bookmarkEnd w:id="55"/>
+    <w:bookmarkEnd w:id="56"/>
     <w:sectPr>
       <w:footerReference w:type="default" r:id="rId10"/>
       <w:footnotePr>
@@ -10340,7 +10512,7 @@
     <w:abstractNumId w:val="991"/>
   </w:num>
   <w:num w:numId="1024">
-    <w:abstractNumId w:val="992"/>
+    <w:abstractNumId w:val="991"/>
   </w:num>
   <w:num w:numId="1025">
     <w:abstractNumId w:val="992"/>
@@ -10367,6 +10539,9 @@
     <w:abstractNumId w:val="992"/>
   </w:num>
   <w:num w:numId="1033">
+    <w:abstractNumId w:val="992"/>
+  </w:num>
+  <w:num w:numId="1034">
     <w:abstractNumId w:val="992"/>
   </w:num>
 </w:numbering>

--- a/instructor/facilitator-guide.docx
+++ b/instructor/facilitator-guide.docx
@@ -6619,7 +6619,7 @@
         <w:t xml:space="preserve"> </w:t>
       </w:r>
       <w:r>
-        <w:t xml:space="preserve">divider to introduce the optional slides after Exercise 8. Cover them only</w:t>
+        <w:t xml:space="preserve">divider to introduce the optional slides after the closing and cleanup slides. Cover them only</w:t>
       </w:r>
       <w:r>
         <w:t xml:space="preserve"> </w:t>
@@ -7322,7 +7322,7 @@
         </w:numPr>
       </w:pPr>
       <w:r>
-        <w:t xml:space="preserve">End on the deck's last slide,</w:t>
+        <w:t xml:space="preserve">End the required session on</w:t>
       </w:r>
       <w:r>
         <w:t xml:space="preserve"> </w:t>
@@ -7335,7 +7335,7 @@
         <w:t xml:space="preserve">Clean up the training data</w:t>
       </w:r>
       <w:r>
-        <w:t xml:space="preserve">, and leave it up while people pack</w:t>
+        <w:t xml:space="preserve">, before the Appendix, and leave it up while people pack</w:t>
       </w:r>
       <w:r>
         <w:t xml:space="preserve"> </w:t>

--- a/instructor/facilitator-guide.docx
+++ b/instructor/facilitator-guide.docx
@@ -28,7 +28,7 @@
         </w:p>
       </w:sdtContent>
     </w:sdt>
-    <w:bookmarkStart w:id="56" w:name="facilitator-guide"/>
+    <w:bookmarkStart w:id="57" w:name="facilitator-guide"/>
     <w:p>
       <w:pPr>
         <w:pStyle w:val="Heading1"/>
@@ -6589,7 +6589,7 @@
     </w:p>
     <w:bookmarkEnd w:id="38"/>
     <w:bookmarkEnd w:id="39"/>
-    <w:bookmarkStart w:id="48" w:name="appendix"/>
+    <w:bookmarkStart w:id="49" w:name="appendix"/>
     <w:p>
       <w:pPr>
         <w:pStyle w:val="Heading2"/>
@@ -6628,13 +6628,13 @@
         <w:t xml:space="preserve">if time allows, or share them after the workshop; preserve wrap-up and schedule cleanup.</w:t>
       </w:r>
     </w:p>
-    <w:bookmarkStart w:id="40" w:name="what-youll-be-able-to-do-by-the-end"/>
+    <w:bookmarkStart w:id="40" w:name="facilitation--troubleshooting"/>
     <w:p>
       <w:pPr>
         <w:pStyle w:val="Heading3"/>
       </w:pPr>
       <w:r>
-        <w:t xml:space="preserve">What you'll be able to do by the end</w:t>
+        <w:t xml:space="preserve">Facilitation &amp; troubleshooting</w:t>
       </w:r>
     </w:p>
     <w:p>
@@ -6646,19 +6646,7 @@
         </w:numPr>
       </w:pPr>
       <w:r>
-        <w:t xml:space="preserve">Use the learning-objectives slide after Exercise 8 as an optional recap of the six outcomes:</w:t>
-      </w:r>
-      <w:r>
-        <w:t xml:space="preserve"> </w:t>
-      </w:r>
-      <w:r>
-        <w:t xml:space="preserve">choose the right tool, delegate safely, ground in real content, package repeatable work,</w:t>
-      </w:r>
-      <w:r>
-        <w:t xml:space="preserve"> </w:t>
-      </w:r>
-      <w:r>
-        <w:t xml:space="preserve">build a no-code agent, and apply HR guardrails.</w:t>
+        <w:t xml:space="preserve">This instructor reference is in the Appendix after the required closing and cleanup slides.</w:t>
       </w:r>
     </w:p>
     <w:p>
@@ -6670,23 +6658,17 @@
         </w:numPr>
       </w:pPr>
       <w:r>
-        <w:t xml:space="preserve">Skip the slide if time is short; preserve wrap-up and schedule cleanup. The objectives remain</w:t>
-      </w:r>
-      <w:r>
-        <w:t xml:space="preserve"> </w:t>
-      </w:r>
-      <w:r>
-        <w:t xml:space="preserve">in the README and workbook for reference.</w:t>
+        <w:t xml:space="preserve">Use its fallback guidance for common blockers, and the readiness checklist for pre-session setup.</w:t>
       </w:r>
     </w:p>
     <w:bookmarkEnd w:id="40"/>
-    <w:bookmarkStart w:id="41" w:name="workshop-kit--download-links"/>
+    <w:bookmarkStart w:id="41" w:name="what-youll-be-able-to-do-by-the-end"/>
     <w:p>
       <w:pPr>
         <w:pStyle w:val="Heading3"/>
       </w:pPr>
       <w:r>
-        <w:t xml:space="preserve">Workshop kit / Download links</w:t>
+        <w:t xml:space="preserve">What you'll be able to do by the end</w:t>
       </w:r>
     </w:p>
     <w:p>
@@ -6698,29 +6680,47 @@
         </w:numPr>
       </w:pPr>
       <w:r>
-        <w:t xml:space="preserve">Use the kit slide after Exercise 8 for take-away downloads, or share it after the workshop.</w:t>
-      </w:r>
-      <w:r>
-        <w:t xml:space="preserve"> </w:t>
-      </w:r>
-      <w:r>
-        <w:t xml:space="preserve">Setup files must already be available through the invitation or shared Teams/SharePoint folder;</w:t>
-      </w:r>
-      <w:r>
-        <w:t xml:space="preserve"> </w:t>
-      </w:r>
-      <w:r>
-        <w:t xml:space="preserve">don't wait until this optional section to distribute the workbook and sample-data zip.</w:t>
+        <w:t xml:space="preserve">Use the learning-objectives slide after Exercise 8 as an optional recap of the six outcomes:</w:t>
+      </w:r>
+      <w:r>
+        <w:t xml:space="preserve"> </w:t>
+      </w:r>
+      <w:r>
+        <w:t xml:space="preserve">choose the right tool, delegate safely, ground in real content, package repeatable work,</w:t>
+      </w:r>
+      <w:r>
+        <w:t xml:space="preserve"> </w:t>
+      </w:r>
+      <w:r>
+        <w:t xml:space="preserve">build a no-code agent, and apply HR guardrails.</w:t>
+      </w:r>
+    </w:p>
+    <w:p>
+      <w:pPr>
+        <w:pStyle w:val="Compact"/>
+        <w:numPr>
+          <w:ilvl w:val="0"/>
+          <w:numId w:val="1018"/>
+        </w:numPr>
+      </w:pPr>
+      <w:r>
+        <w:t xml:space="preserve">Skip the slide if time is short; preserve wrap-up and schedule cleanup. The objectives remain</w:t>
+      </w:r>
+      <w:r>
+        <w:t xml:space="preserve"> </w:t>
+      </w:r>
+      <w:r>
+        <w:t xml:space="preserve">in the README and workbook for reference.</w:t>
       </w:r>
     </w:p>
     <w:bookmarkEnd w:id="41"/>
-    <w:bookmarkStart w:id="42" w:name="X0bf36d48216dd308d3c468d546a0f327e3a26ed"/>
+    <w:bookmarkStart w:id="42" w:name="workshop-kit--download-links"/>
     <w:p>
       <w:pPr>
         <w:pStyle w:val="Heading3"/>
       </w:pPr>
       <w:r>
-        <w:t xml:space="preserve">Cowork settings — Edge browsing &amp; Copilot Credits</w:t>
+        <w:t xml:space="preserve">Workshop kit / Download links</w:t>
       </w:r>
     </w:p>
     <w:p>
@@ -6732,26 +6732,29 @@
         </w:numPr>
       </w:pPr>
       <w:r>
-        <w:t xml:space="preserve">Use the Appendix slide and its example spending-policy screenshot as a setup reference.</w:t>
-      </w:r>
-      <w:r>
-        <w:t xml:space="preserve"> </w:t>
-      </w:r>
-      <w:r>
-        <w:t xml:space="preserve">Browser access and credit availability must be checked</w:t>
-      </w:r>
-      <w:r>
-        <w:t xml:space="preserve"> </w:t>
-      </w:r>
-      <w:r>
-        <w:rPr>
-          <w:b/>
-          <w:bCs/>
-        </w:rPr>
-        <w:t xml:space="preserve">before training</w:t>
-      </w:r>
-      <w:r>
-        <w:t xml:space="preserve">, not after Exercise 8.</w:t>
+        <w:t xml:space="preserve">Use the kit slide after Exercise 8 for take-away downloads, or share it after the workshop.</w:t>
+      </w:r>
+      <w:r>
+        <w:t xml:space="preserve"> </w:t>
+      </w:r>
+      <w:r>
+        <w:t xml:space="preserve">Setup files must already be available through the invitation or shared Teams/SharePoint folder;</w:t>
+      </w:r>
+      <w:r>
+        <w:t xml:space="preserve"> </w:t>
+      </w:r>
+      <w:r>
+        <w:t xml:space="preserve">don't wait until this optional section to distribute the workbook and sample-data zip.</w:t>
+      </w:r>
+    </w:p>
+    <w:bookmarkEnd w:id="42"/>
+    <w:bookmarkStart w:id="43" w:name="X0bf36d48216dd308d3c468d546a0f327e3a26ed"/>
+    <w:p>
+      <w:pPr>
+        <w:pStyle w:val="Heading3"/>
+      </w:pPr>
+      <w:r>
+        <w:t xml:space="preserve">Cowork settings — Edge browsing &amp; Copilot Credits</w:t>
       </w:r>
     </w:p>
     <w:p>
@@ -6759,23 +6762,30 @@
         <w:pStyle w:val="Compact"/>
         <w:numPr>
           <w:ilvl w:val="0"/>
-          <w:numId w:val="1019"/>
+          <w:numId w:val="1020"/>
         </w:numPr>
       </w:pPr>
       <w:r>
-        <w:t xml:space="preserve">Host/admin: enable usage-based billing, include attendees in an enabled policy selecting Cowork,</w:t>
-      </w:r>
-      <w:r>
-        <w:t xml:space="preserve"> </w:t>
-      </w:r>
-      <w:r>
-        <w:t xml:space="preserve">and confirm enough remaining policy budget and user/group credits for the exercises and retries.</w:t>
-      </w:r>
-      <w:r>
-        <w:t xml:space="preserve"> </w:t>
-      </w:r>
-      <w:r>
-        <w:t xml:space="preserve">Estimate and dry-run the workshop; do not treat the screenshot's unlimited spending as guidance.</w:t>
+        <w:t xml:space="preserve">Use the Appendix slide and its example spending-policy screenshot as a setup reference.</w:t>
+      </w:r>
+      <w:r>
+        <w:t xml:space="preserve"> </w:t>
+      </w:r>
+      <w:r>
+        <w:t xml:space="preserve">Browser access and credit availability must be checked</w:t>
+      </w:r>
+      <w:r>
+        <w:t xml:space="preserve"> </w:t>
+      </w:r>
+      <w:r>
+        <w:rPr>
+          <w:b/>
+          <w:bCs/>
+        </w:rPr>
+        <w:t xml:space="preserve">before training</w:t>
+      </w:r>
+      <w:r>
+        <w:t xml:space="preserve">, not after Exercise 8.</w:t>
       </w:r>
     </w:p>
     <w:p>
@@ -6783,33 +6793,23 @@
         <w:pStyle w:val="Compact"/>
         <w:numPr>
           <w:ilvl w:val="0"/>
-          <w:numId w:val="1019"/>
+          <w:numId w:val="1020"/>
         </w:numPr>
       </w:pPr>
       <w:r>
-        <w:t xml:space="preserve">Enable Cowork Browsing for attendees. Each user needs Edge 152+, a matching work-account profile,</w:t>
-      </w:r>
-      <w:r>
-        <w:t xml:space="preserve"> </w:t>
-      </w:r>
-      <w:r>
-        <w:t xml:space="preserve">and</w:t>
-      </w:r>
-      <w:r>
-        <w:t xml:space="preserve"> </w:t>
-      </w:r>
-      <w:r>
-        <w:rPr>
-          <w:b/>
-          <w:bCs/>
-        </w:rPr>
-        <w:t xml:space="preserve">Allow Cowork to take actions on your behalf</w:t>
-      </w:r>
-      <w:r>
-        <w:t xml:space="preserve"> </w:t>
-      </w:r>
-      <w:r>
-        <w:t xml:space="preserve">enabled in Edge Settings.</w:t>
+        <w:t xml:space="preserve">Host/admin: enable usage-based billing, include attendees in an enabled policy selecting Cowork,</w:t>
+      </w:r>
+      <w:r>
+        <w:t xml:space="preserve"> </w:t>
+      </w:r>
+      <w:r>
+        <w:t xml:space="preserve">and confirm enough remaining policy budget and user/group credits for the exercises and retries.</w:t>
+      </w:r>
+      <w:r>
+        <w:t xml:space="preserve"> </w:t>
+      </w:r>
+      <w:r>
+        <w:t xml:space="preserve">Estimate and dry-run the workshop; do not treat the screenshot's unlimited spending as guidance.</w:t>
       </w:r>
     </w:p>
     <w:p>
@@ -6817,7 +6817,41 @@
         <w:pStyle w:val="Compact"/>
         <w:numPr>
           <w:ilvl w:val="0"/>
-          <w:numId w:val="1019"/>
+          <w:numId w:val="1020"/>
+        </w:numPr>
+      </w:pPr>
+      <w:r>
+        <w:t xml:space="preserve">Enable Cowork Browsing for attendees. Each user needs Edge 152+, a matching work-account profile,</w:t>
+      </w:r>
+      <w:r>
+        <w:t xml:space="preserve"> </w:t>
+      </w:r>
+      <w:r>
+        <w:t xml:space="preserve">and</w:t>
+      </w:r>
+      <w:r>
+        <w:t xml:space="preserve"> </w:t>
+      </w:r>
+      <w:r>
+        <w:rPr>
+          <w:b/>
+          <w:bCs/>
+        </w:rPr>
+        <w:t xml:space="preserve">Allow Cowork to take actions on your behalf</w:t>
+      </w:r>
+      <w:r>
+        <w:t xml:space="preserve"> </w:t>
+      </w:r>
+      <w:r>
+        <w:t xml:space="preserve">enabled in Edge Settings.</w:t>
+      </w:r>
+    </w:p>
+    <w:p>
+      <w:pPr>
+        <w:pStyle w:val="Compact"/>
+        <w:numPr>
+          <w:ilvl w:val="0"/>
+          <w:numId w:val="1020"/>
         </w:numPr>
       </w:pPr>
       <w:r>
@@ -6855,8 +6889,8 @@
         <w:t xml:space="preserve">.</w:t>
       </w:r>
     </w:p>
-    <w:bookmarkEnd w:id="42"/>
-    <w:bookmarkStart w:id="44" w:name="X114086bd416c0b940fb68493f2e3dd92e77e083"/>
+    <w:bookmarkEnd w:id="43"/>
+    <w:bookmarkStart w:id="45" w:name="X114086bd416c0b940fb68493f2e3dd92e77e083"/>
     <w:p>
       <w:pPr>
         <w:pStyle w:val="Heading3"/>
@@ -6870,7 +6904,7 @@
         <w:pStyle w:val="Compact"/>
         <w:numPr>
           <w:ilvl w:val="0"/>
-          <w:numId w:val="1020"/>
+          <w:numId w:val="1021"/>
         </w:numPr>
       </w:pPr>
       <w:r>
@@ -6895,7 +6929,7 @@
       <w:r>
         <w:t xml:space="preserve"> </w:t>
       </w:r>
-      <w:hyperlink r:id="rId43">
+      <w:hyperlink r:id="rId44">
         <w:r>
           <w:rPr>
             <w:rStyle w:val="Hyperlink"/>
@@ -6912,7 +6946,7 @@
         <w:pStyle w:val="Compact"/>
         <w:numPr>
           <w:ilvl w:val="0"/>
-          <w:numId w:val="1020"/>
+          <w:numId w:val="1021"/>
         </w:numPr>
       </w:pPr>
       <w:r>
@@ -6991,34 +7025,6 @@
       </w:r>
       <w:r>
         <w:t xml:space="preserve">section.</w:t>
-      </w:r>
-    </w:p>
-    <w:p>
-      <w:pPr>
-        <w:pStyle w:val="Compact"/>
-        <w:numPr>
-          <w:ilvl w:val="0"/>
-          <w:numId w:val="1020"/>
-        </w:numPr>
-      </w:pPr>
-      <w:r>
-        <w:t xml:space="preserve">This detailed walkthrough is outside the required agenda. Keep brief safety reminders during</w:t>
-      </w:r>
-      <w:r>
-        <w:t xml:space="preserve"> </w:t>
-      </w:r>
-      <w:r>
-        <w:t xml:space="preserve">exercises, and skip the optional walkthrough if needed to preserve wrap-up and cleanup.</w:t>
-      </w:r>
-    </w:p>
-    <w:bookmarkEnd w:id="44"/>
-    <w:bookmarkStart w:id="45" w:name="Xd96db79b637b6f00313f6b4772441423be0dd5e"/>
-    <w:p>
-      <w:pPr>
-        <w:pStyle w:val="Heading3"/>
-      </w:pPr>
-      <w:r>
-        <w:t xml:space="preserve">Customize instructions for Cowork (after Exercise 8, if time allows)</w:t>
       </w:r>
     </w:p>
     <w:p>
@@ -7030,13 +7036,23 @@
         </w:numPr>
       </w:pPr>
       <w:r>
-        <w:t xml:space="preserve">This is optional, outside the required 155-minute agenda. Skip it when time is short; preserve</w:t>
-      </w:r>
-      <w:r>
-        <w:t xml:space="preserve"> </w:t>
-      </w:r>
-      <w:r>
-        <w:t xml:space="preserve">the wrap-up and schedule cleanup.</w:t>
+        <w:t xml:space="preserve">This detailed walkthrough is outside the required agenda. Keep brief safety reminders during</w:t>
+      </w:r>
+      <w:r>
+        <w:t xml:space="preserve"> </w:t>
+      </w:r>
+      <w:r>
+        <w:t xml:space="preserve">exercises, and skip the optional walkthrough if needed to preserve wrap-up and cleanup.</w:t>
+      </w:r>
+    </w:p>
+    <w:bookmarkEnd w:id="45"/>
+    <w:bookmarkStart w:id="46" w:name="Xd96db79b637b6f00313f6b4772441423be0dd5e"/>
+    <w:p>
+      <w:pPr>
+        <w:pStyle w:val="Heading3"/>
+      </w:pPr>
+      <w:r>
+        <w:t xml:space="preserve">Customize instructions for Cowork (after Exercise 8, if time allows)</w:t>
       </w:r>
     </w:p>
     <w:p>
@@ -7044,10 +7060,28 @@
         <w:pStyle w:val="Compact"/>
         <w:numPr>
           <w:ilvl w:val="0"/>
-          <w:numId w:val="1021"/>
+          <w:numId w:val="1022"/>
         </w:numPr>
       </w:pPr>
       <w:r>
+        <w:t xml:space="preserve">This is optional, outside the required 155-minute agenda. Skip it when time is short; preserve</w:t>
+      </w:r>
+      <w:r>
+        <w:t xml:space="preserve"> </w:t>
+      </w:r>
+      <w:r>
+        <w:t xml:space="preserve">the wrap-up and schedule cleanup.</w:t>
+      </w:r>
+    </w:p>
+    <w:p>
+      <w:pPr>
+        <w:pStyle w:val="Compact"/>
+        <w:numPr>
+          <w:ilvl w:val="0"/>
+          <w:numId w:val="1022"/>
+        </w:numPr>
+      </w:pPr>
+      <w:r>
         <w:t xml:space="preserve">Use the deck's</w:t>
       </w:r>
       <w:r>
@@ -7069,7 +7103,7 @@
       <w:r>
         <w:t xml:space="preserve"> </w:t>
       </w:r>
-      <w:hyperlink r:id="rId43">
+      <w:hyperlink r:id="rId44">
         <w:r>
           <w:rPr>
             <w:rStyle w:val="Hyperlink"/>
@@ -7086,7 +7120,7 @@
         <w:pStyle w:val="Compact"/>
         <w:numPr>
           <w:ilvl w:val="0"/>
-          <w:numId w:val="1021"/>
+          <w:numId w:val="1022"/>
         </w:numPr>
       </w:pPr>
       <w:r>
@@ -7123,34 +7157,6 @@
       </w:r>
       <w:r>
         <w:t xml:space="preserve">. It applies to future tasks, not earlier ones.</w:t>
-      </w:r>
-    </w:p>
-    <w:p>
-      <w:pPr>
-        <w:pStyle w:val="Compact"/>
-        <w:numPr>
-          <w:ilvl w:val="0"/>
-          <w:numId w:val="1021"/>
-        </w:numPr>
-      </w:pPr>
-      <w:r>
-        <w:t xml:space="preserve">Keep preferences short and personal. Choose one role sample, rather than stacking all of them.</w:t>
-      </w:r>
-      <w:r>
-        <w:t xml:space="preserve"> </w:t>
-      </w:r>
-      <w:r>
-        <w:t xml:space="preserve">Clear or adapt the Zava instructions before returning to real work.</w:t>
-      </w:r>
-    </w:p>
-    <w:bookmarkEnd w:id="45"/>
-    <w:bookmarkStart w:id="47" w:name="X4d50050e2fcb0cfc72f8fb4ca04685ffd234a1f"/>
-    <w:p>
-      <w:pPr>
-        <w:pStyle w:val="Heading3"/>
-      </w:pPr>
-      <w:r>
-        <w:t xml:space="preserve">Responsible use — the golden rules (optional recap after Exercise 8)</w:t>
       </w:r>
     </w:p>
     <w:p>
@@ -7162,32 +7168,23 @@
         </w:numPr>
       </w:pPr>
       <w:r>
-        <w:t xml:space="preserve">The detailed slide is in the</w:t>
-      </w:r>
-      <w:r>
-        <w:t xml:space="preserve"> </w:t>
-      </w:r>
-      <w:r>
-        <w:rPr>
-          <w:b/>
-          <w:bCs/>
-        </w:rPr>
-        <w:t xml:space="preserve">Appendix</w:t>
-      </w:r>
-      <w:r>
-        <w:t xml:space="preserve">. Use it if time allows, or share it after the workshop.</w:t>
-      </w:r>
-      <w:r>
-        <w:t xml:space="preserve"> </w:t>
-      </w:r>
-      <w:r>
-        <w:t xml:space="preserve">The rules themselves still apply to every exercise: draft, review, approve one action at a time,</w:t>
-      </w:r>
-      <w:r>
-        <w:t xml:space="preserve"> </w:t>
-      </w:r>
-      <w:r>
-        <w:t xml:space="preserve">keep real data private, and cite and confirm policy answers.</w:t>
+        <w:t xml:space="preserve">Keep preferences short and personal. Choose one role sample, rather than stacking all of them.</w:t>
+      </w:r>
+      <w:r>
+        <w:t xml:space="preserve"> </w:t>
+      </w:r>
+      <w:r>
+        <w:t xml:space="preserve">Clear or adapt the Zava instructions before returning to real work.</w:t>
+      </w:r>
+    </w:p>
+    <w:bookmarkEnd w:id="46"/>
+    <w:bookmarkStart w:id="48" w:name="X4d50050e2fcb0cfc72f8fb4ca04685ffd234a1f"/>
+    <w:p>
+      <w:pPr>
+        <w:pStyle w:val="Heading3"/>
+      </w:pPr>
+      <w:r>
+        <w:t xml:space="preserve">Responsible use — the golden rules (optional recap after Exercise 8)</w:t>
       </w:r>
     </w:p>
     <w:p>
@@ -7195,16 +7192,53 @@
         <w:pStyle w:val="Compact"/>
         <w:numPr>
           <w:ilvl w:val="0"/>
-          <w:numId w:val="1022"/>
+          <w:numId w:val="1023"/>
         </w:numPr>
       </w:pPr>
       <w:r>
+        <w:t xml:space="preserve">The detailed slide is in the</w:t>
+      </w:r>
+      <w:r>
+        <w:t xml:space="preserve"> </w:t>
+      </w:r>
+      <w:r>
+        <w:rPr>
+          <w:b/>
+          <w:bCs/>
+        </w:rPr>
+        <w:t xml:space="preserve">Appendix</w:t>
+      </w:r>
+      <w:r>
+        <w:t xml:space="preserve">. Use it if time allows, or share it after the workshop.</w:t>
+      </w:r>
+      <w:r>
+        <w:t xml:space="preserve"> </w:t>
+      </w:r>
+      <w:r>
+        <w:t xml:space="preserve">The rules themselves still apply to every exercise: draft, review, approve one action at a time,</w:t>
+      </w:r>
+      <w:r>
+        <w:t xml:space="preserve"> </w:t>
+      </w:r>
+      <w:r>
+        <w:t xml:space="preserve">keep real data private, and cite and confirm policy answers.</w:t>
+      </w:r>
+    </w:p>
+    <w:p>
+      <w:pPr>
+        <w:pStyle w:val="Compact"/>
+        <w:numPr>
+          <w:ilvl w:val="0"/>
+          <w:numId w:val="1023"/>
+        </w:numPr>
+      </w:pPr>
+      <w:r>
         <w:t xml:space="preserve">See</w:t>
       </w:r>
       <w:r>
         <w:t xml:space="preserve"> </w:t>
       </w:r>
-      <w:hyperlink r:id="rId46">
+      <w:hyperlink r:id="rId47">
         <w:r>
           <w:rPr>
             <w:rStyle w:val="Hyperlink"/>
@@ -7216,9 +7250,9 @@
         <w:t xml:space="preserve">.</w:t>
       </w:r>
     </w:p>
-    <w:bookmarkEnd w:id="47"/>
     <w:bookmarkEnd w:id="48"/>
-    <w:bookmarkStart w:id="51" w:name="closing"/>
+    <w:bookmarkEnd w:id="49"/>
+    <w:bookmarkStart w:id="52" w:name="closing"/>
     <w:p>
       <w:pPr>
         <w:pStyle w:val="Heading2"/>
@@ -7227,7 +7261,7 @@
         <w:t xml:space="preserve">Closing</w:t>
       </w:r>
     </w:p>
-    <w:bookmarkStart w:id="50" w:name="wrap-up-230235"/>
+    <w:bookmarkStart w:id="51" w:name="wrap-up-230235"/>
     <w:p>
       <w:pPr>
         <w:pStyle w:val="Heading3"/>
@@ -7241,7 +7275,7 @@
         <w:pStyle w:val="Compact"/>
         <w:numPr>
           <w:ilvl w:val="0"/>
-          <w:numId w:val="1023"/>
+          <w:numId w:val="1024"/>
         </w:numPr>
       </w:pPr>
       <w:r>
@@ -7253,7 +7287,7 @@
         <w:pStyle w:val="Compact"/>
         <w:numPr>
           <w:ilvl w:val="0"/>
-          <w:numId w:val="1023"/>
+          <w:numId w:val="1024"/>
         </w:numPr>
       </w:pPr>
       <w:r>
@@ -7284,7 +7318,7 @@
         <w:pStyle w:val="Compact"/>
         <w:numPr>
           <w:ilvl w:val="0"/>
-          <w:numId w:val="1023"/>
+          <w:numId w:val="1024"/>
         </w:numPr>
       </w:pPr>
       <w:r>
@@ -7318,7 +7352,7 @@
         <w:pStyle w:val="Compact"/>
         <w:numPr>
           <w:ilvl w:val="0"/>
-          <w:numId w:val="1023"/>
+          <w:numId w:val="1024"/>
         </w:numPr>
       </w:pPr>
       <w:r>
@@ -7346,7 +7380,7 @@
       <w:r>
         <w:t xml:space="preserve"> </w:t>
       </w:r>
-      <w:hyperlink r:id="rId43">
+      <w:hyperlink r:id="rId44">
         <w:r>
           <w:rPr>
             <w:rStyle w:val="Hyperlink"/>
@@ -7378,7 +7412,7 @@
         <w:pStyle w:val="Compact"/>
         <w:numPr>
           <w:ilvl w:val="0"/>
-          <w:numId w:val="1023"/>
+          <w:numId w:val="1024"/>
         </w:numPr>
       </w:pPr>
       <w:r>
@@ -7387,7 +7421,7 @@
       <w:r>
         <w:t xml:space="preserve"> </w:t>
       </w:r>
-      <w:hyperlink r:id="rId46">
+      <w:hyperlink r:id="rId47">
         <w:r>
           <w:rPr>
             <w:rStyle w:val="Hyperlink"/>
@@ -7404,7 +7438,7 @@
         <w:pStyle w:val="Compact"/>
         <w:numPr>
           <w:ilvl w:val="0"/>
-          <w:numId w:val="1023"/>
+          <w:numId w:val="1024"/>
         </w:numPr>
       </w:pPr>
       <w:r>
@@ -7413,7 +7447,7 @@
       <w:r>
         <w:t xml:space="preserve"> </w:t>
       </w:r>
-      <w:hyperlink r:id="rId49">
+      <w:hyperlink r:id="rId50">
         <w:r>
           <w:rPr>
             <w:rStyle w:val="Hyperlink"/>
@@ -7433,7 +7467,7 @@
         <w:pStyle w:val="Compact"/>
         <w:numPr>
           <w:ilvl w:val="0"/>
-          <w:numId w:val="1023"/>
+          <w:numId w:val="1024"/>
         </w:numPr>
       </w:pPr>
       <w:r>
@@ -7445,7 +7479,7 @@
         <w:pStyle w:val="Compact"/>
         <w:numPr>
           <w:ilvl w:val="0"/>
-          <w:numId w:val="1023"/>
+          <w:numId w:val="1024"/>
         </w:numPr>
       </w:pPr>
       <w:r>
@@ -7457,7 +7491,7 @@
         <w:pStyle w:val="Compact"/>
         <w:numPr>
           <w:ilvl w:val="0"/>
-          <w:numId w:val="1023"/>
+          <w:numId w:val="1024"/>
         </w:numPr>
       </w:pPr>
       <w:r>
@@ -7497,9 +7531,9 @@
         <w:t xml:space="preserve">survey, and 30-day adoption plan).</w:t>
       </w:r>
     </w:p>
-    <w:bookmarkEnd w:id="50"/>
     <w:bookmarkEnd w:id="51"/>
-    <w:bookmarkStart w:id="52" w:name="troubleshooting-triage-hand-to-proctors"/>
+    <w:bookmarkEnd w:id="52"/>
+    <w:bookmarkStart w:id="53" w:name="troubleshooting-triage-hand-to-proctors"/>
     <w:p>
       <w:pPr>
         <w:pStyle w:val="Heading2"/>
@@ -8891,7 +8925,7 @@
               </w:rPr>
               <w:t xml:space="preserve"> </w:t>
             </w:r>
-            <w:hyperlink r:id="rId43">
+            <w:hyperlink r:id="rId44">
               <w:r>
                 <w:rPr>
                   <w:rStyle w:val="Hyperlink"/>
@@ -8990,8 +9024,8 @@
         </w:tc>
       </w:tr>
     </w:tbl>
-    <w:bookmarkEnd w:id="52"/>
-    <w:bookmarkStart w:id="53" w:name="time-checks-and-what-to-cut"/>
+    <w:bookmarkEnd w:id="53"/>
+    <w:bookmarkStart w:id="54" w:name="time-checks-and-what-to-cut"/>
     <w:p>
       <w:pPr>
         <w:pStyle w:val="Heading2"/>
@@ -9578,7 +9612,7 @@
       <w:r>
         <w:t xml:space="preserve"> </w:t>
       </w:r>
-      <w:hyperlink r:id="rId43">
+      <w:hyperlink r:id="rId44">
         <w:r>
           <w:rPr>
             <w:rStyle w:val="Hyperlink"/>
@@ -9592,7 +9626,7 @@
       <w:r>
         <w:t xml:space="preserve"> </w:t>
       </w:r>
-      <w:hyperlink r:id="rId49">
+      <w:hyperlink r:id="rId50">
         <w:r>
           <w:rPr>
             <w:rStyle w:val="Hyperlink"/>
@@ -9604,8 +9638,8 @@
         <w:t xml:space="preserve">.</w:t>
       </w:r>
     </w:p>
-    <w:bookmarkEnd w:id="53"/>
-    <w:bookmarkStart w:id="54" w:name="pacing-tips-for-25-people"/>
+    <w:bookmarkEnd w:id="54"/>
+    <w:bookmarkStart w:id="55" w:name="pacing-tips-for-25-people"/>
     <w:p>
       <w:pPr>
         <w:pStyle w:val="Heading2"/>
@@ -9619,7 +9653,7 @@
         <w:pStyle w:val="Compact"/>
         <w:numPr>
           <w:ilvl w:val="0"/>
-          <w:numId w:val="1024"/>
+          <w:numId w:val="1025"/>
         </w:numPr>
       </w:pPr>
       <w:r>
@@ -9653,7 +9687,7 @@
         <w:pStyle w:val="Compact"/>
         <w:numPr>
           <w:ilvl w:val="0"/>
-          <w:numId w:val="1024"/>
+          <w:numId w:val="1025"/>
         </w:numPr>
       </w:pPr>
       <w:r>
@@ -9678,7 +9712,7 @@
       <w:r>
         <w:t xml:space="preserve"> </w:t>
       </w:r>
-      <w:hyperlink r:id="rId43">
+      <w:hyperlink r:id="rId44">
         <w:r>
           <w:rPr>
             <w:rStyle w:val="Hyperlink"/>
@@ -9701,7 +9735,7 @@
         <w:pStyle w:val="Compact"/>
         <w:numPr>
           <w:ilvl w:val="0"/>
-          <w:numId w:val="1024"/>
+          <w:numId w:val="1025"/>
         </w:numPr>
       </w:pPr>
       <w:r>
@@ -9722,58 +9756,6 @@
       </w:r>
       <w:r>
         <w:t xml:space="preserve">it and keep moving; a proctor follows up.</w:t>
-      </w:r>
-    </w:p>
-    <w:p>
-      <w:pPr>
-        <w:pStyle w:val="Compact"/>
-        <w:numPr>
-          <w:ilvl w:val="0"/>
-          <w:numId w:val="1024"/>
-        </w:numPr>
-      </w:pPr>
-      <w:r>
-        <w:t xml:space="preserve">Timings are guidance; if you're running long, keep everyone on the required tasks (the optional</w:t>
-      </w:r>
-      <w:r>
-        <w:t xml:space="preserve"> </w:t>
-      </w:r>
-      <w:r>
-        <w:t xml:space="preserve">1c, 2b, 5b, 5c, and 6c are for fast finishers) and/or run Ex 7 as a</w:t>
-      </w:r>
-      <w:r>
-        <w:t xml:space="preserve"> </w:t>
-      </w:r>
-      <w:r>
-        <w:rPr>
-          <w:b/>
-          <w:bCs/>
-        </w:rPr>
-        <w:t xml:space="preserve">facilitator demo</w:t>
-      </w:r>
-      <w:r>
-        <w:t xml:space="preserve"> </w:t>
-      </w:r>
-      <w:r>
-        <w:t xml:space="preserve">(attendees watch, then build after) — protect Ex 3 and the Ex 7 concept.</w:t>
-      </w:r>
-    </w:p>
-    <w:bookmarkEnd w:id="54"/>
-    <w:bookmarkStart w:id="55" w:name="success-criteria"/>
-    <w:p>
-      <w:pPr>
-        <w:pStyle w:val="Heading2"/>
-      </w:pPr>
-      <w:r>
-        <w:t xml:space="preserve">Success criteria</w:t>
-      </w:r>
-    </w:p>
-    <w:p>
-      <w:pPr>
-        <w:pStyle w:val="FirstParagraph"/>
-      </w:pPr>
-      <w:r>
-        <w:t xml:space="preserve">By the end, each ready attendee has:</w:t>
       </w:r>
     </w:p>
     <w:p>
@@ -9785,23 +9767,47 @@
         </w:numPr>
       </w:pPr>
       <w:r>
-        <w:t xml:space="preserve">Understood when to use</w:t>
-      </w:r>
-      <w:r>
-        <w:t xml:space="preserve"> </w:t>
-      </w:r>
-      <w:r>
-        <w:rPr>
-          <w:b/>
-          <w:bCs/>
-        </w:rPr>
-        <w:t xml:space="preserve">Copilot Chat vs. Cowork</w:t>
-      </w:r>
-      <w:r>
-        <w:t xml:space="preserve"> </w:t>
-      </w:r>
-      <w:r>
-        <w:t xml:space="preserve">(opening segment)</w:t>
+        <w:t xml:space="preserve">Timings are guidance; if you're running long, keep everyone on the required tasks (the optional</w:t>
+      </w:r>
+      <w:r>
+        <w:t xml:space="preserve"> </w:t>
+      </w:r>
+      <w:r>
+        <w:t xml:space="preserve">1c, 2b, 5b, 5c, and 6c are for fast finishers) and/or run Ex 7 as a</w:t>
+      </w:r>
+      <w:r>
+        <w:t xml:space="preserve"> </w:t>
+      </w:r>
+      <w:r>
+        <w:rPr>
+          <w:b/>
+          <w:bCs/>
+        </w:rPr>
+        <w:t xml:space="preserve">facilitator demo</w:t>
+      </w:r>
+      <w:r>
+        <w:t xml:space="preserve"> </w:t>
+      </w:r>
+      <w:r>
+        <w:t xml:space="preserve">(attendees watch, then build after) — protect Ex 3 and the Ex 7 concept.</w:t>
+      </w:r>
+    </w:p>
+    <w:bookmarkEnd w:id="55"/>
+    <w:bookmarkStart w:id="56" w:name="success-criteria"/>
+    <w:p>
+      <w:pPr>
+        <w:pStyle w:val="Heading2"/>
+      </w:pPr>
+      <w:r>
+        <w:t xml:space="preserve">Success criteria</w:t>
+      </w:r>
+    </w:p>
+    <w:p>
+      <w:pPr>
+        <w:pStyle w:val="FirstParagraph"/>
+      </w:pPr>
+      <w:r>
+        <w:t xml:space="preserve">By the end, each ready attendee has:</w:t>
       </w:r>
     </w:p>
     <w:p>
@@ -9813,23 +9819,23 @@
         </w:numPr>
       </w:pPr>
       <w:r>
-        <w:t xml:space="preserve">Toured the Cowork UI —</w:t>
-      </w:r>
-      <w:r>
-        <w:t xml:space="preserve"> </w:t>
-      </w:r>
-      <w:r>
-        <w:rPr>
-          <w:b/>
-          <w:bCs/>
-        </w:rPr>
-        <w:t xml:space="preserve">New task, My tasks, Automations, Customize</w:t>
-      </w:r>
-      <w:r>
-        <w:t xml:space="preserve"> </w:t>
-      </w:r>
-      <w:r>
-        <w:t xml:space="preserve">(walkthrough)</w:t>
+        <w:t xml:space="preserve">Understood when to use</w:t>
+      </w:r>
+      <w:r>
+        <w:t xml:space="preserve"> </w:t>
+      </w:r>
+      <w:r>
+        <w:rPr>
+          <w:b/>
+          <w:bCs/>
+        </w:rPr>
+        <w:t xml:space="preserve">Copilot Chat vs. Cowork</w:t>
+      </w:r>
+      <w:r>
+        <w:t xml:space="preserve"> </w:t>
+      </w:r>
+      <w:r>
+        <w:t xml:space="preserve">(opening segment)</w:t>
       </w:r>
     </w:p>
     <w:p>
@@ -9841,45 +9847,23 @@
         </w:numPr>
       </w:pPr>
       <w:r>
-        <w:t xml:space="preserve">Built an</w:t>
-      </w:r>
-      <w:r>
-        <w:t xml:space="preserve"> </w:t>
-      </w:r>
-      <w:r>
-        <w:rPr>
-          <w:b/>
-          <w:bCs/>
-        </w:rPr>
-        <w:t xml:space="preserve">Executive Command Center</w:t>
-      </w:r>
-      <w:r>
-        <w:t xml:space="preserve"> </w:t>
-      </w:r>
-      <w:r>
-        <w:t xml:space="preserve">HTML dashboard, found it in the</w:t>
-      </w:r>
-      <w:r>
-        <w:t xml:space="preserve"> </w:t>
-      </w:r>
-      <w:r>
-        <w:rPr>
-          <w:b/>
-          <w:bCs/>
-        </w:rPr>
-        <w:t xml:space="preserve">Output folder</w:t>
-      </w:r>
-      <w:r>
-        <w:t xml:space="preserve"> </w:t>
-      </w:r>
-      <w:r>
-        <w:t xml:space="preserve">and</w:t>
-      </w:r>
-      <w:r>
-        <w:t xml:space="preserve"> </w:t>
-      </w:r>
-      <w:r>
-        <w:t xml:space="preserve">OneDrive → Cowork, and saved it as a skill with a schedule, approving one action at a time (Ex 8)</w:t>
+        <w:t xml:space="preserve">Toured the Cowork UI —</w:t>
+      </w:r>
+      <w:r>
+        <w:t xml:space="preserve"> </w:t>
+      </w:r>
+      <w:r>
+        <w:rPr>
+          <w:b/>
+          <w:bCs/>
+        </w:rPr>
+        <w:t xml:space="preserve">New task, My tasks, Automations, Customize</w:t>
+      </w:r>
+      <w:r>
+        <w:t xml:space="preserve"> </w:t>
+      </w:r>
+      <w:r>
+        <w:t xml:space="preserve">(walkthrough)</w:t>
       </w:r>
     </w:p>
     <w:p>
@@ -9891,13 +9875,45 @@
         </w:numPr>
       </w:pPr>
       <w:r>
-        <w:t xml:space="preserve">Produced a cited web-research briefing and 5 interview questions grounded in the job</w:t>
-      </w:r>
-      <w:r>
-        <w:t xml:space="preserve"> </w:t>
-      </w:r>
-      <w:r>
-        <w:t xml:space="preserve">description (Ex 1)</w:t>
+        <w:t xml:space="preserve">Built an</w:t>
+      </w:r>
+      <w:r>
+        <w:t xml:space="preserve"> </w:t>
+      </w:r>
+      <w:r>
+        <w:rPr>
+          <w:b/>
+          <w:bCs/>
+        </w:rPr>
+        <w:t xml:space="preserve">Executive Command Center</w:t>
+      </w:r>
+      <w:r>
+        <w:t xml:space="preserve"> </w:t>
+      </w:r>
+      <w:r>
+        <w:t xml:space="preserve">HTML dashboard, found it in the</w:t>
+      </w:r>
+      <w:r>
+        <w:t xml:space="preserve"> </w:t>
+      </w:r>
+      <w:r>
+        <w:rPr>
+          <w:b/>
+          <w:bCs/>
+        </w:rPr>
+        <w:t xml:space="preserve">Output folder</w:t>
+      </w:r>
+      <w:r>
+        <w:t xml:space="preserve"> </w:t>
+      </w:r>
+      <w:r>
+        <w:t xml:space="preserve">and</w:t>
+      </w:r>
+      <w:r>
+        <w:t xml:space="preserve"> </w:t>
+      </w:r>
+      <w:r>
+        <w:t xml:space="preserve">OneDrive → Cowork, and saved it as a skill with a schedule, approving one action at a time (Ex 8)</w:t>
       </w:r>
     </w:p>
     <w:p>
@@ -9909,23 +9925,13 @@
         </w:numPr>
       </w:pPr>
       <w:r>
-        <w:t xml:space="preserve">Had Cowork</w:t>
-      </w:r>
-      <w:r>
-        <w:t xml:space="preserve"> </w:t>
-      </w:r>
-      <w:r>
-        <w:rPr>
-          <w:b/>
-          <w:bCs/>
-        </w:rPr>
-        <w:t xml:space="preserve">navigate two websites</w:t>
-      </w:r>
-      <w:r>
-        <w:t xml:space="preserve"> </w:t>
-      </w:r>
-      <w:r>
-        <w:t xml:space="preserve">in Edge and build a linked comparison table (Ex 2)</w:t>
+        <w:t xml:space="preserve">Produced a cited web-research briefing and 5 interview questions grounded in the job</w:t>
+      </w:r>
+      <w:r>
+        <w:t xml:space="preserve"> </w:t>
+      </w:r>
+      <w:r>
+        <w:t xml:space="preserve">description (Ex 1)</w:t>
       </w:r>
     </w:p>
     <w:p>
@@ -9937,7 +9943,23 @@
         </w:numPr>
       </w:pPr>
       <w:r>
-        <w:t xml:space="preserve">Built and tested a custom skill scoring Good+ (Ex 3)</w:t>
+        <w:t xml:space="preserve">Had Cowork</w:t>
+      </w:r>
+      <w:r>
+        <w:t xml:space="preserve"> </w:t>
+      </w:r>
+      <w:r>
+        <w:rPr>
+          <w:b/>
+          <w:bCs/>
+        </w:rPr>
+        <w:t xml:space="preserve">navigate two websites</w:t>
+      </w:r>
+      <w:r>
+        <w:t xml:space="preserve"> </w:t>
+      </w:r>
+      <w:r>
+        <w:t xml:space="preserve">in Edge and build a linked comparison table (Ex 2)</w:t>
       </w:r>
     </w:p>
     <w:p>
@@ -9949,7 +9971,7 @@
         </w:numPr>
       </w:pPr>
       <w:r>
-        <w:t xml:space="preserve">Wrote an inclusive job posting and a ticket report (Ex 4)</w:t>
+        <w:t xml:space="preserve">Built and tested a custom skill scoring Good+ (Ex 3)</w:t>
       </w:r>
     </w:p>
     <w:p>
@@ -9961,7 +9983,7 @@
         </w:numPr>
       </w:pPr>
       <w:r>
-        <w:t xml:space="preserve">Built an onboarding orientation deck from the Zava files (Ex 5)</w:t>
+        <w:t xml:space="preserve">Wrote an inclusive job posting and a ticket report (Ex 4)</w:t>
       </w:r>
     </w:p>
     <w:p>
@@ -9973,7 +9995,7 @@
         </w:numPr>
       </w:pPr>
       <w:r>
-        <w:t xml:space="preserve">Created a recurring Automation and a Daily Briefing (Ex 6)</w:t>
+        <w:t xml:space="preserve">Built an onboarding orientation deck from the Zava files (Ex 5)</w:t>
       </w:r>
     </w:p>
     <w:p>
@@ -9985,6 +10007,18 @@
         </w:numPr>
       </w:pPr>
       <w:r>
+        <w:t xml:space="preserve">Created a recurring Automation and a Daily Briefing (Ex 6)</w:t>
+      </w:r>
+    </w:p>
+    <w:p>
+      <w:pPr>
+        <w:pStyle w:val="Compact"/>
+        <w:numPr>
+          <w:ilvl w:val="0"/>
+          <w:numId w:val="1035"/>
+        </w:numPr>
+      </w:pPr>
+      <w:r>
         <w:t xml:space="preserve">Built and tested an</w:t>
       </w:r>
       <w:r>
@@ -10004,8 +10038,8 @@
         <w:t xml:space="preserve">in Copilot Agent Builder (Ex 7)</w:t>
       </w:r>
     </w:p>
-    <w:bookmarkEnd w:id="55"/>
     <w:bookmarkEnd w:id="56"/>
+    <w:bookmarkEnd w:id="57"/>
     <w:sectPr>
       <w:footerReference w:type="default" r:id="rId10"/>
       <w:footnotePr>
@@ -10515,7 +10549,7 @@
     <w:abstractNumId w:val="991"/>
   </w:num>
   <w:num w:numId="1025">
-    <w:abstractNumId w:val="992"/>
+    <w:abstractNumId w:val="991"/>
   </w:num>
   <w:num w:numId="1026">
     <w:abstractNumId w:val="992"/>
@@ -10542,6 +10576,9 @@
     <w:abstractNumId w:val="992"/>
   </w:num>
   <w:num w:numId="1034">
+    <w:abstractNumId w:val="992"/>
+  </w:num>
+  <w:num w:numId="1035">
     <w:abstractNumId w:val="992"/>
   </w:num>
 </w:numbering>

--- a/instructor/facilitator-guide.docx
+++ b/instructor/facilitator-guide.docx
@@ -6766,7 +6766,7 @@
         </w:numPr>
       </w:pPr>
       <w:r>
-        <w:t xml:space="preserve">Use the Appendix slide and its example spending-policy screenshot as a setup reference.</w:t>
+        <w:t xml:space="preserve">Use the Appendix slide and its browser-settings and spending-policy screenshots as setup references.</w:t>
       </w:r>
       <w:r>
         <w:t xml:space="preserve"> </w:t>

--- a/instructor/facilitator-guide.docx
+++ b/instructor/facilitator-guide.docx
@@ -28,7 +28,7 @@
         </w:p>
       </w:sdtContent>
     </w:sdt>
-    <w:bookmarkStart w:id="57" w:name="facilitator-guide"/>
+    <w:bookmarkStart w:id="58" w:name="facilitator-guide"/>
     <w:p>
       <w:pPr>
         <w:pStyle w:val="Heading1"/>
@@ -2321,7 +2321,7 @@
       </w:tr>
     </w:tbl>
     <w:bookmarkEnd w:id="18"/>
-    <w:bookmarkStart w:id="39" w:name="segment-talking-points"/>
+    <w:bookmarkStart w:id="40" w:name="segment-talking-points"/>
     <w:p>
       <w:pPr>
         <w:pStyle w:val="Heading2"/>
@@ -3082,132 +3082,238 @@
       </w:r>
     </w:p>
     <w:bookmarkEnd w:id="24"/>
-    <w:bookmarkStart w:id="26" w:name="ex-1--deep-research-020035"/>
+    <w:bookmarkStart w:id="25" w:name="prompt-coach--improve-a-weak-prompt"/>
     <w:p>
       <w:pPr>
         <w:pStyle w:val="Heading3"/>
       </w:pPr>
       <w:r>
-        <w:t xml:space="preserve">Ex 1 — Deep Research (0:20–0:35)</w:t>
-      </w:r>
-    </w:p>
-    <w:p>
-      <w:pPr>
+        <w:t xml:space="preserve">Prompt Coach — improve a weak prompt</w:t>
+      </w:r>
+    </w:p>
+    <w:p>
+      <w:pPr>
+        <w:pStyle w:val="Compact"/>
         <w:numPr>
           <w:ilvl w:val="0"/>
           <w:numId w:val="1006"/>
         </w:numPr>
       </w:pPr>
       <w:r>
-        <w:t xml:space="preserve">Deep Research reads and</w:t>
-      </w:r>
-      <w:r>
-        <w:t xml:space="preserve"> </w:t>
-      </w:r>
-      <w:r>
-        <w:rPr>
-          <w:b/>
-          <w:bCs/>
-        </w:rPr>
-        <w:t xml:space="preserve">cites</w:t>
-      </w:r>
-      <w:r>
-        <w:t xml:space="preserve"> </w:t>
-      </w:r>
-      <w:r>
-        <w:t xml:space="preserve">many web sources; contrast it with a single lookup.</w:t>
-      </w:r>
-    </w:p>
-    <w:p>
-      <w:pPr>
+        <w:t xml:space="preserve">After</w:t>
+      </w:r>
+      <w:r>
+        <w:t xml:space="preserve"> </w:t>
+      </w:r>
+      <w:r>
+        <w:rPr>
+          <w:b/>
+          <w:bCs/>
+        </w:rPr>
+        <w:t xml:space="preserve">Prompting best practices</w:t>
+      </w:r>
+      <w:r>
+        <w:t xml:space="preserve">, optionally show the Prompt Coach agent in Copilot Chat →</w:t>
+      </w:r>
+      <w:r>
+        <w:t xml:space="preserve"> </w:t>
+      </w:r>
+      <w:r>
+        <w:rPr>
+          <w:b/>
+          <w:bCs/>
+        </w:rPr>
+        <w:t xml:space="preserve">Agents</w:t>
+      </w:r>
+      <w:r>
+        <w:t xml:space="preserve"> </w:t>
+      </w:r>
+      <w:r>
+        <w:t xml:space="preserve">and ask it to critique the weak open-enrollment example.</w:t>
+      </w:r>
+    </w:p>
+    <w:p>
+      <w:pPr>
+        <w:pStyle w:val="Compact"/>
         <w:numPr>
           <w:ilvl w:val="0"/>
           <w:numId w:val="1006"/>
         </w:numPr>
       </w:pPr>
       <w:r>
-        <w:t xml:space="preserve">Have attendees</w:t>
-      </w:r>
-      <w:r>
-        <w:t xml:space="preserve"> </w:t>
-      </w:r>
-      <w:r>
-        <w:rPr>
-          <w:b/>
-          <w:bCs/>
-        </w:rPr>
-        <w:t xml:space="preserve">open two citations</w:t>
-      </w:r>
-      <w:r>
-        <w:t xml:space="preserve"> </w:t>
-      </w:r>
-      <w:r>
-        <w:t xml:space="preserve">and check them: the habit matters more than the briefing.</w:t>
-      </w:r>
-    </w:p>
-    <w:p>
-      <w:pPr>
+        <w:t xml:space="preserve">Review and edit its suggestions against</w:t>
+      </w:r>
+      <w:r>
+        <w:t xml:space="preserve"> </w:t>
+      </w:r>
+      <w:r>
+        <w:rPr>
+          <w:b/>
+          <w:bCs/>
+        </w:rPr>
+        <w:t xml:space="preserve">Goal, Source, Expectations, Constraints</w:t>
+      </w:r>
+      <w:r>
+        <w:t xml:space="preserve">; verify</w:t>
+      </w:r>
+      <w:r>
+        <w:t xml:space="preserve"> </w:t>
+      </w:r>
+      <w:r>
+        <w:t xml:space="preserve">dates and details before running. Prompt Coach critiques prompts; it does not replace output</w:t>
+      </w:r>
+      <w:r>
+        <w:t xml:space="preserve"> </w:t>
+      </w:r>
+      <w:r>
+        <w:t xml:space="preserve">checks or HR review.</w:t>
+      </w:r>
+    </w:p>
+    <w:p>
+      <w:pPr>
+        <w:pStyle w:val="Compact"/>
         <w:numPr>
           <w:ilvl w:val="0"/>
           <w:numId w:val="1006"/>
         </w:numPr>
       </w:pPr>
       <w:r>
-        <w:rPr>
-          <w:b/>
-          <w:bCs/>
-        </w:rPr>
-        <w:t xml:space="preserve">Required:</w:t>
-      </w:r>
-      <w:r>
-        <w:t xml:space="preserve"> </w:t>
-      </w:r>
-      <w:r>
-        <w:t xml:space="preserve">the Deep Research briefing (1a) and grounding it in</w:t>
-      </w:r>
-      <w:r>
-        <w:t xml:space="preserve"> </w:t>
-      </w:r>
-      <w:r>
-        <w:rPr>
-          <w:rStyle w:val="VerbatimChar"/>
-        </w:rPr>
-        <w:t xml:space="preserve">job-description-sample.docx</w:t>
-      </w:r>
-      <w:r>
-        <w:t xml:space="preserve"> </w:t>
-      </w:r>
-      <w:r>
-        <w:t xml:space="preserve">for 5 tailored questions (1b). The dry run took about 20 minutes with the scorecard included, so</w:t>
-      </w:r>
-      <w:r>
-        <w:t xml:space="preserve"> </w:t>
-      </w:r>
-      <w:r>
-        <w:t xml:space="preserve">the scorecard is now</w:t>
-      </w:r>
-      <w:r>
-        <w:t xml:space="preserve"> </w:t>
-      </w:r>
-      <w:r>
-        <w:rPr>
-          <w:b/>
-          <w:bCs/>
-        </w:rPr>
-        <w:t xml:space="preserve">optional (Task 1c)</w:t>
-      </w:r>
-      <w:r>
-        <w:t xml:space="preserve"> </w:t>
-      </w:r>
-      <w:r>
-        <w:t xml:space="preserve">for fast finishers.</w:t>
+        <w:t xml:space="preserve">Don't enter real employee or confidential data. Availability depends on tenant configuration;</w:t>
+      </w:r>
+      <w:r>
+        <w:t xml:space="preserve"> </w:t>
+      </w:r>
+      <w:r>
+        <w:t xml:space="preserve">skip if it isn't available. Keep this within the existing prompting segment.</w:t>
+      </w:r>
+    </w:p>
+    <w:bookmarkEnd w:id="25"/>
+    <w:bookmarkStart w:id="27" w:name="ex-1--deep-research-020035"/>
+    <w:p>
+      <w:pPr>
+        <w:pStyle w:val="Heading3"/>
+      </w:pPr>
+      <w:r>
+        <w:t xml:space="preserve">Ex 1 — Deep Research (0:20–0:35)</w:t>
       </w:r>
     </w:p>
     <w:p>
       <w:pPr>
         <w:numPr>
           <w:ilvl w:val="0"/>
-          <w:numId w:val="1006"/>
+          <w:numId w:val="1007"/>
+        </w:numPr>
+      </w:pPr>
+      <w:r>
+        <w:t xml:space="preserve">Deep Research reads and</w:t>
+      </w:r>
+      <w:r>
+        <w:t xml:space="preserve"> </w:t>
+      </w:r>
+      <w:r>
+        <w:rPr>
+          <w:b/>
+          <w:bCs/>
+        </w:rPr>
+        <w:t xml:space="preserve">cites</w:t>
+      </w:r>
+      <w:r>
+        <w:t xml:space="preserve"> </w:t>
+      </w:r>
+      <w:r>
+        <w:t xml:space="preserve">many web sources; contrast it with a single lookup.</w:t>
+      </w:r>
+    </w:p>
+    <w:p>
+      <w:pPr>
+        <w:numPr>
+          <w:ilvl w:val="0"/>
+          <w:numId w:val="1007"/>
+        </w:numPr>
+      </w:pPr>
+      <w:r>
+        <w:t xml:space="preserve">Have attendees</w:t>
+      </w:r>
+      <w:r>
+        <w:t xml:space="preserve"> </w:t>
+      </w:r>
+      <w:r>
+        <w:rPr>
+          <w:b/>
+          <w:bCs/>
+        </w:rPr>
+        <w:t xml:space="preserve">open two citations</w:t>
+      </w:r>
+      <w:r>
+        <w:t xml:space="preserve"> </w:t>
+      </w:r>
+      <w:r>
+        <w:t xml:space="preserve">and check them: the habit matters more than the briefing.</w:t>
+      </w:r>
+    </w:p>
+    <w:p>
+      <w:pPr>
+        <w:numPr>
+          <w:ilvl w:val="0"/>
+          <w:numId w:val="1007"/>
+        </w:numPr>
+      </w:pPr>
+      <w:r>
+        <w:rPr>
+          <w:b/>
+          <w:bCs/>
+        </w:rPr>
+        <w:t xml:space="preserve">Required:</w:t>
+      </w:r>
+      <w:r>
+        <w:t xml:space="preserve"> </w:t>
+      </w:r>
+      <w:r>
+        <w:t xml:space="preserve">the Deep Research briefing (1a) and grounding it in</w:t>
+      </w:r>
+      <w:r>
+        <w:t xml:space="preserve"> </w:t>
+      </w:r>
+      <w:r>
+        <w:rPr>
+          <w:rStyle w:val="VerbatimChar"/>
+        </w:rPr>
+        <w:t xml:space="preserve">job-description-sample.docx</w:t>
+      </w:r>
+      <w:r>
+        <w:t xml:space="preserve"> </w:t>
+      </w:r>
+      <w:r>
+        <w:t xml:space="preserve">for 5 tailored questions (1b). The dry run took about 20 minutes with the scorecard included, so</w:t>
+      </w:r>
+      <w:r>
+        <w:t xml:space="preserve"> </w:t>
+      </w:r>
+      <w:r>
+        <w:t xml:space="preserve">the scorecard is now</w:t>
+      </w:r>
+      <w:r>
+        <w:t xml:space="preserve"> </w:t>
+      </w:r>
+      <w:r>
+        <w:rPr>
+          <w:b/>
+          <w:bCs/>
+        </w:rPr>
+        <w:t xml:space="preserve">optional (Task 1c)</w:t>
+      </w:r>
+      <w:r>
+        <w:t xml:space="preserve"> </w:t>
+      </w:r>
+      <w:r>
+        <w:t xml:space="preserve">for fast finishers.</w:t>
+      </w:r>
+    </w:p>
+    <w:p>
+      <w:pPr>
+        <w:numPr>
+          <w:ilvl w:val="0"/>
+          <w:numId w:val="1007"/>
         </w:numPr>
       </w:pPr>
       <w:r>
@@ -3319,7 +3425,7 @@
       <w:pPr>
         <w:numPr>
           <w:ilvl w:val="0"/>
-          <w:numId w:val="1006"/>
+          <w:numId w:val="1007"/>
         </w:numPr>
       </w:pPr>
       <w:r>
@@ -3376,7 +3482,7 @@
       <w:pPr>
         <w:numPr>
           <w:ilvl w:val="0"/>
-          <w:numId w:val="1006"/>
+          <w:numId w:val="1007"/>
         </w:numPr>
       </w:pPr>
       <w:r>
@@ -3422,7 +3528,7 @@
       <w:pPr>
         <w:numPr>
           <w:ilvl w:val="0"/>
-          <w:numId w:val="1006"/>
+          <w:numId w:val="1007"/>
         </w:numPr>
       </w:pPr>
       <w:r>
@@ -3538,7 +3644,7 @@
       <w:r>
         <w:t xml:space="preserve"> </w:t>
       </w:r>
-      <w:hyperlink r:id="rId25">
+      <w:hyperlink r:id="rId26">
         <w:r>
           <w:rPr>
             <w:rStyle w:val="Hyperlink"/>
@@ -3554,7 +3660,7 @@
       <w:pPr>
         <w:numPr>
           <w:ilvl w:val="0"/>
-          <w:numId w:val="1006"/>
+          <w:numId w:val="1007"/>
         </w:numPr>
       </w:pPr>
       <w:r>
@@ -3586,8 +3692,8 @@
         <w:t xml:space="preserve">skill picker, then distinguish the Usage panel's monthly total and daily chart from this task's aggregate credit estimate. Example account values are not attendee balances or currency amounts.</w:t>
       </w:r>
     </w:p>
-    <w:bookmarkEnd w:id="26"/>
-    <w:bookmarkStart w:id="28" w:name="X204236c1e798dce3a60b540fe7409998db85ec2"/>
+    <w:bookmarkEnd w:id="27"/>
+    <w:bookmarkStart w:id="29" w:name="X204236c1e798dce3a60b540fe7409998db85ec2"/>
     <w:p>
       <w:pPr>
         <w:pStyle w:val="Heading3"/>
@@ -3601,7 +3707,7 @@
         <w:pStyle w:val="Compact"/>
         <w:numPr>
           <w:ilvl w:val="0"/>
-          <w:numId w:val="1007"/>
+          <w:numId w:val="1008"/>
         </w:numPr>
       </w:pPr>
       <w:r>
@@ -3651,7 +3757,7 @@
         <w:pStyle w:val="Compact"/>
         <w:numPr>
           <w:ilvl w:val="0"/>
-          <w:numId w:val="1007"/>
+          <w:numId w:val="1008"/>
         </w:numPr>
       </w:pPr>
       <w:r>
@@ -3720,7 +3826,7 @@
         <w:pStyle w:val="Compact"/>
         <w:numPr>
           <w:ilvl w:val="0"/>
-          <w:numId w:val="1007"/>
+          <w:numId w:val="1008"/>
         </w:numPr>
       </w:pPr>
       <w:r>
@@ -3816,7 +3922,7 @@
         <w:pStyle w:val="Compact"/>
         <w:numPr>
           <w:ilvl w:val="0"/>
-          <w:numId w:val="1007"/>
+          <w:numId w:val="1008"/>
         </w:numPr>
       </w:pPr>
       <w:r>
@@ -3933,7 +4039,7 @@
         <w:pStyle w:val="Compact"/>
         <w:numPr>
           <w:ilvl w:val="0"/>
-          <w:numId w:val="1007"/>
+          <w:numId w:val="1008"/>
         </w:numPr>
       </w:pPr>
       <w:r>
@@ -3968,7 +4074,7 @@
         <w:pStyle w:val="Compact"/>
         <w:numPr>
           <w:ilvl w:val="0"/>
-          <w:numId w:val="1007"/>
+          <w:numId w:val="1008"/>
         </w:numPr>
       </w:pPr>
       <w:r>
@@ -4004,7 +4110,7 @@
       <w:r>
         <w:t xml:space="preserve"> </w:t>
       </w:r>
-      <w:hyperlink r:id="rId27">
+      <w:hyperlink r:id="rId28">
         <w:r>
           <w:rPr>
             <w:rStyle w:val="Hyperlink"/>
@@ -4084,7 +4190,7 @@
         <w:pStyle w:val="Compact"/>
         <w:numPr>
           <w:ilvl w:val="0"/>
-          <w:numId w:val="1007"/>
+          <w:numId w:val="1008"/>
         </w:numPr>
       </w:pPr>
       <w:r>
@@ -4182,336 +4288,14 @@
         <w:t xml:space="preserve">: in the dry run Cowork declined to open it.</w:t>
       </w:r>
     </w:p>
-    <w:bookmarkEnd w:id="28"/>
-    <w:bookmarkStart w:id="29" w:name="Xc06a417302b43c74840daa0e813af3a772e0555"/>
+    <w:bookmarkEnd w:id="29"/>
+    <w:bookmarkStart w:id="30" w:name="Xc06a417302b43c74840daa0e813af3a772e0555"/>
     <w:p>
       <w:pPr>
         <w:pStyle w:val="Heading3"/>
       </w:pPr>
       <w:r>
         <w:t xml:space="preserve">Ex 3 — Build a custom skill (0:50–1:05) — the centerpiece</w:t>
-      </w:r>
-    </w:p>
-    <w:p>
-      <w:pPr>
-        <w:pStyle w:val="Compact"/>
-        <w:numPr>
-          <w:ilvl w:val="0"/>
-          <w:numId w:val="1008"/>
-        </w:numPr>
-      </w:pPr>
-      <w:r>
-        <w:t xml:space="preserve">Build it live from</w:t>
-      </w:r>
-      <w:r>
-        <w:t xml:space="preserve"> </w:t>
-      </w:r>
-      <w:r>
-        <w:rPr>
-          <w:b/>
-          <w:bCs/>
-        </w:rPr>
-        <w:t xml:space="preserve">Customize → Skills → Add → Create new</w:t>
-      </w:r>
-      <w:r>
-        <w:t xml:space="preserve">.</w:t>
-      </w:r>
-    </w:p>
-    <w:p>
-      <w:pPr>
-        <w:pStyle w:val="Compact"/>
-        <w:numPr>
-          <w:ilvl w:val="0"/>
-          <w:numId w:val="1008"/>
-        </w:numPr>
-      </w:pPr>
-      <w:r>
-        <w:t xml:space="preserve">Read the</w:t>
-      </w:r>
-      <w:r>
-        <w:t xml:space="preserve"> </w:t>
-      </w:r>
-      <w:r>
-        <w:rPr>
-          <w:b/>
-          <w:bCs/>
-        </w:rPr>
-        <w:t xml:space="preserve">auto-evaluation</w:t>
-      </w:r>
-      <w:r>
-        <w:t xml:space="preserve"> </w:t>
-      </w:r>
-      <w:r>
-        <w:t xml:space="preserve">aloud; explain the four scoring dimensions and the bands.</w:t>
-      </w:r>
-    </w:p>
-    <w:p>
-      <w:pPr>
-        <w:pStyle w:val="Compact"/>
-        <w:numPr>
-          <w:ilvl w:val="0"/>
-          <w:numId w:val="1008"/>
-        </w:numPr>
-      </w:pPr>
-      <w:r>
-        <w:t xml:space="preserve">Demo both a</w:t>
-      </w:r>
-      <w:r>
-        <w:t xml:space="preserve"> </w:t>
-      </w:r>
-      <w:r>
-        <w:rPr>
-          <w:b/>
-          <w:bCs/>
-        </w:rPr>
-        <w:t xml:space="preserve">triggering</w:t>
-      </w:r>
-      <w:r>
-        <w:t xml:space="preserve"> </w:t>
-      </w:r>
-      <w:r>
-        <w:t xml:space="preserve">question and an</w:t>
-      </w:r>
-      <w:r>
-        <w:t xml:space="preserve"> </w:t>
-      </w:r>
-      <w:r>
-        <w:rPr>
-          <w:b/>
-          <w:bCs/>
-        </w:rPr>
-        <w:t xml:space="preserve">out-of-scope</w:t>
-      </w:r>
-      <w:r>
-        <w:t xml:space="preserve"> </w:t>
-      </w:r>
-      <w:r>
-        <w:t xml:space="preserve">one (salary) to show scope boundaries.</w:t>
-      </w:r>
-    </w:p>
-    <w:p>
-      <w:pPr>
-        <w:pStyle w:val="Compact"/>
-        <w:numPr>
-          <w:ilvl w:val="0"/>
-          <w:numId w:val="1008"/>
-        </w:numPr>
-      </w:pPr>
-      <w:r>
-        <w:rPr>
-          <w:b/>
-          <w:bCs/>
-        </w:rPr>
-        <w:t xml:space="preserve">Test in a new task, and name Zava:</w:t>
-      </w:r>
-      <w:r>
-        <w:t xml:space="preserve"> </w:t>
-      </w:r>
-      <w:r>
-        <w:rPr>
-          <w:i/>
-          <w:iCs/>
-        </w:rPr>
-        <w:t xml:space="preserve">"At Zava, when is open enrollment and how do I change my</w:t>
-      </w:r>
-      <w:r>
-        <w:rPr>
-          <w:i/>
-          <w:iCs/>
-        </w:rPr>
-        <w:t xml:space="preserve"> </w:t>
-      </w:r>
-      <w:r>
-        <w:rPr>
-          <w:i/>
-          <w:iCs/>
-        </w:rPr>
-        <w:t xml:space="preserve">medical plan?"</w:t>
-      </w:r>
-      <w:r>
-        <w:t xml:space="preserve"> </w:t>
-      </w:r>
-      <w:r>
-        <w:t xml:space="preserve">Attendees' own tenants hold their company's real benefits content, and in the dry</w:t>
-      </w:r>
-      <w:r>
-        <w:t xml:space="preserve"> </w:t>
-      </w:r>
-      <w:r>
-        <w:t xml:space="preserve">run a generic "When is open enrollment?" pulled that instead of the Zava file. The instructions</w:t>
-      </w:r>
-      <w:r>
-        <w:t xml:space="preserve"> </w:t>
-      </w:r>
-      <w:r>
-        <w:t xml:space="preserve">now say to use</w:t>
-      </w:r>
-      <w:r>
-        <w:t xml:space="preserve"> </w:t>
-      </w:r>
-      <w:r>
-        <w:rPr>
-          <w:b/>
-          <w:bCs/>
-        </w:rPr>
-        <w:t xml:space="preserve">only</w:t>
-      </w:r>
-      <w:r>
-        <w:t xml:space="preserve"> </w:t>
-      </w:r>
-      <w:r>
-        <w:t xml:space="preserve">the two Zava files. A good answer: November, effective January 1, citing</w:t>
-      </w:r>
-      <w:r>
-        <w:t xml:space="preserve"> </w:t>
-      </w:r>
-      <w:r>
-        <w:rPr>
-          <w:rStyle w:val="VerbatimChar"/>
-        </w:rPr>
-        <w:t xml:space="preserve">benefits-summary.docx</w:t>
-      </w:r>
-      <w:r>
-        <w:t xml:space="preserve">.</w:t>
-      </w:r>
-    </w:p>
-    <w:p>
-      <w:pPr>
-        <w:pStyle w:val="Compact"/>
-        <w:numPr>
-          <w:ilvl w:val="0"/>
-          <w:numId w:val="1008"/>
-        </w:numPr>
-      </w:pPr>
-      <w:r>
-        <w:t xml:space="preserve">If someone scores "Needs work," coach them: tighten the</w:t>
-      </w:r>
-      <w:r>
-        <w:t xml:space="preserve"> </w:t>
-      </w:r>
-      <w:r>
-        <w:rPr>
-          <w:b/>
-          <w:bCs/>
-        </w:rPr>
-        <w:t xml:space="preserve">trigger wording</w:t>
-      </w:r>
-      <w:r>
-        <w:t xml:space="preserve"> </w:t>
-      </w:r>
-      <w:r>
-        <w:t xml:space="preserve">and</w:t>
-      </w:r>
-      <w:r>
-        <w:t xml:space="preserve"> </w:t>
-      </w:r>
-      <w:r>
-        <w:rPr>
-          <w:b/>
-          <w:bCs/>
-        </w:rPr>
-        <w:t xml:space="preserve">scope</w:t>
-      </w:r>
-      <w:r>
-        <w:t xml:space="preserve">.</w:t>
-      </w:r>
-    </w:p>
-    <w:p>
-      <w:pPr>
-        <w:pStyle w:val="Compact"/>
-        <w:numPr>
-          <w:ilvl w:val="0"/>
-          <w:numId w:val="1008"/>
-        </w:numPr>
-      </w:pPr>
-      <w:r>
-        <w:rPr>
-          <w:b/>
-          <w:bCs/>
-        </w:rPr>
-        <w:t xml:space="preserve">Shared-tenant tip:</w:t>
-      </w:r>
-      <w:r>
-        <w:t xml:space="preserve"> </w:t>
-      </w:r>
-      <w:r>
-        <w:t xml:space="preserve">tell everyone to keep their skill</w:t>
-      </w:r>
-      <w:r>
-        <w:t xml:space="preserve"> </w:t>
-      </w:r>
-      <w:r>
-        <w:rPr>
-          <w:b/>
-          <w:bCs/>
-        </w:rPr>
-        <w:t xml:space="preserve">"Only you"</w:t>
-      </w:r>
-      <w:r>
-        <w:t xml:space="preserve"> </w:t>
-      </w:r>
-      <w:r>
-        <w:t xml:space="preserve">(or add initials) so you</w:t>
-      </w:r>
-      <w:r>
-        <w:t xml:space="preserve"> </w:t>
-      </w:r>
-      <w:r>
-        <w:t xml:space="preserve">don't end up with 25 identically named skills shared across the tenant.</w:t>
-      </w:r>
-    </w:p>
-    <w:p>
-      <w:pPr>
-        <w:pStyle w:val="Compact"/>
-        <w:numPr>
-          <w:ilvl w:val="0"/>
-          <w:numId w:val="1008"/>
-        </w:numPr>
-      </w:pPr>
-      <w:r>
-        <w:t xml:space="preserve">Foreshadow Ex 7: this skill helps</w:t>
-      </w:r>
-      <w:r>
-        <w:t xml:space="preserve"> </w:t>
-      </w:r>
-      <w:r>
-        <w:rPr>
-          <w:b/>
-          <w:bCs/>
-        </w:rPr>
-        <w:t xml:space="preserve">you</w:t>
-      </w:r>
-      <w:r>
-        <w:t xml:space="preserve"> </w:t>
-      </w:r>
-      <w:r>
-        <w:t xml:space="preserve">in Cowork; later we build an</w:t>
-      </w:r>
-      <w:r>
-        <w:t xml:space="preserve"> </w:t>
-      </w:r>
-      <w:r>
-        <w:rPr>
-          <w:b/>
-          <w:bCs/>
-        </w:rPr>
-        <w:t xml:space="preserve">agent</w:t>
-      </w:r>
-      <w:r>
-        <w:t xml:space="preserve"> </w:t>
-      </w:r>
-      <w:r>
-        <w:t xml:space="preserve">others can use.</w:t>
-      </w:r>
-    </w:p>
-    <w:bookmarkEnd w:id="29"/>
-    <w:bookmarkStart w:id="30" w:name="ex-4--recruiting--reporting-105120"/>
-    <w:p>
-      <w:pPr>
-        <w:pStyle w:val="Heading3"/>
-      </w:pPr>
-      <w:r>
-        <w:t xml:space="preserve">Ex 4 — Recruiting + reporting (1:05–1:20)</w:t>
       </w:r>
     </w:p>
     <w:p>
@@ -4523,48 +4307,20 @@
         </w:numPr>
       </w:pPr>
       <w:r>
-        <w:rPr>
-          <w:b/>
-          <w:bCs/>
-        </w:rPr>
-        <w:t xml:space="preserve">Job posting (4a):</w:t>
-      </w:r>
-      <w:r>
-        <w:t xml:space="preserve"> </w:t>
-      </w:r>
-      <w:r>
-        <w:t xml:space="preserve">the follow-on to Ex 1. Ex 1 prepared the interview; 4a writes the posting</w:t>
-      </w:r>
-      <w:r>
-        <w:t xml:space="preserve"> </w:t>
-      </w:r>
-      <w:r>
-        <w:t xml:space="preserve">that attracts candidates. Discuss the</w:t>
-      </w:r>
-      <w:r>
-        <w:t xml:space="preserve"> </w:t>
-      </w:r>
-      <w:r>
-        <w:rPr>
-          <w:b/>
-          <w:bCs/>
-        </w:rPr>
-        <w:t xml:space="preserve">wording-review table</w:t>
-      </w:r>
-      <w:r>
-        <w:t xml:space="preserve">: typical flags are the degree</w:t>
-      </w:r>
-      <w:r>
-        <w:t xml:space="preserve"> </w:t>
-      </w:r>
-      <w:r>
-        <w:t xml:space="preserve">requirement and "1–3 years" read as must-haves. Ask the room whether they agree with every flag;</w:t>
-      </w:r>
-      <w:r>
-        <w:t xml:space="preserve"> </w:t>
-      </w:r>
-      <w:r>
-        <w:t xml:space="preserve">HR keeps the final judgment.</w:t>
+        <w:t xml:space="preserve">Build it live from</w:t>
+      </w:r>
+      <w:r>
+        <w:t xml:space="preserve"> </w:t>
+      </w:r>
+      <w:r>
+        <w:rPr>
+          <w:b/>
+          <w:bCs/>
+        </w:rPr>
+        <w:t xml:space="preserve">Customize → Skills → Add → Create new</w:t>
+      </w:r>
+      <w:r>
+        <w:t xml:space="preserve">.</w:t>
       </w:r>
     </w:p>
     <w:p>
@@ -4573,6 +4329,356 @@
         <w:numPr>
           <w:ilvl w:val="0"/>
           <w:numId w:val="1009"/>
+        </w:numPr>
+      </w:pPr>
+      <w:r>
+        <w:t xml:space="preserve">Read the</w:t>
+      </w:r>
+      <w:r>
+        <w:t xml:space="preserve"> </w:t>
+      </w:r>
+      <w:r>
+        <w:rPr>
+          <w:b/>
+          <w:bCs/>
+        </w:rPr>
+        <w:t xml:space="preserve">auto-evaluation</w:t>
+      </w:r>
+      <w:r>
+        <w:t xml:space="preserve"> </w:t>
+      </w:r>
+      <w:r>
+        <w:t xml:space="preserve">aloud; explain the four scoring dimensions and the bands.</w:t>
+      </w:r>
+    </w:p>
+    <w:p>
+      <w:pPr>
+        <w:pStyle w:val="Compact"/>
+        <w:numPr>
+          <w:ilvl w:val="0"/>
+          <w:numId w:val="1009"/>
+        </w:numPr>
+      </w:pPr>
+      <w:r>
+        <w:t xml:space="preserve">Demo both a</w:t>
+      </w:r>
+      <w:r>
+        <w:t xml:space="preserve"> </w:t>
+      </w:r>
+      <w:r>
+        <w:rPr>
+          <w:b/>
+          <w:bCs/>
+        </w:rPr>
+        <w:t xml:space="preserve">triggering</w:t>
+      </w:r>
+      <w:r>
+        <w:t xml:space="preserve"> </w:t>
+      </w:r>
+      <w:r>
+        <w:t xml:space="preserve">question and an</w:t>
+      </w:r>
+      <w:r>
+        <w:t xml:space="preserve"> </w:t>
+      </w:r>
+      <w:r>
+        <w:rPr>
+          <w:b/>
+          <w:bCs/>
+        </w:rPr>
+        <w:t xml:space="preserve">out-of-scope</w:t>
+      </w:r>
+      <w:r>
+        <w:t xml:space="preserve"> </w:t>
+      </w:r>
+      <w:r>
+        <w:t xml:space="preserve">one (salary) to show scope boundaries.</w:t>
+      </w:r>
+    </w:p>
+    <w:p>
+      <w:pPr>
+        <w:pStyle w:val="Compact"/>
+        <w:numPr>
+          <w:ilvl w:val="0"/>
+          <w:numId w:val="1009"/>
+        </w:numPr>
+      </w:pPr>
+      <w:r>
+        <w:rPr>
+          <w:b/>
+          <w:bCs/>
+        </w:rPr>
+        <w:t xml:space="preserve">Test in a new task, and name Zava:</w:t>
+      </w:r>
+      <w:r>
+        <w:t xml:space="preserve"> </w:t>
+      </w:r>
+      <w:r>
+        <w:rPr>
+          <w:i/>
+          <w:iCs/>
+        </w:rPr>
+        <w:t xml:space="preserve">"At Zava, when is open enrollment and how do I change my</w:t>
+      </w:r>
+      <w:r>
+        <w:rPr>
+          <w:i/>
+          <w:iCs/>
+        </w:rPr>
+        <w:t xml:space="preserve"> </w:t>
+      </w:r>
+      <w:r>
+        <w:rPr>
+          <w:i/>
+          <w:iCs/>
+        </w:rPr>
+        <w:t xml:space="preserve">medical plan?"</w:t>
+      </w:r>
+      <w:r>
+        <w:t xml:space="preserve"> </w:t>
+      </w:r>
+      <w:r>
+        <w:t xml:space="preserve">Attendees' own tenants hold their company's real benefits content, and in the dry</w:t>
+      </w:r>
+      <w:r>
+        <w:t xml:space="preserve"> </w:t>
+      </w:r>
+      <w:r>
+        <w:t xml:space="preserve">run a generic "When is open enrollment?" pulled that instead of the Zava file. The instructions</w:t>
+      </w:r>
+      <w:r>
+        <w:t xml:space="preserve"> </w:t>
+      </w:r>
+      <w:r>
+        <w:t xml:space="preserve">now say to use</w:t>
+      </w:r>
+      <w:r>
+        <w:t xml:space="preserve"> </w:t>
+      </w:r>
+      <w:r>
+        <w:rPr>
+          <w:b/>
+          <w:bCs/>
+        </w:rPr>
+        <w:t xml:space="preserve">only</w:t>
+      </w:r>
+      <w:r>
+        <w:t xml:space="preserve"> </w:t>
+      </w:r>
+      <w:r>
+        <w:t xml:space="preserve">the two Zava files. A good answer: November, effective January 1, citing</w:t>
+      </w:r>
+      <w:r>
+        <w:t xml:space="preserve"> </w:t>
+      </w:r>
+      <w:r>
+        <w:rPr>
+          <w:rStyle w:val="VerbatimChar"/>
+        </w:rPr>
+        <w:t xml:space="preserve">benefits-summary.docx</w:t>
+      </w:r>
+      <w:r>
+        <w:t xml:space="preserve">.</w:t>
+      </w:r>
+    </w:p>
+    <w:p>
+      <w:pPr>
+        <w:pStyle w:val="Compact"/>
+        <w:numPr>
+          <w:ilvl w:val="0"/>
+          <w:numId w:val="1009"/>
+        </w:numPr>
+      </w:pPr>
+      <w:r>
+        <w:t xml:space="preserve">If someone scores "Needs work," coach them: tighten the</w:t>
+      </w:r>
+      <w:r>
+        <w:t xml:space="preserve"> </w:t>
+      </w:r>
+      <w:r>
+        <w:rPr>
+          <w:b/>
+          <w:bCs/>
+        </w:rPr>
+        <w:t xml:space="preserve">trigger wording</w:t>
+      </w:r>
+      <w:r>
+        <w:t xml:space="preserve"> </w:t>
+      </w:r>
+      <w:r>
+        <w:t xml:space="preserve">and</w:t>
+      </w:r>
+      <w:r>
+        <w:t xml:space="preserve"> </w:t>
+      </w:r>
+      <w:r>
+        <w:rPr>
+          <w:b/>
+          <w:bCs/>
+        </w:rPr>
+        <w:t xml:space="preserve">scope</w:t>
+      </w:r>
+      <w:r>
+        <w:t xml:space="preserve">.</w:t>
+      </w:r>
+    </w:p>
+    <w:p>
+      <w:pPr>
+        <w:pStyle w:val="Compact"/>
+        <w:numPr>
+          <w:ilvl w:val="0"/>
+          <w:numId w:val="1009"/>
+        </w:numPr>
+      </w:pPr>
+      <w:r>
+        <w:rPr>
+          <w:b/>
+          <w:bCs/>
+        </w:rPr>
+        <w:t xml:space="preserve">Shared-tenant tip:</w:t>
+      </w:r>
+      <w:r>
+        <w:t xml:space="preserve"> </w:t>
+      </w:r>
+      <w:r>
+        <w:t xml:space="preserve">tell everyone to keep their skill</w:t>
+      </w:r>
+      <w:r>
+        <w:t xml:space="preserve"> </w:t>
+      </w:r>
+      <w:r>
+        <w:rPr>
+          <w:b/>
+          <w:bCs/>
+        </w:rPr>
+        <w:t xml:space="preserve">"Only you"</w:t>
+      </w:r>
+      <w:r>
+        <w:t xml:space="preserve"> </w:t>
+      </w:r>
+      <w:r>
+        <w:t xml:space="preserve">(or add initials) so you</w:t>
+      </w:r>
+      <w:r>
+        <w:t xml:space="preserve"> </w:t>
+      </w:r>
+      <w:r>
+        <w:t xml:space="preserve">don't end up with 25 identically named skills shared across the tenant.</w:t>
+      </w:r>
+    </w:p>
+    <w:p>
+      <w:pPr>
+        <w:pStyle w:val="Compact"/>
+        <w:numPr>
+          <w:ilvl w:val="0"/>
+          <w:numId w:val="1009"/>
+        </w:numPr>
+      </w:pPr>
+      <w:r>
+        <w:t xml:space="preserve">Foreshadow Ex 7: this skill helps</w:t>
+      </w:r>
+      <w:r>
+        <w:t xml:space="preserve"> </w:t>
+      </w:r>
+      <w:r>
+        <w:rPr>
+          <w:b/>
+          <w:bCs/>
+        </w:rPr>
+        <w:t xml:space="preserve">you</w:t>
+      </w:r>
+      <w:r>
+        <w:t xml:space="preserve"> </w:t>
+      </w:r>
+      <w:r>
+        <w:t xml:space="preserve">in Cowork; later we build an</w:t>
+      </w:r>
+      <w:r>
+        <w:t xml:space="preserve"> </w:t>
+      </w:r>
+      <w:r>
+        <w:rPr>
+          <w:b/>
+          <w:bCs/>
+        </w:rPr>
+        <w:t xml:space="preserve">agent</w:t>
+      </w:r>
+      <w:r>
+        <w:t xml:space="preserve"> </w:t>
+      </w:r>
+      <w:r>
+        <w:t xml:space="preserve">others can use.</w:t>
+      </w:r>
+    </w:p>
+    <w:bookmarkEnd w:id="30"/>
+    <w:bookmarkStart w:id="31" w:name="ex-4--recruiting--reporting-105120"/>
+    <w:p>
+      <w:pPr>
+        <w:pStyle w:val="Heading3"/>
+      </w:pPr>
+      <w:r>
+        <w:t xml:space="preserve">Ex 4 — Recruiting + reporting (1:05–1:20)</w:t>
+      </w:r>
+    </w:p>
+    <w:p>
+      <w:pPr>
+        <w:pStyle w:val="Compact"/>
+        <w:numPr>
+          <w:ilvl w:val="0"/>
+          <w:numId w:val="1010"/>
+        </w:numPr>
+      </w:pPr>
+      <w:r>
+        <w:rPr>
+          <w:b/>
+          <w:bCs/>
+        </w:rPr>
+        <w:t xml:space="preserve">Job posting (4a):</w:t>
+      </w:r>
+      <w:r>
+        <w:t xml:space="preserve"> </w:t>
+      </w:r>
+      <w:r>
+        <w:t xml:space="preserve">the follow-on to Ex 1. Ex 1 prepared the interview; 4a writes the posting</w:t>
+      </w:r>
+      <w:r>
+        <w:t xml:space="preserve"> </w:t>
+      </w:r>
+      <w:r>
+        <w:t xml:space="preserve">that attracts candidates. Discuss the</w:t>
+      </w:r>
+      <w:r>
+        <w:t xml:space="preserve"> </w:t>
+      </w:r>
+      <w:r>
+        <w:rPr>
+          <w:b/>
+          <w:bCs/>
+        </w:rPr>
+        <w:t xml:space="preserve">wording-review table</w:t>
+      </w:r>
+      <w:r>
+        <w:t xml:space="preserve">: typical flags are the degree</w:t>
+      </w:r>
+      <w:r>
+        <w:t xml:space="preserve"> </w:t>
+      </w:r>
+      <w:r>
+        <w:t xml:space="preserve">requirement and "1–3 years" read as must-haves. Ask the room whether they agree with every flag;</w:t>
+      </w:r>
+      <w:r>
+        <w:t xml:space="preserve"> </w:t>
+      </w:r>
+      <w:r>
+        <w:t xml:space="preserve">HR keeps the final judgment.</w:t>
+      </w:r>
+    </w:p>
+    <w:p>
+      <w:pPr>
+        <w:pStyle w:val="Compact"/>
+        <w:numPr>
+          <w:ilvl w:val="0"/>
+          <w:numId w:val="1010"/>
         </w:numPr>
       </w:pPr>
       <w:r>
@@ -4658,65 +4764,37 @@
         <w:pStyle w:val="Compact"/>
         <w:numPr>
           <w:ilvl w:val="0"/>
-          <w:numId w:val="1009"/>
-        </w:numPr>
-      </w:pPr>
-      <w:r>
-        <w:t xml:space="preserve">Keep this a one-off report; they'll turn it into a scheduled</w:t>
-      </w:r>
-      <w:r>
-        <w:t xml:space="preserve"> </w:t>
-      </w:r>
-      <w:r>
-        <w:rPr>
-          <w:b/>
-          <w:bCs/>
-        </w:rPr>
-        <w:t xml:space="preserve">Automation</w:t>
-      </w:r>
-      <w:r>
-        <w:t xml:space="preserve"> </w:t>
-      </w:r>
-      <w:r>
-        <w:t xml:space="preserve">in Exercise 6.</w:t>
-      </w:r>
-    </w:p>
-    <w:bookmarkEnd w:id="30"/>
-    <w:bookmarkStart w:id="31" w:name="break-120135-15-minutes"/>
-    <w:p>
-      <w:pPr>
-        <w:pStyle w:val="Heading3"/>
-      </w:pPr>
-      <w:r>
-        <w:t xml:space="preserve">Break (1:20–1:35, 15 minutes)</w:t>
-      </w:r>
-    </w:p>
-    <w:p>
-      <w:pPr>
-        <w:pStyle w:val="Compact"/>
-        <w:numPr>
-          <w:ilvl w:val="0"/>
           <w:numId w:val="1010"/>
         </w:numPr>
       </w:pPr>
       <w:r>
-        <w:t xml:space="preserve">The only break. Help anyone still blocked catch up, and check that everyone's Exercise 3 skill</w:t>
-      </w:r>
-      <w:r>
-        <w:t xml:space="preserve"> </w:t>
-      </w:r>
-      <w:r>
-        <w:t xml:space="preserve">saved — Ex 6 shares it. Restart on time.</w:t>
+        <w:t xml:space="preserve">Keep this a one-off report; they'll turn it into a scheduled</w:t>
+      </w:r>
+      <w:r>
+        <w:t xml:space="preserve"> </w:t>
+      </w:r>
+      <w:r>
+        <w:rPr>
+          <w:b/>
+          <w:bCs/>
+        </w:rPr>
+        <w:t xml:space="preserve">Automation</w:t>
+      </w:r>
+      <w:r>
+        <w:t xml:space="preserve"> </w:t>
+      </w:r>
+      <w:r>
+        <w:t xml:space="preserve">in Exercise 6.</w:t>
       </w:r>
     </w:p>
     <w:bookmarkEnd w:id="31"/>
-    <w:bookmarkStart w:id="32" w:name="ex-5--onboarding-pack-135145"/>
+    <w:bookmarkStart w:id="32" w:name="break-120135-15-minutes"/>
     <w:p>
       <w:pPr>
         <w:pStyle w:val="Heading3"/>
       </w:pPr>
       <w:r>
-        <w:t xml:space="preserve">Ex 5 — Onboarding pack (1:35–1:45)</w:t>
+        <w:t xml:space="preserve">Break (1:20–1:35, 15 minutes)</w:t>
       </w:r>
     </w:p>
     <w:p>
@@ -4728,201 +4806,23 @@
         </w:numPr>
       </w:pPr>
       <w:r>
-        <w:rPr>
-          <w:b/>
-          <w:bCs/>
-        </w:rPr>
-        <w:t xml:space="preserve">Story:</w:t>
-      </w:r>
-      <w:r>
-        <w:t xml:space="preserve"> </w:t>
-      </w:r>
-      <w:r>
-        <w:rPr>
-          <w:b/>
-          <w:bCs/>
-        </w:rPr>
-        <w:t xml:space="preserve">Sofia Alvarez</w:t>
-      </w:r>
-      <w:r>
-        <w:t xml:space="preserve"> </w:t>
-      </w:r>
-      <w:r>
-        <w:t xml:space="preserve">(fictional; attendees invite only themselves) accepted the HR Coordinator role from Ex 1</w:t>
-      </w:r>
-      <w:r>
-        <w:t xml:space="preserve"> </w:t>
-      </w:r>
-      <w:r>
-        <w:t xml:space="preserve">and Ex 4 and starts</w:t>
-      </w:r>
-      <w:r>
-        <w:t xml:space="preserve"> </w:t>
-      </w:r>
-      <w:r>
-        <w:rPr>
-          <w:b/>
-          <w:bCs/>
-        </w:rPr>
-        <w:t xml:space="preserve">next Monday</w:t>
-      </w:r>
-      <w:r>
-        <w:t xml:space="preserve">. The kickoff prompt gives a concrete time (9:30 AM) so Cowork</w:t>
-      </w:r>
-      <w:r>
-        <w:t xml:space="preserve"> </w:t>
-      </w:r>
-      <w:r>
-        <w:t xml:space="preserve">doesn't have to guess.</w:t>
-      </w:r>
-    </w:p>
-    <w:p>
-      <w:pPr>
-        <w:pStyle w:val="Compact"/>
-        <w:numPr>
-          <w:ilvl w:val="0"/>
-          <w:numId w:val="1011"/>
-        </w:numPr>
-      </w:pPr>
-      <w:r>
-        <w:t xml:space="preserve">This exercise shows off</w:t>
-      </w:r>
-      <w:r>
-        <w:t xml:space="preserve"> </w:t>
-      </w:r>
-      <w:r>
-        <w:rPr>
-          <w:b/>
-          <w:bCs/>
-        </w:rPr>
-        <w:t xml:space="preserve">more built-in skills</w:t>
-      </w:r>
-      <w:r>
-        <w:t xml:space="preserve">: PowerPoint (deck), Scheduling/Calendar (kickoff),</w:t>
-      </w:r>
-      <w:r>
-        <w:t xml:space="preserve"> </w:t>
-      </w:r>
-      <w:r>
-        <w:t xml:space="preserve">and Communications (announcement). Call out each new</w:t>
-      </w:r>
-      <w:r>
-        <w:t xml:space="preserve"> </w:t>
-      </w:r>
-      <w:r>
-        <w:rPr>
-          <w:b/>
-          <w:bCs/>
-        </w:rPr>
-        <w:t xml:space="preserve">skill chip</w:t>
-      </w:r>
-      <w:r>
-        <w:t xml:space="preserve"> </w:t>
-      </w:r>
-      <w:r>
-        <w:t xml:space="preserve">as it loads.</w:t>
-      </w:r>
-    </w:p>
-    <w:p>
-      <w:pPr>
-        <w:pStyle w:val="Compact"/>
-        <w:numPr>
-          <w:ilvl w:val="0"/>
-          <w:numId w:val="1011"/>
-        </w:numPr>
-      </w:pPr>
-      <w:r>
-        <w:t xml:space="preserve">Reinforce shared-tenant safety: for the kickoff invite, attendees invite</w:t>
-      </w:r>
-      <w:r>
-        <w:t xml:space="preserve"> </w:t>
-      </w:r>
-      <w:r>
-        <w:rPr>
-          <w:b/>
-          <w:bCs/>
-        </w:rPr>
-        <w:t xml:space="preserve">themselves only</w:t>
-      </w:r>
-      <w:r>
-        <w:t xml:space="preserve"> </w:t>
-      </w:r>
-      <w:r>
-        <w:t xml:space="preserve">— no</w:t>
-      </w:r>
-      <w:r>
-        <w:t xml:space="preserve"> </w:t>
-      </w:r>
-      <w:r>
-        <w:t xml:space="preserve">real people — and everything stays a reviewed draft.</w:t>
-      </w:r>
-    </w:p>
-    <w:p>
-      <w:pPr>
-        <w:pStyle w:val="Compact"/>
-        <w:numPr>
-          <w:ilvl w:val="0"/>
-          <w:numId w:val="1011"/>
-        </w:numPr>
-      </w:pPr>
-      <w:r>
-        <w:rPr>
-          <w:b/>
-          <w:bCs/>
-        </w:rPr>
-        <w:t xml:space="preserve">5a (the deck) is the must-do.</w:t>
-      </w:r>
-      <w:r>
-        <w:t xml:space="preserve"> </w:t>
-      </w:r>
-      <w:r>
-        <w:t xml:space="preserve">5b and 5c are</w:t>
-      </w:r>
-      <w:r>
-        <w:t xml:space="preserve"> </w:t>
-      </w:r>
-      <w:r>
-        <w:rPr>
-          <w:b/>
-          <w:bCs/>
-        </w:rPr>
-        <w:t xml:space="preserve">optional</w:t>
-      </w:r>
-      <w:r>
-        <w:t xml:space="preserve"> </w:t>
-      </w:r>
-      <w:r>
-        <w:t xml:space="preserve">for fast finishers; demo them while</w:t>
-      </w:r>
-      <w:r>
-        <w:t xml:space="preserve"> </w:t>
-      </w:r>
-      <w:r>
-        <w:t xml:space="preserve">the room's decks build. In the dry run, 5a alone took about 11 minutes.</w:t>
+        <w:t xml:space="preserve">The only break. Help anyone still blocked catch up, and check that everyone's Exercise 3 skill</w:t>
+      </w:r>
+      <w:r>
+        <w:t xml:space="preserve"> </w:t>
+      </w:r>
+      <w:r>
+        <w:t xml:space="preserve">saved — Ex 6 shares it. Restart on time.</w:t>
       </w:r>
     </w:p>
     <w:bookmarkEnd w:id="32"/>
-    <w:bookmarkStart w:id="35" w:name="ex-6--automate--share-145200"/>
+    <w:bookmarkStart w:id="33" w:name="ex-5--onboarding-pack-135145"/>
     <w:p>
       <w:pPr>
         <w:pStyle w:val="Heading3"/>
       </w:pPr>
       <w:r>
-        <w:t xml:space="preserve">Ex 6 — Automate &amp; share (1:45–2:00)</w:t>
-      </w:r>
-    </w:p>
-    <w:p>
-      <w:pPr>
-        <w:pStyle w:val="FirstParagraph"/>
-      </w:pPr>
-      <w:r>
-        <w:t xml:space="preserve">Ex 6 has 15 minutes because 6a alone took about 12 minutes in the dry run; Ex 3 has 15</w:t>
-      </w:r>
-      <w:r>
-        <w:t xml:space="preserve"> </w:t>
-      </w:r>
-      <w:r>
-        <w:t xml:space="preserve">because it took about 11.</w:t>
+        <w:t xml:space="preserve">Ex 5 — Onboarding pack (1:35–1:45)</w:t>
       </w:r>
     </w:p>
     <w:p>
@@ -4934,131 +4834,52 @@
         </w:numPr>
       </w:pPr>
       <w:r>
-        <w:t xml:space="preserve">Create an</w:t>
-      </w:r>
-      <w:r>
-        <w:t xml:space="preserve"> </w:t>
-      </w:r>
-      <w:r>
-        <w:rPr>
-          <w:b/>
-          <w:bCs/>
-        </w:rPr>
-        <w:t xml:space="preserve">Automation</w:t>
-      </w:r>
-      <w:r>
-        <w:t xml:space="preserve"> </w:t>
-      </w:r>
-      <w:r>
-        <w:t xml:space="preserve">live (weekly Monday ticket digest). The prompt names the</w:t>
-      </w:r>
-      <w:r>
-        <w:t xml:space="preserve"> </w:t>
-      </w:r>
-      <w:r>
-        <w:rPr>
-          <w:b/>
-          <w:bCs/>
-        </w:rPr>
-        <w:t xml:space="preserve">exact file and</w:t>
-      </w:r>
-      <w:r>
-        <w:rPr>
-          <w:b/>
-          <w:bCs/>
-        </w:rPr>
-        <w:t xml:space="preserve"> </w:t>
-      </w:r>
-      <w:r>
-        <w:rPr>
-          <w:b/>
-          <w:bCs/>
-        </w:rPr>
-        <w:t xml:space="preserve">folder</w:t>
-      </w:r>
-      <w:r>
-        <w:t xml:space="preserve"> </w:t>
-      </w:r>
-      <w:r>
-        <w:t xml:space="preserve">(</w:t>
-      </w:r>
-      <w:r>
-        <w:rPr>
-          <w:rStyle w:val="VerbatimChar"/>
-        </w:rPr>
-        <w:t xml:space="preserve">hr-tickets-sample.xlsx</w:t>
-      </w:r>
-      <w:r>
-        <w:t xml:space="preserve"> </w:t>
-      </w:r>
-      <w:r>
-        <w:t xml:space="preserve">in</w:t>
-      </w:r>
-      <w:r>
-        <w:t xml:space="preserve"> </w:t>
-      </w:r>
-      <w:r>
-        <w:rPr>
-          <w:rStyle w:val="VerbatimChar"/>
-        </w:rPr>
-        <w:t xml:space="preserve">Documents/ai_hr_cowork_workshop</w:t>
-      </w:r>
-      <w:r>
-        <w:t xml:space="preserve">) because a scheduled run can't ask for</w:t>
-      </w:r>
-      <w:r>
-        <w:t xml:space="preserve"> </w:t>
-      </w:r>
-      <w:r>
-        <w:t xml:space="preserve">clarification. Choose</w:t>
-      </w:r>
-      <w:r>
-        <w:t xml:space="preserve"> </w:t>
-      </w:r>
-      <w:r>
-        <w:rPr>
-          <w:b/>
-          <w:bCs/>
-        </w:rPr>
-        <w:t xml:space="preserve">Activate and run now</w:t>
-      </w:r>
-      <w:r>
-        <w:t xml:space="preserve"> </w:t>
-      </w:r>
-      <w:r>
-        <w:t xml:space="preserve">so the room sees a real run, then show the</w:t>
-      </w:r>
-      <w:r>
-        <w:t xml:space="preserve"> </w:t>
-      </w:r>
-      <w:r>
-        <w:rPr>
-          <w:b/>
-          <w:bCs/>
-        </w:rPr>
-        <w:t xml:space="preserve">Runs</w:t>
-      </w:r>
-      <w:r>
-        <w:t xml:space="preserve"> </w:t>
-      </w:r>
-      <w:r>
-        <w:t xml:space="preserve">vs</w:t>
-      </w:r>
-      <w:r>
-        <w:t xml:space="preserve"> </w:t>
-      </w:r>
-      <w:r>
-        <w:rPr>
-          <w:b/>
-          <w:bCs/>
-        </w:rPr>
-        <w:t xml:space="preserve">Manage schedules</w:t>
-      </w:r>
-      <w:r>
-        <w:t xml:space="preserve"> </w:t>
-      </w:r>
-      <w:r>
-        <w:t xml:space="preserve">tabs so they know where to edit/pause.</w:t>
+        <w:rPr>
+          <w:b/>
+          <w:bCs/>
+        </w:rPr>
+        <w:t xml:space="preserve">Story:</w:t>
+      </w:r>
+      <w:r>
+        <w:t xml:space="preserve"> </w:t>
+      </w:r>
+      <w:r>
+        <w:rPr>
+          <w:b/>
+          <w:bCs/>
+        </w:rPr>
+        <w:t xml:space="preserve">Sofia Alvarez</w:t>
+      </w:r>
+      <w:r>
+        <w:t xml:space="preserve"> </w:t>
+      </w:r>
+      <w:r>
+        <w:t xml:space="preserve">(fictional; attendees invite only themselves) accepted the HR Coordinator role from Ex 1</w:t>
+      </w:r>
+      <w:r>
+        <w:t xml:space="preserve"> </w:t>
+      </w:r>
+      <w:r>
+        <w:t xml:space="preserve">and Ex 4 and starts</w:t>
+      </w:r>
+      <w:r>
+        <w:t xml:space="preserve"> </w:t>
+      </w:r>
+      <w:r>
+        <w:rPr>
+          <w:b/>
+          <w:bCs/>
+        </w:rPr>
+        <w:t xml:space="preserve">next Monday</w:t>
+      </w:r>
+      <w:r>
+        <w:t xml:space="preserve">. The kickoff prompt gives a concrete time (9:30 AM) so Cowork</w:t>
+      </w:r>
+      <w:r>
+        <w:t xml:space="preserve"> </w:t>
+      </w:r>
+      <w:r>
+        <w:t xml:space="preserve">doesn't have to guess.</w:t>
       </w:r>
     </w:p>
     <w:p>
@@ -5070,52 +4891,42 @@
         </w:numPr>
       </w:pPr>
       <w:r>
-        <w:t xml:space="preserve">Demo a</w:t>
-      </w:r>
-      <w:r>
-        <w:t xml:space="preserve"> </w:t>
-      </w:r>
-      <w:r>
-        <w:rPr>
-          <w:b/>
-          <w:bCs/>
-        </w:rPr>
-        <w:t xml:space="preserve">Daily Briefing</w:t>
-      </w:r>
-      <w:r>
-        <w:t xml:space="preserve">, then walk the</w:t>
-      </w:r>
-      <w:r>
-        <w:t xml:space="preserve"> </w:t>
-      </w:r>
-      <w:r>
-        <w:rPr>
-          <w:b/>
-          <w:bCs/>
-        </w:rPr>
-        <w:t xml:space="preserve">Share / Re-share</w:t>
-      </w:r>
-      <w:r>
-        <w:t xml:space="preserve"> </w:t>
-      </w:r>
-      <w:r>
-        <w:t xml:space="preserve">flow on the custom skill from Ex 3.</w:t>
-      </w:r>
-      <w:r>
-        <w:t xml:space="preserve"> </w:t>
-      </w:r>
-      <w:r>
-        <w:rPr>
-          <w:b/>
-          <w:bCs/>
-        </w:rPr>
-        <w:t xml:space="preserve">6c (sharing) is optional</w:t>
-      </w:r>
-      <w:r>
-        <w:t xml:space="preserve"> </w:t>
-      </w:r>
-      <w:r>
-        <w:t xml:space="preserve">for attendees; 6a is the must-do.</w:t>
+        <w:t xml:space="preserve">This exercise shows off</w:t>
+      </w:r>
+      <w:r>
+        <w:t xml:space="preserve"> </w:t>
+      </w:r>
+      <w:r>
+        <w:rPr>
+          <w:b/>
+          <w:bCs/>
+        </w:rPr>
+        <w:t xml:space="preserve">more built-in skills</w:t>
+      </w:r>
+      <w:r>
+        <w:t xml:space="preserve">: PowerPoint (deck), Scheduling/Calendar (kickoff),</w:t>
+      </w:r>
+      <w:r>
+        <w:t xml:space="preserve"> </w:t>
+      </w:r>
+      <w:r>
+        <w:t xml:space="preserve">and Communications (announcement). Call out each new</w:t>
+      </w:r>
+      <w:r>
+        <w:t xml:space="preserve"> </w:t>
+      </w:r>
+      <w:r>
+        <w:rPr>
+          <w:b/>
+          <w:bCs/>
+        </w:rPr>
+        <w:t xml:space="preserve">skill chip</w:t>
+      </w:r>
+      <w:r>
+        <w:t xml:space="preserve"> </w:t>
+      </w:r>
+      <w:r>
+        <w:t xml:space="preserve">as it loads.</w:t>
       </w:r>
     </w:p>
     <w:p>
@@ -5124,6 +4935,301 @@
         <w:numPr>
           <w:ilvl w:val="0"/>
           <w:numId w:val="1012"/>
+        </w:numPr>
+      </w:pPr>
+      <w:r>
+        <w:t xml:space="preserve">Reinforce shared-tenant safety: for the kickoff invite, attendees invite</w:t>
+      </w:r>
+      <w:r>
+        <w:t xml:space="preserve"> </w:t>
+      </w:r>
+      <w:r>
+        <w:rPr>
+          <w:b/>
+          <w:bCs/>
+        </w:rPr>
+        <w:t xml:space="preserve">themselves only</w:t>
+      </w:r>
+      <w:r>
+        <w:t xml:space="preserve"> </w:t>
+      </w:r>
+      <w:r>
+        <w:t xml:space="preserve">— no</w:t>
+      </w:r>
+      <w:r>
+        <w:t xml:space="preserve"> </w:t>
+      </w:r>
+      <w:r>
+        <w:t xml:space="preserve">real people — and everything stays a reviewed draft.</w:t>
+      </w:r>
+    </w:p>
+    <w:p>
+      <w:pPr>
+        <w:pStyle w:val="Compact"/>
+        <w:numPr>
+          <w:ilvl w:val="0"/>
+          <w:numId w:val="1012"/>
+        </w:numPr>
+      </w:pPr>
+      <w:r>
+        <w:rPr>
+          <w:b/>
+          <w:bCs/>
+        </w:rPr>
+        <w:t xml:space="preserve">5a (the deck) is the must-do.</w:t>
+      </w:r>
+      <w:r>
+        <w:t xml:space="preserve"> </w:t>
+      </w:r>
+      <w:r>
+        <w:t xml:space="preserve">5b and 5c are</w:t>
+      </w:r>
+      <w:r>
+        <w:t xml:space="preserve"> </w:t>
+      </w:r>
+      <w:r>
+        <w:rPr>
+          <w:b/>
+          <w:bCs/>
+        </w:rPr>
+        <w:t xml:space="preserve">optional</w:t>
+      </w:r>
+      <w:r>
+        <w:t xml:space="preserve"> </w:t>
+      </w:r>
+      <w:r>
+        <w:t xml:space="preserve">for fast finishers; demo them while</w:t>
+      </w:r>
+      <w:r>
+        <w:t xml:space="preserve"> </w:t>
+      </w:r>
+      <w:r>
+        <w:t xml:space="preserve">the room's decks build. In the dry run, 5a alone took about 11 minutes.</w:t>
+      </w:r>
+    </w:p>
+    <w:bookmarkEnd w:id="33"/>
+    <w:bookmarkStart w:id="36" w:name="ex-6--automate--share-145200"/>
+    <w:p>
+      <w:pPr>
+        <w:pStyle w:val="Heading3"/>
+      </w:pPr>
+      <w:r>
+        <w:t xml:space="preserve">Ex 6 — Automate &amp; share (1:45–2:00)</w:t>
+      </w:r>
+    </w:p>
+    <w:p>
+      <w:pPr>
+        <w:pStyle w:val="FirstParagraph"/>
+      </w:pPr>
+      <w:r>
+        <w:t xml:space="preserve">Ex 6 has 15 minutes because 6a alone took about 12 minutes in the dry run; Ex 3 has 15</w:t>
+      </w:r>
+      <w:r>
+        <w:t xml:space="preserve"> </w:t>
+      </w:r>
+      <w:r>
+        <w:t xml:space="preserve">because it took about 11.</w:t>
+      </w:r>
+    </w:p>
+    <w:p>
+      <w:pPr>
+        <w:pStyle w:val="Compact"/>
+        <w:numPr>
+          <w:ilvl w:val="0"/>
+          <w:numId w:val="1013"/>
+        </w:numPr>
+      </w:pPr>
+      <w:r>
+        <w:t xml:space="preserve">Create an</w:t>
+      </w:r>
+      <w:r>
+        <w:t xml:space="preserve"> </w:t>
+      </w:r>
+      <w:r>
+        <w:rPr>
+          <w:b/>
+          <w:bCs/>
+        </w:rPr>
+        <w:t xml:space="preserve">Automation</w:t>
+      </w:r>
+      <w:r>
+        <w:t xml:space="preserve"> </w:t>
+      </w:r>
+      <w:r>
+        <w:t xml:space="preserve">live (weekly Monday ticket digest). The prompt names the</w:t>
+      </w:r>
+      <w:r>
+        <w:t xml:space="preserve"> </w:t>
+      </w:r>
+      <w:r>
+        <w:rPr>
+          <w:b/>
+          <w:bCs/>
+        </w:rPr>
+        <w:t xml:space="preserve">exact file and</w:t>
+      </w:r>
+      <w:r>
+        <w:rPr>
+          <w:b/>
+          <w:bCs/>
+        </w:rPr>
+        <w:t xml:space="preserve"> </w:t>
+      </w:r>
+      <w:r>
+        <w:rPr>
+          <w:b/>
+          <w:bCs/>
+        </w:rPr>
+        <w:t xml:space="preserve">folder</w:t>
+      </w:r>
+      <w:r>
+        <w:t xml:space="preserve"> </w:t>
+      </w:r>
+      <w:r>
+        <w:t xml:space="preserve">(</w:t>
+      </w:r>
+      <w:r>
+        <w:rPr>
+          <w:rStyle w:val="VerbatimChar"/>
+        </w:rPr>
+        <w:t xml:space="preserve">hr-tickets-sample.xlsx</w:t>
+      </w:r>
+      <w:r>
+        <w:t xml:space="preserve"> </w:t>
+      </w:r>
+      <w:r>
+        <w:t xml:space="preserve">in</w:t>
+      </w:r>
+      <w:r>
+        <w:t xml:space="preserve"> </w:t>
+      </w:r>
+      <w:r>
+        <w:rPr>
+          <w:rStyle w:val="VerbatimChar"/>
+        </w:rPr>
+        <w:t xml:space="preserve">Documents/ai_hr_cowork_workshop</w:t>
+      </w:r>
+      <w:r>
+        <w:t xml:space="preserve">) because a scheduled run can't ask for</w:t>
+      </w:r>
+      <w:r>
+        <w:t xml:space="preserve"> </w:t>
+      </w:r>
+      <w:r>
+        <w:t xml:space="preserve">clarification. Choose</w:t>
+      </w:r>
+      <w:r>
+        <w:t xml:space="preserve"> </w:t>
+      </w:r>
+      <w:r>
+        <w:rPr>
+          <w:b/>
+          <w:bCs/>
+        </w:rPr>
+        <w:t xml:space="preserve">Activate and run now</w:t>
+      </w:r>
+      <w:r>
+        <w:t xml:space="preserve"> </w:t>
+      </w:r>
+      <w:r>
+        <w:t xml:space="preserve">so the room sees a real run, then show the</w:t>
+      </w:r>
+      <w:r>
+        <w:t xml:space="preserve"> </w:t>
+      </w:r>
+      <w:r>
+        <w:rPr>
+          <w:b/>
+          <w:bCs/>
+        </w:rPr>
+        <w:t xml:space="preserve">Runs</w:t>
+      </w:r>
+      <w:r>
+        <w:t xml:space="preserve"> </w:t>
+      </w:r>
+      <w:r>
+        <w:t xml:space="preserve">vs</w:t>
+      </w:r>
+      <w:r>
+        <w:t xml:space="preserve"> </w:t>
+      </w:r>
+      <w:r>
+        <w:rPr>
+          <w:b/>
+          <w:bCs/>
+        </w:rPr>
+        <w:t xml:space="preserve">Manage schedules</w:t>
+      </w:r>
+      <w:r>
+        <w:t xml:space="preserve"> </w:t>
+      </w:r>
+      <w:r>
+        <w:t xml:space="preserve">tabs so they know where to edit/pause.</w:t>
+      </w:r>
+    </w:p>
+    <w:p>
+      <w:pPr>
+        <w:pStyle w:val="Compact"/>
+        <w:numPr>
+          <w:ilvl w:val="0"/>
+          <w:numId w:val="1013"/>
+        </w:numPr>
+      </w:pPr>
+      <w:r>
+        <w:t xml:space="preserve">Demo a</w:t>
+      </w:r>
+      <w:r>
+        <w:t xml:space="preserve"> </w:t>
+      </w:r>
+      <w:r>
+        <w:rPr>
+          <w:b/>
+          <w:bCs/>
+        </w:rPr>
+        <w:t xml:space="preserve">Daily Briefing</w:t>
+      </w:r>
+      <w:r>
+        <w:t xml:space="preserve">, then walk the</w:t>
+      </w:r>
+      <w:r>
+        <w:t xml:space="preserve"> </w:t>
+      </w:r>
+      <w:r>
+        <w:rPr>
+          <w:b/>
+          <w:bCs/>
+        </w:rPr>
+        <w:t xml:space="preserve">Share / Re-share</w:t>
+      </w:r>
+      <w:r>
+        <w:t xml:space="preserve"> </w:t>
+      </w:r>
+      <w:r>
+        <w:t xml:space="preserve">flow on the custom skill from Ex 3.</w:t>
+      </w:r>
+      <w:r>
+        <w:t xml:space="preserve"> </w:t>
+      </w:r>
+      <w:r>
+        <w:rPr>
+          <w:b/>
+          <w:bCs/>
+        </w:rPr>
+        <w:t xml:space="preserve">6c (sharing) is optional</w:t>
+      </w:r>
+      <w:r>
+        <w:t xml:space="preserve"> </w:t>
+      </w:r>
+      <w:r>
+        <w:t xml:space="preserve">for attendees; 6a is the must-do.</w:t>
+      </w:r>
+    </w:p>
+    <w:p>
+      <w:pPr>
+        <w:pStyle w:val="Compact"/>
+        <w:numPr>
+          <w:ilvl w:val="0"/>
+          <w:numId w:val="1013"/>
         </w:numPr>
       </w:pPr>
       <w:r>
@@ -5172,7 +5278,7 @@
       <w:r>
         <w:t xml:space="preserve"> </w:t>
       </w:r>
-      <w:hyperlink r:id="rId33">
+      <w:hyperlink r:id="rId34">
         <w:r>
           <w:rPr>
             <w:rStyle w:val="Hyperlink"/>
@@ -5189,7 +5295,7 @@
       <w:r>
         <w:t xml:space="preserve"> </w:t>
       </w:r>
-      <w:hyperlink r:id="rId34">
+      <w:hyperlink r:id="rId35">
         <w:r>
           <w:rPr>
             <w:rStyle w:val="Hyperlink"/>
@@ -5207,8 +5313,8 @@
         <w:t xml:space="preserve">example SAP SuccessFactors), point them there.</w:t>
       </w:r>
     </w:p>
-    <w:bookmarkEnd w:id="35"/>
-    <w:bookmarkStart w:id="37" w:name="ex-7--agent-builder-non-cowork-200215"/>
+    <w:bookmarkEnd w:id="36"/>
+    <w:bookmarkStart w:id="38" w:name="ex-7--agent-builder-non-cowork-200215"/>
     <w:p>
       <w:pPr>
         <w:pStyle w:val="Heading3"/>
@@ -5222,7 +5328,7 @@
         <w:pStyle w:val="Compact"/>
         <w:numPr>
           <w:ilvl w:val="0"/>
-          <w:numId w:val="1013"/>
+          <w:numId w:val="1014"/>
         </w:numPr>
       </w:pPr>
       <w:r>
@@ -5266,7 +5372,7 @@
         <w:pStyle w:val="Compact"/>
         <w:numPr>
           <w:ilvl w:val="0"/>
-          <w:numId w:val="1013"/>
+          <w:numId w:val="1014"/>
         </w:numPr>
       </w:pPr>
       <w:r>
@@ -5334,7 +5440,7 @@
       <w:r>
         <w:t xml:space="preserve"> </w:t>
       </w:r>
-      <w:hyperlink r:id="rId36">
+      <w:hyperlink r:id="rId37">
         <w:r>
           <w:rPr>
             <w:rStyle w:val="Hyperlink"/>
@@ -5351,7 +5457,7 @@
         <w:pStyle w:val="Compact"/>
         <w:numPr>
           <w:ilvl w:val="0"/>
-          <w:numId w:val="1013"/>
+          <w:numId w:val="1014"/>
         </w:numPr>
       </w:pPr>
       <w:r>
@@ -5407,279 +5513,6 @@
       </w:r>
       <w:r>
         <w:t xml:space="preserve">can chat with in Copilot.</w:t>
-      </w:r>
-    </w:p>
-    <w:p>
-      <w:pPr>
-        <w:pStyle w:val="Compact"/>
-        <w:numPr>
-          <w:ilvl w:val="0"/>
-          <w:numId w:val="1013"/>
-        </w:numPr>
-      </w:pPr>
-      <w:r>
-        <w:t xml:space="preserve">Walk the</w:t>
-      </w:r>
-      <w:r>
-        <w:t xml:space="preserve"> </w:t>
-      </w:r>
-      <w:r>
-        <w:rPr>
-          <w:b/>
-          <w:bCs/>
-        </w:rPr>
-        <w:t xml:space="preserve">Describe → Configure → Try it</w:t>
-      </w:r>
-      <w:r>
-        <w:t xml:space="preserve"> </w:t>
-      </w:r>
-      <w:r>
-        <w:t xml:space="preserve">tabs; add the Zava HR docs as</w:t>
-      </w:r>
-      <w:r>
-        <w:t xml:space="preserve"> </w:t>
-      </w:r>
-      <w:r>
-        <w:rPr>
-          <w:b/>
-          <w:bCs/>
-        </w:rPr>
-        <w:t xml:space="preserve">knowledge</w:t>
-      </w:r>
-      <w:r>
-        <w:t xml:space="preserve">; test a</w:t>
-      </w:r>
-      <w:r>
-        <w:t xml:space="preserve"> </w:t>
-      </w:r>
-      <w:r>
-        <w:t xml:space="preserve">policy question (sourced answer) and an out-of-scope one (declines).</w:t>
-      </w:r>
-    </w:p>
-    <w:p>
-      <w:pPr>
-        <w:pStyle w:val="Compact"/>
-        <w:numPr>
-          <w:ilvl w:val="0"/>
-          <w:numId w:val="1013"/>
-        </w:numPr>
-      </w:pPr>
-      <w:r>
-        <w:rPr>
-          <w:b/>
-          <w:bCs/>
-        </w:rPr>
-        <w:t xml:space="preserve">Keep it on Zava's files.</w:t>
-      </w:r>
-      <w:r>
-        <w:t xml:space="preserve"> </w:t>
-      </w:r>
-      <w:r>
-        <w:t xml:space="preserve">In the Configure tab's</w:t>
-      </w:r>
-      <w:r>
-        <w:t xml:space="preserve"> </w:t>
-      </w:r>
-      <w:r>
-        <w:rPr>
-          <w:b/>
-          <w:bCs/>
-        </w:rPr>
-        <w:t xml:space="preserve">Knowledge</w:t>
-      </w:r>
-      <w:r>
-        <w:t xml:space="preserve"> </w:t>
-      </w:r>
-      <w:r>
-        <w:t xml:space="preserve">section, turn</w:t>
-      </w:r>
-      <w:r>
-        <w:t xml:space="preserve"> </w:t>
-      </w:r>
-      <w:r>
-        <w:rPr>
-          <w:b/>
-          <w:bCs/>
-        </w:rPr>
-        <w:t xml:space="preserve">Only use specified</w:t>
-      </w:r>
-      <w:r>
-        <w:rPr>
-          <w:b/>
-          <w:bCs/>
-        </w:rPr>
-        <w:t xml:space="preserve"> </w:t>
-      </w:r>
-      <w:r>
-        <w:rPr>
-          <w:b/>
-          <w:bCs/>
-        </w:rPr>
-        <w:t xml:space="preserve">sources</w:t>
-      </w:r>
-      <w:r>
-        <w:t xml:space="preserve"> </w:t>
-      </w:r>
-      <w:r>
-        <w:t xml:space="preserve">on and</w:t>
-      </w:r>
-      <w:r>
-        <w:t xml:space="preserve"> </w:t>
-      </w:r>
-      <w:r>
-        <w:rPr>
-          <w:b/>
-          <w:bCs/>
-        </w:rPr>
-        <w:t xml:space="preserve">Search all websites</w:t>
-      </w:r>
-      <w:r>
-        <w:t xml:space="preserve"> </w:t>
-      </w:r>
-      <w:r>
-        <w:t xml:space="preserve">off, and test with</w:t>
-      </w:r>
-      <w:r>
-        <w:t xml:space="preserve"> </w:t>
-      </w:r>
-      <w:r>
-        <w:rPr>
-          <w:i/>
-          <w:iCs/>
-        </w:rPr>
-        <w:t xml:space="preserve">"At Zava, when is open enrollment…?"</w:t>
-      </w:r>
-      <w:r>
-        <w:t xml:space="preserve"> </w:t>
-      </w:r>
-      <w:r>
-        <w:t xml:space="preserve">In the dry run, the agent answered with the tester's</w:t>
-      </w:r>
-      <w:r>
-        <w:t xml:space="preserve"> </w:t>
-      </w:r>
-      <w:r>
-        <w:rPr>
-          <w:b/>
-          <w:bCs/>
-        </w:rPr>
-        <w:t xml:space="preserve">own company's</w:t>
-      </w:r>
-      <w:r>
-        <w:t xml:space="preserve"> </w:t>
-      </w:r>
-      <w:r>
-        <w:t xml:space="preserve">open-enrollment details.</w:t>
-      </w:r>
-      <w:r>
-        <w:t xml:space="preserve"> </w:t>
-      </w:r>
-      <w:r>
-        <w:t xml:space="preserve">Agent Builder</w:t>
-      </w:r>
-      <w:r>
-        <w:t xml:space="preserve"> </w:t>
-      </w:r>
-      <w:r>
-        <w:rPr>
-          <w:i/>
-          <w:iCs/>
-        </w:rPr>
-        <w:t xml:space="preserve">prioritizes</w:t>
-      </w:r>
-      <w:r>
-        <w:t xml:space="preserve"> </w:t>
-      </w:r>
-      <w:r>
-        <w:t xml:space="preserve">the specified sources but can't fully block general knowledge; for</w:t>
-      </w:r>
-      <w:r>
-        <w:t xml:space="preserve"> </w:t>
-      </w:r>
-      <w:r>
-        <w:t xml:space="preserve">stricter control, organizations use Copilot Studio.</w:t>
-      </w:r>
-    </w:p>
-    <w:p>
-      <w:pPr>
-        <w:pStyle w:val="Compact"/>
-        <w:numPr>
-          <w:ilvl w:val="0"/>
-          <w:numId w:val="1013"/>
-        </w:numPr>
-      </w:pPr>
-      <w:r>
-        <w:t xml:space="preserve">Note it's</w:t>
-      </w:r>
-      <w:r>
-        <w:t xml:space="preserve"> </w:t>
-      </w:r>
-      <w:r>
-        <w:rPr>
-          <w:b/>
-          <w:bCs/>
-        </w:rPr>
-        <w:t xml:space="preserve">no-code</w:t>
-      </w:r>
-      <w:r>
-        <w:t xml:space="preserve"> </w:t>
-      </w:r>
-      <w:r>
-        <w:t xml:space="preserve">but a</w:t>
-      </w:r>
-      <w:r>
-        <w:t xml:space="preserve"> </w:t>
-      </w:r>
-      <w:r>
-        <w:rPr>
-          <w:b/>
-          <w:bCs/>
-        </w:rPr>
-        <w:t xml:space="preserve">different tool</w:t>
-      </w:r>
-      <w:r>
-        <w:t xml:space="preserve"> </w:t>
-      </w:r>
-      <w:r>
-        <w:t xml:space="preserve">— needs a Copilot license, desktop/web only, and for</w:t>
-      </w:r>
-      <w:r>
-        <w:t xml:space="preserve"> </w:t>
-      </w:r>
-      <w:r>
-        <w:t xml:space="preserve">external</w:t>
-      </w:r>
-      <w:r>
-        <w:t xml:space="preserve"> </w:t>
-      </w:r>
-      <w:r>
-        <w:rPr>
-          <w:i/>
-          <w:iCs/>
-        </w:rPr>
-        <w:t xml:space="preserve">actions</w:t>
-      </w:r>
-      <w:r>
-        <w:t xml:space="preserve"> </w:t>
-      </w:r>
-      <w:r>
-        <w:t xml:space="preserve">you'd move to Copilot Studio (out of scope). Good moment to show the breadth of</w:t>
-      </w:r>
-      <w:r>
-        <w:t xml:space="preserve"> </w:t>
-      </w:r>
-      <w:r>
-        <w:t xml:space="preserve">the Copilot platform beyond Cowork.</w:t>
-      </w:r>
-    </w:p>
-    <w:bookmarkEnd w:id="37"/>
-    <w:bookmarkStart w:id="38" w:name="ex-8--executive-command-center-215230"/>
-    <w:p>
-      <w:pPr>
-        <w:pStyle w:val="Heading3"/>
-      </w:pPr>
-      <w:r>
-        <w:t xml:space="preserve">Ex 8 — Executive Command Center (2:15–2:30)</w:t>
       </w:r>
     </w:p>
     <w:p>
@@ -5691,29 +5524,42 @@
         </w:numPr>
       </w:pPr>
       <w:r>
-        <w:t xml:space="preserve">Return to</w:t>
-      </w:r>
-      <w:r>
-        <w:t xml:space="preserve"> </w:t>
-      </w:r>
-      <w:r>
-        <w:rPr>
-          <w:b/>
-          <w:bCs/>
-        </w:rPr>
-        <w:t xml:space="preserve">Cowork</w:t>
-      </w:r>
-      <w:r>
-        <w:t xml:space="preserve"> </w:t>
-      </w:r>
-      <w:r>
-        <w:t xml:space="preserve">from Agent Builder. This capstone combines the skills, outputs, and schedules</w:t>
-      </w:r>
-      <w:r>
-        <w:t xml:space="preserve"> </w:t>
-      </w:r>
-      <w:r>
-        <w:t xml:space="preserve">attendees practiced earlier.</w:t>
+        <w:t xml:space="preserve">Walk the</w:t>
+      </w:r>
+      <w:r>
+        <w:t xml:space="preserve"> </w:t>
+      </w:r>
+      <w:r>
+        <w:rPr>
+          <w:b/>
+          <w:bCs/>
+        </w:rPr>
+        <w:t xml:space="preserve">Describe → Configure → Try it</w:t>
+      </w:r>
+      <w:r>
+        <w:t xml:space="preserve"> </w:t>
+      </w:r>
+      <w:r>
+        <w:t xml:space="preserve">tabs; add the Zava HR docs as</w:t>
+      </w:r>
+      <w:r>
+        <w:t xml:space="preserve"> </w:t>
+      </w:r>
+      <w:r>
+        <w:rPr>
+          <w:b/>
+          <w:bCs/>
+        </w:rPr>
+        <w:t xml:space="preserve">knowledge</w:t>
+      </w:r>
+      <w:r>
+        <w:t xml:space="preserve">; test a</w:t>
+      </w:r>
+      <w:r>
+        <w:t xml:space="preserve"> </w:t>
+      </w:r>
+      <w:r>
+        <w:t xml:space="preserve">policy question (sourced answer) and an out-of-scope one (declines).</w:t>
       </w:r>
     </w:p>
     <w:p>
@@ -5725,55 +5571,139 @@
         </w:numPr>
       </w:pPr>
       <w:r>
-        <w:t xml:space="preserve">Remind attendees to review and approve the skill and schedule</w:t>
-      </w:r>
-      <w:r>
-        <w:t xml:space="preserve"> </w:t>
-      </w:r>
-      <w:r>
-        <w:rPr>
-          <w:b/>
-          <w:bCs/>
-        </w:rPr>
-        <w:t xml:space="preserve">one at a time</w:t>
-      </w:r>
-      <w:r>
-        <w:t xml:space="preserve">, or decline them.</w:t>
-      </w:r>
-      <w:r>
-        <w:t xml:space="preserve"> </w:t>
-      </w:r>
-      <w:r>
-        <w:t xml:space="preserve">Don't use</w:t>
-      </w:r>
-      <w:r>
-        <w:t xml:space="preserve"> </w:t>
-      </w:r>
-      <w:r>
-        <w:rPr>
-          <w:b/>
-          <w:bCs/>
-        </w:rPr>
-        <w:t xml:space="preserve">Approve All</w:t>
-      </w:r>
-      <w:r>
-        <w:t xml:space="preserve"> </w:t>
-      </w:r>
-      <w:r>
-        <w:t xml:space="preserve">or</w:t>
-      </w:r>
-      <w:r>
-        <w:t xml:space="preserve"> </w:t>
-      </w:r>
-      <w:r>
-        <w:rPr>
-          <w:b/>
-          <w:bCs/>
-        </w:rPr>
-        <w:t xml:space="preserve">Always allow</w:t>
-      </w:r>
-      <w:r>
-        <w:t xml:space="preserve">. The detailed dialog walkthrough is in the Appendix.</w:t>
+        <w:rPr>
+          <w:b/>
+          <w:bCs/>
+        </w:rPr>
+        <w:t xml:space="preserve">Keep it on Zava's files.</w:t>
+      </w:r>
+      <w:r>
+        <w:t xml:space="preserve"> </w:t>
+      </w:r>
+      <w:r>
+        <w:t xml:space="preserve">In the Configure tab's</w:t>
+      </w:r>
+      <w:r>
+        <w:t xml:space="preserve"> </w:t>
+      </w:r>
+      <w:r>
+        <w:rPr>
+          <w:b/>
+          <w:bCs/>
+        </w:rPr>
+        <w:t xml:space="preserve">Knowledge</w:t>
+      </w:r>
+      <w:r>
+        <w:t xml:space="preserve"> </w:t>
+      </w:r>
+      <w:r>
+        <w:t xml:space="preserve">section, turn</w:t>
+      </w:r>
+      <w:r>
+        <w:t xml:space="preserve"> </w:t>
+      </w:r>
+      <w:r>
+        <w:rPr>
+          <w:b/>
+          <w:bCs/>
+        </w:rPr>
+        <w:t xml:space="preserve">Only use specified</w:t>
+      </w:r>
+      <w:r>
+        <w:rPr>
+          <w:b/>
+          <w:bCs/>
+        </w:rPr>
+        <w:t xml:space="preserve"> </w:t>
+      </w:r>
+      <w:r>
+        <w:rPr>
+          <w:b/>
+          <w:bCs/>
+        </w:rPr>
+        <w:t xml:space="preserve">sources</w:t>
+      </w:r>
+      <w:r>
+        <w:t xml:space="preserve"> </w:t>
+      </w:r>
+      <w:r>
+        <w:t xml:space="preserve">on and</w:t>
+      </w:r>
+      <w:r>
+        <w:t xml:space="preserve"> </w:t>
+      </w:r>
+      <w:r>
+        <w:rPr>
+          <w:b/>
+          <w:bCs/>
+        </w:rPr>
+        <w:t xml:space="preserve">Search all websites</w:t>
+      </w:r>
+      <w:r>
+        <w:t xml:space="preserve"> </w:t>
+      </w:r>
+      <w:r>
+        <w:t xml:space="preserve">off, and test with</w:t>
+      </w:r>
+      <w:r>
+        <w:t xml:space="preserve"> </w:t>
+      </w:r>
+      <w:r>
+        <w:rPr>
+          <w:i/>
+          <w:iCs/>
+        </w:rPr>
+        <w:t xml:space="preserve">"At Zava, when is open enrollment…?"</w:t>
+      </w:r>
+      <w:r>
+        <w:t xml:space="preserve"> </w:t>
+      </w:r>
+      <w:r>
+        <w:t xml:space="preserve">In the dry run, the agent answered with the tester's</w:t>
+      </w:r>
+      <w:r>
+        <w:t xml:space="preserve"> </w:t>
+      </w:r>
+      <w:r>
+        <w:rPr>
+          <w:b/>
+          <w:bCs/>
+        </w:rPr>
+        <w:t xml:space="preserve">own company's</w:t>
+      </w:r>
+      <w:r>
+        <w:t xml:space="preserve"> </w:t>
+      </w:r>
+      <w:r>
+        <w:t xml:space="preserve">open-enrollment details.</w:t>
+      </w:r>
+      <w:r>
+        <w:t xml:space="preserve"> </w:t>
+      </w:r>
+      <w:r>
+        <w:t xml:space="preserve">Agent Builder</w:t>
+      </w:r>
+      <w:r>
+        <w:t xml:space="preserve"> </w:t>
+      </w:r>
+      <w:r>
+        <w:rPr>
+          <w:i/>
+          <w:iCs/>
+        </w:rPr>
+        <w:t xml:space="preserve">prioritizes</w:t>
+      </w:r>
+      <w:r>
+        <w:t xml:space="preserve"> </w:t>
+      </w:r>
+      <w:r>
+        <w:t xml:space="preserve">the specified sources but can't fully block general knowledge; for</w:t>
+      </w:r>
+      <w:r>
+        <w:t xml:space="preserve"> </w:t>
+      </w:r>
+      <w:r>
+        <w:t xml:space="preserve">stricter control, organizations use Copilot Studio.</w:t>
       </w:r>
     </w:p>
     <w:p>
@@ -5785,139 +5715,77 @@
         </w:numPr>
       </w:pPr>
       <w:r>
-        <w:rPr>
-          <w:b/>
-          <w:bCs/>
-        </w:rPr>
-        <w:t xml:space="preserve">Set expectations before they paste the prompt</w:t>
-      </w:r>
-      <w:r>
-        <w:t xml:space="preserve"> </w:t>
-      </w:r>
-      <w:r>
-        <w:t xml:space="preserve">(the dry run showed people weren't sure what</w:t>
-      </w:r>
-      <w:r>
-        <w:t xml:space="preserve"> </w:t>
-      </w:r>
-      <w:r>
-        <w:t xml:space="preserve">would pop up):</w:t>
-      </w:r>
-    </w:p>
-    <w:p>
-      <w:pPr>
-        <w:pStyle w:val="Compact"/>
-        <w:numPr>
-          <w:ilvl w:val="1"/>
-          <w:numId w:val="1015"/>
-        </w:numPr>
-      </w:pPr>
-      <w:r>
-        <w:rPr>
-          <w:b/>
-          <w:bCs/>
-        </w:rPr>
-        <w:t xml:space="preserve">Their own data, not Zava.</w:t>
-      </w:r>
-      <w:r>
-        <w:t xml:space="preserve"> </w:t>
-      </w:r>
-      <w:r>
-        <w:t xml:space="preserve">Ex 8 is the only exercise on their real mail, calendar, Teams, and</w:t>
-      </w:r>
-      <w:r>
-        <w:t xml:space="preserve"> </w:t>
-      </w:r>
-      <w:r>
-        <w:t xml:space="preserve">transcripts, so the dashboard shows</w:t>
-      </w:r>
-      <w:r>
-        <w:t xml:space="preserve"> </w:t>
-      </w:r>
-      <w:r>
-        <w:rPr>
-          <w:b/>
-          <w:bCs/>
-        </w:rPr>
-        <w:t xml:space="preserve">their</w:t>
-      </w:r>
-      <w:r>
-        <w:t xml:space="preserve"> </w:t>
-      </w:r>
-      <w:r>
-        <w:t xml:space="preserve">meetings and tasks. That's expected.</w:t>
-      </w:r>
-    </w:p>
-    <w:p>
-      <w:pPr>
-        <w:pStyle w:val="Compact"/>
-        <w:numPr>
-          <w:ilvl w:val="1"/>
-          <w:numId w:val="1015"/>
-        </w:numPr>
-      </w:pPr>
-      <w:r>
-        <w:rPr>
-          <w:b/>
-          <w:bCs/>
-        </w:rPr>
-        <w:t xml:space="preserve">What Cowork will ask:</w:t>
-      </w:r>
-      <w:r>
-        <w:t xml:space="preserve"> </w:t>
-      </w:r>
-      <w:r>
-        <w:t xml:space="preserve">clarifying questions (answer in the chat), progress messages and skill</w:t>
-      </w:r>
-      <w:r>
-        <w:t xml:space="preserve"> </w:t>
-      </w:r>
-      <w:r>
-        <w:t xml:space="preserve">chips (nothing to do),</w:t>
-      </w:r>
-      <w:r>
-        <w:t xml:space="preserve"> </w:t>
-      </w:r>
-      <w:r>
-        <w:rPr>
-          <w:b/>
-          <w:bCs/>
-        </w:rPr>
-        <w:t xml:space="preserve">two approval cards</w:t>
-      </w:r>
-      <w:r>
-        <w:t xml:space="preserve"> </w:t>
-      </w:r>
-      <w:r>
-        <w:t xml:space="preserve">near the end (save the skill, create the schedule;</w:t>
-      </w:r>
-      <w:r>
-        <w:t xml:space="preserve"> </w:t>
-      </w:r>
-      <w:r>
-        <w:t xml:space="preserve">one at a time), and</w:t>
-      </w:r>
-      <w:r>
-        <w:t xml:space="preserve"> </w:t>
-      </w:r>
-      <w:r>
-        <w:rPr>
-          <w:b/>
-          <w:bCs/>
-        </w:rPr>
-        <w:t xml:space="preserve">suggested next steps</w:t>
-      </w:r>
-      <w:r>
-        <w:t xml:space="preserve"> </w:t>
-      </w:r>
-      <w:r>
-        <w:t xml:space="preserve">when it finishes (skip them for now). The workbook</w:t>
-      </w:r>
-      <w:r>
-        <w:t xml:space="preserve"> </w:t>
-      </w:r>
-      <w:r>
-        <w:t xml:space="preserve">lists these in a "What Cowork will ask you" box.</w:t>
+        <w:t xml:space="preserve">Note it's</w:t>
+      </w:r>
+      <w:r>
+        <w:t xml:space="preserve"> </w:t>
+      </w:r>
+      <w:r>
+        <w:rPr>
+          <w:b/>
+          <w:bCs/>
+        </w:rPr>
+        <w:t xml:space="preserve">no-code</w:t>
+      </w:r>
+      <w:r>
+        <w:t xml:space="preserve"> </w:t>
+      </w:r>
+      <w:r>
+        <w:t xml:space="preserve">but a</w:t>
+      </w:r>
+      <w:r>
+        <w:t xml:space="preserve"> </w:t>
+      </w:r>
+      <w:r>
+        <w:rPr>
+          <w:b/>
+          <w:bCs/>
+        </w:rPr>
+        <w:t xml:space="preserve">different tool</w:t>
+      </w:r>
+      <w:r>
+        <w:t xml:space="preserve"> </w:t>
+      </w:r>
+      <w:r>
+        <w:t xml:space="preserve">— needs a Copilot license, desktop/web only, and for</w:t>
+      </w:r>
+      <w:r>
+        <w:t xml:space="preserve"> </w:t>
+      </w:r>
+      <w:r>
+        <w:t xml:space="preserve">external</w:t>
+      </w:r>
+      <w:r>
+        <w:t xml:space="preserve"> </w:t>
+      </w:r>
+      <w:r>
+        <w:rPr>
+          <w:i/>
+          <w:iCs/>
+        </w:rPr>
+        <w:t xml:space="preserve">actions</w:t>
+      </w:r>
+      <w:r>
+        <w:t xml:space="preserve"> </w:t>
+      </w:r>
+      <w:r>
+        <w:t xml:space="preserve">you'd move to Copilot Studio (out of scope). Good moment to show the breadth of</w:t>
+      </w:r>
+      <w:r>
+        <w:t xml:space="preserve"> </w:t>
+      </w:r>
+      <w:r>
+        <w:t xml:space="preserve">the Copilot platform beyond Cowork.</w:t>
+      </w:r>
+    </w:p>
+    <w:bookmarkEnd w:id="38"/>
+    <w:bookmarkStart w:id="39" w:name="ex-8--executive-command-center-215230"/>
+    <w:p>
+      <w:pPr>
+        <w:pStyle w:val="Heading3"/>
+      </w:pPr>
+      <w:r>
+        <w:t xml:space="preserve">Ex 8 — Executive Command Center (2:15–2:30)</w:t>
       </w:r>
     </w:p>
     <w:p>
@@ -5925,54 +5793,33 @@
         <w:pStyle w:val="Compact"/>
         <w:numPr>
           <w:ilvl w:val="0"/>
-          <w:numId w:val="1014"/>
+          <w:numId w:val="1015"/>
         </w:numPr>
       </w:pPr>
       <w:r>
-        <w:t xml:space="preserve">This is the final</w:t>
-      </w:r>
-      <w:r>
-        <w:t xml:space="preserve"> </w:t>
-      </w:r>
-      <w:r>
-        <w:rPr>
-          <w:b/>
-          <w:bCs/>
-        </w:rPr>
-        <w:t xml:space="preserve">scenario card</w:t>
-      </w:r>
-      <w:r>
-        <w:t xml:space="preserve"> </w:t>
-      </w:r>
-      <w:r>
-        <w:t xml:space="preserve">of the day, using the familiar format. Walk it:</w:t>
-      </w:r>
-      <w:r>
-        <w:t xml:space="preserve"> </w:t>
-      </w:r>
-      <w:r>
-        <w:rPr>
-          <w:b/>
-          <w:bCs/>
-        </w:rPr>
-        <w:t xml:space="preserve">Goal → Output → Why</w:t>
-      </w:r>
-      <w:r>
-        <w:rPr>
-          <w:b/>
-          <w:bCs/>
-        </w:rPr>
-        <w:t xml:space="preserve"> </w:t>
-      </w:r>
-      <w:r>
-        <w:rPr>
-          <w:b/>
-          <w:bCs/>
-        </w:rPr>
-        <w:t xml:space="preserve">Cowork? → Prompt → Workflow → Data sources</w:t>
-      </w:r>
-      <w:r>
-        <w:t xml:space="preserve">.</w:t>
+        <w:t xml:space="preserve">Return to</w:t>
+      </w:r>
+      <w:r>
+        <w:t xml:space="preserve"> </w:t>
+      </w:r>
+      <w:r>
+        <w:rPr>
+          <w:b/>
+          <w:bCs/>
+        </w:rPr>
+        <w:t xml:space="preserve">Cowork</w:t>
+      </w:r>
+      <w:r>
+        <w:t xml:space="preserve"> </w:t>
+      </w:r>
+      <w:r>
+        <w:t xml:space="preserve">from Agent Builder. This capstone combines the skills, outputs, and schedules</w:t>
+      </w:r>
+      <w:r>
+        <w:t xml:space="preserve"> </w:t>
+      </w:r>
+      <w:r>
+        <w:t xml:space="preserve">attendees practiced earlier.</w:t>
       </w:r>
     </w:p>
     <w:p>
@@ -5980,89 +5827,59 @@
         <w:pStyle w:val="Compact"/>
         <w:numPr>
           <w:ilvl w:val="0"/>
-          <w:numId w:val="1014"/>
+          <w:numId w:val="1015"/>
         </w:numPr>
       </w:pPr>
       <w:r>
-        <w:t xml:space="preserve">It shows Cowork at full stretch in</w:t>
-      </w:r>
-      <w:r>
-        <w:t xml:space="preserve"> </w:t>
-      </w:r>
-      <w:r>
-        <w:rPr>
-          <w:b/>
-          <w:bCs/>
-        </w:rPr>
-        <w:t xml:space="preserve">one prompt</w:t>
-      </w:r>
-      <w:r>
-        <w:t xml:space="preserve">: Work IQ gathers calendar, mail, chats,</w:t>
-      </w:r>
-      <w:r>
-        <w:t xml:space="preserve"> </w:t>
-      </w:r>
-      <w:r>
-        <w:t xml:space="preserve">transcripts, and files → analyzes signals → builds an</w:t>
-      </w:r>
-      <w:r>
-        <w:t xml:space="preserve"> </w:t>
-      </w:r>
-      <w:r>
-        <w:rPr>
-          <w:b/>
-          <w:bCs/>
-        </w:rPr>
-        <w:t xml:space="preserve">interactive HTML dashboard</w:t>
-      </w:r>
-      <w:r>
-        <w:t xml:space="preserve"> </w:t>
-      </w:r>
-      <w:r>
-        <w:t xml:space="preserve">→</w:t>
-      </w:r>
-      <w:r>
-        <w:t xml:space="preserve"> </w:t>
-      </w:r>
-      <w:r>
-        <w:rPr>
-          <w:b/>
-          <w:bCs/>
-        </w:rPr>
-        <w:t xml:space="preserve">saves</w:t>
-      </w:r>
-      <w:r>
-        <w:rPr>
-          <w:b/>
-          <w:bCs/>
-        </w:rPr>
-        <w:t xml:space="preserve"> </w:t>
-      </w:r>
-      <w:r>
-        <w:rPr>
-          <w:b/>
-          <w:bCs/>
-        </w:rPr>
-        <w:t xml:space="preserve">itself as a skill</w:t>
-      </w:r>
-      <w:r>
-        <w:t xml:space="preserve"> </w:t>
-      </w:r>
-      <w:r>
-        <w:t xml:space="preserve">and</w:t>
-      </w:r>
-      <w:r>
-        <w:t xml:space="preserve"> </w:t>
-      </w:r>
-      <w:r>
-        <w:rPr>
-          <w:b/>
-          <w:bCs/>
-        </w:rPr>
-        <w:t xml:space="preserve">schedules itself</w:t>
-      </w:r>
-      <w:r>
-        <w:t xml:space="preserve">. Capstone combining Ex 3 (skills) and Ex 6 (Automations).</w:t>
+        <w:t xml:space="preserve">Remind attendees to review and approve the skill and schedule</w:t>
+      </w:r>
+      <w:r>
+        <w:t xml:space="preserve"> </w:t>
+      </w:r>
+      <w:r>
+        <w:rPr>
+          <w:b/>
+          <w:bCs/>
+        </w:rPr>
+        <w:t xml:space="preserve">one at a time</w:t>
+      </w:r>
+      <w:r>
+        <w:t xml:space="preserve">, or decline them.</w:t>
+      </w:r>
+      <w:r>
+        <w:t xml:space="preserve"> </w:t>
+      </w:r>
+      <w:r>
+        <w:t xml:space="preserve">Don't use</w:t>
+      </w:r>
+      <w:r>
+        <w:t xml:space="preserve"> </w:t>
+      </w:r>
+      <w:r>
+        <w:rPr>
+          <w:b/>
+          <w:bCs/>
+        </w:rPr>
+        <w:t xml:space="preserve">Approve All</w:t>
+      </w:r>
+      <w:r>
+        <w:t xml:space="preserve"> </w:t>
+      </w:r>
+      <w:r>
+        <w:t xml:space="preserve">or</w:t>
+      </w:r>
+      <w:r>
+        <w:t xml:space="preserve"> </w:t>
+      </w:r>
+      <w:r>
+        <w:rPr>
+          <w:b/>
+          <w:bCs/>
+        </w:rPr>
+        <w:t xml:space="preserve">Always allow</w:t>
+      </w:r>
+      <w:r>
+        <w:t xml:space="preserve">. The detailed dialog walkthrough is in the Appendix.</w:t>
       </w:r>
     </w:p>
     <w:p>
@@ -6070,79 +5887,27 @@
         <w:pStyle w:val="Compact"/>
         <w:numPr>
           <w:ilvl w:val="0"/>
-          <w:numId w:val="1014"/>
+          <w:numId w:val="1015"/>
         </w:numPr>
       </w:pPr>
       <w:r>
-        <w:t xml:space="preserve">Have attendees fill the placeholders:</w:t>
-      </w:r>
-      <w:r>
-        <w:t xml:space="preserve"> </w:t>
-      </w:r>
-      <w:r>
-        <w:rPr>
-          <w:rStyle w:val="VerbatimChar"/>
-          <w:b/>
-          <w:bCs/>
-        </w:rPr>
-        <w:t xml:space="preserve">[Priority Folder]</w:t>
-      </w:r>
-      <w:r>
-        <w:t xml:space="preserve"> </w:t>
-      </w:r>
-      <w:r>
-        <w:t xml:space="preserve">→ a OneDrive folder of their own</w:t>
-      </w:r>
-      <w:r>
-        <w:t xml:space="preserve"> </w:t>
-      </w:r>
-      <w:r>
-        <w:t xml:space="preserve">priority documents (or the Zava folder);</w:t>
-      </w:r>
-      <w:r>
-        <w:t xml:space="preserve"> </w:t>
-      </w:r>
-      <w:r>
-        <w:rPr>
-          <w:rStyle w:val="VerbatimChar"/>
-          <w:b/>
-          <w:bCs/>
-        </w:rPr>
-        <w:t xml:space="preserve">[time]</w:t>
-      </w:r>
-      <w:r>
-        <w:t xml:space="preserve"> </w:t>
-      </w:r>
-      <w:r>
-        <w:t xml:space="preserve">→ e.g., 8:00 AM.</w:t>
-      </w:r>
-    </w:p>
-    <w:p>
-      <w:pPr>
-        <w:pStyle w:val="Compact"/>
-        <w:numPr>
-          <w:ilvl w:val="0"/>
-          <w:numId w:val="1014"/>
-        </w:numPr>
-      </w:pPr>
-      <w:r>
-        <w:rPr>
-          <w:b/>
-          <w:bCs/>
-        </w:rPr>
-        <w:t xml:space="preserve">Slow down and show the Output folder (about 3 minutes, on screen).</w:t>
-      </w:r>
-      <w:r>
-        <w:t xml:space="preserve"> </w:t>
-      </w:r>
-      <w:r>
-        <w:t xml:space="preserve">Revisit the output workflow</w:t>
-      </w:r>
-      <w:r>
-        <w:t xml:space="preserve"> </w:t>
-      </w:r>
-      <w:r>
-        <w:t xml:space="preserve">introduced in Exercise 1, this time with an HTML dashboard:</w:t>
+        <w:rPr>
+          <w:b/>
+          <w:bCs/>
+        </w:rPr>
+        <w:t xml:space="preserve">Set expectations before they paste the prompt</w:t>
+      </w:r>
+      <w:r>
+        <w:t xml:space="preserve"> </w:t>
+      </w:r>
+      <w:r>
+        <w:t xml:space="preserve">(the dry run showed people weren't sure what</w:t>
+      </w:r>
+      <w:r>
+        <w:t xml:space="preserve"> </w:t>
+      </w:r>
+      <w:r>
+        <w:t xml:space="preserve">would pop up):</w:t>
       </w:r>
     </w:p>
     <w:p>
@@ -6154,23 +5919,39 @@
         </w:numPr>
       </w:pPr>
       <w:r>
-        <w:t xml:space="preserve">Open the</w:t>
-      </w:r>
-      <w:r>
-        <w:t xml:space="preserve"> </w:t>
-      </w:r>
-      <w:r>
-        <w:rPr>
-          <w:b/>
-          <w:bCs/>
-        </w:rPr>
-        <w:t xml:space="preserve">side panel</w:t>
-      </w:r>
-      <w:r>
-        <w:t xml:space="preserve"> </w:t>
-      </w:r>
-      <w:r>
-        <w:t xml:space="preserve">with the side panel toggle at the right of the session.</w:t>
+        <w:rPr>
+          <w:b/>
+          <w:bCs/>
+        </w:rPr>
+        <w:t xml:space="preserve">Their own data, not Zava.</w:t>
+      </w:r>
+      <w:r>
+        <w:t xml:space="preserve"> </w:t>
+      </w:r>
+      <w:r>
+        <w:t xml:space="preserve">Ex 8 is the only exercise on their real mail, calendar, Teams, and</w:t>
+      </w:r>
+      <w:r>
+        <w:t xml:space="preserve"> </w:t>
+      </w:r>
+      <w:r>
+        <w:t xml:space="preserve">transcripts, so the dashboard shows</w:t>
+      </w:r>
+      <w:r>
+        <w:t xml:space="preserve"> </w:t>
+      </w:r>
+      <w:r>
+        <w:rPr>
+          <w:b/>
+          <w:bCs/>
+        </w:rPr>
+        <w:t xml:space="preserve">their</w:t>
+      </w:r>
+      <w:r>
+        <w:t xml:space="preserve"> </w:t>
+      </w:r>
+      <w:r>
+        <w:t xml:space="preserve">meetings and tasks. That's expected.</w:t>
       </w:r>
     </w:p>
     <w:p>
@@ -6182,68 +5963,292 @@
         </w:numPr>
       </w:pPr>
       <w:r>
-        <w:t xml:space="preserve">Point out</w:t>
-      </w:r>
-      <w:r>
-        <w:t xml:space="preserve"> </w:t>
-      </w:r>
-      <w:r>
-        <w:rPr>
-          <w:b/>
-          <w:bCs/>
-        </w:rPr>
-        <w:t xml:space="preserve">Input folder</w:t>
-      </w:r>
-      <w:r>
-        <w:t xml:space="preserve"> </w:t>
-      </w:r>
-      <w:r>
-        <w:t xml:space="preserve">(what</w:t>
-      </w:r>
-      <w:r>
-        <w:t xml:space="preserve"> </w:t>
-      </w:r>
-      <w:r>
-        <w:rPr>
-          <w:i/>
-          <w:iCs/>
-        </w:rPr>
-        <w:t xml:space="preserve">you</w:t>
-      </w:r>
-      <w:r>
-        <w:t xml:space="preserve"> </w:t>
-      </w:r>
-      <w:r>
-        <w:t xml:space="preserve">attached) vs.</w:t>
-      </w:r>
-      <w:r>
-        <w:t xml:space="preserve"> </w:t>
-      </w:r>
-      <w:r>
-        <w:rPr>
-          <w:b/>
-          <w:bCs/>
-        </w:rPr>
-        <w:t xml:space="preserve">Output folder</w:t>
-      </w:r>
-      <w:r>
-        <w:t xml:space="preserve"> </w:t>
-      </w:r>
-      <w:r>
-        <w:t xml:space="preserve">(what Cowork</w:t>
-      </w:r>
-      <w:r>
-        <w:t xml:space="preserve"> </w:t>
-      </w:r>
-      <w:r>
-        <w:rPr>
-          <w:i/>
-          <w:iCs/>
-        </w:rPr>
-        <w:t xml:space="preserve">created</w:t>
-      </w:r>
-      <w:r>
-        <w:t xml:space="preserve">).</w:t>
+        <w:rPr>
+          <w:b/>
+          <w:bCs/>
+        </w:rPr>
+        <w:t xml:space="preserve">What Cowork will ask:</w:t>
+      </w:r>
+      <w:r>
+        <w:t xml:space="preserve"> </w:t>
+      </w:r>
+      <w:r>
+        <w:t xml:space="preserve">clarifying questions (answer in the chat), progress messages and skill</w:t>
+      </w:r>
+      <w:r>
+        <w:t xml:space="preserve"> </w:t>
+      </w:r>
+      <w:r>
+        <w:t xml:space="preserve">chips (nothing to do),</w:t>
+      </w:r>
+      <w:r>
+        <w:t xml:space="preserve"> </w:t>
+      </w:r>
+      <w:r>
+        <w:rPr>
+          <w:b/>
+          <w:bCs/>
+        </w:rPr>
+        <w:t xml:space="preserve">two approval cards</w:t>
+      </w:r>
+      <w:r>
+        <w:t xml:space="preserve"> </w:t>
+      </w:r>
+      <w:r>
+        <w:t xml:space="preserve">near the end (save the skill, create the schedule;</w:t>
+      </w:r>
+      <w:r>
+        <w:t xml:space="preserve"> </w:t>
+      </w:r>
+      <w:r>
+        <w:t xml:space="preserve">one at a time), and</w:t>
+      </w:r>
+      <w:r>
+        <w:t xml:space="preserve"> </w:t>
+      </w:r>
+      <w:r>
+        <w:rPr>
+          <w:b/>
+          <w:bCs/>
+        </w:rPr>
+        <w:t xml:space="preserve">suggested next steps</w:t>
+      </w:r>
+      <w:r>
+        <w:t xml:space="preserve"> </w:t>
+      </w:r>
+      <w:r>
+        <w:t xml:space="preserve">when it finishes (skip them for now). The workbook</w:t>
+      </w:r>
+      <w:r>
+        <w:t xml:space="preserve"> </w:t>
+      </w:r>
+      <w:r>
+        <w:t xml:space="preserve">lists these in a "What Cowork will ask you" box.</w:t>
+      </w:r>
+    </w:p>
+    <w:p>
+      <w:pPr>
+        <w:pStyle w:val="Compact"/>
+        <w:numPr>
+          <w:ilvl w:val="0"/>
+          <w:numId w:val="1015"/>
+        </w:numPr>
+      </w:pPr>
+      <w:r>
+        <w:t xml:space="preserve">This is the final</w:t>
+      </w:r>
+      <w:r>
+        <w:t xml:space="preserve"> </w:t>
+      </w:r>
+      <w:r>
+        <w:rPr>
+          <w:b/>
+          <w:bCs/>
+        </w:rPr>
+        <w:t xml:space="preserve">scenario card</w:t>
+      </w:r>
+      <w:r>
+        <w:t xml:space="preserve"> </w:t>
+      </w:r>
+      <w:r>
+        <w:t xml:space="preserve">of the day, using the familiar format. Walk it:</w:t>
+      </w:r>
+      <w:r>
+        <w:t xml:space="preserve"> </w:t>
+      </w:r>
+      <w:r>
+        <w:rPr>
+          <w:b/>
+          <w:bCs/>
+        </w:rPr>
+        <w:t xml:space="preserve">Goal → Output → Why</w:t>
+      </w:r>
+      <w:r>
+        <w:rPr>
+          <w:b/>
+          <w:bCs/>
+        </w:rPr>
+        <w:t xml:space="preserve"> </w:t>
+      </w:r>
+      <w:r>
+        <w:rPr>
+          <w:b/>
+          <w:bCs/>
+        </w:rPr>
+        <w:t xml:space="preserve">Cowork? → Prompt → Workflow → Data sources</w:t>
+      </w:r>
+      <w:r>
+        <w:t xml:space="preserve">.</w:t>
+      </w:r>
+    </w:p>
+    <w:p>
+      <w:pPr>
+        <w:pStyle w:val="Compact"/>
+        <w:numPr>
+          <w:ilvl w:val="0"/>
+          <w:numId w:val="1015"/>
+        </w:numPr>
+      </w:pPr>
+      <w:r>
+        <w:t xml:space="preserve">It shows Cowork at full stretch in</w:t>
+      </w:r>
+      <w:r>
+        <w:t xml:space="preserve"> </w:t>
+      </w:r>
+      <w:r>
+        <w:rPr>
+          <w:b/>
+          <w:bCs/>
+        </w:rPr>
+        <w:t xml:space="preserve">one prompt</w:t>
+      </w:r>
+      <w:r>
+        <w:t xml:space="preserve">: Work IQ gathers calendar, mail, chats,</w:t>
+      </w:r>
+      <w:r>
+        <w:t xml:space="preserve"> </w:t>
+      </w:r>
+      <w:r>
+        <w:t xml:space="preserve">transcripts, and files → analyzes signals → builds an</w:t>
+      </w:r>
+      <w:r>
+        <w:t xml:space="preserve"> </w:t>
+      </w:r>
+      <w:r>
+        <w:rPr>
+          <w:b/>
+          <w:bCs/>
+        </w:rPr>
+        <w:t xml:space="preserve">interactive HTML dashboard</w:t>
+      </w:r>
+      <w:r>
+        <w:t xml:space="preserve"> </w:t>
+      </w:r>
+      <w:r>
+        <w:t xml:space="preserve">→</w:t>
+      </w:r>
+      <w:r>
+        <w:t xml:space="preserve"> </w:t>
+      </w:r>
+      <w:r>
+        <w:rPr>
+          <w:b/>
+          <w:bCs/>
+        </w:rPr>
+        <w:t xml:space="preserve">saves</w:t>
+      </w:r>
+      <w:r>
+        <w:rPr>
+          <w:b/>
+          <w:bCs/>
+        </w:rPr>
+        <w:t xml:space="preserve"> </w:t>
+      </w:r>
+      <w:r>
+        <w:rPr>
+          <w:b/>
+          <w:bCs/>
+        </w:rPr>
+        <w:t xml:space="preserve">itself as a skill</w:t>
+      </w:r>
+      <w:r>
+        <w:t xml:space="preserve"> </w:t>
+      </w:r>
+      <w:r>
+        <w:t xml:space="preserve">and</w:t>
+      </w:r>
+      <w:r>
+        <w:t xml:space="preserve"> </w:t>
+      </w:r>
+      <w:r>
+        <w:rPr>
+          <w:b/>
+          <w:bCs/>
+        </w:rPr>
+        <w:t xml:space="preserve">schedules itself</w:t>
+      </w:r>
+      <w:r>
+        <w:t xml:space="preserve">. Capstone combining Ex 3 (skills) and Ex 6 (Automations).</w:t>
+      </w:r>
+    </w:p>
+    <w:p>
+      <w:pPr>
+        <w:pStyle w:val="Compact"/>
+        <w:numPr>
+          <w:ilvl w:val="0"/>
+          <w:numId w:val="1015"/>
+        </w:numPr>
+      </w:pPr>
+      <w:r>
+        <w:t xml:space="preserve">Have attendees fill the placeholders:</w:t>
+      </w:r>
+      <w:r>
+        <w:t xml:space="preserve"> </w:t>
+      </w:r>
+      <w:r>
+        <w:rPr>
+          <w:rStyle w:val="VerbatimChar"/>
+          <w:b/>
+          <w:bCs/>
+        </w:rPr>
+        <w:t xml:space="preserve">[Priority Folder]</w:t>
+      </w:r>
+      <w:r>
+        <w:t xml:space="preserve"> </w:t>
+      </w:r>
+      <w:r>
+        <w:t xml:space="preserve">→ a OneDrive folder of their own</w:t>
+      </w:r>
+      <w:r>
+        <w:t xml:space="preserve"> </w:t>
+      </w:r>
+      <w:r>
+        <w:t xml:space="preserve">priority documents (or the Zava folder);</w:t>
+      </w:r>
+      <w:r>
+        <w:t xml:space="preserve"> </w:t>
+      </w:r>
+      <w:r>
+        <w:rPr>
+          <w:rStyle w:val="VerbatimChar"/>
+          <w:b/>
+          <w:bCs/>
+        </w:rPr>
+        <w:t xml:space="preserve">[time]</w:t>
+      </w:r>
+      <w:r>
+        <w:t xml:space="preserve"> </w:t>
+      </w:r>
+      <w:r>
+        <w:t xml:space="preserve">→ e.g., 8:00 AM.</w:t>
+      </w:r>
+    </w:p>
+    <w:p>
+      <w:pPr>
+        <w:pStyle w:val="Compact"/>
+        <w:numPr>
+          <w:ilvl w:val="0"/>
+          <w:numId w:val="1015"/>
+        </w:numPr>
+      </w:pPr>
+      <w:r>
+        <w:rPr>
+          <w:b/>
+          <w:bCs/>
+        </w:rPr>
+        <w:t xml:space="preserve">Slow down and show the Output folder (about 3 minutes, on screen).</w:t>
+      </w:r>
+      <w:r>
+        <w:t xml:space="preserve"> </w:t>
+      </w:r>
+      <w:r>
+        <w:t xml:space="preserve">Revisit the output workflow</w:t>
+      </w:r>
+      <w:r>
+        <w:t xml:space="preserve"> </w:t>
+      </w:r>
+      <w:r>
+        <w:t xml:space="preserve">introduced in Exercise 1, this time with an HTML dashboard:</w:t>
       </w:r>
     </w:p>
     <w:p>
@@ -6251,70 +6256,27 @@
         <w:pStyle w:val="Compact"/>
         <w:numPr>
           <w:ilvl w:val="1"/>
-          <w:numId w:val="1016"/>
+          <w:numId w:val="1017"/>
         </w:numPr>
       </w:pPr>
       <w:r>
-        <w:t xml:space="preserve">Select</w:t>
-      </w:r>
-      <w:r>
-        <w:t xml:space="preserve"> </w:t>
-      </w:r>
-      <w:r>
-        <w:rPr>
-          <w:b/>
-          <w:bCs/>
-        </w:rPr>
-        <w:t xml:space="preserve">Preview</w:t>
-      </w:r>
-      <w:r>
-        <w:t xml:space="preserve"> </w:t>
-      </w:r>
-      <w:r>
-        <w:t xml:space="preserve">on the HTML dashboard: it opens in a split view; show the</w:t>
-      </w:r>
-      <w:r>
-        <w:t xml:space="preserve"> </w:t>
-      </w:r>
-      <w:r>
-        <w:rPr>
-          <w:b/>
-          <w:bCs/>
-        </w:rPr>
-        <w:t xml:space="preserve">full-screen</w:t>
-      </w:r>
-      <w:r>
-        <w:rPr>
-          <w:b/>
-          <w:bCs/>
-        </w:rPr>
-        <w:t xml:space="preserve"> </w:t>
-      </w:r>
-      <w:r>
-        <w:rPr>
-          <w:b/>
-          <w:bCs/>
-        </w:rPr>
-        <w:t xml:space="preserve">toggle</w:t>
-      </w:r>
-      <w:r>
-        <w:t xml:space="preserve"> </w:t>
-      </w:r>
-      <w:r>
-        <w:t xml:space="preserve">and</w:t>
-      </w:r>
-      <w:r>
-        <w:t xml:space="preserve"> </w:t>
-      </w:r>
-      <w:r>
-        <w:rPr>
-          <w:b/>
-          <w:bCs/>
-        </w:rPr>
-        <w:t xml:space="preserve">Open in native app</w:t>
-      </w:r>
-      <w:r>
-        <w:t xml:space="preserve">.</w:t>
+        <w:t xml:space="preserve">Open the</w:t>
+      </w:r>
+      <w:r>
+        <w:t xml:space="preserve"> </w:t>
+      </w:r>
+      <w:r>
+        <w:rPr>
+          <w:b/>
+          <w:bCs/>
+        </w:rPr>
+        <w:t xml:space="preserve">side panel</w:t>
+      </w:r>
+      <w:r>
+        <w:t xml:space="preserve"> </w:t>
+      </w:r>
+      <w:r>
+        <w:t xml:space="preserve">with the side panel toggle at the right of the session.</w:t>
       </w:r>
     </w:p>
     <w:p>
@@ -6322,43 +6284,72 @@
         <w:pStyle w:val="Compact"/>
         <w:numPr>
           <w:ilvl w:val="1"/>
-          <w:numId w:val="1016"/>
+          <w:numId w:val="1017"/>
         </w:numPr>
       </w:pPr>
       <w:r>
-        <w:t xml:space="preserve">Show</w:t>
-      </w:r>
-      <w:r>
-        <w:t xml:space="preserve"> </w:t>
-      </w:r>
-      <w:r>
-        <w:rPr>
-          <w:b/>
-          <w:bCs/>
-        </w:rPr>
-        <w:t xml:space="preserve">Download</w:t>
-      </w:r>
-      <w:r>
-        <w:t xml:space="preserve"> </w:t>
-      </w:r>
-      <w:r>
-        <w:t xml:space="preserve">(one file) and</w:t>
-      </w:r>
-      <w:r>
-        <w:t xml:space="preserve"> </w:t>
-      </w:r>
-      <w:r>
-        <w:rPr>
-          <w:b/>
-          <w:bCs/>
-        </w:rPr>
-        <w:t xml:space="preserve">Download All</w:t>
-      </w:r>
-      <w:r>
-        <w:t xml:space="preserve"> </w:t>
-      </w:r>
-      <w:r>
-        <w:t xml:space="preserve">(a zip of every output).</w:t>
+        <w:t xml:space="preserve">Point out</w:t>
+      </w:r>
+      <w:r>
+        <w:t xml:space="preserve"> </w:t>
+      </w:r>
+      <w:r>
+        <w:rPr>
+          <w:b/>
+          <w:bCs/>
+        </w:rPr>
+        <w:t xml:space="preserve">Input folder</w:t>
+      </w:r>
+      <w:r>
+        <w:t xml:space="preserve"> </w:t>
+      </w:r>
+      <w:r>
+        <w:t xml:space="preserve">(what</w:t>
+      </w:r>
+      <w:r>
+        <w:t xml:space="preserve"> </w:t>
+      </w:r>
+      <w:r>
+        <w:rPr>
+          <w:i/>
+          <w:iCs/>
+        </w:rPr>
+        <w:t xml:space="preserve">you</w:t>
+      </w:r>
+      <w:r>
+        <w:t xml:space="preserve"> </w:t>
+      </w:r>
+      <w:r>
+        <w:t xml:space="preserve">attached) vs.</w:t>
+      </w:r>
+      <w:r>
+        <w:t xml:space="preserve"> </w:t>
+      </w:r>
+      <w:r>
+        <w:rPr>
+          <w:b/>
+          <w:bCs/>
+        </w:rPr>
+        <w:t xml:space="preserve">Output folder</w:t>
+      </w:r>
+      <w:r>
+        <w:t xml:space="preserve"> </w:t>
+      </w:r>
+      <w:r>
+        <w:t xml:space="preserve">(what Cowork</w:t>
+      </w:r>
+      <w:r>
+        <w:t xml:space="preserve"> </w:t>
+      </w:r>
+      <w:r>
+        <w:rPr>
+          <w:i/>
+          <w:iCs/>
+        </w:rPr>
+        <w:t xml:space="preserve">created</w:t>
+      </w:r>
+      <w:r>
+        <w:t xml:space="preserve">).</w:t>
       </w:r>
     </w:p>
     <w:p>
@@ -6366,7 +6357,122 @@
         <w:pStyle w:val="Compact"/>
         <w:numPr>
           <w:ilvl w:val="1"/>
-          <w:numId w:val="1016"/>
+          <w:numId w:val="1017"/>
+        </w:numPr>
+      </w:pPr>
+      <w:r>
+        <w:t xml:space="preserve">Select</w:t>
+      </w:r>
+      <w:r>
+        <w:t xml:space="preserve"> </w:t>
+      </w:r>
+      <w:r>
+        <w:rPr>
+          <w:b/>
+          <w:bCs/>
+        </w:rPr>
+        <w:t xml:space="preserve">Preview</w:t>
+      </w:r>
+      <w:r>
+        <w:t xml:space="preserve"> </w:t>
+      </w:r>
+      <w:r>
+        <w:t xml:space="preserve">on the HTML dashboard: it opens in a split view; show the</w:t>
+      </w:r>
+      <w:r>
+        <w:t xml:space="preserve"> </w:t>
+      </w:r>
+      <w:r>
+        <w:rPr>
+          <w:b/>
+          <w:bCs/>
+        </w:rPr>
+        <w:t xml:space="preserve">full-screen</w:t>
+      </w:r>
+      <w:r>
+        <w:rPr>
+          <w:b/>
+          <w:bCs/>
+        </w:rPr>
+        <w:t xml:space="preserve"> </w:t>
+      </w:r>
+      <w:r>
+        <w:rPr>
+          <w:b/>
+          <w:bCs/>
+        </w:rPr>
+        <w:t xml:space="preserve">toggle</w:t>
+      </w:r>
+      <w:r>
+        <w:t xml:space="preserve"> </w:t>
+      </w:r>
+      <w:r>
+        <w:t xml:space="preserve">and</w:t>
+      </w:r>
+      <w:r>
+        <w:t xml:space="preserve"> </w:t>
+      </w:r>
+      <w:r>
+        <w:rPr>
+          <w:b/>
+          <w:bCs/>
+        </w:rPr>
+        <w:t xml:space="preserve">Open in native app</w:t>
+      </w:r>
+      <w:r>
+        <w:t xml:space="preserve">.</w:t>
+      </w:r>
+    </w:p>
+    <w:p>
+      <w:pPr>
+        <w:pStyle w:val="Compact"/>
+        <w:numPr>
+          <w:ilvl w:val="1"/>
+          <w:numId w:val="1017"/>
+        </w:numPr>
+      </w:pPr>
+      <w:r>
+        <w:t xml:space="preserve">Show</w:t>
+      </w:r>
+      <w:r>
+        <w:t xml:space="preserve"> </w:t>
+      </w:r>
+      <w:r>
+        <w:rPr>
+          <w:b/>
+          <w:bCs/>
+        </w:rPr>
+        <w:t xml:space="preserve">Download</w:t>
+      </w:r>
+      <w:r>
+        <w:t xml:space="preserve"> </w:t>
+      </w:r>
+      <w:r>
+        <w:t xml:space="preserve">(one file) and</w:t>
+      </w:r>
+      <w:r>
+        <w:t xml:space="preserve"> </w:t>
+      </w:r>
+      <w:r>
+        <w:rPr>
+          <w:b/>
+          <w:bCs/>
+        </w:rPr>
+        <w:t xml:space="preserve">Download All</w:t>
+      </w:r>
+      <w:r>
+        <w:t xml:space="preserve"> </w:t>
+      </w:r>
+      <w:r>
+        <w:t xml:space="preserve">(a zip of every output).</w:t>
+      </w:r>
+    </w:p>
+    <w:p>
+      <w:pPr>
+        <w:pStyle w:val="Compact"/>
+        <w:numPr>
+          <w:ilvl w:val="1"/>
+          <w:numId w:val="1017"/>
         </w:numPr>
       </w:pPr>
       <w:r>
@@ -6406,7 +6512,7 @@
         <w:pStyle w:val="Compact"/>
         <w:numPr>
           <w:ilvl w:val="0"/>
-          <w:numId w:val="1014"/>
+          <w:numId w:val="1015"/>
         </w:numPr>
       </w:pPr>
       <w:r>
@@ -6499,7 +6605,7 @@
         <w:pStyle w:val="Compact"/>
         <w:numPr>
           <w:ilvl w:val="0"/>
-          <w:numId w:val="1014"/>
+          <w:numId w:val="1015"/>
         </w:numPr>
       </w:pPr>
       <w:r>
@@ -6541,7 +6647,7 @@
         <w:pStyle w:val="Compact"/>
         <w:numPr>
           <w:ilvl w:val="0"/>
-          <w:numId w:val="1014"/>
+          <w:numId w:val="1015"/>
         </w:numPr>
       </w:pPr>
       <w:r>
@@ -6587,9 +6693,9 @@
         <w:t xml:space="preserve">after class (Automations → Manage schedules) so it doesn't keep consuming usage.</w:t>
       </w:r>
     </w:p>
-    <w:bookmarkEnd w:id="38"/>
     <w:bookmarkEnd w:id="39"/>
-    <w:bookmarkStart w:id="49" w:name="appendix"/>
+    <w:bookmarkEnd w:id="40"/>
+    <w:bookmarkStart w:id="50" w:name="appendix"/>
     <w:p>
       <w:pPr>
         <w:pStyle w:val="Heading2"/>
@@ -6628,47 +6734,13 @@
         <w:t xml:space="preserve">if time allows, or share them after the workshop; preserve wrap-up and schedule cleanup.</w:t>
       </w:r>
     </w:p>
-    <w:bookmarkStart w:id="40" w:name="facilitation--troubleshooting"/>
+    <w:bookmarkStart w:id="41" w:name="facilitation--troubleshooting"/>
     <w:p>
       <w:pPr>
         <w:pStyle w:val="Heading3"/>
       </w:pPr>
       <w:r>
         <w:t xml:space="preserve">Facilitation &amp; troubleshooting</w:t>
-      </w:r>
-    </w:p>
-    <w:p>
-      <w:pPr>
-        <w:pStyle w:val="Compact"/>
-        <w:numPr>
-          <w:ilvl w:val="0"/>
-          <w:numId w:val="1017"/>
-        </w:numPr>
-      </w:pPr>
-      <w:r>
-        <w:t xml:space="preserve">This instructor reference is in the Appendix after the required closing and cleanup slides.</w:t>
-      </w:r>
-    </w:p>
-    <w:p>
-      <w:pPr>
-        <w:pStyle w:val="Compact"/>
-        <w:numPr>
-          <w:ilvl w:val="0"/>
-          <w:numId w:val="1017"/>
-        </w:numPr>
-      </w:pPr>
-      <w:r>
-        <w:t xml:space="preserve">Use its fallback guidance for common blockers, and the readiness checklist for pre-session setup.</w:t>
-      </w:r>
-    </w:p>
-    <w:bookmarkEnd w:id="40"/>
-    <w:bookmarkStart w:id="41" w:name="what-youll-be-able-to-do-by-the-end"/>
-    <w:p>
-      <w:pPr>
-        <w:pStyle w:val="Heading3"/>
-      </w:pPr>
-      <w:r>
-        <w:t xml:space="preserve">What you'll be able to do by the end</w:t>
       </w:r>
     </w:p>
     <w:p>
@@ -6680,19 +6752,7 @@
         </w:numPr>
       </w:pPr>
       <w:r>
-        <w:t xml:space="preserve">Use the learning-objectives slide after Exercise 8 as an optional recap of the six outcomes:</w:t>
-      </w:r>
-      <w:r>
-        <w:t xml:space="preserve"> </w:t>
-      </w:r>
-      <w:r>
-        <w:t xml:space="preserve">choose the right tool, delegate safely, ground in real content, package repeatable work,</w:t>
-      </w:r>
-      <w:r>
-        <w:t xml:space="preserve"> </w:t>
-      </w:r>
-      <w:r>
-        <w:t xml:space="preserve">build a no-code agent, and apply HR guardrails.</w:t>
+        <w:t xml:space="preserve">This instructor reference is in the Appendix after the required closing and cleanup slides.</w:t>
       </w:r>
     </w:p>
     <w:p>
@@ -6704,23 +6764,17 @@
         </w:numPr>
       </w:pPr>
       <w:r>
-        <w:t xml:space="preserve">Skip the slide if time is short; preserve wrap-up and schedule cleanup. The objectives remain</w:t>
-      </w:r>
-      <w:r>
-        <w:t xml:space="preserve"> </w:t>
-      </w:r>
-      <w:r>
-        <w:t xml:space="preserve">in the README and workbook for reference.</w:t>
+        <w:t xml:space="preserve">Use its fallback guidance for common blockers, and the readiness checklist for pre-session setup.</w:t>
       </w:r>
     </w:p>
     <w:bookmarkEnd w:id="41"/>
-    <w:bookmarkStart w:id="42" w:name="workshop-kit--download-links"/>
+    <w:bookmarkStart w:id="42" w:name="what-youll-be-able-to-do-by-the-end"/>
     <w:p>
       <w:pPr>
         <w:pStyle w:val="Heading3"/>
       </w:pPr>
       <w:r>
-        <w:t xml:space="preserve">Workshop kit / Download links</w:t>
+        <w:t xml:space="preserve">What you'll be able to do by the end</w:t>
       </w:r>
     </w:p>
     <w:p>
@@ -6732,29 +6786,47 @@
         </w:numPr>
       </w:pPr>
       <w:r>
-        <w:t xml:space="preserve">Use the kit slide after Exercise 8 for take-away downloads, or share it after the workshop.</w:t>
-      </w:r>
-      <w:r>
-        <w:t xml:space="preserve"> </w:t>
-      </w:r>
-      <w:r>
-        <w:t xml:space="preserve">Setup files must already be available through the invitation or shared Teams/SharePoint folder;</w:t>
-      </w:r>
-      <w:r>
-        <w:t xml:space="preserve"> </w:t>
-      </w:r>
-      <w:r>
-        <w:t xml:space="preserve">don't wait until this optional section to distribute the workbook and sample-data zip.</w:t>
+        <w:t xml:space="preserve">Use the learning-objectives slide after Exercise 8 as an optional recap of the six outcomes:</w:t>
+      </w:r>
+      <w:r>
+        <w:t xml:space="preserve"> </w:t>
+      </w:r>
+      <w:r>
+        <w:t xml:space="preserve">choose the right tool, delegate safely, ground in real content, package repeatable work,</w:t>
+      </w:r>
+      <w:r>
+        <w:t xml:space="preserve"> </w:t>
+      </w:r>
+      <w:r>
+        <w:t xml:space="preserve">build a no-code agent, and apply HR guardrails.</w:t>
+      </w:r>
+    </w:p>
+    <w:p>
+      <w:pPr>
+        <w:pStyle w:val="Compact"/>
+        <w:numPr>
+          <w:ilvl w:val="0"/>
+          <w:numId w:val="1019"/>
+        </w:numPr>
+      </w:pPr>
+      <w:r>
+        <w:t xml:space="preserve">Skip the slide if time is short; preserve wrap-up and schedule cleanup. The objectives remain</w:t>
+      </w:r>
+      <w:r>
+        <w:t xml:space="preserve"> </w:t>
+      </w:r>
+      <w:r>
+        <w:t xml:space="preserve">in the README and workbook for reference.</w:t>
       </w:r>
     </w:p>
     <w:bookmarkEnd w:id="42"/>
-    <w:bookmarkStart w:id="43" w:name="X0bf36d48216dd308d3c468d546a0f327e3a26ed"/>
+    <w:bookmarkStart w:id="43" w:name="workshop-kit--download-links"/>
     <w:p>
       <w:pPr>
         <w:pStyle w:val="Heading3"/>
       </w:pPr>
       <w:r>
-        <w:t xml:space="preserve">Cowork settings — Edge browsing &amp; Copilot Credits</w:t>
+        <w:t xml:space="preserve">Workshop kit / Download links</w:t>
       </w:r>
     </w:p>
     <w:p>
@@ -6766,26 +6838,29 @@
         </w:numPr>
       </w:pPr>
       <w:r>
-        <w:t xml:space="preserve">Use the Appendix slide and its browser-settings and spending-policy screenshots as setup references.</w:t>
-      </w:r>
-      <w:r>
-        <w:t xml:space="preserve"> </w:t>
-      </w:r>
-      <w:r>
-        <w:t xml:space="preserve">Browser access and credit availability must be checked</w:t>
-      </w:r>
-      <w:r>
-        <w:t xml:space="preserve"> </w:t>
-      </w:r>
-      <w:r>
-        <w:rPr>
-          <w:b/>
-          <w:bCs/>
-        </w:rPr>
-        <w:t xml:space="preserve">before training</w:t>
-      </w:r>
-      <w:r>
-        <w:t xml:space="preserve">, not after Exercise 8.</w:t>
+        <w:t xml:space="preserve">Use the kit slide after Exercise 8 for take-away downloads, or share it after the workshop.</w:t>
+      </w:r>
+      <w:r>
+        <w:t xml:space="preserve"> </w:t>
+      </w:r>
+      <w:r>
+        <w:t xml:space="preserve">Setup files must already be available through the invitation or shared Teams/SharePoint folder;</w:t>
+      </w:r>
+      <w:r>
+        <w:t xml:space="preserve"> </w:t>
+      </w:r>
+      <w:r>
+        <w:t xml:space="preserve">don't wait until this optional section to distribute the workbook and sample-data zip.</w:t>
+      </w:r>
+    </w:p>
+    <w:bookmarkEnd w:id="43"/>
+    <w:bookmarkStart w:id="44" w:name="X0bf36d48216dd308d3c468d546a0f327e3a26ed"/>
+    <w:p>
+      <w:pPr>
+        <w:pStyle w:val="Heading3"/>
+      </w:pPr>
+      <w:r>
+        <w:t xml:space="preserve">Cowork settings — Edge browsing &amp; Copilot Credits</w:t>
       </w:r>
     </w:p>
     <w:p>
@@ -6793,23 +6868,30 @@
         <w:pStyle w:val="Compact"/>
         <w:numPr>
           <w:ilvl w:val="0"/>
-          <w:numId w:val="1020"/>
+          <w:numId w:val="1021"/>
         </w:numPr>
       </w:pPr>
       <w:r>
-        <w:t xml:space="preserve">Host/admin: enable usage-based billing, include attendees in an enabled policy selecting Cowork,</w:t>
-      </w:r>
-      <w:r>
-        <w:t xml:space="preserve"> </w:t>
-      </w:r>
-      <w:r>
-        <w:t xml:space="preserve">and confirm enough remaining policy budget and user/group credits for the exercises and retries.</w:t>
-      </w:r>
-      <w:r>
-        <w:t xml:space="preserve"> </w:t>
-      </w:r>
-      <w:r>
-        <w:t xml:space="preserve">Estimate and dry-run the workshop; do not treat the screenshot's unlimited spending as guidance.</w:t>
+        <w:t xml:space="preserve">Use the Appendix slide and its browser-settings and spending-policy screenshots as setup references.</w:t>
+      </w:r>
+      <w:r>
+        <w:t xml:space="preserve"> </w:t>
+      </w:r>
+      <w:r>
+        <w:t xml:space="preserve">Browser access and credit availability must be checked</w:t>
+      </w:r>
+      <w:r>
+        <w:t xml:space="preserve"> </w:t>
+      </w:r>
+      <w:r>
+        <w:rPr>
+          <w:b/>
+          <w:bCs/>
+        </w:rPr>
+        <w:t xml:space="preserve">before training</w:t>
+      </w:r>
+      <w:r>
+        <w:t xml:space="preserve">, not after Exercise 8.</w:t>
       </w:r>
     </w:p>
     <w:p>
@@ -6817,33 +6899,23 @@
         <w:pStyle w:val="Compact"/>
         <w:numPr>
           <w:ilvl w:val="0"/>
-          <w:numId w:val="1020"/>
+          <w:numId w:val="1021"/>
         </w:numPr>
       </w:pPr>
       <w:r>
-        <w:t xml:space="preserve">Enable Cowork Browsing for attendees. Each user needs Edge 152+, a matching work-account profile,</w:t>
-      </w:r>
-      <w:r>
-        <w:t xml:space="preserve"> </w:t>
-      </w:r>
-      <w:r>
-        <w:t xml:space="preserve">and</w:t>
-      </w:r>
-      <w:r>
-        <w:t xml:space="preserve"> </w:t>
-      </w:r>
-      <w:r>
-        <w:rPr>
-          <w:b/>
-          <w:bCs/>
-        </w:rPr>
-        <w:t xml:space="preserve">Allow Cowork to take actions on your behalf</w:t>
-      </w:r>
-      <w:r>
-        <w:t xml:space="preserve"> </w:t>
-      </w:r>
-      <w:r>
-        <w:t xml:space="preserve">enabled in Edge Settings.</w:t>
+        <w:t xml:space="preserve">Host/admin: enable usage-based billing, include attendees in an enabled policy selecting Cowork,</w:t>
+      </w:r>
+      <w:r>
+        <w:t xml:space="preserve"> </w:t>
+      </w:r>
+      <w:r>
+        <w:t xml:space="preserve">and confirm enough remaining policy budget and user/group credits for the exercises and retries.</w:t>
+      </w:r>
+      <w:r>
+        <w:t xml:space="preserve"> </w:t>
+      </w:r>
+      <w:r>
+        <w:t xml:space="preserve">Estimate and dry-run the workshop; do not treat the screenshot's unlimited spending as guidance.</w:t>
       </w:r>
     </w:p>
     <w:p>
@@ -6851,7 +6923,41 @@
         <w:pStyle w:val="Compact"/>
         <w:numPr>
           <w:ilvl w:val="0"/>
-          <w:numId w:val="1020"/>
+          <w:numId w:val="1021"/>
+        </w:numPr>
+      </w:pPr>
+      <w:r>
+        <w:t xml:space="preserve">Enable Cowork Browsing for attendees. Each user needs Edge 152+, a matching work-account profile,</w:t>
+      </w:r>
+      <w:r>
+        <w:t xml:space="preserve"> </w:t>
+      </w:r>
+      <w:r>
+        <w:t xml:space="preserve">and</w:t>
+      </w:r>
+      <w:r>
+        <w:t xml:space="preserve"> </w:t>
+      </w:r>
+      <w:r>
+        <w:rPr>
+          <w:b/>
+          <w:bCs/>
+        </w:rPr>
+        <w:t xml:space="preserve">Allow Cowork to take actions on your behalf</w:t>
+      </w:r>
+      <w:r>
+        <w:t xml:space="preserve"> </w:t>
+      </w:r>
+      <w:r>
+        <w:t xml:space="preserve">enabled in Edge Settings.</w:t>
+      </w:r>
+    </w:p>
+    <w:p>
+      <w:pPr>
+        <w:pStyle w:val="Compact"/>
+        <w:numPr>
+          <w:ilvl w:val="0"/>
+          <w:numId w:val="1021"/>
         </w:numPr>
       </w:pPr>
       <w:r>
@@ -6877,7 +6983,7 @@
       <w:r>
         <w:t xml:space="preserve"> </w:t>
       </w:r>
-      <w:hyperlink r:id="rId27">
+      <w:hyperlink r:id="rId28">
         <w:r>
           <w:rPr>
             <w:rStyle w:val="Hyperlink"/>
@@ -6889,8 +6995,8 @@
         <w:t xml:space="preserve">.</w:t>
       </w:r>
     </w:p>
-    <w:bookmarkEnd w:id="43"/>
-    <w:bookmarkStart w:id="45" w:name="X114086bd416c0b940fb68493f2e3dd92e77e083"/>
+    <w:bookmarkEnd w:id="44"/>
+    <w:bookmarkStart w:id="46" w:name="X114086bd416c0b940fb68493f2e3dd92e77e083"/>
     <w:p>
       <w:pPr>
         <w:pStyle w:val="Heading3"/>
@@ -6904,7 +7010,7 @@
         <w:pStyle w:val="Compact"/>
         <w:numPr>
           <w:ilvl w:val="0"/>
-          <w:numId w:val="1021"/>
+          <w:numId w:val="1022"/>
         </w:numPr>
       </w:pPr>
       <w:r>
@@ -6929,7 +7035,7 @@
       <w:r>
         <w:t xml:space="preserve"> </w:t>
       </w:r>
-      <w:hyperlink r:id="rId44">
+      <w:hyperlink r:id="rId45">
         <w:r>
           <w:rPr>
             <w:rStyle w:val="Hyperlink"/>
@@ -6946,7 +7052,7 @@
         <w:pStyle w:val="Compact"/>
         <w:numPr>
           <w:ilvl w:val="0"/>
-          <w:numId w:val="1021"/>
+          <w:numId w:val="1022"/>
         </w:numPr>
       </w:pPr>
       <w:r>
@@ -7025,34 +7131,6 @@
       </w:r>
       <w:r>
         <w:t xml:space="preserve">section.</w:t>
-      </w:r>
-    </w:p>
-    <w:p>
-      <w:pPr>
-        <w:pStyle w:val="Compact"/>
-        <w:numPr>
-          <w:ilvl w:val="0"/>
-          <w:numId w:val="1021"/>
-        </w:numPr>
-      </w:pPr>
-      <w:r>
-        <w:t xml:space="preserve">This detailed walkthrough is outside the required agenda. Keep brief safety reminders during</w:t>
-      </w:r>
-      <w:r>
-        <w:t xml:space="preserve"> </w:t>
-      </w:r>
-      <w:r>
-        <w:t xml:space="preserve">exercises, and skip the optional walkthrough if needed to preserve wrap-up and cleanup.</w:t>
-      </w:r>
-    </w:p>
-    <w:bookmarkEnd w:id="45"/>
-    <w:bookmarkStart w:id="46" w:name="Xd96db79b637b6f00313f6b4772441423be0dd5e"/>
-    <w:p>
-      <w:pPr>
-        <w:pStyle w:val="Heading3"/>
-      </w:pPr>
-      <w:r>
-        <w:t xml:space="preserve">Customize instructions for Cowork (after Exercise 8, if time allows)</w:t>
       </w:r>
     </w:p>
     <w:p>
@@ -7064,13 +7142,23 @@
         </w:numPr>
       </w:pPr>
       <w:r>
-        <w:t xml:space="preserve">This is optional, outside the required 155-minute agenda. Skip it when time is short; preserve</w:t>
-      </w:r>
-      <w:r>
-        <w:t xml:space="preserve"> </w:t>
-      </w:r>
-      <w:r>
-        <w:t xml:space="preserve">the wrap-up and schedule cleanup.</w:t>
+        <w:t xml:space="preserve">This detailed walkthrough is outside the required agenda. Keep brief safety reminders during</w:t>
+      </w:r>
+      <w:r>
+        <w:t xml:space="preserve"> </w:t>
+      </w:r>
+      <w:r>
+        <w:t xml:space="preserve">exercises, and skip the optional walkthrough if needed to preserve wrap-up and cleanup.</w:t>
+      </w:r>
+    </w:p>
+    <w:bookmarkEnd w:id="46"/>
+    <w:bookmarkStart w:id="47" w:name="Xd96db79b637b6f00313f6b4772441423be0dd5e"/>
+    <w:p>
+      <w:pPr>
+        <w:pStyle w:val="Heading3"/>
+      </w:pPr>
+      <w:r>
+        <w:t xml:space="preserve">Customize instructions for Cowork (after Exercise 8, if time allows)</w:t>
       </w:r>
     </w:p>
     <w:p>
@@ -7078,10 +7166,28 @@
         <w:pStyle w:val="Compact"/>
         <w:numPr>
           <w:ilvl w:val="0"/>
-          <w:numId w:val="1022"/>
+          <w:numId w:val="1023"/>
         </w:numPr>
       </w:pPr>
       <w:r>
+        <w:t xml:space="preserve">This is optional, outside the required 155-minute agenda. Skip it when time is short; preserve</w:t>
+      </w:r>
+      <w:r>
+        <w:t xml:space="preserve"> </w:t>
+      </w:r>
+      <w:r>
+        <w:t xml:space="preserve">the wrap-up and schedule cleanup.</w:t>
+      </w:r>
+    </w:p>
+    <w:p>
+      <w:pPr>
+        <w:pStyle w:val="Compact"/>
+        <w:numPr>
+          <w:ilvl w:val="0"/>
+          <w:numId w:val="1023"/>
+        </w:numPr>
+      </w:pPr>
+      <w:r>
         <w:t xml:space="preserve">Use the deck's</w:t>
       </w:r>
       <w:r>
@@ -7103,7 +7209,7 @@
       <w:r>
         <w:t xml:space="preserve"> </w:t>
       </w:r>
-      <w:hyperlink r:id="rId44">
+      <w:hyperlink r:id="rId45">
         <w:r>
           <w:rPr>
             <w:rStyle w:val="Hyperlink"/>
@@ -7120,7 +7226,7 @@
         <w:pStyle w:val="Compact"/>
         <w:numPr>
           <w:ilvl w:val="0"/>
-          <w:numId w:val="1022"/>
+          <w:numId w:val="1023"/>
         </w:numPr>
       </w:pPr>
       <w:r>
@@ -7157,34 +7263,6 @@
       </w:r>
       <w:r>
         <w:t xml:space="preserve">. It applies to future tasks, not earlier ones.</w:t>
-      </w:r>
-    </w:p>
-    <w:p>
-      <w:pPr>
-        <w:pStyle w:val="Compact"/>
-        <w:numPr>
-          <w:ilvl w:val="0"/>
-          <w:numId w:val="1022"/>
-        </w:numPr>
-      </w:pPr>
-      <w:r>
-        <w:t xml:space="preserve">Keep preferences short and personal. Choose one role sample, rather than stacking all of them.</w:t>
-      </w:r>
-      <w:r>
-        <w:t xml:space="preserve"> </w:t>
-      </w:r>
-      <w:r>
-        <w:t xml:space="preserve">Clear or adapt the Zava instructions before returning to real work.</w:t>
-      </w:r>
-    </w:p>
-    <w:bookmarkEnd w:id="46"/>
-    <w:bookmarkStart w:id="48" w:name="X4d50050e2fcb0cfc72f8fb4ca04685ffd234a1f"/>
-    <w:p>
-      <w:pPr>
-        <w:pStyle w:val="Heading3"/>
-      </w:pPr>
-      <w:r>
-        <w:t xml:space="preserve">Responsible use — the golden rules (optional recap after Exercise 8)</w:t>
       </w:r>
     </w:p>
     <w:p>
@@ -7196,32 +7274,23 @@
         </w:numPr>
       </w:pPr>
       <w:r>
-        <w:t xml:space="preserve">The detailed slide is in the</w:t>
-      </w:r>
-      <w:r>
-        <w:t xml:space="preserve"> </w:t>
-      </w:r>
-      <w:r>
-        <w:rPr>
-          <w:b/>
-          <w:bCs/>
-        </w:rPr>
-        <w:t xml:space="preserve">Appendix</w:t>
-      </w:r>
-      <w:r>
-        <w:t xml:space="preserve">. Use it if time allows, or share it after the workshop.</w:t>
-      </w:r>
-      <w:r>
-        <w:t xml:space="preserve"> </w:t>
-      </w:r>
-      <w:r>
-        <w:t xml:space="preserve">The rules themselves still apply to every exercise: draft, review, approve one action at a time,</w:t>
-      </w:r>
-      <w:r>
-        <w:t xml:space="preserve"> </w:t>
-      </w:r>
-      <w:r>
-        <w:t xml:space="preserve">keep real data private, and cite and confirm policy answers.</w:t>
+        <w:t xml:space="preserve">Keep preferences short and personal. Choose one role sample, rather than stacking all of them.</w:t>
+      </w:r>
+      <w:r>
+        <w:t xml:space="preserve"> </w:t>
+      </w:r>
+      <w:r>
+        <w:t xml:space="preserve">Clear or adapt the Zava instructions before returning to real work.</w:t>
+      </w:r>
+    </w:p>
+    <w:bookmarkEnd w:id="47"/>
+    <w:bookmarkStart w:id="49" w:name="X4d50050e2fcb0cfc72f8fb4ca04685ffd234a1f"/>
+    <w:p>
+      <w:pPr>
+        <w:pStyle w:val="Heading3"/>
+      </w:pPr>
+      <w:r>
+        <w:t xml:space="preserve">Responsible use — the golden rules (optional recap after Exercise 8)</w:t>
       </w:r>
     </w:p>
     <w:p>
@@ -7229,16 +7298,53 @@
         <w:pStyle w:val="Compact"/>
         <w:numPr>
           <w:ilvl w:val="0"/>
-          <w:numId w:val="1023"/>
+          <w:numId w:val="1024"/>
         </w:numPr>
       </w:pPr>
       <w:r>
+        <w:t xml:space="preserve">The detailed slide is in the</w:t>
+      </w:r>
+      <w:r>
+        <w:t xml:space="preserve"> </w:t>
+      </w:r>
+      <w:r>
+        <w:rPr>
+          <w:b/>
+          <w:bCs/>
+        </w:rPr>
+        <w:t xml:space="preserve">Appendix</w:t>
+      </w:r>
+      <w:r>
+        <w:t xml:space="preserve">. Use it if time allows, or share it after the workshop.</w:t>
+      </w:r>
+      <w:r>
+        <w:t xml:space="preserve"> </w:t>
+      </w:r>
+      <w:r>
+        <w:t xml:space="preserve">The rules themselves still apply to every exercise: draft, review, approve one action at a time,</w:t>
+      </w:r>
+      <w:r>
+        <w:t xml:space="preserve"> </w:t>
+      </w:r>
+      <w:r>
+        <w:t xml:space="preserve">keep real data private, and cite and confirm policy answers.</w:t>
+      </w:r>
+    </w:p>
+    <w:p>
+      <w:pPr>
+        <w:pStyle w:val="Compact"/>
+        <w:numPr>
+          <w:ilvl w:val="0"/>
+          <w:numId w:val="1024"/>
+        </w:numPr>
+      </w:pPr>
+      <w:r>
         <w:t xml:space="preserve">See</w:t>
       </w:r>
       <w:r>
         <w:t xml:space="preserve"> </w:t>
       </w:r>
-      <w:hyperlink r:id="rId47">
+      <w:hyperlink r:id="rId48">
         <w:r>
           <w:rPr>
             <w:rStyle w:val="Hyperlink"/>
@@ -7250,9 +7356,9 @@
         <w:t xml:space="preserve">.</w:t>
       </w:r>
     </w:p>
-    <w:bookmarkEnd w:id="48"/>
     <w:bookmarkEnd w:id="49"/>
-    <w:bookmarkStart w:id="52" w:name="closing"/>
+    <w:bookmarkEnd w:id="50"/>
+    <w:bookmarkStart w:id="53" w:name="closing"/>
     <w:p>
       <w:pPr>
         <w:pStyle w:val="Heading2"/>
@@ -7261,7 +7367,7 @@
         <w:t xml:space="preserve">Closing</w:t>
       </w:r>
     </w:p>
-    <w:bookmarkStart w:id="51" w:name="wrap-up-230235"/>
+    <w:bookmarkStart w:id="52" w:name="wrap-up-230235"/>
     <w:p>
       <w:pPr>
         <w:pStyle w:val="Heading3"/>
@@ -7275,7 +7381,7 @@
         <w:pStyle w:val="Compact"/>
         <w:numPr>
           <w:ilvl w:val="0"/>
-          <w:numId w:val="1024"/>
+          <w:numId w:val="1025"/>
         </w:numPr>
       </w:pPr>
       <w:r>
@@ -7287,7 +7393,7 @@
         <w:pStyle w:val="Compact"/>
         <w:numPr>
           <w:ilvl w:val="0"/>
-          <w:numId w:val="1024"/>
+          <w:numId w:val="1025"/>
         </w:numPr>
       </w:pPr>
       <w:r>
@@ -7318,7 +7424,7 @@
         <w:pStyle w:val="Compact"/>
         <w:numPr>
           <w:ilvl w:val="0"/>
-          <w:numId w:val="1024"/>
+          <w:numId w:val="1025"/>
         </w:numPr>
       </w:pPr>
       <w:r>
@@ -7352,7 +7458,7 @@
         <w:pStyle w:val="Compact"/>
         <w:numPr>
           <w:ilvl w:val="0"/>
-          <w:numId w:val="1024"/>
+          <w:numId w:val="1025"/>
         </w:numPr>
       </w:pPr>
       <w:r>
@@ -7380,7 +7486,7 @@
       <w:r>
         <w:t xml:space="preserve"> </w:t>
       </w:r>
-      <w:hyperlink r:id="rId44">
+      <w:hyperlink r:id="rId45">
         <w:r>
           <w:rPr>
             <w:rStyle w:val="Hyperlink"/>
@@ -7412,7 +7518,7 @@
         <w:pStyle w:val="Compact"/>
         <w:numPr>
           <w:ilvl w:val="0"/>
-          <w:numId w:val="1024"/>
+          <w:numId w:val="1025"/>
         </w:numPr>
       </w:pPr>
       <w:r>
@@ -7421,7 +7527,7 @@
       <w:r>
         <w:t xml:space="preserve"> </w:t>
       </w:r>
-      <w:hyperlink r:id="rId47">
+      <w:hyperlink r:id="rId48">
         <w:r>
           <w:rPr>
             <w:rStyle w:val="Hyperlink"/>
@@ -7438,7 +7544,7 @@
         <w:pStyle w:val="Compact"/>
         <w:numPr>
           <w:ilvl w:val="0"/>
-          <w:numId w:val="1024"/>
+          <w:numId w:val="1025"/>
         </w:numPr>
       </w:pPr>
       <w:r>
@@ -7447,7 +7553,7 @@
       <w:r>
         <w:t xml:space="preserve"> </w:t>
       </w:r>
-      <w:hyperlink r:id="rId50">
+      <w:hyperlink r:id="rId51">
         <w:r>
           <w:rPr>
             <w:rStyle w:val="Hyperlink"/>
@@ -7467,7 +7573,7 @@
         <w:pStyle w:val="Compact"/>
         <w:numPr>
           <w:ilvl w:val="0"/>
-          <w:numId w:val="1024"/>
+          <w:numId w:val="1025"/>
         </w:numPr>
       </w:pPr>
       <w:r>
@@ -7479,7 +7585,7 @@
         <w:pStyle w:val="Compact"/>
         <w:numPr>
           <w:ilvl w:val="0"/>
-          <w:numId w:val="1024"/>
+          <w:numId w:val="1025"/>
         </w:numPr>
       </w:pPr>
       <w:r>
@@ -7491,7 +7597,7 @@
         <w:pStyle w:val="Compact"/>
         <w:numPr>
           <w:ilvl w:val="0"/>
-          <w:numId w:val="1024"/>
+          <w:numId w:val="1025"/>
         </w:numPr>
       </w:pPr>
       <w:r>
@@ -7510,7 +7616,7 @@
       <w:r>
         <w:t xml:space="preserve"> </w:t>
       </w:r>
-      <w:hyperlink r:id="rId33">
+      <w:hyperlink r:id="rId34">
         <w:r>
           <w:rPr>
             <w:rStyle w:val="Hyperlink"/>
@@ -7531,9 +7637,9 @@
         <w:t xml:space="preserve">survey, and 30-day adoption plan).</w:t>
       </w:r>
     </w:p>
-    <w:bookmarkEnd w:id="51"/>
     <w:bookmarkEnd w:id="52"/>
-    <w:bookmarkStart w:id="53" w:name="troubleshooting-triage-hand-to-proctors"/>
+    <w:bookmarkEnd w:id="53"/>
+    <w:bookmarkStart w:id="54" w:name="troubleshooting-triage-hand-to-proctors"/>
     <w:p>
       <w:pPr>
         <w:pStyle w:val="Heading2"/>
@@ -8925,7 +9031,7 @@
               </w:rPr>
               <w:t xml:space="preserve"> </w:t>
             </w:r>
-            <w:hyperlink r:id="rId44">
+            <w:hyperlink r:id="rId45">
               <w:r>
                 <w:rPr>
                   <w:rStyle w:val="Hyperlink"/>
@@ -9024,8 +9130,8 @@
         </w:tc>
       </w:tr>
     </w:tbl>
-    <w:bookmarkEnd w:id="53"/>
-    <w:bookmarkStart w:id="54" w:name="time-checks-and-what-to-cut"/>
+    <w:bookmarkEnd w:id="54"/>
+    <w:bookmarkStart w:id="55" w:name="time-checks-and-what-to-cut"/>
     <w:p>
       <w:pPr>
         <w:pStyle w:val="Heading2"/>
@@ -9612,7 +9718,7 @@
       <w:r>
         <w:t xml:space="preserve"> </w:t>
       </w:r>
-      <w:hyperlink r:id="rId44">
+      <w:hyperlink r:id="rId45">
         <w:r>
           <w:rPr>
             <w:rStyle w:val="Hyperlink"/>
@@ -9626,7 +9732,7 @@
       <w:r>
         <w:t xml:space="preserve"> </w:t>
       </w:r>
-      <w:hyperlink r:id="rId50">
+      <w:hyperlink r:id="rId51">
         <w:r>
           <w:rPr>
             <w:rStyle w:val="Hyperlink"/>
@@ -9638,8 +9744,8 @@
         <w:t xml:space="preserve">.</w:t>
       </w:r>
     </w:p>
-    <w:bookmarkEnd w:id="54"/>
-    <w:bookmarkStart w:id="55" w:name="pacing-tips-for-25-people"/>
+    <w:bookmarkEnd w:id="55"/>
+    <w:bookmarkStart w:id="56" w:name="pacing-tips-for-25-people"/>
     <w:p>
       <w:pPr>
         <w:pStyle w:val="Heading2"/>
@@ -9653,7 +9759,7 @@
         <w:pStyle w:val="Compact"/>
         <w:numPr>
           <w:ilvl w:val="0"/>
-          <w:numId w:val="1025"/>
+          <w:numId w:val="1026"/>
         </w:numPr>
       </w:pPr>
       <w:r>
@@ -9687,7 +9793,7 @@
         <w:pStyle w:val="Compact"/>
         <w:numPr>
           <w:ilvl w:val="0"/>
-          <w:numId w:val="1025"/>
+          <w:numId w:val="1026"/>
         </w:numPr>
       </w:pPr>
       <w:r>
@@ -9712,7 +9818,7 @@
       <w:r>
         <w:t xml:space="preserve"> </w:t>
       </w:r>
-      <w:hyperlink r:id="rId44">
+      <w:hyperlink r:id="rId45">
         <w:r>
           <w:rPr>
             <w:rStyle w:val="Hyperlink"/>
@@ -9735,7 +9841,7 @@
         <w:pStyle w:val="Compact"/>
         <w:numPr>
           <w:ilvl w:val="0"/>
-          <w:numId w:val="1025"/>
+          <w:numId w:val="1026"/>
         </w:numPr>
       </w:pPr>
       <w:r>
@@ -9756,58 +9862,6 @@
       </w:r>
       <w:r>
         <w:t xml:space="preserve">it and keep moving; a proctor follows up.</w:t>
-      </w:r>
-    </w:p>
-    <w:p>
-      <w:pPr>
-        <w:pStyle w:val="Compact"/>
-        <w:numPr>
-          <w:ilvl w:val="0"/>
-          <w:numId w:val="1025"/>
-        </w:numPr>
-      </w:pPr>
-      <w:r>
-        <w:t xml:space="preserve">Timings are guidance; if you're running long, keep everyone on the required tasks (the optional</w:t>
-      </w:r>
-      <w:r>
-        <w:t xml:space="preserve"> </w:t>
-      </w:r>
-      <w:r>
-        <w:t xml:space="preserve">1c, 2b, 5b, 5c, and 6c are for fast finishers) and/or run Ex 7 as a</w:t>
-      </w:r>
-      <w:r>
-        <w:t xml:space="preserve"> </w:t>
-      </w:r>
-      <w:r>
-        <w:rPr>
-          <w:b/>
-          <w:bCs/>
-        </w:rPr>
-        <w:t xml:space="preserve">facilitator demo</w:t>
-      </w:r>
-      <w:r>
-        <w:t xml:space="preserve"> </w:t>
-      </w:r>
-      <w:r>
-        <w:t xml:space="preserve">(attendees watch, then build after) — protect Ex 3 and the Ex 7 concept.</w:t>
-      </w:r>
-    </w:p>
-    <w:bookmarkEnd w:id="55"/>
-    <w:bookmarkStart w:id="56" w:name="success-criteria"/>
-    <w:p>
-      <w:pPr>
-        <w:pStyle w:val="Heading2"/>
-      </w:pPr>
-      <w:r>
-        <w:t xml:space="preserve">Success criteria</w:t>
-      </w:r>
-    </w:p>
-    <w:p>
-      <w:pPr>
-        <w:pStyle w:val="FirstParagraph"/>
-      </w:pPr>
-      <w:r>
-        <w:t xml:space="preserve">By the end, each ready attendee has:</w:t>
       </w:r>
     </w:p>
     <w:p>
@@ -9819,23 +9873,47 @@
         </w:numPr>
       </w:pPr>
       <w:r>
-        <w:t xml:space="preserve">Understood when to use</w:t>
-      </w:r>
-      <w:r>
-        <w:t xml:space="preserve"> </w:t>
-      </w:r>
-      <w:r>
-        <w:rPr>
-          <w:b/>
-          <w:bCs/>
-        </w:rPr>
-        <w:t xml:space="preserve">Copilot Chat vs. Cowork</w:t>
-      </w:r>
-      <w:r>
-        <w:t xml:space="preserve"> </w:t>
-      </w:r>
-      <w:r>
-        <w:t xml:space="preserve">(opening segment)</w:t>
+        <w:t xml:space="preserve">Timings are guidance; if you're running long, keep everyone on the required tasks (the optional</w:t>
+      </w:r>
+      <w:r>
+        <w:t xml:space="preserve"> </w:t>
+      </w:r>
+      <w:r>
+        <w:t xml:space="preserve">1c, 2b, 5b, 5c, and 6c are for fast finishers) and/or run Ex 7 as a</w:t>
+      </w:r>
+      <w:r>
+        <w:t xml:space="preserve"> </w:t>
+      </w:r>
+      <w:r>
+        <w:rPr>
+          <w:b/>
+          <w:bCs/>
+        </w:rPr>
+        <w:t xml:space="preserve">facilitator demo</w:t>
+      </w:r>
+      <w:r>
+        <w:t xml:space="preserve"> </w:t>
+      </w:r>
+      <w:r>
+        <w:t xml:space="preserve">(attendees watch, then build after) — protect Ex 3 and the Ex 7 concept.</w:t>
+      </w:r>
+    </w:p>
+    <w:bookmarkEnd w:id="56"/>
+    <w:bookmarkStart w:id="57" w:name="success-criteria"/>
+    <w:p>
+      <w:pPr>
+        <w:pStyle w:val="Heading2"/>
+      </w:pPr>
+      <w:r>
+        <w:t xml:space="preserve">Success criteria</w:t>
+      </w:r>
+    </w:p>
+    <w:p>
+      <w:pPr>
+        <w:pStyle w:val="FirstParagraph"/>
+      </w:pPr>
+      <w:r>
+        <w:t xml:space="preserve">By the end, each ready attendee has:</w:t>
       </w:r>
     </w:p>
     <w:p>
@@ -9847,23 +9925,23 @@
         </w:numPr>
       </w:pPr>
       <w:r>
-        <w:t xml:space="preserve">Toured the Cowork UI —</w:t>
-      </w:r>
-      <w:r>
-        <w:t xml:space="preserve"> </w:t>
-      </w:r>
-      <w:r>
-        <w:rPr>
-          <w:b/>
-          <w:bCs/>
-        </w:rPr>
-        <w:t xml:space="preserve">New task, My tasks, Automations, Customize</w:t>
-      </w:r>
-      <w:r>
-        <w:t xml:space="preserve"> </w:t>
-      </w:r>
-      <w:r>
-        <w:t xml:space="preserve">(walkthrough)</w:t>
+        <w:t xml:space="preserve">Understood when to use</w:t>
+      </w:r>
+      <w:r>
+        <w:t xml:space="preserve"> </w:t>
+      </w:r>
+      <w:r>
+        <w:rPr>
+          <w:b/>
+          <w:bCs/>
+        </w:rPr>
+        <w:t xml:space="preserve">Copilot Chat vs. Cowork</w:t>
+      </w:r>
+      <w:r>
+        <w:t xml:space="preserve"> </w:t>
+      </w:r>
+      <w:r>
+        <w:t xml:space="preserve">(opening segment)</w:t>
       </w:r>
     </w:p>
     <w:p>
@@ -9875,45 +9953,23 @@
         </w:numPr>
       </w:pPr>
       <w:r>
-        <w:t xml:space="preserve">Built an</w:t>
-      </w:r>
-      <w:r>
-        <w:t xml:space="preserve"> </w:t>
-      </w:r>
-      <w:r>
-        <w:rPr>
-          <w:b/>
-          <w:bCs/>
-        </w:rPr>
-        <w:t xml:space="preserve">Executive Command Center</w:t>
-      </w:r>
-      <w:r>
-        <w:t xml:space="preserve"> </w:t>
-      </w:r>
-      <w:r>
-        <w:t xml:space="preserve">HTML dashboard, found it in the</w:t>
-      </w:r>
-      <w:r>
-        <w:t xml:space="preserve"> </w:t>
-      </w:r>
-      <w:r>
-        <w:rPr>
-          <w:b/>
-          <w:bCs/>
-        </w:rPr>
-        <w:t xml:space="preserve">Output folder</w:t>
-      </w:r>
-      <w:r>
-        <w:t xml:space="preserve"> </w:t>
-      </w:r>
-      <w:r>
-        <w:t xml:space="preserve">and</w:t>
-      </w:r>
-      <w:r>
-        <w:t xml:space="preserve"> </w:t>
-      </w:r>
-      <w:r>
-        <w:t xml:space="preserve">OneDrive → Cowork, and saved it as a skill with a schedule, approving one action at a time (Ex 8)</w:t>
+        <w:t xml:space="preserve">Toured the Cowork UI —</w:t>
+      </w:r>
+      <w:r>
+        <w:t xml:space="preserve"> </w:t>
+      </w:r>
+      <w:r>
+        <w:rPr>
+          <w:b/>
+          <w:bCs/>
+        </w:rPr>
+        <w:t xml:space="preserve">New task, My tasks, Automations, Customize</w:t>
+      </w:r>
+      <w:r>
+        <w:t xml:space="preserve"> </w:t>
+      </w:r>
+      <w:r>
+        <w:t xml:space="preserve">(walkthrough)</w:t>
       </w:r>
     </w:p>
     <w:p>
@@ -9925,13 +9981,45 @@
         </w:numPr>
       </w:pPr>
       <w:r>
-        <w:t xml:space="preserve">Produced a cited web-research briefing and 5 interview questions grounded in the job</w:t>
-      </w:r>
-      <w:r>
-        <w:t xml:space="preserve"> </w:t>
-      </w:r>
-      <w:r>
-        <w:t xml:space="preserve">description (Ex 1)</w:t>
+        <w:t xml:space="preserve">Built an</w:t>
+      </w:r>
+      <w:r>
+        <w:t xml:space="preserve"> </w:t>
+      </w:r>
+      <w:r>
+        <w:rPr>
+          <w:b/>
+          <w:bCs/>
+        </w:rPr>
+        <w:t xml:space="preserve">Executive Command Center</w:t>
+      </w:r>
+      <w:r>
+        <w:t xml:space="preserve"> </w:t>
+      </w:r>
+      <w:r>
+        <w:t xml:space="preserve">HTML dashboard, found it in the</w:t>
+      </w:r>
+      <w:r>
+        <w:t xml:space="preserve"> </w:t>
+      </w:r>
+      <w:r>
+        <w:rPr>
+          <w:b/>
+          <w:bCs/>
+        </w:rPr>
+        <w:t xml:space="preserve">Output folder</w:t>
+      </w:r>
+      <w:r>
+        <w:t xml:space="preserve"> </w:t>
+      </w:r>
+      <w:r>
+        <w:t xml:space="preserve">and</w:t>
+      </w:r>
+      <w:r>
+        <w:t xml:space="preserve"> </w:t>
+      </w:r>
+      <w:r>
+        <w:t xml:space="preserve">OneDrive → Cowork, and saved it as a skill with a schedule, approving one action at a time (Ex 8)</w:t>
       </w:r>
     </w:p>
     <w:p>
@@ -9943,23 +10031,13 @@
         </w:numPr>
       </w:pPr>
       <w:r>
-        <w:t xml:space="preserve">Had Cowork</w:t>
-      </w:r>
-      <w:r>
-        <w:t xml:space="preserve"> </w:t>
-      </w:r>
-      <w:r>
-        <w:rPr>
-          <w:b/>
-          <w:bCs/>
-        </w:rPr>
-        <w:t xml:space="preserve">navigate two websites</w:t>
-      </w:r>
-      <w:r>
-        <w:t xml:space="preserve"> </w:t>
-      </w:r>
-      <w:r>
-        <w:t xml:space="preserve">in Edge and build a linked comparison table (Ex 2)</w:t>
+        <w:t xml:space="preserve">Produced a cited web-research briefing and 5 interview questions grounded in the job</w:t>
+      </w:r>
+      <w:r>
+        <w:t xml:space="preserve"> </w:t>
+      </w:r>
+      <w:r>
+        <w:t xml:space="preserve">description (Ex 1)</w:t>
       </w:r>
     </w:p>
     <w:p>
@@ -9971,7 +10049,23 @@
         </w:numPr>
       </w:pPr>
       <w:r>
-        <w:t xml:space="preserve">Built and tested a custom skill scoring Good+ (Ex 3)</w:t>
+        <w:t xml:space="preserve">Had Cowork</w:t>
+      </w:r>
+      <w:r>
+        <w:t xml:space="preserve"> </w:t>
+      </w:r>
+      <w:r>
+        <w:rPr>
+          <w:b/>
+          <w:bCs/>
+        </w:rPr>
+        <w:t xml:space="preserve">navigate two websites</w:t>
+      </w:r>
+      <w:r>
+        <w:t xml:space="preserve"> </w:t>
+      </w:r>
+      <w:r>
+        <w:t xml:space="preserve">in Edge and build a linked comparison table (Ex 2)</w:t>
       </w:r>
     </w:p>
     <w:p>
@@ -9983,7 +10077,7 @@
         </w:numPr>
       </w:pPr>
       <w:r>
-        <w:t xml:space="preserve">Wrote an inclusive job posting and a ticket report (Ex 4)</w:t>
+        <w:t xml:space="preserve">Built and tested a custom skill scoring Good+ (Ex 3)</w:t>
       </w:r>
     </w:p>
     <w:p>
@@ -9995,7 +10089,7 @@
         </w:numPr>
       </w:pPr>
       <w:r>
-        <w:t xml:space="preserve">Built an onboarding orientation deck from the Zava files (Ex 5)</w:t>
+        <w:t xml:space="preserve">Wrote an inclusive job posting and a ticket report (Ex 4)</w:t>
       </w:r>
     </w:p>
     <w:p>
@@ -10007,7 +10101,7 @@
         </w:numPr>
       </w:pPr>
       <w:r>
-        <w:t xml:space="preserve">Created a recurring Automation and a Daily Briefing (Ex 6)</w:t>
+        <w:t xml:space="preserve">Built an onboarding orientation deck from the Zava files (Ex 5)</w:t>
       </w:r>
     </w:p>
     <w:p>
@@ -10019,6 +10113,18 @@
         </w:numPr>
       </w:pPr>
       <w:r>
+        <w:t xml:space="preserve">Created a recurring Automation and a Daily Briefing (Ex 6)</w:t>
+      </w:r>
+    </w:p>
+    <w:p>
+      <w:pPr>
+        <w:pStyle w:val="Compact"/>
+        <w:numPr>
+          <w:ilvl w:val="0"/>
+          <w:numId w:val="1036"/>
+        </w:numPr>
+      </w:pPr>
+      <w:r>
         <w:t xml:space="preserve">Built and tested an</w:t>
       </w:r>
       <w:r>
@@ -10038,8 +10144,8 @@
         <w:t xml:space="preserve">in Copilot Agent Builder (Ex 7)</w:t>
       </w:r>
     </w:p>
-    <w:bookmarkEnd w:id="56"/>
     <w:bookmarkEnd w:id="57"/>
+    <w:bookmarkEnd w:id="58"/>
     <w:sectPr>
       <w:footerReference w:type="default" r:id="rId10"/>
       <w:footnotePr>
@@ -10495,6 +10601,9 @@
     <w:abstractNumId w:val="991"/>
   </w:num>
   <w:num w:numId="1016">
+    <w:abstractNumId w:val="991"/>
+  </w:num>
+  <w:num w:numId="1017">
     <w:abstractNumId w:val="99411"/>
     <w:lvlOverride w:ilvl="0">
       <w:startOverride w:val="1"/>
@@ -10524,9 +10633,6 @@
       <w:startOverride w:val="1"/>
     </w:lvlOverride>
   </w:num>
-  <w:num w:numId="1017">
-    <w:abstractNumId w:val="991"/>
-  </w:num>
   <w:num w:numId="1018">
     <w:abstractNumId w:val="991"/>
   </w:num>
@@ -10552,7 +10658,7 @@
     <w:abstractNumId w:val="991"/>
   </w:num>
   <w:num w:numId="1026">
-    <w:abstractNumId w:val="992"/>
+    <w:abstractNumId w:val="991"/>
   </w:num>
   <w:num w:numId="1027">
     <w:abstractNumId w:val="992"/>
@@ -10579,6 +10685,9 @@
     <w:abstractNumId w:val="992"/>
   </w:num>
   <w:num w:numId="1035">
+    <w:abstractNumId w:val="992"/>
+  </w:num>
+  <w:num w:numId="1036">
     <w:abstractNumId w:val="992"/>
   </w:num>
 </w:numbering>
